--- a/2026_earwig_allometry.docx
+++ b/2026_earwig_allometry.docx
@@ -133,19 +133,9 @@
         <w:br w:type="page"/>
       </w:r>
     </w:p>
-    <w:bookmarkEnd w:id="21"/>
-    <w:bookmarkStart w:id="22" w:name="introduction"/>
-    <w:p>
-      <w:pPr>
-        <w:pStyle w:val="Heading1"/>
-      </w:pPr>
-      <w:r>
-        <w:t xml:space="preserve">Introduction</w:t>
-      </w:r>
-    </w:p>
-    <w:p>
-      <w:pPr>
-        <w:pStyle w:val="FirstParagraph"/>
+    <w:p>
+      <w:pPr>
+        <w:pStyle w:val="BodyText"/>
       </w:pPr>
       <w:r>
         <w:t xml:space="preserve">Static allometry describes how trait size scales with body size among individuals at the same developmental stage and provides a central framework for understanding the evolution of exaggerated morphology. Sexually selected weapons often exhibit positive allometry, such that larger individuals invest disproportionately more in trait size</w:t>
@@ -174,7 +164,7 @@
         <w:pStyle w:val="BodyText"/>
       </w:pPr>
       <w:r>
-        <w:t xml:space="preserve">Static allometry can diverge due to changes in the scaling exponent or the intercept. Differences in scaling exponent reflect variation in how strongly a trait responds to body size, whereas intercept divergence reflects differences in baseline trait expression at a given body size. These components need not evolve together</w:t>
+        <w:t xml:space="preserve">Static allometry is typically described by a linear relationship between log-transformed trait size and body size. In this framework, the slope (scaling exponent) describes how strongly trait size changes with body size (i.e., size-dependent exaggeration), whereas the intercept (elevation) represents expected trait size at the mean body size (given that body size is centred). Static allometry can therefore diverge through changes in either parameter. Differences in scaling exponent reflect variation in how strongly a trait responds to body size, whereas intercept divergence reflects differences in baseline trait expression at a given body size. These components need not evolve together</w:t>
       </w:r>
       <w:r>
         <w:t xml:space="preserve"> </w:t>
@@ -224,7 +214,7 @@
         <w:t xml:space="preserve"> </w:t>
       </w:r>
       <w:r>
-        <w:t xml:space="preserve">(Kochensparger et al. 2024)</w:t>
+        <w:t xml:space="preserve">(Kochensparger et al. 2024; Kelly 2026)</w:t>
       </w:r>
       <w:r>
         <w:t xml:space="preserve">.</w:t>
@@ -235,35 +225,34 @@
         <w:pStyle w:val="BodyText"/>
       </w:pPr>
       <w:r>
-        <w:t xml:space="preserve">The European earwig (</w:t>
-      </w:r>
-      <w:r>
-        <w:rPr>
-          <w:i/>
-          <w:iCs/>
-        </w:rPr>
-        <w:t xml:space="preserve">Forficula auricularia</w:t>
-      </w:r>
-      <w:r>
-        <w:t xml:space="preserve">) serves as a classic example of male weapon polymorphism. Males express discrete forceps morphs that vary considerably in size and curvature, commonly referred to as macrolabic and brachylabic forms</w:t>
-      </w:r>
-      <w:r>
-        <w:t xml:space="preserve"> </w:t>
-      </w:r>
-      <w:r>
-        <w:t xml:space="preserve">(Simmons and Tomkins 1996; Tomkins et al. 2005)</w:t>
-      </w:r>
-      <w:r>
-        <w:t xml:space="preserve">. Forceps function both as sexual weapons during male–male interactions and as defensive structures, making them traits with dual roles</w:t>
-      </w:r>
-      <w:r>
-        <w:t xml:space="preserve"> </w:t>
-      </w:r>
-      <w:r>
-        <w:t xml:space="preserve">(Kamimura 2014; Meunier 2024)</w:t>
-      </w:r>
-      <w:r>
-        <w:t xml:space="preserve">. Previous work has documented morph-specific differences in forceps exaggeration and scaling, suggesting that divergence occurs not only in absolute size but potentially in scaling architecture. Nonetheless, most studies have primarily compared static slopes, with less focus on intercept divergence, environmental sensitivity of scaling parameters, and variation among families.</w:t>
+        <w:t xml:space="preserve">Environmental conditions can influence developmental allocation and consequently reshape static allometries</w:t>
+      </w:r>
+      <w:r>
+        <w:t xml:space="preserve"> </w:t>
+      </w:r>
+      <w:r>
+        <w:t xml:space="preserve">(Emlen 1997; Frankino et al. 2005; Shingleton et al. 2007)</w:t>
+      </w:r>
+      <w:r>
+        <w:t xml:space="preserve">. Nutritional stress may decrease baseline investment in exaggerated traits, lowering intercepts, whereas social factors such as rearing density could alter competitive allocation patterns. Environmental effects on scaling exponents would indicate plasticity in the trait–body size relationship, whereas consistent slopes across environments would imply canalisation of scaling architecture</w:t>
+      </w:r>
+      <w:r>
+        <w:t xml:space="preserve"> </w:t>
+      </w:r>
+      <w:r>
+        <w:t xml:space="preserve">(Frankino et al. 2005; Shingleton et al. 2007; Nijhout and German 2012)</w:t>
+      </w:r>
+      <w:r>
+        <w:t xml:space="preserve">. Determining whether environmental variation modifies intercepts, slopes, or both is therefore crucial for evaluating the developmental flexibility of trait exaggeration. Complementary structural modelling of the same study system demonstrates that environmental effects on forceps size are transmitted both indirectly via body size and directly through trait-specific allocation, particularly in males</w:t>
+      </w:r>
+      <w:r>
+        <w:t xml:space="preserve"> </w:t>
+      </w:r>
+      <w:r>
+        <w:t xml:space="preserve">(Ozkan and Kelly submitted)</w:t>
+      </w:r>
+      <w:r>
+        <w:t xml:space="preserve">.</w:t>
       </w:r>
     </w:p>
     <w:p>
@@ -271,34 +260,25 @@
         <w:pStyle w:val="BodyText"/>
       </w:pPr>
       <w:r>
-        <w:t xml:space="preserve">Environmental conditions can influence developmental allocation and consequently reshape static allometries</w:t>
-      </w:r>
-      <w:r>
-        <w:t xml:space="preserve"> </w:t>
-      </w:r>
-      <w:r>
-        <w:t xml:space="preserve">(Emlen 1997; Frankino et al. 2005; Shingleton et al. 2007)</w:t>
-      </w:r>
-      <w:r>
-        <w:t xml:space="preserve">. Nutritional stress may decrease baseline investment in exaggerated traits, lowering intercepts, whereas social factors such as rearing density could alter competitive allocation patterns. Effects of the environment on scaling exponents would suggest plasticity in the trait-to-body size relationship, whereas consistent slopes across environments would imply canalisation of the scaling architecture</w:t>
-      </w:r>
-      <w:r>
-        <w:t xml:space="preserve"> </w:t>
-      </w:r>
-      <w:r>
-        <w:t xml:space="preserve">(Frankino et al. 2005; Shingleton et al. 2007; Nijhout and German 2012)</w:t>
-      </w:r>
-      <w:r>
-        <w:t xml:space="preserve">. Determining whether environmental variation modifies intercepts, slopes, or both is therefore crucial to evaluating the developmental flexibility of trait exaggeration. Complementary structural modelling of the same study system demonstrates that environmental effects on forceps size are transmitted both indirectly via body size and directly through trait-specific allocation, particularly in males</w:t>
-      </w:r>
-      <w:r>
-        <w:t xml:space="preserve"> </w:t>
-      </w:r>
-      <w:r>
-        <w:t xml:space="preserve">(Ozkan and Kelly submitted)</w:t>
-      </w:r>
-      <w:r>
-        <w:t xml:space="preserve">.</w:t>
+        <w:t xml:space="preserve">Beyond sex, morph, and environment, variation among maternal families of related individuals offers insights into the integration of scaling architecture. Intercept and slope may covary across lineages if developmental processes jointly regulate baseline allocation and scaling sensitivity</w:t>
+      </w:r>
+      <w:r>
+        <w:t xml:space="preserve"> </w:t>
+      </w:r>
+      <w:r>
+        <w:t xml:space="preserve">(Lande 1980; Hansen and Houle 2008; Klingenberg 2008; Pélabon et al. 2014)</w:t>
+      </w:r>
+      <w:r>
+        <w:t xml:space="preserve">. A positive intercept–slope covariance indicates that families producing relatively larger weapons at average body size also have steeper scaling relationships, reflecting integrated exaggeration architecture</w:t>
+      </w:r>
+      <w:r>
+        <w:t xml:space="preserve"> </w:t>
+      </w:r>
+      <w:r>
+        <w:t xml:space="preserve">(Bonduriansky and Day 2003; Hansen and Houle 2008; Pélabon et al. 2014)</w:t>
+      </w:r>
+      <w:r>
+        <w:t xml:space="preserve">. Conversely, independence between parameters suggests modularity or developmental decoupling of baseline exaggeration and scaling sensitivity.</w:t>
       </w:r>
     </w:p>
     <w:p>
@@ -306,333 +286,7 @@
         <w:pStyle w:val="BodyText"/>
       </w:pPr>
       <w:r>
-        <w:t xml:space="preserve">Besides sex, morph, and environment, variation among families offers insights into the integration of scaling architecture. Intercept and slope may covary across lineages if developmental processes jointly regulate baseline allocation and scaling sensitivity</w:t>
-      </w:r>
-      <w:r>
-        <w:t xml:space="preserve"> </w:t>
-      </w:r>
-      <w:r>
-        <w:t xml:space="preserve">(Lande 1980; Hansen and Houle 2008; Klingenberg 2008; Pélabon et al. 2014)</w:t>
-      </w:r>
-      <w:r>
-        <w:t xml:space="preserve">. A positive intercept–slope covariance indicates that families producing relatively larger weapons at average body size also have steeper scaling relationships, reflecting integrated exaggeration architecture</w:t>
-      </w:r>
-      <w:r>
-        <w:t xml:space="preserve"> </w:t>
-      </w:r>
-      <w:r>
-        <w:t xml:space="preserve">(Bonduriansky and Day 2003; Hansen and Houle 2008; Pélabon et al. 2014)</w:t>
-      </w:r>
-      <w:r>
-        <w:t xml:space="preserve">. Conversely, independence between parameters suggests modularity or developmental decoupling of baseline exaggeration and scaling sensitivity.</w:t>
-      </w:r>
-    </w:p>
-    <w:p>
-      <w:pPr>
-        <w:pStyle w:val="BodyText"/>
-      </w:pPr>
-      <w:r>
-        <w:t xml:space="preserve">Here, we quantify sex-specific and morph-specific static allometries of forceps length in</w:t>
-      </w:r>
-      <w:r>
-        <w:t xml:space="preserve"> </w:t>
-      </w:r>
-      <w:r>
-        <w:rPr>
-          <w:i/>
-          <w:iCs/>
-        </w:rPr>
-        <w:t xml:space="preserve">F. auricularia</w:t>
-      </w:r>
-      <w:r>
-        <w:t xml:space="preserve"> </w:t>
-      </w:r>
-      <w:r>
-        <w:t xml:space="preserve">under experimentally manipulated diet and density. Rather than treating the scaling exponent as a fixed trait descriptor, we test whether it functions as a condition-sensitive developmental parameter structured across biological levels. Specifically, we investigate whether sexual dimorphism in weapon exaggeration results from divergence in the scaling exponent, intercept, or both; whether macrolabic and brachylabic males differ mainly in baseline allocation or in the sensitivity of forceps growth to body size; and whether larval environmental conditions influence intercepts, slopes, or their covariance. Finally, by estimating variance among families in intercepts and scaling exponents, we determine whether baseline exaggeration and size sensitivity are developmentally integrated. Through integrating sex, morph, environment, and family components within a unified hierarchical framework, we assess whether static allometry is a stable architectural constant or an emergent property of layered growth regulation</w:t>
-      </w:r>
-      <w:r>
-        <w:t xml:space="preserve"> </w:t>
-      </w:r>
-      <w:r>
-        <w:t xml:space="preserve">(see also Simmons and Tomkins 1996; Tomkins et al. 2005; Kelly 2026)</w:t>
-      </w:r>
-      <w:r>
-        <w:t xml:space="preserve">.</w:t>
-      </w:r>
-    </w:p>
-    <w:bookmarkEnd w:id="22"/>
-    <w:bookmarkStart w:id="31" w:name="methods"/>
-    <w:p>
-      <w:pPr>
-        <w:pStyle w:val="Heading1"/>
-      </w:pPr>
-      <w:r>
-        <w:t xml:space="preserve">Methods</w:t>
-      </w:r>
-    </w:p>
-    <w:bookmarkStart w:id="23" w:name="study-species-and-experimental-design"/>
-    <w:p>
-      <w:pPr>
-        <w:pStyle w:val="Heading3"/>
-      </w:pPr>
-      <w:r>
-        <w:t xml:space="preserve">Study species and experimental design</w:t>
-      </w:r>
-    </w:p>
-    <w:p>
-      <w:pPr>
-        <w:pStyle w:val="FirstParagraph"/>
-      </w:pPr>
-      <w:r>
-        <w:t xml:space="preserve">Females (n = 115) were hand-collected at night from vegetation in Parc Outremont (Montréal, QC, Canada) during September and October 2024. Individuals were transported to the laboratory at the Université du Québec à Montréal and placed individually in 90-mm Petri dishes filled with moist sand. Each dish was provisioned with a cotton-plugged water tube, and TetraMin Tropical Flakes (United Pet Group, Inc., Germany), and each female was assigned a unique ID code. Earwigs were maintained in the dark at 10 °C in an incubator (Percival Scientific, Perry, IA, USA) to mimic overwintering conditions. Dishes were checked daily for egg laying, and food and water were replenished as needed. Food and water were removed at the time of egg laying (approximately early December), after which dishes were checked weekly. Starting January 2025, dishes were checked daily for egg hatching. The date of egg hatching was recorded; hatching occurred between 13 January and 29 January 2025, and all 115 females produced hatchlings.</w:t>
-      </w:r>
-    </w:p>
-    <w:p>
-      <w:pPr>
-        <w:pStyle w:val="BodyText"/>
-      </w:pPr>
-      <w:r>
-        <w:t xml:space="preserve">For two weeks following hatching, families were provisioned with a water tube and food (TetraMin Tropical Flakes). This interval allowed nymphs to complete a moult and reach a size sufficient to withstand manual transfer to experimental dishes. To manipulate the developmental environment, we varied two ecological factors: nutritional condition (diet quality) and social density. Diet treatment consisted of two levels: a</w:t>
-      </w:r>
-      <w:r>
-        <w:t xml:space="preserve"> </w:t>
-      </w:r>
-      <w:r>
-        <w:t xml:space="preserve">“good”</w:t>
-      </w:r>
-      <w:r>
-        <w:t xml:space="preserve"> </w:t>
-      </w:r>
-      <w:r>
-        <w:t xml:space="preserve">diet (100% TetraMin Tropical Flakes), providing high nutritional quality, and a</w:t>
-      </w:r>
-      <w:r>
-        <w:t xml:space="preserve"> </w:t>
-      </w:r>
-      <w:r>
-        <w:t xml:space="preserve">“poor”</w:t>
-      </w:r>
-      <w:r>
-        <w:t xml:space="preserve"> </w:t>
-      </w:r>
-      <w:r>
-        <w:t xml:space="preserve">diet (75% TetraMin Tropical Flakes, 25% alpha-cellulose), providing reduced nutritional content. Density treatment consisted of three levels: low density (one individual per Petri dish), medium density (4 individuals), and high density (8 individuals). These treatments allowed us to examine both nutritional and social environmental effects on growth and morphology. We used a split-brood experimental design in which offspring were randomly assigned to diet and density treatments within maternal families to minimise confounding between maternal background and environmental treatment. Experimental dishes were maintained at 20 °C to mimic post-winter developmental conditions and contained a water tube, treatment-specific food, and a refuge (four small pieces of paper straw glued together). A total of 1,265 Petri dishes were prepared. Females (mothers) were euthanized by freezing at −20 °C after offspring had been assigned to treatments. Dishes were checked several times per week for mortality and sexual maturation, and food and water were replenished as needed.</w:t>
-      </w:r>
-    </w:p>
-    <w:bookmarkEnd w:id="23"/>
-    <w:bookmarkStart w:id="24" w:name="morphological-measurements"/>
-    <w:p>
-      <w:pPr>
-        <w:pStyle w:val="Heading3"/>
-      </w:pPr>
-      <w:r>
-        <w:t xml:space="preserve">Morphological measurements</w:t>
-      </w:r>
-    </w:p>
-    <w:p>
-      <w:pPr>
-        <w:pStyle w:val="FirstParagraph"/>
-      </w:pPr>
-      <w:r>
-        <w:t xml:space="preserve">Once offspring eclosed to adulthood, they were removed from their Petri dish, the date recorded, and assigned a unique ID code. Pronotum width (a proxy for overall body size) and forceps length</w:t>
-      </w:r>
-      <w:r>
-        <w:t xml:space="preserve"> </w:t>
-      </w:r>
-      <w:r>
-        <w:t xml:space="preserve">(following Lieshout and Elgar 2009)</w:t>
-      </w:r>
-      <w:r>
-        <w:t xml:space="preserve"> </w:t>
-      </w:r>
-      <w:r>
-        <w:t xml:space="preserve">were photographed under a Leica S6D stereo microscope (Leica Microsystems Inc., Concord, ON, Canada) at 0.68× magnification using Enersight software, which automatically adds a scale bar to each image. Measurements were taken to the nearest 0.001 mm using Fiji image analysis software (Schindelin et al., 2012). All measurements were taken blind to treatment where possible. To assess repeatability, a subset of 30 individuals was measured twice. Intraclass correlation coefficients indicated high repeatability (pronotum width ICC = 0.94; forceps length ICC = 0.97). Log-transformed pronotum width was mean-centred before analysis to facilitate interpretation of intercepts and reduce collinearity among predictors.</w:t>
-      </w:r>
-    </w:p>
-    <w:bookmarkEnd w:id="24"/>
-    <w:bookmarkStart w:id="25" w:name="data-preparation"/>
-    <w:p>
-      <w:pPr>
-        <w:pStyle w:val="Heading3"/>
-      </w:pPr>
-      <w:r>
-        <w:t xml:space="preserve">Data preparation</w:t>
-      </w:r>
-    </w:p>
-    <w:p>
-      <w:pPr>
-        <w:pStyle w:val="FirstParagraph"/>
-      </w:pPr>
-      <w:r>
-        <w:t xml:space="preserve">All analyses were conducted in R</w:t>
-      </w:r>
-      <w:r>
-        <w:t xml:space="preserve"> </w:t>
-      </w:r>
-      <w:r>
-        <w:t xml:space="preserve">(R Core Team 2025 version XXX)</w:t>
-      </w:r>
-      <w:r>
-        <w:t xml:space="preserve">. We retained individuals from experimental dishes that met predefined density criteria to maintain experimental integrity of the density treatments (density 1: one survivor; density 4: ≥3 survivors; density 8: ≥6 survivors). Individuals lacking sex information were excluded. Forceps length and pronotum width were log-transformed before analysis to linearize allometric relationships and reduce heteroscedasticity. Log pronotum width was mean-centred to facilitate interpretation of intercepts and reduce collinearity in interaction models. GOOD diet and density 1 were treated as reference levels throughout. Female sex and brachylabic males served as reference categories where appropriate. Maternal identity was included as a grouping factor in all models to account for shared developmental background among siblings.</w:t>
-      </w:r>
-    </w:p>
-    <w:bookmarkEnd w:id="25"/>
-    <w:bookmarkStart w:id="26" w:name="male-morph-classification"/>
-    <w:p>
-      <w:pPr>
-        <w:pStyle w:val="Heading3"/>
-      </w:pPr>
-      <w:r>
-        <w:t xml:space="preserve">Male morph classification</w:t>
-      </w:r>
-    </w:p>
-    <w:p>
-      <w:pPr>
-        <w:pStyle w:val="FirstParagraph"/>
-      </w:pPr>
-      <w:r>
-        <w:t xml:space="preserve">Male morphs (brachylabic and macrolabic) were classified using finite mixture modelling in the R package</w:t>
-      </w:r>
-      <w:r>
-        <w:t xml:space="preserve"> </w:t>
-      </w:r>
-      <w:r>
-        <w:rPr>
-          <w:i/>
-          <w:iCs/>
-        </w:rPr>
-        <w:t xml:space="preserve">mixsmsn</w:t>
-      </w:r>
-      <w:r>
-        <w:t xml:space="preserve"> </w:t>
-      </w:r>
-      <w:r>
-        <w:t xml:space="preserve">(Prates et al. 2013)</w:t>
-      </w:r>
-      <w:r>
-        <w:t xml:space="preserve">. Consistent with the documented weapon dimorphism in earwigs, we modelled the distribution of raw male forceps length as a two-component skew-normal mixture. Forceps length was analysed without prior size correction so that morph classification reflects emergent weapon phenotype rather than residual variation after size correction. Models were estimated using the expectation–maximization algorithm with automatic initialization (maximum 1000 iterations). Model support for bimodality was evaluated using AIC and BIC. Posterior probabilities of component membership were obtained for each male, and individuals were assigned to morphs based on maximum posterior probability. All males were retained for subsequent analyses, thereby avoiding arbitrary trait thresholds and preserving variation near the morph boundary.</w:t>
-      </w:r>
-    </w:p>
-    <w:bookmarkEnd w:id="26"/>
-    <w:bookmarkStart w:id="27" w:name="sex-specific-allometry"/>
-    <w:p>
-      <w:pPr>
-        <w:pStyle w:val="Heading3"/>
-      </w:pPr>
-      <w:r>
-        <w:t xml:space="preserve">Sex-specific allometry</w:t>
-      </w:r>
-    </w:p>
-    <w:p>
-      <w:pPr>
-        <w:pStyle w:val="FirstParagraph"/>
-      </w:pPr>
-      <w:r>
-        <w:t xml:space="preserve">To test whether males and females differed in forceps allometry and in the environmental sensitivity of scaling relationships, we fitted a hierarchical Gaussian model with log-transformed forceps length as the response. Fixed effects included mean-centred log pronotum width, sex, diet, density, and all lower-order interactions necessary to test sex differences in intercepts and scaling exponents across environmental treatments. Interactions between body size and environmental variables allowed scaling exponents to vary across conditions, and three-way interactions with sex tested whether environmental sensitivity of scaling differed between males and females. Maternal identity (n = 110 families) was included as a random intercept and random slope for body size, allowing families to vary in baseline forceps size and scaling exponent.</w:t>
-      </w:r>
-    </w:p>
-    <w:bookmarkEnd w:id="27"/>
-    <w:bookmarkStart w:id="28" w:name="morph-specific-allometry"/>
-    <w:p>
-      <w:pPr>
-        <w:pStyle w:val="Heading3"/>
-      </w:pPr>
-      <w:r>
-        <w:t xml:space="preserve">Morph-specific allometry</w:t>
-      </w:r>
-    </w:p>
-    <w:p>
-      <w:pPr>
-        <w:pStyle w:val="FirstParagraph"/>
-      </w:pPr>
-      <w:r>
-        <w:t xml:space="preserve">To examine scaling architecture within males, we fitted a second model restricted to males. Log-transformed forceps length was modeled as a function of body size, morph (macrolabic versus brachylabic), diet, density, and all corresponding interactions. Body size × morph interactions were tested to assess baseline slope divergence between morphs, and three-way interactions with environmental factors were evaluated to assess morph-specific slope plasticity. As morph classification was based on absolute forceps expression, this analysis tests whether emergent weapon phenotypes differ in scaling architecture without imposing size correction prior to morph assignment. Maternal identity (n = 104 families) was again included as a random intercept and slope for body size.</w:t>
-      </w:r>
-    </w:p>
-    <w:bookmarkEnd w:id="28"/>
-    <w:bookmarkStart w:id="29" w:name="priors-and-model-fitting"/>
-    <w:p>
-      <w:pPr>
-        <w:pStyle w:val="Heading3"/>
-      </w:pPr>
-      <w:r>
-        <w:t xml:space="preserve">Priors and model fitting</w:t>
-      </w:r>
-    </w:p>
-    <w:p>
-      <w:pPr>
-        <w:pStyle w:val="FirstParagraph"/>
-      </w:pPr>
-      <w:r>
-        <w:t xml:space="preserve">Models were fitted in a Bayesian framework</w:t>
-      </w:r>
-      <w:r>
-        <w:t xml:space="preserve"> </w:t>
-      </w:r>
-      <w:r>
-        <w:t xml:space="preserve">(</w:t>
-      </w:r>
-      <w:r>
-        <w:rPr>
-          <w:i/>
-          <w:iCs/>
-        </w:rPr>
-        <w:t xml:space="preserve">brms</w:t>
-      </w:r>
-      <w:r>
-        <w:t xml:space="preserve">, Bürkner 2017)</w:t>
-      </w:r>
-      <w:r>
-        <w:t xml:space="preserve"> </w:t>
-      </w:r>
-      <w:r>
-        <w:t xml:space="preserve">using multilevel Gaussian regression. Weakly informative priors were specified for fixed effects and variance components to regularize estimates while remaining non-restrictive on the log scale. Convergence and sampling adequacy were verified using standard diagnostics.</w:t>
-      </w:r>
-    </w:p>
-    <w:bookmarkEnd w:id="29"/>
-    <w:bookmarkStart w:id="30" w:name="X578e24a402b65717c10e0646a40a4afc5c147b0"/>
-    <w:p>
-      <w:pPr>
-        <w:pStyle w:val="Heading3"/>
-      </w:pPr>
-      <w:r>
-        <w:t xml:space="preserve">Estimation of scaling exponents and plasticity</w:t>
-      </w:r>
-    </w:p>
-    <w:p>
-      <w:pPr>
-        <w:pStyle w:val="FirstParagraph"/>
-      </w:pPr>
-      <w:r>
-        <w:t xml:space="preserve">Condition-specific allometric slopes were derived from posterior draws as linear combinations of regression coefficients. Environmental plasticity in scaling was quantified as the deviation in slope from the reference condition (GOOD diet, density 1). We report posterior medians and 95% credible intervals for all slopes and slope differences. To evaluate biological relevance, we also calculated posterior probabilities that slope changes exceeded zero and that their absolute magnitude exceeded 0.1 on the log–log scale. All inference is based on posterior distributions rather than null-hypothesis significance testing.</w:t>
-      </w:r>
-    </w:p>
-    <w:bookmarkEnd w:id="30"/>
-    <w:bookmarkEnd w:id="31"/>
-    <w:bookmarkStart w:id="41" w:name="results"/>
-    <w:p>
-      <w:pPr>
-        <w:pStyle w:val="Heading1"/>
-      </w:pPr>
-      <w:r>
-        <w:t xml:space="preserve">Results</w:t>
-      </w:r>
-    </w:p>
-    <w:bookmarkStart w:id="32" w:name="X51e936449c666f9236b74280067f57a9dcd0d53"/>
-    <w:p>
-      <w:pPr>
-        <w:pStyle w:val="Heading3"/>
-      </w:pPr>
-      <w:r>
-        <w:t xml:space="preserve">Sexual dimorphism in scaling relationships</w:t>
-      </w:r>
-    </w:p>
-    <w:p>
-      <w:pPr>
-        <w:pStyle w:val="FirstParagraph"/>
-      </w:pPr>
-      <w:r>
-        <w:t xml:space="preserve">Forceps length scaled positively with pronotum length in both sexes across all environmental treatments (</w:t>
+        <w:t xml:space="preserve">The European earwig (Forficula auricularia) provides a powerful system for integrating these perspectives on static allometry. Males express discrete forceps morphs that vary considerably in size and curvature, commonly referred to as macrolabic and brachylabic forms , </w:t>
       </w:r>
       <w:hyperlink w:anchor="fig-one">
         <w:r>
@@ -643,7 +297,310 @@
         </w:r>
       </w:hyperlink>
       <w:r>
-        <w:t xml:space="preserve">). Females exhibited a continuous distribution of weapon sizes across body sizes (</w:t>
+        <w:t xml:space="preserve">. Forceps function both as sexual weapons during male–male interactions and as defensive structures, making them traits with dual roles</w:t>
+      </w:r>
+      <w:r>
+        <w:t xml:space="preserve"> </w:t>
+      </w:r>
+      <w:r>
+        <w:t xml:space="preserve">(Kamimura 2014; Meunier 2024)</w:t>
+      </w:r>
+      <w:r>
+        <w:t xml:space="preserve">. Previous work has documented morph-specific differences in forceps exaggeration and scaling, suggesting that divergence occurs not only in absolute size but also potentially in scaling architecture. Nonetheless, most studies have primarily compared static slopes, with less attention to intercept divergence, environmental sensitivity of scaling parameters, and variation among families.</w:t>
+      </w:r>
+    </w:p>
+    <w:p>
+      <w:pPr>
+        <w:pStyle w:val="BodyText"/>
+      </w:pPr>
+      <w:r>
+        <w:t xml:space="preserve">Here, we quantify sex-specific and morph-specific static allometries of forceps length in F. auricularia under experimentally manipulated diet and density. Rather than treating the scaling exponent as fixed, we test whether it functions as a condition-sensitive developmental parameter structured across biological levels. Specifically, we investigate whether sexual dimorphism in weapon exaggeration results from divergence in the scaling exponent, intercept, or both; whether macrolabic and brachylabic males differ mainly in baseline allocation or in the sensitivity of forceps growth to body size; and whether larval environmental conditions influence intercepts, slopes, or their covariance. Finally, by estimating variance among families in intercepts and scaling exponents, we determine whether baseline exaggeration and size sensitivity are developmentally integrated. Through integrating sex, morph, environment, and family components within a unified hierarchical framework, we assess whether static allometry is a stable architectural constant or an emergent property of layered growth regulation</w:t>
+      </w:r>
+      <w:r>
+        <w:t xml:space="preserve"> </w:t>
+      </w:r>
+      <w:r>
+        <w:t xml:space="preserve">(see also Simmons and Tomkins 1996; Tomkins et al. 2005; Kelly 2026)</w:t>
+      </w:r>
+      <w:r>
+        <w:t xml:space="preserve">.</w:t>
+      </w:r>
+    </w:p>
+    <w:bookmarkEnd w:id="21"/>
+    <w:bookmarkStart w:id="30" w:name="methods"/>
+    <w:p>
+      <w:pPr>
+        <w:pStyle w:val="Heading1"/>
+      </w:pPr>
+      <w:r>
+        <w:t xml:space="preserve">Methods</w:t>
+      </w:r>
+    </w:p>
+    <w:bookmarkStart w:id="22" w:name="study-species-and-experimental-design"/>
+    <w:p>
+      <w:pPr>
+        <w:pStyle w:val="Heading3"/>
+      </w:pPr>
+      <w:r>
+        <w:t xml:space="preserve">Study species and experimental design</w:t>
+      </w:r>
+    </w:p>
+    <w:p>
+      <w:pPr>
+        <w:pStyle w:val="FirstParagraph"/>
+      </w:pPr>
+      <w:r>
+        <w:t xml:space="preserve">Females (n = 115) were hand-collected at night from vegetation in Parc Outremont (Montréal, QC, Canada) during September and October 2024. Individuals were transported to the laboratory at the Université du Québec à Montréal and placed individually in 90-mm Petri dishes filled with moist sand. Each dish was provisioned with a cotton-plugged water tube, and TetraMin Tropical Flakes (United Pet Group, Inc., Germany), and each female was assigned a unique ID code. Earwigs were maintained in the dark at 10 °C in an incubator (Percival Scientific, Perry, IA, USA) to mimic overwintering conditions. Dishes were checked daily for egg laying, and food and water were replenished as needed. Food and water were removed at the time of egg laying (approximately early December), after which dishes were checked weekly. Starting January 2025, dishes were checked daily for egg hatching. The date of egg hatching was recorded; hatching occurred between 13 January and 29 January 2025, and all 115 females produced hatchlings.</w:t>
+      </w:r>
+    </w:p>
+    <w:p>
+      <w:pPr>
+        <w:pStyle w:val="BodyText"/>
+      </w:pPr>
+      <w:r>
+        <w:t xml:space="preserve">For two weeks following hatching, families were provisioned with a water tube and food (TetraMin Tropical Flakes). This interval allowed nymphs to complete a moult and reach a size sufficient to withstand manual transfer to experimental dishes. To manipulate the developmental environment, we varied two ecological factors: nutritional condition (diet quality) and social density. Diet treatment consisted of two levels: a</w:t>
+      </w:r>
+      <w:r>
+        <w:t xml:space="preserve"> </w:t>
+      </w:r>
+      <w:r>
+        <w:t xml:space="preserve">“good”</w:t>
+      </w:r>
+      <w:r>
+        <w:t xml:space="preserve"> </w:t>
+      </w:r>
+      <w:r>
+        <w:t xml:space="preserve">diet (100% TetraMin Tropical Flakes), providing high nutritional quality, and a</w:t>
+      </w:r>
+      <w:r>
+        <w:t xml:space="preserve"> </w:t>
+      </w:r>
+      <w:r>
+        <w:t xml:space="preserve">“poor”</w:t>
+      </w:r>
+      <w:r>
+        <w:t xml:space="preserve"> </w:t>
+      </w:r>
+      <w:r>
+        <w:t xml:space="preserve">diet (75% TetraMin Tropical Flakes, 25% alpha-cellulose), providing reduced nutritional content. Density treatment consisted of three levels: low density (one individual per Petri dish), medium density (4 individuals), and high density (8 individuals). These treatments allowed us to examine both nutritional and social environmental effects on growth and morphology. We used a split-brood experimental design in which offspring were randomly assigned to diet and density treatments within maternal families to minimise confounding between maternal background and environmental treatment. Experimental dishes were maintained at 20 °C to mimic post-winter developmental conditions and contained a water tube, treatment-specific food, and a refuge (four small pieces of paper straw glued together). A total of 1,265 Petri dishes were prepared. Females (mothers) were euthanized by freezing at −20 °C after offspring had been assigned to treatments. Dishes were checked several times per week for mortality and sexual maturation, and food and water were replenished as needed.</w:t>
+      </w:r>
+    </w:p>
+    <w:bookmarkEnd w:id="22"/>
+    <w:bookmarkStart w:id="23" w:name="morphological-measurements"/>
+    <w:p>
+      <w:pPr>
+        <w:pStyle w:val="Heading3"/>
+      </w:pPr>
+      <w:r>
+        <w:t xml:space="preserve">Morphological measurements</w:t>
+      </w:r>
+    </w:p>
+    <w:p>
+      <w:pPr>
+        <w:pStyle w:val="FirstParagraph"/>
+      </w:pPr>
+      <w:r>
+        <w:t xml:space="preserve">Once offspring eclosed to adulthood, they were removed from their Petri dish, the date recorded, and assigned a unique ID code. Pronotum width (a proxy for overall body size) and forceps length</w:t>
+      </w:r>
+      <w:r>
+        <w:t xml:space="preserve"> </w:t>
+      </w:r>
+      <w:r>
+        <w:t xml:space="preserve">(following Lieshout and Elgar 2009)</w:t>
+      </w:r>
+      <w:r>
+        <w:t xml:space="preserve"> </w:t>
+      </w:r>
+      <w:r>
+        <w:t xml:space="preserve">were photographed under a Leica S6D stereo microscope (Leica Microsystems Inc., Concord, ON, Canada) at 0.68× magnification using Enersight software, which automatically adds a scale bar to each image. Measurements were taken to the nearest 0.001 mm using Fiji image analysis software (Schindelin et al., 2012). All measurements were taken blind to treatment where possible. To assess repeatability, a subset of 30 individuals was measured twice. Intraclass correlation coefficients indicated high repeatability (pronotum width ICC = 0.94; forceps length ICC = 0.97). Log-transformed pronotum width was mean-centred before analysis to facilitate interpretation of intercepts and reduce collinearity among predictors.</w:t>
+      </w:r>
+    </w:p>
+    <w:bookmarkEnd w:id="23"/>
+    <w:bookmarkStart w:id="24" w:name="data-preparation"/>
+    <w:p>
+      <w:pPr>
+        <w:pStyle w:val="Heading3"/>
+      </w:pPr>
+      <w:r>
+        <w:t xml:space="preserve">Data preparation</w:t>
+      </w:r>
+    </w:p>
+    <w:p>
+      <w:pPr>
+        <w:pStyle w:val="FirstParagraph"/>
+      </w:pPr>
+      <w:r>
+        <w:t xml:space="preserve">All analyses were conducted in R</w:t>
+      </w:r>
+      <w:r>
+        <w:t xml:space="preserve"> </w:t>
+      </w:r>
+      <w:r>
+        <w:t xml:space="preserve">(R Core Team 2025 version 4.4.2)</w:t>
+      </w:r>
+      <w:r>
+        <w:t xml:space="preserve">. We retained individuals from experimental dishes that met predefined density criteria to maintain experimental integrity of the density treatments (density 1: one survivor; density 4: ≥3 survivors; density 8: ≥6 survivors). Individuals lacking sex information were excluded. Forceps length and pronotum width were log-transformed before analysis to linearize allometric relationships and reduce heteroscedasticity. Log pronotum width was mean-centred to facilitate interpretation of intercepts and reduce collinearity in interaction models. Good diet and low density were treated as reference levels throughout. Female sex and brachylabic males served as reference categories where appropriate. Maternal identity was included as a random effect (grouping factor) in all models to account for shared developmental background among siblings.</w:t>
+      </w:r>
+    </w:p>
+    <w:bookmarkEnd w:id="24"/>
+    <w:bookmarkStart w:id="25" w:name="male-morph-classification"/>
+    <w:p>
+      <w:pPr>
+        <w:pStyle w:val="Heading3"/>
+      </w:pPr>
+      <w:r>
+        <w:t xml:space="preserve">Male morph classification</w:t>
+      </w:r>
+    </w:p>
+    <w:p>
+      <w:pPr>
+        <w:pStyle w:val="FirstParagraph"/>
+      </w:pPr>
+      <w:r>
+        <w:t xml:space="preserve">Male morphs (brachylabic and macrolabic) were classified using finite mixture modelling in the R package</w:t>
+      </w:r>
+      <w:r>
+        <w:t xml:space="preserve"> </w:t>
+      </w:r>
+      <w:r>
+        <w:rPr>
+          <w:i/>
+          <w:iCs/>
+        </w:rPr>
+        <w:t xml:space="preserve">mixsmsn</w:t>
+      </w:r>
+      <w:r>
+        <w:t xml:space="preserve"> </w:t>
+      </w:r>
+      <w:r>
+        <w:t xml:space="preserve">(Prates et al. 2013)</w:t>
+      </w:r>
+      <w:r>
+        <w:t xml:space="preserve">. Consistent with the documented weapon dimorphism in earwigs, we modelled the distribution of raw male forceps length as a two-component skew-normal mixture. Forceps length was analysed without prior size correction so that morph classification reflects emergent weapon phenotype rather than residual variation after size correction. Models were estimated using the expectation–maximization algorithm with automatic initialization (maximum 1000 iterations). Model support for bimodality was evaluated using AIC and BIC. Posterior probabilities of component membership were obtained for each male, and individuals were assigned to morphs based on maximum posterior probability. All males were retained for subsequent analyses, thereby avoiding arbitrary trait thresholds and preserving variation near the morph boundary.</w:t>
+      </w:r>
+    </w:p>
+    <w:bookmarkEnd w:id="25"/>
+    <w:bookmarkStart w:id="26" w:name="sex-specific-allometry"/>
+    <w:p>
+      <w:pPr>
+        <w:pStyle w:val="Heading3"/>
+      </w:pPr>
+      <w:r>
+        <w:t xml:space="preserve">Sex-specific allometry</w:t>
+      </w:r>
+    </w:p>
+    <w:p>
+      <w:pPr>
+        <w:pStyle w:val="FirstParagraph"/>
+      </w:pPr>
+      <w:r>
+        <w:t xml:space="preserve">To test whether males and females differed in forceps allometry and in the environmental sensitivity of scaling relationships, we fitted a hierarchical Gaussian model with log-transformed forceps length as the response. Fixed effects included mean-centred log pronotum width, sex, diet, density, and all lower-order interactions necessary to test sex differences in intercepts and scaling exponents across environmental treatments. Interactions between body size and environmental variables allowed scaling exponents to vary across conditions, and three-way interactions with sex tested whether environmental sensitivity of scaling differed between males and females. Maternal identity (n = 110 families) was included as a random intercept and random slope for body size, allowing families to vary in baseline forceps size and scaling exponent.</w:t>
+      </w:r>
+    </w:p>
+    <w:bookmarkEnd w:id="26"/>
+    <w:bookmarkStart w:id="27" w:name="morph-specific-allometry"/>
+    <w:p>
+      <w:pPr>
+        <w:pStyle w:val="Heading3"/>
+      </w:pPr>
+      <w:r>
+        <w:t xml:space="preserve">Morph-specific allometry</w:t>
+      </w:r>
+    </w:p>
+    <w:p>
+      <w:pPr>
+        <w:pStyle w:val="FirstParagraph"/>
+      </w:pPr>
+      <w:r>
+        <w:t xml:space="preserve">To examine scaling architecture within males, we fitted a second model restricted to males. Log-transformed forceps length was modeled as a function of body size, morph (macrolabic versus brachylabic), diet, density, and all corresponding interactions. Body size × morph interactions were tested to assess baseline slope divergence between morphs, and three-way interactions with environmental factors were evaluated to assess morph-specific slope plasticity. As morph classification was based on absolute forceps expression, this analysis tests whether emergent weapon phenotypes differ in scaling architecture without imposing size correction prior to morph assignment. Maternal identity (n = 104 families) was again included as a random intercept and slope for body size.</w:t>
+      </w:r>
+    </w:p>
+    <w:bookmarkEnd w:id="27"/>
+    <w:bookmarkStart w:id="28" w:name="priors-and-model-fitting"/>
+    <w:p>
+      <w:pPr>
+        <w:pStyle w:val="Heading3"/>
+      </w:pPr>
+      <w:r>
+        <w:t xml:space="preserve">Priors and model fitting</w:t>
+      </w:r>
+    </w:p>
+    <w:p>
+      <w:pPr>
+        <w:pStyle w:val="FirstParagraph"/>
+      </w:pPr>
+      <w:r>
+        <w:t xml:space="preserve">Models were fitted in a Bayesian framework</w:t>
+      </w:r>
+      <w:r>
+        <w:t xml:space="preserve"> </w:t>
+      </w:r>
+      <w:r>
+        <w:t xml:space="preserve">(</w:t>
+      </w:r>
+      <w:r>
+        <w:rPr>
+          <w:i/>
+          <w:iCs/>
+        </w:rPr>
+        <w:t xml:space="preserve">brms</w:t>
+      </w:r>
+      <w:r>
+        <w:t xml:space="preserve">, Bürkner 2017)</w:t>
+      </w:r>
+      <w:r>
+        <w:t xml:space="preserve"> </w:t>
+      </w:r>
+      <w:r>
+        <w:t xml:space="preserve">using multilevel Gaussian regression. Weakly informative priors were specified for fixed effects and variance components to regularize estimates while remaining non-restrictive on the log scale. Convergence and sampling adequacy were verified using standard diagnostics.</w:t>
+      </w:r>
+    </w:p>
+    <w:bookmarkEnd w:id="28"/>
+    <w:bookmarkStart w:id="29" w:name="X578e24a402b65717c10e0646a40a4afc5c147b0"/>
+    <w:p>
+      <w:pPr>
+        <w:pStyle w:val="Heading3"/>
+      </w:pPr>
+      <w:r>
+        <w:t xml:space="preserve">Estimation of scaling exponents and plasticity</w:t>
+      </w:r>
+    </w:p>
+    <w:p>
+      <w:pPr>
+        <w:pStyle w:val="FirstParagraph"/>
+      </w:pPr>
+      <w:r>
+        <w:t xml:space="preserve">Condition-specific allometric slopes were derived from posterior draws as linear combinations of regression coefficients. Environmental plasticity in scaling was quantified as the deviation in slope from the reference condition (GOOD diet, density 1). We report posterior medians and 95% credible intervals for all slopes and slope differences. To evaluate biological relevance, we also calculated posterior probabilities that slope changes exceeded zero and that their absolute magnitude exceeded 0.1 on the log–log scale. All inference is based on posterior distributions rather than null-hypothesis significance testing.</w:t>
+      </w:r>
+    </w:p>
+    <w:bookmarkEnd w:id="29"/>
+    <w:bookmarkEnd w:id="30"/>
+    <w:bookmarkStart w:id="31" w:name="results"/>
+    <w:p>
+      <w:pPr>
+        <w:pStyle w:val="Heading1"/>
+      </w:pPr>
+      <w:r>
+        <w:t xml:space="preserve">Results</w:t>
+      </w:r>
+    </w:p>
+    <w:p>
+      <w:pPr>
+        <w:pStyle w:val="FirstParagraph"/>
+      </w:pPr>
+      <w:r>
+        <w:t xml:space="preserve">Forceps length scaled positively with pronotum length across all groups (posterior mean slope β=0.35, 95% CI: 0.06–0.64; Table S1), confirming overall positive allometry (</w:t>
+      </w:r>
+      <w:hyperlink w:anchor="fig-two">
+        <w:r>
+          <w:rPr>
+            <w:rStyle w:val="Hyperlink"/>
+          </w:rPr>
+          <w:t xml:space="preserve">Figure 2</w:t>
+        </w:r>
+      </w:hyperlink>
+      <w:r>
+        <w:t xml:space="preserve">). However, this scaling relationship differed strongly between sexes. Males exhibited substantially steeper allometric slopes than females (logP × sex: β=0.61, 95% CI: 0.25–0.98), indicating that forceps size increases more rapidly with body size in males. Females exhibited a continuous distribution of weapon sizes across body sizes (</w:t>
       </w:r>
       <m:oMath>
         <m:acc>
@@ -768,18 +725,10 @@
         <w:pStyle w:val="BodyText"/>
       </w:pPr>
       <w:r>
-        <w:t xml:space="preserve">Forceps allometry differed markedly between the sexes (Table S1). Under good diet and low-density conditions (reference levels), females exhibited a positive but moderate scaling relationship between forceps length and body size (posterior mean slope = 0.33, 95% CrI: 0.08–0.55). Males showed substantially steeper scaling, as indicated by the positive interaction between body size and sex (log pronotum × sexmale = 0.53, 95% CrI: 0.22–0.84; Table S1). Under baseline conditions, the implied male slope was 0.86 (95% CrI: 0.64–1.08). This difference is evident in the separation of predicted scaling relationships between sexes (</w:t>
-      </w:r>
-      <w:hyperlink w:anchor="fig-two">
-        <w:r>
-          <w:rPr>
-            <w:rStyle w:val="Hyperlink"/>
-          </w:rPr>
-          <w:t xml:space="preserve">Figure 2</w:t>
-        </w:r>
-      </w:hyperlink>
-      <w:r>
-        <w:t xml:space="preserve">) and in posterior slope estimates (</w:t>
+        <w:t xml:space="preserve">There was little evidence that environmental treatments altered allometry in females. Neither diet nor rearing density, nor their interactions with body size, had credible effects on female slopes (all 95% CIs overlapping zero;</w:t>
+      </w:r>
+      <w:r>
+        <w:t xml:space="preserve"> </w:t>
       </w:r>
       <w:hyperlink w:anchor="fig-three">
         <w:r>
@@ -790,123 +739,7 @@
         </w:r>
       </w:hyperlink>
       <w:r>
-        <w:t xml:space="preserve">). The posterior probability that male slopes exceeded female slopes was &gt; 0.9995, indicating pronounced sexual dimorphism in scaling exponent. Sexes also differed strongly in intercept. At mean body size, males had larger forceps than females (sex (male) = 0.28, 95% CrI: 0.26–0.31; Table S1), demonstrating clear size dimorphism independent of slope differences. Thus, sexual dimorphism in weapon exaggeration reflects divergence in both scaling exponent and mean trait size.</w:t>
-      </w:r>
-    </w:p>
-    <w:bookmarkEnd w:id="32"/>
-    <w:bookmarkStart w:id="35" w:name="sex-specific-environmental-sensitivity"/>
-    <w:p>
-      <w:pPr>
-        <w:pStyle w:val="Heading3"/>
-      </w:pPr>
-      <w:r>
-        <w:t xml:space="preserve">Sex-specific environmental sensitivity</w:t>
-      </w:r>
-    </w:p>
-    <w:bookmarkStart w:id="33" w:name="intercept-plasticity"/>
-    <w:p>
-      <w:pPr>
-        <w:pStyle w:val="Heading4"/>
-      </w:pPr>
-      <w:r>
-        <w:t xml:space="preserve">Intercept plasticity</w:t>
-      </w:r>
-    </w:p>
-    <w:p>
-      <w:pPr>
-        <w:pStyle w:val="FirstParagraph"/>
-      </w:pPr>
-      <w:r>
-        <w:t xml:space="preserve">Environmental effects on intercept were sex biased. Poor diet reduced forceps size at mean body size in females (diet (poor) = -0.06, 95% CrI: -0.08–-0.03; Table S1). This reduction was substantially stronger in males, as indicated by the negative sex × diet interaction (sex (male) x diet (poor) = -0.10, 95% CrI: -0.13–-0.06; Table S1), yielding a total male intercept decline of approximately -0.15 under poor diet.</w:t>
-      </w:r>
-    </w:p>
-    <w:p>
-      <w:pPr>
-        <w:pStyle w:val="BodyText"/>
-      </w:pPr>
-      <w:r>
-        <w:t xml:space="preserve">Density effects on female intercepts were weak. In contrast, males exhibited positive intercept shifts at higher densities (sex (male) x density (medium) = 0.05; sex (male) x density (high) = 0.08, both credible intervals excluding zero; Table S1). Thus, males were more environmentally sensitive than females in mean weapon size, showing both nutritional suppression and density-associated increases in exaggeration.</w:t>
-      </w:r>
-    </w:p>
-    <w:bookmarkEnd w:id="33"/>
-    <w:bookmarkStart w:id="34" w:name="slope-plasticity"/>
-    <w:p>
-      <w:pPr>
-        <w:pStyle w:val="Heading4"/>
-      </w:pPr>
-      <w:r>
-        <w:t xml:space="preserve">Slope plasticity</w:t>
-      </w:r>
-    </w:p>
-    <w:p>
-      <w:pPr>
-        <w:pStyle w:val="FirstParagraph"/>
-      </w:pPr>
-      <w:r>
-        <w:t xml:space="preserve">Female slopes were relatively stable across environments. The interaction between body size and diet was centred near zero (body size x diet (poor) = -0.01, 95% CrI: -0.24–0.23; Table S1), and density interactions similarly overlapped zero. Female slopes were relatively stable across environments.</w:t>
-      </w:r>
-    </w:p>
-    <w:p>
-      <w:pPr>
-        <w:pStyle w:val="BodyText"/>
-      </w:pPr>
-      <w:r>
-        <w:t xml:space="preserve">In contrast, males exhibited pronounced environment-dependent changes in scaling exponent. Under a poor diet, the male slope declined substantially, as indicated by the negative three-way interaction (body size × sex (male) × diet (poor) = -0.53, 95% CrI: -0.88–-0.19; Table S1). This corresponds to a reduction from approximately 0.86 under a good diet to approximately 0.33 under a poor diet. Posterior probability that male slope decreased under a poor diet exceeded 0.999, and the probability that the magnitude of change exceeded 0.1 was &gt; 0.993.</w:t>
-      </w:r>
-    </w:p>
-    <w:p>
-      <w:pPr>
-        <w:pStyle w:val="BodyText"/>
-      </w:pPr>
-      <w:r>
-        <w:t xml:space="preserve">Density had the opposite effect, increasing male slopes at densities 4 and 8 (body size × sex (male) × density (medium) = 0.40; body size × sex (male) × density (high) = 0.40; both credible intervals excluding zero). Posterior probabilities that male slope increases exceeded 0.1 were &gt; 0.952625. Across treatments, male slope plasticity exceeded female slope plasticity with high probability (&gt; 0.975). Our results demonstrate pronounced male-specific plasticity in scaling exponent, whereas female scaling relationships appear comparatively canalized.</w:t>
-      </w:r>
-    </w:p>
-    <w:bookmarkEnd w:id="34"/>
-    <w:bookmarkEnd w:id="35"/>
-    <w:bookmarkStart w:id="38" w:name="morphotype-differences-among-males"/>
-    <w:p>
-      <w:pPr>
-        <w:pStyle w:val="Heading3"/>
-      </w:pPr>
-      <w:r>
-        <w:t xml:space="preserve">Morphotype differences among males</w:t>
-      </w:r>
-    </w:p>
-    <w:p>
-      <w:pPr>
-        <w:pStyle w:val="FirstParagraph"/>
-      </w:pPr>
-      <w:r>
-        <w:t xml:space="preserve">Given the strong male-specific plasticity, we next examined scaling architecture within males.</w:t>
-      </w:r>
-    </w:p>
-    <w:bookmarkStart w:id="36" w:name="baseline-morph-differences"/>
-    <w:p>
-      <w:pPr>
-        <w:pStyle w:val="Heading4"/>
-      </w:pPr>
-      <w:r>
-        <w:t xml:space="preserve">Baseline morph differences</w:t>
-      </w:r>
-    </w:p>
-    <w:p>
-      <w:pPr>
-        <w:pStyle w:val="FirstParagraph"/>
-      </w:pPr>
-      <w:r>
-        <w:t xml:space="preserve">Under good diet and low-density conditions, brachylabic males exhibited a slope of 0.35 (95% CrI: 0.13–0.57; Table S2). Macrolabic males showed a nearly identical baseline slope (body size x morph (macrolabic) = 0.36 (95% CrI: -0.31–0.33; Table S2), with posterior probability of a positive difference equal to 0.521. Thus, there was little evidence of baseline slope divergence between morphs. Baseline slope similarity between morphs is evident in predicted scaling relationships (</w:t>
-      </w:r>
-      <w:hyperlink w:anchor="fig-two">
-        <w:r>
-          <w:rPr>
-            <w:rStyle w:val="Hyperlink"/>
-          </w:rPr>
-          <w:t xml:space="preserve">Figure 2</w:t>
-        </w:r>
-      </w:hyperlink>
-      <w:r>
-        <w:t xml:space="preserve">) and posterior slope estimates (</w:t>
+        <w:t xml:space="preserve">). This is consistent with the relatively parallel scaling relationships across environmental conditions in females (</w:t>
       </w:r>
       <w:hyperlink w:anchor="fig-three">
         <w:r>
@@ -925,17 +758,100 @@
         <w:pStyle w:val="BodyText"/>
       </w:pPr>
       <w:r>
-        <w:t xml:space="preserve">Morphs differed strongly in intercept. At mean body size, macrolabic males had substantially larger forceps than brachylabic males (morph (macrolabic) = 0.31, 95% CrI: 0.28–0.35; Table S2). Morph divergence in weapon size is therefore primarily elevation-based rather than slope-based.</w:t>
-      </w:r>
-    </w:p>
-    <w:bookmarkEnd w:id="36"/>
-    <w:bookmarkStart w:id="37" w:name="morph-specific-environmental-sensitivity"/>
-    <w:p>
-      <w:pPr>
-        <w:pStyle w:val="Heading4"/>
-      </w:pPr>
-      <w:r>
-        <w:t xml:space="preserve">Morph-specific environmental sensitivity</w:t>
+        <w:t xml:space="preserve">In contrast, male allometry showed condition-dependent responses, particularly with respect to diet. The interaction between body size, sex, and diet was negative (logP × sex × diet: β=−0.68, 95% CI: −1.25 to −0.11), indicating that the elevated male slope is reduced under poor nutritional conditions. This pattern is evident in</w:t>
+      </w:r>
+      <w:r>
+        <w:t xml:space="preserve"> </w:t>
+      </w:r>
+      <w:hyperlink w:anchor="fig-four">
+        <w:r>
+          <w:rPr>
+            <w:rStyle w:val="Hyperlink"/>
+          </w:rPr>
+          <w:t xml:space="preserve">Figure 4</w:t>
+        </w:r>
+      </w:hyperlink>
+      <w:r>
+        <w:t xml:space="preserve">, where males raised on a poor diet exhibit shallower scaling relationships compared to those on a good diet. Despite this diet-dependent effect, there was limited evidence that rearing density influenced allometric slopes. Higher-order interactions involving density and body size had 95% credible intervals overlapping zero, suggesting weak or inconsistent effects of density on scaling relationships.</w:t>
+      </w:r>
+    </w:p>
+    <w:p>
+      <w:pPr>
+        <w:pStyle w:val="BodyText"/>
+      </w:pPr>
+      <w:r>
+        <w:t xml:space="preserve">Analyses separating male morphs (Table S2;</w:t>
+      </w:r>
+      <w:r>
+        <w:t xml:space="preserve"> </w:t>
+      </w:r>
+      <w:hyperlink w:anchor="fig-three">
+        <w:r>
+          <w:rPr>
+            <w:rStyle w:val="Hyperlink"/>
+          </w:rPr>
+          <w:t xml:space="preserve">Figure 3</w:t>
+        </w:r>
+      </w:hyperlink>
+      <w:r>
+        <w:t xml:space="preserve">;</w:t>
+      </w:r>
+      <w:r>
+        <w:t xml:space="preserve"> </w:t>
+      </w:r>
+      <w:hyperlink w:anchor="fig-four">
+        <w:r>
+          <w:rPr>
+            <w:rStyle w:val="Hyperlink"/>
+          </w:rPr>
+          <w:t xml:space="preserve">Figure 4</w:t>
+        </w:r>
+      </w:hyperlink>
+      <w:r>
+        <w:t xml:space="preserve">) revealed that this condition dependence was driven primarily by macrolabic males. Macrolabic males exhibited the steepest slopes under good conditions, but these slopes were substantially reduced—and in some cases highly variable—under poor diet and certain density treatments (</w:t>
+      </w:r>
+      <w:hyperlink w:anchor="fig-three">
+        <w:r>
+          <w:rPr>
+            <w:rStyle w:val="Hyperlink"/>
+          </w:rPr>
+          <w:t xml:space="preserve">Figure 3</w:t>
+        </w:r>
+      </w:hyperlink>
+      <w:r>
+        <w:t xml:space="preserve">;</w:t>
+      </w:r>
+      <w:r>
+        <w:t xml:space="preserve"> </w:t>
+      </w:r>
+      <w:hyperlink w:anchor="fig-four">
+        <w:r>
+          <w:rPr>
+            <w:rStyle w:val="Hyperlink"/>
+          </w:rPr>
+          <w:t xml:space="preserve">Figure 4</w:t>
+        </w:r>
+      </w:hyperlink>
+      <w:r>
+        <w:t xml:space="preserve">). In contrast, brachylabic males showed more moderate slopes with comparatively little sensitivity to environmental variation. Across all analyses, there was little support for strong environmental effects on intercepts independent of body size. Instead, the primary pattern of environmental sensitivity occurred through changes in the scaling exponent (slope), particularly in males.</w:t>
+      </w:r>
+    </w:p>
+    <w:p>
+      <w:pPr>
+        <w:pStyle w:val="BodyText"/>
+      </w:pPr>
+      <w:r>
+        <w:t xml:space="preserve">Variation among families was modest but non-zero (Table S1). The standard deviation of family-level intercepts was low (σ_Intercept_=0.03, 95% CI: 0.00–0.07), indicating limited variation among families in overall forceps size after accounting for fixed effects. There was somewhat greater variation in allometric slopes among families (σlogP=0.05, 95% CI: 0.00–0.13), suggesting that the scaling relationship between forceps size and body size varies slightly across genetic or shared developmental backgrounds. The correlation between family-level intercepts and slopes was negative but highly uncertain (r=−0.21, 95% CI: −0.91 to 0.76), providing little evidence for a consistent relationship between overall trait size and the steepness of scaling among families. Because females were field-collected and potentially multiply mated, these variance components reflect combined genetic and shared environmental effects. Nonetheless, the positive covariance demonstrates integrated brood-level variation in exaggeration architecture.</w:t>
+      </w:r>
+    </w:p>
+    <w:bookmarkEnd w:id="31"/>
+    <w:bookmarkStart w:id="32" w:name="discussion"/>
+    <w:p>
+      <w:pPr>
+        <w:pStyle w:val="Heading1"/>
+      </w:pPr>
+      <w:r>
+        <w:t xml:space="preserve">Discussion</w:t>
       </w:r>
     </w:p>
     <w:p>
@@ -943,7 +859,52 @@
         <w:pStyle w:val="FirstParagraph"/>
       </w:pPr>
       <w:r>
-        <w:t xml:space="preserve">Diet had little effect on the intercept in brachylabic males (diet (poor) = -0.01, 95% CrI: -0.04–0.01; Table S2), but reduced the intercept in macrolabic males (morph (macrolabic) x diet (poor) = -0.10, 95% CrI: -0.15–-0.06; Table S2). Nutritional stress, therefore, disproportionately reduced weapon size in the exaggerated morph.</w:t>
+        <w:t xml:space="preserve">Static allometries are often regarded as stable descriptors of morphological architecture</w:t>
+      </w:r>
+      <w:r>
+        <w:t xml:space="preserve"> </w:t>
+      </w:r>
+      <w:r>
+        <w:t xml:space="preserve">(Huxley 1932; Gould 1966; Voje 2016)</w:t>
+      </w:r>
+      <w:r>
+        <w:t xml:space="preserve">. However, the evolutionary flexibility of scaling relationships remains debated, with some studies suggesting that slopes can evolve while still being constrained by developmental integration</w:t>
+      </w:r>
+      <w:r>
+        <w:t xml:space="preserve"> </w:t>
+      </w:r>
+      <w:r>
+        <w:t xml:space="preserve">(Harrison 2015)</w:t>
+      </w:r>
+      <w:r>
+        <w:t xml:space="preserve">. Our findings challenge the view of a fixed scaling exponent by demonstrating that the allometric slope itself can act as a condition-dependent developmental parameter structured across biological levels. In the European earwig, weapon exaggeration is not defined by a single static slope but by reaction norms of scaling that differ between sexes, vary across developmental environments, and covary among families. Males exhibited steep positive allometry under favourable conditions, consistent with expectations for sexually selected weapons</w:t>
+      </w:r>
+      <w:r>
+        <w:t xml:space="preserve"> </w:t>
+      </w:r>
+      <w:r>
+        <w:t xml:space="preserve">(Kelly 2005; Kodric-Brown et al. 2006; Bonduriansky 2007)</w:t>
+      </w:r>
+      <w:r>
+        <w:t xml:space="preserve">, yet their scaling exponents declined toward female-like values under nutritional stress and increased under higher developmental densities. Females, by contrast, showed comparatively stable scaling relationships across environments. These results indicate that the allometric slope is not a fixed architectural constant but an environmentally responsive parameter of growth regulation</w:t>
+      </w:r>
+      <w:r>
+        <w:t xml:space="preserve"> </w:t>
+      </w:r>
+      <w:r>
+        <w:t xml:space="preserve">(Frankino et al. 2005; Shingleton et al. 2007; Nijhout and German 2012)</w:t>
+      </w:r>
+      <w:r>
+        <w:t xml:space="preserve">. By demonstrating environmentally sensitive scaling exponents, our study extends theories of condition dependence beyond variation in mean trait expression to the structure of size-dependent exaggeration itself</w:t>
+      </w:r>
+      <w:r>
+        <w:t xml:space="preserve"> </w:t>
+      </w:r>
+      <w:r>
+        <w:t xml:space="preserve">(Rowe and Houle 1996; Cotton et al. 2004; Tomkins et al. 2004; Pélabon et al. 2014)</w:t>
+      </w:r>
+      <w:r>
+        <w:t xml:space="preserve">.</w:t>
       </w:r>
     </w:p>
     <w:p>
@@ -951,15 +912,22 @@
         <w:pStyle w:val="BodyText"/>
       </w:pPr>
       <w:r>
-        <w:t xml:space="preserve">Both morphs showed some tendency toward reduced scaling exponents under a poor diet. In brachylabic males, slope decline was modest (body size x diet (poor) = -0.11, 95% CrI: -0.35–0.13; Table S2). In macrolabic males, the additional diet-dependent slope change in macrolabic males was positive but highly uncertain (body size x morph (macrolabic) x diet (poor) = 0.18, 95% CrI: -0.31–0.66; Table S2). Posterior contrasts indicated that diet-induced slope plasticity tended to be greater in macrolabic than brachylabic males (posterior probability ≈ 0.60), although credible intervals were broad.</w:t>
-      </w:r>
-    </w:p>
-    <w:p>
-      <w:pPr>
-        <w:pStyle w:val="BodyText"/>
-      </w:pPr>
-      <w:r>
-        <w:t xml:space="preserve">Density-induced slope changes were comparatively weak and uncertain in both morphs, and there was little evidence that density altered scaling exponents differently between morphs. Morph-specific changes in allometric slope relative to baseline conditions are shown in</w:t>
+        <w:t xml:space="preserve">The evolution of exaggerated traits is often interpreted through condition dependence and genic capture theory</w:t>
+      </w:r>
+      <w:r>
+        <w:t xml:space="preserve"> </w:t>
+      </w:r>
+      <w:r>
+        <w:t xml:space="preserve">(Rowe and Houle 1996; Cotton et al. 2004; Tomkins et al. 2004)</w:t>
+      </w:r>
+      <w:r>
+        <w:t xml:space="preserve">, which predicts heightened environmental sensitivity of sexually selected characters. Although many studies have focused on mean trait expression, condition dependence has also been interpreted as variation in allometric slopes</w:t>
+      </w:r>
+      <w:r>
+        <w:t xml:space="preserve"> </w:t>
+      </w:r>
+      <w:r>
+        <w:t xml:space="preserve">(e.g.</w:t>
       </w:r>
       <w:r>
         <w:t xml:space="preserve"> </w:t>
@@ -969,152 +937,26 @@
           <w:b/>
           <w:bCs/>
         </w:rPr>
-        <w:t xml:space="preserve">?@fig-five</w:t>
-      </w:r>
-      <w:r>
-        <w:t xml:space="preserve">.</w:t>
-      </w:r>
-    </w:p>
-    <w:p>
-      <w:pPr>
-        <w:pStyle w:val="BodyText"/>
-      </w:pPr>
-      <w:r>
-        <w:t xml:space="preserve">Overall, in males, morphological differentiation primarily reflects shifts in intercepts rather than fundamentally distinct scaling exponents.</w:t>
-      </w:r>
-    </w:p>
-    <w:bookmarkEnd w:id="37"/>
-    <w:bookmarkEnd w:id="38"/>
-    <w:bookmarkStart w:id="39" w:name="among-family-variation"/>
-    <w:p>
-      <w:pPr>
-        <w:pStyle w:val="Heading3"/>
-      </w:pPr>
-      <w:r>
-        <w:t xml:space="preserve">Among-family variation</w:t>
-      </w:r>
-    </w:p>
-    <w:p>
-      <w:pPr>
-        <w:pStyle w:val="FirstParagraph"/>
-      </w:pPr>
-      <w:r>
-        <w:t xml:space="preserve">At the sex level, there was detectable among-maternal-family variance in scaling exponent (sd(log pronotum) = 0.13, 95% CrI: 0.01–0.25) and smaller variance in intercept (sd(Intercept) = 0.03). The intercept–slope correlation was weak and uncertain (r = 0.17, CrI overlapping zero), suggesting limited evidence for integrated family-level variation across sexes (Table S1).</w:t>
-      </w:r>
-    </w:p>
-    <w:p>
-      <w:pPr>
-        <w:pStyle w:val="BodyText"/>
-      </w:pPr>
-      <w:r>
-        <w:t xml:space="preserve">Within males, family-level variation in slope was larger (sd(log pronotum) = 0.19, 95% CrI: 0.10–0.28). Intercepts and slopes were positively correlated among families (r = 0.59, 95% CrI: 0.05–0.93), indicating that broods producing sons with larger forceps at mean body size also tended to exhibit steeper scaling relationships.</w:t>
-      </w:r>
-    </w:p>
-    <w:p>
-      <w:pPr>
-        <w:pStyle w:val="BodyText"/>
-      </w:pPr>
-      <w:r>
-        <w:t xml:space="preserve">Because females were field-collected and potentially multiply mated, these variance components reflect combined genetic and shared environmental effects. Nonetheless, the positive covariance demonstrates integrated brood-level variation in exaggeration architecture.</w:t>
-      </w:r>
-    </w:p>
-    <w:bookmarkEnd w:id="39"/>
-    <w:bookmarkStart w:id="40" w:name="summary"/>
-    <w:p>
-      <w:pPr>
-        <w:pStyle w:val="Heading3"/>
-      </w:pPr>
-      <w:r>
-        <w:t xml:space="preserve">Summary</w:t>
-      </w:r>
-    </w:p>
-    <w:p>
-      <w:pPr>
-        <w:pStyle w:val="FirstParagraph"/>
-      </w:pPr>
-      <w:r>
-        <w:t xml:space="preserve">Weapon allometry exhibits a hierarchical structure. Sexual dimorphism is characterized by steeper and more environmentally sensitive scaling in males relative to females. In males, morphological divergence is primarily intercept-based, with macrolabic males consistently expressing larger weapons and greater sensitivity to nutritional stress at the intercept. Slope plasticity is pronounced at the sex level and detectable, though weaker and more uncertain, within males, while baseline slopes are similar across morphs. Finally, male scaling intercepts and exponents covary positively among maternal families, indicating integrated clutch-level variation in exaggeration architecture.</w:t>
-      </w:r>
-    </w:p>
-    <w:bookmarkEnd w:id="40"/>
-    <w:bookmarkEnd w:id="41"/>
-    <w:bookmarkStart w:id="42" w:name="discussion"/>
-    <w:p>
-      <w:pPr>
-        <w:pStyle w:val="Heading1"/>
-      </w:pPr>
-      <w:r>
-        <w:t xml:space="preserve">Discussion</w:t>
-      </w:r>
-    </w:p>
-    <w:p>
-      <w:pPr>
-        <w:pStyle w:val="FirstParagraph"/>
-      </w:pPr>
-      <w:r>
-        <w:t xml:space="preserve">Static allometries are often regarded as stable descriptors of morphological architecture</w:t>
-      </w:r>
-      <w:r>
-        <w:t xml:space="preserve"> </w:t>
-      </w:r>
-      <w:r>
-        <w:t xml:space="preserve">(Huxley 1932; Gould 1966; Voje 2016)</w:t>
-      </w:r>
-      <w:r>
-        <w:t xml:space="preserve">. However, the evolutionary flexibility of scaling relationships remains debated, with some studies suggesting that slopes can evolve while still being constrained by developmental integration</w:t>
-      </w:r>
-      <w:r>
-        <w:t xml:space="preserve"> </w:t>
-      </w:r>
-      <w:r>
-        <w:t xml:space="preserve">(Harrison 2015)</w:t>
-      </w:r>
-      <w:r>
-        <w:t xml:space="preserve">. Our findings challenge the view of a fixed scaling exponent by demonstrating that the allometric slope itself can act as a condition-dependent developmental parameter structured across biological levels. In the European earwig, weapon exaggeration is not defined by a single static slope but by reaction norms of scaling that differ between sexes, vary across developmental environments, and covary among families. Males exhibited steep positive allometry under favourable conditions, consistent with expectations for sexually selected weapons</w:t>
-      </w:r>
-      <w:r>
-        <w:t xml:space="preserve"> </w:t>
-      </w:r>
-      <w:r>
-        <w:t xml:space="preserve">(Kelly 2005; Kodric-Brown et al. 2006; Bonduriansky 2007)</w:t>
-      </w:r>
-      <w:r>
-        <w:t xml:space="preserve">, yet their scaling exponents declined toward female-like values under nutritional stress and increased under higher developmental densities. Females, by contrast, showed comparatively stable scaling relationships across environments. These results indicate that the allometric slope is not a fixed architectural constant but an environmentally responsive parameter of growth regulation</w:t>
-      </w:r>
-      <w:r>
-        <w:t xml:space="preserve"> </w:t>
-      </w:r>
-      <w:r>
-        <w:t xml:space="preserve">(Frankino et al. 2005; Shingleton et al. 2007; Nijhout and German 2012)</w:t>
-      </w:r>
-      <w:r>
-        <w:t xml:space="preserve">. By demonstrating environmentally sensitive scaling exponents, our study extends theories of condition dependence beyond variation in mean trait expression to the structure of size-dependent exaggeration itself</w:t>
-      </w:r>
-      <w:r>
-        <w:t xml:space="preserve"> </w:t>
-      </w:r>
-      <w:r>
-        <w:t xml:space="preserve">(Rowe and Houle 1996; Cotton et al. 2004; Tomkins et al. 2004; Pélabon et al. 2014)</w:t>
-      </w:r>
-      <w:r>
-        <w:t xml:space="preserve">.</w:t>
-      </w:r>
-    </w:p>
-    <w:p>
-      <w:pPr>
-        <w:pStyle w:val="BodyText"/>
-      </w:pPr>
-      <w:r>
-        <w:t xml:space="preserve">The evolution of exaggerated traits is often interpreted through condition dependence and genic capture theory</w:t>
-      </w:r>
-      <w:r>
-        <w:t xml:space="preserve"> </w:t>
-      </w:r>
-      <w:r>
-        <w:t xml:space="preserve">(Rowe and Houle 1996; Cotton et al. 2004; Tomkins et al. 2004)</w:t>
-      </w:r>
-      <w:r>
-        <w:t xml:space="preserve">, which predicts heightened environmental sensitivity of sexually selected characters. Although most empirical work has focused on mean trait expression, theory does not restrict condition dependence to shifts in intercepts. If growth regulation is condition sensitive, the scaling exponent itself should respond to environmental inputs</w:t>
+        <w:t xml:space="preserve">bonduriansky2007a?</w:t>
+      </w:r>
+      <w:r>
+        <w:t xml:space="preserve">;</w:t>
+      </w:r>
+      <w:r>
+        <w:t xml:space="preserve"> </w:t>
+      </w:r>
+      <w:r>
+        <w:rPr>
+          <w:b/>
+          <w:bCs/>
+        </w:rPr>
+        <w:t xml:space="preserve">vea2023?</w:t>
+      </w:r>
+      <w:r>
+        <w:t xml:space="preserve">)</w:t>
+      </w:r>
+      <w:r>
+        <w:t xml:space="preserve">. However, empirical tests of how environmental conditions shape scaling exponents remain relatively rare. If growth regulation is condition sensitive, the scaling exponent itself should respond to environmental inputs</w:t>
       </w:r>
       <w:r>
         <w:t xml:space="preserve"> </w:t>
@@ -1280,8 +1122,8 @@
         <w:t xml:space="preserve">. Scaling exponents behave as condition-sensitive reaction norms that differ between sexes and vary among families. Morph differentiation in males mainly reflects shifts in baseline allocation, whereas the intercept–slope covariance reveals coordinated variation linking baseline exaggeration and size sensitivity. Together, these patterns indicate that the evolution of exaggerated weapons may proceed through hierarchical modification of growth regulation across sexes, morphs, and lineages, rather than through simple changes in average trait size. Future work integrating quantitative genetic estimates of slope variation with experimental manipulations of selection will be essential for determining how readily scaling architectures evolve.</w:t>
       </w:r>
     </w:p>
-    <w:bookmarkEnd w:id="42"/>
-    <w:bookmarkStart w:id="43" w:name="data-availability"/>
+    <w:bookmarkEnd w:id="32"/>
+    <w:bookmarkStart w:id="33" w:name="data-availability"/>
     <w:p>
       <w:pPr>
         <w:pStyle w:val="Heading1"/>
@@ -1298,8 +1140,8 @@
         <w:t xml:space="preserve">Data are available through the OSF repository at https://osf.io/m7c53/overview?view_only=ce50e42b29284cbe8164e768ecb9c2b1.</w:t>
       </w:r>
     </w:p>
-    <w:bookmarkEnd w:id="43"/>
-    <w:bookmarkStart w:id="44" w:name="funding"/>
+    <w:bookmarkEnd w:id="33"/>
+    <w:bookmarkStart w:id="34" w:name="funding"/>
     <w:p>
       <w:pPr>
         <w:pStyle w:val="Heading1"/>
@@ -1316,8 +1158,8 @@
         <w:t xml:space="preserve">The study was funded by a Discovery Grant from the Natural Sciences and Engineering Research Council of Canada (NSERC) to CDK.</w:t>
       </w:r>
     </w:p>
-    <w:bookmarkEnd w:id="44"/>
-    <w:bookmarkStart w:id="45" w:name="conflict-of-interest"/>
+    <w:bookmarkEnd w:id="34"/>
+    <w:bookmarkStart w:id="35" w:name="conflict-of-interest"/>
     <w:p>
       <w:pPr>
         <w:pStyle w:val="Heading1"/>
@@ -1334,8 +1176,8 @@
         <w:t xml:space="preserve">We declare no conflicts of interest.</w:t>
       </w:r>
     </w:p>
-    <w:bookmarkEnd w:id="45"/>
-    <w:bookmarkStart w:id="46" w:name="acknowledgements"/>
+    <w:bookmarkEnd w:id="35"/>
+    <w:bookmarkStart w:id="36" w:name="acknowledgements"/>
     <w:p>
       <w:pPr>
         <w:pStyle w:val="Heading1"/>
@@ -1357,8 +1199,8 @@
         <w:br w:type="page"/>
       </w:r>
     </w:p>
-    <w:bookmarkEnd w:id="46"/>
-    <w:bookmarkStart w:id="104" w:name="references"/>
+    <w:bookmarkEnd w:id="36"/>
+    <w:bookmarkStart w:id="98" w:name="references"/>
     <w:p>
       <w:pPr>
         <w:pStyle w:val="Heading1"/>
@@ -1367,8 +1209,8 @@
         <w:t xml:space="preserve">References</w:t>
       </w:r>
     </w:p>
-    <w:bookmarkStart w:id="90" w:name="refs"/>
-    <w:bookmarkStart w:id="47" w:name="ref-bonduriansky2007"/>
+    <w:bookmarkStart w:id="80" w:name="refs"/>
+    <w:bookmarkStart w:id="37" w:name="ref-bonduriansky2007"/>
     <w:p>
       <w:pPr>
         <w:pStyle w:val="Bibliography"/>
@@ -1389,8 +1231,8 @@
         <w:t xml:space="preserve">critical reappraisal of the evidence and ideas. Evolution 61:838–849.</w:t>
       </w:r>
     </w:p>
-    <w:bookmarkEnd w:id="47"/>
-    <w:bookmarkStart w:id="48" w:name="ref-bonduriansky2003"/>
+    <w:bookmarkEnd w:id="37"/>
+    <w:bookmarkStart w:id="38" w:name="ref-bonduriansky2003"/>
     <w:p>
       <w:pPr>
         <w:pStyle w:val="Bibliography"/>
@@ -1399,8 +1241,8 @@
         <w:t xml:space="preserve">Bonduriansky, R., and T. Day. 2003. The evolution of static allometry in sexually selected traits. Evolution 57:2450–2458.</w:t>
       </w:r>
     </w:p>
-    <w:bookmarkEnd w:id="48"/>
-    <w:bookmarkStart w:id="49" w:name="ref-burkner2017"/>
+    <w:bookmarkEnd w:id="38"/>
+    <w:bookmarkStart w:id="39" w:name="ref-burkner2017"/>
     <w:p>
       <w:pPr>
         <w:pStyle w:val="Bibliography"/>
@@ -1448,8 +1290,8 @@
         <w:t xml:space="preserve">tan. Journal of Statistical Software 80:4308.</w:t>
       </w:r>
     </w:p>
-    <w:bookmarkEnd w:id="49"/>
-    <w:bookmarkStart w:id="50" w:name="ref-buzatto2015"/>
+    <w:bookmarkEnd w:id="39"/>
+    <w:bookmarkStart w:id="40" w:name="ref-buzatto2015"/>
     <w:p>
       <w:pPr>
         <w:pStyle w:val="Bibliography"/>
@@ -1458,8 +1300,8 @@
         <w:t xml:space="preserve">Buzatto, B., M. Buoro, W. Hazel, and J. Tomkins. 2015. Investigating the genetic architecture of conditional strategies using the environmental threshold model. Proc Biol Sci 282:20152075.</w:t>
       </w:r>
     </w:p>
-    <w:bookmarkEnd w:id="50"/>
-    <w:bookmarkStart w:id="51" w:name="ref-cheverud1982"/>
+    <w:bookmarkEnd w:id="40"/>
+    <w:bookmarkStart w:id="41" w:name="ref-cheverud1982"/>
     <w:p>
       <w:pPr>
         <w:pStyle w:val="Bibliography"/>
@@ -1468,8 +1310,8 @@
         <w:t xml:space="preserve">Cheverud, J. M. 1982. Phenotypic, genetic, and environmental morphological integration in the cranium. Evolution 36:499–516. Department of Anthropology, Northwestern University, Evanston, Illinois, 60201.</w:t>
       </w:r>
     </w:p>
-    <w:bookmarkEnd w:id="51"/>
-    <w:bookmarkStart w:id="52" w:name="ref-cotton2004"/>
+    <w:bookmarkEnd w:id="41"/>
+    <w:bookmarkStart w:id="42" w:name="ref-cotton2004"/>
     <w:p>
       <w:pPr>
         <w:pStyle w:val="Bibliography"/>
@@ -1509,8 +1351,8 @@
         <w:t xml:space="preserve">iopsidae). Evolution 58:1038–1038. Oxford, United Kingdom.</w:t>
       </w:r>
     </w:p>
-    <w:bookmarkEnd w:id="52"/>
-    <w:bookmarkStart w:id="53" w:name="ref-emlen2000"/>
+    <w:bookmarkEnd w:id="42"/>
+    <w:bookmarkStart w:id="43" w:name="ref-emlen2000"/>
     <w:p>
       <w:pPr>
         <w:pStyle w:val="Bibliography"/>
@@ -1519,8 +1361,8 @@
         <w:t xml:space="preserve">Douglas J. Emlen, H. F. N. 2000. The development and evolution of exaggerated morphologies in insects. Annu Rev Entomol 45:661–661.</w:t>
       </w:r>
     </w:p>
-    <w:bookmarkEnd w:id="53"/>
-    <w:bookmarkStart w:id="54" w:name="ref-eberhard2018"/>
+    <w:bookmarkEnd w:id="43"/>
+    <w:bookmarkStart w:id="44" w:name="ref-eberhard2018"/>
     <w:p>
       <w:pPr>
         <w:pStyle w:val="Bibliography"/>
@@ -1529,8 +1371,8 @@
         <w:t xml:space="preserve">Eberhard, W. G., R. L. Rodrı́guez, B. A. Huber, B. Speck, H. Miller, B. A. Buzatto, and G. Machado. 2018. Sexual selection and static allometry: The importance of function. The Quarterly Review of Biology 93:207–250.</w:t>
       </w:r>
     </w:p>
-    <w:bookmarkEnd w:id="54"/>
-    <w:bookmarkStart w:id="55" w:name="ref-emlen1997"/>
+    <w:bookmarkEnd w:id="44"/>
+    <w:bookmarkStart w:id="45" w:name="ref-emlen1997"/>
     <w:p>
       <w:pPr>
         <w:pStyle w:val="Bibliography"/>
@@ -1570,8 +1412,8 @@
         <w:t xml:space="preserve">carabaeidae). Behav Ecol Sociobiol 41:335–341.</w:t>
       </w:r>
     </w:p>
-    <w:bookmarkEnd w:id="55"/>
-    <w:bookmarkStart w:id="56" w:name="ref-frankino2005"/>
+    <w:bookmarkEnd w:id="45"/>
+    <w:bookmarkStart w:id="46" w:name="ref-frankino2005"/>
     <w:p>
       <w:pPr>
         <w:pStyle w:val="Bibliography"/>
@@ -1580,8 +1422,8 @@
         <w:t xml:space="preserve">Frankino, W. A., B. J. Zwaan, D. L. Stern, and P. M. Brakefield. 2005. Natural selection and developmental constraints in the evolution of allometries. Science 307:718–720. Section of Evolutionary Biology, Institute of Biology, Leiden University, P.O. Box 9516, 2300 RA Leiden, Netherlands. frankino@alumni.indiana.edu.</w:t>
       </w:r>
     </w:p>
-    <w:bookmarkEnd w:id="56"/>
-    <w:bookmarkStart w:id="57" w:name="ref-gould1966"/>
+    <w:bookmarkEnd w:id="46"/>
+    <w:bookmarkStart w:id="47" w:name="ref-gould1966"/>
     <w:p>
       <w:pPr>
         <w:pStyle w:val="Bibliography"/>
@@ -1590,8 +1432,8 @@
         <w:t xml:space="preserve">Gould, S. J. 1966. Allometry and size in ontogeny and phylogeny. Biol Rev Camb Philos Soc 41:587–640.</w:t>
       </w:r>
     </w:p>
-    <w:bookmarkEnd w:id="57"/>
-    <w:bookmarkStart w:id="58" w:name="ref-gross1996"/>
+    <w:bookmarkEnd w:id="47"/>
+    <w:bookmarkStart w:id="48" w:name="ref-gross1996"/>
     <w:p>
       <w:pPr>
         <w:pStyle w:val="Bibliography"/>
@@ -1600,8 +1442,8 @@
         <w:t xml:space="preserve">Gross, M. R. 1996. Alternative reproductive strategies and tactics: Diversity within sexes. Trends Ecol Evol 11:92–98.</w:t>
       </w:r>
     </w:p>
-    <w:bookmarkEnd w:id="58"/>
-    <w:bookmarkStart w:id="59" w:name="ref-hansen2008"/>
+    <w:bookmarkEnd w:id="48"/>
+    <w:bookmarkStart w:id="49" w:name="ref-hansen2008"/>
     <w:p>
       <w:pPr>
         <w:pStyle w:val="Bibliography"/>
@@ -1610,8 +1452,8 @@
         <w:t xml:space="preserve">Hansen, T. F., and D. Houle. 2008. Measuring and comparing evolvability and constraint in multivariate characters. J Evol Biol 21:1201–1219. Department of Biology, Center for Ecological; Evolutionary Synthesis, University of Oslo, Oslo, Norway.</w:t>
       </w:r>
     </w:p>
-    <w:bookmarkEnd w:id="59"/>
-    <w:bookmarkStart w:id="60" w:name="ref-harrison2015a"/>
+    <w:bookmarkEnd w:id="49"/>
+    <w:bookmarkStart w:id="50" w:name="ref-harrison2015a"/>
     <w:p>
       <w:pPr>
         <w:pStyle w:val="Bibliography"/>
@@ -1620,8 +1462,8 @@
         <w:t xml:space="preserve">Harrison, J. F. 2015. Evolvability and nonevolvability of allometric slopes. Proc Natl Acad Sci U S A 112:13426–13427. School of Life Sciences, Arizona State University, Tempe, AZ 85287-4501 j.harrison@asu.edu.</w:t>
       </w:r>
     </w:p>
-    <w:bookmarkEnd w:id="60"/>
-    <w:bookmarkStart w:id="61" w:name="ref-hazel1990"/>
+    <w:bookmarkEnd w:id="50"/>
+    <w:bookmarkStart w:id="51" w:name="ref-hazel1990"/>
     <w:p>
       <w:pPr>
         <w:pStyle w:val="Bibliography"/>
@@ -1630,8 +1472,8 @@
         <w:t xml:space="preserve">Hazel, W. N., R. S. Mock, and M. D. Johnson. 1990. A polygenic model for the evolution and maintenance of conditional strategies. Proc. R. Soc. Lond. B 242:181–187. Great Britain.</w:t>
       </w:r>
     </w:p>
-    <w:bookmarkEnd w:id="61"/>
-    <w:bookmarkStart w:id="62" w:name="ref-huxley1932"/>
+    <w:bookmarkEnd w:id="51"/>
+    <w:bookmarkStart w:id="52" w:name="ref-huxley1932"/>
     <w:p>
       <w:pPr>
         <w:pStyle w:val="Bibliography"/>
@@ -1640,8 +1482,8 @@
         <w:t xml:space="preserve">Huxley, J. 1932. Problems of relative growth.</w:t>
       </w:r>
     </w:p>
-    <w:bookmarkEnd w:id="62"/>
-    <w:bookmarkStart w:id="63" w:name="ref-kamimura2014"/>
+    <w:bookmarkEnd w:id="52"/>
+    <w:bookmarkStart w:id="53" w:name="ref-kamimura2014"/>
     <w:p>
       <w:pPr>
         <w:pStyle w:val="Bibliography"/>
@@ -1656,8 +1498,8 @@
         <w:t xml:space="preserve">ermaptera). Entomol Sci 17:139–166.</w:t>
       </w:r>
     </w:p>
-    <w:bookmarkEnd w:id="63"/>
-    <w:bookmarkStart w:id="64" w:name="ref-kelly2005a"/>
+    <w:bookmarkEnd w:id="53"/>
+    <w:bookmarkStart w:id="54" w:name="ref-kelly2005a"/>
     <w:p>
       <w:pPr>
         <w:pStyle w:val="Bibliography"/>
@@ -1691,98 +1533,259 @@
         <w:t xml:space="preserve">. Behav Ecol 16:145–152.</w:t>
       </w:r>
     </w:p>
+    <w:bookmarkEnd w:id="54"/>
+    <w:bookmarkStart w:id="55" w:name="ref-kelly2024"/>
+    <w:p>
+      <w:pPr>
+        <w:pStyle w:val="Bibliography"/>
+      </w:pPr>
+      <w:r>
+        <w:t xml:space="preserve">Kelly, C. D. 2024. Alternative mating strategies in the</w:t>
+      </w:r>
+      <w:r>
+        <w:t xml:space="preserve"> </w:t>
+      </w:r>
+      <w:r>
+        <w:t xml:space="preserve">W</w:t>
+      </w:r>
+      <w:r>
+        <w:t xml:space="preserve">ellington tree weta expressed via genetic polymorphism for precocial male maturation. Royal Society Open Science 11:240100.</w:t>
+      </w:r>
+    </w:p>
+    <w:bookmarkEnd w:id="55"/>
+    <w:bookmarkStart w:id="56" w:name="ref-kelly2025a"/>
+    <w:p>
+      <w:pPr>
+        <w:pStyle w:val="Bibliography"/>
+      </w:pPr>
+      <w:r>
+        <w:t xml:space="preserve">Kelly, C. D. 2026. Can the form of sexual selection explain patterns of static weapon allometry expressed by alternative mating morphotypes? Evolution 80:191–201. D</w:t>
+      </w:r>
+      <w:r>
+        <w:t xml:space="preserve">é</w:t>
+      </w:r>
+      <w:r>
+        <w:t xml:space="preserve">partement des Sciences biologiques, Universit</w:t>
+      </w:r>
+      <w:r>
+        <w:t xml:space="preserve">é</w:t>
+      </w:r>
+      <w:r>
+        <w:t xml:space="preserve"> </w:t>
+      </w:r>
+      <w:r>
+        <w:t xml:space="preserve">du Qu</w:t>
+      </w:r>
+      <w:r>
+        <w:t xml:space="preserve">é</w:t>
+      </w:r>
+      <w:r>
+        <w:t xml:space="preserve">bec</w:t>
+      </w:r>
+      <w:r>
+        <w:t xml:space="preserve"> </w:t>
+      </w:r>
+      <w:r>
+        <w:t xml:space="preserve">à</w:t>
+      </w:r>
+      <w:r>
+        <w:t xml:space="preserve"> </w:t>
+      </w:r>
+      <w:r>
+        <w:t xml:space="preserve">Montr</w:t>
+      </w:r>
+      <w:r>
+        <w:t xml:space="preserve">é</w:t>
+      </w:r>
+      <w:r>
+        <w:t xml:space="preserve">al, Montr</w:t>
+      </w:r>
+      <w:r>
+        <w:t xml:space="preserve">é</w:t>
+      </w:r>
+      <w:r>
+        <w:t xml:space="preserve">al, Canada.</w:t>
+      </w:r>
+    </w:p>
+    <w:bookmarkEnd w:id="56"/>
+    <w:bookmarkStart w:id="57" w:name="ref-klingenberg2008"/>
+    <w:p>
+      <w:pPr>
+        <w:pStyle w:val="Bibliography"/>
+      </w:pPr>
+      <w:r>
+        <w:t xml:space="preserve">Klingenberg, C. P. 2008. Morphological integration and developmental modularity. Annual Review of Ecology, Evolution, and Systematics 39:115–132.</w:t>
+      </w:r>
+    </w:p>
+    <w:bookmarkEnd w:id="57"/>
+    <w:bookmarkStart w:id="58" w:name="ref-kochensparger2024"/>
+    <w:p>
+      <w:pPr>
+        <w:pStyle w:val="Bibliography"/>
+      </w:pPr>
+      <w:r>
+        <w:t xml:space="preserve">Kochensparger, S. K., C. J. Painting, B. A. Buzatto, and E. L. McCullough. 2024. Are weapon allometries steeper in major or minor males?</w:t>
+      </w:r>
+      <w:r>
+        <w:t xml:space="preserve"> </w:t>
+      </w:r>
+      <w:r>
+        <w:t xml:space="preserve">A</w:t>
+      </w:r>
+      <w:r>
+        <w:t xml:space="preserve"> </w:t>
+      </w:r>
+      <w:r>
+        <w:t xml:space="preserve">meta-analysis. Behav Ecol 35:1–9.</w:t>
+      </w:r>
+    </w:p>
+    <w:bookmarkEnd w:id="58"/>
+    <w:bookmarkStart w:id="59" w:name="ref-kodric-brown2006"/>
+    <w:p>
+      <w:pPr>
+        <w:pStyle w:val="Bibliography"/>
+      </w:pPr>
+      <w:r>
+        <w:t xml:space="preserve">Kodric-Brown, A., R. M. Sibly, and J. H. Brown. 2006. The allometry of ornaments and weapons. Proceedings of the National Academy of Sciences 103:8733–8738.</w:t>
+      </w:r>
+    </w:p>
+    <w:bookmarkEnd w:id="59"/>
+    <w:bookmarkStart w:id="60" w:name="ref-lande1980"/>
+    <w:p>
+      <w:pPr>
+        <w:pStyle w:val="Bibliography"/>
+      </w:pPr>
+      <w:r>
+        <w:t xml:space="preserve">Lande, R. 1980. Sexual dimorphism, sexual selection, and adaptation in polygenic characters. Evolution 292–305.</w:t>
+      </w:r>
+    </w:p>
+    <w:bookmarkEnd w:id="60"/>
+    <w:bookmarkStart w:id="61" w:name="ref-vanlieshout2009"/>
+    <w:p>
+      <w:pPr>
+        <w:pStyle w:val="Bibliography"/>
+      </w:pPr>
+      <w:r>
+        <w:t xml:space="preserve">Lieshout, E. van, and M. A. Elgar. 2009. Armament under direct sexual selection does not exhibit positive allometry in an earwig. Behav Ecol 20:258–264.</w:t>
+      </w:r>
+    </w:p>
+    <w:bookmarkEnd w:id="61"/>
+    <w:bookmarkStart w:id="62" w:name="ref-meunier2024"/>
+    <w:p>
+      <w:pPr>
+        <w:pStyle w:val="Bibliography"/>
+      </w:pPr>
+      <w:r>
+        <w:t xml:space="preserve">Meunier, J. 2024. The biology and social life of earwigs (dermaptera). Annu Rev Entomol 69:259–276.</w:t>
+      </w:r>
+    </w:p>
+    <w:bookmarkEnd w:id="62"/>
+    <w:bookmarkStart w:id="63" w:name="ref-nijhout2012"/>
+    <w:p>
+      <w:pPr>
+        <w:pStyle w:val="Bibliography"/>
+      </w:pPr>
+      <w:r>
+        <w:t xml:space="preserve">Nijhout, H. F., and R. Z. German. 2012. Developmental causes of allometry: New models and implications for phenotypic plasticity and evolution. Integr Comp Biol 52:43–52. Department of Biology, Duke University, Durham, NC 27708, USA. hfn@duke.edu.</w:t>
+      </w:r>
+    </w:p>
+    <w:bookmarkEnd w:id="63"/>
+    <w:bookmarkStart w:id="64" w:name="ref-oliveira2008"/>
+    <w:p>
+      <w:pPr>
+        <w:pStyle w:val="Bibliography"/>
+      </w:pPr>
+      <w:r>
+        <w:t xml:space="preserve">Oliveira, R. F., M. Taborsky, and H. J. Brockmann. 2008.</w:t>
+      </w:r>
+      <w:r>
+        <w:t xml:space="preserve"> </w:t>
+      </w:r>
+      <w:r>
+        <w:t xml:space="preserve">Alternative</w:t>
+      </w:r>
+      <w:r>
+        <w:t xml:space="preserve"> </w:t>
+      </w:r>
+      <w:r>
+        <w:t xml:space="preserve">Reproductive</w:t>
+      </w:r>
+      <w:r>
+        <w:t xml:space="preserve"> </w:t>
+      </w:r>
+      <w:r>
+        <w:t xml:space="preserve">Tactics</w:t>
+      </w:r>
+      <w:r>
+        <w:t xml:space="preserve">. Cambridge University Press.</w:t>
+      </w:r>
+    </w:p>
     <w:bookmarkEnd w:id="64"/>
-    <w:bookmarkStart w:id="65" w:name="ref-kelly2024"/>
+    <w:bookmarkStart w:id="65" w:name="ref-ozkansubmitted"/>
     <w:p>
       <w:pPr>
         <w:pStyle w:val="Bibliography"/>
       </w:pPr>
       <w:r>
-        <w:t xml:space="preserve">Kelly, C. D. 2024. Alternative mating strategies in the</w:t>
-      </w:r>
-      <w:r>
-        <w:t xml:space="preserve"> </w:t>
-      </w:r>
-      <w:r>
-        <w:t xml:space="preserve">W</w:t>
-      </w:r>
-      <w:r>
-        <w:t xml:space="preserve">ellington tree weta expressed via genetic polymorphism for precocial male maturation. Royal Society Open Science 11:240100.</w:t>
+        <w:t xml:space="preserve">Ozkan, C., and C. D. Kelly. submitted. Sexual dimorphism in condition-dependent weapons arises through amplification of shared developmental pathways and enhanced trait-specific sensitivity.</w:t>
       </w:r>
     </w:p>
     <w:bookmarkEnd w:id="65"/>
-    <w:bookmarkStart w:id="66" w:name="ref-kelly2025a"/>
+    <w:bookmarkStart w:id="66" w:name="ref-painting2024"/>
     <w:p>
       <w:pPr>
         <w:pStyle w:val="Bibliography"/>
       </w:pPr>
       <w:r>
-        <w:t xml:space="preserve">Kelly, C. D. 2026. Can the form of sexual selection explain patterns of static weapon allometry expressed by alternative mating morphotypes? Evolution 80:191–201. D</w:t>
-      </w:r>
-      <w:r>
-        <w:t xml:space="preserve">é</w:t>
-      </w:r>
-      <w:r>
-        <w:t xml:space="preserve">partement des Sciences biologiques, Universit</w:t>
-      </w:r>
-      <w:r>
-        <w:t xml:space="preserve">é</w:t>
-      </w:r>
-      <w:r>
-        <w:t xml:space="preserve"> </w:t>
-      </w:r>
-      <w:r>
-        <w:t xml:space="preserve">du Qu</w:t>
-      </w:r>
-      <w:r>
-        <w:t xml:space="preserve">é</w:t>
-      </w:r>
-      <w:r>
-        <w:t xml:space="preserve">bec</w:t>
-      </w:r>
-      <w:r>
-        <w:t xml:space="preserve"> </w:t>
-      </w:r>
-      <w:r>
-        <w:t xml:space="preserve">à</w:t>
-      </w:r>
-      <w:r>
-        <w:t xml:space="preserve"> </w:t>
-      </w:r>
-      <w:r>
-        <w:t xml:space="preserve">Montr</w:t>
-      </w:r>
-      <w:r>
-        <w:t xml:space="preserve">é</w:t>
-      </w:r>
-      <w:r>
-        <w:t xml:space="preserve">al, Montr</w:t>
-      </w:r>
-      <w:r>
-        <w:t xml:space="preserve">é</w:t>
-      </w:r>
-      <w:r>
-        <w:t xml:space="preserve">al, Canada.</w:t>
+        <w:t xml:space="preserve">Painting, C. J., M. R. E. Symonds, and G. I. Holwell. 2024. The evolution of positive allometry and exaggerated traits in a diverse beetle clade. Funct Ecol 38:1265–1283.</w:t>
       </w:r>
     </w:p>
     <w:bookmarkEnd w:id="66"/>
-    <w:bookmarkStart w:id="67" w:name="ref-klingenberg2008"/>
+    <w:bookmarkStart w:id="67" w:name="ref-pelabon2014"/>
     <w:p>
       <w:pPr>
         <w:pStyle w:val="Bibliography"/>
       </w:pPr>
       <w:r>
-        <w:t xml:space="preserve">Klingenberg, C. P. 2008. Morphological integration and developmental modularity. Annual Review of Ecology, Evolution, and Systematics 39:115–132.</w:t>
+        <w:t xml:space="preserve">Pélabon, C., C. Firmat, G. Bolstad, K. Voje, D. Houle, J. Cassara, A. Rouzic, and T. Hansen. 2014. Evolution of morphological allometry. Ann N Y Acad Sci 1320:58–75.</w:t>
       </w:r>
     </w:p>
     <w:bookmarkEnd w:id="67"/>
-    <w:bookmarkStart w:id="68" w:name="ref-kochensparger2024"/>
+    <w:bookmarkStart w:id="68" w:name="ref-prates2013"/>
     <w:p>
       <w:pPr>
         <w:pStyle w:val="Bibliography"/>
       </w:pPr>
       <w:r>
-        <w:t xml:space="preserve">Kochensparger, S. K., C. J. Painting, B. A. Buzatto, and E. L. McCullough. 2024. Are weapon allometries steeper in major or minor males?</w:t>
+        <w:t xml:space="preserve">Prates, M. O., C. R. B. Cabral, and V. H. Lachos. 2013. Mixsmsn:</w:t>
+      </w:r>
+      <w:r>
+        <w:t xml:space="preserve"> </w:t>
+      </w:r>
+      <w:r>
+        <w:t xml:space="preserve">F</w:t>
+      </w:r>
+      <w:r>
+        <w:t xml:space="preserve">itting finite mixture of scale mixture of skew-normal distributions. Journal of Statistical Software 54:96.</w:t>
+      </w:r>
+    </w:p>
+    <w:bookmarkEnd w:id="68"/>
+    <w:bookmarkStart w:id="69" w:name="ref-r2013"/>
+    <w:p>
+      <w:pPr>
+        <w:pStyle w:val="Bibliography"/>
+      </w:pPr>
+      <w:r>
+        <w:t xml:space="preserve">R Core Team. 2025.</w:t>
+      </w:r>
+      <w:r>
+        <w:t xml:space="preserve"> </w:t>
+      </w:r>
+      <w:r>
+        <w:t xml:space="preserve">R</w:t>
+      </w:r>
+      <w:r>
+        <w:t xml:space="preserve">:</w:t>
       </w:r>
       <w:r>
         <w:t xml:space="preserve"> </w:t>
@@ -1794,231 +1797,70 @@
         <w:t xml:space="preserve"> </w:t>
       </w:r>
       <w:r>
-        <w:t xml:space="preserve">meta-analysis. Behav Ecol 35:1–9.</w:t>
-      </w:r>
-    </w:p>
-    <w:bookmarkEnd w:id="68"/>
-    <w:bookmarkStart w:id="69" w:name="ref-kodric-brown2006"/>
+        <w:t xml:space="preserve">language and environment for statistical computing. Vienna, Austria.</w:t>
+      </w:r>
+    </w:p>
+    <w:bookmarkEnd w:id="69"/>
+    <w:bookmarkStart w:id="70" w:name="ref-rowe1996"/>
     <w:p>
       <w:pPr>
         <w:pStyle w:val="Bibliography"/>
       </w:pPr>
       <w:r>
-        <w:t xml:space="preserve">Kodric-Brown, A., R. M. Sibly, and J. H. Brown. 2006. The allometry of ornaments and weapons. Proceedings of the National Academy of Sciences 103:8733–8738.</w:t>
-      </w:r>
-    </w:p>
-    <w:bookmarkEnd w:id="69"/>
-    <w:bookmarkStart w:id="70" w:name="ref-lande1980"/>
+        <w:t xml:space="preserve">Rowe, L., and D. Houle. 1996. The lek paradox and the capture of genetic variance by condition dependent traits. Proc R Soc Lond, B 263:1415–1421.</w:t>
+      </w:r>
+    </w:p>
+    <w:bookmarkEnd w:id="70"/>
+    <w:bookmarkStart w:id="71" w:name="ref-shingleton2013"/>
     <w:p>
       <w:pPr>
         <w:pStyle w:val="Bibliography"/>
       </w:pPr>
       <w:r>
-        <w:t xml:space="preserve">Lande, R. 1980. Sexual dimorphism, sexual selection, and adaptation in polygenic characters. Evolution 292–305.</w:t>
-      </w:r>
-    </w:p>
-    <w:bookmarkEnd w:id="70"/>
-    <w:bookmarkStart w:id="71" w:name="ref-vanlieshout2009"/>
+        <w:t xml:space="preserve">Shingleton, A. W., and W. A. Frankino. 2013. New perspectives on the evolution of exaggerated traits. BioEssays 35:100–107.</w:t>
+      </w:r>
+    </w:p>
+    <w:bookmarkEnd w:id="71"/>
+    <w:bookmarkStart w:id="72" w:name="ref-shingleton2007"/>
     <w:p>
       <w:pPr>
         <w:pStyle w:val="Bibliography"/>
       </w:pPr>
       <w:r>
-        <w:t xml:space="preserve">Lieshout, E. van, and M. A. Elgar. 2009. Armament under direct sexual selection does not exhibit positive allometry in an earwig. Behav Ecol 20:258–264.</w:t>
-      </w:r>
-    </w:p>
-    <w:bookmarkEnd w:id="71"/>
-    <w:bookmarkStart w:id="72" w:name="ref-meunier2024"/>
+        <w:t xml:space="preserve">Shingleton, A. W., W. A. Frankino, T. Flatt, H. F. Nijhout, and D. J. Emlen. 2007. Size and shape: The developmental regulation of static allometry in insects. BioEssays 29:536–548. Department of Zoology, Michigan State University, 203 Natural Science, East Lansing, MI 48910, USA. shingle9@msu.edu.</w:t>
+      </w:r>
+    </w:p>
+    <w:bookmarkEnd w:id="72"/>
+    <w:bookmarkStart w:id="73" w:name="ref-shuster2003"/>
     <w:p>
       <w:pPr>
         <w:pStyle w:val="Bibliography"/>
       </w:pPr>
       <w:r>
-        <w:t xml:space="preserve">Meunier, J. 2024. The biology and social life of earwigs (dermaptera). Annu Rev Entomol 69:259–276.</w:t>
-      </w:r>
-    </w:p>
-    <w:bookmarkEnd w:id="72"/>
-    <w:bookmarkStart w:id="73" w:name="ref-nijhout2012"/>
+        <w:t xml:space="preserve">Shuster, S., and M. Wade. 2003.</w:t>
+      </w:r>
+      <w:r>
+        <w:t xml:space="preserve"> </w:t>
+      </w:r>
+      <w:r>
+        <w:t xml:space="preserve">Mating Systems and Strategies</w:t>
+      </w:r>
+      <w:r>
+        <w:t xml:space="preserve">. Princeton University Press.</w:t>
+      </w:r>
+    </w:p>
+    <w:bookmarkEnd w:id="73"/>
+    <w:bookmarkStart w:id="74" w:name="ref-simmons1996"/>
     <w:p>
       <w:pPr>
         <w:pStyle w:val="Bibliography"/>
       </w:pPr>
       <w:r>
-        <w:t xml:space="preserve">Nijhout, H. F., and R. Z. German. 2012. Developmental causes of allometry: New models and implications for phenotypic plasticity and evolution. Integr Comp Biol 52:43–52. Department of Biology, Duke University, Durham, NC 27708, USA. hfn@duke.edu.</w:t>
-      </w:r>
-    </w:p>
-    <w:bookmarkEnd w:id="73"/>
-    <w:bookmarkStart w:id="74" w:name="ref-oliveira2008"/>
-    <w:p>
-      <w:pPr>
-        <w:pStyle w:val="Bibliography"/>
-      </w:pPr>
-      <w:r>
-        <w:t xml:space="preserve">Oliveira, R. F., M. Taborsky, and H. J. Brockmann. 2008.</w:t>
-      </w:r>
-      <w:r>
-        <w:t xml:space="preserve"> </w:t>
-      </w:r>
-      <w:r>
-        <w:t xml:space="preserve">Alternative</w:t>
-      </w:r>
-      <w:r>
-        <w:t xml:space="preserve"> </w:t>
-      </w:r>
-      <w:r>
-        <w:t xml:space="preserve">Reproductive</w:t>
-      </w:r>
-      <w:r>
-        <w:t xml:space="preserve"> </w:t>
-      </w:r>
-      <w:r>
-        <w:t xml:space="preserve">Tactics</w:t>
-      </w:r>
-      <w:r>
-        <w:t xml:space="preserve">. Cambridge University Press.</w:t>
+        <w:t xml:space="preserve">Simmons, L., and J. Tomkins. 1996. Sexual selection and the allometry of earwig forceps. Evol Ecol 10:97–104.</w:t>
       </w:r>
     </w:p>
     <w:bookmarkEnd w:id="74"/>
-    <w:bookmarkStart w:id="75" w:name="ref-ozkansubmitted"/>
-    <w:p>
-      <w:pPr>
-        <w:pStyle w:val="Bibliography"/>
-      </w:pPr>
-      <w:r>
-        <w:t xml:space="preserve">Ozkan, C., and C. D. Kelly. submitted. Sexual dimorphism in condition-dependent weapons arises through amplification of shared developmental pathways and enhanced trait-specific sensitivity.</w:t>
-      </w:r>
-    </w:p>
-    <w:bookmarkEnd w:id="75"/>
-    <w:bookmarkStart w:id="76" w:name="ref-painting2024"/>
-    <w:p>
-      <w:pPr>
-        <w:pStyle w:val="Bibliography"/>
-      </w:pPr>
-      <w:r>
-        <w:t xml:space="preserve">Painting, C. J., M. R. E. Symonds, and G. I. Holwell. 2024. The evolution of positive allometry and exaggerated traits in a diverse beetle clade. Funct Ecol 38:1265–1283.</w:t>
-      </w:r>
-    </w:p>
-    <w:bookmarkEnd w:id="76"/>
-    <w:bookmarkStart w:id="77" w:name="ref-pelabon2014"/>
-    <w:p>
-      <w:pPr>
-        <w:pStyle w:val="Bibliography"/>
-      </w:pPr>
-      <w:r>
-        <w:t xml:space="preserve">Pélabon, C., C. Firmat, G. Bolstad, K. Voje, D. Houle, J. Cassara, A. Rouzic, and T. Hansen. 2014. Evolution of morphological allometry. Ann N Y Acad Sci 1320:58–75.</w:t>
-      </w:r>
-    </w:p>
-    <w:bookmarkEnd w:id="77"/>
-    <w:bookmarkStart w:id="78" w:name="ref-prates2013"/>
-    <w:p>
-      <w:pPr>
-        <w:pStyle w:val="Bibliography"/>
-      </w:pPr>
-      <w:r>
-        <w:t xml:space="preserve">Prates, M. O., C. R. B. Cabral, and V. H. Lachos. 2013. Mixsmsn:</w:t>
-      </w:r>
-      <w:r>
-        <w:t xml:space="preserve"> </w:t>
-      </w:r>
-      <w:r>
-        <w:t xml:space="preserve">F</w:t>
-      </w:r>
-      <w:r>
-        <w:t xml:space="preserve">itting finite mixture of scale mixture of skew-normal distributions. Journal of Statistical Software 54:96.</w:t>
-      </w:r>
-    </w:p>
-    <w:bookmarkEnd w:id="78"/>
-    <w:bookmarkStart w:id="79" w:name="ref-r2013"/>
-    <w:p>
-      <w:pPr>
-        <w:pStyle w:val="Bibliography"/>
-      </w:pPr>
-      <w:r>
-        <w:t xml:space="preserve">R Core Team. 2025.</w:t>
-      </w:r>
-      <w:r>
-        <w:t xml:space="preserve"> </w:t>
-      </w:r>
-      <w:r>
-        <w:t xml:space="preserve">R</w:t>
-      </w:r>
-      <w:r>
-        <w:t xml:space="preserve">:</w:t>
-      </w:r>
-      <w:r>
-        <w:t xml:space="preserve"> </w:t>
-      </w:r>
-      <w:r>
-        <w:t xml:space="preserve">A</w:t>
-      </w:r>
-      <w:r>
-        <w:t xml:space="preserve"> </w:t>
-      </w:r>
-      <w:r>
-        <w:t xml:space="preserve">language and environment for statistical computing. Vienna, Austria.</w:t>
-      </w:r>
-    </w:p>
-    <w:bookmarkEnd w:id="79"/>
-    <w:bookmarkStart w:id="80" w:name="ref-rowe1996"/>
-    <w:p>
-      <w:pPr>
-        <w:pStyle w:val="Bibliography"/>
-      </w:pPr>
-      <w:r>
-        <w:t xml:space="preserve">Rowe, L., and D. Houle. 1996. The lek paradox and the capture of genetic variance by condition dependent traits. Proc R Soc Lond, B 263:1415–1421.</w:t>
-      </w:r>
-    </w:p>
-    <w:bookmarkEnd w:id="80"/>
-    <w:bookmarkStart w:id="81" w:name="ref-shingleton2013"/>
-    <w:p>
-      <w:pPr>
-        <w:pStyle w:val="Bibliography"/>
-      </w:pPr>
-      <w:r>
-        <w:t xml:space="preserve">Shingleton, A. W., and W. A. Frankino. 2013. New perspectives on the evolution of exaggerated traits. BioEssays 35:100–107.</w:t>
-      </w:r>
-    </w:p>
-    <w:bookmarkEnd w:id="81"/>
-    <w:bookmarkStart w:id="82" w:name="ref-shingleton2007"/>
-    <w:p>
-      <w:pPr>
-        <w:pStyle w:val="Bibliography"/>
-      </w:pPr>
-      <w:r>
-        <w:t xml:space="preserve">Shingleton, A. W., W. A. Frankino, T. Flatt, H. F. Nijhout, and D. J. Emlen. 2007. Size and shape: The developmental regulation of static allometry in insects. BioEssays 29:536–548. Department of Zoology, Michigan State University, 203 Natural Science, East Lansing, MI 48910, USA. shingle9@msu.edu.</w:t>
-      </w:r>
-    </w:p>
-    <w:bookmarkEnd w:id="82"/>
-    <w:bookmarkStart w:id="83" w:name="ref-shuster2003"/>
-    <w:p>
-      <w:pPr>
-        <w:pStyle w:val="Bibliography"/>
-      </w:pPr>
-      <w:r>
-        <w:t xml:space="preserve">Shuster, S., and M. Wade. 2003.</w:t>
-      </w:r>
-      <w:r>
-        <w:t xml:space="preserve"> </w:t>
-      </w:r>
-      <w:r>
-        <w:t xml:space="preserve">Mating Systems and Strategies</w:t>
-      </w:r>
-      <w:r>
-        <w:t xml:space="preserve">. Princeton University Press.</w:t>
-      </w:r>
-    </w:p>
-    <w:bookmarkEnd w:id="83"/>
-    <w:bookmarkStart w:id="84" w:name="ref-simmons1996"/>
-    <w:p>
-      <w:pPr>
-        <w:pStyle w:val="Bibliography"/>
-      </w:pPr>
-      <w:r>
-        <w:t xml:space="preserve">Simmons, L., and J. Tomkins. 1996. Sexual selection and the allometry of earwig forceps. Evol Ecol 10:97–104.</w:t>
-      </w:r>
-    </w:p>
-    <w:bookmarkEnd w:id="84"/>
-    <w:bookmarkStart w:id="85" w:name="ref-tomkins1999"/>
+    <w:bookmarkStart w:id="75" w:name="ref-tomkins1999"/>
     <w:p>
       <w:pPr>
         <w:pStyle w:val="Bibliography"/>
@@ -2055,8 +1897,8 @@
         <w:t xml:space="preserve">. Behav Ecol Sociobiol 47:1–8.</w:t>
       </w:r>
     </w:p>
-    <w:bookmarkEnd w:id="85"/>
-    <w:bookmarkStart w:id="86" w:name="ref-tomkins2005a"/>
+    <w:bookmarkEnd w:id="75"/>
+    <w:bookmarkStart w:id="76" w:name="ref-tomkins2005a"/>
     <w:p>
       <w:pPr>
         <w:pStyle w:val="Bibliography"/>
@@ -2065,8 +1907,8 @@
         <w:t xml:space="preserve">Tomkins, J. L., J. S. Kotiaho, and N. R. LeBas. 2005. Matters of scale: Positive allometry and the evolution of male dimorphisms. Am Nat 165:389–402.</w:t>
       </w:r>
     </w:p>
-    <w:bookmarkEnd w:id="86"/>
-    <w:bookmarkStart w:id="87" w:name="ref-tomkins2007"/>
+    <w:bookmarkEnd w:id="76"/>
+    <w:bookmarkStart w:id="77" w:name="ref-tomkins2007"/>
     <w:p>
       <w:pPr>
         <w:pStyle w:val="Bibliography"/>
@@ -2075,8 +1917,8 @@
         <w:t xml:space="preserve">Tomkins, J., and W. Hazel. 2007. The status of the conditional evolutionarily stable strategy. Trends Ecol Evol 22:522–528. Centre for Evolutionary Biology, School of Animal Biology, University of Western Australia, Crawley, 6009 WA, Australia.</w:t>
       </w:r>
     </w:p>
-    <w:bookmarkEnd w:id="87"/>
-    <w:bookmarkStart w:id="88" w:name="ref-tomkins2004"/>
+    <w:bookmarkEnd w:id="77"/>
+    <w:bookmarkStart w:id="78" w:name="ref-tomkins2004"/>
     <w:p>
       <w:pPr>
         <w:pStyle w:val="Bibliography"/>
@@ -2085,8 +1927,8 @@
         <w:t xml:space="preserve">Tomkins, J., J. Radwan, J. Kotiaho, and T. Tregenza. 2004. Genic capture and resolving the lek paradox. Trends Ecol Evol 19:323–328. Environmental; Evolutionary Biology, Dyer’s Brae House, The Mitchell Building, University of St Andrews, Fife, UK, KY16 9TH.</w:t>
       </w:r>
     </w:p>
-    <w:bookmarkEnd w:id="88"/>
-    <w:bookmarkStart w:id="89" w:name="ref-voje2016"/>
+    <w:bookmarkEnd w:id="78"/>
+    <w:bookmarkStart w:id="79" w:name="ref-voje2016"/>
     <w:p>
       <w:pPr>
         <w:pStyle w:val="Bibliography"/>
@@ -2095,14 +1937,14 @@
         <w:t xml:space="preserve">Voje, K. 2016. Scaling of morphological characters across trait type, sex, and environment: A meta-analysis of static allometries. Am Nat 187:89–98.</w:t>
       </w:r>
     </w:p>
-    <w:bookmarkEnd w:id="89"/>
-    <w:bookmarkEnd w:id="90"/>
+    <w:bookmarkEnd w:id="79"/>
+    <w:bookmarkEnd w:id="80"/>
     <w:p>
       <w:r>
         <w:br w:type="page"/>
       </w:r>
     </w:p>
-    <w:bookmarkStart w:id="103" w:name="figures"/>
+    <w:bookmarkStart w:id="97" w:name="figures"/>
     <w:p>
       <w:pPr>
         <w:pStyle w:val="Heading2"/>
@@ -2124,7 +1966,94 @@
       <w:tr>
         <w:tc>
           <w:tcPr/>
-          <w:bookmarkStart w:id="94" w:name="fig-one"/>
+          <w:bookmarkStart w:id="84" w:name="fig-one"/>
+          <w:p>
+            <w:pPr>
+              <w:pStyle w:val="Compact"/>
+              <w:jc w:val="center"/>
+            </w:pPr>
+            <w:r>
+              <w:drawing>
+                <wp:inline>
+                  <wp:extent cx="5969000" cy="10554037"/>
+                  <wp:effectExtent b="0" l="0" r="0" t="0"/>
+                  <wp:docPr descr="" title="" id="82" name="Picture"/>
+                  <a:graphic>
+                    <a:graphicData uri="http://schemas.openxmlformats.org/drawingml/2006/picture">
+                      <pic:pic>
+                        <pic:nvPicPr>
+                          <pic:cNvPr descr="figure_1.jpg" id="83" name="Picture"/>
+                          <pic:cNvPicPr>
+                            <a:picLocks noChangeArrowheads="1" noChangeAspect="1"/>
+                          </pic:cNvPicPr>
+                        </pic:nvPicPr>
+                        <pic:blipFill>
+                          <a:blip r:embed="rId81"/>
+                          <a:stretch>
+                            <a:fillRect/>
+                          </a:stretch>
+                        </pic:blipFill>
+                        <pic:spPr bwMode="auto">
+                          <a:xfrm>
+                            <a:off x="0" y="0"/>
+                            <a:ext cx="5969000" cy="10554037"/>
+                          </a:xfrm>
+                          <a:prstGeom prst="rect">
+                            <a:avLst/>
+                          </a:prstGeom>
+                          <a:noFill/>
+                          <a:ln w="9525">
+                            <a:noFill/>
+                            <a:headEnd/>
+                            <a:tailEnd/>
+                          </a:ln>
+                        </pic:spPr>
+                      </pic:pic>
+                    </a:graphicData>
+                  </a:graphic>
+                </wp:inline>
+              </w:drawing>
+            </w:r>
+          </w:p>
+          <w:p>
+            <w:pPr>
+              <w:jc w:val="center"/>
+            </w:pPr>
+            <w:pPr>
+              <w:jc w:val="left"/>
+              <w:spacing w:before="200"/>
+              <w:pStyle w:val="ImageCaption"/>
+            </w:pPr>
+            <w:r>
+              <w:t xml:space="preserve">Figure 1: SVisual comparison of forceps size and shape across sexes and male morphs: (a) female, (b) brachylabic male, and (c) macrolabic male. Macrolabic males display exaggerated forceps consistent with positive allometry, while brachylabic males and females exhibit relatively reduced forceps. Scale bars = 1 mm.</w:t>
+            </w:r>
+          </w:p>
+          <w:bookmarkEnd w:id="84"/>
+        </w:tc>
+      </w:tr>
+    </w:tbl>
+    <w:p>
+      <w:pPr>
+        <w:pStyle w:val="BodyText"/>
+      </w:pPr>
+      <w:r>
+        <w:t xml:space="preserve"> </w:t>
+      </w:r>
+    </w:p>
+    <w:tbl>
+      <w:tblPr>
+        <w:tblStyle w:val="Table"/>
+        <w:tblW w:type="pct" w:w="5000"/>
+        <w:tblLayout w:type="fixed"/>
+        <w:tblLook w:firstRow="0" w:lastRow="0" w:firstColumn="0" w:lastColumn="0" w:noHBand="0" w:noVBand="0" w:val="0000"/>
+      </w:tblPr>
+      <w:tblGrid>
+        <w:gridCol w:w="7920"/>
+      </w:tblGrid>
+      <w:tr>
+        <w:tc>
+          <w:tcPr/>
+          <w:bookmarkStart w:id="88" w:name="fig-two"/>
           <w:p>
             <w:pPr>
               <w:pStyle w:val="Compact"/>
@@ -2135,18 +2064,18 @@
                 <wp:inline>
                   <wp:extent cx="3810000" cy="2540000"/>
                   <wp:effectExtent b="0" l="0" r="0" t="0"/>
-                  <wp:docPr descr="" title="" id="92" name="Picture"/>
+                  <wp:docPr descr="" title="" id="86" name="Picture"/>
                   <a:graphic>
                     <a:graphicData uri="http://schemas.openxmlformats.org/drawingml/2006/picture">
                       <pic:pic>
                         <pic:nvPicPr>
-                          <pic:cNvPr descr="figure_1.jpg" id="93" name="Picture"/>
+                          <pic:cNvPr descr="figure_2.jpg" id="87" name="Picture"/>
                           <pic:cNvPicPr>
                             <a:picLocks noChangeArrowheads="1" noChangeAspect="1"/>
                           </pic:cNvPicPr>
                         </pic:nvPicPr>
                         <pic:blipFill>
-                          <a:blip r:embed="rId91"/>
+                          <a:blip r:embed="rId85"/>
                           <a:stretch>
                             <a:fillRect/>
                           </a:stretch>
@@ -2183,10 +2112,10 @@
               <w:pStyle w:val="ImageCaption"/>
             </w:pPr>
             <w:r>
-              <w:t xml:space="preserve">Figure 1: Static allometries of forceps length as a function of pronotum length across density treatments (low, medium, high). Females (top row) and males (bottom row) are shown separately. In males, brachylabic (solid points) and macrolabic (open points) morphs are distinguished, with diet treatments indicated by shading. Males form two discrete clusters corresponding to morphotype, with substantial overlap in body size between morphs. Environmental treatments shift forceps length within morphs but do not eliminate size overlap. The dashed horizontal line in the male panels indicates the approximate threshold commonly used to distinguish morphs based on forceps length.</w:t>
+              <w:t xml:space="preserve">Figure 2: Static allometries of forceps length as a function of pronotum length across density treatments (low, medium, high). Females (top row) and males (bottom row) are shown separately. In males, brachylabic (solid points) and macrolabic (open points) morphs are distinguished, with diet treatments indicated by shading. Males form two discrete clusters corresponding to morphotype, with substantial overlap in body size between morphs. Environmental treatments shift forceps length within morphs but do not eliminate size overlap. The dashed horizontal line in the male panels indicates the approximate threshold commonly used to distinguish morphs based on forceps length.</w:t>
             </w:r>
           </w:p>
-          <w:bookmarkEnd w:id="94"/>
+          <w:bookmarkEnd w:id="88"/>
         </w:tc>
       </w:tr>
     </w:tbl>
@@ -2211,7 +2140,7 @@
       <w:tr>
         <w:tc>
           <w:tcPr/>
-          <w:bookmarkStart w:id="98" w:name="fig-two"/>
+          <w:bookmarkStart w:id="92" w:name="fig-three"/>
           <w:p>
             <w:pPr>
               <w:pStyle w:val="Compact"/>
@@ -2222,18 +2151,18 @@
                 <wp:inline>
                   <wp:extent cx="3810000" cy="2540000"/>
                   <wp:effectExtent b="0" l="0" r="0" t="0"/>
-                  <wp:docPr descr="" title="" id="96" name="Picture"/>
+                  <wp:docPr descr="" title="" id="90" name="Picture"/>
                   <a:graphic>
                     <a:graphicData uri="http://schemas.openxmlformats.org/drawingml/2006/picture">
                       <pic:pic>
                         <pic:nvPicPr>
-                          <pic:cNvPr descr="figure_2.jpg" id="97" name="Picture"/>
+                          <pic:cNvPr descr="figure_3.jpg" id="91" name="Picture"/>
                           <pic:cNvPicPr>
                             <a:picLocks noChangeArrowheads="1" noChangeAspect="1"/>
                           </pic:cNvPicPr>
                         </pic:nvPicPr>
                         <pic:blipFill>
-                          <a:blip r:embed="rId95"/>
+                          <a:blip r:embed="rId89"/>
                           <a:stretch>
                             <a:fillRect/>
                           </a:stretch>
@@ -2270,10 +2199,10 @@
               <w:pStyle w:val="ImageCaption"/>
             </w:pPr>
             <w:r>
-              <w:t xml:space="preserve">Figure 2: Predicted population-level relationships between log-transformed forceps length and log-transformed pronotum width across diet (GOOD vs POOR) and rearing density (1, 4, or 8 individuals per container). Panels show females (left), brachylabic males (center), and macrolabic males (right). Solid, dashed, and dotted lines correspond to density treatments; color indicates diet. Fitted lines represent posterior medians from Bayesian multilevel models excluding random family effects; grey points show raw data. Female slopes are relatively stable across environments, whereas male slopes exhibit pronounced environmental sensitivity. Morph divergence in males is primarily intercept-based, with macrolabic males exhibiting consistently larger forceps at a given body size and stronger slope reductions under poor diet.</w:t>
+              <w:t xml:space="preserve">Figure 3: Predicted relationships between body size (log pronotum length, mm) and forceps length (mm) across sexes and male morphs. Lines show posterior median predictions from a unified Bayesian model. Points represent raw data.</w:t>
             </w:r>
           </w:p>
-          <w:bookmarkEnd w:id="98"/>
+          <w:bookmarkEnd w:id="92"/>
         </w:tc>
       </w:tr>
     </w:tbl>
@@ -2295,7 +2224,7 @@
       <w:tr>
         <w:tc>
           <w:tcPr/>
-          <w:bookmarkStart w:id="102" w:name="fig-three"/>
+          <w:bookmarkStart w:id="96" w:name="fig-four"/>
           <w:p>
             <w:pPr>
               <w:pStyle w:val="Compact"/>
@@ -2306,18 +2235,18 @@
                 <wp:inline>
                   <wp:extent cx="3810000" cy="2540000"/>
                   <wp:effectExtent b="0" l="0" r="0" t="0"/>
-                  <wp:docPr descr="" title="" id="100" name="Picture"/>
+                  <wp:docPr descr="" title="" id="94" name="Picture"/>
                   <a:graphic>
                     <a:graphicData uri="http://schemas.openxmlformats.org/drawingml/2006/picture">
                       <pic:pic>
                         <pic:nvPicPr>
-                          <pic:cNvPr descr="figure_3.jpg" id="101" name="Picture"/>
+                          <pic:cNvPr descr="figure_4.jpg" id="95" name="Picture"/>
                           <pic:cNvPicPr>
                             <a:picLocks noChangeArrowheads="1" noChangeAspect="1"/>
                           </pic:cNvPicPr>
                         </pic:nvPicPr>
                         <pic:blipFill>
-                          <a:blip r:embed="rId99"/>
+                          <a:blip r:embed="rId93"/>
                           <a:stretch>
                             <a:fillRect/>
                           </a:stretch>
@@ -2354,15 +2283,15 @@
               <w:pStyle w:val="ImageCaption"/>
             </w:pPr>
             <w:r>
-              <w:t xml:space="preserve">Figure 3: Points represent posterior medians and horizontal bars indicate 95% credible intervals for slopes relating log forceps length to log pronotum width. Treatments are grouped by diet (good vs. poor) and density (low, medium, or high). The vertical dotted line indicates a slope of zero. Female slopes cluster tightly and show little environmental sensitivity. In contrast, male slopes vary substantially across environments, with macrolabic males showing a higher posterior probability of substantial slope reduction under poor diet than brachylabic males. These estimates are derived from Bayesian multilevel models that incorporate among-family variance.</w:t>
+              <w:t xml:space="preserve">Figure 4: Posterior estimates of allometric slopes (β) across sexes and male morphs under different environmental conditions. Points show posterior medians and horizontal bars indicate 95% credible intervals from a unified Bayesian model.</w:t>
             </w:r>
           </w:p>
-          <w:bookmarkEnd w:id="102"/>
+          <w:bookmarkEnd w:id="96"/>
         </w:tc>
       </w:tr>
     </w:tbl>
-    <w:bookmarkEnd w:id="103"/>
-    <w:bookmarkEnd w:id="104"/>
+    <w:bookmarkEnd w:id="97"/>
+    <w:bookmarkEnd w:id="98"/>
     <w:sectPr>
       <w:headerReference r:id="rId10" w:type="even"/>
       <w:headerReference r:id="rId9" w:type="default"/>

--- a/2026_earwig_allometry.docx
+++ b/2026_earwig_allometry.docx
@@ -115,7 +115,7 @@
         <w:pStyle w:val="FirstParagraph"/>
       </w:pPr>
       <w:r>
-        <w:t xml:space="preserve">Static allometries are often regarded as stable descriptors of morphological architecture, yet scaling relationships themselves can evolve and respond plastically to environmental variation. We quantified sex- and morph-specific weapon allometries in the European earwig (</w:t>
+        <w:t xml:space="preserve">Static allometries are often treated as stable descriptors of morphological architecture, yet scaling relationships themselves may evolve and respond plastically to environmental conditions. We quantified sex- and morph-specific weapon allometries (focusing on the forceps, which are hardened rear appendages used for defence, hunting, and mating) in the European earwig (</w:t>
       </w:r>
       <w:r>
         <w:rPr>
@@ -125,7 +125,7 @@
         <w:t xml:space="preserve">Forficula auricularia</w:t>
       </w:r>
       <w:r>
-        <w:t xml:space="preserve">) under experimental manipulation of developmental diet and density, while estimating among-family variation in intercepts and scaling exponents. Forceps length scaled positively with body size in both sexes, but males exhibited steeper slopes under favourable conditions. Nutritional stress reduced male scaling exponents towards female-like values, whereas increased developmental density amplified male slopes, indicating environmentally sensitive reaction norms of scaling. Female scaling relationships remained comparatively stable across environments. In males, macrolabic and brachylabic morphs differed primarily in intercept rather than slope, suggesting divergence in baseline allocation within a shared scaling framework. Among families, intercepts and slopes covaried positively, indicating that evolutionary change in mean exaggeration would likely alter size-dependent exaggeration as a correlated response. Together, these results show that weapon allometry is structured across sex, morph, environment, and family levels, and that scaling exponents are evolvable components of exaggerated trait architecture.</w:t>
+        <w:t xml:space="preserve">) under experimental manipulation of developmental diet and density using hierarchical models that allow scaling exponents to vary across biological levels. Forceps length scaled positively with body size in all groups, but males exhibited substantially steeper allometric slopes than females. There was some evidence that nutritional stress was associated with reduced male scaling exponents, although support for these effects was variable and context-dependent, while density had little consistent influence on slopes. Female scaling relationships remained comparatively stable across environments. Among males, macrolabic individuals tended to show greater environmental sensitivity in scaling relationships than brachylabic males, although statistical support for these differences was limited. There was little evidence that environmental or morph-specific differences were driven by intercept shifts independent of body size. Among-family variation in slopes and intercepts was modest, and their covariance was weak and uncertain. Overall, these results suggest that weapon allometry is structured primarily through variation in scaling exponents and provide qualified support for the idea that slopes may represent condition-sensitive components of exaggerated trait architecture.</w:t>
       </w:r>
     </w:p>
     <w:p>
@@ -133,30 +133,75 @@
         <w:br w:type="page"/>
       </w:r>
     </w:p>
+    <w:bookmarkEnd w:id="21"/>
+    <w:bookmarkStart w:id="22" w:name="introduction"/>
+    <w:p>
+      <w:pPr>
+        <w:pStyle w:val="Heading1"/>
+      </w:pPr>
+      <w:r>
+        <w:t xml:space="preserve">Introduction</w:t>
+      </w:r>
+    </w:p>
+    <w:p>
+      <w:pPr>
+        <w:pStyle w:val="FirstParagraph"/>
+      </w:pPr>
+      <w:r>
+        <w:t xml:space="preserve">Static allometry describes how trait size covaries with body size among individuals at the same developmental stage and provides a central framework for understanding the evolution of exaggerated morphology. Sexually selected weapons often exhibit positive allometry, such that larger individuals tend to express disproportionately larger traits</w:t>
+      </w:r>
+      <w:r>
+        <w:t xml:space="preserve"> </w:t>
+      </w:r>
+      <w:r>
+        <w:t xml:space="preserve">(Kodric-Brown et al. 2006; Bonduriansky 2007a; Voje 2016)</w:t>
+      </w:r>
+      <w:r>
+        <w:t xml:space="preserve">. However, hyperallometry is not universal. When traits serve dual sexual and viability functions, or when functional and mechanical constraints limit disproportionate investment, isometry or hypoallometry may evolve instead</w:t>
+      </w:r>
+      <w:r>
+        <w:t xml:space="preserve"> </w:t>
+      </w:r>
+      <w:r>
+        <w:t xml:space="preserve">(Bonduriansky and Day 2003; Eberhard et al. 2018; Kelly 2026)</w:t>
+      </w:r>
+      <w:r>
+        <w:t xml:space="preserve">. Consequently, scaling relationships reflect how developmental processes, functional performance, and selection are associated with patterns of trait variation.</w:t>
+      </w:r>
+    </w:p>
     <w:p>
       <w:pPr>
         <w:pStyle w:val="BodyText"/>
       </w:pPr>
       <w:r>
-        <w:t xml:space="preserve">Static allometry describes how trait size scales with body size among individuals at the same developmental stage and provides a central framework for understanding the evolution of exaggerated morphology. Sexually selected weapons often exhibit positive allometry, such that larger individuals invest disproportionately more in trait size</w:t>
-      </w:r>
-      <w:r>
-        <w:t xml:space="preserve"> </w:t>
-      </w:r>
-      <w:r>
-        <w:t xml:space="preserve">(Kodric-Brown et al. 2006; Bonduriansky 2007; Voje 2016)</w:t>
-      </w:r>
-      <w:r>
-        <w:t xml:space="preserve">. However, hyperallometry is not universal. When traits serve dual sexual and viability functions, or when functional and mechanical constraints limit disproportionate investment, isometry or hypoallometry may evolve instead</w:t>
-      </w:r>
-      <w:r>
-        <w:t xml:space="preserve"> </w:t>
-      </w:r>
-      <w:r>
-        <w:t xml:space="preserve">(Bonduriansky and Day 2003; Eberhard et al. 2018; Kelly 2026)</w:t>
-      </w:r>
-      <w:r>
-        <w:t xml:space="preserve">. Consequently, the scaling relationship itself reflects how developmental allocation, functional performance, and selection interact to shape trait architecture.</w:t>
+        <w:t xml:space="preserve">Static allometry is typically described by a linear relationship between log-transformed trait size and body size. In this framework, the slope (scaling exponent) describes the strength of covariation between trait size and body size (i.e., size-dependent exaggeration), whereas the intercept (elevation) represents expected trait size at a reference value of body size (e.g., the mean when body size is centred). Static allometry can therefore diverge through changes in either parameter. Differences in scaling exponent reflect variation in the strength of covariation between trait size and body size, whereas intercept divergence reflects differences in expected trait size at that reference body size. These components need not evolve together</w:t>
+      </w:r>
+      <w:r>
+        <w:t xml:space="preserve"> </w:t>
+      </w:r>
+      <w:r>
+        <w:t xml:space="preserve">(Lande 1980; Cheverud 1982; Pélabon et al. 2014)</w:t>
+      </w:r>
+      <w:r>
+        <w:t xml:space="preserve">. Sexual dimorphism, for example, may arise because males and females differ in scaling sensitivity, in expected trait size, or in both. Similarly, alternative male morphs may diverge through elevation shifts while retaining similar scaling exponents, or through differences in scaling relationships</w:t>
+      </w:r>
+      <w:r>
+        <w:t xml:space="preserve"> </w:t>
+      </w:r>
+      <w:r>
+        <w:t xml:space="preserve">(Tomkins et al. 2005)</w:t>
+      </w:r>
+      <w:r>
+        <w:t xml:space="preserve">. Distinguishing between slope-based and intercept-based divergence is therefore essential for understanding how exaggerated traits evolve</w:t>
+      </w:r>
+      <w:r>
+        <w:t xml:space="preserve"> </w:t>
+      </w:r>
+      <w:r>
+        <w:t xml:space="preserve">(Bonduriansky 2007a; Shingleton and Frankino 2013; Pélabon et al. 2014; Voje 2016)</w:t>
+      </w:r>
+      <w:r>
+        <w:t xml:space="preserve">.</w:t>
       </w:r>
     </w:p>
     <w:p>
@@ -164,31 +209,22 @@
         <w:pStyle w:val="BodyText"/>
       </w:pPr>
       <w:r>
-        <w:t xml:space="preserve">Static allometry is typically described by a linear relationship between log-transformed trait size and body size. In this framework, the slope (scaling exponent) describes how strongly trait size changes with body size (i.e., size-dependent exaggeration), whereas the intercept (elevation) represents expected trait size at the mean body size (given that body size is centred). Static allometry can therefore diverge through changes in either parameter. Differences in scaling exponent reflect variation in how strongly a trait responds to body size, whereas intercept divergence reflects differences in baseline trait expression at a given body size. These components need not evolve together</w:t>
-      </w:r>
-      <w:r>
-        <w:t xml:space="preserve"> </w:t>
-      </w:r>
-      <w:r>
-        <w:t xml:space="preserve">(Lande 1980; Cheverud 1982; Pélabon et al. 2014)</w:t>
-      </w:r>
-      <w:r>
-        <w:t xml:space="preserve">. Sexual dimorphism, for example, may arise because males and females differ in scaling sensitivity, in baseline allocation, or in both. Similarly, alternative male morphs may diverge through elevation shifts while retaining similar scaling exponents, or through fundamentally different scaling architectures</w:t>
-      </w:r>
-      <w:r>
-        <w:t xml:space="preserve"> </w:t>
-      </w:r>
-      <w:r>
-        <w:t xml:space="preserve">(Tomkins et al. 2005)</w:t>
-      </w:r>
-      <w:r>
-        <w:t xml:space="preserve">. Distinguishing between slope-based and intercept-based divergence is therefore essential for understanding how exaggerated traits evolve</w:t>
-      </w:r>
-      <w:r>
-        <w:t xml:space="preserve"> </w:t>
-      </w:r>
-      <w:r>
-        <w:t xml:space="preserve">(Bonduriansky 2007; Shingleton and Frankino 2013; Pélabon et al. 2014; Voje 2016)</w:t>
+        <w:t xml:space="preserve">Species expressing alternative reproductive phenotypes provide particularly valuable models for examining the structure of allometry. In these species, males adopt discrete morphs that differ in weapon size, behaviour, and mating tactics</w:t>
+      </w:r>
+      <w:r>
+        <w:t xml:space="preserve"> </w:t>
+      </w:r>
+      <w:r>
+        <w:t xml:space="preserve">(Gross 1996; Shuster and Wade 2003; Oliveira et al. 2008)</w:t>
+      </w:r>
+      <w:r>
+        <w:t xml:space="preserve">. Because morphs share much of their genome and developmental environment, differences in scaling parameters can reveal how exaggeration varies within a single species. However, empirical analyses of morph-specific static allometry remain scarce, and even fewer studies have investigated how environmental factors influence both slopes and intercepts in polymorphic systems</w:t>
+      </w:r>
+      <w:r>
+        <w:t xml:space="preserve"> </w:t>
+      </w:r>
+      <w:r>
+        <w:t xml:space="preserve">(Kochensparger et al. 2024; Kelly 2026)</w:t>
       </w:r>
       <w:r>
         <w:t xml:space="preserve">.</w:t>
@@ -199,22 +235,31 @@
         <w:pStyle w:val="BodyText"/>
       </w:pPr>
       <w:r>
-        <w:t xml:space="preserve">Species expressing alternative reproductive phenotypes provide particularly valuable models for examining the structure of allometry. In these species, males adopt discrete morphs that differ in weapon size, behaviour, and mating tactics</w:t>
-      </w:r>
-      <w:r>
-        <w:t xml:space="preserve"> </w:t>
-      </w:r>
-      <w:r>
-        <w:t xml:space="preserve">(Gross 1996; Shuster and Wade 2003; Oliveira et al. 2008)</w:t>
-      </w:r>
-      <w:r>
-        <w:t xml:space="preserve">. Because morphs share much of their genome and developmental environment, differences in scaling architecture can reveal how developmental pathways partition exaggeration within a single species. However, empirical analyses of morph-specific static allometry remain scarce, and even fewer studies have investigated how environmental factors influence both slopes and intercepts in polymorphic systems</w:t>
-      </w:r>
-      <w:r>
-        <w:t xml:space="preserve"> </w:t>
-      </w:r>
-      <w:r>
-        <w:t xml:space="preserve">(Kochensparger et al. 2024; Kelly 2026)</w:t>
+        <w:t xml:space="preserve">Environmental conditions can influence trait and body size variation and consequently reshape static allometries</w:t>
+      </w:r>
+      <w:r>
+        <w:t xml:space="preserve"> </w:t>
+      </w:r>
+      <w:r>
+        <w:t xml:space="preserve">(Emlen 1997; Frankino et al. 2005; Shingleton et al. 2007)</w:t>
+      </w:r>
+      <w:r>
+        <w:t xml:space="preserve">. Nutritional stress may reduce expected trait size at a given body size, leading to lower intercepts, whereas social factors such as rearing density could alter patterns of trait expression relative to body size. Environmental effects on scaling exponents would indicate plasticity in the relationship between trait size and body size, whereas consistent slopes across environments would imply canalisation of scaling relationships</w:t>
+      </w:r>
+      <w:r>
+        <w:t xml:space="preserve"> </w:t>
+      </w:r>
+      <w:r>
+        <w:t xml:space="preserve">(Frankino et al. 2005; Shingleton et al. 2007; Nijhout and German 2012)</w:t>
+      </w:r>
+      <w:r>
+        <w:t xml:space="preserve">. Determining whether environmental variation modifies intercepts, slopes, or both is therefore crucial for evaluating the flexibility of trait exaggeration. Complementary structural modelling of the same study system demonstrates that environmental effects on forceps size are transmitted both indirectly via body size and directly through trait-specific processes, particularly in males</w:t>
+      </w:r>
+      <w:r>
+        <w:t xml:space="preserve"> </w:t>
+      </w:r>
+      <w:r>
+        <w:t xml:space="preserve">(Ozkan and Kelly submitted)</w:t>
       </w:r>
       <w:r>
         <w:t xml:space="preserve">.</w:t>
@@ -225,34 +270,25 @@
         <w:pStyle w:val="BodyText"/>
       </w:pPr>
       <w:r>
-        <w:t xml:space="preserve">Environmental conditions can influence developmental allocation and consequently reshape static allometries</w:t>
-      </w:r>
-      <w:r>
-        <w:t xml:space="preserve"> </w:t>
-      </w:r>
-      <w:r>
-        <w:t xml:space="preserve">(Emlen 1997; Frankino et al. 2005; Shingleton et al. 2007)</w:t>
-      </w:r>
-      <w:r>
-        <w:t xml:space="preserve">. Nutritional stress may decrease baseline investment in exaggerated traits, lowering intercepts, whereas social factors such as rearing density could alter competitive allocation patterns. Environmental effects on scaling exponents would indicate plasticity in the trait–body size relationship, whereas consistent slopes across environments would imply canalisation of scaling architecture</w:t>
-      </w:r>
-      <w:r>
-        <w:t xml:space="preserve"> </w:t>
-      </w:r>
-      <w:r>
-        <w:t xml:space="preserve">(Frankino et al. 2005; Shingleton et al. 2007; Nijhout and German 2012)</w:t>
-      </w:r>
-      <w:r>
-        <w:t xml:space="preserve">. Determining whether environmental variation modifies intercepts, slopes, or both is therefore crucial for evaluating the developmental flexibility of trait exaggeration. Complementary structural modelling of the same study system demonstrates that environmental effects on forceps size are transmitted both indirectly via body size and directly through trait-specific allocation, particularly in males</w:t>
-      </w:r>
-      <w:r>
-        <w:t xml:space="preserve"> </w:t>
-      </w:r>
-      <w:r>
-        <w:t xml:space="preserve">(Ozkan and Kelly submitted)</w:t>
-      </w:r>
-      <w:r>
-        <w:t xml:space="preserve">.</w:t>
+        <w:t xml:space="preserve">Beyond sex, morph, and environment, variation among maternal families of related individuals offers insights into the structure of scaling relationships. Intercept and slope may covary across lineages if shared genetic or developmental factors influence both expected trait size and the strength of covariation with body size</w:t>
+      </w:r>
+      <w:r>
+        <w:t xml:space="preserve"> </w:t>
+      </w:r>
+      <w:r>
+        <w:t xml:space="preserve">(Lande 1980; Hansen and Houle 2008; Klingenberg 2008; Pélabon et al. 2014)</w:t>
+      </w:r>
+      <w:r>
+        <w:t xml:space="preserve">. A positive intercept–slope covariance indicates that families producing relatively larger weapons at average body size also exhibit steeper scaling relationships, reflecting coordinated variation in trait expression</w:t>
+      </w:r>
+      <w:r>
+        <w:t xml:space="preserve"> </w:t>
+      </w:r>
+      <w:r>
+        <w:t xml:space="preserve">(Bonduriansky and Day 2003; Hansen and Houle 2008; Pélabon et al. 2014)</w:t>
+      </w:r>
+      <w:r>
+        <w:t xml:space="preserve">. Conversely, independence between parameters suggests modularity or relative decoupling of these components.</w:t>
       </w:r>
     </w:p>
     <w:p>
@@ -260,33 +296,17 @@
         <w:pStyle w:val="BodyText"/>
       </w:pPr>
       <w:r>
-        <w:t xml:space="preserve">Beyond sex, morph, and environment, variation among maternal families of related individuals offers insights into the integration of scaling architecture. Intercept and slope may covary across lineages if developmental processes jointly regulate baseline allocation and scaling sensitivity</w:t>
-      </w:r>
-      <w:r>
-        <w:t xml:space="preserve"> </w:t>
-      </w:r>
-      <w:r>
-        <w:t xml:space="preserve">(Lande 1980; Hansen and Houle 2008; Klingenberg 2008; Pélabon et al. 2014)</w:t>
-      </w:r>
-      <w:r>
-        <w:t xml:space="preserve">. A positive intercept–slope covariance indicates that families producing relatively larger weapons at average body size also have steeper scaling relationships, reflecting integrated exaggeration architecture</w:t>
-      </w:r>
-      <w:r>
-        <w:t xml:space="preserve"> </w:t>
-      </w:r>
-      <w:r>
-        <w:t xml:space="preserve">(Bonduriansky and Day 2003; Hansen and Houle 2008; Pélabon et al. 2014)</w:t>
-      </w:r>
-      <w:r>
-        <w:t xml:space="preserve">. Conversely, independence between parameters suggests modularity or developmental decoupling of baseline exaggeration and scaling sensitivity.</w:t>
-      </w:r>
-    </w:p>
-    <w:p>
-      <w:pPr>
-        <w:pStyle w:val="BodyText"/>
-      </w:pPr>
-      <w:r>
-        <w:t xml:space="preserve">The European earwig (Forficula auricularia) provides a powerful system for integrating these perspectives on static allometry. Males express discrete forceps morphs that vary considerably in size and curvature, commonly referred to as macrolabic and brachylabic forms , </w:t>
+        <w:t xml:space="preserve">The European earwig (</w:t>
+      </w:r>
+      <w:r>
+        <w:rPr>
+          <w:i/>
+          <w:iCs/>
+        </w:rPr>
+        <w:t xml:space="preserve">Forficula auricularia</w:t>
+      </w:r>
+      <w:r>
+        <w:t xml:space="preserve">) provides a powerful system for integrating these perspectives on static allometry. Males express discrete forceps morphs that vary considerably in size and curvature, commonly referred to as macrolabic and brachylabic forms , </w:t>
       </w:r>
       <w:hyperlink w:anchor="fig-one">
         <w:r>
@@ -306,7 +326,7 @@
         <w:t xml:space="preserve">(Kamimura 2014; Meunier 2024)</w:t>
       </w:r>
       <w:r>
-        <w:t xml:space="preserve">. Previous work has documented morph-specific differences in forceps exaggeration and scaling, suggesting that divergence occurs not only in absolute size but also potentially in scaling architecture. Nonetheless, most studies have primarily compared static slopes, with less attention to intercept divergence, environmental sensitivity of scaling parameters, and variation among families.</w:t>
+        <w:t xml:space="preserve">. Previous work has documented morph-specific differences in forceps exaggeration and scaling, suggesting that divergence occurs not only in absolute size but also potentially in scaling relationships. Nonetheless, most studies have primarily compared static slopes, with less attention to intercept divergence, environmental sensitivity of scaling parameters, and variation among families.</w:t>
       </w:r>
     </w:p>
     <w:p>
@@ -314,7 +334,23 @@
         <w:pStyle w:val="BodyText"/>
       </w:pPr>
       <w:r>
-        <w:t xml:space="preserve">Here, we quantify sex-specific and morph-specific static allometries of forceps length in F. auricularia under experimentally manipulated diet and density. Rather than treating the scaling exponent as fixed, we test whether it functions as a condition-sensitive developmental parameter structured across biological levels. Specifically, we investigate whether sexual dimorphism in weapon exaggeration results from divergence in the scaling exponent, intercept, or both; whether macrolabic and brachylabic males differ mainly in baseline allocation or in the sensitivity of forceps growth to body size; and whether larval environmental conditions influence intercepts, slopes, or their covariance. Finally, by estimating variance among families in intercepts and scaling exponents, we determine whether baseline exaggeration and size sensitivity are developmentally integrated. Through integrating sex, morph, environment, and family components within a unified hierarchical framework, we assess whether static allometry is a stable architectural constant or an emergent property of layered growth regulation</w:t>
+        <w:t xml:space="preserve">Here, we quantify sex-specific and morph-specific static allometries of forceps length in</w:t>
+      </w:r>
+      <w:r>
+        <w:t xml:space="preserve"> </w:t>
+      </w:r>
+      <w:r>
+        <w:rPr>
+          <w:i/>
+          <w:iCs/>
+        </w:rPr>
+        <w:t xml:space="preserve">F. auricularia</w:t>
+      </w:r>
+      <w:r>
+        <w:t xml:space="preserve"> </w:t>
+      </w:r>
+      <w:r>
+        <w:t xml:space="preserve">under experimentally manipulated diet and density. Rather than treating the scaling exponent as fixed, we test whether it varies across biological levels and environmental conditions. Specifically, we investigate whether sexual dimorphism in weapon exaggeration results from divergence in the scaling exponent, intercept, or both; whether macrolabic and brachylabic males differ mainly in expected trait size or in the strength of covariation between forceps size and body size; and whether larval environmental conditions influence intercepts, slopes, or their covariance. Finally, by estimating variation among families in intercepts and scaling exponents, we assess whether these components of scaling relationships covary across shared backgrounds. Through integrating sex, morph, environment, and family components within a unified hierarchical framework, we evaluate whether static allometry is best characterised as a stable descriptor or as an emergent property of multiple sources of variation</w:t>
       </w:r>
       <w:r>
         <w:t xml:space="preserve"> </w:t>
@@ -326,8 +362,8 @@
         <w:t xml:space="preserve">.</w:t>
       </w:r>
     </w:p>
-    <w:bookmarkEnd w:id="21"/>
-    <w:bookmarkStart w:id="30" w:name="methods"/>
+    <w:bookmarkEnd w:id="22"/>
+    <w:bookmarkStart w:id="31" w:name="methods"/>
     <w:p>
       <w:pPr>
         <w:pStyle w:val="Heading1"/>
@@ -336,7 +372,7 @@
         <w:t xml:space="preserve">Methods</w:t>
       </w:r>
     </w:p>
-    <w:bookmarkStart w:id="22" w:name="study-species-and-experimental-design"/>
+    <w:bookmarkStart w:id="23" w:name="study-species-and-experimental-design"/>
     <w:p>
       <w:pPr>
         <w:pStyle w:val="Heading3"/>
@@ -350,7 +386,23 @@
         <w:pStyle w:val="FirstParagraph"/>
       </w:pPr>
       <w:r>
-        <w:t xml:space="preserve">Females (n = 115) were hand-collected at night from vegetation in Parc Outremont (Montréal, QC, Canada) during September and October 2024. Individuals were transported to the laboratory at the Université du Québec à Montréal and placed individually in 90-mm Petri dishes filled with moist sand. Each dish was provisioned with a cotton-plugged water tube, and TetraMin Tropical Flakes (United Pet Group, Inc., Germany), and each female was assigned a unique ID code. Earwigs were maintained in the dark at 10 °C in an incubator (Percival Scientific, Perry, IA, USA) to mimic overwintering conditions. Dishes were checked daily for egg laying, and food and water were replenished as needed. Food and water were removed at the time of egg laying (approximately early December), after which dishes were checked weekly. Starting January 2025, dishes were checked daily for egg hatching. The date of egg hatching was recorded; hatching occurred between 13 January and 29 January 2025, and all 115 females produced hatchlings.</w:t>
+        <w:t xml:space="preserve">Female (n = 115)</w:t>
+      </w:r>
+      <w:r>
+        <w:t xml:space="preserve"> </w:t>
+      </w:r>
+      <w:r>
+        <w:rPr>
+          <w:i/>
+          <w:iCs/>
+        </w:rPr>
+        <w:t xml:space="preserve">Forficula auricularia</w:t>
+      </w:r>
+      <w:r>
+        <w:t xml:space="preserve"> </w:t>
+      </w:r>
+      <w:r>
+        <w:t xml:space="preserve">were hand-collected at night from vegetation in Parc Outremont (Montréal, QC, Canada) during September and October 2024. Individuals were transported to the laboratory at the Université du Québec à Montréal and placed individually in 90-mm Petri dishes filled with moist sand. Each dish was provisioned with a cotton-plugged water tube, and TetraMin Tropical Flakes (United Pet Group, Inc., Germany), and each female was assigned a unique ID code. Earwigs were maintained in the dark at 10 °C in an incubator (Percival Scientific, Perry, IA, USA) to mimic overwintering conditions. Dishes were checked daily for egg laying, and food and water were replenished as needed. Food and water were removed at the time of egg laying (approximately early December), after which dishes were checked weekly. Starting January 2025, dishes were checked daily for egg hatching. The date of egg hatching was recorded; hatching occurred between 13 January and 29 January 2025, and all 115 females produced hatchlings.</w:t>
       </w:r>
     </w:p>
     <w:p>
@@ -358,7 +410,7 @@
         <w:pStyle w:val="BodyText"/>
       </w:pPr>
       <w:r>
-        <w:t xml:space="preserve">For two weeks following hatching, families were provisioned with a water tube and food (TetraMin Tropical Flakes). This interval allowed nymphs to complete a moult and reach a size sufficient to withstand manual transfer to experimental dishes. To manipulate the developmental environment, we varied two ecological factors: nutritional condition (diet quality) and social density. Diet treatment consisted of two levels: a</w:t>
+        <w:t xml:space="preserve">For two weeks following hatching, families were provisioned with a water tube and food (TetraMin Tropical Flakes: crude protein: 46%, crude fat: 11%, crude fibre: 3%). This interval allowed nymphs to complete a moult and reach a size sufficient to withstand manual transfer to experimental dishes. To manipulate the developmental environment, we varied two ecological factors: nutritional condition (diet quality) and social density. Diet treatment consisted of two levels: a</w:t>
       </w:r>
       <w:r>
         <w:t xml:space="preserve"> </w:t>
@@ -382,11 +434,22 @@
         <w:t xml:space="preserve"> </w:t>
       </w:r>
       <w:r>
-        <w:t xml:space="preserve">diet (75% TetraMin Tropical Flakes, 25% alpha-cellulose), providing reduced nutritional content. Density treatment consisted of three levels: low density (one individual per Petri dish), medium density (4 individuals), and high density (8 individuals). These treatments allowed us to examine both nutritional and social environmental effects on growth and morphology. We used a split-brood experimental design in which offspring were randomly assigned to diet and density treatments within maternal families to minimise confounding between maternal background and environmental treatment. Experimental dishes were maintained at 20 °C to mimic post-winter developmental conditions and contained a water tube, treatment-specific food, and a refuge (four small pieces of paper straw glued together). A total of 1,265 Petri dishes were prepared. Females (mothers) were euthanized by freezing at −20 °C after offspring had been assigned to treatments. Dishes were checked several times per week for mortality and sexual maturation, and food and water were replenished as needed.</w:t>
-      </w:r>
-    </w:p>
-    <w:bookmarkEnd w:id="22"/>
-    <w:bookmarkStart w:id="23" w:name="morphological-measurements"/>
+        <w:t xml:space="preserve">diet (75% TetraMin Tropical Flakes, 25% non-digestible</w:t>
+      </w:r>
+      <w:r>
+        <w:t xml:space="preserve"> </w:t>
+      </w:r>
+      <m:oMath>
+        <m:r>
+          <m:t>α</m:t>
+        </m:r>
+      </m:oMath>
+      <w:r>
+        <w:t xml:space="preserve">-cellulose), providing reduced nutritional content. Density treatment consisted of three levels: low density (one individual per Petri dish), medium density (4 individuals), and high density (8 individuals). These treatments allowed us to examine both nutritional and social environmental effects on growth and morphology. We used a split-brood experimental design in which offspring were randomly assigned to diet and density treatments within maternal families to minimise confounding between maternal background and environmental treatment. Experimental dishes were maintained at 20°C to mimic post-winter developmental conditions and contained a water tube, treatment-specific food, and a refuge (four small pieces of paper straw glued together). A total of 1,265 Petri dishes were prepared. Females (mothers) were euthanized by freezing at −20 °C after offspring had been assigned to treatments. Dishes were checked several times per week for mortality and sexual maturation, and food and water were replenished as needed.</w:t>
+      </w:r>
+    </w:p>
+    <w:bookmarkEnd w:id="23"/>
+    <w:bookmarkStart w:id="24" w:name="morphological-measurements"/>
     <w:p>
       <w:pPr>
         <w:pStyle w:val="Heading3"/>
@@ -400,7 +463,7 @@
         <w:pStyle w:val="FirstParagraph"/>
       </w:pPr>
       <w:r>
-        <w:t xml:space="preserve">Once offspring eclosed to adulthood, they were removed from their Petri dish, the date recorded, and assigned a unique ID code. Pronotum width (a proxy for overall body size) and forceps length</w:t>
+        <w:t xml:space="preserve">Once offspring eclosed to adulthood, they were removed from their Petri dish, the date recorded, and assigned a unique ID code. Pronotum length (a proxy for overall body size) and forceps length were photographed under a Leica S6D stereo microscope (Leica Microsystems Inc., Concord, ON, Canada) at 0.68× magnification using Enersight software, which automatically adds a scale bar to each image. Measurements were taken to the nearest 0.001 mm</w:t>
       </w:r>
       <w:r>
         <w:t xml:space="preserve"> </w:t>
@@ -412,11 +475,11 @@
         <w:t xml:space="preserve"> </w:t>
       </w:r>
       <w:r>
-        <w:t xml:space="preserve">were photographed under a Leica S6D stereo microscope (Leica Microsystems Inc., Concord, ON, Canada) at 0.68× magnification using Enersight software, which automatically adds a scale bar to each image. Measurements were taken to the nearest 0.001 mm using Fiji image analysis software (Schindelin et al., 2012). All measurements were taken blind to treatment where possible. To assess repeatability, a subset of 30 individuals was measured twice. Intraclass correlation coefficients indicated high repeatability (pronotum width ICC = 0.94; forceps length ICC = 0.97). Log-transformed pronotum width was mean-centred before analysis to facilitate interpretation of intercepts and reduce collinearity among predictors.</w:t>
-      </w:r>
-    </w:p>
-    <w:bookmarkEnd w:id="23"/>
-    <w:bookmarkStart w:id="24" w:name="data-preparation"/>
+        <w:t xml:space="preserve">using Fiji image analysis software (Schindelin et al., 2012). All measurements were taken blind to treatment where possible. To assess repeatability, a subset of 30 individuals was measured twice. Intraclass correlation coefficients indicated high repeatability (pronotum width ICC = 0.94; forceps length ICC = 0.97). Log-transformed pronotum width was mean-centred before analysis to facilitate interpretation of intercepts and reduce collinearity among predictors.</w:t>
+      </w:r>
+    </w:p>
+    <w:bookmarkEnd w:id="24"/>
+    <w:bookmarkStart w:id="25" w:name="data-preparation"/>
     <w:p>
       <w:pPr>
         <w:pStyle w:val="Heading3"/>
@@ -430,20 +493,20 @@
         <w:pStyle w:val="FirstParagraph"/>
       </w:pPr>
       <w:r>
-        <w:t xml:space="preserve">All analyses were conducted in R</w:t>
-      </w:r>
-      <w:r>
-        <w:t xml:space="preserve"> </w:t>
-      </w:r>
-      <w:r>
-        <w:t xml:space="preserve">(R Core Team 2025 version 4.4.2)</w:t>
-      </w:r>
-      <w:r>
-        <w:t xml:space="preserve">. We retained individuals from experimental dishes that met predefined density criteria to maintain experimental integrity of the density treatments (density 1: one survivor; density 4: ≥3 survivors; density 8: ≥6 survivors). Individuals lacking sex information were excluded. Forceps length and pronotum width were log-transformed before analysis to linearize allometric relationships and reduce heteroscedasticity. Log pronotum width was mean-centred to facilitate interpretation of intercepts and reduce collinearity in interaction models. Good diet and low density were treated as reference levels throughout. Female sex and brachylabic males served as reference categories where appropriate. Maternal identity was included as a random effect (grouping factor) in all models to account for shared developmental background among siblings.</w:t>
-      </w:r>
-    </w:p>
-    <w:bookmarkEnd w:id="24"/>
-    <w:bookmarkStart w:id="25" w:name="male-morph-classification"/>
+        <w:t xml:space="preserve">All analyses were conducted in the R Statistical Environment (version 4.4.2;</w:t>
+      </w:r>
+      <w:r>
+        <w:t xml:space="preserve"> </w:t>
+      </w:r>
+      <w:r>
+        <w:t xml:space="preserve">R Core Team (2025)</w:t>
+      </w:r>
+      <w:r>
+        <w:t xml:space="preserve">). Data were processed using f unctions from the tidyverse (e.g., dplyr), including recoding, filtering, and grouping operations. We retained individuals from experimental dishes that met predefined density criteria to preserve the integrity of density treatments (low density: one survivor; medium density: ≥3 survivors; high density: ≥6 survivors). Individuals lacking sex information were excluded. Forceps length and pronotum width were log-transformed to linearize allometric relationships and reduce heteroscedasticity. Log-transformed pronotum length was not centred prior to analysis. As a result, model intercepts represent expected forceps length when log-transformed pronotum width equals zero and are therefore not directly interpretable as trait values at a biologically typical body size. Good diet and low density were treated as reference levels throughout. Female sex and brachylabic males served as reference categories where appropriate. Maternal identity was included as a random effect (grouping factor) in all models, with both random intercepts and random slopes for body size.</w:t>
+      </w:r>
+    </w:p>
+    <w:bookmarkEnd w:id="25"/>
+    <w:bookmarkStart w:id="26" w:name="male-morph-classification"/>
     <w:p>
       <w:pPr>
         <w:pStyle w:val="Heading3"/>
@@ -457,7 +520,7 @@
         <w:pStyle w:val="FirstParagraph"/>
       </w:pPr>
       <w:r>
-        <w:t xml:space="preserve">Male morphs (brachylabic and macrolabic) were classified using finite mixture modelling in the R package</w:t>
+        <w:t xml:space="preserve">Male morphs (brachylabic and macrolabic) were classified using finite mixture modelling implemented in the R package</w:t>
       </w:r>
       <w:r>
         <w:t xml:space="preserve"> </w:t>
@@ -473,14 +536,20 @@
         <w:t xml:space="preserve"> </w:t>
       </w:r>
       <w:r>
-        <w:t xml:space="preserve">(Prates et al. 2013)</w:t>
-      </w:r>
-      <w:r>
-        <w:t xml:space="preserve">. Consistent with the documented weapon dimorphism in earwigs, we modelled the distribution of raw male forceps length as a two-component skew-normal mixture. Forceps length was analysed without prior size correction so that morph classification reflects emergent weapon phenotype rather than residual variation after size correction. Models were estimated using the expectation–maximization algorithm with automatic initialization (maximum 1000 iterations). Model support for bimodality was evaluated using AIC and BIC. Posterior probabilities of component membership were obtained for each male, and individuals were assigned to morphs based on maximum posterior probability. All males were retained for subsequent analyses, thereby avoiding arbitrary trait thresholds and preserving variation near the morph boundary.</w:t>
-      </w:r>
-    </w:p>
-    <w:bookmarkEnd w:id="25"/>
-    <w:bookmarkStart w:id="26" w:name="sex-specific-allometry"/>
+        <w:t xml:space="preserve">[version 1.1.12;</w:t>
+      </w:r>
+      <w:r>
+        <w:t xml:space="preserve"> </w:t>
+      </w:r>
+      <w:r>
+        <w:t xml:space="preserve">Prates et al. (2013)</w:t>
+      </w:r>
+      <w:r>
+        <w:t xml:space="preserve">]. We modelled the distribution of raw male forceps length as a two-component skew-normal mixture using the function smsn.mix(). Forceps length was analysed without prior size correction so that morph classification reflects emergent weapon phenotype rather than residual variation after accounting for body size. Models were estimated using the expectation–maximization algorithm with automatic initialization (maximum 1000 iterations). Support for bimodality was evaluated using AIC and BIC. Posterior probabilities of component membership were calculated for each male, and individuals were assigned to morphs based on maximum posterior probability. All individuals were retained for subsequent analyses, avoiding arbitrary thresholds and preserving variation near the morph boundary.</w:t>
+      </w:r>
+    </w:p>
+    <w:bookmarkEnd w:id="26"/>
+    <w:bookmarkStart w:id="27" w:name="sex-specific-allometry"/>
     <w:p>
       <w:pPr>
         <w:pStyle w:val="Heading3"/>
@@ -494,49 +563,18 @@
         <w:pStyle w:val="FirstParagraph"/>
       </w:pPr>
       <w:r>
-        <w:t xml:space="preserve">To test whether males and females differed in forceps allometry and in the environmental sensitivity of scaling relationships, we fitted a hierarchical Gaussian model with log-transformed forceps length as the response. Fixed effects included mean-centred log pronotum width, sex, diet, density, and all lower-order interactions necessary to test sex differences in intercepts and scaling exponents across environmental treatments. Interactions between body size and environmental variables allowed scaling exponents to vary across conditions, and three-way interactions with sex tested whether environmental sensitivity of scaling differed between males and females. Maternal identity (n = 110 families) was included as a random intercept and random slope for body size, allowing families to vary in baseline forceps size and scaling exponent.</w:t>
-      </w:r>
-    </w:p>
-    <w:bookmarkEnd w:id="26"/>
-    <w:bookmarkStart w:id="27" w:name="morph-specific-allometry"/>
-    <w:p>
-      <w:pPr>
-        <w:pStyle w:val="Heading3"/>
-      </w:pPr>
-      <w:r>
-        <w:t xml:space="preserve">Morph-specific allometry</w:t>
-      </w:r>
-    </w:p>
-    <w:p>
-      <w:pPr>
-        <w:pStyle w:val="FirstParagraph"/>
-      </w:pPr>
-      <w:r>
-        <w:t xml:space="preserve">To examine scaling architecture within males, we fitted a second model restricted to males. Log-transformed forceps length was modeled as a function of body size, morph (macrolabic versus brachylabic), diet, density, and all corresponding interactions. Body size × morph interactions were tested to assess baseline slope divergence between morphs, and three-way interactions with environmental factors were evaluated to assess morph-specific slope plasticity. As morph classification was based on absolute forceps expression, this analysis tests whether emergent weapon phenotypes differ in scaling architecture without imposing size correction prior to morph assignment. Maternal identity (n = 104 families) was again included as a random intercept and slope for body size.</w:t>
-      </w:r>
-    </w:p>
-    <w:bookmarkEnd w:id="27"/>
-    <w:bookmarkStart w:id="28" w:name="priors-and-model-fitting"/>
-    <w:p>
-      <w:pPr>
-        <w:pStyle w:val="Heading3"/>
-      </w:pPr>
-      <w:r>
-        <w:t xml:space="preserve">Priors and model fitting</w:t>
-      </w:r>
-    </w:p>
-    <w:p>
-      <w:pPr>
-        <w:pStyle w:val="FirstParagraph"/>
-      </w:pPr>
-      <w:r>
-        <w:t xml:space="preserve">Models were fitted in a Bayesian framework</w:t>
-      </w:r>
-      <w:r>
-        <w:t xml:space="preserve"> </w:t>
-      </w:r>
-      <w:r>
-        <w:t xml:space="preserve">(</w:t>
+        <w:t xml:space="preserve">We analysed sex-specific and morph-specific allometries using two complementary models to address distinct biological questions. The sex-specific model evaluates overall differences between females and males in scaling relationships and their environmental sensitivity. Because males comprise two discrete morphs that differ in trait expression, this analysis effectively captures average differences between females and the male population as a whole, while allowing slopes to vary across predictors through interaction terms. The morph-specific model, restricted to males, explicitly tests for differences between brachylabic and macrolabic individuals in scaling parameters and their environmental sensitivity. This two-model approach therefore separates broad sex-level comparisons from within-male heterogeneity, avoiding the need to impose a single structure that simultaneously accommodates sex differences and morph variation within males. Results from the sex-specific model should thus be interpreted as averages across male morphs, whereas the morph-specific model resolves variation within males.</w:t>
+      </w:r>
+    </w:p>
+    <w:p>
+      <w:pPr>
+        <w:pStyle w:val="BodyText"/>
+      </w:pPr>
+      <w:r>
+        <w:t xml:space="preserve">To quantify sex differences in allometric scaling and their environmental sensitivity, we fitted a hierarchical Gaussian model using the function brm() from the</w:t>
+      </w:r>
+      <w:r>
+        <w:t xml:space="preserve"> </w:t>
       </w:r>
       <w:r>
         <w:rPr>
@@ -546,22 +584,93 @@
         <w:t xml:space="preserve">brms</w:t>
       </w:r>
       <w:r>
-        <w:t xml:space="preserve">, Bürkner 2017)</w:t>
-      </w:r>
-      <w:r>
-        <w:t xml:space="preserve"> </w:t>
-      </w:r>
-      <w:r>
-        <w:t xml:space="preserve">using multilevel Gaussian regression. Weakly informative priors were specified for fixed effects and variance components to regularize estimates while remaining non-restrictive on the log scale. Convergence and sampling adequacy were verified using standard diagnostics.</w:t>
+        <w:t xml:space="preserve"> </w:t>
+      </w:r>
+      <w:r>
+        <w:t xml:space="preserve">package (via the</w:t>
+      </w:r>
+      <w:r>
+        <w:t xml:space="preserve"> </w:t>
+      </w:r>
+      <w:r>
+        <w:rPr>
+          <w:i/>
+          <w:iCs/>
+        </w:rPr>
+        <w:t xml:space="preserve">cmdstanr</w:t>
+      </w:r>
+      <w:r>
+        <w:t xml:space="preserve"> </w:t>
+      </w:r>
+      <w:r>
+        <w:t xml:space="preserve">backend) [version 2.23.0;</w:t>
+      </w:r>
+      <w:r>
+        <w:t xml:space="preserve"> </w:t>
+      </w:r>
+      <w:r>
+        <w:t xml:space="preserve">Bürkner (2017)</w:t>
+      </w:r>
+      <w:r>
+        <w:t xml:space="preserve">]. Log-transformed forceps length was specified as the response variable. Fixed effects included log pronotum length (body size), sex, diet, density, and all corresponding interactions. Interactions between body size and other predictors allow the allometric slope (scaling exponent) to vary across sexes and environmental conditions. Main effects and lower-order interactions describe differences in intercepts; however, because body size was not centred, intercepts correspond to trait values at log body size equal to zero and are not directly biologically meaningful. Three-way and four-way interactions involving body size were included to capture potential sex-specific environmental modulation of scaling relationships. Maternal identity (n = 110 families) was included as a random intercept and random slope for body size, allowing families to vary in both intercepts and slopes.</w:t>
+      </w:r>
+    </w:p>
+    <w:bookmarkEnd w:id="27"/>
+    <w:bookmarkStart w:id="28" w:name="morph-specific-allometry"/>
+    <w:p>
+      <w:pPr>
+        <w:pStyle w:val="Heading3"/>
+      </w:pPr>
+      <w:r>
+        <w:t xml:space="preserve">Morph-specific allometry</w:t>
+      </w:r>
+    </w:p>
+    <w:p>
+      <w:pPr>
+        <w:pStyle w:val="FirstParagraph"/>
+      </w:pPr>
+      <w:r>
+        <w:t xml:space="preserve">To examine scaling architecture within males, we fitted a second hierarchical model restricted to males using brm(). Log-transformed forceps length was modelled as a function of body size, male morph (macrolabic versus brachylabic), diet, density, and all corresponding interactions. Body size × morph interactions quantify differences in scaling exponents between morphs, while lower-order terms describe differences in intercepts. Higher-order interactions with environmental variables allow both slopes and intercepts to vary across conditions in a morph-specific manner. As morph classification was based on absolute forceps expression, this analysis evaluates differences in scaling architecture among emergent weapon phenotypes without imposing size correction prior to morph assignment. Maternal identity (n = 104 families) was again included as a random intercept and slope for body size.</w:t>
       </w:r>
     </w:p>
     <w:bookmarkEnd w:id="28"/>
-    <w:bookmarkStart w:id="29" w:name="X578e24a402b65717c10e0646a40a4afc5c147b0"/>
+    <w:bookmarkStart w:id="29" w:name="priors-and-model-fitting"/>
     <w:p>
       <w:pPr>
         <w:pStyle w:val="Heading3"/>
       </w:pPr>
       <w:r>
+        <w:t xml:space="preserve">Priors and model fitting</w:t>
+      </w:r>
+    </w:p>
+    <w:p>
+      <w:pPr>
+        <w:pStyle w:val="FirstParagraph"/>
+      </w:pPr>
+      <w:r>
+        <w:t xml:space="preserve">Models were fitted in a Bayesian framework using brms. Weakly informative priors were specified for fixed effects and variance components to regularize estimates while remaining non-restrictive on the log scale. Models were fit using Hamiltonian Monte Carlo via</w:t>
+      </w:r>
+      <w:r>
+        <w:t xml:space="preserve"> </w:t>
+      </w:r>
+      <w:r>
+        <w:rPr>
+          <w:i/>
+          <w:iCs/>
+        </w:rPr>
+        <w:t xml:space="preserve">cmdstanr</w:t>
+      </w:r>
+      <w:r>
+        <w:t xml:space="preserve">. Convergence and sampling adequacy were assessed using standard diagnostics (R̂, effective sample sizes, and trace plots).</w:t>
+      </w:r>
+    </w:p>
+    <w:bookmarkEnd w:id="29"/>
+    <w:bookmarkStart w:id="30" w:name="X578e24a402b65717c10e0646a40a4afc5c147b0"/>
+    <w:p>
+      <w:pPr>
+        <w:pStyle w:val="Heading3"/>
+      </w:pPr>
+      <w:r>
         <w:t xml:space="preserve">Estimation of scaling exponents and plasticity</w:t>
       </w:r>
     </w:p>
@@ -570,12 +679,37 @@
         <w:pStyle w:val="FirstParagraph"/>
       </w:pPr>
       <w:r>
-        <w:t xml:space="preserve">Condition-specific allometric slopes were derived from posterior draws as linear combinations of regression coefficients. Environmental plasticity in scaling was quantified as the deviation in slope from the reference condition (GOOD diet, density 1). We report posterior medians and 95% credible intervals for all slopes and slope differences. To evaluate biological relevance, we also calculated posterior probabilities that slope changes exceeded zero and that their absolute magnitude exceeded 0.1 on the log–log scale. All inference is based on posterior distributions rather than null-hypothesis significance testing.</w:t>
-      </w:r>
-    </w:p>
-    <w:bookmarkEnd w:id="29"/>
+        <w:t xml:space="preserve">Condition-specific allometric slopes were derived from posterior draws using the function emtrends() from the</w:t>
+      </w:r>
+      <w:r>
+        <w:t xml:space="preserve"> </w:t>
+      </w:r>
+      <w:r>
+        <w:rPr>
+          <w:i/>
+          <w:iCs/>
+        </w:rPr>
+        <w:t xml:space="preserve">emmeans</w:t>
+      </w:r>
+      <w:r>
+        <w:t xml:space="preserve"> </w:t>
+      </w:r>
+      <w:r>
+        <w:t xml:space="preserve">package [version 2.0.1;</w:t>
+      </w:r>
+      <w:r>
+        <w:t xml:space="preserve"> </w:t>
+      </w:r>
+      <w:r>
+        <w:t xml:space="preserve">Lenth et al. (2019)</w:t>
+      </w:r>
+      <w:r>
+        <w:t xml:space="preserve">]. Environmental plasticity in scaling was quantified as deviations in slope from the reference condition (good diet, low density). We report posterior medians and 95% credible intervals for all slopes, intercepts, and their contrasts. To aid interpretation, we also calculated posterior probabilities that slope differences exceeded zero and that their absolute magnitude exceeded 0.1 on the log–log scale. All inference is based on posterior distributions rather than null-hypothesis significance testing.</w:t>
+      </w:r>
+    </w:p>
     <w:bookmarkEnd w:id="30"/>
-    <w:bookmarkStart w:id="31" w:name="results"/>
+    <w:bookmarkEnd w:id="31"/>
+    <w:bookmarkStart w:id="36" w:name="results"/>
     <w:p>
       <w:pPr>
         <w:pStyle w:val="Heading1"/>
@@ -589,18 +723,7 @@
         <w:pStyle w:val="FirstParagraph"/>
       </w:pPr>
       <w:r>
-        <w:t xml:space="preserve">Forceps length scaled positively with pronotum length across all groups (posterior mean slope β=0.35, 95% CI: 0.06–0.64; Table S1), confirming overall positive allometry (</w:t>
-      </w:r>
-      <w:hyperlink w:anchor="fig-two">
-        <w:r>
-          <w:rPr>
-            <w:rStyle w:val="Hyperlink"/>
-          </w:rPr>
-          <w:t xml:space="preserve">Figure 2</w:t>
-        </w:r>
-      </w:hyperlink>
-      <w:r>
-        <w:t xml:space="preserve">). However, this scaling relationship differed strongly between sexes. Males exhibited substantially steeper allometric slopes than females (logP × sex: β=0.61, 95% CI: 0.25–0.98), indicating that forceps size increases more rapidly with body size in males. Females exhibited a continuous distribution of weapon sizes across body sizes (</w:t>
+        <w:t xml:space="preserve">Forceps length scaled positively with pronotum length across all individuals, confirming overall positive allometry (Table S1). Descriptively, females exhibited a continuous distribution of weapon sizes across body sizes (</w:t>
       </w:r>
       <m:oMath>
         <m:acc>
@@ -717,15 +840,52 @@
         <w:t xml:space="preserve"> </w:t>
       </w:r>
       <w:r>
-        <w:t xml:space="preserve">± SE forceps length = 5.93 ± 0.033; n = 488), while maintaining the overall positive scaling relationship between body size and forceps length.</w:t>
-      </w:r>
-    </w:p>
-    <w:p>
-      <w:pPr>
-        <w:pStyle w:val="BodyText"/>
-      </w:pPr>
-      <w:r>
-        <w:t xml:space="preserve">There was little evidence that environmental treatments altered allometry in females. Neither diet nor rearing density, nor their interactions with body size, had credible effects on female slopes (all 95% CIs overlapping zero;</w:t>
+        <w:t xml:space="preserve">± SE forceps length = 5.93 ± 0.033; n = 488;</w:t>
+      </w:r>
+      <w:r>
+        <w:t xml:space="preserve"> </w:t>
+      </w:r>
+      <w:hyperlink w:anchor="fig-two">
+        <w:r>
+          <w:rPr>
+            <w:rStyle w:val="Hyperlink"/>
+          </w:rPr>
+          <w:t xml:space="preserve">Figure 2</w:t>
+        </w:r>
+      </w:hyperlink>
+      <w:r>
+        <w:t xml:space="preserve">).</w:t>
+      </w:r>
+    </w:p>
+    <w:bookmarkStart w:id="32" w:name="sex-differences-in-scaling-relationships"/>
+    <w:p>
+      <w:pPr>
+        <w:pStyle w:val="Heading3"/>
+      </w:pPr>
+      <w:r>
+        <w:t xml:space="preserve">Sex differences in scaling relationships</w:t>
+      </w:r>
+    </w:p>
+    <w:p>
+      <w:pPr>
+        <w:pStyle w:val="FirstParagraph"/>
+      </w:pPr>
+      <w:r>
+        <w:t xml:space="preserve">Allometric slopes differed strongly between sexes. Because males comprise two morphs with differing scaling relationships, sex-specific results should be interpreted as averages across male phenotypes. Females showed a moderate positive relationship between body size and forceps length (logP:</w:t>
+      </w:r>
+      <w:r>
+        <w:t xml:space="preserve"> </w:t>
+      </w:r>
+      <m:oMath>
+        <m:r>
+          <m:t>β</m:t>
+        </m:r>
+      </m:oMath>
+      <w:r>
+        <w:t xml:space="preserve"> </w:t>
+      </w:r>
+      <w:r>
+        <w:t xml:space="preserve">= 0.35, 95% CrI: 0.07–0.65;</w:t>
       </w:r>
       <w:r>
         <w:t xml:space="preserve"> </w:t>
@@ -739,7 +899,27 @@
         </w:r>
       </w:hyperlink>
       <w:r>
-        <w:t xml:space="preserve">). This is consistent with the relatively parallel scaling relationships across environmental conditions in females (</w:t>
+        <w:t xml:space="preserve"> </w:t>
+      </w:r>
+      <w:r>
+        <w:t xml:space="preserve">a), whereas males exhibited substantially steeper scaling (logP × sex:</w:t>
+      </w:r>
+      <w:r>
+        <w:t xml:space="preserve"> </w:t>
+      </w:r>
+      <m:oMath>
+        <m:r>
+          <m:t>β</m:t>
+        </m:r>
+      </m:oMath>
+      <w:r>
+        <w:t xml:space="preserve"> </w:t>
+      </w:r>
+      <w:r>
+        <w:t xml:space="preserve">= 0.61, 95% CrI: 0.25–0.98; Table S1). This divergence is evident in</w:t>
+      </w:r>
+      <w:r>
+        <w:t xml:space="preserve"> </w:t>
       </w:r>
       <w:hyperlink w:anchor="fig-three">
         <w:r>
@@ -750,7 +930,21 @@
         </w:r>
       </w:hyperlink>
       <w:r>
-        <w:t xml:space="preserve">).</w:t>
+        <w:t xml:space="preserve">, where male scaling relationships are consistently steeper than those of females across conditions. There was little evidence for consistent differences in intercept terms associated with sex (sex:</w:t>
+      </w:r>
+      <w:r>
+        <w:t xml:space="preserve"> </w:t>
+      </w:r>
+      <m:oMath>
+        <m:r>
+          <m:t>β</m:t>
+        </m:r>
+      </m:oMath>
+      <w:r>
+        <w:t xml:space="preserve"> </w:t>
+      </w:r>
+      <w:r>
+        <w:t xml:space="preserve">= -0.06, 95% CrI: -0.28–0.15 ). However, because body size was not centred, intercepts correspond to expected trait values at log body size equal to zero and are not directly biologically interpretable. Accordingly, differences between sexes are best understood in terms of divergence in scaling slopes rather than intercept shifts.</w:t>
       </w:r>
     </w:p>
     <w:p>
@@ -758,7 +952,191 @@
         <w:pStyle w:val="BodyText"/>
       </w:pPr>
       <w:r>
-        <w:t xml:space="preserve">In contrast, male allometry showed condition-dependent responses, particularly with respect to diet. The interaction between body size, sex, and diet was negative (logP × sex × diet: β=−0.68, 95% CI: −1.25 to −0.11), indicating that the elevated male slope is reduced under poor nutritional conditions. This pattern is evident in</w:t>
+        <w:t xml:space="preserve">Including a quadratic term for body size provided no meaningful improvement in model fit. Although the quadratic model showed a slightly higher expected log predictive density, the difference was small relative to its standard error (</w:t>
+      </w:r>
+      <m:oMath>
+        <m:r>
+          <m:t>Δ</m:t>
+        </m:r>
+      </m:oMath>
+      <w:r>
+        <w:t xml:space="preserve">elpd = 3.7 ± 3.8). In addition, credible intervals for the quadratic term overlapped zero, indicating no clear evidence of curvature in the size–trait relationship. We therefore retained the linear model for all subsequent analyses.</w:t>
+      </w:r>
+    </w:p>
+    <w:bookmarkEnd w:id="32"/>
+    <w:bookmarkStart w:id="33" w:name="environmental-effects-on-scaling"/>
+    <w:p>
+      <w:pPr>
+        <w:pStyle w:val="Heading3"/>
+      </w:pPr>
+      <w:r>
+        <w:t xml:space="preserve">Environmental effects on scaling</w:t>
+      </w:r>
+    </w:p>
+    <w:p>
+      <w:pPr>
+        <w:pStyle w:val="FirstParagraph"/>
+      </w:pPr>
+      <w:r>
+        <w:t xml:space="preserve">Environmental effects on allometry were generally weak. In females, scaling relationships were largely parallel across diet and density treatments (</w:t>
+      </w:r>
+      <w:hyperlink w:anchor="fig-three">
+        <w:r>
+          <w:rPr>
+            <w:rStyle w:val="Hyperlink"/>
+          </w:rPr>
+          <w:t xml:space="preserve">Figure 3</w:t>
+        </w:r>
+      </w:hyperlink>
+      <w:r>
+        <w:t xml:space="preserve"> </w:t>
+      </w:r>
+      <w:r>
+        <w:t xml:space="preserve">a), and interactions between body size and environmental variables had 95% credible intervals overlapping zero (Table S1), indicating little evidence for environmentally induced changes in scaling exponents. In males, there was some indication that nutritional environment may influence scaling relationships. The interaction between body size, sex, and diet was negative (logP × sex × diet:</w:t>
+      </w:r>
+      <w:r>
+        <w:t xml:space="preserve"> </w:t>
+      </w:r>
+      <m:oMath>
+        <m:r>
+          <m:t>β</m:t>
+        </m:r>
+      </m:oMath>
+      <w:r>
+        <w:t xml:space="preserve"> </w:t>
+      </w:r>
+      <w:r>
+        <w:t xml:space="preserve">= -0.68, 95% CrI: -1.25 – -0.11), consistent with a reduction in the steep male allometric slope under poor dietary conditions. This pattern is visible in</w:t>
+      </w:r>
+      <w:r>
+        <w:t xml:space="preserve"> </w:t>
+      </w:r>
+      <w:hyperlink w:anchor="fig-three">
+        <w:r>
+          <w:rPr>
+            <w:rStyle w:val="Hyperlink"/>
+          </w:rPr>
+          <w:t xml:space="preserve">Figure 3</w:t>
+        </w:r>
+      </w:hyperlink>
+      <w:r>
+        <w:t xml:space="preserve"> </w:t>
+      </w:r>
+      <w:r>
+        <w:t xml:space="preserve">c, where slopes under poor diet appear shallower than under good diet, particularly at larger body sizes. However, credible intervals for several condition-specific slopes and derived contrasts overlapped zero (Table S1), indicating that support for diet-dependent changes in scaling is limited and should be interpreted with caution. By contrast, rearing density showed no consistent effect on scaling relationships. Although slopes varied slightly across density treatments (</w:t>
+      </w:r>
+      <w:hyperlink w:anchor="fig-three">
+        <w:r>
+          <w:rPr>
+            <w:rStyle w:val="Hyperlink"/>
+          </w:rPr>
+          <w:t xml:space="preserve">Figure 3</w:t>
+        </w:r>
+      </w:hyperlink>
+      <w:r>
+        <w:t xml:space="preserve">), interactions involving density and body size had credible intervals overlapping zero (Table S1), providing little evidence for systematic density-dependent changes in scaling exponents. Environmental effects on intercept terms were also limited and uncertain. Main effects of diet and density overlapped zero, and although there was weak evidence for a sex-by-diet interaction (sex × diet:</w:t>
+      </w:r>
+      <w:r>
+        <w:t xml:space="preserve"> </w:t>
+      </w:r>
+      <m:oMath>
+        <m:r>
+          <m:t>β</m:t>
+        </m:r>
+      </m:oMath>
+      <w:r>
+        <w:t xml:space="preserve"> </w:t>
+      </w:r>
+      <w:r>
+        <w:t xml:space="preserve">= 0.29, 95% CrI: -0.01 – 0.58), uncertainty in this estimate was high. As above, intercepts are not directly biologically interpretable due to the uncentred body size predictor.</w:t>
+      </w:r>
+    </w:p>
+    <w:bookmarkEnd w:id="33"/>
+    <w:bookmarkStart w:id="34" w:name="morph-specific-patterns-in-males"/>
+    <w:p>
+      <w:pPr>
+        <w:pStyle w:val="Heading3"/>
+      </w:pPr>
+      <w:r>
+        <w:t xml:space="preserve">Morph-specific patterns in males</w:t>
+      </w:r>
+    </w:p>
+    <w:p>
+      <w:pPr>
+        <w:pStyle w:val="FirstParagraph"/>
+      </w:pPr>
+      <w:r>
+        <w:t xml:space="preserve">Analyses separating male morphs (Table S2) showed clear differences in overall forceps size between morphs, with macrolabic males exhibiting larger forceps than brachylabic males (morph:</w:t>
+      </w:r>
+      <w:r>
+        <w:t xml:space="preserve"> </w:t>
+      </w:r>
+      <m:oMath>
+        <m:r>
+          <m:t>β</m:t>
+        </m:r>
+      </m:oMath>
+      <w:r>
+        <w:t xml:space="preserve"> </w:t>
+      </w:r>
+      <w:r>
+        <w:t xml:space="preserve">= 0.26, 95% CrI: 0.07–0.44). Allometric slopes were positive across morphs (logP:</w:t>
+      </w:r>
+      <w:r>
+        <w:t xml:space="preserve"> </w:t>
+      </w:r>
+      <m:oMath>
+        <m:r>
+          <m:t>β</m:t>
+        </m:r>
+      </m:oMath>
+      <w:r>
+        <w:t xml:space="preserve"> </w:t>
+      </w:r>
+      <w:r>
+        <w:t xml:space="preserve">= 0.36, 95% CrI: 0.14–0.59), but there was little evidence for consistent differences in scaling exponents between morphs (logP × morph:</w:t>
+      </w:r>
+      <w:r>
+        <w:t xml:space="preserve"> </w:t>
+      </w:r>
+      <m:oMath>
+        <m:r>
+          <m:t>β</m:t>
+        </m:r>
+      </m:oMath>
+      <w:r>
+        <w:t xml:space="preserve"> </w:t>
+      </w:r>
+      <w:r>
+        <w:t xml:space="preserve">= 0.08, 95% CrI: -0.24–0.40). Visual patterns suggest that macrolabic males may exhibit greater sensitivity of scaling relationships to diet (</w:t>
+      </w:r>
+      <w:hyperlink w:anchor="fig-three">
+        <w:r>
+          <w:rPr>
+            <w:rStyle w:val="Hyperlink"/>
+          </w:rPr>
+          <w:t xml:space="preserve">Figure 3</w:t>
+        </w:r>
+      </w:hyperlink>
+      <w:r>
+        <w:t xml:space="preserve"> </w:t>
+      </w:r>
+      <w:r>
+        <w:t xml:space="preserve">c), whereas brachylabic males show more parallel scaling relationships across treatments (</w:t>
+      </w:r>
+      <w:hyperlink w:anchor="fig-three">
+        <w:r>
+          <w:rPr>
+            <w:rStyle w:val="Hyperlink"/>
+          </w:rPr>
+          <w:t xml:space="preserve">Figure 3</w:t>
+        </w:r>
+      </w:hyperlink>
+      <w:r>
+        <w:t xml:space="preserve"> </w:t>
+      </w:r>
+      <w:r>
+        <w:t xml:space="preserve">b). However, statistical support for morph-specific differences in slope plasticity was weak, with credible intervals for interactions between body size, morph, and environmental variables overlapping zero (Table S2;</w:t>
       </w:r>
       <w:r>
         <w:t xml:space="preserve"> </w:t>
@@ -772,29 +1150,59 @@
         </w:r>
       </w:hyperlink>
       <w:r>
-        <w:t xml:space="preserve">, where males raised on a poor diet exhibit shallower scaling relationships compared to those on a good diet. Despite this diet-dependent effect, there was limited evidence that rearing density influenced allometric slopes. Higher-order interactions involving density and body size had 95% credible intervals overlapping zero, suggesting weak or inconsistent effects of density on scaling relationships.</w:t>
-      </w:r>
-    </w:p>
-    <w:p>
-      <w:pPr>
-        <w:pStyle w:val="BodyText"/>
-      </w:pPr>
-      <w:r>
-        <w:t xml:space="preserve">Analyses separating male morphs (Table S2;</w:t>
-      </w:r>
-      <w:r>
-        <w:t xml:space="preserve"> </w:t>
-      </w:r>
-      <w:hyperlink w:anchor="fig-three">
-        <w:r>
-          <w:rPr>
-            <w:rStyle w:val="Hyperlink"/>
-          </w:rPr>
-          <w:t xml:space="preserve">Figure 3</w:t>
-        </w:r>
-      </w:hyperlink>
-      <w:r>
-        <w:t xml:space="preserve">;</w:t>
+        <w:t xml:space="preserve">). Our results indicate that while male morphs differ clearly in overall trait expression, there is limited evidence that they differ consistently in the environmental sensitivity of allometric scaling.</w:t>
+      </w:r>
+    </w:p>
+    <w:bookmarkEnd w:id="34"/>
+    <w:bookmarkStart w:id="35" w:name="among-family-variation"/>
+    <w:p>
+      <w:pPr>
+        <w:pStyle w:val="Heading3"/>
+      </w:pPr>
+      <w:r>
+        <w:t xml:space="preserve">Among-family variation</w:t>
+      </w:r>
+    </w:p>
+    <w:p>
+      <w:pPr>
+        <w:pStyle w:val="FirstParagraph"/>
+      </w:pPr>
+      <w:r>
+        <w:t xml:space="preserve">Variation among families was modest but non-zero (Table S1). The standard deviation of family-level intercepts was low (</w:t>
+      </w:r>
+      <m:oMath>
+        <m:r>
+          <m:t>σ</m:t>
+        </m:r>
+      </m:oMath>
+      <w:r>
+        <w:rPr>
+          <w:vertAlign w:val="subscript"/>
+        </w:rPr>
+        <w:t xml:space="preserve">Intercept</w:t>
+      </w:r>
+      <w:r>
+        <w:t xml:space="preserve"> </w:t>
+      </w:r>
+      <w:r>
+        <w:t xml:space="preserve">= 0.03, 95% CrI: 0.00–0.07), indicating limited variation among families in overall trait values. There was somewhat greater variation in allometric slopes among families (</w:t>
+      </w:r>
+      <m:oMath>
+        <m:r>
+          <m:t>σ</m:t>
+        </m:r>
+      </m:oMath>
+      <w:r>
+        <w:rPr>
+          <w:vertAlign w:val="subscript"/>
+        </w:rPr>
+        <w:t xml:space="preserve">logP</w:t>
+      </w:r>
+      <w:r>
+        <w:t xml:space="preserve"> </w:t>
+      </w:r>
+      <w:r>
+        <w:t xml:space="preserve">= 0.05, 95% CrI: 0.00–0.13), consistent with the spread of slope estimates shown in</w:t>
       </w:r>
       <w:r>
         <w:t xml:space="preserve"> </w:t>
@@ -808,32 +1216,84 @@
         </w:r>
       </w:hyperlink>
       <w:r>
-        <w:t xml:space="preserve">) revealed that this condition dependence was driven primarily by macrolabic males. Macrolabic males exhibited the steepest slopes under good conditions, but these slopes were substantially reduced—and in some cases highly variable—under poor diet and certain density treatments (</w:t>
-      </w:r>
-      <w:hyperlink w:anchor="fig-three">
-        <w:r>
-          <w:rPr>
-            <w:rStyle w:val="Hyperlink"/>
-          </w:rPr>
-          <w:t xml:space="preserve">Figure 3</w:t>
-        </w:r>
-      </w:hyperlink>
-      <w:r>
-        <w:t xml:space="preserve">;</w:t>
-      </w:r>
-      <w:r>
-        <w:t xml:space="preserve"> </w:t>
-      </w:r>
-      <w:hyperlink w:anchor="fig-four">
-        <w:r>
-          <w:rPr>
-            <w:rStyle w:val="Hyperlink"/>
-          </w:rPr>
-          <w:t xml:space="preserve">Figure 4</w:t>
-        </w:r>
-      </w:hyperlink>
-      <w:r>
-        <w:t xml:space="preserve">). In contrast, brachylabic males showed more moderate slopes with comparatively little sensitivity to environmental variation. Across all analyses, there was little support for strong environmental effects on intercepts independent of body size. Instead, the primary pattern of environmental sensitivity occurred through changes in the scaling exponent (slope), particularly in males.</w:t>
+        <w:t xml:space="preserve">. The correlation between family-level intercepts and slopes was negative but highly uncertain (</w:t>
+      </w:r>
+      <w:r>
+        <w:rPr>
+          <w:i/>
+          <w:iCs/>
+        </w:rPr>
+        <w:t xml:space="preserve">r</w:t>
+      </w:r>
+      <w:r>
+        <w:t xml:space="preserve"> </w:t>
+      </w:r>
+      <w:r>
+        <w:t xml:space="preserve">= -0.21 95% CrI: -0.91-0.76), providing little evidence for a consistent association between intercepts and scaling among families.</w:t>
+      </w:r>
+    </w:p>
+    <w:bookmarkEnd w:id="35"/>
+    <w:bookmarkEnd w:id="36"/>
+    <w:bookmarkStart w:id="37" w:name="discussion"/>
+    <w:p>
+      <w:pPr>
+        <w:pStyle w:val="Heading1"/>
+      </w:pPr>
+      <w:r>
+        <w:t xml:space="preserve">Discussion</w:t>
+      </w:r>
+    </w:p>
+    <w:p>
+      <w:pPr>
+        <w:pStyle w:val="FirstParagraph"/>
+      </w:pPr>
+      <w:r>
+        <w:t xml:space="preserve">Static allometries are often regarded as stable descriptors of morphological architecture</w:t>
+      </w:r>
+      <w:r>
+        <w:t xml:space="preserve"> </w:t>
+      </w:r>
+      <w:r>
+        <w:t xml:space="preserve">(Huxley 1932; Gould 1966; Voje 2016)</w:t>
+      </w:r>
+      <w:r>
+        <w:t xml:space="preserve">. However, the evolutionary flexibility of scaling relationships remains debated, with some studies suggesting that slopes can evolve while still being constrained by developmental integration</w:t>
+      </w:r>
+      <w:r>
+        <w:t xml:space="preserve"> </w:t>
+      </w:r>
+      <w:r>
+        <w:t xml:space="preserve">(Harrison 2015)</w:t>
+      </w:r>
+      <w:r>
+        <w:t xml:space="preserve">. Our findings provide qualified support for the idea that the allometric slope can vary with environmental conditions, although evidence for such plasticity is uneven. In the European earwig, weapon exaggeration is not fully described by a single static slope, but instead shows patterns consistent with scaling relationships that differ between sexes and may vary across developmental environments. Males exhibited steep positive allometry, consistent with expectations for sexually selected weapons</w:t>
+      </w:r>
+      <w:r>
+        <w:t xml:space="preserve"> </w:t>
+      </w:r>
+      <w:r>
+        <w:t xml:space="preserve">(Kelly 2005; Kodric-Brown et al. 2006; Bonduriansky 2007a)</w:t>
+      </w:r>
+      <w:r>
+        <w:t xml:space="preserve">, and slopes tended to be shallower under nutritional stress. However, uncertainty in several condition-specific estimates indicates that support for slope plasticity is limited and context-dependent. Females, by contrast, showed comparatively stable scaling relationships across environments. Together, these results suggest that the allometric slope is largely stable but may exhibit modest environmental sensitivity, rather than representing a strictly fixed constant</w:t>
+      </w:r>
+      <w:r>
+        <w:t xml:space="preserve"> </w:t>
+      </w:r>
+      <w:r>
+        <w:t xml:space="preserve">(Frankino et al. 2005; Shingleton et al. 2007; Nijhout and German 2012)</w:t>
+      </w:r>
+      <w:r>
+        <w:t xml:space="preserve">. Accordingly, our study provides suggestive evidence that condition dependence may extend beyond variation in mean trait expression to aspects of size-dependent exaggeration itself</w:t>
+      </w:r>
+      <w:r>
+        <w:t xml:space="preserve"> </w:t>
+      </w:r>
+      <w:r>
+        <w:t xml:space="preserve">(Rowe and Houle 1996; Cotton et al. 2004; Tomkins et al. 2004; Pélabon et al. 2014)</w:t>
+      </w:r>
+      <w:r>
+        <w:t xml:space="preserve">.</w:t>
       </w:r>
     </w:p>
     <w:p>
@@ -841,67 +1301,57 @@
         <w:pStyle w:val="BodyText"/>
       </w:pPr>
       <w:r>
-        <w:t xml:space="preserve">Variation among families was modest but non-zero (Table S1). The standard deviation of family-level intercepts was low (σ_Intercept_=0.03, 95% CI: 0.00–0.07), indicating limited variation among families in overall forceps size after accounting for fixed effects. There was somewhat greater variation in allometric slopes among families (σlogP=0.05, 95% CI: 0.00–0.13), suggesting that the scaling relationship between forceps size and body size varies slightly across genetic or shared developmental backgrounds. The correlation between family-level intercepts and slopes was negative but highly uncertain (r=−0.21, 95% CI: −0.91 to 0.76), providing little evidence for a consistent relationship between overall trait size and the steepness of scaling among families. Because females were field-collected and potentially multiply mated, these variance components reflect combined genetic and shared environmental effects. Nonetheless, the positive covariance demonstrates integrated brood-level variation in exaggeration architecture.</w:t>
-      </w:r>
-    </w:p>
-    <w:bookmarkEnd w:id="31"/>
-    <w:bookmarkStart w:id="32" w:name="discussion"/>
-    <w:p>
-      <w:pPr>
-        <w:pStyle w:val="Heading1"/>
-      </w:pPr>
-      <w:r>
-        <w:t xml:space="preserve">Discussion</w:t>
-      </w:r>
-    </w:p>
-    <w:p>
-      <w:pPr>
-        <w:pStyle w:val="FirstParagraph"/>
-      </w:pPr>
-      <w:r>
-        <w:t xml:space="preserve">Static allometries are often regarded as stable descriptors of morphological architecture</w:t>
-      </w:r>
-      <w:r>
-        <w:t xml:space="preserve"> </w:t>
-      </w:r>
-      <w:r>
-        <w:t xml:space="preserve">(Huxley 1932; Gould 1966; Voje 2016)</w:t>
-      </w:r>
-      <w:r>
-        <w:t xml:space="preserve">. However, the evolutionary flexibility of scaling relationships remains debated, with some studies suggesting that slopes can evolve while still being constrained by developmental integration</w:t>
-      </w:r>
-      <w:r>
-        <w:t xml:space="preserve"> </w:t>
-      </w:r>
-      <w:r>
-        <w:t xml:space="preserve">(Harrison 2015)</w:t>
-      </w:r>
-      <w:r>
-        <w:t xml:space="preserve">. Our findings challenge the view of a fixed scaling exponent by demonstrating that the allometric slope itself can act as a condition-dependent developmental parameter structured across biological levels. In the European earwig, weapon exaggeration is not defined by a single static slope but by reaction norms of scaling that differ between sexes, vary across developmental environments, and covary among families. Males exhibited steep positive allometry under favourable conditions, consistent with expectations for sexually selected weapons</w:t>
-      </w:r>
-      <w:r>
-        <w:t xml:space="preserve"> </w:t>
-      </w:r>
-      <w:r>
-        <w:t xml:space="preserve">(Kelly 2005; Kodric-Brown et al. 2006; Bonduriansky 2007)</w:t>
-      </w:r>
-      <w:r>
-        <w:t xml:space="preserve">, yet their scaling exponents declined toward female-like values under nutritional stress and increased under higher developmental densities. Females, by contrast, showed comparatively stable scaling relationships across environments. These results indicate that the allometric slope is not a fixed architectural constant but an environmentally responsive parameter of growth regulation</w:t>
-      </w:r>
-      <w:r>
-        <w:t xml:space="preserve"> </w:t>
-      </w:r>
-      <w:r>
-        <w:t xml:space="preserve">(Frankino et al. 2005; Shingleton et al. 2007; Nijhout and German 2012)</w:t>
-      </w:r>
-      <w:r>
-        <w:t xml:space="preserve">. By demonstrating environmentally sensitive scaling exponents, our study extends theories of condition dependence beyond variation in mean trait expression to the structure of size-dependent exaggeration itself</w:t>
-      </w:r>
-      <w:r>
-        <w:t xml:space="preserve"> </w:t>
-      </w:r>
-      <w:r>
-        <w:t xml:space="preserve">(Rowe and Houle 1996; Cotton et al. 2004; Tomkins et al. 2004; Pélabon et al. 2014)</w:t>
+        <w:t xml:space="preserve">The evolution of exaggerated traits is often interpreted through condition dependence and genic capture theory</w:t>
+      </w:r>
+      <w:r>
+        <w:t xml:space="preserve"> </w:t>
+      </w:r>
+      <w:r>
+        <w:t xml:space="preserve">(Rowe and Houle 1996; Cotton et al. 2004; Tomkins et al. 2004)</w:t>
+      </w:r>
+      <w:r>
+        <w:t xml:space="preserve">, which predict heightened environmental sensitivity of sexually selected characters. Although many studies have focused on mean trait expression, condition dependence has also been interpreted as variation in allometric slopes</w:t>
+      </w:r>
+      <w:r>
+        <w:t xml:space="preserve"> </w:t>
+      </w:r>
+      <w:r>
+        <w:t xml:space="preserve">(e.g. Bonduriansky 2007b; Vea et al. 2023)</w:t>
+      </w:r>
+      <w:r>
+        <w:t xml:space="preserve">. However, empirical tests of how environmental conditions shape scaling exponents remain relatively rare. If growth processes are condition sensitive, the scaling exponent itself may vary across environmental contexts</w:t>
+      </w:r>
+      <w:r>
+        <w:t xml:space="preserve"> </w:t>
+      </w:r>
+      <w:r>
+        <w:t xml:space="preserve">(Emlen 1997; Frankino et al. 2005; Shingleton et al. 2007; Nijhout and German 2012)</w:t>
+      </w:r>
+      <w:r>
+        <w:t xml:space="preserve">. Our findings provide suggestive but limited evidence for such slope variation in a weapon trait. In males, the relationship between trait size and body size tended to be less steep under poor diet, consistent with reduced exaggeration among larger individuals. However, uncertainty in several condition-specific slope estimates and contrasts indicates that support for diet-dependent changes in scaling is not uniformly strong. In contrast, we found little consistent evidence that rearing density alters scaling relationships. Because the scaling exponent captures how disproportionately trait size covaries with body size, even modest or context-dependent variation in slope could influence the strength of size-dependent exaggeration and therefore the opportunity for sexual selection to favour larger males. Accordingly, our results are most consistent with the idea that slope variation may be associated with environmentally mediated differences in growth processes, although the magnitude and generality of this effect remain uncertain.</w:t>
+      </w:r>
+    </w:p>
+    <w:p>
+      <w:pPr>
+        <w:pStyle w:val="BodyText"/>
+      </w:pPr>
+      <w:r>
+        <w:t xml:space="preserve">Analyses separating male morphs refine the interpretation of morphological differentiation in earwig weapons. Macrolabic males exhibited the steepest allometric slopes under favourable conditions, but these slopes were reduced—and more variable—under poor diet, suggesting that any condition dependence may be more pronounced in this exaggerated morph, although statistical support for morph-specific differences in slope plasticity was limited. In contrast, brachylabic males showed more moderate slopes with comparatively little environmental sensitivity. Despite clear differences in trait size between morphs, we found little evidence that morphs differ consistently in intercepts independent of body size. Distinguishing between intercept and slope remains important because these parameters capture different statistical aspects of the relationship between trait size and body size: slope describes how trait size covaries with body size, whereas intercept reflects expected trait size at a given body size</w:t>
+      </w:r>
+      <w:r>
+        <w:t xml:space="preserve"> </w:t>
+      </w:r>
+      <w:r>
+        <w:t xml:space="preserve">(Bonduriansky and Day 2003; Pélabon et al. 2014)</w:t>
+      </w:r>
+      <w:r>
+        <w:t xml:space="preserve">. Our results therefore suggest that morph differences in exaggeration arise primarily through differences in scaling relationships rather than fixed shifts in expected trait size. This pattern is broadly consistent with models in which exaggerated phenotypes are more sensitive to condition, even when overall scaling relationships are similar</w:t>
+      </w:r>
+      <w:r>
+        <w:t xml:space="preserve"> </w:t>
+      </w:r>
+      <w:r>
+        <w:t xml:space="preserve">(Klingenberg 2008; Hansen and Houle 2008; Buzatto et al. 2015)</w:t>
       </w:r>
       <w:r>
         <w:t xml:space="preserve">.</w:t>
@@ -912,130 +1362,7 @@
         <w:pStyle w:val="BodyText"/>
       </w:pPr>
       <w:r>
-        <w:t xml:space="preserve">The evolution of exaggerated traits is often interpreted through condition dependence and genic capture theory</w:t>
-      </w:r>
-      <w:r>
-        <w:t xml:space="preserve"> </w:t>
-      </w:r>
-      <w:r>
-        <w:t xml:space="preserve">(Rowe and Houle 1996; Cotton et al. 2004; Tomkins et al. 2004)</w:t>
-      </w:r>
-      <w:r>
-        <w:t xml:space="preserve">, which predicts heightened environmental sensitivity of sexually selected characters. Although many studies have focused on mean trait expression, condition dependence has also been interpreted as variation in allometric slopes</w:t>
-      </w:r>
-      <w:r>
-        <w:t xml:space="preserve"> </w:t>
-      </w:r>
-      <w:r>
-        <w:t xml:space="preserve">(e.g.</w:t>
-      </w:r>
-      <w:r>
-        <w:t xml:space="preserve"> </w:t>
-      </w:r>
-      <w:r>
-        <w:rPr>
-          <w:b/>
-          <w:bCs/>
-        </w:rPr>
-        <w:t xml:space="preserve">bonduriansky2007a?</w:t>
-      </w:r>
-      <w:r>
-        <w:t xml:space="preserve">;</w:t>
-      </w:r>
-      <w:r>
-        <w:t xml:space="preserve"> </w:t>
-      </w:r>
-      <w:r>
-        <w:rPr>
-          <w:b/>
-          <w:bCs/>
-        </w:rPr>
-        <w:t xml:space="preserve">vea2023?</w:t>
-      </w:r>
-      <w:r>
-        <w:t xml:space="preserve">)</w:t>
-      </w:r>
-      <w:r>
-        <w:t xml:space="preserve">. However, empirical tests of how environmental conditions shape scaling exponents remain relatively rare. If growth regulation is condition sensitive, the scaling exponent itself should respond to environmental inputs</w:t>
-      </w:r>
-      <w:r>
-        <w:t xml:space="preserve"> </w:t>
-      </w:r>
-      <w:r>
-        <w:t xml:space="preserve">(Emlen 1997; Frankino et al. 2005; Shingleton et al. 2007; Nijhout and German 2012)</w:t>
-      </w:r>
-      <w:r>
-        <w:t xml:space="preserve">. Our findings provide direct evidence for such slope plasticity in a weapon trait. The size–trait relationship becomes less steep under a poor diet, indicating reduced exaggeration among larger males, whereas higher density steepens the relationship, amplifying exaggeration among large individuals. Because the scaling exponent determines how disproportionately trait size increases with body size, plasticity in slope directly alters the strength of size-dependent exaggeration and therefore the opportunity for sexual selection to favour larger males. Structural equation modelling of the same experimental population further indicates that nutritional effects on male weapon size are mediated primarily through body size, whereas density effects act more directly on trait allocation</w:t>
-      </w:r>
-      <w:r>
-        <w:t xml:space="preserve"> </w:t>
-      </w:r>
-      <w:r>
-        <w:t xml:space="preserve">(Ozkan and Kelly submitted)</w:t>
-      </w:r>
-      <w:r>
-        <w:t xml:space="preserve">. Together, these results suggest that slope plasticity reflects amplification of shared developmental pathways combined with socially responsive allocation.</w:t>
-      </w:r>
-    </w:p>
-    <w:p>
-      <w:pPr>
-        <w:pStyle w:val="BodyText"/>
-      </w:pPr>
-      <w:r>
-        <w:t xml:space="preserve">The absence of clear slope divergence between brachylabic and macrolabic males refines the interpretation of morphological differentiation in earwig weapons. Although macrolabic males express substantially larger forceps at a given body size, their scaling exponent is similar to that of brachylabic males, indicating that morph divergence arises primarily through elevation rather than slope differences. Distinguishing between intercept and slope is important because these parameters reflect different aspects of growth regulation: slope describes how trait size responds to variation in body size, whereas intercept reflects baseline allocation at a given body size</w:t>
-      </w:r>
-      <w:r>
-        <w:t xml:space="preserve"> </w:t>
-      </w:r>
-      <w:r>
-        <w:t xml:space="preserve">(Bonduriansky and Day 2003; Pélabon et al. 2014)</w:t>
-      </w:r>
-      <w:r>
-        <w:t xml:space="preserve">. Elevation shifts without major changes in the scaling exponent therefore suggest modification of allocation magnitude within a largely shared scaling framework</w:t>
-      </w:r>
-      <w:r>
-        <w:t xml:space="preserve"> </w:t>
-      </w:r>
-      <w:r>
-        <w:t xml:space="preserve">(Klingenberg 2008; Hansen and Houle 2008)</w:t>
-      </w:r>
-      <w:r>
-        <w:t xml:space="preserve">. This pattern is consistent with environmental threshold models of conditional strategy evolution</w:t>
-      </w:r>
-      <w:r>
-        <w:t xml:space="preserve"> </w:t>
-      </w:r>
-      <w:r>
-        <w:t xml:space="preserve">(Hazel et al. 1990; Tomkins and Hazel 2007; Buzatto et al. 2015)</w:t>
-      </w:r>
-      <w:r>
-        <w:t xml:space="preserve">, in which discrete phenotypes arise once condition exceeds a developmental threshold while underlying size-dependent growth relationships remain broadly conserved. Developmental models further show that such thresholds can emerge from nonlinear regulation of growth pathways</w:t>
-      </w:r>
-      <w:r>
-        <w:t xml:space="preserve"> </w:t>
-      </w:r>
-      <w:r>
-        <w:t xml:space="preserve">(Douglas J. Emlen 2000)</w:t>
-      </w:r>
-      <w:r>
-        <w:t xml:space="preserve">. Our results, therefore, suggest that weapon dimorphism in the European earwig primarily reflects divergence in baseline allocation rather than the evolution of distinct allometric programmes. Similar patterns occur across taxa, where exaggerated sexually selected traits often retain comparable scaling relationships despite substantial differences in mean exaggeration</w:t>
-      </w:r>
-      <w:r>
-        <w:t xml:space="preserve"> </w:t>
-      </w:r>
-      <w:r>
-        <w:t xml:space="preserve">(Painting et al. 2024)</w:t>
-      </w:r>
-      <w:r>
-        <w:t xml:space="preserve">.</w:t>
-      </w:r>
-    </w:p>
-    <w:p>
-      <w:pPr>
-        <w:pStyle w:val="BodyText"/>
-      </w:pPr>
-      <w:r>
-        <w:t xml:space="preserve">Body-size overlap between morphs also provides insight into the developmental basis of morph determination. Although macrolabic males generally possess larger forceps, considerable overlap in body size occurs between morphs, with some small males expressing the exaggerated phenotype and many large males remaining brachylabic (see</w:t>
+        <w:t xml:space="preserve">Body-size overlap between morphs also provides insight into the basis of morph determination. Although macrolabic males generally possess larger forceps, considerable overlap in body size occurs between morphs, with some small males expressing the exaggerated phenotype and many large males remaining brachylabic (see</w:t>
       </w:r>
       <w:r>
         <w:t xml:space="preserve"> </w:t>
@@ -1049,17 +1376,7 @@
         </w:r>
       </w:hyperlink>
       <w:r>
-        <w:t xml:space="preserve">). If morph expression depended solely on a strict body-size threshold, a sharper transition would be expected. Instead, these observations suggest that body size alone is insufficient to predict morph identity. Previous work has shown that both environmental and genetic factors influence morph expression in</w:t>
-      </w:r>
-      <w:r>
-        <w:t xml:space="preserve"> </w:t>
-      </w:r>
-      <w:r>
-        <w:rPr>
-          <w:i/>
-          <w:iCs/>
-        </w:rPr>
-        <w:t xml:space="preserve">F. auricularia</w:t>
+        <w:t xml:space="preserve">). If morph expression depended solely on a strict body-size threshold, a sharper transition would be expected. Instead, these observations suggest that body size alone is insufficient to predict morph identity. Previous work has shown that both environmental and genetic factors influence morph expression in F. auricularia</w:t>
       </w:r>
       <w:r>
         <w:t xml:space="preserve"> </w:t>
@@ -1068,7 +1385,7 @@
         <w:t xml:space="preserve">(Tomkins 1999)</w:t>
       </w:r>
       <w:r>
-        <w:t xml:space="preserve">. Our findings are consistent with this view: morphs share similar scaling exponents but differ substantially in intercept, implying partially distinct developmental pathways operating within a common scaling framework</w:t>
+        <w:t xml:space="preserve">. Our findings are consistent with this view: morphs differ strongly in trait expression yet show broadly similar scaling relationships, indicating that morph differentiation does not require fundamentally different scaling patterns</w:t>
       </w:r>
       <w:r>
         <w:t xml:space="preserve"> </w:t>
@@ -1077,7 +1394,7 @@
         <w:t xml:space="preserve">(see also Kelly 2024; Kelly 2026)</w:t>
       </w:r>
       <w:r>
-        <w:t xml:space="preserve">. Although we cannot estimate the heritability of morph identity directly, the overlap in body size between morphs and the presence of among-family variation in scaling parameters suggest that morph determination is unlikely to be governed by a simple size-based switch.</w:t>
+        <w:t xml:space="preserve">. Although we cannot estimate the heritability of morph identity directly, the overlap in body size between morphs and the presence of modest among-family variation in scaling parameters suggest that morph determination is unlikely to be governed by a simple size-based switch.</w:t>
       </w:r>
     </w:p>
     <w:p>
@@ -1085,7 +1402,7 @@
         <w:pStyle w:val="BodyText"/>
       </w:pPr>
       <w:r>
-        <w:t xml:space="preserve">This hierarchical structure—sex-specific slope plasticity combined with morph-specific intercept divergence—indicates that exaggeration may evolve through layered modifications of scaling architecture rather than uniform shifts in trait expression. Sex-limited expression allows selection to modify the male size–trait reaction norm without constraining female growth pathways, whereas morph differentiation primarily alters allocation levels while maintaining a shared scaling framework. Selection may therefore act on different components of scaling architecture at different biological levels, modifying slopes at the sex level, intercepts at the morph level, and covariance patterns among families.</w:t>
+        <w:t xml:space="preserve">This hierarchical structure—sex-specific differences in slopes combined with morph-specific differences in scaling sensitivity—indicates that exaggeration may evolve through modifications of scaling relationships across biological levels rather than uniform shifts in trait expression. Sex-limited expression may allow selection to modify male size–trait relationships without directly affecting females, whereas morph differentiation appears to influence how scaling relationships vary across conditions. Selection may therefore act on different components of scaling at different biological levels, particularly on slopes at the sex and morph level.</w:t>
       </w:r>
     </w:p>
     <w:p>
@@ -1093,7 +1410,7 @@
         <w:pStyle w:val="BodyText"/>
       </w:pPr>
       <w:r>
-        <w:t xml:space="preserve">The positive covariance between intercept and slope among maternal families within males provides insight into the integration of scaling components and their potential evolvability. Families producing sons with relatively larger forceps at average body size also tend to exhibit steeper scaling exponents, indicating coordinated variation in baseline allocation and size sensitivity. Because intercept and slope covary positively, evolutionary change in mean exaggeration could simultaneously increase the degree of size-dependent exaggeration. Although family effects combine genetic and shared environmental influences, the presence of structured covariance demonstrates that scaling architecture itself varies among lineages rather than being developmentally fixed. Such integrated variation may provide the raw material for evolutionary change in the intensity of exaggeration</w:t>
+        <w:t xml:space="preserve">Among-family variation in scaling relationships was modest but non-zero, indicating that scaling parameters vary slightly across shared developmental or genetic backgrounds. However, we found little evidence for a consistent relationship between family-level intercepts and slopes, as estimates of their covariance were highly uncertain. While family effects combine genetic and shared environmental influences, these results suggest that most variation in scaling relationships in this system is structured by sex, morph, and environment rather than strong divergence among families. Nonetheless, the presence of among-family variation indicates that scaling relationships are not fixed and may still provide a substrate for evolutionary change</w:t>
       </w:r>
       <w:r>
         <w:t xml:space="preserve"> </w:t>
@@ -1110,7 +1427,7 @@
         <w:pStyle w:val="BodyText"/>
       </w:pPr>
       <w:r>
-        <w:t xml:space="preserve">In summary, these results support a view of static allometry as an evolvable and environmentally responsive trait complex</w:t>
+        <w:t xml:space="preserve">In summary, these results support a view of static allometry as an evolvable and potentially environmentally responsive trait complex</w:t>
       </w:r>
       <w:r>
         <w:t xml:space="preserve"> </w:t>
@@ -1119,11 +1436,11 @@
         <w:t xml:space="preserve">(Pélabon et al. 2014)</w:t>
       </w:r>
       <w:r>
-        <w:t xml:space="preserve">. Scaling exponents behave as condition-sensitive reaction norms that differ between sexes and vary among families. Morph differentiation in males mainly reflects shifts in baseline allocation, whereas the intercept–slope covariance reveals coordinated variation linking baseline exaggeration and size sensitivity. Together, these patterns indicate that the evolution of exaggerated weapons may proceed through hierarchical modification of growth regulation across sexes, morphs, and lineages, rather than through simple changes in average trait size. Future work integrating quantitative genetic estimates of slope variation with experimental manipulations of selection will be essential for determining how readily scaling architectures evolve.</w:t>
-      </w:r>
-    </w:p>
-    <w:bookmarkEnd w:id="32"/>
-    <w:bookmarkStart w:id="33" w:name="data-availability"/>
+        <w:t xml:space="preserve">, although the strength of this responsiveness appears limited. Scaling exponents may function as weakly condition-sensitive descriptors of trait–body size covariation, particularly in males, but the magnitude and consistency of this effect remain uncertain. In contrast, there is little evidence for consistent effects on intercepts, suggesting that variation in exaggeration is more closely associated with differences in scaling than with shifts in expected trait size, albeit with substantial uncertainty in some estimates. Importantly, many condition-specific slope estimates were associated with wide credible intervals that overlapped zero, indicating that support for slope plasticity is context-dependent and should be interpreted cautiously. Accordingly, our results are most consistent with the view that scaling relationships are largely stable but may exhibit modest, environmentally contingent variation. Together, these patterns suggest that the evolution of exaggerated weapons may involve modification of scaling relationships across biological levels, rather than relying solely on changes in average trait size. Our analyses quantify statistical patterns of covariation and do not directly identify the developmental mechanisms underlying these relationships. Future work integrating quantitative genetic estimates of slope variation with experimental manipulations of selection will be essential for determining how readily scaling relationships evolve.</w:t>
+      </w:r>
+    </w:p>
+    <w:bookmarkEnd w:id="37"/>
+    <w:bookmarkStart w:id="38" w:name="data-availability"/>
     <w:p>
       <w:pPr>
         <w:pStyle w:val="Heading1"/>
@@ -1140,8 +1457,8 @@
         <w:t xml:space="preserve">Data are available through the OSF repository at https://osf.io/m7c53/overview?view_only=ce50e42b29284cbe8164e768ecb9c2b1.</w:t>
       </w:r>
     </w:p>
-    <w:bookmarkEnd w:id="33"/>
-    <w:bookmarkStart w:id="34" w:name="funding"/>
+    <w:bookmarkEnd w:id="38"/>
+    <w:bookmarkStart w:id="39" w:name="funding"/>
     <w:p>
       <w:pPr>
         <w:pStyle w:val="Heading1"/>
@@ -1158,8 +1475,8 @@
         <w:t xml:space="preserve">The study was funded by a Discovery Grant from the Natural Sciences and Engineering Research Council of Canada (NSERC) to CDK.</w:t>
       </w:r>
     </w:p>
-    <w:bookmarkEnd w:id="34"/>
-    <w:bookmarkStart w:id="35" w:name="conflict-of-interest"/>
+    <w:bookmarkEnd w:id="39"/>
+    <w:bookmarkStart w:id="40" w:name="conflict-of-interest"/>
     <w:p>
       <w:pPr>
         <w:pStyle w:val="Heading1"/>
@@ -1176,8 +1493,8 @@
         <w:t xml:space="preserve">We declare no conflicts of interest.</w:t>
       </w:r>
     </w:p>
-    <w:bookmarkEnd w:id="35"/>
-    <w:bookmarkStart w:id="36" w:name="acknowledgements"/>
+    <w:bookmarkEnd w:id="40"/>
+    <w:bookmarkStart w:id="41" w:name="acknowledgements"/>
     <w:p>
       <w:pPr>
         <w:pStyle w:val="Heading1"/>
@@ -1199,8 +1516,8 @@
         <w:br w:type="page"/>
       </w:r>
     </w:p>
-    <w:bookmarkEnd w:id="36"/>
-    <w:bookmarkStart w:id="98" w:name="references"/>
+    <w:bookmarkEnd w:id="41"/>
+    <w:bookmarkStart w:id="102" w:name="references"/>
     <w:p>
       <w:pPr>
         <w:pStyle w:val="Heading1"/>
@@ -1209,14 +1526,14 @@
         <w:t xml:space="preserve">References</w:t>
       </w:r>
     </w:p>
-    <w:bookmarkStart w:id="80" w:name="refs"/>
-    <w:bookmarkStart w:id="37" w:name="ref-bonduriansky2007"/>
+    <w:bookmarkStart w:id="84" w:name="refs"/>
+    <w:bookmarkStart w:id="42" w:name="ref-bonduriansky2007"/>
     <w:p>
       <w:pPr>
         <w:pStyle w:val="Bibliography"/>
       </w:pPr>
       <w:r>
-        <w:t xml:space="preserve">Bonduriansky, R. 2007. Sexual selection and allometry:</w:t>
+        <w:t xml:space="preserve">Bonduriansky, R. 2007a. Sexual selection and allometry:</w:t>
       </w:r>
       <w:r>
         <w:t xml:space="preserve"> </w:t>
@@ -1231,18 +1548,28 @@
         <w:t xml:space="preserve">critical reappraisal of the evidence and ideas. Evolution 61:838–849.</w:t>
       </w:r>
     </w:p>
-    <w:bookmarkEnd w:id="37"/>
-    <w:bookmarkStart w:id="38" w:name="ref-bonduriansky2003"/>
+    <w:bookmarkEnd w:id="42"/>
+    <w:bookmarkStart w:id="43" w:name="ref-bonduriansky2007a"/>
     <w:p>
       <w:pPr>
         <w:pStyle w:val="Bibliography"/>
       </w:pPr>
       <w:r>
+        <w:t xml:space="preserve">Bonduriansky, R. 2007b. The evolution of condition-dependent sexual dimorphism. Am Nat 169:9–9. Sydney, New South Wales 2052, Australia.</w:t>
+      </w:r>
+    </w:p>
+    <w:bookmarkEnd w:id="43"/>
+    <w:bookmarkStart w:id="44" w:name="ref-bonduriansky2003"/>
+    <w:p>
+      <w:pPr>
+        <w:pStyle w:val="Bibliography"/>
+      </w:pPr>
+      <w:r>
         <w:t xml:space="preserve">Bonduriansky, R., and T. Day. 2003. The evolution of static allometry in sexually selected traits. Evolution 57:2450–2458.</w:t>
       </w:r>
     </w:p>
-    <w:bookmarkEnd w:id="38"/>
-    <w:bookmarkStart w:id="39" w:name="ref-burkner2017"/>
+    <w:bookmarkEnd w:id="44"/>
+    <w:bookmarkStart w:id="45" w:name="ref-burkner2017"/>
     <w:p>
       <w:pPr>
         <w:pStyle w:val="Bibliography"/>
@@ -1290,8 +1617,8 @@
         <w:t xml:space="preserve">tan. Journal of Statistical Software 80:4308.</w:t>
       </w:r>
     </w:p>
-    <w:bookmarkEnd w:id="39"/>
-    <w:bookmarkStart w:id="40" w:name="ref-buzatto2015"/>
+    <w:bookmarkEnd w:id="45"/>
+    <w:bookmarkStart w:id="46" w:name="ref-buzatto2015"/>
     <w:p>
       <w:pPr>
         <w:pStyle w:val="Bibliography"/>
@@ -1300,8 +1627,8 @@
         <w:t xml:space="preserve">Buzatto, B., M. Buoro, W. Hazel, and J. Tomkins. 2015. Investigating the genetic architecture of conditional strategies using the environmental threshold model. Proc Biol Sci 282:20152075.</w:t>
       </w:r>
     </w:p>
-    <w:bookmarkEnd w:id="40"/>
-    <w:bookmarkStart w:id="41" w:name="ref-cheverud1982"/>
+    <w:bookmarkEnd w:id="46"/>
+    <w:bookmarkStart w:id="47" w:name="ref-cheverud1982"/>
     <w:p>
       <w:pPr>
         <w:pStyle w:val="Bibliography"/>
@@ -1310,8 +1637,8 @@
         <w:t xml:space="preserve">Cheverud, J. M. 1982. Phenotypic, genetic, and environmental morphological integration in the cranium. Evolution 36:499–516. Department of Anthropology, Northwestern University, Evanston, Illinois, 60201.</w:t>
       </w:r>
     </w:p>
-    <w:bookmarkEnd w:id="41"/>
-    <w:bookmarkStart w:id="42" w:name="ref-cotton2004"/>
+    <w:bookmarkEnd w:id="47"/>
+    <w:bookmarkStart w:id="48" w:name="ref-cotton2004"/>
     <w:p>
       <w:pPr>
         <w:pStyle w:val="Bibliography"/>
@@ -1351,28 +1678,18 @@
         <w:t xml:space="preserve">iopsidae). Evolution 58:1038–1038. Oxford, United Kingdom.</w:t>
       </w:r>
     </w:p>
-    <w:bookmarkEnd w:id="42"/>
-    <w:bookmarkStart w:id="43" w:name="ref-emlen2000"/>
+    <w:bookmarkEnd w:id="48"/>
+    <w:bookmarkStart w:id="49" w:name="ref-eberhard2018"/>
     <w:p>
       <w:pPr>
         <w:pStyle w:val="Bibliography"/>
       </w:pPr>
       <w:r>
-        <w:t xml:space="preserve">Douglas J. Emlen, H. F. N. 2000. The development and evolution of exaggerated morphologies in insects. Annu Rev Entomol 45:661–661.</w:t>
-      </w:r>
-    </w:p>
-    <w:bookmarkEnd w:id="43"/>
-    <w:bookmarkStart w:id="44" w:name="ref-eberhard2018"/>
-    <w:p>
-      <w:pPr>
-        <w:pStyle w:val="Bibliography"/>
-      </w:pPr>
-      <w:r>
         <w:t xml:space="preserve">Eberhard, W. G., R. L. Rodrı́guez, B. A. Huber, B. Speck, H. Miller, B. A. Buzatto, and G. Machado. 2018. Sexual selection and static allometry: The importance of function. The Quarterly Review of Biology 93:207–250.</w:t>
       </w:r>
     </w:p>
-    <w:bookmarkEnd w:id="44"/>
-    <w:bookmarkStart w:id="45" w:name="ref-emlen1997"/>
+    <w:bookmarkEnd w:id="49"/>
+    <w:bookmarkStart w:id="50" w:name="ref-emlen1997"/>
     <w:p>
       <w:pPr>
         <w:pStyle w:val="Bibliography"/>
@@ -1412,8 +1729,8 @@
         <w:t xml:space="preserve">carabaeidae). Behav Ecol Sociobiol 41:335–341.</w:t>
       </w:r>
     </w:p>
-    <w:bookmarkEnd w:id="45"/>
-    <w:bookmarkStart w:id="46" w:name="ref-frankino2005"/>
+    <w:bookmarkEnd w:id="50"/>
+    <w:bookmarkStart w:id="51" w:name="ref-frankino2005"/>
     <w:p>
       <w:pPr>
         <w:pStyle w:val="Bibliography"/>
@@ -1422,8 +1739,8 @@
         <w:t xml:space="preserve">Frankino, W. A., B. J. Zwaan, D. L. Stern, and P. M. Brakefield. 2005. Natural selection and developmental constraints in the evolution of allometries. Science 307:718–720. Section of Evolutionary Biology, Institute of Biology, Leiden University, P.O. Box 9516, 2300 RA Leiden, Netherlands. frankino@alumni.indiana.edu.</w:t>
       </w:r>
     </w:p>
-    <w:bookmarkEnd w:id="46"/>
-    <w:bookmarkStart w:id="47" w:name="ref-gould1966"/>
+    <w:bookmarkEnd w:id="51"/>
+    <w:bookmarkStart w:id="52" w:name="ref-gould1966"/>
     <w:p>
       <w:pPr>
         <w:pStyle w:val="Bibliography"/>
@@ -1432,8 +1749,8 @@
         <w:t xml:space="preserve">Gould, S. J. 1966. Allometry and size in ontogeny and phylogeny. Biol Rev Camb Philos Soc 41:587–640.</w:t>
       </w:r>
     </w:p>
-    <w:bookmarkEnd w:id="47"/>
-    <w:bookmarkStart w:id="48" w:name="ref-gross1996"/>
+    <w:bookmarkEnd w:id="52"/>
+    <w:bookmarkStart w:id="53" w:name="ref-gross1996"/>
     <w:p>
       <w:pPr>
         <w:pStyle w:val="Bibliography"/>
@@ -1442,8 +1759,8 @@
         <w:t xml:space="preserve">Gross, M. R. 1996. Alternative reproductive strategies and tactics: Diversity within sexes. Trends Ecol Evol 11:92–98.</w:t>
       </w:r>
     </w:p>
-    <w:bookmarkEnd w:id="48"/>
-    <w:bookmarkStart w:id="49" w:name="ref-hansen2008"/>
+    <w:bookmarkEnd w:id="53"/>
+    <w:bookmarkStart w:id="54" w:name="ref-hansen2008"/>
     <w:p>
       <w:pPr>
         <w:pStyle w:val="Bibliography"/>
@@ -1452,8 +1769,8 @@
         <w:t xml:space="preserve">Hansen, T. F., and D. Houle. 2008. Measuring and comparing evolvability and constraint in multivariate characters. J Evol Biol 21:1201–1219. Department of Biology, Center for Ecological; Evolutionary Synthesis, University of Oslo, Oslo, Norway.</w:t>
       </w:r>
     </w:p>
-    <w:bookmarkEnd w:id="49"/>
-    <w:bookmarkStart w:id="50" w:name="ref-harrison2015a"/>
+    <w:bookmarkEnd w:id="54"/>
+    <w:bookmarkStart w:id="55" w:name="ref-harrison2015a"/>
     <w:p>
       <w:pPr>
         <w:pStyle w:val="Bibliography"/>
@@ -1462,33 +1779,23 @@
         <w:t xml:space="preserve">Harrison, J. F. 2015. Evolvability and nonevolvability of allometric slopes. Proc Natl Acad Sci U S A 112:13426–13427. School of Life Sciences, Arizona State University, Tempe, AZ 85287-4501 j.harrison@asu.edu.</w:t>
       </w:r>
     </w:p>
-    <w:bookmarkEnd w:id="50"/>
-    <w:bookmarkStart w:id="51" w:name="ref-hazel1990"/>
+    <w:bookmarkEnd w:id="55"/>
+    <w:bookmarkStart w:id="56" w:name="ref-huxley1932"/>
     <w:p>
       <w:pPr>
         <w:pStyle w:val="Bibliography"/>
       </w:pPr>
       <w:r>
-        <w:t xml:space="preserve">Hazel, W. N., R. S. Mock, and M. D. Johnson. 1990. A polygenic model for the evolution and maintenance of conditional strategies. Proc. R. Soc. Lond. B 242:181–187. Great Britain.</w:t>
-      </w:r>
-    </w:p>
-    <w:bookmarkEnd w:id="51"/>
-    <w:bookmarkStart w:id="52" w:name="ref-huxley1932"/>
+        <w:t xml:space="preserve">Huxley, J. 1932. Problems of relative growth.</w:t>
+      </w:r>
+    </w:p>
+    <w:bookmarkEnd w:id="56"/>
+    <w:bookmarkStart w:id="57" w:name="ref-kamimura2014"/>
     <w:p>
       <w:pPr>
         <w:pStyle w:val="Bibliography"/>
       </w:pPr>
       <w:r>
-        <w:t xml:space="preserve">Huxley, J. 1932. Problems of relative growth.</w:t>
-      </w:r>
-    </w:p>
-    <w:bookmarkEnd w:id="52"/>
-    <w:bookmarkStart w:id="53" w:name="ref-kamimura2014"/>
-    <w:p>
-      <w:pPr>
-        <w:pStyle w:val="Bibliography"/>
-      </w:pPr>
-      <w:r>
         <w:t xml:space="preserve">Kamimura, Y. 2014. Pre‐ and postcopulatory sexual selection and the evolution of sexually dimorphic traits in earwigs (</w:t>
       </w:r>
       <w:r>
@@ -1498,8 +1805,8 @@
         <w:t xml:space="preserve">ermaptera). Entomol Sci 17:139–166.</w:t>
       </w:r>
     </w:p>
-    <w:bookmarkEnd w:id="53"/>
-    <w:bookmarkStart w:id="54" w:name="ref-kelly2005a"/>
+    <w:bookmarkEnd w:id="57"/>
+    <w:bookmarkStart w:id="58" w:name="ref-kelly2005a"/>
     <w:p>
       <w:pPr>
         <w:pStyle w:val="Bibliography"/>
@@ -1533,8 +1840,8 @@
         <w:t xml:space="preserve">. Behav Ecol 16:145–152.</w:t>
       </w:r>
     </w:p>
-    <w:bookmarkEnd w:id="54"/>
-    <w:bookmarkStart w:id="55" w:name="ref-kelly2024"/>
+    <w:bookmarkEnd w:id="58"/>
+    <w:bookmarkStart w:id="59" w:name="ref-kelly2024"/>
     <w:p>
       <w:pPr>
         <w:pStyle w:val="Bibliography"/>
@@ -1552,8 +1859,8 @@
         <w:t xml:space="preserve">ellington tree weta expressed via genetic polymorphism for precocial male maturation. Royal Society Open Science 11:240100.</w:t>
       </w:r>
     </w:p>
-    <w:bookmarkEnd w:id="55"/>
-    <w:bookmarkStart w:id="56" w:name="ref-kelly2025a"/>
+    <w:bookmarkEnd w:id="59"/>
+    <w:bookmarkStart w:id="60" w:name="ref-kelly2026"/>
     <w:p>
       <w:pPr>
         <w:pStyle w:val="Bibliography"/>
@@ -1607,8 +1914,8 @@
         <w:t xml:space="preserve">al, Canada.</w:t>
       </w:r>
     </w:p>
-    <w:bookmarkEnd w:id="56"/>
-    <w:bookmarkStart w:id="57" w:name="ref-klingenberg2008"/>
+    <w:bookmarkEnd w:id="60"/>
+    <w:bookmarkStart w:id="61" w:name="ref-klingenberg2008"/>
     <w:p>
       <w:pPr>
         <w:pStyle w:val="Bibliography"/>
@@ -1617,8 +1924,8 @@
         <w:t xml:space="preserve">Klingenberg, C. P. 2008. Morphological integration and developmental modularity. Annual Review of Ecology, Evolution, and Systematics 39:115–132.</w:t>
       </w:r>
     </w:p>
-    <w:bookmarkEnd w:id="57"/>
-    <w:bookmarkStart w:id="58" w:name="ref-kochensparger2024"/>
+    <w:bookmarkEnd w:id="61"/>
+    <w:bookmarkStart w:id="62" w:name="ref-kochensparger2024"/>
     <w:p>
       <w:pPr>
         <w:pStyle w:val="Bibliography"/>
@@ -1639,8 +1946,8 @@
         <w:t xml:space="preserve">meta-analysis. Behav Ecol 35:1–9.</w:t>
       </w:r>
     </w:p>
-    <w:bookmarkEnd w:id="58"/>
-    <w:bookmarkStart w:id="59" w:name="ref-kodric-brown2006"/>
+    <w:bookmarkEnd w:id="62"/>
+    <w:bookmarkStart w:id="63" w:name="ref-kodric-brown2006"/>
     <w:p>
       <w:pPr>
         <w:pStyle w:val="Bibliography"/>
@@ -1649,8 +1956,8 @@
         <w:t xml:space="preserve">Kodric-Brown, A., R. M. Sibly, and J. H. Brown. 2006. The allometry of ornaments and weapons. Proceedings of the National Academy of Sciences 103:8733–8738.</w:t>
       </w:r>
     </w:p>
-    <w:bookmarkEnd w:id="59"/>
-    <w:bookmarkStart w:id="60" w:name="ref-lande1980"/>
+    <w:bookmarkEnd w:id="63"/>
+    <w:bookmarkStart w:id="64" w:name="ref-lande1980"/>
     <w:p>
       <w:pPr>
         <w:pStyle w:val="Bibliography"/>
@@ -1659,28 +1966,62 @@
         <w:t xml:space="preserve">Lande, R. 1980. Sexual dimorphism, sexual selection, and adaptation in polygenic characters. Evolution 292–305.</w:t>
       </w:r>
     </w:p>
-    <w:bookmarkEnd w:id="60"/>
-    <w:bookmarkStart w:id="61" w:name="ref-vanlieshout2009"/>
+    <w:bookmarkEnd w:id="64"/>
+    <w:bookmarkStart w:id="65" w:name="ref-lenth2019package"/>
     <w:p>
       <w:pPr>
         <w:pStyle w:val="Bibliography"/>
       </w:pPr>
       <w:r>
+        <w:t xml:space="preserve">Lenth, R., H. Singmann, J. Love, P. Buerkner, and M. Herve. 2019. Package</w:t>
+      </w:r>
+      <w:r>
+        <w:t xml:space="preserve"> </w:t>
+      </w:r>
+      <w:r>
+        <w:t xml:space="preserve">“emmeans”</w:t>
+      </w:r>
+      <w:r>
+        <w:t xml:space="preserve">:</w:t>
+      </w:r>
+      <w:r>
+        <w:t xml:space="preserve"> </w:t>
+      </w:r>
+      <w:r>
+        <w:t xml:space="preserve">E</w:t>
+      </w:r>
+      <w:r>
+        <w:t xml:space="preserve">stimated marginal means, aka least-squares means. Compr. R Arch. Netw 1–67.</w:t>
+      </w:r>
+    </w:p>
+    <w:bookmarkEnd w:id="65"/>
+    <w:bookmarkStart w:id="66" w:name="ref-vanlieshout2009"/>
+    <w:p>
+      <w:pPr>
+        <w:pStyle w:val="Bibliography"/>
+      </w:pPr>
+      <w:r>
         <w:t xml:space="preserve">Lieshout, E. van, and M. A. Elgar. 2009. Armament under direct sexual selection does not exhibit positive allometry in an earwig. Behav Ecol 20:258–264.</w:t>
       </w:r>
     </w:p>
-    <w:bookmarkEnd w:id="61"/>
-    <w:bookmarkStart w:id="62" w:name="ref-meunier2024"/>
+    <w:bookmarkEnd w:id="66"/>
+    <w:bookmarkStart w:id="67" w:name="ref-meunier2024"/>
     <w:p>
       <w:pPr>
         <w:pStyle w:val="Bibliography"/>
       </w:pPr>
       <w:r>
-        <w:t xml:space="preserve">Meunier, J. 2024. The biology and social life of earwigs (dermaptera). Annu Rev Entomol 69:259–276.</w:t>
-      </w:r>
-    </w:p>
-    <w:bookmarkEnd w:id="62"/>
-    <w:bookmarkStart w:id="63" w:name="ref-nijhout2012"/>
+        <w:t xml:space="preserve">Meunier, J. 2024. The biology and social life of earwigs (</w:t>
+      </w:r>
+      <w:r>
+        <w:t xml:space="preserve">D</w:t>
+      </w:r>
+      <w:r>
+        <w:t xml:space="preserve">ermaptera). Annu Rev Entomol 69:259–276.</w:t>
+      </w:r>
+    </w:p>
+    <w:bookmarkEnd w:id="67"/>
+    <w:bookmarkStart w:id="68" w:name="ref-nijhout2012"/>
     <w:p>
       <w:pPr>
         <w:pStyle w:val="Bibliography"/>
@@ -1689,8 +2030,8 @@
         <w:t xml:space="preserve">Nijhout, H. F., and R. Z. German. 2012. Developmental causes of allometry: New models and implications for phenotypic plasticity and evolution. Integr Comp Biol 52:43–52. Department of Biology, Duke University, Durham, NC 27708, USA. hfn@duke.edu.</w:t>
       </w:r>
     </w:p>
-    <w:bookmarkEnd w:id="63"/>
-    <w:bookmarkStart w:id="64" w:name="ref-oliveira2008"/>
+    <w:bookmarkEnd w:id="68"/>
+    <w:bookmarkStart w:id="69" w:name="ref-oliveira2008"/>
     <w:p>
       <w:pPr>
         <w:pStyle w:val="Bibliography"/>
@@ -1720,8 +2061,8 @@
         <w:t xml:space="preserve">. Cambridge University Press.</w:t>
       </w:r>
     </w:p>
-    <w:bookmarkEnd w:id="64"/>
-    <w:bookmarkStart w:id="65" w:name="ref-ozkansubmitted"/>
+    <w:bookmarkEnd w:id="69"/>
+    <w:bookmarkStart w:id="70" w:name="ref-ozkansubmitted"/>
     <w:p>
       <w:pPr>
         <w:pStyle w:val="Bibliography"/>
@@ -1730,137 +2071,127 @@
         <w:t xml:space="preserve">Ozkan, C., and C. D. Kelly. submitted. Sexual dimorphism in condition-dependent weapons arises through amplification of shared developmental pathways and enhanced trait-specific sensitivity.</w:t>
       </w:r>
     </w:p>
-    <w:bookmarkEnd w:id="65"/>
-    <w:bookmarkStart w:id="66" w:name="ref-painting2024"/>
+    <w:bookmarkEnd w:id="70"/>
+    <w:bookmarkStart w:id="71" w:name="ref-pelabon2014"/>
     <w:p>
       <w:pPr>
         <w:pStyle w:val="Bibliography"/>
       </w:pPr>
       <w:r>
-        <w:t xml:space="preserve">Painting, C. J., M. R. E. Symonds, and G. I. Holwell. 2024. The evolution of positive allometry and exaggerated traits in a diverse beetle clade. Funct Ecol 38:1265–1283.</w:t>
-      </w:r>
-    </w:p>
-    <w:bookmarkEnd w:id="66"/>
-    <w:bookmarkStart w:id="67" w:name="ref-pelabon2014"/>
+        <w:t xml:space="preserve">Pélabon, C., C. Firmat, G. Bolstad, K. Voje, D. Houle, J. Cassara, A. Rouzic, and T. Hansen. 2014. Evolution of morphological allometry. Ann N Y Acad Sci 1320:58–75.</w:t>
+      </w:r>
+    </w:p>
+    <w:bookmarkEnd w:id="71"/>
+    <w:bookmarkStart w:id="72" w:name="ref-prates2013"/>
     <w:p>
       <w:pPr>
         <w:pStyle w:val="Bibliography"/>
       </w:pPr>
       <w:r>
-        <w:t xml:space="preserve">Pélabon, C., C. Firmat, G. Bolstad, K. Voje, D. Houle, J. Cassara, A. Rouzic, and T. Hansen. 2014. Evolution of morphological allometry. Ann N Y Acad Sci 1320:58–75.</w:t>
-      </w:r>
-    </w:p>
-    <w:bookmarkEnd w:id="67"/>
-    <w:bookmarkStart w:id="68" w:name="ref-prates2013"/>
+        <w:t xml:space="preserve">Prates, M. O., C. R. B. Cabral, and V. H. Lachos. 2013. Mixsmsn:</w:t>
+      </w:r>
+      <w:r>
+        <w:t xml:space="preserve"> </w:t>
+      </w:r>
+      <w:r>
+        <w:t xml:space="preserve">F</w:t>
+      </w:r>
+      <w:r>
+        <w:t xml:space="preserve">itting finite mixture of scale mixture of skew-normal distributions. Journal of Statistical Software 54:96.</w:t>
+      </w:r>
+    </w:p>
+    <w:bookmarkEnd w:id="72"/>
+    <w:bookmarkStart w:id="73" w:name="ref-r2013"/>
     <w:p>
       <w:pPr>
         <w:pStyle w:val="Bibliography"/>
       </w:pPr>
       <w:r>
-        <w:t xml:space="preserve">Prates, M. O., C. R. B. Cabral, and V. H. Lachos. 2013. Mixsmsn:</w:t>
-      </w:r>
-      <w:r>
-        <w:t xml:space="preserve"> </w:t>
-      </w:r>
-      <w:r>
-        <w:t xml:space="preserve">F</w:t>
-      </w:r>
-      <w:r>
-        <w:t xml:space="preserve">itting finite mixture of scale mixture of skew-normal distributions. Journal of Statistical Software 54:96.</w:t>
-      </w:r>
-    </w:p>
-    <w:bookmarkEnd w:id="68"/>
-    <w:bookmarkStart w:id="69" w:name="ref-r2013"/>
+        <w:t xml:space="preserve">R Core Team. 2025.</w:t>
+      </w:r>
+      <w:r>
+        <w:t xml:space="preserve"> </w:t>
+      </w:r>
+      <w:r>
+        <w:t xml:space="preserve">R</w:t>
+      </w:r>
+      <w:r>
+        <w:t xml:space="preserve">:</w:t>
+      </w:r>
+      <w:r>
+        <w:t xml:space="preserve"> </w:t>
+      </w:r>
+      <w:r>
+        <w:t xml:space="preserve">A</w:t>
+      </w:r>
+      <w:r>
+        <w:t xml:space="preserve"> </w:t>
+      </w:r>
+      <w:r>
+        <w:t xml:space="preserve">language and environment for statistical computing. Vienna, Austria.</w:t>
+      </w:r>
+    </w:p>
+    <w:bookmarkEnd w:id="73"/>
+    <w:bookmarkStart w:id="74" w:name="ref-rowe1996"/>
     <w:p>
       <w:pPr>
         <w:pStyle w:val="Bibliography"/>
       </w:pPr>
       <w:r>
-        <w:t xml:space="preserve">R Core Team. 2025.</w:t>
-      </w:r>
-      <w:r>
-        <w:t xml:space="preserve"> </w:t>
-      </w:r>
-      <w:r>
-        <w:t xml:space="preserve">R</w:t>
-      </w:r>
-      <w:r>
-        <w:t xml:space="preserve">:</w:t>
-      </w:r>
-      <w:r>
-        <w:t xml:space="preserve"> </w:t>
-      </w:r>
-      <w:r>
-        <w:t xml:space="preserve">A</w:t>
-      </w:r>
-      <w:r>
-        <w:t xml:space="preserve"> </w:t>
-      </w:r>
-      <w:r>
-        <w:t xml:space="preserve">language and environment for statistical computing. Vienna, Austria.</w:t>
-      </w:r>
-    </w:p>
-    <w:bookmarkEnd w:id="69"/>
-    <w:bookmarkStart w:id="70" w:name="ref-rowe1996"/>
+        <w:t xml:space="preserve">Rowe, L., and D. Houle. 1996. The lek paradox and the capture of genetic variance by condition dependent traits. Proc R Soc Lond, B 263:1415–1421.</w:t>
+      </w:r>
+    </w:p>
+    <w:bookmarkEnd w:id="74"/>
+    <w:bookmarkStart w:id="75" w:name="ref-shingleton2013"/>
     <w:p>
       <w:pPr>
         <w:pStyle w:val="Bibliography"/>
       </w:pPr>
       <w:r>
-        <w:t xml:space="preserve">Rowe, L., and D. Houle. 1996. The lek paradox and the capture of genetic variance by condition dependent traits. Proc R Soc Lond, B 263:1415–1421.</w:t>
-      </w:r>
-    </w:p>
-    <w:bookmarkEnd w:id="70"/>
-    <w:bookmarkStart w:id="71" w:name="ref-shingleton2013"/>
+        <w:t xml:space="preserve">Shingleton, A. W., and W. A. Frankino. 2013. New perspectives on the evolution of exaggerated traits. BioEssays 35:100–107.</w:t>
+      </w:r>
+    </w:p>
+    <w:bookmarkEnd w:id="75"/>
+    <w:bookmarkStart w:id="76" w:name="ref-shingleton2007"/>
     <w:p>
       <w:pPr>
         <w:pStyle w:val="Bibliography"/>
       </w:pPr>
       <w:r>
-        <w:t xml:space="preserve">Shingleton, A. W., and W. A. Frankino. 2013. New perspectives on the evolution of exaggerated traits. BioEssays 35:100–107.</w:t>
-      </w:r>
-    </w:p>
-    <w:bookmarkEnd w:id="71"/>
-    <w:bookmarkStart w:id="72" w:name="ref-shingleton2007"/>
+        <w:t xml:space="preserve">Shingleton, A. W., W. A. Frankino, T. Flatt, H. F. Nijhout, and D. J. Emlen. 2007. Size and shape: The developmental regulation of static allometry in insects. BioEssays 29:536–548. Department of Zoology, Michigan State University, 203 Natural Science, East Lansing, MI 48910, USA. shingle9@msu.edu.</w:t>
+      </w:r>
+    </w:p>
+    <w:bookmarkEnd w:id="76"/>
+    <w:bookmarkStart w:id="77" w:name="ref-shuster2003"/>
     <w:p>
       <w:pPr>
         <w:pStyle w:val="Bibliography"/>
       </w:pPr>
       <w:r>
-        <w:t xml:space="preserve">Shingleton, A. W., W. A. Frankino, T. Flatt, H. F. Nijhout, and D. J. Emlen. 2007. Size and shape: The developmental regulation of static allometry in insects. BioEssays 29:536–548. Department of Zoology, Michigan State University, 203 Natural Science, East Lansing, MI 48910, USA. shingle9@msu.edu.</w:t>
-      </w:r>
-    </w:p>
-    <w:bookmarkEnd w:id="72"/>
-    <w:bookmarkStart w:id="73" w:name="ref-shuster2003"/>
+        <w:t xml:space="preserve">Shuster, S., and M. Wade. 2003.</w:t>
+      </w:r>
+      <w:r>
+        <w:t xml:space="preserve"> </w:t>
+      </w:r>
+      <w:r>
+        <w:t xml:space="preserve">Mating Systems and Strategies</w:t>
+      </w:r>
+      <w:r>
+        <w:t xml:space="preserve">. Princeton University Press.</w:t>
+      </w:r>
+    </w:p>
+    <w:bookmarkEnd w:id="77"/>
+    <w:bookmarkStart w:id="78" w:name="ref-simmons1996"/>
     <w:p>
       <w:pPr>
         <w:pStyle w:val="Bibliography"/>
       </w:pPr>
       <w:r>
-        <w:t xml:space="preserve">Shuster, S., and M. Wade. 2003.</w:t>
-      </w:r>
-      <w:r>
-        <w:t xml:space="preserve"> </w:t>
-      </w:r>
-      <w:r>
-        <w:t xml:space="preserve">Mating Systems and Strategies</w:t>
-      </w:r>
-      <w:r>
-        <w:t xml:space="preserve">. Princeton University Press.</w:t>
-      </w:r>
-    </w:p>
-    <w:bookmarkEnd w:id="73"/>
-    <w:bookmarkStart w:id="74" w:name="ref-simmons1996"/>
-    <w:p>
-      <w:pPr>
-        <w:pStyle w:val="Bibliography"/>
-      </w:pPr>
-      <w:r>
         <w:t xml:space="preserve">Simmons, L., and J. Tomkins. 1996. Sexual selection and the allometry of earwig forceps. Evol Ecol 10:97–104.</w:t>
       </w:r>
     </w:p>
-    <w:bookmarkEnd w:id="74"/>
-    <w:bookmarkStart w:id="75" w:name="ref-tomkins1999"/>
+    <w:bookmarkEnd w:id="78"/>
+    <w:bookmarkStart w:id="79" w:name="ref-tomkins1999"/>
     <w:p>
       <w:pPr>
         <w:pStyle w:val="Bibliography"/>
@@ -1885,7 +2216,7 @@
           <w:i/>
           <w:iCs/>
         </w:rPr>
-        <w:t xml:space="preserve">forficula auricularia</w:t>
+        <w:t xml:space="preserve">Forficula auricularia</w:t>
       </w:r>
       <w:r>
         <w:t xml:space="preserve"> </w:t>
@@ -1897,8 +2228,8 @@
         <w:t xml:space="preserve">. Behav Ecol Sociobiol 47:1–8.</w:t>
       </w:r>
     </w:p>
-    <w:bookmarkEnd w:id="75"/>
-    <w:bookmarkStart w:id="76" w:name="ref-tomkins2005a"/>
+    <w:bookmarkEnd w:id="79"/>
+    <w:bookmarkStart w:id="80" w:name="ref-tomkins2005a"/>
     <w:p>
       <w:pPr>
         <w:pStyle w:val="Bibliography"/>
@@ -1907,28 +2238,28 @@
         <w:t xml:space="preserve">Tomkins, J. L., J. S. Kotiaho, and N. R. LeBas. 2005. Matters of scale: Positive allometry and the evolution of male dimorphisms. Am Nat 165:389–402.</w:t>
       </w:r>
     </w:p>
-    <w:bookmarkEnd w:id="76"/>
-    <w:bookmarkStart w:id="77" w:name="ref-tomkins2007"/>
+    <w:bookmarkEnd w:id="80"/>
+    <w:bookmarkStart w:id="81" w:name="ref-tomkins2004"/>
     <w:p>
       <w:pPr>
         <w:pStyle w:val="Bibliography"/>
       </w:pPr>
       <w:r>
-        <w:t xml:space="preserve">Tomkins, J., and W. Hazel. 2007. The status of the conditional evolutionarily stable strategy. Trends Ecol Evol 22:522–528. Centre for Evolutionary Biology, School of Animal Biology, University of Western Australia, Crawley, 6009 WA, Australia.</w:t>
-      </w:r>
-    </w:p>
-    <w:bookmarkEnd w:id="77"/>
-    <w:bookmarkStart w:id="78" w:name="ref-tomkins2004"/>
+        <w:t xml:space="preserve">Tomkins, J., J. Radwan, J. Kotiaho, and T. Tregenza. 2004. Genic capture and resolving the lek paradox. Trends Ecol Evol 19:323–328. Environmental; Evolutionary Biology, Dyer’s Brae House, The Mitchell Building, University of St Andrews, Fife, UK, KY16 9TH.</w:t>
+      </w:r>
+    </w:p>
+    <w:bookmarkEnd w:id="81"/>
+    <w:bookmarkStart w:id="82" w:name="ref-vea2023"/>
     <w:p>
       <w:pPr>
         <w:pStyle w:val="Bibliography"/>
       </w:pPr>
       <w:r>
-        <w:t xml:space="preserve">Tomkins, J., J. Radwan, J. Kotiaho, and T. Tregenza. 2004. Genic capture and resolving the lek paradox. Trends Ecol Evol 19:323–328. Environmental; Evolutionary Biology, Dyer’s Brae House, The Mitchell Building, University of St Andrews, Fife, UK, KY16 9TH.</w:t>
-      </w:r>
-    </w:p>
-    <w:bookmarkEnd w:id="78"/>
-    <w:bookmarkStart w:id="79" w:name="ref-voje2016"/>
+        <w:t xml:space="preserve">Vea, I. M., A. S. Wilcox, W. A. Frankino, and A. W. Shingleton. 2023. Genetic variation in sexual size dimorphism is associated with variation in sex-specific plasticity in drosophila. Am Nat 202:368–381.</w:t>
+      </w:r>
+    </w:p>
+    <w:bookmarkEnd w:id="82"/>
+    <w:bookmarkStart w:id="83" w:name="ref-voje2016"/>
     <w:p>
       <w:pPr>
         <w:pStyle w:val="Bibliography"/>
@@ -1937,14 +2268,14 @@
         <w:t xml:space="preserve">Voje, K. 2016. Scaling of morphological characters across trait type, sex, and environment: A meta-analysis of static allometries. Am Nat 187:89–98.</w:t>
       </w:r>
     </w:p>
-    <w:bookmarkEnd w:id="79"/>
-    <w:bookmarkEnd w:id="80"/>
+    <w:bookmarkEnd w:id="83"/>
+    <w:bookmarkEnd w:id="84"/>
     <w:p>
       <w:r>
         <w:br w:type="page"/>
       </w:r>
     </w:p>
-    <w:bookmarkStart w:id="97" w:name="figures"/>
+    <w:bookmarkStart w:id="101" w:name="figures"/>
     <w:p>
       <w:pPr>
         <w:pStyle w:val="Heading2"/>
@@ -1966,7 +2297,7 @@
       <w:tr>
         <w:tc>
           <w:tcPr/>
-          <w:bookmarkStart w:id="84" w:name="fig-one"/>
+          <w:bookmarkStart w:id="88" w:name="fig-one"/>
           <w:p>
             <w:pPr>
               <w:pStyle w:val="Compact"/>
@@ -1977,18 +2308,18 @@
                 <wp:inline>
                   <wp:extent cx="5969000" cy="10554037"/>
                   <wp:effectExtent b="0" l="0" r="0" t="0"/>
-                  <wp:docPr descr="" title="" id="82" name="Picture"/>
+                  <wp:docPr descr="" title="" id="86" name="Picture"/>
                   <a:graphic>
                     <a:graphicData uri="http://schemas.openxmlformats.org/drawingml/2006/picture">
                       <pic:pic>
                         <pic:nvPicPr>
-                          <pic:cNvPr descr="figure_1.jpg" id="83" name="Picture"/>
+                          <pic:cNvPr descr="figure_1.jpg" id="87" name="Picture"/>
                           <pic:cNvPicPr>
                             <a:picLocks noChangeArrowheads="1" noChangeAspect="1"/>
                           </pic:cNvPicPr>
                         </pic:nvPicPr>
                         <pic:blipFill>
-                          <a:blip r:embed="rId81"/>
+                          <a:blip r:embed="rId85"/>
                           <a:stretch>
                             <a:fillRect/>
                           </a:stretch>
@@ -2025,10 +2356,10 @@
               <w:pStyle w:val="ImageCaption"/>
             </w:pPr>
             <w:r>
-              <w:t xml:space="preserve">Figure 1: SVisual comparison of forceps size and shape across sexes and male morphs: (a) female, (b) brachylabic male, and (c) macrolabic male. Macrolabic males display exaggerated forceps consistent with positive allometry, while brachylabic males and females exhibit relatively reduced forceps. Scale bars = 1 mm.</w:t>
+              <w:t xml:space="preserve">Figure 1: Visual comparison of forceps size and shape across sexes and male morphs: (a) female, (b) brachylabic male, and (c) macrolabic male. Macrolabic males display exaggerated forceps consistent with positive allometry, while brachylabic males and females exhibit relatively reduced forceps. Scale bars = 1 mm.</w:t>
             </w:r>
           </w:p>
-          <w:bookmarkEnd w:id="84"/>
+          <w:bookmarkEnd w:id="88"/>
         </w:tc>
       </w:tr>
     </w:tbl>
@@ -2053,94 +2384,7 @@
       <w:tr>
         <w:tc>
           <w:tcPr/>
-          <w:bookmarkStart w:id="88" w:name="fig-two"/>
-          <w:p>
-            <w:pPr>
-              <w:pStyle w:val="Compact"/>
-              <w:jc w:val="center"/>
-            </w:pPr>
-            <w:r>
-              <w:drawing>
-                <wp:inline>
-                  <wp:extent cx="3810000" cy="2540000"/>
-                  <wp:effectExtent b="0" l="0" r="0" t="0"/>
-                  <wp:docPr descr="" title="" id="86" name="Picture"/>
-                  <a:graphic>
-                    <a:graphicData uri="http://schemas.openxmlformats.org/drawingml/2006/picture">
-                      <pic:pic>
-                        <pic:nvPicPr>
-                          <pic:cNvPr descr="figure_2.jpg" id="87" name="Picture"/>
-                          <pic:cNvPicPr>
-                            <a:picLocks noChangeArrowheads="1" noChangeAspect="1"/>
-                          </pic:cNvPicPr>
-                        </pic:nvPicPr>
-                        <pic:blipFill>
-                          <a:blip r:embed="rId85"/>
-                          <a:stretch>
-                            <a:fillRect/>
-                          </a:stretch>
-                        </pic:blipFill>
-                        <pic:spPr bwMode="auto">
-                          <a:xfrm>
-                            <a:off x="0" y="0"/>
-                            <a:ext cx="3810000" cy="2540000"/>
-                          </a:xfrm>
-                          <a:prstGeom prst="rect">
-                            <a:avLst/>
-                          </a:prstGeom>
-                          <a:noFill/>
-                          <a:ln w="9525">
-                            <a:noFill/>
-                            <a:headEnd/>
-                            <a:tailEnd/>
-                          </a:ln>
-                        </pic:spPr>
-                      </pic:pic>
-                    </a:graphicData>
-                  </a:graphic>
-                </wp:inline>
-              </w:drawing>
-            </w:r>
-          </w:p>
-          <w:p>
-            <w:pPr>
-              <w:jc w:val="center"/>
-            </w:pPr>
-            <w:pPr>
-              <w:jc w:val="left"/>
-              <w:spacing w:before="200"/>
-              <w:pStyle w:val="ImageCaption"/>
-            </w:pPr>
-            <w:r>
-              <w:t xml:space="preserve">Figure 2: Static allometries of forceps length as a function of pronotum length across density treatments (low, medium, high). Females (top row) and males (bottom row) are shown separately. In males, brachylabic (solid points) and macrolabic (open points) morphs are distinguished, with diet treatments indicated by shading. Males form two discrete clusters corresponding to morphotype, with substantial overlap in body size between morphs. Environmental treatments shift forceps length within morphs but do not eliminate size overlap. The dashed horizontal line in the male panels indicates the approximate threshold commonly used to distinguish morphs based on forceps length.</w:t>
-            </w:r>
-          </w:p>
-          <w:bookmarkEnd w:id="88"/>
-        </w:tc>
-      </w:tr>
-    </w:tbl>
-    <w:p>
-      <w:pPr>
-        <w:pStyle w:val="BodyText"/>
-      </w:pPr>
-      <w:r>
-        <w:t xml:space="preserve"> </w:t>
-      </w:r>
-    </w:p>
-    <w:tbl>
-      <w:tblPr>
-        <w:tblStyle w:val="Table"/>
-        <w:tblW w:type="pct" w:w="5000"/>
-        <w:tblLayout w:type="fixed"/>
-        <w:tblLook w:firstRow="0" w:lastRow="0" w:firstColumn="0" w:lastColumn="0" w:noHBand="0" w:noVBand="0" w:val="0000"/>
-      </w:tblPr>
-      <w:tblGrid>
-        <w:gridCol w:w="7920"/>
-      </w:tblGrid>
-      <w:tr>
-        <w:tc>
-          <w:tcPr/>
-          <w:bookmarkStart w:id="92" w:name="fig-three"/>
+          <w:bookmarkStart w:id="92" w:name="fig-two"/>
           <w:p>
             <w:pPr>
               <w:pStyle w:val="Compact"/>
@@ -2156,7 +2400,7 @@
                     <a:graphicData uri="http://schemas.openxmlformats.org/drawingml/2006/picture">
                       <pic:pic>
                         <pic:nvPicPr>
-                          <pic:cNvPr descr="figure_3.jpg" id="91" name="Picture"/>
+                          <pic:cNvPr descr="figure_2.jpg" id="91" name="Picture"/>
                           <pic:cNvPicPr>
                             <a:picLocks noChangeArrowheads="1" noChangeAspect="1"/>
                           </pic:cNvPicPr>
@@ -2199,7 +2443,7 @@
               <w:pStyle w:val="ImageCaption"/>
             </w:pPr>
             <w:r>
-              <w:t xml:space="preserve">Figure 3: Predicted relationships between body size (log pronotum length, mm) and forceps length (mm) across sexes and male morphs. Lines show posterior median predictions from a unified Bayesian model. Points represent raw data.</w:t>
+              <w:t xml:space="preserve">Figure 2: Static allometries of forceps length as a function of pronotum length across density treatments. Females (top row) and males (bottom row) are shown separately. In males, brachylabic (solid points) and macrolabic (open points) morphs are distinguished, with diet treatments indicated by shading. Males form two clusters corresponding to morphotype, with overlap in body size between morphs. The dashed horizontal line in the male panels indicates the forceps length threshold used for morph classification.</w:t>
             </w:r>
           </w:p>
           <w:bookmarkEnd w:id="92"/>
@@ -2207,8 +2451,11 @@
       </w:tr>
     </w:tbl>
     <w:p>
-      <w:r>
-        <w:br w:type="page"/>
+      <w:pPr>
+        <w:pStyle w:val="BodyText"/>
+      </w:pPr>
+      <w:r>
+        <w:t xml:space="preserve"> </w:t>
       </w:r>
     </w:p>
     <w:tbl>
@@ -2224,7 +2471,7 @@
       <w:tr>
         <w:tc>
           <w:tcPr/>
-          <w:bookmarkStart w:id="96" w:name="fig-four"/>
+          <w:bookmarkStart w:id="96" w:name="fig-three"/>
           <w:p>
             <w:pPr>
               <w:pStyle w:val="Compact"/>
@@ -2240,7 +2487,7 @@
                     <a:graphicData uri="http://schemas.openxmlformats.org/drawingml/2006/picture">
                       <pic:pic>
                         <pic:nvPicPr>
-                          <pic:cNvPr descr="figure_4.jpg" id="95" name="Picture"/>
+                          <pic:cNvPr descr="figure_3.jpg" id="95" name="Picture"/>
                           <pic:cNvPicPr>
                             <a:picLocks noChangeArrowheads="1" noChangeAspect="1"/>
                           </pic:cNvPicPr>
@@ -2283,15 +2530,99 @@
               <w:pStyle w:val="ImageCaption"/>
             </w:pPr>
             <w:r>
-              <w:t xml:space="preserve">Figure 4: Posterior estimates of allometric slopes (β) across sexes and male morphs under different environmental conditions. Points show posterior medians and horizontal bars indicate 95% credible intervals from a unified Bayesian model.</w:t>
+              <w:t xml:space="preserve">Figure 3: Predicted relationships between body size (log pronotum length) and forceps length across sexes and morphs for each environmental condition combination. Lines show posterior median predictions from the Bayesian model, and points represent raw data.</w:t>
             </w:r>
           </w:p>
           <w:bookmarkEnd w:id="96"/>
         </w:tc>
       </w:tr>
     </w:tbl>
-    <w:bookmarkEnd w:id="97"/>
-    <w:bookmarkEnd w:id="98"/>
+    <w:p>
+      <w:r>
+        <w:br w:type="page"/>
+      </w:r>
+    </w:p>
+    <w:tbl>
+      <w:tblPr>
+        <w:tblStyle w:val="Table"/>
+        <w:tblW w:type="pct" w:w="5000"/>
+        <w:tblLayout w:type="fixed"/>
+        <w:tblLook w:firstRow="0" w:lastRow="0" w:firstColumn="0" w:lastColumn="0" w:noHBand="0" w:noVBand="0" w:val="0000"/>
+      </w:tblPr>
+      <w:tblGrid>
+        <w:gridCol w:w="7920"/>
+      </w:tblGrid>
+      <w:tr>
+        <w:tc>
+          <w:tcPr/>
+          <w:bookmarkStart w:id="100" w:name="fig-four"/>
+          <w:p>
+            <w:pPr>
+              <w:pStyle w:val="Compact"/>
+              <w:jc w:val="center"/>
+            </w:pPr>
+            <w:r>
+              <w:drawing>
+                <wp:inline>
+                  <wp:extent cx="3810000" cy="2540000"/>
+                  <wp:effectExtent b="0" l="0" r="0" t="0"/>
+                  <wp:docPr descr="" title="" id="98" name="Picture"/>
+                  <a:graphic>
+                    <a:graphicData uri="http://schemas.openxmlformats.org/drawingml/2006/picture">
+                      <pic:pic>
+                        <pic:nvPicPr>
+                          <pic:cNvPr descr="figure_4.jpg" id="99" name="Picture"/>
+                          <pic:cNvPicPr>
+                            <a:picLocks noChangeArrowheads="1" noChangeAspect="1"/>
+                          </pic:cNvPicPr>
+                        </pic:nvPicPr>
+                        <pic:blipFill>
+                          <a:blip r:embed="rId97"/>
+                          <a:stretch>
+                            <a:fillRect/>
+                          </a:stretch>
+                        </pic:blipFill>
+                        <pic:spPr bwMode="auto">
+                          <a:xfrm>
+                            <a:off x="0" y="0"/>
+                            <a:ext cx="3810000" cy="2540000"/>
+                          </a:xfrm>
+                          <a:prstGeom prst="rect">
+                            <a:avLst/>
+                          </a:prstGeom>
+                          <a:noFill/>
+                          <a:ln w="9525">
+                            <a:noFill/>
+                            <a:headEnd/>
+                            <a:tailEnd/>
+                          </a:ln>
+                        </pic:spPr>
+                      </pic:pic>
+                    </a:graphicData>
+                  </a:graphic>
+                </wp:inline>
+              </w:drawing>
+            </w:r>
+          </w:p>
+          <w:p>
+            <w:pPr>
+              <w:jc w:val="center"/>
+            </w:pPr>
+            <w:pPr>
+              <w:jc w:val="left"/>
+              <w:spacing w:before="200"/>
+              <w:pStyle w:val="ImageCaption"/>
+            </w:pPr>
+            <w:r>
+              <w:t xml:space="preserve">Figure 4: Posterior estimates of allometric slopes (β) across sexes and male morphs under different environmental conditions. Points show posterior medians and horizontal bars indicate 95% credible intervals. Estimates are shown for each combination of diet and density treatments.</w:t>
+            </w:r>
+          </w:p>
+          <w:bookmarkEnd w:id="100"/>
+        </w:tc>
+      </w:tr>
+    </w:tbl>
+    <w:bookmarkEnd w:id="101"/>
+    <w:bookmarkEnd w:id="102"/>
     <w:sectPr>
       <w:headerReference r:id="rId10" w:type="even"/>
       <w:headerReference r:id="rId9" w:type="default"/>

--- a/2026_earwig_allometry.docx
+++ b/2026_earwig_allometry.docx
@@ -1266,7 +1266,7 @@
         <w:t xml:space="preserve">(Harrison 2015)</w:t>
       </w:r>
       <w:r>
-        <w:t xml:space="preserve">. Our findings provide qualified support for the idea that the allometric slope can vary with environmental conditions, although evidence for such plasticity is uneven. In the European earwig, weapon exaggeration is not fully described by a single static slope, but instead shows patterns consistent with scaling relationships that differ between sexes and may vary across developmental environments. Males exhibited steep positive allometry, consistent with expectations for sexually selected weapons</w:t>
+        <w:t xml:space="preserve">. Our findings indicate that allometric slopes are largely stable but can vary modestly with environmental conditions, although this plasticity is uneven. In the European earwig, weapon exaggeration is not fully described by a single static slope, but instead shows patterns consistent with scaling relationships that differ between sexes and vary across developmental environments. Males exhibited steep positive allometry, consistent with expectations for sexually selected weapons</w:t>
       </w:r>
       <w:r>
         <w:t xml:space="preserve"> </w:t>
@@ -1284,7 +1284,7 @@
         <w:t xml:space="preserve">(Frankino et al. 2005; Shingleton et al. 2007; Nijhout and German 2012)</w:t>
       </w:r>
       <w:r>
-        <w:t xml:space="preserve">. Accordingly, our study provides suggestive evidence that condition dependence may extend beyond variation in mean trait expression to aspects of size-dependent exaggeration itself</w:t>
+        <w:t xml:space="preserve">. Accordingly, our study provides evidence that condition dependence may extend beyond variation in mean trait expression to aspects of size-dependent exaggeration itself</w:t>
       </w:r>
       <w:r>
         <w:t xml:space="preserve"> </w:t>
@@ -1319,7 +1319,7 @@
         <w:t xml:space="preserve">(e.g. Bonduriansky 2007b; Vea et al. 2023)</w:t>
       </w:r>
       <w:r>
-        <w:t xml:space="preserve">. However, empirical tests of how environmental conditions shape scaling exponents remain relatively rare. If growth processes are condition sensitive, the scaling exponent itself may vary across environmental contexts</w:t>
+        <w:t xml:space="preserve">. However, empirical tests of how environmental conditions shape scaling exponents remain relatively rare. If growth processes are condition-sensitive, the scaling exponent itself may vary across environmental contexts</w:t>
       </w:r>
       <w:r>
         <w:t xml:space="preserve"> </w:t>
@@ -1328,7 +1328,7 @@
         <w:t xml:space="preserve">(Emlen 1997; Frankino et al. 2005; Shingleton et al. 2007; Nijhout and German 2012)</w:t>
       </w:r>
       <w:r>
-        <w:t xml:space="preserve">. Our findings provide suggestive but limited evidence for such slope variation in a weapon trait. In males, the relationship between trait size and body size tended to be less steep under poor diet, consistent with reduced exaggeration among larger individuals. However, uncertainty in several condition-specific slope estimates and contrasts indicates that support for diet-dependent changes in scaling is not uniformly strong. In contrast, we found little consistent evidence that rearing density alters scaling relationships. Because the scaling exponent captures how disproportionately trait size covaries with body size, even modest or context-dependent variation in slope could influence the strength of size-dependent exaggeration and therefore the opportunity for sexual selection to favour larger males. Accordingly, our results are most consistent with the idea that slope variation may be associated with environmentally mediated differences in growth processes, although the magnitude and generality of this effect remain uncertain.</w:t>
+        <w:t xml:space="preserve">. Our findings provide limited evidence for such slope variation in a weapon trait. In males, the relationship between trait size and body size tended to be less steep under poor diet, consistent with reduced exaggeration among larger individuals. However, uncertainty in several condition-specific estimates indicates that support for diet-dependent changes in scaling is uneven. In contrast, we found little consistent evidence that rearing density alters scaling relationships. Because the scaling exponent captures how disproportionately trait size covaries with body size, even modest or context-dependent variation in slope could influence the strength of size-dependent exaggeration and therefore the opportunity for sexual selection to favour larger males. Accordingly, our results are most consistent with the idea that slope variation may be associated with environmentally mediated differences in growth processes, although the magnitude and generality of this effect remain uncertain.</w:t>
       </w:r>
     </w:p>
     <w:p>
@@ -1336,7 +1336,7 @@
         <w:pStyle w:val="BodyText"/>
       </w:pPr>
       <w:r>
-        <w:t xml:space="preserve">Analyses separating male morphs refine the interpretation of morphological differentiation in earwig weapons. Macrolabic males exhibited the steepest allometric slopes under favourable conditions, but these slopes were reduced—and more variable—under poor diet, suggesting that any condition dependence may be more pronounced in this exaggerated morph, although statistical support for morph-specific differences in slope plasticity was limited. In contrast, brachylabic males showed more moderate slopes with comparatively little environmental sensitivity. Despite clear differences in trait size between morphs, we found little evidence that morphs differ consistently in intercepts independent of body size. Distinguishing between intercept and slope remains important because these parameters capture different statistical aspects of the relationship between trait size and body size: slope describes how trait size covaries with body size, whereas intercept reflects expected trait size at a given body size</w:t>
+        <w:t xml:space="preserve">Analyses separating male morphs refine the interpretation of morphological differentiation in earwig weapons. Macrolabic males exhibited the steepest allometric slopes under favourable conditions, but these slopes were reduced—and more variable—under poor diet, suggesting that condition dependence may be more pronounced in this exaggerated morph. However, statistical support for morph-specific differences in slope plasticity was limited. In contrast, brachylabic males showed more moderate slopes with comparatively little environmental sensitivity. Despite clear differences in trait size between morphs, we found little evidence that morphs differ consistently in intercepts independent of body size. Distinguishing between intercept and slope remains important because these parameters capture different statistical aspects of the relationship between trait size and body size: slope describes how trait size covaries with body size, whereas intercept reflects expected trait size at a given body size</w:t>
       </w:r>
       <w:r>
         <w:t xml:space="preserve"> </w:t>
@@ -1376,7 +1376,17 @@
         </w:r>
       </w:hyperlink>
       <w:r>
-        <w:t xml:space="preserve">). If morph expression depended solely on a strict body-size threshold, a sharper transition would be expected. Instead, these observations suggest that body size alone is insufficient to predict morph identity. Previous work has shown that both environmental and genetic factors influence morph expression in F. auricularia</w:t>
+        <w:t xml:space="preserve">). If morph expression depended solely on a strict body-size threshold, a sharper transition would be expected. Instead, these observations suggest that body size alone is insufficient to predict morph identity. Previous work has shown that both environmental and genetic factors influence morph expression in</w:t>
+      </w:r>
+      <w:r>
+        <w:t xml:space="preserve"> </w:t>
+      </w:r>
+      <w:r>
+        <w:rPr>
+          <w:i/>
+          <w:iCs/>
+        </w:rPr>
+        <w:t xml:space="preserve">F. auricularia</w:t>
       </w:r>
       <w:r>
         <w:t xml:space="preserve"> </w:t>
@@ -1402,7 +1412,7 @@
         <w:pStyle w:val="BodyText"/>
       </w:pPr>
       <w:r>
-        <w:t xml:space="preserve">This hierarchical structure—sex-specific differences in slopes combined with morph-specific differences in scaling sensitivity—indicates that exaggeration may evolve through modifications of scaling relationships across biological levels rather than uniform shifts in trait expression. Sex-limited expression may allow selection to modify male size–trait relationships without directly affecting females, whereas morph differentiation appears to influence how scaling relationships vary across conditions. Selection may therefore act on different components of scaling at different biological levels, particularly on slopes at the sex and morph level.</w:t>
+        <w:t xml:space="preserve">This hierarchical structure—sex-specific differences in slopes combined with morph-specific differences in scaling sensitivity—indicates that exaggeration may evolve through modifications of scaling relationships across biological levels rather than uniform shifts in trait expression. Sex-limited expression may allow selection to modify male size–trait relationships without directly affecting females, whereas morph differentiation appears to influence how scaling relationships vary across conditions. Selection may therefore act on different components of scaling across biological levels, particularly on slopes at the sex and morph level.</w:t>
       </w:r>
     </w:p>
     <w:p>
@@ -1436,7 +1446,7 @@
         <w:t xml:space="preserve">(Pélabon et al. 2014)</w:t>
       </w:r>
       <w:r>
-        <w:t xml:space="preserve">, although the strength of this responsiveness appears limited. Scaling exponents may function as weakly condition-sensitive descriptors of trait–body size covariation, particularly in males, but the magnitude and consistency of this effect remain uncertain. In contrast, there is little evidence for consistent effects on intercepts, suggesting that variation in exaggeration is more closely associated with differences in scaling than with shifts in expected trait size, albeit with substantial uncertainty in some estimates. Importantly, many condition-specific slope estimates were associated with wide credible intervals that overlapped zero, indicating that support for slope plasticity is context-dependent and should be interpreted cautiously. Accordingly, our results are most consistent with the view that scaling relationships are largely stable but may exhibit modest, environmentally contingent variation. Together, these patterns suggest that the evolution of exaggerated weapons may involve modification of scaling relationships across biological levels, rather than relying solely on changes in average trait size. Our analyses quantify statistical patterns of covariation and do not directly identify the developmental mechanisms underlying these relationships. Future work integrating quantitative genetic estimates of slope variation with experimental manipulations of selection will be essential for determining how readily scaling relationships evolve.</w:t>
+        <w:t xml:space="preserve">, although the strength of this responsiveness appears limited. Scaling exponents appear to be weakly condition-sensitive descriptors of trait–body size covariation, particularly in males, but the magnitude and consistency of this effect remain uncertain. In contrast, there is little evidence for consistent effects on intercepts, suggesting that variation in exaggeration is more closely associated with differences in scaling than with shifts in expected trait size, albeit with substantial uncertainty in some estimates. Importantly, many condition-specific slope estimates were associated with wide credible intervals that overlapped zero, indicating that support for slope plasticity is context-dependent and should be interpreted cautiously. Accordingly, our results are most consistent with the view that scaling relationships are largely stable but may exhibit modest, environmentally contingent variation. Together, these patterns suggest that the evolution of exaggerated weapons may involve modification of scaling relationships across biological levels, rather than relying solely on changes in average trait size. Our analyses quantify statistical patterns of covariation and do not directly identify the developmental mechanisms underlying these relationships. Future work integrating quantitative genetic estimates of slope variation with experimental manipulations of selection will be essential for determining how readily scaling relationships evolve.</w:t>
       </w:r>
     </w:p>
     <w:bookmarkEnd w:id="37"/>

--- a/2026_earwig_allometry.docx
+++ b/2026_earwig_allometry.docx
@@ -1,13 +1,13 @@
 
 <file path=word/document.xml><?xml version="1.0" encoding="utf-8"?>
-<w:document xmlns:w="http://schemas.openxmlformats.org/wordprocessingml/2006/main" xmlns:m="http://schemas.openxmlformats.org/officeDocument/2006/math" xmlns:r="http://schemas.openxmlformats.org/officeDocument/2006/relationships" xmlns:o="urn:schemas-microsoft-com:office:office" xmlns:v="urn:schemas-microsoft-com:vml" xmlns:w10="urn:schemas-microsoft-com:office:word" xmlns:a="http://schemas.openxmlformats.org/drawingml/2006/main" xmlns:pic="http://schemas.openxmlformats.org/drawingml/2006/picture" xmlns:wp="http://schemas.openxmlformats.org/drawingml/2006/wordprocessingDrawing">
+<w:document xmlns:wpc="http://schemas.microsoft.com/office/word/2010/wordprocessingCanvas" xmlns:cx="http://schemas.microsoft.com/office/drawing/2014/chartex" xmlns:cx1="http://schemas.microsoft.com/office/drawing/2015/9/8/chartex" xmlns:cx2="http://schemas.microsoft.com/office/drawing/2015/10/21/chartex" xmlns:cx3="http://schemas.microsoft.com/office/drawing/2016/5/9/chartex" xmlns:cx4="http://schemas.microsoft.com/office/drawing/2016/5/10/chartex" xmlns:cx5="http://schemas.microsoft.com/office/drawing/2016/5/11/chartex" xmlns:cx6="http://schemas.microsoft.com/office/drawing/2016/5/12/chartex" xmlns:cx7="http://schemas.microsoft.com/office/drawing/2016/5/13/chartex" xmlns:cx8="http://schemas.microsoft.com/office/drawing/2016/5/14/chartex" xmlns:mc="http://schemas.openxmlformats.org/markup-compatibility/2006" xmlns:m="http://schemas.openxmlformats.org/officeDocument/2006/math" xmlns:aink="http://schemas.microsoft.com/office/drawing/2016/ink" xmlns:am3d="http://schemas.microsoft.com/office/drawing/2017/model3d" xmlns:oel="http://schemas.microsoft.com/office/2019/extlst" xmlns:r="http://schemas.openxmlformats.org/officeDocument/2006/relationships" xmlns:wp14="http://schemas.microsoft.com/office/word/2010/wordprocessingDrawing" xmlns:wp="http://schemas.openxmlformats.org/drawingml/2006/wordprocessingDrawing" xmlns:wpg="http://schemas.microsoft.com/office/word/2010/wordprocessingGroup" xmlns:wpi="http://schemas.microsoft.com/office/word/2010/wordprocessingInk" xmlns:wps="http://schemas.microsoft.com/office/word/2010/wordprocessingShape" xmlns:o="urn:schemas-microsoft-com:office:office" xmlns:v="urn:schemas-microsoft-com:vml" xmlns:w10="urn:schemas-microsoft-com:office:word" xmlns:w="http://schemas.openxmlformats.org/wordprocessingml/2006/main" xmlns:w14="http://schemas.microsoft.com/office/word/2010/wordml" xmlns:w15="http://schemas.microsoft.com/office/word/2012/wordml" xmlns:w16cex="http://schemas.microsoft.com/office/word/2018/wordml/cex" xmlns:w16cid="http://schemas.microsoft.com/office/word/2016/wordml/cid" xmlns:w16="http://schemas.microsoft.com/office/word/2018/wordml" xmlns:w16sdtdh="http://schemas.microsoft.com/office/word/2020/wordml/sdtdatahash" xmlns:w16sdtfl="http://schemas.microsoft.com/office/word/2024/wordml/sdtformatlock" xmlns:w16se="http://schemas.microsoft.com/office/word/2015/wordml/symex" xmlns:w16du="http://schemas.microsoft.com/office/word/2023/wordml/word16du" xmlns:wne="http://schemas.microsoft.com/office/word/2006/wordml" mc:Ignorable="w14 w15 w16se w16cid w16 w16cex w16sdtdh w16sdtfl w16du wp14">
   <w:body>
     <w:p>
       <w:pPr>
         <w:pStyle w:val="Title"/>
       </w:pPr>
       <w:r>
-        <w:t xml:space="preserve">Hierarchical structuring of weapon allometry in the European earwig.</w:t>
+        <w:t>Hierarchical structuring of weapon allometry in the European earwig.</w:t>
       </w:r>
     </w:p>
     <w:p>
@@ -15,57 +15,62 @@
         <w:pStyle w:val="Author"/>
       </w:pPr>
       <w:r>
-        <w:t xml:space="preserve">Céline Ozkan</w:t>
+        <w:t>Céline Ozkan</w:t>
       </w:r>
       <w:r>
         <w:rPr>
           <w:vertAlign w:val="superscript"/>
         </w:rPr>
-        <w:t xml:space="preserve">2</w:t>
-      </w:r>
-      <w:r>
-        <w:t xml:space="preserve"> </w:t>
-      </w:r>
-      <w:r>
-        <w:t xml:space="preserve">and Clint D. Kelly</w:t>
+        <w:t>2</w:t>
+      </w:r>
+      <w:r>
+        <w:t xml:space="preserve"> and Clint D. Kelly</w:t>
       </w:r>
       <w:r>
         <w:rPr>
           <w:vertAlign w:val="superscript"/>
         </w:rPr>
-        <w:t xml:space="preserve">1,✉</w:t>
+        <w:t>1,✉</w:t>
       </w:r>
     </w:p>
     <w:p>
       <w:pPr>
         <w:pStyle w:val="FirstParagraph"/>
+        <w:rPr>
+          <w:lang w:val="fr-CA"/>
+        </w:rPr>
       </w:pPr>
       <w:r>
         <w:rPr>
           <w:vertAlign w:val="superscript"/>
-        </w:rPr>
-        <w:t xml:space="preserve">1</w:t>
-      </w:r>
-      <w:r>
-        <w:t xml:space="preserve"> </w:t>
-      </w:r>
-      <w:r>
-        <w:t xml:space="preserve">Département des Sciences biologiques, Université du Québec à Montréal, Montréal, Canada</w:t>
-      </w:r>
-      <w:r>
+          <w:lang w:val="fr-CA"/>
+        </w:rPr>
+        <w:t>1</w:t>
+      </w:r>
+      <w:r>
+        <w:rPr>
+          <w:lang w:val="fr-CA"/>
+        </w:rPr>
+        <w:t xml:space="preserve"> Département des Sciences biologiques, Université du Québec à Montréal, Montréal, Canada</w:t>
+      </w:r>
+      <w:r>
+        <w:rPr>
+          <w:lang w:val="fr-CA"/>
+        </w:rPr>
         <w:br/>
       </w:r>
       <w:r>
         <w:rPr>
           <w:vertAlign w:val="superscript"/>
-        </w:rPr>
-        <w:t xml:space="preserve">2</w:t>
-      </w:r>
-      <w:r>
-        <w:t xml:space="preserve"> </w:t>
-      </w:r>
-      <w:r>
-        <w:t xml:space="preserve">Université Claude Bernard Lyon 1, Lyon, France</w:t>
+          <w:lang w:val="fr-CA"/>
+        </w:rPr>
+        <w:t>2</w:t>
+      </w:r>
+      <w:r>
+        <w:rPr>
+          <w:lang w:val="fr-CA"/>
+        </w:rPr>
+        <w:t xml:space="preserve"> Université Claude Bernard Lyon 1, Lyon, France</w:t>
       </w:r>
     </w:p>
     <w:p>
@@ -76,23 +81,17 @@
         <w:rPr>
           <w:vertAlign w:val="superscript"/>
         </w:rPr>
-        <w:t xml:space="preserve">✉</w:t>
-      </w:r>
-      <w:r>
-        <w:t xml:space="preserve"> </w:t>
-      </w:r>
-      <w:r>
-        <w:t xml:space="preserve">Correspondence:</w:t>
-      </w:r>
-      <w:r>
-        <w:t xml:space="preserve"> </w:t>
-      </w:r>
-      <w:hyperlink r:id="rId20">
+        <w:t>✉</w:t>
+      </w:r>
+      <w:r>
+        <w:t xml:space="preserve"> Correspondence: </w:t>
+      </w:r>
+      <w:hyperlink r:id="rId7">
         <w:r>
           <w:rPr>
             <w:rStyle w:val="Hyperlink"/>
           </w:rPr>
-          <w:t xml:space="preserve">Clint D. Kelly &lt;kelly.clint@uqam.ca&gt;</w:t>
+          <w:t>Clint D. Kelly &lt;kelly.clint@uqam.ca&gt;</w:t>
         </w:r>
       </w:hyperlink>
     </w:p>
@@ -101,13 +100,14 @@
         <w:br w:type="page"/>
       </w:r>
     </w:p>
-    <w:bookmarkStart w:id="21" w:name="abstract"/>
     <w:p>
       <w:pPr>
         <w:pStyle w:val="Heading1"/>
       </w:pPr>
-      <w:r>
-        <w:t xml:space="preserve">Abstract</w:t>
+      <w:bookmarkStart w:id="0" w:name="abstract"/>
+      <w:r>
+        <w:lastRenderedPageBreak/>
+        <w:t>Abstract</w:t>
       </w:r>
     </w:p>
     <w:p>
@@ -115,17 +115,23 @@
         <w:pStyle w:val="FirstParagraph"/>
       </w:pPr>
       <w:r>
-        <w:t xml:space="preserve">Static allometries are often treated as stable descriptors of morphological architecture, yet scaling relationships themselves may evolve and respond plastically to environmental conditions. We quantified sex- and morph-specific weapon allometries (focusing on the forceps, which are hardened rear appendages used for defence, hunting, and mating) in the European earwig (</w:t>
+        <w:t>Static allometries are often treated as stable descriptors of morphological architecture, yet scaling relationships themselves may evolve and respond plastically to environmental conditions. We quantified sex- and morph-specific weapon allometries (focusing on the forceps, which are hardened rear appendages used for defence, hunting, and mating) in the European earwig (</w:t>
       </w:r>
       <w:r>
         <w:rPr>
           <w:i/>
           <w:iCs/>
         </w:rPr>
-        <w:t xml:space="preserve">Forficula auricularia</w:t>
-      </w:r>
-      <w:r>
-        <w:t xml:space="preserve">) under experimental manipulation of developmental diet and density using hierarchical models that allow scaling exponents to vary across biological levels. Forceps length scaled positively with body size in all groups, but males exhibited substantially steeper allometric slopes than females. There was some evidence that nutritional stress was associated with reduced male scaling exponents, although support for these effects was variable and context-dependent, while density had little consistent influence on slopes. Female scaling relationships remained comparatively stable across environments. Among males, macrolabic individuals tended to show greater environmental sensitivity in scaling relationships than brachylabic males, although statistical support for these differences was limited. There was little evidence that environmental or morph-specific differences were driven by intercept shifts independent of body size. Among-family variation in slopes and intercepts was modest, and their covariance was weak and uncertain. Overall, these results suggest that weapon allometry is structured primarily through variation in scaling exponents and provide qualified support for the idea that slopes may represent condition-sensitive components of exaggerated trait architecture.</w:t>
+        <w:t>Forficula auricularia</w:t>
+      </w:r>
+      <w:r>
+        <w:t>) under experimental manipulation of developmental diet and density using hierarchical models that allow scaling exponents to vary across biological levels. Forceps length scaled positively with body size in all groups, but males exhibited substantially steeper allometric slopes than females. There was some evidence that nutritional stress was associated with reduced male scaling exponents, although support for these effects was variable and context-dependent, while density had little consistent influence o</w:t>
+      </w:r>
+      <w:r>
+        <w:t>n slopes. Female scaling relationships remained comparatively stable across environments. Among males, macrolabic individuals tended to show greater environmental sensitivity in scaling relationships than brachylabic males, although statistical support for these differences was limited. There was little evidence that environmental or morph-specific differences were driven by intercept shifts independent of body size. Among-family variation in slopes and intercepts was modest, and their covariance was weak a</w:t>
+      </w:r>
+      <w:r>
+        <w:t>nd uncertain. Overall, these results suggest that weapon allometry is structured primarily through variation in scaling exponents and provide qualified support for the idea that slopes may represent condition-sensitive components of exaggerated trait architecture.</w:t>
       </w:r>
     </w:p>
     <w:p>
@@ -133,14 +139,15 @@
         <w:br w:type="page"/>
       </w:r>
     </w:p>
-    <w:bookmarkEnd w:id="21"/>
-    <w:bookmarkStart w:id="22" w:name="introduction"/>
     <w:p>
       <w:pPr>
         <w:pStyle w:val="Heading1"/>
       </w:pPr>
-      <w:r>
-        <w:t xml:space="preserve">Introduction</w:t>
+      <w:bookmarkStart w:id="1" w:name="introduction"/>
+      <w:bookmarkEnd w:id="0"/>
+      <w:r>
+        <w:lastRenderedPageBreak/>
+        <w:t>Introduction</w:t>
       </w:r>
     </w:p>
     <w:p>
@@ -148,25 +155,10 @@
         <w:pStyle w:val="FirstParagraph"/>
       </w:pPr>
       <w:r>
-        <w:t xml:space="preserve">Static allometry describes how trait size covaries with body size among individuals at the same developmental stage and provides a central framework for understanding the evolution of exaggerated morphology. Sexually selected weapons often exhibit positive allometry, such that larger individuals tend to express disproportionately larger traits</w:t>
-      </w:r>
-      <w:r>
-        <w:t xml:space="preserve"> </w:t>
-      </w:r>
-      <w:r>
-        <w:t xml:space="preserve">(Kodric-Brown et al. 2006; Bonduriansky 2007; Voje 2016)</w:t>
-      </w:r>
-      <w:r>
-        <w:t xml:space="preserve">. However, hyperallometry is not universal. When traits serve both sexual and viability functions, or when functional and mechanical constraints limit disproportionate investment, isometry or hypoallometry may evolve instead</w:t>
-      </w:r>
-      <w:r>
-        <w:t xml:space="preserve"> </w:t>
-      </w:r>
-      <w:r>
-        <w:t xml:space="preserve">(Bonduriansky and Day 2003; Eberhard et al. 2018; Kelly 2026)</w:t>
-      </w:r>
-      <w:r>
-        <w:t xml:space="preserve">. Consequently, scaling relationships reflect how developmental processes, functional performance, and selection interact to generate patterns of trait variation.</w:t>
+        <w:t>Static allometry describes how trait size covaries with body size among individuals at the same developmental stage and provides a central framework for understanding the evolution of exaggerated morphology. Sexually selected weapons often exhibit positive allometry, such that larger individuals tend to express disproportionately larger traits (Kodric-Brown et al. 2006; Bonduriansky 2007; Voje 2016)</w:t>
+      </w:r>
+      <w:r>
+        <w:t>. However, hyperallometry is not universal. When traits serve both sexual and viability functions, or when functional and mechanical constraints limit disproportionate investment, isometry or hypoallometry may evolve instead (Bonduriansky and Day 2003; Eberhard et al. 2018; Kelly 2026). Consequently, scaling relationships reflect how developmental processes, functional performance, and selection interact to generate patterns of trait variation.</w:t>
       </w:r>
     </w:p>
     <w:p>
@@ -174,25 +166,10 @@
         <w:pStyle w:val="BodyText"/>
       </w:pPr>
       <w:r>
-        <w:t xml:space="preserve">Static allometry is typically described by a linear relationship between log-transformed trait size and body size. In this framework, the slope (scaling exponent) describes the strength of covariation between trait size and body size and therefore the degree of size-dependent exaggeration</w:t>
-      </w:r>
-      <w:r>
-        <w:t xml:space="preserve"> </w:t>
-      </w:r>
-      <w:r>
-        <w:t xml:space="preserve">(Pélabon et al. 2014; Voje 2016)</w:t>
-      </w:r>
-      <w:r>
-        <w:t xml:space="preserve">. Differences in scaling exponents among groups indicate that trait exaggeration changes with body size, whereas similar slopes imply a shared relationship between trait size and body size despite differences in average trait expression. Because scaling exponents link developmental variation in body size to variation in trait expression, they provide a powerful means of evaluating how exaggerated traits evolve within and among populations</w:t>
-      </w:r>
-      <w:r>
-        <w:t xml:space="preserve"> </w:t>
-      </w:r>
-      <w:r>
-        <w:t xml:space="preserve">(Bonduriansky 2007; Shingleton and Frankino 2013)</w:t>
-      </w:r>
-      <w:r>
-        <w:t xml:space="preserve">.</w:t>
+        <w:t>Static allometry is typically described by a linear relationship between log-transformed trait size and body size. In this framework, the slope (scaling exponent) describes the strength of covariation between trait size and body size and therefore the degree of size-dependent exaggeration (Pélabon et al. 2014; Voje 2016)</w:t>
+      </w:r>
+      <w:r>
+        <w:t>. Differences in scaling exponents among groups indicate that trait exaggeration changes with body size, whereas similar slopes imply a shared relationship between trait size and body size despite differences in average trait expression. Because scaling exponents link developmental variation in body size to variation in trait expression, they provide a powerful means of evaluating how exaggerated traits evolve within and among populations (Bonduriansky 2007; Shingleton and Frankino 2013).</w:t>
       </w:r>
     </w:p>
     <w:p>
@@ -200,7 +177,14 @@
         <w:pStyle w:val="BodyText"/>
       </w:pPr>
       <w:r>
-        <w:t xml:space="preserve">Sexual dimorphism is often viewed as the evolutionary divergence of males and females from a shared developmental architecture. However, dimorphism can arise through multiple pathways. Males and females may differ in average trait expression while retaining similar allometric relationships, or divergence may occur through changes in how trait size scales with body size. Species expressing alternative male phenotypes provide an opportunity to examine these processes in greater detail because males themselves are partitioned into discrete reproductive forms. In such systems, one male morph may resemble females more closely than other males, raising the possibility that sexual dimorphism is concentrated within a subset of the male population rather than distributed uniformly across all males. Understanding whether alternative male phenotypes differ from females in scaling relationships therefore offers insight into how sexual dimorphism and trait exaggeration evolve from shared developmental programs.</w:t>
+        <w:t xml:space="preserve">Sexual dimorphism is often viewed as the evolutionary divergence of males and females from a shared developmental architecture. However, dimorphism can arise through multiple pathways. </w:t>
+      </w:r>
+      <w:r>
+        <w:lastRenderedPageBreak/>
+        <w:t xml:space="preserve">Males and females may differ in average trait expression while retaining similar allometric relationships, or divergence may occur through changes in how trait size scales with body size. Species expressing alternative male phenotypes provide an opportunity to examine these processes in greater detail because males themselves are partitioned into discrete reproductive forms. In such systems, one male morph may resemble females more closely than other males, raising the possibility that sexual dimorphism is </w:t>
+      </w:r>
+      <w:r>
+        <w:t>concentrated within a subset of the male population rather than distributed uniformly across all males. Understanding whether alternative male phenotypes differ from females in scaling relationships therefore offers insight into how sexual dimorphism and trait exaggeration evolve from shared developmental programs.</w:t>
       </w:r>
     </w:p>
     <w:p>
@@ -208,25 +192,10 @@
         <w:pStyle w:val="BodyText"/>
       </w:pPr>
       <w:r>
-        <w:t xml:space="preserve">Species expressing alternative reproductive phenotypes provide particularly valuable models for examining the structure of allometry. In these species, males adopt discrete morphs that differ in weapon size, behaviour, and reproductive tactics</w:t>
-      </w:r>
-      <w:r>
-        <w:t xml:space="preserve"> </w:t>
-      </w:r>
-      <w:r>
-        <w:t xml:space="preserve">(Gross 1996; Shuster and Wade 2003; Oliveira et al. 2008)</w:t>
-      </w:r>
-      <w:r>
-        <w:t xml:space="preserve">. Because morphs share much of their genome and developmental environment, differences in scaling relationships can reveal how exaggeration evolves within a single species. Although alternative male phenotypes have been documented in many taxa, relatively few studies have quantified morph-specific static allometries, and even fewer have examined how developmental environments influence scaling relationships among morphs</w:t>
-      </w:r>
-      <w:r>
-        <w:t xml:space="preserve"> </w:t>
-      </w:r>
-      <w:r>
-        <w:t xml:space="preserve">(Kochensparger et al. 2024; Kelly 2026)</w:t>
-      </w:r>
-      <w:r>
-        <w:t xml:space="preserve">.</w:t>
+        <w:t>Species expressing alternative reproductive phenotypes provide particularly valuable models for examining the structure of allometry. In these species, males adopt discrete morphs that differ in weapon size, behaviour, and reproductive tactics (Gross 1996; Shuster and Wade 2003; Oliveira et al. 2008)</w:t>
+      </w:r>
+      <w:r>
+        <w:t>. Because morphs share much of their genome and developmental environment, differences in scaling relationships can reveal how exaggeration evolves within a single species. Although alternative male phenotypes have been documented in many taxa, relatively few studies have quantified morph-specific static allometries, and even fewer have examined how developmental environments influence scaling relationships among morphs (Kochensparger et al. 2024; Kelly 2026).</w:t>
       </w:r>
     </w:p>
     <w:p>
@@ -234,34 +203,20 @@
         <w:pStyle w:val="BodyText"/>
       </w:pPr>
       <w:r>
-        <w:t xml:space="preserve">Environmental conditions can influence both body size and trait expression and may therefore alter static allometries</w:t>
-      </w:r>
-      <w:r>
-        <w:t xml:space="preserve"> </w:t>
-      </w:r>
-      <w:r>
-        <w:t xml:space="preserve">(Emlen 1997; Frankino et al. 2005; Shingleton et al. 2007)</w:t>
-      </w:r>
-      <w:r>
-        <w:t xml:space="preserve">. Nutritional stress, for example, can reduce investment in sexually selected structures, whereas social conditions such as rearing density may modify developmental trajectories through competition or social interactions. Environmental effects on scaling exponents would indicate plasticity in the relationship between trait size and body size, whereas similar scaling exponents across environments would imply canalization of allometric relationships</w:t>
-      </w:r>
-      <w:r>
-        <w:t xml:space="preserve"> </w:t>
-      </w:r>
-      <w:r>
-        <w:t xml:space="preserve">(Frankino et al. 2005; Shingleton et al. 2007; Nijhout and German 2012)</w:t>
-      </w:r>
-      <w:r>
-        <w:t xml:space="preserve">. Determining whether developmental environments modify scaling relationships is therefore important for understanding the extent to which trait exaggeration is environmentally sensitive. Complementary structural modelling of the same study system demonstrates that developmental environments influence forceps expression both indirectly through body size and directly through trait-specific developmental pathways, particularly in males</w:t>
-      </w:r>
-      <w:r>
-        <w:t xml:space="preserve"> </w:t>
-      </w:r>
-      <w:r>
-        <w:t xml:space="preserve">(Ozkan and Kelly submitted)</w:t>
-      </w:r>
-      <w:r>
-        <w:t xml:space="preserve">.</w:t>
+        <w:t>Environmental conditions can influence both body size and trait expression and may therefore alter static allometries (Emlen 1997; Frankino et al. 2005; Shingleton et al. 2007)</w:t>
+      </w:r>
+      <w:r>
+        <w:t xml:space="preserve">. Nutritional stress, for example, can reduce investment in sexually selected structures, whereas social conditions such as rearing density may modify developmental trajectories through competition or </w:t>
+      </w:r>
+      <w:r>
+        <w:lastRenderedPageBreak/>
+        <w:t xml:space="preserve">social interactions. Environmental effects on scaling exponents would indicate plasticity in the relationship between trait size and body size, whereas similar scaling exponents across environments would imply canalization of allometric relationships </w:t>
+      </w:r>
+      <w:r>
+        <w:t xml:space="preserve">(Frankino et al. 2005; Shingleton et al. 2007; Nijhout and German 2012). Determining whether developmental environments modify scaling relationships is therefore important for understanding the extent to which trait exaggeration is environmentally sensitive. Complementary structural modelling of the same study system demonstrates that developmental environments influence forceps expression both indirectly through body size and directly through trait-specific developmental pathways, particularly in males </w:t>
+      </w:r>
+      <w:r>
+        <w:t>(Ozkan and Kelly submitted).</w:t>
       </w:r>
     </w:p>
     <w:p>
@@ -269,16 +224,13 @@
         <w:pStyle w:val="BodyText"/>
       </w:pPr>
       <w:r>
-        <w:t xml:space="preserve">Beyond sex, morph, and environment, variation among maternal families can provide insight into the developmental and evolutionary structure of allometry. Families may differ not only in average trait expression but also in the strength of the relationship between trait size and body size. Such variation could arise from genetic differences, maternal effects, or shared developmental conditions. Quantifying among-family variation in allometric slopes therefore offers a means of assessing whether scaling relationships themselves vary among related individuals</w:t>
-      </w:r>
-      <w:r>
-        <w:t xml:space="preserve"> </w:t>
-      </w:r>
-      <w:r>
-        <w:t xml:space="preserve">(Lande 1980; Hansen and Houle 2008; Klingenberg 2008; Pélabon et al. 2014)</w:t>
-      </w:r>
-      <w:r>
-        <w:t xml:space="preserve">.</w:t>
+        <w:t>Beyond sex, morph, and environment, variation among maternal families can provide insight into the developmental and evolutionary structure of allometry. Families may differ not only in average trait expression but also in the strength of the relationship between trait size and body size. Such variation could arise from genetic differences, maternal effects, or shared developmental conditions. Quantifying among-family variation in allometric slopes therefore offers a means of assessing whether scaling relat</w:t>
+      </w:r>
+      <w:r>
+        <w:t>ionships themselves vary among related individuals</w:t>
+      </w:r>
+      <w:r>
+        <w:t xml:space="preserve"> (Lande 1980; Hansen and Houle 2008; Klingenberg 2008; Pélabon et al. 2014).</w:t>
       </w:r>
     </w:p>
     <w:p>
@@ -286,58 +238,38 @@
         <w:pStyle w:val="BodyText"/>
       </w:pPr>
       <w:r>
-        <w:t xml:space="preserve">The European earwig (</w:t>
+        <w:t>The European earwig (</w:t>
       </w:r>
       <w:r>
         <w:rPr>
           <w:i/>
           <w:iCs/>
         </w:rPr>
-        <w:t xml:space="preserve">Forficula auricularia</w:t>
-      </w:r>
-      <w:r>
-        <w:t xml:space="preserve">) provides a powerful system for examining how sexual dimorphism and alternative male phenotypes are structured through allometry. Males express two discrete forceps morphs, commonly referred to as brachylabic and macrolabic males, which differ markedly in weapon size and shape</w:t>
-      </w:r>
-      <w:r>
-        <w:t xml:space="preserve"> </w:t>
-      </w:r>
-      <w:r>
-        <w:t xml:space="preserve">(Simmons and Tomkins 1996; Tomkins et al. 2005)</w:t>
-      </w:r>
-      <w:r>
-        <w:t xml:space="preserve"> </w:t>
-      </w:r>
-      <w:r>
-        <w:t xml:space="preserve">(</w:t>
+        <w:t>Forficula auricularia</w:t>
+      </w:r>
+      <w:r>
+        <w:t>) provides a powerful system for examining how sexual dimorphism and alternative male phenotypes are structured through allometry. Males express two discrete forceps morphs, commonly referred to as brachylabic and macrolabic males, which differ markedly in weapon size and shape (Simmons and Tomkins 1996; Tomkins et al. 2005) (</w:t>
       </w:r>
       <w:hyperlink w:anchor="fig-one">
         <w:r>
           <w:rPr>
             <w:rStyle w:val="Hyperlink"/>
           </w:rPr>
-          <w:t xml:space="preserve">Figure 1</w:t>
+          <w:t>Figure 1</w:t>
         </w:r>
       </w:hyperlink>
       <w:r>
-        <w:t xml:space="preserve">). Forceps function both as sexual weapons during male–male interactions and as defensive structures, making them traits with dual functions</w:t>
-      </w:r>
-      <w:r>
-        <w:t xml:space="preserve"> </w:t>
-      </w:r>
-      <w:r>
-        <w:t xml:space="preserve">(Kamimura 2014; Meunier 2024)</w:t>
-      </w:r>
-      <w:r>
-        <w:t xml:space="preserve">. Because these morphs coexist within the same population, earwigs provide an opportunity to determine whether males share a common scaling relationship that differs from females, or whether divergence is concentrated within a particular male morph. Previous studies have documented morph-specific differences in forceps exaggeration, suggesting that alternative male phenotypes may represent distinct allometric trajectories rather than simple variants of a single male form</w:t>
-      </w:r>
-      <w:r>
-        <w:t xml:space="preserve"> </w:t>
-      </w:r>
-      <w:r>
-        <w:t xml:space="preserve">(Simmons and Tomkins 1996; Tomkins et al. 2005)</w:t>
-      </w:r>
-      <w:r>
-        <w:t xml:space="preserve">.</w:t>
+        <w:t>). Forceps function both as sexual weapons during male–male interactions and as defensive structures, making them traits with dual functions (Kamimura 2014; Meunier 2024)</w:t>
+      </w:r>
+      <w:r>
+        <w:t xml:space="preserve">. </w:t>
+      </w:r>
+      <w:r>
+        <w:lastRenderedPageBreak/>
+        <w:t xml:space="preserve">Because these morphs coexist within the same population, earwigs provide an opportunity to determine whether males share a common scaling relationship that differs from females, or whether divergence is concentrated within a particular male morph. Previous studies have documented morph-specific differences in forceps exaggeration, suggesting that alternative male phenotypes may represent distinct allometric trajectories rather than simple variants of a single male form </w:t>
+      </w:r>
+      <w:r>
+        <w:t>(Simmons and Tomkins 1996; Tomkins et al. 2005).</w:t>
       </w:r>
     </w:p>
     <w:p>
@@ -345,42 +277,42 @@
         <w:pStyle w:val="BodyText"/>
       </w:pPr>
       <w:r>
-        <w:t xml:space="preserve">Here, we quantify static allometries of forceps length in female, brachylabic male, and macrolabic male</w:t>
-      </w:r>
-      <w:r>
-        <w:t xml:space="preserve"> </w:t>
+        <w:t xml:space="preserve">Here, we quantify static allometries of forceps length in female, brachylabic male, and macrolabic male </w:t>
       </w:r>
       <w:r>
         <w:rPr>
           <w:i/>
           <w:iCs/>
         </w:rPr>
-        <w:t xml:space="preserve">F. auricularia</w:t>
+        <w:t>F. auricularia</w:t>
       </w:r>
       <w:r>
         <w:t xml:space="preserve"> </w:t>
       </w:r>
       <w:r>
-        <w:t xml:space="preserve">reared under experimentally manipulated diet and density conditions. We first test whether the three phenotypic groups differ in allometric scaling relationships and whether any divergence is consistent across developmental environments. We then assess whether developmental conditions modify scaling exponents within each group and whether allometric relationships vary among maternal families. By integrating sex, morph, environment, and family effects within a hierarchical framework, we evaluate whether weapon allometry is broadly conserved across phenotypic groups or whether divergence is concentrated within particular male morphs.</w:t>
-      </w:r>
-    </w:p>
-    <w:bookmarkEnd w:id="22"/>
-    <w:bookmarkStart w:id="26" w:name="methods"/>
+        <w:t>reared under experimentally manipulated diet and density conditions. We first test whether the three phenotypic groups differ in allometric scaling relationships and whether any divergence is consistent across developmental environments. We then assess whether developmental conditions modify scaling exponents within each group and whether allometric relationships vary among maternal families. By integrating sex, morph, environment, and family effects within a hierarchical framework, we evaluate whether weap</w:t>
+      </w:r>
+      <w:r>
+        <w:t>on allometry is broadly conserved across phenotypic groups or whether divergence is concentrated within particular male morphs.</w:t>
+      </w:r>
+    </w:p>
     <w:p>
       <w:pPr>
         <w:pStyle w:val="Heading1"/>
       </w:pPr>
-      <w:r>
-        <w:t xml:space="preserve">Methods</w:t>
-      </w:r>
-    </w:p>
-    <w:bookmarkStart w:id="23" w:name="study-species-and-experimental-design"/>
+      <w:bookmarkStart w:id="2" w:name="methods"/>
+      <w:bookmarkEnd w:id="1"/>
+      <w:r>
+        <w:t>Methods</w:t>
+      </w:r>
+    </w:p>
     <w:p>
       <w:pPr>
         <w:pStyle w:val="Heading3"/>
       </w:pPr>
-      <w:r>
-        <w:t xml:space="preserve">Study species and experimental design</w:t>
+      <w:bookmarkStart w:id="3" w:name="study-species-and-experimental-design"/>
+      <w:r>
+        <w:t>Study species and experimental design</w:t>
       </w:r>
     </w:p>
     <w:p>
@@ -388,68 +320,54 @@
         <w:pStyle w:val="FirstParagraph"/>
       </w:pPr>
       <w:r>
-        <w:t xml:space="preserve">Adult female earwigs morphologically assignable to the</w:t>
-      </w:r>
-      <w:r>
-        <w:t xml:space="preserve"> </w:t>
+        <w:t xml:space="preserve">Adult female earwigs morphologically assignable to the </w:t>
       </w:r>
       <w:r>
         <w:rPr>
           <w:i/>
           <w:iCs/>
         </w:rPr>
-        <w:t xml:space="preserve">Forficula auricularia</w:t>
-      </w:r>
-      <w:r>
-        <w:t xml:space="preserve"> </w:t>
-      </w:r>
-      <w:r>
-        <w:t xml:space="preserve">species complex (</w:t>
+        <w:t>Forficula auricularia</w:t>
+      </w:r>
+      <w:r>
+        <w:t xml:space="preserve"> species complex (</w:t>
       </w:r>
       <w:r>
         <w:rPr>
           <w:i/>
           <w:iCs/>
         </w:rPr>
-        <w:t xml:space="preserve">F. auricularia sensu lato</w:t>
-      </w:r>
-      <w:r>
-        <w:t xml:space="preserve">) were collected by hand at night from vegetation in Parc Outremont (Montréal, Québec, Canada) during September and October 2024. The European earwig is now recognized as a complex of closely related lineages that cannot always be distinguished reliably using external morphology alone</w:t>
-      </w:r>
-      <w:r>
-        <w:t xml:space="preserve"> </w:t>
-      </w:r>
-      <w:r>
-        <w:t xml:space="preserve">(</w:t>
+        <w:t>F. auricularia sensu lato</w:t>
+      </w:r>
+      <w:r>
+        <w:t xml:space="preserve">) were collected by hand at night from vegetation in Parc Outremont (Montréal, Québec, Canada) during September and October 2024. The European earwig is now recognized as a complex of closely related lineages that cannot always be distinguished reliably </w:t>
+      </w:r>
+      <w:r>
+        <w:lastRenderedPageBreak/>
+        <w:t>using external morphology alone (</w:t>
       </w:r>
       <w:r>
         <w:rPr>
           <w:b/>
           <w:bCs/>
         </w:rPr>
-        <w:t xml:space="preserve">gonzalez-miguens2020?</w:t>
-      </w:r>
-      <w:r>
-        <w:t xml:space="preserve">)</w:t>
-      </w:r>
-      <w:r>
-        <w:t xml:space="preserve">. Because individuals were not genetically assigned to lineage, we refer to them as</w:t>
-      </w:r>
-      <w:r>
-        <w:t xml:space="preserve"> </w:t>
+        <w:t>gonzalez-miguens2020?</w:t>
+      </w:r>
+      <w:r>
+        <w:t>)</w:t>
+      </w:r>
+      <w:r>
+        <w:t xml:space="preserve">. Because individuals were not genetically assigned to lineage, we refer to them as </w:t>
       </w:r>
       <w:r>
         <w:rPr>
           <w:i/>
           <w:iCs/>
         </w:rPr>
-        <w:t xml:space="preserve">F. auricularia sensu lato</w:t>
-      </w:r>
-      <w:r>
-        <w:t xml:space="preserve"> </w:t>
-      </w:r>
-      <w:r>
-        <w:t xml:space="preserve">throughout. This taxonomic uncertainty should not affect treatment comparisons in the present study because all individuals originated from the same local population and were randomly assigned to experimental treatments, although caution may be warranted when comparing results among studies conducted on genetically characterized lineages.</w:t>
+        <w:t>F. auricularia sensu lato</w:t>
+      </w:r>
+      <w:r>
+        <w:t xml:space="preserve"> throughout. This taxonomic uncertainty should not affect treatment comparisons in the present study because all individuals originated from the same local population and were randomly assigned to experimental treatments, although caution may be warranted when comparing results among studies conducted on genetically characterized lineages.</w:t>
       </w:r>
     </w:p>
     <w:p>
@@ -457,7 +375,10 @@
         <w:pStyle w:val="BodyText"/>
       </w:pPr>
       <w:r>
-        <w:t xml:space="preserve">Females (n = 115) were transported to the laboratory at the Université du Québec à Montréal and housed individually in 90-mm Petri dishes containing moist sand. Each dish was supplied with a cotton-plugged water tube and TetraMin Tropical Flakes (United Pet Group, Germany), and females were assigned unique identification codes. Earwigs were maintained in darkness at 10°C (Percival Scientific, Perry, IA, USA) to simulate overwintering conditions. Dishes were checked daily for egg laying, and food and water were replenished as required. Following oviposition (approximately early December), food and water were removed and dishes were inspected weekly. Beginning in January 2025, dishes were checked daily for hatching. Hatching occurred between 13 and 29 January 2025, and all 115 females successfully produced offspring.</w:t>
+        <w:t>Females (n = 115) were transported to the laboratory at the Université du Québec à Montréal and housed individually in 90-mm Petri dishes containing moist sand. Each dish was supplied with a cotton-plugged water tube and TetraMin Tropical Flakes (United Pet Group, Germany), and females were assigned unique identification codes. Earwigs were maintained in darkness at 10°C (Percival Scientific, Perry, IA, USA) to simulate overwintering conditions. Dishes were checked daily for egg laying, and food and water w</w:t>
+      </w:r>
+      <w:r>
+        <w:t>ere replenished as required. Following oviposition (approximately early December), food and water were removed and dishes were inspected weekly. Beginning in January 2025, dishes were checked daily for hatching. Hatching occurred between 13 and 29 January 2025, and all 115 females successfully produced offspring.</w:t>
       </w:r>
     </w:p>
     <w:p>
@@ -465,17 +386,27 @@
         <w:pStyle w:val="BodyText"/>
       </w:pPr>
       <w:r>
-        <w:t xml:space="preserve">For two weeks following hatching, families were provided with food and water ad libitum. This period allowed nymphs to complete an early moult and attain a size suitable for manual transfer to experimental dishes. To manipulate developmental conditions, we varied both nutritional quality and social density. Diet treatment consisted of either a good-quality diet (100% TetraMin Tropical Flakes) or a poor-quality diet (75% TetraMin Tropical Flakes and 25% non-digestible α-cellulose). Density treatment consisted of one, four, or eight individuals per dish. Offspring from each family were randomly assigned among treatment combinations using a split-brood design to minimize confounding between maternal background and environmental treatment. Experimental dishes were maintained at 20°C and contained a water tube, treatment-specific food, and a refuge constructed from four sections of paper straw. In total, 1,265 dishes were established. Mothers were euthanized by freezing at −20°C after offspring had been assigned to treatments. Dishes were inspected several times per week for mortality and adult emergence, and food and water were replenished as needed.</w:t>
-      </w:r>
-    </w:p>
-    <w:bookmarkEnd w:id="23"/>
-    <w:bookmarkStart w:id="24" w:name="morphological-measurements"/>
+        <w:t>For two weeks following hatching, families were provided with food and water ad libitum. This period allowed nymphs to complete an early moult and attain a size suitable for manual transfer to experimental dishes. To manipulate developmental conditions, we varied both nutritional quality and social density. Diet treatment consisted of either a good-quality diet (100% TetraMin Tropical Flakes) or a poor-quality diet (75% TetraMin Tropical Flakes and 25% non-digestible α-cellulose). Density treatment consiste</w:t>
+      </w:r>
+      <w:r>
+        <w:t xml:space="preserve">d of one, four, or eight individuals per dish. Offspring from each family were randomly assigned among treatment combinations using a split-brood design to </w:t>
+      </w:r>
+      <w:r>
+        <w:lastRenderedPageBreak/>
+        <w:t>minimize confounding between maternal background and environmental treatment. Experimental dishes were maintained at 20°C and contained a water tube, treatment-specific food, and a refuge constructed from four sections of paper straw. In total, 1,265 dishes were established. Mothers were euthanized by freezing at −20°C after offspring had been assigned t</w:t>
+      </w:r>
+      <w:r>
+        <w:t>o treatments. Dishes were inspected several times per week for mortality and adult emergence, and food and water were replenished as needed.</w:t>
+      </w:r>
+    </w:p>
     <w:p>
       <w:pPr>
         <w:pStyle w:val="Heading3"/>
       </w:pPr>
-      <w:r>
-        <w:t xml:space="preserve">Morphological measurements</w:t>
+      <w:bookmarkStart w:id="4" w:name="morphological-measurements"/>
+      <w:bookmarkEnd w:id="3"/>
+      <w:r>
+        <w:t>Morphological measurements</w:t>
       </w:r>
     </w:p>
     <w:p>
@@ -483,48 +414,30 @@
         <w:pStyle w:val="FirstParagraph"/>
       </w:pPr>
       <w:r>
-        <w:t xml:space="preserve">Once offspring reached adulthood, they were removed from their dish, assigned a unique identification code, and the date of adult emergence was recorded. Pronotum length (a proxy for body size) and forceps length were photographed under a Leica S6D stereomicroscope (Leica Microsystems Inc., Concord, ON, Canada) at 0.68× magnification using Enersight software. Measurements were obtained to the nearest 0.001 mm using Fiji image-analysis software</w:t>
-      </w:r>
-      <w:r>
-        <w:t xml:space="preserve"> </w:t>
-      </w:r>
-      <w:r>
-        <w:t xml:space="preserve">(</w:t>
+        <w:t>Once offspring reached adulthood, they were removed from their dish, assigned a unique identification code, and the date of adult emergence was recorded. Pronotum length (a proxy for body size) and forceps length were photographed under a Leica S6D stereomicroscope (Leica Microsystems Inc., Concord, ON, Canada) at 0.68× magnification using Enersight software. Measurements were obtained to the nearest 0.001 mm using Fiji image-analysis software (</w:t>
       </w:r>
       <w:r>
         <w:rPr>
           <w:b/>
           <w:bCs/>
         </w:rPr>
-        <w:t xml:space="preserve">schindelin2012?</w:t>
-      </w:r>
-      <w:r>
-        <w:t xml:space="preserve">)</w:t>
-      </w:r>
-      <w:r>
-        <w:t xml:space="preserve"> </w:t>
-      </w:r>
-      <w:r>
-        <w:t xml:space="preserve">following established procedures</w:t>
-      </w:r>
-      <w:r>
-        <w:t xml:space="preserve"> </w:t>
-      </w:r>
-      <w:r>
-        <w:t xml:space="preserve">(Lieshout and Elgar 2009)</w:t>
-      </w:r>
-      <w:r>
-        <w:t xml:space="preserve">. Measurements were conducted blind to treatment whenever possible. To assess measurement repeatability, a subset of 30 individuals was measured twice. Intraclass correlation coefficients indicated high repeatability for both pronotum length (ICC = 0.94) and forceps length (ICC = 0.97).</w:t>
-      </w:r>
-    </w:p>
-    <w:bookmarkEnd w:id="24"/>
-    <w:bookmarkStart w:id="25" w:name="Xe09c0a14a6906ccd10e0b8f234a456446094e35"/>
+        <w:t>schindelin2012?</w:t>
+      </w:r>
+      <w:r>
+        <w:t xml:space="preserve">) </w:t>
+      </w:r>
+      <w:r>
+        <w:t>following established procedures (Lieshout and Elgar 2009). Measurements were conducted blind to treatment whenever possible. To assess measurement repeatability, a subset of 30 individuals was measured twice. Intraclass correlation coefficients indicated high repeatability for both pronotum length (ICC = 0.94) and forceps length (ICC = 0.97).</w:t>
+      </w:r>
+    </w:p>
     <w:p>
       <w:pPr>
         <w:pStyle w:val="Heading3"/>
       </w:pPr>
-      <w:r>
-        <w:t xml:space="preserve">Data preparation and statistical analyses</w:t>
+      <w:bookmarkStart w:id="5" w:name="Xe09c0a14a6906ccd10e0b8f234a456446094e35"/>
+      <w:bookmarkEnd w:id="4"/>
+      <w:r>
+        <w:t>Data preparation and statistical analyses</w:t>
       </w:r>
     </w:p>
     <w:p>
@@ -532,16 +445,14 @@
         <w:pStyle w:val="FirstParagraph"/>
       </w:pPr>
       <w:r>
-        <w:t xml:space="preserve">All analyses were conducted in R version 4.4.2</w:t>
-      </w:r>
-      <w:r>
-        <w:t xml:space="preserve"> </w:t>
-      </w:r>
-      <w:r>
-        <w:t xml:space="preserve">(R Core Team 2025)</w:t>
-      </w:r>
-      <w:r>
-        <w:t xml:space="preserve">. Individuals were retained only when the final number of survivors preserved the intended density treatment (low density: one survivor; medium density: at least three survivors; high density: at least six survivors) Individuals lacking sex information were excluded. See Table S1 for final sample sizes. Pronotum length and forceps length were log-transformed prior to analysis to linearize allometric relationships and reduce heteroscedasticity.</w:t>
+        <w:t>All analyses were conducted in R version 4.4.2 (R Core Team 2025)</w:t>
+      </w:r>
+      <w:r>
+        <w:t xml:space="preserve">. Individuals were retained only when the final number of survivors preserved the intended density treatment (low density: one survivor; medium density: at least three survivors; high density: at least six survivors) Individuals lacking sex information were excluded. See Table S1 for final sample sizes. </w:t>
+      </w:r>
+      <w:r>
+        <w:lastRenderedPageBreak/>
+        <w:t>Pronotum length and forceps length were log-transformed prior to analysis to linearize allometric relationships and reduce heteroscedasticity.</w:t>
       </w:r>
     </w:p>
     <w:p>
@@ -549,39 +460,27 @@
         <w:pStyle w:val="BodyText"/>
       </w:pPr>
       <w:r>
-        <w:t xml:space="preserve">Male morphs were classified using finite mixture modelling implemented in the package</w:t>
-      </w:r>
-      <w:r>
-        <w:t xml:space="preserve"> </w:t>
+        <w:t xml:space="preserve">Male morphs were classified using finite mixture modelling implemented in the package </w:t>
       </w:r>
       <w:r>
         <w:rPr>
           <w:i/>
           <w:iCs/>
         </w:rPr>
-        <w:t xml:space="preserve">mixsmsn</w:t>
-      </w:r>
-      <w:r>
-        <w:t xml:space="preserve"> </w:t>
-      </w:r>
-      <w:r>
-        <w:t xml:space="preserve">(Prates et al. 2013)</w:t>
-      </w:r>
-      <w:r>
-        <w:t xml:space="preserve">. Raw male forceps lengths were modelled as a two-component skew-normal mixture distribution, and males were assigned to the component with the highest posterior probability. This procedure identified the two discrete male morphs traditionally recognized in</w:t>
-      </w:r>
-      <w:r>
-        <w:t xml:space="preserve"> </w:t>
+        <w:t>mixsmsn</w:t>
+      </w:r>
+      <w:r>
+        <w:t xml:space="preserve"> (Prates et al. 2013). Raw male forceps lengths were modelled as a two-component skew-normal mixture distribution, and males were assigned to the component with the highest posterior probability. This procedure identified the two discrete male morphs traditionally recognized in </w:t>
       </w:r>
       <w:r>
         <w:rPr>
           <w:i/>
           <w:iCs/>
         </w:rPr>
-        <w:t xml:space="preserve">F. auricularia</w:t>
-      </w:r>
-      <w:r>
-        <w:t xml:space="preserve">: brachylabic and macrolabic males.</w:t>
+        <w:t>F. auricularia</w:t>
+      </w:r>
+      <w:r>
+        <w:t>: brachylabic and macrolabic males.</w:t>
       </w:r>
     </w:p>
     <w:p>
@@ -589,45 +488,33 @@
         <w:pStyle w:val="BodyText"/>
       </w:pPr>
       <w:r>
-        <w:t xml:space="preserve">We analysed allometric relationships using hierarchical Bayesian models fitted with the package</w:t>
-      </w:r>
-      <w:r>
-        <w:t xml:space="preserve"> </w:t>
+        <w:t xml:space="preserve">We analysed allometric relationships using hierarchical Bayesian models fitted with the package </w:t>
       </w:r>
       <w:r>
         <w:rPr>
           <w:i/>
           <w:iCs/>
         </w:rPr>
-        <w:t xml:space="preserve">brms</w:t>
-      </w:r>
-      <w:r>
-        <w:t xml:space="preserve"> </w:t>
-      </w:r>
-      <w:r>
-        <w:t xml:space="preserve">(Bürkner 2017)</w:t>
-      </w:r>
-      <w:r>
-        <w:t xml:space="preserve"> </w:t>
-      </w:r>
-      <w:r>
-        <w:t xml:space="preserve">and the</w:t>
-      </w:r>
-      <w:r>
-        <w:t xml:space="preserve"> </w:t>
+        <w:t>brms</w:t>
+      </w:r>
+      <w:r>
+        <w:t xml:space="preserve"> (Bürkner 2017) and the </w:t>
       </w:r>
       <w:r>
         <w:rPr>
           <w:i/>
           <w:iCs/>
         </w:rPr>
-        <w:t xml:space="preserve">cmdstanr</w:t>
+        <w:t>cmdstanr</w:t>
       </w:r>
       <w:r>
         <w:t xml:space="preserve"> </w:t>
       </w:r>
       <w:r>
-        <w:t xml:space="preserve">backend. To evaluate sex differences in scaling relationships, we fitted a model including females and males in which log-transformed forceps length was modelled as a function of log-transformed pronotum length, sex, diet, density, and all interactions among these variables. Because males consist of two morphs that differ markedly in forceps expression, estimates from this model should be interpreted as population-level male averages. To examine variation within males, we fitted a second model restricted to males in which sex was replaced by male morph (brachylabic versus macrolabic). In both models, maternal identity was included as a varying intercept and varying slope for body size, allowing families to differ in both average trait expression and allometric scaling.</w:t>
+        <w:t>backend. To evaluate sex differences in scaling relationships, we fitted a model including females and males in which log-transformed forceps length was modelled as a function of log-transformed pronotum length, sex, diet, density, and all interactions among these variables. Because males consist of two morphs that differ markedly in forceps expression, estimates from this model should be interpreted as population-level male averages. To examine variation within males, we fitted a second model restricted to</w:t>
+      </w:r>
+      <w:r>
+        <w:t xml:space="preserve"> males in which sex was replaced by male morph (brachylabic versus macrolabic). In both models, maternal identity was included as a varying intercept and varying slope for body size, allowing families to differ in both average trait expression and allometric scaling.</w:t>
       </w:r>
     </w:p>
     <w:p>
@@ -635,28 +522,29 @@
         <w:pStyle w:val="BodyText"/>
       </w:pPr>
       <w:r>
-        <w:t xml:space="preserve">Weakly informative priors were specified for fixed and random effects. Models were fitted using Hamiltonian Monte Carlo sampling, and convergence was assessed using trace plots, effective sample sizes, and</w:t>
-      </w:r>
-      <w:r>
-        <w:t xml:space="preserve"> </w:t>
+        <w:t xml:space="preserve">Weakly informative priors were specified for fixed and random effects. Models were fitted using Hamiltonian Monte Carlo sampling, and convergence was assessed using trace plots, effective sample sizes, and </w:t>
       </w:r>
       <m:oMath>
         <m:acc>
           <m:accPr>
-            <m:chr m:val="̂"/>
+            <m:ctrlPr>
+              <w:rPr>
+                <w:rFonts w:ascii="Cambria Math" w:hAnsi="Cambria Math"/>
+              </w:rPr>
+            </m:ctrlPr>
           </m:accPr>
           <m:e>
             <m:r>
+              <w:rPr>
+                <w:rFonts w:ascii="Cambria Math" w:hAnsi="Cambria Math"/>
+              </w:rPr>
               <m:t>R</m:t>
             </m:r>
           </m:e>
         </m:acc>
       </m:oMath>
       <w:r>
-        <w:t xml:space="preserve"> </w:t>
-      </w:r>
-      <w:r>
-        <w:t xml:space="preserve">values.</w:t>
+        <w:t xml:space="preserve"> values.</w:t>
       </w:r>
     </w:p>
     <w:p>
@@ -664,69 +552,514 @@
         <w:pStyle w:val="BodyText"/>
       </w:pPr>
       <w:r>
-        <w:t xml:space="preserve">Condition-specific allometric slopes were estimated from posterior distributions using the function</w:t>
-      </w:r>
-      <w:r>
-        <w:t xml:space="preserve"> </w:t>
+        <w:lastRenderedPageBreak/>
+        <w:t xml:space="preserve">Condition-specific allometric slopes were estimated from posterior distributions using the function </w:t>
       </w:r>
       <w:r>
         <w:rPr>
           <w:rStyle w:val="VerbatimChar"/>
         </w:rPr>
-        <w:t xml:space="preserve">emtrends()</w:t>
-      </w:r>
-      <w:r>
-        <w:t xml:space="preserve"> </w:t>
-      </w:r>
-      <w:r>
-        <w:t xml:space="preserve">in the package</w:t>
-      </w:r>
-      <w:r>
-        <w:t xml:space="preserve"> </w:t>
+        <w:t>emtrends()</w:t>
+      </w:r>
+      <w:r>
+        <w:t xml:space="preserve"> in the package </w:t>
       </w:r>
       <w:r>
         <w:rPr>
           <w:i/>
           <w:iCs/>
         </w:rPr>
-        <w:t xml:space="preserve">emmeans</w:t>
-      </w:r>
-      <w:r>
+        <w:t>emmeans</w:t>
+      </w:r>
+      <w:r>
+        <w:t xml:space="preserve"> (Lenth et al. 2019)</w:t>
+      </w:r>
+      <w:r>
+        <w:t>. Slopes were estimated separately for each combination of sex or morph, diet treatment, and density treatment. We report posterior medians and 95% credible intervals throughout. Inference was based on posterior distributions rather than null-hypothesis significance testing.</w:t>
+      </w:r>
+    </w:p>
+    <w:p>
+      <w:pPr>
+        <w:pStyle w:val="Heading1"/>
+      </w:pPr>
+      <w:bookmarkStart w:id="6" w:name="results"/>
+      <w:bookmarkEnd w:id="2"/>
+      <w:bookmarkEnd w:id="5"/>
+      <w:r>
+        <w:t>Results</w:t>
+      </w:r>
+    </w:p>
+    <w:p>
+      <w:pPr>
+        <w:pStyle w:val="SourceCode"/>
+      </w:pPr>
+      <w:r>
+        <w:rPr>
+          <w:rStyle w:val="NormalTok"/>
+        </w:rPr>
+        <w:t xml:space="preserve">vc_all </w:t>
+      </w:r>
+      <w:r>
+        <w:rPr>
+          <w:rStyle w:val="OtherTok"/>
+        </w:rPr>
+        <w:t>&lt;-</w:t>
+      </w:r>
+      <w:r>
+        <w:rPr>
+          <w:rStyle w:val="NormalTok"/>
+        </w:rPr>
         <w:t xml:space="preserve"> </w:t>
       </w:r>
       <w:r>
-        <w:t xml:space="preserve">(Lenth et al. 2019)</w:t>
-      </w:r>
-      <w:r>
-        <w:t xml:space="preserve">. Slopes were estimated separately for each combination of sex or morph, diet treatment, and density treatment. We report posterior medians and 95% credible intervals throughout. Inference was based on posterior distributions rather than null-hypothesis significance testing.</w:t>
-      </w:r>
-    </w:p>
-    <w:bookmarkEnd w:id="25"/>
-    <w:bookmarkEnd w:id="26"/>
-    <w:bookmarkStart w:id="30" w:name="results"/>
-    <w:p>
-      <w:pPr>
-        <w:pStyle w:val="Heading1"/>
-      </w:pPr>
-      <w:r>
-        <w:t xml:space="preserve">Results</w:t>
-      </w:r>
-    </w:p>
-    <w:p>
-      <w:pPr>
-        <w:pStyle w:val="SourceCode"/>
-      </w:pPr>
-      <w:r>
-        <w:rPr>
-          <w:rStyle w:val="NormalTok"/>
-        </w:rPr>
-        <w:t xml:space="preserve">vc_all </w:t>
+        <w:rPr>
+          <w:rStyle w:val="FunctionTok"/>
+        </w:rPr>
+        <w:t>VarCorr</w:t>
+      </w:r>
+      <w:r>
+        <w:rPr>
+          <w:rStyle w:val="NormalTok"/>
+        </w:rPr>
+        <w:t>(mod_all)</w:t>
+      </w:r>
+      <w:r>
+        <w:br/>
+      </w:r>
+      <w:r>
+        <w:br/>
+      </w:r>
+      <w:r>
+        <w:rPr>
+          <w:rStyle w:val="NormalTok"/>
+        </w:rPr>
+        <w:t xml:space="preserve">fam_intercept_sd  </w:t>
       </w:r>
       <w:r>
         <w:rPr>
           <w:rStyle w:val="OtherTok"/>
         </w:rPr>
-        <w:t xml:space="preserve">&lt;-</w:t>
+        <w:t>&lt;-</w:t>
+      </w:r>
+      <w:r>
+        <w:rPr>
+          <w:rStyle w:val="NormalTok"/>
+        </w:rPr>
+        <w:t xml:space="preserve"> vc_all</w:t>
+      </w:r>
+      <w:r>
+        <w:rPr>
+          <w:rStyle w:val="SpecialCharTok"/>
+        </w:rPr>
+        <w:t>$</w:t>
+      </w:r>
+      <w:r>
+        <w:rPr>
+          <w:rStyle w:val="NormalTok"/>
+        </w:rPr>
+        <w:t>id_mere</w:t>
+      </w:r>
+      <w:r>
+        <w:rPr>
+          <w:rStyle w:val="SpecialCharTok"/>
+        </w:rPr>
+        <w:t>$</w:t>
+      </w:r>
+      <w:r>
+        <w:rPr>
+          <w:rStyle w:val="NormalTok"/>
+        </w:rPr>
+        <w:t>sd[</w:t>
+      </w:r>
+      <w:r>
+        <w:rPr>
+          <w:rStyle w:val="StringTok"/>
+        </w:rPr>
+        <w:t>"Intercept"</w:t>
+      </w:r>
+      <w:r>
+        <w:rPr>
+          <w:rStyle w:val="NormalTok"/>
+        </w:rPr>
+        <w:t xml:space="preserve">, </w:t>
+      </w:r>
+      <w:r>
+        <w:rPr>
+          <w:rStyle w:val="StringTok"/>
+        </w:rPr>
+        <w:t>"Estimate"</w:t>
+      </w:r>
+      <w:r>
+        <w:rPr>
+          <w:rStyle w:val="NormalTok"/>
+        </w:rPr>
+        <w:t>]</w:t>
+      </w:r>
+      <w:r>
+        <w:br/>
+      </w:r>
+      <w:r>
+        <w:rPr>
+          <w:rStyle w:val="NormalTok"/>
+        </w:rPr>
+        <w:t xml:space="preserve">fam_intercept_lwr </w:t>
+      </w:r>
+      <w:r>
+        <w:rPr>
+          <w:rStyle w:val="OtherTok"/>
+        </w:rPr>
+        <w:t>&lt;-</w:t>
+      </w:r>
+      <w:r>
+        <w:rPr>
+          <w:rStyle w:val="NormalTok"/>
+        </w:rPr>
+        <w:t xml:space="preserve"> vc_all</w:t>
+      </w:r>
+      <w:r>
+        <w:rPr>
+          <w:rStyle w:val="SpecialCharTok"/>
+        </w:rPr>
+        <w:t>$</w:t>
+      </w:r>
+      <w:r>
+        <w:rPr>
+          <w:rStyle w:val="NormalTok"/>
+        </w:rPr>
+        <w:t>id_mere</w:t>
+      </w:r>
+      <w:r>
+        <w:rPr>
+          <w:rStyle w:val="SpecialCharTok"/>
+        </w:rPr>
+        <w:t>$</w:t>
+      </w:r>
+      <w:r>
+        <w:rPr>
+          <w:rStyle w:val="NormalTok"/>
+        </w:rPr>
+        <w:t>sd[</w:t>
+      </w:r>
+      <w:r>
+        <w:rPr>
+          <w:rStyle w:val="StringTok"/>
+        </w:rPr>
+        <w:t>"Intercept"</w:t>
+      </w:r>
+      <w:r>
+        <w:rPr>
+          <w:rStyle w:val="NormalTok"/>
+        </w:rPr>
+        <w:t xml:space="preserve">, </w:t>
+      </w:r>
+      <w:r>
+        <w:rPr>
+          <w:rStyle w:val="StringTok"/>
+        </w:rPr>
+        <w:t>"Q2.5"</w:t>
+      </w:r>
+      <w:r>
+        <w:rPr>
+          <w:rStyle w:val="NormalTok"/>
+        </w:rPr>
+        <w:t>]</w:t>
+      </w:r>
+      <w:r>
+        <w:br/>
+      </w:r>
+      <w:r>
+        <w:rPr>
+          <w:rStyle w:val="NormalTok"/>
+        </w:rPr>
+        <w:t xml:space="preserve">fam_intercept_upr </w:t>
+      </w:r>
+      <w:r>
+        <w:rPr>
+          <w:rStyle w:val="OtherTok"/>
+        </w:rPr>
+        <w:t>&lt;-</w:t>
+      </w:r>
+      <w:r>
+        <w:rPr>
+          <w:rStyle w:val="NormalTok"/>
+        </w:rPr>
+        <w:t xml:space="preserve"> vc_all</w:t>
+      </w:r>
+      <w:r>
+        <w:rPr>
+          <w:rStyle w:val="SpecialCharTok"/>
+        </w:rPr>
+        <w:t>$</w:t>
+      </w:r>
+      <w:r>
+        <w:rPr>
+          <w:rStyle w:val="NormalTok"/>
+        </w:rPr>
+        <w:t>id_mere</w:t>
+      </w:r>
+      <w:r>
+        <w:rPr>
+          <w:rStyle w:val="SpecialCharTok"/>
+        </w:rPr>
+        <w:t>$</w:t>
+      </w:r>
+      <w:r>
+        <w:rPr>
+          <w:rStyle w:val="NormalTok"/>
+        </w:rPr>
+        <w:t>sd[</w:t>
+      </w:r>
+      <w:r>
+        <w:rPr>
+          <w:rStyle w:val="StringTok"/>
+        </w:rPr>
+        <w:t>"Intercept"</w:t>
+      </w:r>
+      <w:r>
+        <w:rPr>
+          <w:rStyle w:val="NormalTok"/>
+        </w:rPr>
+        <w:t xml:space="preserve">, </w:t>
+      </w:r>
+      <w:r>
+        <w:rPr>
+          <w:rStyle w:val="StringTok"/>
+        </w:rPr>
+        <w:t>"Q97.5"</w:t>
+      </w:r>
+      <w:r>
+        <w:rPr>
+          <w:rStyle w:val="NormalTok"/>
+        </w:rPr>
+        <w:t>]</w:t>
+      </w:r>
+      <w:r>
+        <w:br/>
+      </w:r>
+      <w:r>
+        <w:br/>
+      </w:r>
+      <w:r>
+        <w:rPr>
+          <w:rStyle w:val="NormalTok"/>
+        </w:rPr>
+        <w:t xml:space="preserve">fam_slope_sd  </w:t>
+      </w:r>
+      <w:r>
+        <w:rPr>
+          <w:rStyle w:val="OtherTok"/>
+        </w:rPr>
+        <w:t>&lt;-</w:t>
+      </w:r>
+      <w:r>
+        <w:rPr>
+          <w:rStyle w:val="NormalTok"/>
+        </w:rPr>
+        <w:t xml:space="preserve"> vc_all</w:t>
+      </w:r>
+      <w:r>
+        <w:rPr>
+          <w:rStyle w:val="SpecialCharTok"/>
+        </w:rPr>
+        <w:t>$</w:t>
+      </w:r>
+      <w:r>
+        <w:rPr>
+          <w:rStyle w:val="NormalTok"/>
+        </w:rPr>
+        <w:t>id_mere</w:t>
+      </w:r>
+      <w:r>
+        <w:rPr>
+          <w:rStyle w:val="SpecialCharTok"/>
+        </w:rPr>
+        <w:t>$</w:t>
+      </w:r>
+      <w:r>
+        <w:rPr>
+          <w:rStyle w:val="NormalTok"/>
+        </w:rPr>
+        <w:t>sd[</w:t>
+      </w:r>
+      <w:r>
+        <w:rPr>
+          <w:rStyle w:val="StringTok"/>
+        </w:rPr>
+        <w:t>"logP"</w:t>
+      </w:r>
+      <w:r>
+        <w:rPr>
+          <w:rStyle w:val="NormalTok"/>
+        </w:rPr>
+        <w:t xml:space="preserve">, </w:t>
+      </w:r>
+      <w:r>
+        <w:rPr>
+          <w:rStyle w:val="StringTok"/>
+        </w:rPr>
+        <w:t>"Estimate"</w:t>
+      </w:r>
+      <w:r>
+        <w:rPr>
+          <w:rStyle w:val="NormalTok"/>
+        </w:rPr>
+        <w:t>]</w:t>
+      </w:r>
+      <w:r>
+        <w:br/>
+      </w:r>
+      <w:r>
+        <w:rPr>
+          <w:rStyle w:val="NormalTok"/>
+        </w:rPr>
+        <w:t xml:space="preserve">fam_slope_lwr </w:t>
+      </w:r>
+      <w:r>
+        <w:rPr>
+          <w:rStyle w:val="OtherTok"/>
+        </w:rPr>
+        <w:t>&lt;-</w:t>
+      </w:r>
+      <w:r>
+        <w:rPr>
+          <w:rStyle w:val="NormalTok"/>
+        </w:rPr>
+        <w:t xml:space="preserve"> vc_all</w:t>
+      </w:r>
+      <w:r>
+        <w:rPr>
+          <w:rStyle w:val="SpecialCharTok"/>
+        </w:rPr>
+        <w:t>$</w:t>
+      </w:r>
+      <w:r>
+        <w:rPr>
+          <w:rStyle w:val="NormalTok"/>
+        </w:rPr>
+        <w:t>id_mere</w:t>
+      </w:r>
+      <w:r>
+        <w:rPr>
+          <w:rStyle w:val="SpecialCharTok"/>
+        </w:rPr>
+        <w:t>$</w:t>
+      </w:r>
+      <w:r>
+        <w:rPr>
+          <w:rStyle w:val="NormalTok"/>
+        </w:rPr>
+        <w:t>sd[</w:t>
+      </w:r>
+      <w:r>
+        <w:rPr>
+          <w:rStyle w:val="StringTok"/>
+        </w:rPr>
+        <w:t>"logP"</w:t>
+      </w:r>
+      <w:r>
+        <w:rPr>
+          <w:rStyle w:val="NormalTok"/>
+        </w:rPr>
+        <w:t xml:space="preserve">, </w:t>
+      </w:r>
+      <w:r>
+        <w:rPr>
+          <w:rStyle w:val="StringTok"/>
+        </w:rPr>
+        <w:t>"Q2.5"</w:t>
+      </w:r>
+      <w:r>
+        <w:rPr>
+          <w:rStyle w:val="NormalTok"/>
+        </w:rPr>
+        <w:t>]</w:t>
+      </w:r>
+      <w:r>
+        <w:br/>
+      </w:r>
+      <w:r>
+        <w:rPr>
+          <w:rStyle w:val="NormalTok"/>
+        </w:rPr>
+        <w:t xml:space="preserve">fam_slope_upr </w:t>
+      </w:r>
+      <w:r>
+        <w:rPr>
+          <w:rStyle w:val="OtherTok"/>
+        </w:rPr>
+        <w:t>&lt;-</w:t>
+      </w:r>
+      <w:r>
+        <w:rPr>
+          <w:rStyle w:val="NormalTok"/>
+        </w:rPr>
+        <w:t xml:space="preserve"> vc_all</w:t>
+      </w:r>
+      <w:r>
+        <w:rPr>
+          <w:rStyle w:val="SpecialCharTok"/>
+        </w:rPr>
+        <w:t>$</w:t>
+      </w:r>
+      <w:r>
+        <w:rPr>
+          <w:rStyle w:val="NormalTok"/>
+        </w:rPr>
+        <w:t>id_mere</w:t>
+      </w:r>
+      <w:r>
+        <w:rPr>
+          <w:rStyle w:val="SpecialCharTok"/>
+        </w:rPr>
+        <w:t>$</w:t>
+      </w:r>
+      <w:r>
+        <w:rPr>
+          <w:rStyle w:val="NormalTok"/>
+        </w:rPr>
+        <w:t>sd[</w:t>
+      </w:r>
+      <w:r>
+        <w:rPr>
+          <w:rStyle w:val="StringTok"/>
+        </w:rPr>
+        <w:t>"logP"</w:t>
+      </w:r>
+      <w:r>
+        <w:rPr>
+          <w:rStyle w:val="NormalTok"/>
+        </w:rPr>
+        <w:t xml:space="preserve">, </w:t>
+      </w:r>
+      <w:r>
+        <w:rPr>
+          <w:rStyle w:val="StringTok"/>
+        </w:rPr>
+        <w:t>"Q97.5"</w:t>
+      </w:r>
+      <w:r>
+        <w:rPr>
+          <w:rStyle w:val="NormalTok"/>
+        </w:rPr>
+        <w:t>]</w:t>
+      </w:r>
+      <w:r>
+        <w:br/>
+      </w:r>
+      <w:r>
+        <w:br/>
+      </w:r>
+      <w:r>
+        <w:rPr>
+          <w:rStyle w:val="NormalTok"/>
+        </w:rPr>
+        <w:t xml:space="preserve">cor_df </w:t>
+      </w:r>
+      <w:r>
+        <w:rPr>
+          <w:rStyle w:val="OtherTok"/>
+        </w:rPr>
+        <w:t>&lt;-</w:t>
       </w:r>
       <w:r>
         <w:rPr>
@@ -738,13 +1071,49 @@
         <w:rPr>
           <w:rStyle w:val="FunctionTok"/>
         </w:rPr>
-        <w:t xml:space="preserve">VarCorr</w:t>
-      </w:r>
-      <w:r>
-        <w:rPr>
-          <w:rStyle w:val="NormalTok"/>
-        </w:rPr>
-        <w:t xml:space="preserve">(mod_all)</w:t>
+        <w:t>as.data.frame</w:t>
+      </w:r>
+      <w:r>
+        <w:rPr>
+          <w:rStyle w:val="NormalTok"/>
+        </w:rPr>
+        <w:t>(vc_all</w:t>
+      </w:r>
+      <w:r>
+        <w:rPr>
+          <w:rStyle w:val="SpecialCharTok"/>
+        </w:rPr>
+        <w:t>$</w:t>
+      </w:r>
+      <w:r>
+        <w:rPr>
+          <w:rStyle w:val="NormalTok"/>
+        </w:rPr>
+        <w:t>id_mere</w:t>
+      </w:r>
+      <w:r>
+        <w:rPr>
+          <w:rStyle w:val="SpecialCharTok"/>
+        </w:rPr>
+        <w:t>$</w:t>
+      </w:r>
+      <w:r>
+        <w:rPr>
+          <w:rStyle w:val="NormalTok"/>
+        </w:rPr>
+        <w:t xml:space="preserve">cor[, , </w:t>
+      </w:r>
+      <w:r>
+        <w:rPr>
+          <w:rStyle w:val="StringTok"/>
+        </w:rPr>
+        <w:t>"Intercept"</w:t>
+      </w:r>
+      <w:r>
+        <w:rPr>
+          <w:rStyle w:val="NormalTok"/>
+        </w:rPr>
+        <w:t>])</w:t>
       </w:r>
       <w:r>
         <w:br/>
@@ -756,13 +1125,151 @@
         <w:rPr>
           <w:rStyle w:val="NormalTok"/>
         </w:rPr>
-        <w:t xml:space="preserve">fam_intercept_sd  </w:t>
+        <w:t xml:space="preserve">fam_cor     </w:t>
       </w:r>
       <w:r>
         <w:rPr>
           <w:rStyle w:val="OtherTok"/>
         </w:rPr>
-        <w:t xml:space="preserve">&lt;-</w:t>
+        <w:t>&lt;-</w:t>
+      </w:r>
+      <w:r>
+        <w:rPr>
+          <w:rStyle w:val="NormalTok"/>
+        </w:rPr>
+        <w:t xml:space="preserve"> cor_df[</w:t>
+      </w:r>
+      <w:r>
+        <w:rPr>
+          <w:rStyle w:val="StringTok"/>
+        </w:rPr>
+        <w:t>"logP"</w:t>
+      </w:r>
+      <w:r>
+        <w:rPr>
+          <w:rStyle w:val="NormalTok"/>
+        </w:rPr>
+        <w:t xml:space="preserve">, </w:t>
+      </w:r>
+      <w:r>
+        <w:rPr>
+          <w:rStyle w:val="StringTok"/>
+        </w:rPr>
+        <w:t>"Estimate"</w:t>
+      </w:r>
+      <w:r>
+        <w:rPr>
+          <w:rStyle w:val="NormalTok"/>
+        </w:rPr>
+        <w:t>]</w:t>
+      </w:r>
+      <w:r>
+        <w:br/>
+      </w:r>
+      <w:r>
+        <w:rPr>
+          <w:rStyle w:val="NormalTok"/>
+        </w:rPr>
+        <w:t xml:space="preserve">fam_cor_lwr </w:t>
+      </w:r>
+      <w:r>
+        <w:rPr>
+          <w:rStyle w:val="OtherTok"/>
+        </w:rPr>
+        <w:t>&lt;-</w:t>
+      </w:r>
+      <w:r>
+        <w:rPr>
+          <w:rStyle w:val="NormalTok"/>
+        </w:rPr>
+        <w:t xml:space="preserve"> cor_df[</w:t>
+      </w:r>
+      <w:r>
+        <w:rPr>
+          <w:rStyle w:val="StringTok"/>
+        </w:rPr>
+        <w:t>"logP"</w:t>
+      </w:r>
+      <w:r>
+        <w:rPr>
+          <w:rStyle w:val="NormalTok"/>
+        </w:rPr>
+        <w:t xml:space="preserve">, </w:t>
+      </w:r>
+      <w:r>
+        <w:rPr>
+          <w:rStyle w:val="StringTok"/>
+        </w:rPr>
+        <w:t>"Q2.5"</w:t>
+      </w:r>
+      <w:r>
+        <w:rPr>
+          <w:rStyle w:val="NormalTok"/>
+        </w:rPr>
+        <w:t>]</w:t>
+      </w:r>
+      <w:r>
+        <w:br/>
+      </w:r>
+      <w:r>
+        <w:rPr>
+          <w:rStyle w:val="NormalTok"/>
+        </w:rPr>
+        <w:t xml:space="preserve">fam_cor_upr </w:t>
+      </w:r>
+      <w:r>
+        <w:rPr>
+          <w:rStyle w:val="OtherTok"/>
+        </w:rPr>
+        <w:t>&lt;-</w:t>
+      </w:r>
+      <w:r>
+        <w:rPr>
+          <w:rStyle w:val="NormalTok"/>
+        </w:rPr>
+        <w:t xml:space="preserve"> cor_df[</w:t>
+      </w:r>
+      <w:r>
+        <w:rPr>
+          <w:rStyle w:val="StringTok"/>
+        </w:rPr>
+        <w:t>"logP"</w:t>
+      </w:r>
+      <w:r>
+        <w:rPr>
+          <w:rStyle w:val="NormalTok"/>
+        </w:rPr>
+        <w:t xml:space="preserve">, </w:t>
+      </w:r>
+      <w:r>
+        <w:rPr>
+          <w:rStyle w:val="StringTok"/>
+        </w:rPr>
+        <w:t>"Q97.5"</w:t>
+      </w:r>
+      <w:r>
+        <w:rPr>
+          <w:rStyle w:val="NormalTok"/>
+        </w:rPr>
+        <w:t>]</w:t>
+      </w:r>
+      <w:r>
+        <w:br/>
+      </w:r>
+      <w:r>
+        <w:br/>
+      </w:r>
+      <w:r>
+        <w:rPr>
+          <w:rStyle w:val="NormalTok"/>
+        </w:rPr>
+        <w:t xml:space="preserve">resid_sd  </w:t>
+      </w:r>
+      <w:r>
+        <w:rPr>
+          <w:rStyle w:val="OtherTok"/>
+        </w:rPr>
+        <w:t>&lt;-</w:t>
       </w:r>
       <w:r>
         <w:rPr>
@@ -774,31 +1281,100 @@
         <w:rPr>
           <w:rStyle w:val="SpecialCharTok"/>
         </w:rPr>
-        <w:t xml:space="preserve">$</w:t>
-      </w:r>
-      <w:r>
-        <w:rPr>
-          <w:rStyle w:val="NormalTok"/>
-        </w:rPr>
-        <w:t xml:space="preserve">id_mere</w:t>
+        <w:t>$</w:t>
+      </w:r>
+      <w:r>
+        <w:rPr>
+          <w:rStyle w:val="NormalTok"/>
+        </w:rPr>
+        <w:t>residual__</w:t>
       </w:r>
       <w:r>
         <w:rPr>
           <w:rStyle w:val="SpecialCharTok"/>
         </w:rPr>
-        <w:t xml:space="preserve">$</w:t>
-      </w:r>
-      <w:r>
-        <w:rPr>
-          <w:rStyle w:val="NormalTok"/>
-        </w:rPr>
-        <w:t xml:space="preserve">sd[</w:t>
+        <w:t>$</w:t>
+      </w:r>
+      <w:r>
+        <w:rPr>
+          <w:rStyle w:val="NormalTok"/>
+        </w:rPr>
+        <w:t>sd[</w:t>
+      </w:r>
+      <w:r>
+        <w:rPr>
+          <w:rStyle w:val="DecValTok"/>
+        </w:rPr>
+        <w:t>1</w:t>
+      </w:r>
+      <w:r>
+        <w:rPr>
+          <w:rStyle w:val="NormalTok"/>
+        </w:rPr>
+        <w:t xml:space="preserve">, </w:t>
       </w:r>
       <w:r>
         <w:rPr>
           <w:rStyle w:val="StringTok"/>
         </w:rPr>
-        <w:t xml:space="preserve">"Intercept"</w:t>
+        <w:t>"Estimate"</w:t>
+      </w:r>
+      <w:r>
+        <w:rPr>
+          <w:rStyle w:val="NormalTok"/>
+        </w:rPr>
+        <w:t>]</w:t>
+      </w:r>
+      <w:r>
+        <w:br/>
+      </w:r>
+      <w:r>
+        <w:rPr>
+          <w:rStyle w:val="NormalTok"/>
+        </w:rPr>
+        <w:t xml:space="preserve">resid_lwr </w:t>
+      </w:r>
+      <w:r>
+        <w:rPr>
+          <w:rStyle w:val="OtherTok"/>
+        </w:rPr>
+        <w:t>&lt;-</w:t>
+      </w:r>
+      <w:r>
+        <w:rPr>
+          <w:rStyle w:val="NormalTok"/>
+        </w:rPr>
+        <w:t xml:space="preserve"> vc_all</w:t>
+      </w:r>
+      <w:r>
+        <w:rPr>
+          <w:rStyle w:val="SpecialCharTok"/>
+        </w:rPr>
+        <w:t>$</w:t>
+      </w:r>
+      <w:r>
+        <w:rPr>
+          <w:rStyle w:val="NormalTok"/>
+        </w:rPr>
+        <w:t>residual__</w:t>
+      </w:r>
+      <w:r>
+        <w:rPr>
+          <w:rStyle w:val="SpecialCharTok"/>
+        </w:rPr>
+        <w:t>$</w:t>
+      </w:r>
+      <w:r>
+        <w:rPr>
+          <w:rStyle w:val="NormalTok"/>
+        </w:rPr>
+        <w:t>sd[</w:t>
+      </w:r>
+      <w:r>
+        <w:rPr>
+          <w:rStyle w:val="DecValTok"/>
+        </w:rPr>
+        <w:t>1</w:t>
       </w:r>
       <w:r>
         <w:rPr>
@@ -810,13 +1386,13 @@
         <w:rPr>
           <w:rStyle w:val="StringTok"/>
         </w:rPr>
-        <w:t xml:space="preserve">"Estimate"</w:t>
-      </w:r>
-      <w:r>
-        <w:rPr>
-          <w:rStyle w:val="NormalTok"/>
-        </w:rPr>
-        <w:t xml:space="preserve">]</w:t>
+        <w:t>"Q2.5"</w:t>
+      </w:r>
+      <w:r>
+        <w:rPr>
+          <w:rStyle w:val="NormalTok"/>
+        </w:rPr>
+        <w:t>]</w:t>
       </w:r>
       <w:r>
         <w:br/>
@@ -825,13 +1401,13 @@
         <w:rPr>
           <w:rStyle w:val="NormalTok"/>
         </w:rPr>
-        <w:t xml:space="preserve">fam_intercept_lwr </w:t>
+        <w:t xml:space="preserve">resid_upr </w:t>
       </w:r>
       <w:r>
         <w:rPr>
           <w:rStyle w:val="OtherTok"/>
         </w:rPr>
-        <w:t xml:space="preserve">&lt;-</w:t>
+        <w:t>&lt;-</w:t>
       </w:r>
       <w:r>
         <w:rPr>
@@ -843,748 +1419,49 @@
         <w:rPr>
           <w:rStyle w:val="SpecialCharTok"/>
         </w:rPr>
-        <w:t xml:space="preserve">$</w:t>
-      </w:r>
-      <w:r>
-        <w:rPr>
-          <w:rStyle w:val="NormalTok"/>
-        </w:rPr>
-        <w:t xml:space="preserve">id_mere</w:t>
+        <w:t>$</w:t>
+      </w:r>
+      <w:r>
+        <w:rPr>
+          <w:rStyle w:val="NormalTok"/>
+        </w:rPr>
+        <w:t>residual__</w:t>
       </w:r>
       <w:r>
         <w:rPr>
           <w:rStyle w:val="SpecialCharTok"/>
         </w:rPr>
-        <w:t xml:space="preserve">$</w:t>
-      </w:r>
-      <w:r>
-        <w:rPr>
-          <w:rStyle w:val="NormalTok"/>
-        </w:rPr>
-        <w:t xml:space="preserve">sd[</w:t>
+        <w:t>$</w:t>
+      </w:r>
+      <w:r>
+        <w:rPr>
+          <w:rStyle w:val="NormalTok"/>
+        </w:rPr>
+        <w:t>sd[</w:t>
+      </w:r>
+      <w:r>
+        <w:rPr>
+          <w:rStyle w:val="DecValTok"/>
+        </w:rPr>
+        <w:t>1</w:t>
+      </w:r>
+      <w:r>
+        <w:rPr>
+          <w:rStyle w:val="NormalTok"/>
+        </w:rPr>
+        <w:t xml:space="preserve">, </w:t>
       </w:r>
       <w:r>
         <w:rPr>
           <w:rStyle w:val="StringTok"/>
         </w:rPr>
-        <w:t xml:space="preserve">"Intercept"</w:t>
-      </w:r>
-      <w:r>
-        <w:rPr>
-          <w:rStyle w:val="NormalTok"/>
-        </w:rPr>
-        <w:t xml:space="preserve">, </w:t>
-      </w:r>
-      <w:r>
-        <w:rPr>
-          <w:rStyle w:val="StringTok"/>
-        </w:rPr>
-        <w:t xml:space="preserve">"Q2.5"</w:t>
-      </w:r>
-      <w:r>
-        <w:rPr>
-          <w:rStyle w:val="NormalTok"/>
-        </w:rPr>
-        <w:t xml:space="preserve">]</w:t>
-      </w:r>
-      <w:r>
-        <w:br/>
-      </w:r>
-      <w:r>
-        <w:rPr>
-          <w:rStyle w:val="NormalTok"/>
-        </w:rPr>
-        <w:t xml:space="preserve">fam_intercept_upr </w:t>
-      </w:r>
-      <w:r>
-        <w:rPr>
-          <w:rStyle w:val="OtherTok"/>
-        </w:rPr>
-        <w:t xml:space="preserve">&lt;-</w:t>
-      </w:r>
-      <w:r>
-        <w:rPr>
-          <w:rStyle w:val="NormalTok"/>
-        </w:rPr>
-        <w:t xml:space="preserve"> vc_all</w:t>
-      </w:r>
-      <w:r>
-        <w:rPr>
-          <w:rStyle w:val="SpecialCharTok"/>
-        </w:rPr>
-        <w:t xml:space="preserve">$</w:t>
-      </w:r>
-      <w:r>
-        <w:rPr>
-          <w:rStyle w:val="NormalTok"/>
-        </w:rPr>
-        <w:t xml:space="preserve">id_mere</w:t>
-      </w:r>
-      <w:r>
-        <w:rPr>
-          <w:rStyle w:val="SpecialCharTok"/>
-        </w:rPr>
-        <w:t xml:space="preserve">$</w:t>
-      </w:r>
-      <w:r>
-        <w:rPr>
-          <w:rStyle w:val="NormalTok"/>
-        </w:rPr>
-        <w:t xml:space="preserve">sd[</w:t>
-      </w:r>
-      <w:r>
-        <w:rPr>
-          <w:rStyle w:val="StringTok"/>
-        </w:rPr>
-        <w:t xml:space="preserve">"Intercept"</w:t>
-      </w:r>
-      <w:r>
-        <w:rPr>
-          <w:rStyle w:val="NormalTok"/>
-        </w:rPr>
-        <w:t xml:space="preserve">, </w:t>
-      </w:r>
-      <w:r>
-        <w:rPr>
-          <w:rStyle w:val="StringTok"/>
-        </w:rPr>
-        <w:t xml:space="preserve">"Q97.5"</w:t>
-      </w:r>
-      <w:r>
-        <w:rPr>
-          <w:rStyle w:val="NormalTok"/>
-        </w:rPr>
-        <w:t xml:space="preserve">]</w:t>
-      </w:r>
-      <w:r>
-        <w:br/>
-      </w:r>
-      <w:r>
-        <w:br/>
-      </w:r>
-      <w:r>
-        <w:rPr>
-          <w:rStyle w:val="NormalTok"/>
-        </w:rPr>
-        <w:t xml:space="preserve">fam_slope_sd  </w:t>
-      </w:r>
-      <w:r>
-        <w:rPr>
-          <w:rStyle w:val="OtherTok"/>
-        </w:rPr>
-        <w:t xml:space="preserve">&lt;-</w:t>
-      </w:r>
-      <w:r>
-        <w:rPr>
-          <w:rStyle w:val="NormalTok"/>
-        </w:rPr>
-        <w:t xml:space="preserve"> vc_all</w:t>
-      </w:r>
-      <w:r>
-        <w:rPr>
-          <w:rStyle w:val="SpecialCharTok"/>
-        </w:rPr>
-        <w:t xml:space="preserve">$</w:t>
-      </w:r>
-      <w:r>
-        <w:rPr>
-          <w:rStyle w:val="NormalTok"/>
-        </w:rPr>
-        <w:t xml:space="preserve">id_mere</w:t>
-      </w:r>
-      <w:r>
-        <w:rPr>
-          <w:rStyle w:val="SpecialCharTok"/>
-        </w:rPr>
-        <w:t xml:space="preserve">$</w:t>
-      </w:r>
-      <w:r>
-        <w:rPr>
-          <w:rStyle w:val="NormalTok"/>
-        </w:rPr>
-        <w:t xml:space="preserve">sd[</w:t>
-      </w:r>
-      <w:r>
-        <w:rPr>
-          <w:rStyle w:val="StringTok"/>
-        </w:rPr>
-        <w:t xml:space="preserve">"logP"</w:t>
-      </w:r>
-      <w:r>
-        <w:rPr>
-          <w:rStyle w:val="NormalTok"/>
-        </w:rPr>
-        <w:t xml:space="preserve">, </w:t>
-      </w:r>
-      <w:r>
-        <w:rPr>
-          <w:rStyle w:val="StringTok"/>
-        </w:rPr>
-        <w:t xml:space="preserve">"Estimate"</w:t>
-      </w:r>
-      <w:r>
-        <w:rPr>
-          <w:rStyle w:val="NormalTok"/>
-        </w:rPr>
-        <w:t xml:space="preserve">]</w:t>
-      </w:r>
-      <w:r>
-        <w:br/>
-      </w:r>
-      <w:r>
-        <w:rPr>
-          <w:rStyle w:val="NormalTok"/>
-        </w:rPr>
-        <w:t xml:space="preserve">fam_slope_lwr </w:t>
-      </w:r>
-      <w:r>
-        <w:rPr>
-          <w:rStyle w:val="OtherTok"/>
-        </w:rPr>
-        <w:t xml:space="preserve">&lt;-</w:t>
-      </w:r>
-      <w:r>
-        <w:rPr>
-          <w:rStyle w:val="NormalTok"/>
-        </w:rPr>
-        <w:t xml:space="preserve"> vc_all</w:t>
-      </w:r>
-      <w:r>
-        <w:rPr>
-          <w:rStyle w:val="SpecialCharTok"/>
-        </w:rPr>
-        <w:t xml:space="preserve">$</w:t>
-      </w:r>
-      <w:r>
-        <w:rPr>
-          <w:rStyle w:val="NormalTok"/>
-        </w:rPr>
-        <w:t xml:space="preserve">id_mere</w:t>
-      </w:r>
-      <w:r>
-        <w:rPr>
-          <w:rStyle w:val="SpecialCharTok"/>
-        </w:rPr>
-        <w:t xml:space="preserve">$</w:t>
-      </w:r>
-      <w:r>
-        <w:rPr>
-          <w:rStyle w:val="NormalTok"/>
-        </w:rPr>
-        <w:t xml:space="preserve">sd[</w:t>
-      </w:r>
-      <w:r>
-        <w:rPr>
-          <w:rStyle w:val="StringTok"/>
-        </w:rPr>
-        <w:t xml:space="preserve">"logP"</w:t>
-      </w:r>
-      <w:r>
-        <w:rPr>
-          <w:rStyle w:val="NormalTok"/>
-        </w:rPr>
-        <w:t xml:space="preserve">, </w:t>
-      </w:r>
-      <w:r>
-        <w:rPr>
-          <w:rStyle w:val="StringTok"/>
-        </w:rPr>
-        <w:t xml:space="preserve">"Q2.5"</w:t>
-      </w:r>
-      <w:r>
-        <w:rPr>
-          <w:rStyle w:val="NormalTok"/>
-        </w:rPr>
-        <w:t xml:space="preserve">]</w:t>
-      </w:r>
-      <w:r>
-        <w:br/>
-      </w:r>
-      <w:r>
-        <w:rPr>
-          <w:rStyle w:val="NormalTok"/>
-        </w:rPr>
-        <w:t xml:space="preserve">fam_slope_upr </w:t>
-      </w:r>
-      <w:r>
-        <w:rPr>
-          <w:rStyle w:val="OtherTok"/>
-        </w:rPr>
-        <w:t xml:space="preserve">&lt;-</w:t>
-      </w:r>
-      <w:r>
-        <w:rPr>
-          <w:rStyle w:val="NormalTok"/>
-        </w:rPr>
-        <w:t xml:space="preserve"> vc_all</w:t>
-      </w:r>
-      <w:r>
-        <w:rPr>
-          <w:rStyle w:val="SpecialCharTok"/>
-        </w:rPr>
-        <w:t xml:space="preserve">$</w:t>
-      </w:r>
-      <w:r>
-        <w:rPr>
-          <w:rStyle w:val="NormalTok"/>
-        </w:rPr>
-        <w:t xml:space="preserve">id_mere</w:t>
-      </w:r>
-      <w:r>
-        <w:rPr>
-          <w:rStyle w:val="SpecialCharTok"/>
-        </w:rPr>
-        <w:t xml:space="preserve">$</w:t>
-      </w:r>
-      <w:r>
-        <w:rPr>
-          <w:rStyle w:val="NormalTok"/>
-        </w:rPr>
-        <w:t xml:space="preserve">sd[</w:t>
-      </w:r>
-      <w:r>
-        <w:rPr>
-          <w:rStyle w:val="StringTok"/>
-        </w:rPr>
-        <w:t xml:space="preserve">"logP"</w:t>
-      </w:r>
-      <w:r>
-        <w:rPr>
-          <w:rStyle w:val="NormalTok"/>
-        </w:rPr>
-        <w:t xml:space="preserve">, </w:t>
-      </w:r>
-      <w:r>
-        <w:rPr>
-          <w:rStyle w:val="StringTok"/>
-        </w:rPr>
-        <w:t xml:space="preserve">"Q97.5"</w:t>
-      </w:r>
-      <w:r>
-        <w:rPr>
-          <w:rStyle w:val="NormalTok"/>
-        </w:rPr>
-        <w:t xml:space="preserve">]</w:t>
-      </w:r>
-      <w:r>
-        <w:br/>
-      </w:r>
-      <w:r>
-        <w:br/>
-      </w:r>
-      <w:r>
-        <w:rPr>
-          <w:rStyle w:val="NormalTok"/>
-        </w:rPr>
-        <w:t xml:space="preserve">cor_df </w:t>
-      </w:r>
-      <w:r>
-        <w:rPr>
-          <w:rStyle w:val="OtherTok"/>
-        </w:rPr>
-        <w:t xml:space="preserve">&lt;-</w:t>
-      </w:r>
-      <w:r>
-        <w:rPr>
-          <w:rStyle w:val="NormalTok"/>
-        </w:rPr>
-        <w:t xml:space="preserve"> </w:t>
-      </w:r>
-      <w:r>
-        <w:rPr>
-          <w:rStyle w:val="FunctionTok"/>
-        </w:rPr>
-        <w:t xml:space="preserve">as.data.frame</w:t>
-      </w:r>
-      <w:r>
-        <w:rPr>
-          <w:rStyle w:val="NormalTok"/>
-        </w:rPr>
-        <w:t xml:space="preserve">(vc_all</w:t>
-      </w:r>
-      <w:r>
-        <w:rPr>
-          <w:rStyle w:val="SpecialCharTok"/>
-        </w:rPr>
-        <w:t xml:space="preserve">$</w:t>
-      </w:r>
-      <w:r>
-        <w:rPr>
-          <w:rStyle w:val="NormalTok"/>
-        </w:rPr>
-        <w:t xml:space="preserve">id_mere</w:t>
-      </w:r>
-      <w:r>
-        <w:rPr>
-          <w:rStyle w:val="SpecialCharTok"/>
-        </w:rPr>
-        <w:t xml:space="preserve">$</w:t>
-      </w:r>
-      <w:r>
-        <w:rPr>
-          <w:rStyle w:val="NormalTok"/>
-        </w:rPr>
-        <w:t xml:space="preserve">cor[, , </w:t>
-      </w:r>
-      <w:r>
-        <w:rPr>
-          <w:rStyle w:val="StringTok"/>
-        </w:rPr>
-        <w:t xml:space="preserve">"Intercept"</w:t>
-      </w:r>
-      <w:r>
-        <w:rPr>
-          <w:rStyle w:val="NormalTok"/>
-        </w:rPr>
-        <w:t xml:space="preserve">])</w:t>
-      </w:r>
-      <w:r>
-        <w:br/>
-      </w:r>
-      <w:r>
-        <w:br/>
-      </w:r>
-      <w:r>
-        <w:rPr>
-          <w:rStyle w:val="NormalTok"/>
-        </w:rPr>
-        <w:t xml:space="preserve">fam_cor     </w:t>
-      </w:r>
-      <w:r>
-        <w:rPr>
-          <w:rStyle w:val="OtherTok"/>
-        </w:rPr>
-        <w:t xml:space="preserve">&lt;-</w:t>
-      </w:r>
-      <w:r>
-        <w:rPr>
-          <w:rStyle w:val="NormalTok"/>
-        </w:rPr>
-        <w:t xml:space="preserve"> cor_df[</w:t>
-      </w:r>
-      <w:r>
-        <w:rPr>
-          <w:rStyle w:val="StringTok"/>
-        </w:rPr>
-        <w:t xml:space="preserve">"logP"</w:t>
-      </w:r>
-      <w:r>
-        <w:rPr>
-          <w:rStyle w:val="NormalTok"/>
-        </w:rPr>
-        <w:t xml:space="preserve">, </w:t>
-      </w:r>
-      <w:r>
-        <w:rPr>
-          <w:rStyle w:val="StringTok"/>
-        </w:rPr>
-        <w:t xml:space="preserve">"Estimate"</w:t>
-      </w:r>
-      <w:r>
-        <w:rPr>
-          <w:rStyle w:val="NormalTok"/>
-        </w:rPr>
-        <w:t xml:space="preserve">]</w:t>
-      </w:r>
-      <w:r>
-        <w:br/>
-      </w:r>
-      <w:r>
-        <w:rPr>
-          <w:rStyle w:val="NormalTok"/>
-        </w:rPr>
-        <w:t xml:space="preserve">fam_cor_lwr </w:t>
-      </w:r>
-      <w:r>
-        <w:rPr>
-          <w:rStyle w:val="OtherTok"/>
-        </w:rPr>
-        <w:t xml:space="preserve">&lt;-</w:t>
-      </w:r>
-      <w:r>
-        <w:rPr>
-          <w:rStyle w:val="NormalTok"/>
-        </w:rPr>
-        <w:t xml:space="preserve"> cor_df[</w:t>
-      </w:r>
-      <w:r>
-        <w:rPr>
-          <w:rStyle w:val="StringTok"/>
-        </w:rPr>
-        <w:t xml:space="preserve">"logP"</w:t>
-      </w:r>
-      <w:r>
-        <w:rPr>
-          <w:rStyle w:val="NormalTok"/>
-        </w:rPr>
-        <w:t xml:space="preserve">, </w:t>
-      </w:r>
-      <w:r>
-        <w:rPr>
-          <w:rStyle w:val="StringTok"/>
-        </w:rPr>
-        <w:t xml:space="preserve">"Q2.5"</w:t>
-      </w:r>
-      <w:r>
-        <w:rPr>
-          <w:rStyle w:val="NormalTok"/>
-        </w:rPr>
-        <w:t xml:space="preserve">]</w:t>
-      </w:r>
-      <w:r>
-        <w:br/>
-      </w:r>
-      <w:r>
-        <w:rPr>
-          <w:rStyle w:val="NormalTok"/>
-        </w:rPr>
-        <w:t xml:space="preserve">fam_cor_upr </w:t>
-      </w:r>
-      <w:r>
-        <w:rPr>
-          <w:rStyle w:val="OtherTok"/>
-        </w:rPr>
-        <w:t xml:space="preserve">&lt;-</w:t>
-      </w:r>
-      <w:r>
-        <w:rPr>
-          <w:rStyle w:val="NormalTok"/>
-        </w:rPr>
-        <w:t xml:space="preserve"> cor_df[</w:t>
-      </w:r>
-      <w:r>
-        <w:rPr>
-          <w:rStyle w:val="StringTok"/>
-        </w:rPr>
-        <w:t xml:space="preserve">"logP"</w:t>
-      </w:r>
-      <w:r>
-        <w:rPr>
-          <w:rStyle w:val="NormalTok"/>
-        </w:rPr>
-        <w:t xml:space="preserve">, </w:t>
-      </w:r>
-      <w:r>
-        <w:rPr>
-          <w:rStyle w:val="StringTok"/>
-        </w:rPr>
-        <w:t xml:space="preserve">"Q97.5"</w:t>
-      </w:r>
-      <w:r>
-        <w:rPr>
-          <w:rStyle w:val="NormalTok"/>
-        </w:rPr>
-        <w:t xml:space="preserve">]</w:t>
-      </w:r>
-      <w:r>
-        <w:br/>
-      </w:r>
-      <w:r>
-        <w:br/>
-      </w:r>
-      <w:r>
-        <w:rPr>
-          <w:rStyle w:val="NormalTok"/>
-        </w:rPr>
-        <w:t xml:space="preserve">resid_sd  </w:t>
-      </w:r>
-      <w:r>
-        <w:rPr>
-          <w:rStyle w:val="OtherTok"/>
-        </w:rPr>
-        <w:t xml:space="preserve">&lt;-</w:t>
-      </w:r>
-      <w:r>
-        <w:rPr>
-          <w:rStyle w:val="NormalTok"/>
-        </w:rPr>
-        <w:t xml:space="preserve"> vc_all</w:t>
-      </w:r>
-      <w:r>
-        <w:rPr>
-          <w:rStyle w:val="SpecialCharTok"/>
-        </w:rPr>
-        <w:t xml:space="preserve">$</w:t>
-      </w:r>
-      <w:r>
-        <w:rPr>
-          <w:rStyle w:val="NormalTok"/>
-        </w:rPr>
-        <w:t xml:space="preserve">residual__</w:t>
-      </w:r>
-      <w:r>
-        <w:rPr>
-          <w:rStyle w:val="SpecialCharTok"/>
-        </w:rPr>
-        <w:t xml:space="preserve">$</w:t>
-      </w:r>
-      <w:r>
-        <w:rPr>
-          <w:rStyle w:val="NormalTok"/>
-        </w:rPr>
-        <w:t xml:space="preserve">sd[</w:t>
-      </w:r>
-      <w:r>
-        <w:rPr>
-          <w:rStyle w:val="DecValTok"/>
-        </w:rPr>
-        <w:t xml:space="preserve">1</w:t>
-      </w:r>
-      <w:r>
-        <w:rPr>
-          <w:rStyle w:val="NormalTok"/>
-        </w:rPr>
-        <w:t xml:space="preserve">, </w:t>
-      </w:r>
-      <w:r>
-        <w:rPr>
-          <w:rStyle w:val="StringTok"/>
-        </w:rPr>
-        <w:t xml:space="preserve">"Estimate"</w:t>
-      </w:r>
-      <w:r>
-        <w:rPr>
-          <w:rStyle w:val="NormalTok"/>
-        </w:rPr>
-        <w:t xml:space="preserve">]</w:t>
-      </w:r>
-      <w:r>
-        <w:br/>
-      </w:r>
-      <w:r>
-        <w:rPr>
-          <w:rStyle w:val="NormalTok"/>
-        </w:rPr>
-        <w:t xml:space="preserve">resid_lwr </w:t>
-      </w:r>
-      <w:r>
-        <w:rPr>
-          <w:rStyle w:val="OtherTok"/>
-        </w:rPr>
-        <w:t xml:space="preserve">&lt;-</w:t>
-      </w:r>
-      <w:r>
-        <w:rPr>
-          <w:rStyle w:val="NormalTok"/>
-        </w:rPr>
-        <w:t xml:space="preserve"> vc_all</w:t>
-      </w:r>
-      <w:r>
-        <w:rPr>
-          <w:rStyle w:val="SpecialCharTok"/>
-        </w:rPr>
-        <w:t xml:space="preserve">$</w:t>
-      </w:r>
-      <w:r>
-        <w:rPr>
-          <w:rStyle w:val="NormalTok"/>
-        </w:rPr>
-        <w:t xml:space="preserve">residual__</w:t>
-      </w:r>
-      <w:r>
-        <w:rPr>
-          <w:rStyle w:val="SpecialCharTok"/>
-        </w:rPr>
-        <w:t xml:space="preserve">$</w:t>
-      </w:r>
-      <w:r>
-        <w:rPr>
-          <w:rStyle w:val="NormalTok"/>
-        </w:rPr>
-        <w:t xml:space="preserve">sd[</w:t>
-      </w:r>
-      <w:r>
-        <w:rPr>
-          <w:rStyle w:val="DecValTok"/>
-        </w:rPr>
-        <w:t xml:space="preserve">1</w:t>
-      </w:r>
-      <w:r>
-        <w:rPr>
-          <w:rStyle w:val="NormalTok"/>
-        </w:rPr>
-        <w:t xml:space="preserve">, </w:t>
-      </w:r>
-      <w:r>
-        <w:rPr>
-          <w:rStyle w:val="StringTok"/>
-        </w:rPr>
-        <w:t xml:space="preserve">"Q2.5"</w:t>
-      </w:r>
-      <w:r>
-        <w:rPr>
-          <w:rStyle w:val="NormalTok"/>
-        </w:rPr>
-        <w:t xml:space="preserve">]</w:t>
-      </w:r>
-      <w:r>
-        <w:br/>
-      </w:r>
-      <w:r>
-        <w:rPr>
-          <w:rStyle w:val="NormalTok"/>
-        </w:rPr>
-        <w:t xml:space="preserve">resid_upr </w:t>
-      </w:r>
-      <w:r>
-        <w:rPr>
-          <w:rStyle w:val="OtherTok"/>
-        </w:rPr>
-        <w:t xml:space="preserve">&lt;-</w:t>
-      </w:r>
-      <w:r>
-        <w:rPr>
-          <w:rStyle w:val="NormalTok"/>
-        </w:rPr>
-        <w:t xml:space="preserve"> vc_all</w:t>
-      </w:r>
-      <w:r>
-        <w:rPr>
-          <w:rStyle w:val="SpecialCharTok"/>
-        </w:rPr>
-        <w:t xml:space="preserve">$</w:t>
-      </w:r>
-      <w:r>
-        <w:rPr>
-          <w:rStyle w:val="NormalTok"/>
-        </w:rPr>
-        <w:t xml:space="preserve">residual__</w:t>
-      </w:r>
-      <w:r>
-        <w:rPr>
-          <w:rStyle w:val="SpecialCharTok"/>
-        </w:rPr>
-        <w:t xml:space="preserve">$</w:t>
-      </w:r>
-      <w:r>
-        <w:rPr>
-          <w:rStyle w:val="NormalTok"/>
-        </w:rPr>
-        <w:t xml:space="preserve">sd[</w:t>
-      </w:r>
-      <w:r>
-        <w:rPr>
-          <w:rStyle w:val="DecValTok"/>
-        </w:rPr>
-        <w:t xml:space="preserve">1</w:t>
-      </w:r>
-      <w:r>
-        <w:rPr>
-          <w:rStyle w:val="NormalTok"/>
-        </w:rPr>
-        <w:t xml:space="preserve">, </w:t>
-      </w:r>
-      <w:r>
-        <w:rPr>
-          <w:rStyle w:val="StringTok"/>
-        </w:rPr>
-        <w:t xml:space="preserve">"Q97.5"</w:t>
-      </w:r>
-      <w:r>
-        <w:rPr>
-          <w:rStyle w:val="NormalTok"/>
-        </w:rPr>
-        <w:t xml:space="preserve">]</w:t>
+        <w:t>"Q97.5"</w:t>
+      </w:r>
+      <w:r>
+        <w:rPr>
+          <w:rStyle w:val="NormalTok"/>
+        </w:rPr>
+        <w:t>]</w:t>
       </w:r>
     </w:p>
     <w:p>
@@ -1592,114 +1469,138 @@
         <w:pStyle w:val="FirstParagraph"/>
       </w:pPr>
       <w:r>
-        <w:t xml:space="preserve">Females exhibited a continuous distribution of weapon sizes across body sizes (</w:t>
+        <w:t>Females exhibited a continuous distribution of weapon sizes across body sizes (</w:t>
       </w:r>
       <m:oMath>
         <m:acc>
           <m:accPr>
             <m:chr m:val="‾"/>
+            <m:ctrlPr>
+              <w:rPr>
+                <w:rFonts w:ascii="Cambria Math" w:hAnsi="Cambria Math"/>
+              </w:rPr>
+            </m:ctrlPr>
           </m:accPr>
           <m:e>
             <m:r>
+              <w:rPr>
+                <w:rFonts w:ascii="Cambria Math" w:hAnsi="Cambria Math"/>
+              </w:rPr>
               <m:t>x</m:t>
             </m:r>
           </m:e>
         </m:acc>
       </m:oMath>
       <w:r>
-        <w:t xml:space="preserve"> </w:t>
-      </w:r>
-      <w:r>
-        <w:t xml:space="preserve">± SE pronotum length = 1.77 ± 0.005 mm;</w:t>
-      </w:r>
-      <w:r>
-        <w:t xml:space="preserve"> </w:t>
+        <w:t xml:space="preserve"> ± SE pronotum length = 1.77 ± 0.005 mm; </w:t>
       </w:r>
       <m:oMath>
         <m:acc>
           <m:accPr>
             <m:chr m:val="‾"/>
+            <m:ctrlPr>
+              <w:rPr>
+                <w:rFonts w:ascii="Cambria Math" w:hAnsi="Cambria Math"/>
+              </w:rPr>
+            </m:ctrlPr>
           </m:accPr>
           <m:e>
             <m:r>
+              <w:rPr>
+                <w:rFonts w:ascii="Cambria Math" w:hAnsi="Cambria Math"/>
+              </w:rPr>
               <m:t>x</m:t>
             </m:r>
           </m:e>
         </m:acc>
       </m:oMath>
       <w:r>
-        <w:t xml:space="preserve"> </w:t>
-      </w:r>
-      <w:r>
-        <w:t xml:space="preserve">± SE forceps length = 3.59 ± 0.008 mm, n = 935). Males formed two discrete clusters corresponding to brachylabic (</w:t>
+        <w:t xml:space="preserve"> ± SE forceps length = 3.59 ± 0.008 mm, n = 935). Males formed two discrete clusters corresponding to brachylabic (</w:t>
       </w:r>
       <m:oMath>
         <m:acc>
           <m:accPr>
             <m:chr m:val="‾"/>
+            <m:ctrlPr>
+              <w:rPr>
+                <w:rFonts w:ascii="Cambria Math" w:hAnsi="Cambria Math"/>
+              </w:rPr>
+            </m:ctrlPr>
           </m:accPr>
           <m:e>
             <m:r>
+              <w:rPr>
+                <w:rFonts w:ascii="Cambria Math" w:hAnsi="Cambria Math"/>
+              </w:rPr>
               <m:t>x</m:t>
             </m:r>
           </m:e>
         </m:acc>
       </m:oMath>
       <w:r>
-        <w:t xml:space="preserve"> </w:t>
-      </w:r>
-      <w:r>
-        <w:t xml:space="preserve">± SE pronotum length = 1.66 ± 0.006 mm;</w:t>
-      </w:r>
-      <w:r>
-        <w:t xml:space="preserve"> </w:t>
+        <w:t xml:space="preserve"> ± SE pronotum length = 1.66 ± 0.006 mm; </w:t>
       </w:r>
       <m:oMath>
         <m:acc>
           <m:accPr>
             <m:chr m:val="‾"/>
+            <m:ctrlPr>
+              <w:rPr>
+                <w:rFonts w:ascii="Cambria Math" w:hAnsi="Cambria Math"/>
+              </w:rPr>
+            </m:ctrlPr>
           </m:accPr>
           <m:e>
             <m:r>
+              <w:rPr>
+                <w:rFonts w:ascii="Cambria Math" w:hAnsi="Cambria Math"/>
+              </w:rPr>
               <m:t>x</m:t>
             </m:r>
           </m:e>
         </m:acc>
       </m:oMath>
       <w:r>
-        <w:t xml:space="preserve"> </w:t>
-      </w:r>
-      <w:r>
-        <w:t xml:space="preserve">± SE forceps length = 4.064 ± 0.014 mm, n = 491) and macrolabic morphs (</w:t>
+        <w:t xml:space="preserve"> ± SE forceps length = 4.064 ± 0.014 mm, n = 491) and macrolabic morphs (</w:t>
       </w:r>
       <m:oMath>
         <m:acc>
           <m:accPr>
             <m:chr m:val="‾"/>
+            <m:ctrlPr>
+              <w:rPr>
+                <w:rFonts w:ascii="Cambria Math" w:hAnsi="Cambria Math"/>
+              </w:rPr>
+            </m:ctrlPr>
           </m:accPr>
           <m:e>
             <m:r>
+              <w:rPr>
+                <w:rFonts w:ascii="Cambria Math" w:hAnsi="Cambria Math"/>
+              </w:rPr>
               <m:t>x</m:t>
             </m:r>
           </m:e>
         </m:acc>
       </m:oMath>
       <w:r>
-        <w:t xml:space="preserve"> </w:t>
-      </w:r>
-      <w:r>
-        <w:t xml:space="preserve">± SE pronotum length = 1.80 ± 0.006 mm;</w:t>
-      </w:r>
-      <w:r>
-        <w:t xml:space="preserve"> </w:t>
+        <w:t xml:space="preserve"> ± SE pronotum length = 1.80 ± 0.006 mm; </w:t>
       </w:r>
       <m:oMath>
         <m:acc>
           <m:accPr>
             <m:chr m:val="‾"/>
+            <m:ctrlPr>
+              <w:rPr>
+                <w:rFonts w:ascii="Cambria Math" w:hAnsi="Cambria Math"/>
+              </w:rPr>
+            </m:ctrlPr>
           </m:accPr>
           <m:e>
             <m:r>
+              <w:rPr>
+                <w:rFonts w:ascii="Cambria Math" w:hAnsi="Cambria Math"/>
+              </w:rPr>
               <m:t>x</m:t>
             </m:r>
           </m:e>
@@ -1709,27 +1610,28 @@
         <w:t xml:space="preserve"> </w:t>
       </w:r>
       <w:r>
-        <w:t xml:space="preserve">± SE forceps length = 5.93 ± 0.033 mm, n = 488), with overlap in body size but clear separation in forceps length (</w:t>
+        <w:t>± SE forceps length = 5.93 ± 0.033 mm, n = 488), with overlap in body size but clear separation in forceps length (</w:t>
       </w:r>
       <w:hyperlink w:anchor="fig-two">
         <w:r>
           <w:rPr>
             <w:rStyle w:val="Hyperlink"/>
           </w:rPr>
-          <w:t xml:space="preserve">Figure 2</w:t>
+          <w:t>Figure 2</w:t>
         </w:r>
       </w:hyperlink>
       <w:r>
-        <w:t xml:space="preserve">).</w:t>
-      </w:r>
-    </w:p>
-    <w:bookmarkStart w:id="27" w:name="Xb967a6ad8c0800f10fc2527f60ece872ad7b157"/>
+        <w:t>).</w:t>
+      </w:r>
+    </w:p>
     <w:p>
       <w:pPr>
         <w:pStyle w:val="Heading3"/>
       </w:pPr>
-      <w:r>
-        <w:t xml:space="preserve">Differences among females and male morphs</w:t>
+      <w:bookmarkStart w:id="7" w:name="Xb967a6ad8c0800f10fc2527f60ece872ad7b157"/>
+      <w:r>
+        <w:lastRenderedPageBreak/>
+        <w:t>Differences among females and male morphs</w:t>
       </w:r>
     </w:p>
     <w:p>
@@ -1737,75 +1639,92 @@
         <w:pStyle w:val="FirstParagraph"/>
       </w:pPr>
       <w:r>
-        <w:t xml:space="preserve">Females exhibited a continuous distribution of weapon sizes across body sizes (</w:t>
+        <w:t>Females exhibited a continuous distribution of weapon sizes across body sizes (</w:t>
       </w:r>
       <m:oMath>
         <m:acc>
           <m:accPr>
             <m:chr m:val="‾"/>
+            <m:ctrlPr>
+              <w:rPr>
+                <w:rFonts w:ascii="Cambria Math" w:hAnsi="Cambria Math"/>
+              </w:rPr>
+            </m:ctrlPr>
           </m:accPr>
           <m:e>
             <m:r>
+              <w:rPr>
+                <w:rFonts w:ascii="Cambria Math" w:hAnsi="Cambria Math"/>
+              </w:rPr>
               <m:t>x</m:t>
             </m:r>
           </m:e>
         </m:acc>
       </m:oMath>
       <w:r>
-        <w:t xml:space="preserve"> </w:t>
-      </w:r>
-      <w:r>
-        <w:t xml:space="preserve">± SE pronotum length = 1.77 ± 0.005 mm;</w:t>
-      </w:r>
-      <w:r>
-        <w:t xml:space="preserve"> </w:t>
+        <w:t xml:space="preserve"> ± SE pronotum length = 1.77 ± 0.005 mm; </w:t>
       </w:r>
       <m:oMath>
         <m:acc>
           <m:accPr>
             <m:chr m:val="‾"/>
+            <m:ctrlPr>
+              <w:rPr>
+                <w:rFonts w:ascii="Cambria Math" w:hAnsi="Cambria Math"/>
+              </w:rPr>
+            </m:ctrlPr>
           </m:accPr>
           <m:e>
             <m:r>
+              <w:rPr>
+                <w:rFonts w:ascii="Cambria Math" w:hAnsi="Cambria Math"/>
+              </w:rPr>
               <m:t>x</m:t>
             </m:r>
           </m:e>
         </m:acc>
       </m:oMath>
       <w:r>
-        <w:t xml:space="preserve"> </w:t>
-      </w:r>
-      <w:r>
-        <w:t xml:space="preserve">± SE forceps length = 3.59 ± 0.008 mm, n = 935). Males formed two discrete clusters corresponding to brachylabic (</w:t>
+        <w:t xml:space="preserve"> ± SE forceps length = 3.59 ± 0.008 mm, n = 935). Males formed two discrete clusters corresponding to brachylabic (</w:t>
       </w:r>
       <m:oMath>
         <m:acc>
           <m:accPr>
             <m:chr m:val="‾"/>
+            <m:ctrlPr>
+              <w:rPr>
+                <w:rFonts w:ascii="Cambria Math" w:hAnsi="Cambria Math"/>
+              </w:rPr>
+            </m:ctrlPr>
           </m:accPr>
           <m:e>
             <m:r>
+              <w:rPr>
+                <w:rFonts w:ascii="Cambria Math" w:hAnsi="Cambria Math"/>
+              </w:rPr>
               <m:t>x</m:t>
             </m:r>
           </m:e>
         </m:acc>
       </m:oMath>
       <w:r>
-        <w:t xml:space="preserve"> </w:t>
-      </w:r>
-      <w:r>
-        <w:t xml:space="preserve">± SE pronotum length = 1.66 ± 0.006 mm;</w:t>
-      </w:r>
-      <w:r>
-        <w:t xml:space="preserve"> </w:t>
+        <w:t xml:space="preserve"> ± SE pronotum length = 1.66 ± 0.006 mm; </w:t>
       </w:r>
       <m:oMath>
         <m:acc>
           <m:accPr>
             <m:chr m:val="‾"/>
+            <m:ctrlPr>
+              <w:rPr>
+                <w:rFonts w:ascii="Cambria Math" w:hAnsi="Cambria Math"/>
+              </w:rPr>
+            </m:ctrlPr>
           </m:accPr>
           <m:e>
             <m:r>
+              <w:rPr>
+                <w:rFonts w:ascii="Cambria Math" w:hAnsi="Cambria Math"/>
+              </w:rPr>
               <m:t>x</m:t>
             </m:r>
           </m:e>
@@ -1815,57 +1734,64 @@
         <w:t xml:space="preserve"> </w:t>
       </w:r>
       <w:r>
-        <w:t xml:space="preserve">± SE forceps length = 4.064 ± 0.014 mm, n = 491) and macrolabic morphs (</w:t>
+        <w:t>± SE forceps length = 4.064 ± 0.014 mm, n = 491) and macrolabic morphs (</w:t>
       </w:r>
       <m:oMath>
         <m:acc>
           <m:accPr>
             <m:chr m:val="‾"/>
+            <m:ctrlPr>
+              <w:rPr>
+                <w:rFonts w:ascii="Cambria Math" w:hAnsi="Cambria Math"/>
+              </w:rPr>
+            </m:ctrlPr>
           </m:accPr>
           <m:e>
             <m:r>
+              <w:rPr>
+                <w:rFonts w:ascii="Cambria Math" w:hAnsi="Cambria Math"/>
+              </w:rPr>
               <m:t>x</m:t>
             </m:r>
           </m:e>
         </m:acc>
       </m:oMath>
       <w:r>
-        <w:t xml:space="preserve"> </w:t>
-      </w:r>
-      <w:r>
-        <w:t xml:space="preserve">± SE pronotum length = 1.80 ± 0.006 mm;</w:t>
-      </w:r>
-      <w:r>
-        <w:t xml:space="preserve"> </w:t>
+        <w:t xml:space="preserve"> ± SE pronotum length = 1.80 ± 0.006 mm; </w:t>
       </w:r>
       <m:oMath>
         <m:acc>
           <m:accPr>
             <m:chr m:val="‾"/>
+            <m:ctrlPr>
+              <w:rPr>
+                <w:rFonts w:ascii="Cambria Math" w:hAnsi="Cambria Math"/>
+              </w:rPr>
+            </m:ctrlPr>
           </m:accPr>
           <m:e>
             <m:r>
+              <w:rPr>
+                <w:rFonts w:ascii="Cambria Math" w:hAnsi="Cambria Math"/>
+              </w:rPr>
               <m:t>x</m:t>
             </m:r>
           </m:e>
         </m:acc>
       </m:oMath>
       <w:r>
-        <w:t xml:space="preserve"> </w:t>
-      </w:r>
-      <w:r>
-        <w:t xml:space="preserve">± SE forceps length = 5.93 ± 0.033 mm, n = 488), with overlap in body size but clear separation in forceps length (</w:t>
+        <w:t xml:space="preserve"> ± SE forceps length = 5.93 ± 0.033 mm, n = 488), with overlap in body size but clear separation in forceps length (</w:t>
       </w:r>
       <w:hyperlink w:anchor="fig-two">
         <w:r>
           <w:rPr>
             <w:rStyle w:val="Hyperlink"/>
           </w:rPr>
-          <w:t xml:space="preserve">Figure 2</w:t>
+          <w:t>Figure 2</w:t>
         </w:r>
       </w:hyperlink>
       <w:r>
-        <w:t xml:space="preserve">).</w:t>
+        <w:t>).</w:t>
       </w:r>
     </w:p>
     <w:p>
@@ -1873,18 +1799,21 @@
         <w:pStyle w:val="BodyText"/>
       </w:pPr>
       <w:r>
-        <w:t xml:space="preserve">Forceps length increased with pronotum length across all phenotypic groups, but most estimated allometric slopes were less than one, indicating predominantly hypoallometric scaling relationships (</w:t>
+        <w:t>Forceps length increased with pronotum length across all phenotypic groups, but most estimated allometric slopes were less than one, indicating predominantly hypoallometric scaling relationships (</w:t>
       </w:r>
       <w:hyperlink w:anchor="fig-three">
         <w:r>
           <w:rPr>
             <w:rStyle w:val="Hyperlink"/>
           </w:rPr>
-          <w:t xml:space="preserve">Figure 3</w:t>
+          <w:t>Figure 3</w:t>
         </w:r>
       </w:hyperlink>
       <w:r>
-        <w:t xml:space="preserve">; Table S4; Figure S1). Treating females, brachylabic males, and macrolabic males as three phenotypic groups revealed broadly similar hypoallometric scaling relationships across most developmental environments. Under good diet and low density, estimated slopes were 0.37 (95% CrI: 0.18–0.55) in females, 0.43 (95% CrI: 0.20–0.65) in brachylabic males, and 0.46 (95% CrI: 0.21–0.70) in macrolabic males. Pairwise differences among groups were generally small and uncertain, with contrasts overlapping zero across most environments (Table S5).</w:t>
+        <w:t xml:space="preserve">; Table S4; Figure S1). Treating females, brachylabic males, and macrolabic males as three phenotypic groups revealed broadly similar hypoallometric scaling relationships across most developmental environments. Under good diet and low density, estimated slopes were 0.37 (95% CrI: 0.18–0.55) in females, 0.43 (95% CrI: 0.20–0.65) in brachylabic males, and 0.46 (95% CrI: 0.21–0.70) in macrolabic males. Pairwise differences among groups were generally small and uncertain, with contrasts overlapping zero across </w:t>
+      </w:r>
+      <w:r>
+        <w:t>most environments (Table S5).</w:t>
       </w:r>
     </w:p>
     <w:p>
@@ -1892,7 +1821,11 @@
         <w:pStyle w:val="BodyText"/>
       </w:pPr>
       <w:r>
-        <w:t xml:space="preserve">A quadratic model provided better expected out-of-sample predictive performance than the linear model. The quadratic model had a higher expected log predictive density than the linear model (Δelpd = 13.21, SE = 6.56; Table S3), suggesting some support for curvature in the relationship between body size and forceps length. However, because the primary objective of the study was to compare condition-specific allometric slopes among phenotypic groups, and because the linear model provides directly interpretable scaling exponents, we retained the linear model as the primary inferential model.</w:t>
+        <w:t xml:space="preserve">A quadratic model provided better expected out-of-sample predictive performance than the linear model. The quadratic model had a higher expected log predictive density than the linear model (Δelpd = 13.21, SE = 6.56; Table S3), suggesting some support for curvature in the relationship between body size and forceps length. However, because the primary objective of the study was to compare condition-specific allometric slopes among phenotypic groups, and because the linear </w:t>
+      </w:r>
+      <w:r>
+        <w:lastRenderedPageBreak/>
+        <w:t>model provides directly interpretable scaling exponents, we retained the linear model as the primary inferential model.</w:t>
       </w:r>
     </w:p>
     <w:p>
@@ -1900,7 +1833,10 @@
         <w:pStyle w:val="BodyText"/>
       </w:pPr>
       <w:r>
-        <w:t xml:space="preserve">Across the full set of developmental environments, there was little evidence that females and brachylabic males differed consistently in allometric slope (Table S5). The contrast between females and brachylabic males overlapped zero in every diet-by-density combination examined. Macrolabic males likewise exhibited slopes similar to those of females and brachylabic males under most environmental conditions. The clearest exception occurred under poor diet at medium density, where macrolabic males exhibited a substantially steeper allometric slope (1.24, 95% CrI: 0.75–1.71) than either females (0.33) or brachylabic males (0.26). Pairwise contrasts confirmed steeper slopes in macrolabic males than in females and brachylabic males under this environment (Table S5). However, this result should be interpreted cautiously because poor-diet macrolabic males were rare, including only 18 individuals at medium density (Table S1).</w:t>
+        <w:t xml:space="preserve">Across the full set of developmental environments, there was little evidence that females and brachylabic males differed consistently in allometric slope (Table S5). The contrast between females and brachylabic males overlapped zero in every diet-by-density combination examined. Macrolabic males likewise exhibited slopes similar to those of females and brachylabic males under most environmental conditions. The clearest exception occurred under poor diet at medium density, where macrolabic males exhibited a </w:t>
+      </w:r>
+      <w:r>
+        <w:t>substantially steeper allometric slope (1.24, 95% CrI: 0.75–1.71) than either females (0.33) or brachylabic males (0.26). Pairwise contrasts confirmed steeper slopes in macrolabic males than in females and brachylabic males under this environment (Table S5). However, this result should be interpreted cautiously because poor-diet macrolabic males were rare, including only 18 individuals at medium density (Table S1).</w:t>
       </w:r>
     </w:p>
     <w:p>
@@ -1908,17 +1844,20 @@
         <w:pStyle w:val="BodyText"/>
       </w:pPr>
       <w:r>
-        <w:t xml:space="preserve">Females and brachylabic males exhibited hypoallometric scaling under all developmental environments examined. Macrolabic males also exhibited hypoallometric scaling in five of the six environments. The sole exception occurred under poor diet and medium density, where the estimated slope exceeded one (1.24, 95% CrI: 0.75–1.71), indicating hyperallometric scaling. Given the low sample sizes for poor-diet macrolabic males (Table S1), this environment-specific hyperallometry should be viewed as suggestive rather than definitive.</w:t>
-      </w:r>
-    </w:p>
-    <w:bookmarkEnd w:id="27"/>
-    <w:bookmarkStart w:id="28" w:name="environmental-effects-on-scaling"/>
+        <w:t>Females and brachylabic males exhibited hypoallometric scaling under all developmental environments examined. Macrolabic males also exhibited hypoallometric scaling in five of the six environments. The sole exception occurred under poor diet and medium density, where the estimated slope exceeded one (1.24, 95% CrI: 0.75–1.71), indicating hyperallometric scaling. Given the low sample sizes for poor-diet macrolabic males (Table S1), this environment-specific hyperallometry should be viewed as suggestive rathe</w:t>
+      </w:r>
+      <w:r>
+        <w:t>r than definitive.</w:t>
+      </w:r>
+    </w:p>
     <w:p>
       <w:pPr>
         <w:pStyle w:val="Heading3"/>
       </w:pPr>
-      <w:r>
-        <w:t xml:space="preserve">Environmental effects on scaling</w:t>
+      <w:bookmarkStart w:id="8" w:name="environmental-effects-on-scaling"/>
+      <w:bookmarkEnd w:id="7"/>
+      <w:r>
+        <w:t>Environmental effects on scaling</w:t>
       </w:r>
     </w:p>
     <w:p>
@@ -1926,55 +1865,67 @@
         <w:pStyle w:val="FirstParagraph"/>
       </w:pPr>
       <w:r>
-        <w:t xml:space="preserve">Environmental effects on allometric slopes were generally weak. In females, diet contrasts overlapped zero at all densities (</w:t>
+        <w:t>Environmental effects on allometric slopes were generally weak. In females, diet contrasts overlapped zero at all densities (</w:t>
       </w:r>
       <w:hyperlink w:anchor="fig-three">
         <w:r>
           <w:rPr>
             <w:rStyle w:val="Hyperlink"/>
           </w:rPr>
-          <w:t xml:space="preserve">Figure 3</w:t>
+          <w:t>Figure 3</w:t>
         </w:r>
       </w:hyperlink>
       <w:r>
-        <w:t xml:space="preserve">; Table S5), indicating little evidence that nutritional conditions altered scaling relationships. Similarly, diet effects on brachylabic male slopes were small and uncertain across all density treatments.</w:t>
+        <w:t xml:space="preserve">; Table S5), indicating little evidence that nutritional </w:t>
+      </w:r>
+      <w:r>
+        <w:lastRenderedPageBreak/>
+        <w:t>conditions altered scaling relationships. Similarly, diet effects on brachylabic male slopes were small and uncertain across all density treatments.</w:t>
       </w:r>
     </w:p>
     <w:p>
       <w:pPr>
         <w:pStyle w:val="BodyText"/>
       </w:pPr>
-      <w:r>
-        <w:t xml:space="preserve">Evidence for environmental modulation of allometry was concentrated in macrolabic males, but these estimates should be interpreted cautiously because poor-diet macrolabic males were uncommon at low density (n = 3), medium density (n = 18), and high density (n = 13) (Table S1). Under medium density, macrolabic males exhibited steeper slopes under poor diet than under good diet (good–poor contrast = -0.82, 95% CrI: -1.33 to -0.31). By contrast, diet contrasts overlapped zero at low and high densities (Table S5).</w:t>
-      </w:r>
-    </w:p>
+      <w:bookmarkStart w:id="9" w:name="OLE_LINK1"/>
+      <w:r>
+        <w:t>Evidence for environmental modulation of allometry was concentrated in macrolabic males, but these estimates should be interpreted cautiously because poor-diet macrolabic males were uncommon at low density (n = 3), medium density (n = 18), and high density (n = 13) (Table S1). Under medium density, macrolabic males exhibited steeper slopes under poor diet than under good diet (good–poor contrast = -0.82, 95% CrI: -1.33 to -0.31). By contrast, diet contrasts overlapped zero at low and high densities (Table S</w:t>
+      </w:r>
+      <w:r>
+        <w:t>5).</w:t>
+      </w:r>
+    </w:p>
+    <w:bookmarkEnd w:id="9"/>
     <w:p>
       <w:pPr>
         <w:pStyle w:val="BodyText"/>
       </w:pPr>
       <w:r>
-        <w:t xml:space="preserve">Density effects were likewise weak for females and brachylabic males, with all density contrasts overlapping zero (</w:t>
+        <w:t>Density effects were likewise weak for females and brachylabic males, with all density contrasts overlapping zero (</w:t>
       </w:r>
       <w:hyperlink w:anchor="fig-three">
         <w:r>
           <w:rPr>
             <w:rStyle w:val="Hyperlink"/>
           </w:rPr>
-          <w:t xml:space="preserve">Figure 3</w:t>
+          <w:t>Figure 3</w:t>
         </w:r>
       </w:hyperlink>
       <w:r>
-        <w:t xml:space="preserve">; Table S5). In macrolabic males reared on a poor diet, however, slopes differed among density treatments. Specifically, slopes under medium density exceeded those observed under low density (difference = -1.28, 95% CrI: -2.31 to -0.28) and high density (difference = 1.22, 95% CrI: 0.36 to 2.05). Thus, environmental effects on allometric scaling were not expressed broadly across groups but were largely restricted to macrolabic males under poor diet and medium-density conditions, where estimates are based on limited sample sizes.</w:t>
-      </w:r>
-    </w:p>
-    <w:bookmarkEnd w:id="28"/>
-    <w:bookmarkStart w:id="29" w:name="among-family-variation"/>
+        <w:t>; Table S5). In macrolabic males reared on a poor diet, however, slopes differed among density treatments. Specifically, slopes under medium density exceeded those observed under low density (difference = -1.28, 95% CrI: -2.31 to -0.28) and high density (difference = 1.22, 95% CrI: 0.36 to 2.05). Thus, environmental effects on allometric scaling were not expressed broadly across groups but were largely restricted to macrolabic males under poor diet and medium-density conditions, where estimates are based on</w:t>
+      </w:r>
+      <w:r>
+        <w:t xml:space="preserve"> limited sample sizes.</w:t>
+      </w:r>
+    </w:p>
     <w:p>
       <w:pPr>
         <w:pStyle w:val="Heading3"/>
       </w:pPr>
-      <w:r>
-        <w:t xml:space="preserve">Among-family variation</w:t>
+      <w:bookmarkStart w:id="10" w:name="among-family-variation"/>
+      <w:bookmarkEnd w:id="8"/>
+      <w:r>
+        <w:t>Among-family variation</w:t>
       </w:r>
     </w:p>
     <w:p>
@@ -1982,7 +1933,11 @@
         <w:pStyle w:val="FirstParagraph"/>
       </w:pPr>
       <w:r>
-        <w:t xml:space="preserve">Variation among maternal families was modest but non-zero (Table S2). The standard deviation of family-level intercepts was 0.026 (95% CrI: 0.001–0.071), indicating limited variation among families in overall forceps expression after accounting for body size, phenotypic group, diet, and density. There was greater variation among families in allometric slopes (SD = 0.062, 95% CrI: 0.018–0.140), suggesting that the relationship between body size and forceps length differed among maternal families.</w:t>
+        <w:t xml:space="preserve">Variation among maternal families was modest but non-zero (Table S2). The standard deviation of family-level intercepts was 0.026 (95% CrI: 0.001–0.071), indicating limited variation among families in overall forceps expression after accounting for body size, phenotypic group, diet, and density. There was greater variation among families in allometric slopes (SD = 0.062, 95% CrI: </w:t>
+      </w:r>
+      <w:r>
+        <w:lastRenderedPageBreak/>
+        <w:t>0.018–0.140), suggesting that the relationship between body size and forceps length differed among maternal families.</w:t>
       </w:r>
     </w:p>
     <w:p>
@@ -1990,31 +1945,28 @@
         <w:pStyle w:val="BodyText"/>
       </w:pPr>
       <w:r>
-        <w:t xml:space="preserve">The correlation between family-level intercepts and slopes was negative but highly uncertain (</w:t>
+        <w:t>The correlation between family-level intercepts and slopes was negative but highly uncertain (</w:t>
       </w:r>
       <w:r>
         <w:rPr>
           <w:i/>
           <w:iCs/>
         </w:rPr>
-        <w:t xml:space="preserve">r</w:t>
-      </w:r>
-      <w:r>
-        <w:t xml:space="preserve"> </w:t>
-      </w:r>
-      <w:r>
-        <w:t xml:space="preserve">= -0.60, 95% CrI: -0.99–0.54), providing little evidence for a consistent association between overall forceps expression and allometric scaling among families. Residual variation was low (SD = 0.073, 95% CrI: 0.071–0.076).</w:t>
-      </w:r>
-    </w:p>
-    <w:bookmarkEnd w:id="29"/>
-    <w:bookmarkEnd w:id="30"/>
-    <w:bookmarkStart w:id="31" w:name="discussion"/>
+        <w:t>r</w:t>
+      </w:r>
+      <w:r>
+        <w:t xml:space="preserve"> = -0.60, 95% CrI: -0.99–0.54), providing little evidence for a consistent association between overall forceps expression and allometric scaling among families. Residual variation was low (SD = 0.073, 95% CrI: 0.071–0.076).</w:t>
+      </w:r>
+    </w:p>
     <w:p>
       <w:pPr>
         <w:pStyle w:val="Heading1"/>
       </w:pPr>
-      <w:r>
-        <w:t xml:space="preserve">Discussion</w:t>
+      <w:bookmarkStart w:id="11" w:name="discussion"/>
+      <w:bookmarkEnd w:id="6"/>
+      <w:bookmarkEnd w:id="10"/>
+      <w:r>
+        <w:t>Discussion</w:t>
       </w:r>
     </w:p>
     <w:p>
@@ -2022,25 +1974,16 @@
         <w:pStyle w:val="FirstParagraph"/>
       </w:pPr>
       <w:r>
-        <w:t xml:space="preserve">Static allometries are often treated as stable descriptors of morphological architecture</w:t>
-      </w:r>
-      <w:r>
-        <w:t xml:space="preserve"> </w:t>
-      </w:r>
-      <w:r>
-        <w:t xml:space="preserve">(Huxley 1932; Gould 1966; Voje 2016)</w:t>
-      </w:r>
-      <w:r>
-        <w:t xml:space="preserve">, yet the extent to which scaling relationships vary among phenotypes and environments remains an important question in evolutionary biology</w:t>
-      </w:r>
-      <w:r>
-        <w:t xml:space="preserve"> </w:t>
-      </w:r>
-      <w:r>
-        <w:t xml:space="preserve">(Pélabon et al. 2014; Voje 2016)</w:t>
-      </w:r>
-      <w:r>
-        <w:t xml:space="preserve">. By analysing females, brachylabic males, and macrolabic males as separate phenotypic groups, we show that forceps allometry in the European earwig is characterised primarily by similarity rather than divergence. Across most developmental environments, females and brachylabic males exhibited remarkably similar hypoallometric scaling relationships, whereas macrolabic males represented the principal source of deviation from this pattern. Environmental effects on scaling exponents were generally weak, and evidence for environmentally mediated divergence was concentrated in a small subset of conditions. Together, these findings suggest that weapon exaggeration in</w:t>
+        <w:t>Static allometries are often treated as stable descriptors of morphological architecture (Huxley 1932; Gould 1966; Voje 2016)</w:t>
+      </w:r>
+      <w:r>
+        <w:t>, yet the extent to which scaling relationships vary among phenotypes and environments remains an important question in evolutionary biology (Pélabon et al. 2014; Voje 2016)</w:t>
+      </w:r>
+      <w:r>
+        <w:t>. By analysing females, brachylabic males, and macrolabic males as separate phenotypic groups, we show that forceps allometry in the European earwig is characterised primarily by similarity rather than divergence. Across most developmental environments, females and brachylabic males exhibited remarkably similar hypoallometric scaling relationships, whereas macrolabic males represented the principal source of deviation from this pattern. Environmental effects on scaling exponents were generally weak, and evi</w:t>
+      </w:r>
+      <w:r>
+        <w:t>dence for environmentally mediated divergence was concentrated in a small subset of conditions. Together, these findings suggest that weapon exaggeration in</w:t>
       </w:r>
       <w:r>
         <w:t xml:space="preserve"> </w:t>
@@ -2050,13 +1993,10 @@
           <w:i/>
           <w:iCs/>
         </w:rPr>
-        <w:t xml:space="preserve">F. auricularia</w:t>
-      </w:r>
-      <w:r>
-        <w:t xml:space="preserve"> </w:t>
-      </w:r>
-      <w:r>
-        <w:t xml:space="preserve">is associated less with broad sex differences in scaling than with the emergence of a discrete exaggerated male phenotype.</w:t>
+        <w:t>F. auricularia</w:t>
+      </w:r>
+      <w:r>
+        <w:t xml:space="preserve"> is associated less with broad sex differences in scaling than with the emergence of a discrete exaggerated male phenotype.</w:t>
       </w:r>
     </w:p>
     <w:p>
@@ -2064,7 +2004,14 @@
         <w:pStyle w:val="BodyText"/>
       </w:pPr>
       <w:r>
-        <w:t xml:space="preserve">One implication of this result concerns the evolutionary relationship between sexual dimorphism and alternative male phenotypes. Sexual dimorphism is often discussed as divergence between males and females, implicitly treating males as a single phenotypic class. However, our analyses indicate that females and brachylabic males share broadly similar scaling relationships across developmental environments. Consequently, the major axis of divergence in this system does not occur between males and females per se, but rather between macrolabic males and all other phenotypes. This pattern is consistent with the view that exaggerated male phenotypes can arise through modifications of an ancestral or shared allometric relationship, while other phenotypes retain more similar patterns of trait–body size covariation. In this sense, macrolabic males may be viewed as the primary carriers of exaggerated weapon expression, whereas brachylabic males occupy a position that is allometrically closer to females than to their exaggerated male counterparts.</w:t>
+        <w:t xml:space="preserve">One implication of this result concerns the evolutionary relationship between sexual dimorphism and alternative male phenotypes. Sexual dimorphism is often discussed as divergence between </w:t>
+      </w:r>
+      <w:r>
+        <w:lastRenderedPageBreak/>
+        <w:t>males and females, implicitly treating males as a single phenotypic class. However, our analyses indicate that females and brachylabic males share broadly similar scaling relationships across developmental environments. Consequently, the major axis of divergence in this system does not occur between males and females per se, but rather between macrolabic males and all other phenotypes. This pattern is consistent with the view that exaggerated male phenotypes can arise through modifications of an ancestral o</w:t>
+      </w:r>
+      <w:r>
+        <w:t>r shared allometric relationship, while other phenotypes retain more similar patterns of trait–body size covariation. In this sense, macrolabic males may be viewed as the primary carriers of exaggerated weapon expression, whereas brachylabic males occupy a position that is allometrically closer to females than to their exaggerated male counterparts.</w:t>
       </w:r>
     </w:p>
     <w:p>
@@ -2072,26 +2019,23 @@
         <w:pStyle w:val="BodyText"/>
       </w:pPr>
       <w:r>
-        <w:t xml:space="preserve">Interestingly, this pattern contrasts with recent results from the Wellington tree wētā (</w:t>
+        <w:t>Interestingly, this pattern contrasts with recent results from the Wellington tree wētā (</w:t>
       </w:r>
       <w:r>
         <w:rPr>
           <w:i/>
           <w:iCs/>
         </w:rPr>
-        <w:t xml:space="preserve">Hemideina crassidens</w:t>
-      </w:r>
-      <w:r>
-        <w:t xml:space="preserve">), in which morph-specific weapon allometries did not align closely with the degree of weapon exaggeration or the presumed mating role of each male morph</w:t>
-      </w:r>
-      <w:r>
-        <w:t xml:space="preserve"> </w:t>
-      </w:r>
-      <w:r>
-        <w:t xml:space="preserve">(Kelly 2026)</w:t>
-      </w:r>
-      <w:r>
-        <w:t xml:space="preserve">. In that species, the conventional fighter morph did not exhibit steeper weapon allometry than the alternative morphs, suggesting that morph-specific scaling relationships can evolve independently of obvious differences in reproductive tactic or weapon expression. By comparison, the present study reveals a more intuitive pattern in which the exaggerated macrolabic morph is also the phenotype most differentiated allometrically. Together, these studies suggest that alternative reproductive phenotypes do not follow a single evolutionary route to weapon exaggeration. In some systems, morph divergence is associated with pronounced differences in scaling relationships, whereas in others morphs differ substantially in weapon expression despite retaining broadly similar allometries.</w:t>
+        <w:t>Hemideina crassidens</w:t>
+      </w:r>
+      <w:r>
+        <w:t>), in which morph-specific weapon allometries did not align closely with the degree of weapon exaggeration or the presumed mating role of each male morph (Kelly 2026)</w:t>
+      </w:r>
+      <w:r>
+        <w:t xml:space="preserve">. In that species, the conventional fighter morph did not exhibit steeper weapon allometry than the alternative morphs, suggesting that morph-specific scaling relationships can evolve independently of obvious differences in reproductive tactic or weapon expression. By comparison, the present study reveals a more intuitive pattern in which the exaggerated macrolabic morph is also the phenotype most differentiated allometrically. Together, these studies suggest that alternative reproductive phenotypes do not </w:t>
+      </w:r>
+      <w:r>
+        <w:t>follow a single evolutionary route to weapon exaggeration. In some systems, morph divergence is associated with pronounced differences in scaling relationships, whereas in others morphs differ substantially in weapon expression despite retaining broadly similar allometries.</w:t>
       </w:r>
     </w:p>
     <w:p>
@@ -2099,34 +2043,14 @@
         <w:pStyle w:val="BodyText"/>
       </w:pPr>
       <w:r>
-        <w:t xml:space="preserve">The predominance of hypoallometry is itself notable. Sexually selected weapons are frequently characterised by positive or hyperallometric scaling</w:t>
-      </w:r>
-      <w:r>
-        <w:t xml:space="preserve"> </w:t>
-      </w:r>
-      <w:r>
-        <w:t xml:space="preserve">(Kodric-Brown et al. 2006; Bonduriansky 2007)</w:t>
-      </w:r>
-      <w:r>
-        <w:t xml:space="preserve">, yet forceps length increased less than proportionally with body size in nearly all environments and phenotypic groups. This result is consistent with growing recognition that exaggerated sexual traits need not exhibit hyperallometric scaling</w:t>
-      </w:r>
-      <w:r>
-        <w:t xml:space="preserve"> </w:t>
-      </w:r>
-      <w:r>
-        <w:t xml:space="preserve">(Bonduriansky and Day 2003; Eberhard et al. 2018; Kelly 2026)</w:t>
-      </w:r>
-      <w:r>
-        <w:t xml:space="preserve">. Earwig forceps serve multiple functions, including male–male competition, predator defence, prey handling, and courtship interactions</w:t>
-      </w:r>
-      <w:r>
-        <w:t xml:space="preserve"> </w:t>
-      </w:r>
-      <w:r>
-        <w:t xml:space="preserve">(Kamimura 2014; Meunier 2024)</w:t>
-      </w:r>
-      <w:r>
-        <w:t xml:space="preserve">. Such multifunctionality may constrain disproportionate investment and favour more moderate scaling relationships than those observed in structures used exclusively as sexual weapons. The widespread occurrence of hypoallometry across females and both male morphs suggests that similar functional or developmental constraints operate throughout the species despite substantial differences in absolute forceps expression.</w:t>
+        <w:lastRenderedPageBreak/>
+        <w:t>The predominance of hypoallometry is itself notable. Sexually selected weapons are frequently characterised by positive or hyperallometric scaling (Kodric-Brown et al. 2006; Bonduriansky 2007), yet forceps length increased less than proportionally with body size in nearly all environments and phenotypic groups. This result is consistent with growing recognition that exaggerated sexual traits need not exhibit hyperallometric scaling (Bonduriansky and Day 2003; Eberhard et al. 2018; Kelly 2026)</w:t>
+      </w:r>
+      <w:r>
+        <w:t>. Earwig forceps serve multiple functions, including male–male competition, predator defence, prey handling, and courtship interactions (Kamimura 2014; Meunier 2024)</w:t>
+      </w:r>
+      <w:r>
+        <w:t>. Such multifunctionality may constrain disproportionate investment and favour more moderate scaling relationships than those observed in structures used exclusively as sexual weapons. The widespread occurrence of hypoallometry across females and both male morphs suggests that similar functional or developmental constraints operate throughout the species despite substantial differences in absolute forceps expression.</w:t>
       </w:r>
     </w:p>
     <w:p>
@@ -2134,16 +2058,17 @@
         <w:pStyle w:val="BodyText"/>
       </w:pPr>
       <w:r>
-        <w:t xml:space="preserve">Environmental effects on scaling relationships were generally limited. Females and brachylabic males exhibited little evidence of environmentally induced variation in scaling exponents, and most contrasts among developmental environments overlapped zero. Evidence for environmental sensitivity was concentrated in macrolabic males, particularly under poor diet and medium-density conditions, where estimated slopes exceeded one and were steeper than those of the other phenotypic groups. However, this result should be interpreted cautiously because macrolabic males were uncommon under poor-diet conditions, resulting in relatively small sample sizes and greater uncertainty. Although these findings are consistent with theoretical expectations that exaggerated sexual traits should exhibit heightened condition dependence</w:t>
-      </w:r>
-      <w:r>
-        <w:t xml:space="preserve"> </w:t>
-      </w:r>
-      <w:r>
-        <w:t xml:space="preserve">(Rowe and Houle 1996; Cotton et al. 2004; Tomkins et al. 2004)</w:t>
-      </w:r>
-      <w:r>
-        <w:t xml:space="preserve">, the overall pattern suggests that scaling exponents are considerably less environmentally labile than mean trait expression. Developmental environments may therefore influence weapon size primarily through effects on growth and average trait expression rather than through large changes in the allometric relationship itself.</w:t>
+        <w:t>Environmental effects on scaling relationships were generally limited. Females and brachylabic males exhibited little evidence of environmentally induced variation in scaling exponents, and most contrasts among developmental environments overlapped zero. Evidence for environmental sensitivity was concentrated in macrolabic males, particularly under poor diet and medium-density conditions, where estimated slopes exceeded one and were steeper than those of the other phenotypic groups. However, this result sho</w:t>
+      </w:r>
+      <w:r>
+        <w:t>uld be interpreted cautiously because macrolabic males were uncommon under poor-diet conditions, resulting in relatively small sample sizes and greater uncertainty. Although these findings are consistent with theoretical expectations that exaggerated sexual traits should exhibit heightened condition dependence</w:t>
+      </w:r>
+      <w:r>
+        <w:t xml:space="preserve"> (Rowe and Houle 1996; Cotton et al. 2004; Tomkins et al. 2004), the overall pattern suggests that scaling exponents </w:t>
+      </w:r>
+      <w:r>
+        <w:lastRenderedPageBreak/>
+        <w:t>are considerably less environmentally labile than mean trait expression. Developmental environments may therefore influence weapon size primarily through effects on growth and average trait expression rather than through large changes in the allometric relationship itself.</w:t>
       </w:r>
     </w:p>
     <w:p>
@@ -2151,54 +2076,36 @@
         <w:pStyle w:val="BodyText"/>
       </w:pPr>
       <w:r>
-        <w:t xml:space="preserve">The similarity of females and brachylabic males also provides insight into the developmental basis of morph differentiation. Previous work has shown that morph expression in</w:t>
-      </w:r>
-      <w:r>
-        <w:t xml:space="preserve"> </w:t>
+        <w:t xml:space="preserve">The similarity of females and brachylabic males also provides insight into the developmental basis of morph differentiation. Previous work has shown that morph expression in </w:t>
       </w:r>
       <w:r>
         <w:rPr>
           <w:i/>
           <w:iCs/>
         </w:rPr>
-        <w:t xml:space="preserve">F. auricularia</w:t>
-      </w:r>
-      <w:r>
-        <w:t xml:space="preserve"> </w:t>
-      </w:r>
-      <w:r>
-        <w:t xml:space="preserve">is influenced by both genetic and environmental factors</w:t>
-      </w:r>
-      <w:r>
-        <w:t xml:space="preserve"> </w:t>
-      </w:r>
-      <w:r>
-        <w:t xml:space="preserve">(Tomkins 1999)</w:t>
-      </w:r>
-      <w:r>
-        <w:t xml:space="preserve">. If morph determination were governed solely by body size, one would expect a relatively sharp transition between phenotypes. Instead, substantial overlap in body size occurs between brachylabic and macrolabic males. Our results suggest that morph differentiation is not accompanied by wholesale restructuring of allometric relationships. Rather, the exaggerated phenotype appears to emerge against a background of generally conserved scaling relationships. This pattern is consistent with developmental threshold models in which discrete morph expression arises through changes in developmental pathways affecting weapon growth, while the broader relationship between body size and trait size remains largely intact</w:t>
-      </w:r>
-      <w:r>
-        <w:t xml:space="preserve"> </w:t>
-      </w:r>
-      <w:r>
-        <w:t xml:space="preserve">(Tomkins et al. 2005;</w:t>
-      </w:r>
-      <w:r>
-        <w:t xml:space="preserve"> </w:t>
+        <w:t>F. auricularia</w:t>
+      </w:r>
+      <w:r>
+        <w:t xml:space="preserve"> is influenced by both genetic and environmental factors (Tomkins 1999)</w:t>
+      </w:r>
+      <w:r>
+        <w:t>. If morph determination were governed solely by body size, one would expect a relatively sharp transition between phenotypes. Instead, substantial overlap in body size occurs between brachylabic and macrolabic males. Our results suggest that morph differentiation is not accompanied by wholesale restructuring of allometric relationships. Rather, the exaggerated phenotype appears to emerge against a background of generally conserved scaling relationships. This pattern is consistent with developmental thresho</w:t>
+      </w:r>
+      <w:r>
+        <w:t>ld models in which discrete morph expression arises through changes in developmental pathways affecting weapon growth, while the broader relationship between body size and trait size remains largely intact</w:t>
+      </w:r>
+      <w:r>
+        <w:t xml:space="preserve"> (Tomkins et al. 2005; </w:t>
       </w:r>
       <w:r>
         <w:rPr>
           <w:b/>
           <w:bCs/>
         </w:rPr>
-        <w:t xml:space="preserve">nijhout2003?</w:t>
-      </w:r>
-      <w:r>
-        <w:t xml:space="preserve">)</w:t>
-      </w:r>
-      <w:r>
-        <w:t xml:space="preserve">.</w:t>
+        <w:t>nijhout2003?</w:t>
+      </w:r>
+      <w:r>
+        <w:t>).</w:t>
       </w:r>
     </w:p>
     <w:p>
@@ -2206,16 +2113,17 @@
         <w:pStyle w:val="BodyText"/>
       </w:pPr>
       <w:r>
-        <w:t xml:space="preserve">Variation among maternal families was modest but non-zero, indicating that scaling relationships differ slightly among related individuals. Family-level variation in slopes exceeded variation in intercepts, suggesting that the strength of trait–body size covariation varies among maternal lineages. However, the correlation between family-level intercepts and slopes was highly uncertain, providing little evidence that families producing relatively larger forceps also exhibit systematically steeper allometries. Although family effects cannot be partitioned into genetic and shared environmental components in the present study, the existence of among-family variation suggests that scaling relationships are not completely fixed and may provide a substrate for evolutionary change</w:t>
-      </w:r>
-      <w:r>
-        <w:t xml:space="preserve"> </w:t>
-      </w:r>
-      <w:r>
-        <w:t xml:space="preserve">(Lande 1980; Pélabon et al. 2014)</w:t>
-      </w:r>
-      <w:r>
-        <w:t xml:space="preserve">.</w:t>
+        <w:t>Variation among maternal families was modest but non-zero, indicating that scaling relationships differ slightly among related individuals. Family-level variation in slopes exceeded variation in intercepts, suggesting that the strength of trait–body size covariation varies among maternal lineages. However, the correlation between family-level intercepts and slopes was highly uncertain, providing little evidence that families producing relatively larger forceps also exhibit systematically steeper allometries</w:t>
+      </w:r>
+      <w:r>
+        <w:t xml:space="preserve">. Although family effects cannot be partitioned into genetic and shared environmental components in the present study, the existence of among-family variation </w:t>
+      </w:r>
+      <w:r>
+        <w:lastRenderedPageBreak/>
+        <w:t>suggests that scaling relationships are not completely fixed and may provide a substrate for evolutionary change</w:t>
+      </w:r>
+      <w:r>
+        <w:t xml:space="preserve"> (Lande 1980; Pélabon et al. 2014).</w:t>
       </w:r>
     </w:p>
     <w:p>
@@ -2223,17 +2131,23 @@
         <w:pStyle w:val="BodyText"/>
       </w:pPr>
       <w:r>
-        <w:t xml:space="preserve">More broadly, our results support a view of static allometry as a hierarchical phenotype in which patterns of trait–body size covariation emerge from multiple sources of variation operating at different biological levels. Most of the observed structure occurred among phenotypic groups rather than among developmental environments or maternal families. In particular, the primary distinction was not between males and females but between the exaggerated macrolabic morph and all other phenotypes. This result highlights the importance of considering alternative reproductive phenotypes explicitly when studying the evolution of sexual dimorphism and trait exaggeration. Treating males as a single category would have obscured this pattern and potentially led to the misleading conclusion that males possess a distinct allometry relative to females. Instead, our analyses indicate that divergence in weapon allometry is concentrated within a particular male phenotype, suggesting that the evolution of exaggerated weapons may proceed through the emergence of discrete allometric variants rather than through uniform modification of male scaling relationships.</w:t>
-      </w:r>
-    </w:p>
-    <w:bookmarkEnd w:id="31"/>
-    <w:bookmarkStart w:id="32" w:name="data-availability"/>
+        <w:t>More broadly, our results support a view of static allometry as a hierarchical phenotype in which patterns of trait–body size covariation emerge from multiple sources of variation operating at different biological levels. Most of the observed structure occurred among phenotypic groups rather than among developmental environments or maternal families. In particular, the primary distinction was not between males and females but between the exaggerated macrolabic morph and all other phenotypes. This result hig</w:t>
+      </w:r>
+      <w:r>
+        <w:t>hlights the importance of considering alternative reproductive phenotypes explicitly when studying the evolution of sexual dimorphism and trait exaggeration. Treating males as a single category would have obscured this pattern and potentially led to the misleading conclusion that males possess a distinct allometry relative to females. Instead, our analyses indicate that divergence in weapon allometry is concentrated within a particular male phenotype, suggesting that the evolution of exaggerated weapons may</w:t>
+      </w:r>
+      <w:r>
+        <w:t xml:space="preserve"> proceed through the emergence of discrete allometric variants rather than through uniform modification of male scaling relationships.</w:t>
+      </w:r>
+    </w:p>
     <w:p>
       <w:pPr>
         <w:pStyle w:val="Heading1"/>
       </w:pPr>
-      <w:r>
-        <w:t xml:space="preserve">Data availability</w:t>
+      <w:bookmarkStart w:id="12" w:name="data-availability"/>
+      <w:bookmarkEnd w:id="11"/>
+      <w:r>
+        <w:t>Data availability</w:t>
       </w:r>
     </w:p>
     <w:p>
@@ -2241,17 +2155,18 @@
         <w:pStyle w:val="FirstParagraph"/>
       </w:pPr>
       <w:r>
-        <w:t xml:space="preserve">Data are available through the OSF repository at https://osf.io/m7c53/overview?view_only=ce50e42b29284cbe8164e768ecb9c2b1.</w:t>
-      </w:r>
-    </w:p>
-    <w:bookmarkEnd w:id="32"/>
-    <w:bookmarkStart w:id="33" w:name="funding"/>
+        <w:t>Data are available through the OSF repository at https://osf.io/m7c53/overview?view_only=ce50e42b29284cbe8164e768ecb9c2b1.</w:t>
+      </w:r>
+    </w:p>
     <w:p>
       <w:pPr>
         <w:pStyle w:val="Heading1"/>
       </w:pPr>
-      <w:r>
-        <w:t xml:space="preserve">Funding</w:t>
+      <w:bookmarkStart w:id="13" w:name="funding"/>
+      <w:bookmarkEnd w:id="12"/>
+      <w:r>
+        <w:lastRenderedPageBreak/>
+        <w:t>Funding</w:t>
       </w:r>
     </w:p>
     <w:p>
@@ -2259,17 +2174,17 @@
         <w:pStyle w:val="FirstParagraph"/>
       </w:pPr>
       <w:r>
-        <w:t xml:space="preserve">The study was funded by a Discovery Grant from the Natural Sciences and Engineering Research Council of Canada (NSERC) to CDK.</w:t>
-      </w:r>
-    </w:p>
-    <w:bookmarkEnd w:id="33"/>
-    <w:bookmarkStart w:id="34" w:name="conflict-of-interest"/>
+        <w:t>The study was funded by a Discovery Grant from the Natural Sciences and Engineering Research Council of Canada (NSERC) to CDK.</w:t>
+      </w:r>
+    </w:p>
     <w:p>
       <w:pPr>
         <w:pStyle w:val="Heading1"/>
       </w:pPr>
-      <w:r>
-        <w:t xml:space="preserve">Conflict of Interest</w:t>
+      <w:bookmarkStart w:id="14" w:name="conflict-of-interest"/>
+      <w:bookmarkEnd w:id="13"/>
+      <w:r>
+        <w:t>Conflict of Interest</w:t>
       </w:r>
     </w:p>
     <w:p>
@@ -2277,17 +2192,17 @@
         <w:pStyle w:val="FirstParagraph"/>
       </w:pPr>
       <w:r>
-        <w:t xml:space="preserve">We declare no conflicts of interest.</w:t>
-      </w:r>
-    </w:p>
-    <w:bookmarkEnd w:id="34"/>
-    <w:bookmarkStart w:id="35" w:name="acknowledgements"/>
+        <w:t>We declare no conflicts of interest.</w:t>
+      </w:r>
+    </w:p>
     <w:p>
       <w:pPr>
         <w:pStyle w:val="Heading1"/>
       </w:pPr>
-      <w:r>
-        <w:t xml:space="preserve">Acknowledgements</w:t>
+      <w:bookmarkStart w:id="15" w:name="acknowledgements"/>
+      <w:bookmarkEnd w:id="14"/>
+      <w:r>
+        <w:t>Acknowledgements</w:t>
       </w:r>
     </w:p>
     <w:p>
@@ -2295,7 +2210,7 @@
         <w:pStyle w:val="FirstParagraph"/>
       </w:pPr>
       <w:r>
-        <w:t xml:space="preserve">We thank Andreanne Nault for her help in the lab.</w:t>
+        <w:t>We thank Andreanne Nault for her help in the lab.</w:t>
       </w:r>
     </w:p>
     <w:p>
@@ -2303,706 +2218,479 @@
         <w:br w:type="page"/>
       </w:r>
     </w:p>
-    <w:bookmarkEnd w:id="35"/>
-    <w:bookmarkStart w:id="85" w:name="references"/>
     <w:p>
       <w:pPr>
         <w:pStyle w:val="Heading1"/>
       </w:pPr>
-      <w:r>
-        <w:t xml:space="preserve">References</w:t>
-      </w:r>
-    </w:p>
-    <w:bookmarkStart w:id="71" w:name="refs"/>
-    <w:bookmarkStart w:id="36" w:name="ref-bonduriansky2007"/>
+      <w:bookmarkStart w:id="16" w:name="references"/>
+      <w:bookmarkEnd w:id="15"/>
+      <w:r>
+        <w:lastRenderedPageBreak/>
+        <w:t>References</w:t>
+      </w:r>
+    </w:p>
     <w:p>
       <w:pPr>
         <w:pStyle w:val="Bibliography"/>
       </w:pPr>
-      <w:r>
-        <w:t xml:space="preserve">Bonduriansky, R. 2007. Sexual selection and allometry:</w:t>
-      </w:r>
-      <w:r>
-        <w:t xml:space="preserve"> </w:t>
-      </w:r>
-      <w:r>
-        <w:t xml:space="preserve">A</w:t>
-      </w:r>
-      <w:r>
-        <w:t xml:space="preserve"> </w:t>
-      </w:r>
-      <w:r>
-        <w:t xml:space="preserve">critical reappraisal of the evidence and ideas. Evolution 61:838–849.</w:t>
-      </w:r>
-    </w:p>
-    <w:bookmarkEnd w:id="36"/>
-    <w:bookmarkStart w:id="37" w:name="ref-bonduriansky2003"/>
+      <w:bookmarkStart w:id="17" w:name="ref-bonduriansky2007"/>
+      <w:bookmarkStart w:id="18" w:name="refs"/>
+      <w:r>
+        <w:t xml:space="preserve">Bonduriansky, R. 2007. Sexual selection and allometry: A </w:t>
+      </w:r>
+      <w:r>
+        <w:t>critical reappraisal of the evidence and ideas. Evolution 61:838–849.</w:t>
+      </w:r>
+    </w:p>
     <w:p>
       <w:pPr>
         <w:pStyle w:val="Bibliography"/>
       </w:pPr>
-      <w:r>
-        <w:t xml:space="preserve">Bonduriansky, R., and T. Day. 2003. The evolution of static allometry in sexually selected traits. Evolution 57:2450–2458.</w:t>
-      </w:r>
-    </w:p>
-    <w:bookmarkEnd w:id="37"/>
-    <w:bookmarkStart w:id="38" w:name="ref-burkner2017"/>
+      <w:bookmarkStart w:id="19" w:name="ref-bonduriansky2003"/>
+      <w:bookmarkEnd w:id="17"/>
+      <w:r>
+        <w:t>Bonduriansky, R., and T. Day. 2003. The evolution of static allometry in sexually selected traits. Evolution 57:2450–2458.</w:t>
+      </w:r>
+    </w:p>
     <w:p>
       <w:pPr>
         <w:pStyle w:val="Bibliography"/>
       </w:pPr>
-      <w:r>
-        <w:t xml:space="preserve">Bürkner, P.-C. 2017.</w:t>
-      </w:r>
-      <w:r>
-        <w:t xml:space="preserve"> </w:t>
-      </w:r>
-      <w:r>
-        <w:t xml:space="preserve">brms</w:t>
-      </w:r>
-      <w:r>
-        <w:t xml:space="preserve">: An</w:t>
-      </w:r>
-      <w:r>
-        <w:t xml:space="preserve"> </w:t>
-      </w:r>
-      <w:r>
-        <w:t xml:space="preserve">R</w:t>
-      </w:r>
-      <w:r>
-        <w:t xml:space="preserve"> </w:t>
-      </w:r>
-      <w:r>
-        <w:t xml:space="preserve">package for</w:t>
-      </w:r>
-      <w:r>
-        <w:t xml:space="preserve"> </w:t>
-      </w:r>
-      <w:r>
-        <w:t xml:space="preserve">B</w:t>
-      </w:r>
-      <w:r>
-        <w:t xml:space="preserve">ayesian multilevel models using</w:t>
-      </w:r>
-      <w:r>
-        <w:t xml:space="preserve"> </w:t>
-      </w:r>
-      <w:r>
-        <w:t xml:space="preserve">S</w:t>
-      </w:r>
-      <w:r>
-        <w:t xml:space="preserve">tan. Journal of Statistical Software 80:4308.</w:t>
-      </w:r>
-    </w:p>
-    <w:bookmarkEnd w:id="38"/>
-    <w:bookmarkStart w:id="39" w:name="ref-cotton2004"/>
+      <w:bookmarkStart w:id="20" w:name="ref-burkner2017"/>
+      <w:bookmarkEnd w:id="19"/>
+      <w:r>
+        <w:t>Bürkner, P.-C. 2017. brms: An R package for Bayesian multilevel models using Stan. Journal of Statistical Software 80:4308.</w:t>
+      </w:r>
+    </w:p>
     <w:p>
       <w:pPr>
         <w:pStyle w:val="Bibliography"/>
       </w:pPr>
-      <w:r>
-        <w:t xml:space="preserve">Cotton, S., K. Fowler, and A. Pomiankowski. 2004. Condition dependence of sexual ornament size and variation in the stalk-eyed fly</w:t>
-      </w:r>
-      <w:r>
-        <w:t xml:space="preserve"> </w:t>
+      <w:bookmarkStart w:id="21" w:name="ref-cotton2004"/>
+      <w:bookmarkEnd w:id="20"/>
+      <w:r>
+        <w:t xml:space="preserve">Cotton, S., K. Fowler, and A. Pomiankowski. 2004. Condition dependence of sexual ornament size and variation in the stalk-eyed fly </w:t>
       </w:r>
       <w:r>
         <w:rPr>
           <w:i/>
           <w:iCs/>
         </w:rPr>
-        <w:t xml:space="preserve">Cyrtodiopsis dalmanni</w:t>
-      </w:r>
-      <w:r>
-        <w:t xml:space="preserve"> </w:t>
-      </w:r>
-      <w:r>
-        <w:t xml:space="preserve">(</w:t>
-      </w:r>
-      <w:r>
-        <w:t xml:space="preserve">D</w:t>
-      </w:r>
-      <w:r>
-        <w:t xml:space="preserve">iptera:</w:t>
-      </w:r>
-      <w:r>
-        <w:t xml:space="preserve"> </w:t>
-      </w:r>
-      <w:r>
-        <w:t xml:space="preserve">D</w:t>
-      </w:r>
-      <w:r>
-        <w:t xml:space="preserve">iopsidae). Evolution 58:1038–1038. Oxford, United Kingdom.</w:t>
-      </w:r>
-    </w:p>
-    <w:bookmarkEnd w:id="39"/>
-    <w:bookmarkStart w:id="40" w:name="ref-eberhard2018"/>
+        <w:t>Cyrtodiopsis dalmanni</w:t>
+      </w:r>
+      <w:r>
+        <w:t xml:space="preserve"> (Diptera: D</w:t>
+      </w:r>
+      <w:r>
+        <w:t>iopsidae). Evolution 58:1038–1038. Oxford, United Kingdom.</w:t>
+      </w:r>
+    </w:p>
     <w:p>
       <w:pPr>
         <w:pStyle w:val="Bibliography"/>
       </w:pPr>
-      <w:r>
-        <w:t xml:space="preserve">Eberhard, W. G., R. L. Rodrı́guez, B. A. Huber, B. Speck, H. Miller, B. A. Buzatto, and G. Machado. 2018. Sexual selection and static allometry: The importance of function. The Quarterly Review of Biology 93:207–250.</w:t>
-      </w:r>
-    </w:p>
-    <w:bookmarkEnd w:id="40"/>
-    <w:bookmarkStart w:id="41" w:name="ref-emlen1997"/>
+      <w:bookmarkStart w:id="22" w:name="ref-eberhard2018"/>
+      <w:bookmarkEnd w:id="21"/>
+      <w:r>
+        <w:t>Eberhard, W. G., R. L. Rodrı́guez, B. A. Huber, B. Speck, H. Miller, B. A. Buzatto, and G. Machado. 2018. Sexual selection and static allometry: The importance of function. The Quarterly Review of Biology 93:207–250.</w:t>
+      </w:r>
+    </w:p>
     <w:p>
       <w:pPr>
         <w:pStyle w:val="Bibliography"/>
       </w:pPr>
-      <w:r>
-        <w:t xml:space="preserve">Emlen, D. J. 1997. Alternative reproductive tactics and male-dimorphism in the horned beetle</w:t>
-      </w:r>
-      <w:r>
-        <w:t xml:space="preserve"> </w:t>
+      <w:bookmarkStart w:id="23" w:name="ref-emlen1997"/>
+      <w:bookmarkEnd w:id="22"/>
+      <w:r>
+        <w:t xml:space="preserve">Emlen, D. J. 1997. Alternative reproductive tactics and male-dimorphism in the horned beetle </w:t>
       </w:r>
       <w:r>
         <w:rPr>
           <w:i/>
           <w:iCs/>
         </w:rPr>
-        <w:t xml:space="preserve">Onthophagus acuminatus</w:t>
-      </w:r>
-      <w:r>
-        <w:t xml:space="preserve"> </w:t>
-      </w:r>
-      <w:r>
-        <w:t xml:space="preserve">(</w:t>
-      </w:r>
-      <w:r>
-        <w:t xml:space="preserve">C</w:t>
-      </w:r>
-      <w:r>
-        <w:t xml:space="preserve">oleoptera:</w:t>
-      </w:r>
-      <w:r>
-        <w:t xml:space="preserve"> </w:t>
-      </w:r>
-      <w:r>
-        <w:t xml:space="preserve">S</w:t>
-      </w:r>
-      <w:r>
-        <w:t xml:space="preserve">carabaeidae). Behav Ecol Sociobiol 41:335–341.</w:t>
-      </w:r>
-    </w:p>
-    <w:bookmarkEnd w:id="41"/>
-    <w:bookmarkStart w:id="42" w:name="ref-frankino2005"/>
+        <w:t>Onthophagus acuminatus</w:t>
+      </w:r>
+      <w:r>
+        <w:t xml:space="preserve"> (Coleoptera: Scarabaeidae). Behav Ecol Sociobiol 41:335–341.</w:t>
+      </w:r>
+    </w:p>
     <w:p>
       <w:pPr>
         <w:pStyle w:val="Bibliography"/>
       </w:pPr>
-      <w:r>
-        <w:t xml:space="preserve">Frankino, W. A., B. J. Zwaan, D. L. Stern, and P. M. Brakefield. 2005. Natural selection and developmental constraints in the evolution of allometries. Science 307:718–720. Section of Evolutionary Biology, Institute of Biology, Leiden University, P.O. Box 9516, 2300 RA Leiden, Netherlands. frankino@alumni.indiana.edu.</w:t>
-      </w:r>
-    </w:p>
-    <w:bookmarkEnd w:id="42"/>
-    <w:bookmarkStart w:id="43" w:name="ref-gould1966"/>
+      <w:bookmarkStart w:id="24" w:name="ref-frankino2005"/>
+      <w:bookmarkEnd w:id="23"/>
+      <w:r>
+        <w:t>Frankino, W. A., B. J. Zwaan, D. L. Stern, and P. M. Brakefield. 2005. Natural selection and developmental constraints in the evolution of allometries. Science 307:718–720. Section of Evolutionary Biology, Institute of Biology, Leiden University, P.O. Box 9516, 2300 RA Leiden, Netherlands. frankino@alumni.indiana.edu.</w:t>
+      </w:r>
+    </w:p>
     <w:p>
       <w:pPr>
         <w:pStyle w:val="Bibliography"/>
       </w:pPr>
-      <w:r>
-        <w:t xml:space="preserve">Gould, S. J. 1966. Allometry and size in ontogeny and phylogeny. Biol Rev Camb Philos Soc 41:587–640.</w:t>
-      </w:r>
-    </w:p>
-    <w:bookmarkEnd w:id="43"/>
-    <w:bookmarkStart w:id="44" w:name="ref-gross1996"/>
+      <w:bookmarkStart w:id="25" w:name="ref-gould1966"/>
+      <w:bookmarkEnd w:id="24"/>
+      <w:r>
+        <w:t>Gould, S. J. 1966. Allometry and size in ontogeny and phylogeny. Biol Rev Camb Philos Soc 41:587–640.</w:t>
+      </w:r>
+    </w:p>
     <w:p>
       <w:pPr>
         <w:pStyle w:val="Bibliography"/>
       </w:pPr>
-      <w:r>
-        <w:t xml:space="preserve">Gross, M. R. 1996. Alternative reproductive strategies and tactics: Diversity within sexes. Trends Ecol Evol 11:92–98.</w:t>
-      </w:r>
-    </w:p>
-    <w:bookmarkEnd w:id="44"/>
-    <w:bookmarkStart w:id="45" w:name="ref-hansen2008"/>
+      <w:bookmarkStart w:id="26" w:name="ref-gross1996"/>
+      <w:bookmarkEnd w:id="25"/>
+      <w:r>
+        <w:t>Gross, M. R. 1996. Alternative reproductive strategies and tactics: Diversity within sexes. Trends Ecol Evol 11:92–98.</w:t>
+      </w:r>
+    </w:p>
     <w:p>
       <w:pPr>
         <w:pStyle w:val="Bibliography"/>
       </w:pPr>
-      <w:r>
-        <w:t xml:space="preserve">Hansen, T. F., and D. Houle. 2008. Measuring and comparing evolvability and constraint in multivariate characters. J Evol Biol 21:1201–1219. Department of Biology, Center for Ecological; Evolutionary Synthesis, University of Oslo, Oslo, Norway.</w:t>
-      </w:r>
-    </w:p>
-    <w:bookmarkEnd w:id="45"/>
-    <w:bookmarkStart w:id="46" w:name="ref-huxley1932"/>
+      <w:bookmarkStart w:id="27" w:name="ref-hansen2008"/>
+      <w:bookmarkEnd w:id="26"/>
+      <w:r>
+        <w:t>Hansen, T. F., and D. Houle. 2008. Measuring and comparing evolvability and constraint in multivariate characters. J Evol Biol 21:1201–1219. Department of Biology, Center for Ecological; Evolutionary Synthesis, University of Oslo, Oslo, Norway.</w:t>
+      </w:r>
+    </w:p>
     <w:p>
       <w:pPr>
         <w:pStyle w:val="Bibliography"/>
       </w:pPr>
-      <w:r>
-        <w:t xml:space="preserve">Huxley, J. 1932. Problems of relative growth.</w:t>
-      </w:r>
-    </w:p>
-    <w:bookmarkEnd w:id="46"/>
-    <w:bookmarkStart w:id="47" w:name="ref-kamimura2014"/>
+      <w:bookmarkStart w:id="28" w:name="ref-huxley1932"/>
+      <w:bookmarkEnd w:id="27"/>
+      <w:r>
+        <w:t>Huxley, J. 1932. Problems of relative growth.</w:t>
+      </w:r>
+    </w:p>
     <w:p>
       <w:pPr>
         <w:pStyle w:val="Bibliography"/>
       </w:pPr>
-      <w:r>
-        <w:t xml:space="preserve">Kamimura, Y. 2014. Pre‐ and postcopulatory sexual selection and the evolution of sexually dimorphic traits in earwigs (</w:t>
-      </w:r>
-      <w:r>
-        <w:t xml:space="preserve">D</w:t>
-      </w:r>
-      <w:r>
-        <w:t xml:space="preserve">ermaptera). Entomol Sci 17:139–166.</w:t>
-      </w:r>
-    </w:p>
-    <w:bookmarkEnd w:id="47"/>
-    <w:bookmarkStart w:id="48" w:name="ref-kelly2026"/>
+      <w:bookmarkStart w:id="29" w:name="ref-kamimura2014"/>
+      <w:bookmarkEnd w:id="28"/>
+      <w:r>
+        <w:t>Kamimura, Y. 2014. Pre‐ and postcopulatory sexual selection and the evolution of sexually dimorphic traits in earwigs (Dermaptera). Entomol Sci 17:139–166.</w:t>
+      </w:r>
+    </w:p>
     <w:p>
       <w:pPr>
         <w:pStyle w:val="Bibliography"/>
-      </w:pPr>
-      <w:r>
-        <w:t xml:space="preserve">Kelly, C. D. 2026. Can the form of sexual selection explain patterns of static weapon allometry expressed by alternative mating morphotypes? Evolution 80:191–201. D</w:t>
-      </w:r>
-      <w:r>
-        <w:t xml:space="preserve">é</w:t>
-      </w:r>
-      <w:r>
-        <w:t xml:space="preserve">partement des Sciences biologiques, Universit</w:t>
-      </w:r>
-      <w:r>
-        <w:t xml:space="preserve">é</w:t>
-      </w:r>
-      <w:r>
-        <w:t xml:space="preserve"> </w:t>
-      </w:r>
-      <w:r>
-        <w:t xml:space="preserve">du Qu</w:t>
-      </w:r>
-      <w:r>
-        <w:t xml:space="preserve">é</w:t>
-      </w:r>
-      <w:r>
-        <w:t xml:space="preserve">bec</w:t>
-      </w:r>
-      <w:r>
-        <w:t xml:space="preserve"> </w:t>
-      </w:r>
-      <w:r>
-        <w:t xml:space="preserve">à</w:t>
-      </w:r>
-      <w:r>
-        <w:t xml:space="preserve"> </w:t>
-      </w:r>
-      <w:r>
-        <w:t xml:space="preserve">Montr</w:t>
-      </w:r>
-      <w:r>
-        <w:t xml:space="preserve">é</w:t>
-      </w:r>
-      <w:r>
-        <w:t xml:space="preserve">al, Montr</w:t>
-      </w:r>
-      <w:r>
-        <w:t xml:space="preserve">é</w:t>
-      </w:r>
-      <w:r>
-        <w:t xml:space="preserve">al, Canada.</w:t>
-      </w:r>
-    </w:p>
-    <w:bookmarkEnd w:id="48"/>
-    <w:bookmarkStart w:id="49" w:name="ref-klingenberg2008"/>
+        <w:rPr>
+          <w:lang w:val="fr-CA"/>
+        </w:rPr>
+      </w:pPr>
+      <w:bookmarkStart w:id="30" w:name="ref-kelly2026"/>
+      <w:bookmarkEnd w:id="29"/>
+      <w:r>
+        <w:t xml:space="preserve">Kelly, C. D. 2026. Can the form of sexual selection explain patterns of static weapon allometry expressed by alternative mating morphotypes? </w:t>
+      </w:r>
+      <w:r>
+        <w:rPr>
+          <w:lang w:val="fr-CA"/>
+        </w:rPr>
+        <w:t>Evolution 80:191–201. Département des Sciences biologiques, Université du Québec à Montréal, Montréal, Canada.</w:t>
+      </w:r>
+    </w:p>
     <w:p>
       <w:pPr>
         <w:pStyle w:val="Bibliography"/>
       </w:pPr>
-      <w:r>
-        <w:t xml:space="preserve">Klingenberg, C. P. 2008. Morphological integration and developmental modularity. Annual Review of Ecology, Evolution, and Systematics 39:115–132.</w:t>
-      </w:r>
-    </w:p>
-    <w:bookmarkEnd w:id="49"/>
-    <w:bookmarkStart w:id="50" w:name="ref-kochensparger2024"/>
+      <w:bookmarkStart w:id="31" w:name="ref-klingenberg2008"/>
+      <w:bookmarkEnd w:id="30"/>
+      <w:r>
+        <w:lastRenderedPageBreak/>
+        <w:t>Klingenberg, C. P. 2008. Morphological integration and developmental modularity. Annual Review of Ecology, Evolution, and Systematics 39:115–132.</w:t>
+      </w:r>
+    </w:p>
     <w:p>
       <w:pPr>
         <w:pStyle w:val="Bibliography"/>
       </w:pPr>
-      <w:r>
-        <w:t xml:space="preserve">Kochensparger, S. K., C. J. Painting, B. A. Buzatto, and E. L. McCullough. 2024. Are weapon allometries steeper in major or minor males?</w:t>
-      </w:r>
-      <w:r>
-        <w:t xml:space="preserve"> </w:t>
-      </w:r>
-      <w:r>
-        <w:t xml:space="preserve">A</w:t>
-      </w:r>
-      <w:r>
-        <w:t xml:space="preserve"> </w:t>
-      </w:r>
-      <w:r>
-        <w:t xml:space="preserve">meta-analysis. Behav Ecol 35:1–9.</w:t>
-      </w:r>
-    </w:p>
-    <w:bookmarkEnd w:id="50"/>
-    <w:bookmarkStart w:id="51" w:name="ref-kodric-brown2006"/>
+      <w:bookmarkStart w:id="32" w:name="ref-kochensparger2024"/>
+      <w:bookmarkEnd w:id="31"/>
+      <w:r>
+        <w:t>Kochensparger, S. K., C. J. Painting, B. A. Buzatto, and E. L. McCullough. 2024. Are weapon allometries steeper in major or minor males? A meta-analysis. Behav Ecol 35:1–9.</w:t>
+      </w:r>
+    </w:p>
     <w:p>
       <w:pPr>
         <w:pStyle w:val="Bibliography"/>
       </w:pPr>
-      <w:r>
-        <w:t xml:space="preserve">Kodric-Brown, A., R. M. Sibly, and J. H. Brown. 2006. The allometry of ornaments and weapons. Proceedings of the National Academy of Sciences 103:8733–8738.</w:t>
-      </w:r>
-    </w:p>
-    <w:bookmarkEnd w:id="51"/>
-    <w:bookmarkStart w:id="52" w:name="ref-lande1980"/>
+      <w:bookmarkStart w:id="33" w:name="ref-kodric-brown2006"/>
+      <w:bookmarkEnd w:id="32"/>
+      <w:r>
+        <w:t>Kodric-Brown, A., R. M. Sibly, and J. H. Brown. 2006. The allometry of ornaments and weapons. Proceedings of the National Academy of Sciences 103:8733–8738.</w:t>
+      </w:r>
+    </w:p>
     <w:p>
       <w:pPr>
         <w:pStyle w:val="Bibliography"/>
       </w:pPr>
-      <w:r>
-        <w:t xml:space="preserve">Lande, R. 1980. Sexual dimorphism, sexual selection, and adaptation in polygenic characters. Evolution 292–305.</w:t>
-      </w:r>
-    </w:p>
-    <w:bookmarkEnd w:id="52"/>
-    <w:bookmarkStart w:id="53" w:name="ref-lenth2019package"/>
+      <w:bookmarkStart w:id="34" w:name="ref-lande1980"/>
+      <w:bookmarkEnd w:id="33"/>
+      <w:r>
+        <w:t>Lande, R. 1980. Sexual dimorphism, sexual selection, and adaptation in polygenic characters. Evolution 292–305.</w:t>
+      </w:r>
+    </w:p>
     <w:p>
       <w:pPr>
         <w:pStyle w:val="Bibliography"/>
       </w:pPr>
-      <w:r>
-        <w:t xml:space="preserve">Lenth, R., H. Singmann, J. Love, P. Buerkner, and M. Herve. 2019. Package</w:t>
-      </w:r>
-      <w:r>
-        <w:t xml:space="preserve"> </w:t>
-      </w:r>
-      <w:r>
-        <w:t xml:space="preserve">“emmeans”</w:t>
-      </w:r>
-      <w:r>
-        <w:t xml:space="preserve">:</w:t>
-      </w:r>
-      <w:r>
-        <w:t xml:space="preserve"> </w:t>
-      </w:r>
-      <w:r>
-        <w:t xml:space="preserve">E</w:t>
-      </w:r>
-      <w:r>
-        <w:t xml:space="preserve">stimated marginal means, aka least-squares means. Compr. R Arch. Netw 1–67.</w:t>
-      </w:r>
-    </w:p>
-    <w:bookmarkEnd w:id="53"/>
-    <w:bookmarkStart w:id="54" w:name="ref-vanlieshout2009"/>
+      <w:bookmarkStart w:id="35" w:name="ref-lenth2019package"/>
+      <w:bookmarkEnd w:id="34"/>
+      <w:r>
+        <w:t>Lenth, R., H. Singmann, J. Love, P. Buerkner, and M. Herve. 2019. Package “emmeans”: Estimated marginal means, aka least-squares means. Compr. R Arch. Netw 1–67.</w:t>
+      </w:r>
+    </w:p>
     <w:p>
       <w:pPr>
         <w:pStyle w:val="Bibliography"/>
       </w:pPr>
-      <w:r>
-        <w:t xml:space="preserve">Lieshout, E. van, and M. A. Elgar. 2009. Armament under direct sexual selection does not exhibit positive allometry in an earwig. Behav Ecol 20:258–264.</w:t>
-      </w:r>
-    </w:p>
-    <w:bookmarkEnd w:id="54"/>
-    <w:bookmarkStart w:id="55" w:name="ref-meunier2024"/>
+      <w:bookmarkStart w:id="36" w:name="ref-vanlieshout2009"/>
+      <w:bookmarkEnd w:id="35"/>
+      <w:r>
+        <w:t>Lieshout, E. van, and M. A. Elgar. 2009. Armament under direct sexual selection does not exhibit positive allometry in an earwig. Behav Ecol 20:258–264.</w:t>
+      </w:r>
+    </w:p>
     <w:p>
       <w:pPr>
         <w:pStyle w:val="Bibliography"/>
       </w:pPr>
-      <w:r>
-        <w:t xml:space="preserve">Meunier, J. 2024. The biology and social life of earwigs (</w:t>
-      </w:r>
-      <w:r>
-        <w:t xml:space="preserve">D</w:t>
-      </w:r>
-      <w:r>
-        <w:t xml:space="preserve">ermaptera). Annu Rev Entomol 69:259–276.</w:t>
-      </w:r>
-    </w:p>
-    <w:bookmarkEnd w:id="55"/>
-    <w:bookmarkStart w:id="56" w:name="ref-nijhout2012"/>
+      <w:bookmarkStart w:id="37" w:name="ref-meunier2024"/>
+      <w:bookmarkEnd w:id="36"/>
+      <w:r>
+        <w:t>Meunier, J. 2024. The biology and social life of earwigs (D</w:t>
+      </w:r>
+      <w:r>
+        <w:t>ermaptera). Annu Rev Entomol 69:259–276.</w:t>
+      </w:r>
+    </w:p>
     <w:p>
       <w:pPr>
         <w:pStyle w:val="Bibliography"/>
       </w:pPr>
-      <w:r>
-        <w:t xml:space="preserve">Nijhout, H. F., and R. Z. German. 2012. Developmental causes of allometry: New models and implications for phenotypic plasticity and evolution. Integr Comp Biol 52:43–52. Department of Biology, Duke University, Durham, NC 27708, USA. hfn@duke.edu.</w:t>
-      </w:r>
-    </w:p>
-    <w:bookmarkEnd w:id="56"/>
-    <w:bookmarkStart w:id="57" w:name="ref-oliveira2008"/>
+      <w:bookmarkStart w:id="38" w:name="ref-nijhout2012"/>
+      <w:bookmarkEnd w:id="37"/>
+      <w:r>
+        <w:t>Nijhout, H. F., and R. Z. German. 2012. Developmental causes of allometry: New models and implications for phenotypic plasticity and evolution. Integr Comp Biol 52:43–52. Department of Biology, Duke University, Durham, NC 27708, USA. hfn@duke.edu.</w:t>
+      </w:r>
+    </w:p>
     <w:p>
       <w:pPr>
         <w:pStyle w:val="Bibliography"/>
       </w:pPr>
-      <w:r>
-        <w:t xml:space="preserve">Oliveira, R. F., M. Taborsky, and H. J. Brockmann. 2008.</w:t>
-      </w:r>
-      <w:r>
-        <w:t xml:space="preserve"> </w:t>
-      </w:r>
-      <w:r>
-        <w:t xml:space="preserve">Alternative</w:t>
-      </w:r>
-      <w:r>
-        <w:t xml:space="preserve"> </w:t>
-      </w:r>
-      <w:r>
-        <w:t xml:space="preserve">Reproductive</w:t>
-      </w:r>
-      <w:r>
-        <w:t xml:space="preserve"> </w:t>
-      </w:r>
-      <w:r>
-        <w:t xml:space="preserve">Tactics</w:t>
-      </w:r>
-      <w:r>
-        <w:t xml:space="preserve">. Cambridge University Press.</w:t>
-      </w:r>
-    </w:p>
-    <w:bookmarkEnd w:id="57"/>
-    <w:bookmarkStart w:id="58" w:name="ref-ozkansubmitted"/>
+      <w:bookmarkStart w:id="39" w:name="ref-oliveira2008"/>
+      <w:bookmarkEnd w:id="38"/>
+      <w:r>
+        <w:t>Oliveira, R. F., M. Taborsky, and H. J. Brockmann. 2008. Alternative Reproductive Tactics. Cambridge University Press.</w:t>
+      </w:r>
+    </w:p>
     <w:p>
       <w:pPr>
         <w:pStyle w:val="Bibliography"/>
       </w:pPr>
-      <w:r>
-        <w:t xml:space="preserve">Ozkan, C., and C. D. Kelly. submitted. Sexual dimorphism in condition-dependent weapons arises through amplification of shared developmental pathways and enhanced trait-specific sensitivity.</w:t>
-      </w:r>
-    </w:p>
-    <w:bookmarkEnd w:id="58"/>
-    <w:bookmarkStart w:id="59" w:name="ref-pelabon2014"/>
+      <w:bookmarkStart w:id="40" w:name="ref-ozkansubmitted"/>
+      <w:bookmarkEnd w:id="39"/>
+      <w:r>
+        <w:t>Ozkan, C., and C. D. Kelly. submitted. Sexual dimorphism in condition-dependent weapons arises through amplification of shared developmental pathways and enhanced trait-specific sensitivity.</w:t>
+      </w:r>
+    </w:p>
     <w:p>
       <w:pPr>
         <w:pStyle w:val="Bibliography"/>
       </w:pPr>
-      <w:r>
-        <w:t xml:space="preserve">Pélabon, C., C. Firmat, G. Bolstad, K. Voje, D. Houle, J. Cassara, A. Rouzic, and T. Hansen. 2014. Evolution of morphological allometry. Ann N Y Acad Sci 1320:58–75.</w:t>
-      </w:r>
-    </w:p>
-    <w:bookmarkEnd w:id="59"/>
-    <w:bookmarkStart w:id="60" w:name="ref-prates2013"/>
+      <w:bookmarkStart w:id="41" w:name="ref-pelabon2014"/>
+      <w:bookmarkEnd w:id="40"/>
+      <w:r>
+        <w:t>Pélabon, C., C. Firmat, G. Bolstad, K. Voje, D. Houle, J. Cassara, A. Rouzic, and T. Hansen. 2014. Evolution of morphological allometry. Ann N Y Acad Sci 1320:58–75.</w:t>
+      </w:r>
+    </w:p>
     <w:p>
       <w:pPr>
         <w:pStyle w:val="Bibliography"/>
       </w:pPr>
-      <w:r>
-        <w:t xml:space="preserve">Prates, M. O., C. R. B. Cabral, and V. H. Lachos. 2013. Mixsmsn:</w:t>
-      </w:r>
-      <w:r>
-        <w:t xml:space="preserve"> </w:t>
-      </w:r>
-      <w:r>
-        <w:t xml:space="preserve">F</w:t>
-      </w:r>
-      <w:r>
-        <w:t xml:space="preserve">itting finite mixture of scale mixture of skew-normal distributions. Journal of Statistical Software 54:96.</w:t>
-      </w:r>
-    </w:p>
-    <w:bookmarkEnd w:id="60"/>
-    <w:bookmarkStart w:id="61" w:name="ref-r2013"/>
+      <w:bookmarkStart w:id="42" w:name="ref-prates2013"/>
+      <w:bookmarkEnd w:id="41"/>
+      <w:r>
+        <w:t>Prates, M. O., C. R. B. Cabral, and V. H. Lachos. 2013. Mixsmsn: F</w:t>
+      </w:r>
+      <w:r>
+        <w:t>itting finite mixture of scale mixture of skew-normal distributions. Journal of Statistical Software 54:96.</w:t>
+      </w:r>
+    </w:p>
     <w:p>
       <w:pPr>
         <w:pStyle w:val="Bibliography"/>
       </w:pPr>
-      <w:r>
-        <w:t xml:space="preserve">R Core Team. 2025.</w:t>
-      </w:r>
-      <w:r>
-        <w:t xml:space="preserve"> </w:t>
-      </w:r>
-      <w:r>
-        <w:t xml:space="preserve">R</w:t>
-      </w:r>
-      <w:r>
-        <w:t xml:space="preserve">:</w:t>
-      </w:r>
-      <w:r>
-        <w:t xml:space="preserve"> </w:t>
-      </w:r>
-      <w:r>
-        <w:t xml:space="preserve">A</w:t>
-      </w:r>
-      <w:r>
-        <w:t xml:space="preserve"> </w:t>
-      </w:r>
-      <w:r>
-        <w:t xml:space="preserve">language and environment for statistical computing. Vienna, Austria.</w:t>
-      </w:r>
-    </w:p>
-    <w:bookmarkEnd w:id="61"/>
-    <w:bookmarkStart w:id="62" w:name="ref-rowe1996"/>
+      <w:bookmarkStart w:id="43" w:name="ref-r2013"/>
+      <w:bookmarkEnd w:id="42"/>
+      <w:r>
+        <w:t>R Core Team. 2025. R: A language and environment for statistical computing. Vienna, Austria.</w:t>
+      </w:r>
+    </w:p>
     <w:p>
       <w:pPr>
         <w:pStyle w:val="Bibliography"/>
       </w:pPr>
-      <w:r>
-        <w:t xml:space="preserve">Rowe, L., and D. Houle. 1996. The lek paradox and the capture of genetic variance by condition dependent traits. Proc R Soc Lond, B 263:1415–1421.</w:t>
-      </w:r>
-    </w:p>
-    <w:bookmarkEnd w:id="62"/>
-    <w:bookmarkStart w:id="63" w:name="ref-shingleton2013"/>
+      <w:bookmarkStart w:id="44" w:name="ref-rowe1996"/>
+      <w:bookmarkEnd w:id="43"/>
+      <w:r>
+        <w:t>Rowe, L., and D. Houle. 1996. The lek paradox and the capture of genetic variance by condition dependent traits. Proc R Soc Lond, B 263:1415–1421.</w:t>
+      </w:r>
+    </w:p>
     <w:p>
       <w:pPr>
         <w:pStyle w:val="Bibliography"/>
       </w:pPr>
-      <w:r>
-        <w:t xml:space="preserve">Shingleton, A. W., and W. A. Frankino. 2013. New perspectives on the evolution of exaggerated traits. BioEssays 35:100–107.</w:t>
-      </w:r>
-    </w:p>
-    <w:bookmarkEnd w:id="63"/>
-    <w:bookmarkStart w:id="64" w:name="ref-shingleton2007"/>
+      <w:bookmarkStart w:id="45" w:name="ref-shingleton2013"/>
+      <w:bookmarkEnd w:id="44"/>
+      <w:r>
+        <w:t>Shingleton, A. W., and W. A. Frankino. 2013. New perspectives on the evolution of exaggerated traits. BioEssays 35:100–107.</w:t>
+      </w:r>
+    </w:p>
     <w:p>
       <w:pPr>
         <w:pStyle w:val="Bibliography"/>
       </w:pPr>
-      <w:r>
-        <w:t xml:space="preserve">Shingleton, A. W., W. A. Frankino, T. Flatt, H. F. Nijhout, and D. J. Emlen. 2007. Size and shape: The developmental regulation of static allometry in insects. BioEssays 29:536–548. Department of Zoology, Michigan State University, 203 Natural Science, East Lansing, MI 48910, USA. shingle9@msu.edu.</w:t>
-      </w:r>
-    </w:p>
-    <w:bookmarkEnd w:id="64"/>
-    <w:bookmarkStart w:id="65" w:name="ref-shuster2003"/>
+      <w:bookmarkStart w:id="46" w:name="ref-shingleton2007"/>
+      <w:bookmarkEnd w:id="45"/>
+      <w:r>
+        <w:lastRenderedPageBreak/>
+        <w:t>Shingleton, A. W., W. A. Frankino, T. Flatt, H. F. Nijhout, and D. J. Emlen. 2007. Size and shape: The developmental regulation of static allometry in insects. BioEssays 29:536–548. Department of Zoology, Michigan State University, 203 Natural Science, East Lansing, MI 48910, USA. shingle9@msu.edu.</w:t>
+      </w:r>
+    </w:p>
     <w:p>
       <w:pPr>
         <w:pStyle w:val="Bibliography"/>
       </w:pPr>
-      <w:r>
-        <w:t xml:space="preserve">Shuster, S., and M. Wade. 2003.</w:t>
-      </w:r>
-      <w:r>
-        <w:t xml:space="preserve"> </w:t>
-      </w:r>
-      <w:r>
-        <w:t xml:space="preserve">Mating Systems and Strategies</w:t>
-      </w:r>
-      <w:r>
-        <w:t xml:space="preserve">. Princeton University Press.</w:t>
-      </w:r>
-    </w:p>
-    <w:bookmarkEnd w:id="65"/>
-    <w:bookmarkStart w:id="66" w:name="ref-simmons1996"/>
+      <w:bookmarkStart w:id="47" w:name="ref-shuster2003"/>
+      <w:bookmarkEnd w:id="46"/>
+      <w:r>
+        <w:t>Shuster, S., and M. Wade. 2003. Mating Systems and Strategies. Princeton University Press.</w:t>
+      </w:r>
+    </w:p>
     <w:p>
       <w:pPr>
         <w:pStyle w:val="Bibliography"/>
       </w:pPr>
-      <w:r>
-        <w:t xml:space="preserve">Simmons, L., and J. Tomkins. 1996. Sexual selection and the allometry of earwig forceps. Evol Ecol 10:97–104.</w:t>
-      </w:r>
-    </w:p>
-    <w:bookmarkEnd w:id="66"/>
-    <w:bookmarkStart w:id="67" w:name="ref-tomkins1999"/>
+      <w:bookmarkStart w:id="48" w:name="ref-simmons1996"/>
+      <w:bookmarkEnd w:id="47"/>
+      <w:r>
+        <w:t>Simmons, L., and J. Tomkins. 1996. Sexual selection and the allometry of earwig forceps. Evol Ecol 10:97–104.</w:t>
+      </w:r>
+    </w:p>
     <w:p>
       <w:pPr>
         <w:pStyle w:val="Bibliography"/>
       </w:pPr>
-      <w:r>
-        <w:t xml:space="preserve">Tomkins, J. 1999. Environmental and genetic determinants of the male forceps length dimorphism in the</w:t>
-      </w:r>
-      <w:r>
-        <w:t xml:space="preserve"> </w:t>
-      </w:r>
-      <w:r>
-        <w:t xml:space="preserve">E</w:t>
-      </w:r>
-      <w:r>
-        <w:t xml:space="preserve">uropean earwig</w:t>
-      </w:r>
-      <w:r>
-        <w:t xml:space="preserve"> </w:t>
+      <w:bookmarkStart w:id="49" w:name="ref-tomkins1999"/>
+      <w:bookmarkEnd w:id="48"/>
+      <w:r>
+        <w:t xml:space="preserve">Tomkins, J. 1999. Environmental and genetic determinants of the male forceps length dimorphism in the European earwig </w:t>
       </w:r>
       <w:r>
         <w:rPr>
           <w:i/>
           <w:iCs/>
         </w:rPr>
-        <w:t xml:space="preserve">Forficula auricularia</w:t>
-      </w:r>
-      <w:r>
-        <w:t xml:space="preserve"> </w:t>
-      </w:r>
-      <w:r>
-        <w:t xml:space="preserve">L</w:t>
-      </w:r>
-      <w:r>
-        <w:t xml:space="preserve">. Behav Ecol Sociobiol 47:1–8.</w:t>
-      </w:r>
-    </w:p>
-    <w:bookmarkEnd w:id="67"/>
-    <w:bookmarkStart w:id="68" w:name="ref-tomkins2005a"/>
+        <w:t>Forficula auricularia</w:t>
+      </w:r>
+      <w:r>
+        <w:t xml:space="preserve"> L. Behav Ecol Sociobiol 47:1–8.</w:t>
+      </w:r>
+    </w:p>
     <w:p>
       <w:pPr>
         <w:pStyle w:val="Bibliography"/>
       </w:pPr>
-      <w:r>
-        <w:t xml:space="preserve">Tomkins, J. L., J. S. Kotiaho, and N. R. LeBas. 2005. Matters of scale: Positive allometry and the evolution of male dimorphisms. Am Nat 165:389–402.</w:t>
-      </w:r>
-    </w:p>
-    <w:bookmarkEnd w:id="68"/>
-    <w:bookmarkStart w:id="69" w:name="ref-tomkins2004"/>
+      <w:bookmarkStart w:id="50" w:name="ref-tomkins2005a"/>
+      <w:bookmarkEnd w:id="49"/>
+      <w:r>
+        <w:t>Tomkins, J. L., J. S. Kotiaho, and N. R. LeBas. 2005. Matters of scale: Positive allometry and the evolution of male dimorphisms. Am Nat 165:389–402.</w:t>
+      </w:r>
+    </w:p>
     <w:p>
       <w:pPr>
         <w:pStyle w:val="Bibliography"/>
       </w:pPr>
-      <w:r>
-        <w:t xml:space="preserve">Tomkins, J., J. Radwan, J. Kotiaho, and T. Tregenza. 2004. Genic capture and resolving the lek paradox. Trends Ecol Evol 19:323–328. Environmental; Evolutionary Biology, Dyer’s Brae House, The Mitchell Building, University of St Andrews, Fife, UK, KY16 9TH.</w:t>
-      </w:r>
-    </w:p>
-    <w:bookmarkEnd w:id="69"/>
-    <w:bookmarkStart w:id="70" w:name="ref-voje2016"/>
+      <w:bookmarkStart w:id="51" w:name="ref-tomkins2004"/>
+      <w:bookmarkEnd w:id="50"/>
+      <w:r>
+        <w:t>Tomkins, J., J. Radwan, J. Kotiaho, and T. Tregenza. 2004. Genic capture and resolving the lek paradox. Trends Ecol Evol 19:323–328. Environmental; Evolutionary Biology, Dyer’s Brae House, The Mitchell Building, University of St Andrews, Fife, UK, KY16 9TH.</w:t>
+      </w:r>
+    </w:p>
     <w:p>
       <w:pPr>
         <w:pStyle w:val="Bibliography"/>
       </w:pPr>
-      <w:r>
-        <w:t xml:space="preserve">Voje, K. 2016. Scaling of morphological characters across trait type, sex, and environment: A meta-analysis of static allometries. Am Nat 187:89–98.</w:t>
-      </w:r>
-    </w:p>
-    <w:bookmarkEnd w:id="70"/>
-    <w:bookmarkEnd w:id="71"/>
+      <w:bookmarkStart w:id="52" w:name="ref-voje2016"/>
+      <w:bookmarkEnd w:id="51"/>
+      <w:r>
+        <w:t>Voje, K. 2016. Scaling of morphological characters across trait type, sex, and environment: A meta-analysis of static allometries. Am Nat 187:89–98.</w:t>
+      </w:r>
+    </w:p>
+    <w:bookmarkEnd w:id="18"/>
+    <w:bookmarkEnd w:id="52"/>
     <w:p>
       <w:r>
         <w:br w:type="page"/>
       </w:r>
     </w:p>
-    <w:bookmarkStart w:id="84" w:name="figures"/>
     <w:p>
       <w:pPr>
         <w:pStyle w:val="Heading2"/>
       </w:pPr>
-      <w:r>
-        <w:t xml:space="preserve">Figures</w:t>
+      <w:bookmarkStart w:id="53" w:name="figures"/>
+      <w:r>
+        <w:lastRenderedPageBreak/>
+        <w:t>Figures</w:t>
       </w:r>
     </w:p>
     <w:tbl>
       <w:tblPr>
         <w:tblStyle w:val="Table"/>
-        <w:tblW w:type="pct" w:w="5000"/>
+        <w:tblW w:w="5000" w:type="pct"/>
         <w:tblLayout w:type="fixed"/>
-        <w:tblLook w:firstRow="0" w:lastRow="0" w:firstColumn="0" w:lastColumn="0" w:noHBand="0" w:noVBand="0" w:val="0000"/>
+        <w:tblLook w:val="0000" w:firstRow="0" w:lastRow="0" w:firstColumn="0" w:lastColumn="0" w:noHBand="0" w:noVBand="0"/>
       </w:tblPr>
       <w:tblGrid>
-        <w:gridCol w:w="7920"/>
+        <w:gridCol w:w="9620"/>
       </w:tblGrid>
       <w:tr>
         <w:tc>
-          <w:tcPr/>
-          <w:bookmarkStart w:id="75" w:name="fig-one"/>
+          <w:tcPr>
+            <w:tcW w:w="7920" w:type="dxa"/>
+          </w:tcPr>
           <w:p>
             <w:pPr>
               <w:pStyle w:val="Compact"/>
               <w:jc w:val="center"/>
             </w:pPr>
+            <w:bookmarkStart w:id="54" w:name="fig-one"/>
             <w:r>
+              <w:rPr>
+                <w:noProof/>
+              </w:rPr>
               <w:drawing>
-                <wp:inline>
+                <wp:inline distT="0" distB="0" distL="0" distR="0" wp14:anchorId="4CB000C8" wp14:editId="171AE382">
                   <wp:extent cx="3121199" cy="5957999"/>
-                  <wp:effectExtent b="0" l="0" r="0" t="0"/>
-                  <wp:docPr descr="" title="" id="73" name="Picture"/>
-                  <a:graphic>
+                  <wp:effectExtent l="0" t="0" r="0" b="0"/>
+                  <wp:docPr id="73" name="Picture"/>
+                  <wp:cNvGraphicFramePr/>
+                  <a:graphic xmlns:a="http://schemas.openxmlformats.org/drawingml/2006/main">
                     <a:graphicData uri="http://schemas.openxmlformats.org/drawingml/2006/picture">
-                      <pic:pic>
+                      <pic:pic xmlns:pic="http://schemas.openxmlformats.org/drawingml/2006/picture">
                         <pic:nvPicPr>
-                          <pic:cNvPr descr="figure_1.jpg" id="74" name="Picture"/>
+                          <pic:cNvPr id="74" name="Picture" descr="figure_1.jpg"/>
                           <pic:cNvPicPr>
-                            <a:picLocks noChangeArrowheads="1" noChangeAspect="1"/>
+                            <a:picLocks noChangeAspect="1" noChangeArrowheads="1"/>
                           </pic:cNvPicPr>
                         </pic:nvPicPr>
                         <pic:blipFill>
-                          <a:blip r:embed="rId72"/>
+                          <a:blip r:embed="rId8"/>
                           <a:stretch>
                             <a:fillRect/>
                           </a:stretch>
@@ -3031,19 +2719,15 @@
           </w:p>
           <w:p>
             <w:pPr>
-              <w:jc w:val="center"/>
-            </w:pPr>
-            <w:pPr>
-              <w:jc w:val="left"/>
+              <w:pStyle w:val="ImageCaption"/>
               <w:spacing w:before="200"/>
-              <w:pStyle w:val="ImageCaption"/>
             </w:pPr>
             <w:r>
-              <w:t xml:space="preserve">Figure 1: Visual comparison of forceps size and shape across sexes and male morphs: (a) female, (b) brachylabic male, and (c) macrolabic male. Macrolabic males display exaggerated forceps consistent with positive allometry, while brachylabic males and females exhibit relatively reduced forceps. Scale bars = 1 mm.</w:t>
+              <w:t>Figure 1: Visual comparison of forceps size and shape across sexes and male morphs: (a) female, (b) brachylabic male, and (c) macrolabic male. Macrolabic males display exaggerated forceps consistent with positive allometry, while brachylabic males and females exhibit relatively reduced forceps. Scale bars = 1 mm.</w:t>
             </w:r>
           </w:p>
-          <w:bookmarkEnd w:id="75"/>
         </w:tc>
+        <w:bookmarkEnd w:id="54"/>
       </w:tr>
     </w:tbl>
     <w:p>
@@ -3054,39 +2738,46 @@
     <w:tbl>
       <w:tblPr>
         <w:tblStyle w:val="Table"/>
-        <w:tblW w:type="pct" w:w="5000"/>
+        <w:tblW w:w="5000" w:type="pct"/>
         <w:tblLayout w:type="fixed"/>
-        <w:tblLook w:firstRow="0" w:lastRow="0" w:firstColumn="0" w:lastColumn="0" w:noHBand="0" w:noVBand="0" w:val="0000"/>
+        <w:tblLook w:val="0000" w:firstRow="0" w:lastRow="0" w:firstColumn="0" w:lastColumn="0" w:noHBand="0" w:noVBand="0"/>
       </w:tblPr>
       <w:tblGrid>
-        <w:gridCol w:w="7920"/>
+        <w:gridCol w:w="9620"/>
       </w:tblGrid>
       <w:tr>
         <w:tc>
-          <w:tcPr/>
-          <w:bookmarkStart w:id="79" w:name="fig-two"/>
+          <w:tcPr>
+            <w:tcW w:w="7920" w:type="dxa"/>
+          </w:tcPr>
           <w:p>
             <w:pPr>
               <w:pStyle w:val="Compact"/>
               <w:jc w:val="center"/>
             </w:pPr>
+            <w:bookmarkStart w:id="55" w:name="fig-two"/>
             <w:r>
+              <w:rPr>
+                <w:noProof/>
+              </w:rPr>
+              <w:lastRenderedPageBreak/>
               <w:drawing>
-                <wp:inline>
+                <wp:inline distT="0" distB="0" distL="0" distR="0" wp14:anchorId="7D96A673" wp14:editId="177C7AC6">
                   <wp:extent cx="3810000" cy="2540000"/>
-                  <wp:effectExtent b="0" l="0" r="0" t="0"/>
-                  <wp:docPr descr="" title="" id="77" name="Picture"/>
-                  <a:graphic>
+                  <wp:effectExtent l="0" t="0" r="0" b="0"/>
+                  <wp:docPr id="77" name="Picture"/>
+                  <wp:cNvGraphicFramePr/>
+                  <a:graphic xmlns:a="http://schemas.openxmlformats.org/drawingml/2006/main">
                     <a:graphicData uri="http://schemas.openxmlformats.org/drawingml/2006/picture">
-                      <pic:pic>
+                      <pic:pic xmlns:pic="http://schemas.openxmlformats.org/drawingml/2006/picture">
                         <pic:nvPicPr>
-                          <pic:cNvPr descr="figure_2.jpg" id="78" name="Picture"/>
+                          <pic:cNvPr id="78" name="Picture" descr="figure_2.jpg"/>
                           <pic:cNvPicPr>
-                            <a:picLocks noChangeArrowheads="1" noChangeAspect="1"/>
+                            <a:picLocks noChangeAspect="1" noChangeArrowheads="1"/>
                           </pic:cNvPicPr>
                         </pic:nvPicPr>
                         <pic:blipFill>
-                          <a:blip r:embed="rId76"/>
+                          <a:blip r:embed="rId9"/>
                           <a:stretch>
                             <a:fillRect/>
                           </a:stretch>
@@ -3115,19 +2806,18 @@
           </w:p>
           <w:p>
             <w:pPr>
-              <w:jc w:val="center"/>
-            </w:pPr>
-            <w:pPr>
-              <w:jc w:val="left"/>
+              <w:pStyle w:val="ImageCaption"/>
               <w:spacing w:before="200"/>
-              <w:pStyle w:val="ImageCaption"/>
             </w:pPr>
             <w:r>
-              <w:t xml:space="preserve">Figure 2: Static allometries of forceps length as a function of pronotum length across density treatments. Females (top row) and males (bottom row) are shown separately. In males, brachylabic (solid points) and macrolabic (open points) morphs are distinguished, with diet treatments indicated by shading. Males form two clusters corresponding to morphotype, with overlap in body size between morphs. The dashed horizontal line in the male panels indicates the forceps length threshold used for morph classification.</w:t>
+              <w:t>Figure 2: Static allometries of forceps length as a function of pronotum length across density treatments. Females (top row) and males (bottom row) are shown separately. In males, brachylabic (solid points) and macrolabic (open points) morphs are distinguished, with diet treatments indicated by shading. Males form two clusters corresponding to morphotype, with overlap in body size between morphs. The dashed horizontal line in the male panels indicates the forceps length threshold used for morph classificati</w:t>
+            </w:r>
+            <w:r>
+              <w:t>on.</w:t>
             </w:r>
           </w:p>
-          <w:bookmarkEnd w:id="79"/>
         </w:tc>
+        <w:bookmarkEnd w:id="55"/>
       </w:tr>
     </w:tbl>
     <w:p>
@@ -3138,39 +2828,46 @@
     <w:tbl>
       <w:tblPr>
         <w:tblStyle w:val="Table"/>
-        <w:tblW w:type="pct" w:w="5000"/>
+        <w:tblW w:w="5000" w:type="pct"/>
         <w:tblLayout w:type="fixed"/>
-        <w:tblLook w:firstRow="0" w:lastRow="0" w:firstColumn="0" w:lastColumn="0" w:noHBand="0" w:noVBand="0" w:val="0000"/>
+        <w:tblLook w:val="0000" w:firstRow="0" w:lastRow="0" w:firstColumn="0" w:lastColumn="0" w:noHBand="0" w:noVBand="0"/>
       </w:tblPr>
       <w:tblGrid>
-        <w:gridCol w:w="7920"/>
+        <w:gridCol w:w="9620"/>
       </w:tblGrid>
       <w:tr>
         <w:tc>
-          <w:tcPr/>
-          <w:bookmarkStart w:id="83" w:name="fig-three"/>
+          <w:tcPr>
+            <w:tcW w:w="7920" w:type="dxa"/>
+          </w:tcPr>
           <w:p>
             <w:pPr>
               <w:pStyle w:val="Compact"/>
               <w:jc w:val="center"/>
             </w:pPr>
+            <w:bookmarkStart w:id="56" w:name="fig-three"/>
             <w:r>
+              <w:rPr>
+                <w:noProof/>
+              </w:rPr>
+              <w:lastRenderedPageBreak/>
               <w:drawing>
-                <wp:inline>
+                <wp:inline distT="0" distB="0" distL="0" distR="0" wp14:anchorId="1D7EAE1C" wp14:editId="1FEA3A25">
                   <wp:extent cx="3810000" cy="2540000"/>
-                  <wp:effectExtent b="0" l="0" r="0" t="0"/>
-                  <wp:docPr descr="" title="" id="81" name="Picture"/>
-                  <a:graphic>
+                  <wp:effectExtent l="0" t="0" r="0" b="0"/>
+                  <wp:docPr id="81" name="Picture"/>
+                  <wp:cNvGraphicFramePr/>
+                  <a:graphic xmlns:a="http://schemas.openxmlformats.org/drawingml/2006/main">
                     <a:graphicData uri="http://schemas.openxmlformats.org/drawingml/2006/picture">
-                      <pic:pic>
+                      <pic:pic xmlns:pic="http://schemas.openxmlformats.org/drawingml/2006/picture">
                         <pic:nvPicPr>
-                          <pic:cNvPr descr="figure_3.jpg" id="82" name="Picture"/>
+                          <pic:cNvPr id="82" name="Picture" descr="figure_3.jpg"/>
                           <pic:cNvPicPr>
-                            <a:picLocks noChangeArrowheads="1" noChangeAspect="1"/>
+                            <a:picLocks noChangeAspect="1" noChangeArrowheads="1"/>
                           </pic:cNvPicPr>
                         </pic:nvPicPr>
                         <pic:blipFill>
-                          <a:blip r:embed="rId80"/>
+                          <a:blip r:embed="rId10"/>
                           <a:stretch>
                             <a:fillRect/>
                           </a:stretch>
@@ -3199,30 +2896,27 @@
           </w:p>
           <w:p>
             <w:pPr>
-              <w:jc w:val="center"/>
-            </w:pPr>
-            <w:pPr>
-              <w:jc w:val="left"/>
+              <w:pStyle w:val="ImageCaption"/>
               <w:spacing w:before="200"/>
-              <w:pStyle w:val="ImageCaption"/>
             </w:pPr>
             <w:r>
-              <w:t xml:space="preserve">Figure 3: Posterior median allometric slopes (β) and 95% highest posterior density intervals relating forceps length to pronotum length for females, brachylabic males, and macrolabic males across diet and density treatments. The vertical dashed line indicates isometry (β = 1). Values greater than one indicate hyperallometry, whereas values less than one indicate hypoallometry.</w:t>
+              <w:t>Figure 3: Posterior median allometric slopes (β) and 95% highest posterior density intervals relating forceps length to pronotum length for females, brachylabic males, and macrolabic males across diet and density treatments. The vertical dashed line indicates isometry (β = 1). Values greater than one indicate hyperallometry, whereas values less than one indicate hypoallometry.</w:t>
             </w:r>
           </w:p>
-          <w:bookmarkEnd w:id="83"/>
         </w:tc>
+        <w:bookmarkEnd w:id="56"/>
       </w:tr>
+      <w:bookmarkEnd w:id="16"/>
+      <w:bookmarkEnd w:id="53"/>
     </w:tbl>
-    <w:bookmarkEnd w:id="84"/>
-    <w:bookmarkEnd w:id="85"/>
+    <w:p/>
     <w:sectPr>
-      <w:headerReference r:id="rId10" w:type="even"/>
-      <w:headerReference r:id="rId9" w:type="default"/>
-      <w:footerReference r:id="rId12" w:type="even"/>
-      <w:footerReference r:id="rId11" w:type="default"/>
-      <w:pgSz w:h="15840" w:w="12240"/>
-      <w:pgMar w:bottom="2024" w:footer="737" w:gutter="0" w:header="737" w:left="1418" w:right="1418" w:top="1531"/>
+      <w:headerReference w:type="even" r:id="rId11"/>
+      <w:headerReference w:type="default" r:id="rId12"/>
+      <w:footerReference w:type="even" r:id="rId13"/>
+      <w:footerReference w:type="default" r:id="rId14"/>
+      <w:pgSz w:w="12240" w:h="15840"/>
+      <w:pgMar w:top="1531" w:right="1418" w:bottom="2024" w:left="1418" w:header="737" w:footer="737" w:gutter="0"/>
       <w:lnNumType w:countBy="1" w:restart="continuous"/>
       <w:cols w:space="720"/>
       <w:docGrid w:linePitch="326"/>
@@ -3231,12 +2925,33 @@
 </w:document>
 </file>
 
-<file path=word/comments.xml><?xml version="1.0" encoding="utf-8"?>
-<w:comments xmlns:w="http://schemas.openxmlformats.org/wordprocessingml/2006/main" xmlns:m="http://schemas.openxmlformats.org/officeDocument/2006/math" xmlns:r="http://schemas.openxmlformats.org/officeDocument/2006/relationships" xmlns:o="urn:schemas-microsoft-com:office:office" xmlns:v="urn:schemas-microsoft-com:vml" xmlns:w10="urn:schemas-microsoft-com:office:word" xmlns:a="http://schemas.openxmlformats.org/drawingml/2006/main" xmlns:pic="http://schemas.openxmlformats.org/drawingml/2006/picture" xmlns:wp="http://schemas.openxmlformats.org/drawingml/2006/wordprocessingDrawing"/>
+<file path=word/endnotes.xml><?xml version="1.0" encoding="utf-8"?>
+<w:endnotes xmlns:wpc="http://schemas.microsoft.com/office/word/2010/wordprocessingCanvas" xmlns:cx="http://schemas.microsoft.com/office/drawing/2014/chartex" xmlns:cx1="http://schemas.microsoft.com/office/drawing/2015/9/8/chartex" xmlns:cx2="http://schemas.microsoft.com/office/drawing/2015/10/21/chartex" xmlns:cx3="http://schemas.microsoft.com/office/drawing/2016/5/9/chartex" xmlns:cx4="http://schemas.microsoft.com/office/drawing/2016/5/10/chartex" xmlns:cx5="http://schemas.microsoft.com/office/drawing/2016/5/11/chartex" xmlns:cx6="http://schemas.microsoft.com/office/drawing/2016/5/12/chartex" xmlns:cx7="http://schemas.microsoft.com/office/drawing/2016/5/13/chartex" xmlns:cx8="http://schemas.microsoft.com/office/drawing/2016/5/14/chartex" xmlns:mc="http://schemas.openxmlformats.org/markup-compatibility/2006" xmlns:m="http://schemas.openxmlformats.org/officeDocument/2006/math" xmlns:aink="http://schemas.microsoft.com/office/drawing/2016/ink" xmlns:am3d="http://schemas.microsoft.com/office/drawing/2017/model3d" xmlns:oel="http://schemas.microsoft.com/office/2019/extlst" xmlns:r="http://schemas.openxmlformats.org/officeDocument/2006/relationships" xmlns:wp14="http://schemas.microsoft.com/office/word/2010/wordprocessingDrawing" xmlns:wp="http://schemas.openxmlformats.org/drawingml/2006/wordprocessingDrawing" xmlns:wpg="http://schemas.microsoft.com/office/word/2010/wordprocessingGroup" xmlns:wpi="http://schemas.microsoft.com/office/word/2010/wordprocessingInk" xmlns:wps="http://schemas.microsoft.com/office/word/2010/wordprocessingShape" xmlns:o="urn:schemas-microsoft-com:office:office" xmlns:v="urn:schemas-microsoft-com:vml" xmlns:w10="urn:schemas-microsoft-com:office:word" xmlns:w="http://schemas.openxmlformats.org/wordprocessingml/2006/main" xmlns:w14="http://schemas.microsoft.com/office/word/2010/wordml" xmlns:w15="http://schemas.microsoft.com/office/word/2012/wordml" xmlns:w16cex="http://schemas.microsoft.com/office/word/2018/wordml/cex" xmlns:w16cid="http://schemas.microsoft.com/office/word/2016/wordml/cid" xmlns:w16="http://schemas.microsoft.com/office/word/2018/wordml" xmlns:w16sdtdh="http://schemas.microsoft.com/office/word/2020/wordml/sdtdatahash" xmlns:w16sdtfl="http://schemas.microsoft.com/office/word/2024/wordml/sdtformatlock" xmlns:w16se="http://schemas.microsoft.com/office/word/2015/wordml/symex" xmlns:w16du="http://schemas.microsoft.com/office/word/2023/wordml/word16du" xmlns:wne="http://schemas.microsoft.com/office/word/2006/wordml" mc:Ignorable="w14 w15 w16se w16cid w16 w16cex w16sdtdh w16sdtfl w16du wp14">
+  <w:endnote w:type="separator" w:id="-1">
+    <w:p>
+      <w:pPr>
+        <w:spacing w:after="0"/>
+      </w:pPr>
+      <w:r>
+        <w:separator/>
+      </w:r>
+    </w:p>
+  </w:endnote>
+  <w:endnote w:type="continuationSeparator" w:id="0">
+    <w:p>
+      <w:pPr>
+        <w:spacing w:after="0"/>
+      </w:pPr>
+      <w:r>
+        <w:continuationSeparator/>
+      </w:r>
+    </w:p>
+  </w:endnote>
+</w:endnotes>
 </file>
 
 <file path=word/footer1.xml><?xml version="1.0" encoding="utf-8"?>
-<w:ftr xmlns:wpc="http://schemas.microsoft.com/office/word/2010/wordprocessingCanvas" xmlns:cx="http://schemas.microsoft.com/office/drawing/2014/chartex" xmlns:cx1="http://schemas.microsoft.com/office/drawing/2015/9/8/chartex" xmlns:cx2="http://schemas.microsoft.com/office/drawing/2015/10/21/chartex" xmlns:cx3="http://schemas.microsoft.com/office/drawing/2016/5/9/chartex" xmlns:cx4="http://schemas.microsoft.com/office/drawing/2016/5/10/chartex" xmlns:cx5="http://schemas.microsoft.com/office/drawing/2016/5/11/chartex" xmlns:cx6="http://schemas.microsoft.com/office/drawing/2016/5/12/chartex" xmlns:cx7="http://schemas.microsoft.com/office/drawing/2016/5/13/chartex" xmlns:cx8="http://schemas.microsoft.com/office/drawing/2016/5/14/chartex" xmlns:mc="http://schemas.openxmlformats.org/markup-compatibility/2006" xmlns:aink="http://schemas.microsoft.com/office/drawing/2016/ink" xmlns:am3d="http://schemas.microsoft.com/office/drawing/2017/model3d" xmlns:o="urn:schemas-microsoft-com:office:office" xmlns:oel="http://schemas.microsoft.com/office/2019/extlst" xmlns:r="http://schemas.openxmlformats.org/officeDocument/2006/relationships" xmlns:m="http://schemas.openxmlformats.org/officeDocument/2006/math" xmlns:v="urn:schemas-microsoft-com:vml" xmlns:wp14="http://schemas.microsoft.com/office/word/2010/wordprocessingDrawing" xmlns:wp="http://schemas.openxmlformats.org/drawingml/2006/wordprocessingDrawing" xmlns:w10="urn:schemas-microsoft-com:office:word" xmlns:w="http://schemas.openxmlformats.org/wordprocessingml/2006/main" xmlns:w14="http://schemas.microsoft.com/office/word/2010/wordml" xmlns:w15="http://schemas.microsoft.com/office/word/2012/wordml" xmlns:w16cex="http://schemas.microsoft.com/office/word/2018/wordml/cex" xmlns:w16cid="http://schemas.microsoft.com/office/word/2016/wordml/cid" xmlns:w16="http://schemas.microsoft.com/office/word/2018/wordml" xmlns:w16du="http://schemas.microsoft.com/office/word/2023/wordml/word16du" xmlns:w16sdtdh="http://schemas.microsoft.com/office/word/2020/wordml/sdtdatahash" xmlns:w16sdtfl="http://schemas.microsoft.com/office/word/2024/wordml/sdtformatlock" xmlns:w16se="http://schemas.microsoft.com/office/word/2015/wordml/symex" xmlns:wpg="http://schemas.microsoft.com/office/word/2010/wordprocessingGroup" xmlns:wpi="http://schemas.microsoft.com/office/word/2010/wordprocessingInk" xmlns:wne="http://schemas.microsoft.com/office/word/2006/wordml" xmlns:wps="http://schemas.microsoft.com/office/word/2010/wordprocessingShape" mc:Ignorable="w14 w15 w16se w16cid w16 w16cex w16sdtdh w16sdtfl w16du wp14">
+<w:ftr xmlns:wpc="http://schemas.microsoft.com/office/word/2010/wordprocessingCanvas" xmlns:cx="http://schemas.microsoft.com/office/drawing/2014/chartex" xmlns:cx1="http://schemas.microsoft.com/office/drawing/2015/9/8/chartex" xmlns:cx2="http://schemas.microsoft.com/office/drawing/2015/10/21/chartex" xmlns:cx3="http://schemas.microsoft.com/office/drawing/2016/5/9/chartex" xmlns:cx4="http://schemas.microsoft.com/office/drawing/2016/5/10/chartex" xmlns:cx5="http://schemas.microsoft.com/office/drawing/2016/5/11/chartex" xmlns:cx6="http://schemas.microsoft.com/office/drawing/2016/5/12/chartex" xmlns:cx7="http://schemas.microsoft.com/office/drawing/2016/5/13/chartex" xmlns:cx8="http://schemas.microsoft.com/office/drawing/2016/5/14/chartex" xmlns:mc="http://schemas.openxmlformats.org/markup-compatibility/2006" xmlns:m="http://schemas.openxmlformats.org/officeDocument/2006/math" xmlns:aink="http://schemas.microsoft.com/office/drawing/2016/ink" xmlns:am3d="http://schemas.microsoft.com/office/drawing/2017/model3d" xmlns:oel="http://schemas.microsoft.com/office/2019/extlst" xmlns:r="http://schemas.openxmlformats.org/officeDocument/2006/relationships" xmlns:wp14="http://schemas.microsoft.com/office/word/2010/wordprocessingDrawing" xmlns:wp="http://schemas.openxmlformats.org/drawingml/2006/wordprocessingDrawing" xmlns:wpg="http://schemas.microsoft.com/office/word/2010/wordprocessingGroup" xmlns:wpi="http://schemas.microsoft.com/office/word/2010/wordprocessingInk" xmlns:wps="http://schemas.microsoft.com/office/word/2010/wordprocessingShape" xmlns:o="urn:schemas-microsoft-com:office:office" xmlns:v="urn:schemas-microsoft-com:vml" xmlns:w10="urn:schemas-microsoft-com:office:word" xmlns:w="http://schemas.openxmlformats.org/wordprocessingml/2006/main" xmlns:w14="http://schemas.microsoft.com/office/word/2010/wordml" xmlns:w15="http://schemas.microsoft.com/office/word/2012/wordml" xmlns:w16cex="http://schemas.microsoft.com/office/word/2018/wordml/cex" xmlns:w16cid="http://schemas.microsoft.com/office/word/2016/wordml/cid" xmlns:w16="http://schemas.microsoft.com/office/word/2018/wordml" xmlns:w16sdtdh="http://schemas.microsoft.com/office/word/2020/wordml/sdtdatahash" xmlns:w16sdtfl="http://schemas.microsoft.com/office/word/2024/wordml/sdtformatlock" xmlns:w16se="http://schemas.microsoft.com/office/word/2015/wordml/symex" xmlns:w16du="http://schemas.microsoft.com/office/word/2023/wordml/word16du" xmlns:wne="http://schemas.microsoft.com/office/word/2006/wordml" mc:Ignorable="w14 w15 w16se w16cid w16 w16cex w16sdtdh w16sdtfl w16du wp14">
   <w:sdt>
     <w:sdtPr>
       <w:rPr>
@@ -3248,6 +2963,11 @@
         <w:docPartUnique/>
       </w:docPartObj>
     </w:sdtPr>
+    <w:sdtEndPr>
+      <w:rPr>
+        <w:rStyle w:val="PageNumber"/>
+      </w:rPr>
+    </w:sdtEndPr>
     <w:sdtContent>
       <w:p>
         <w:pPr>
@@ -3288,7 +3008,7 @@
 </file>
 
 <file path=word/footer2.xml><?xml version="1.0" encoding="utf-8"?>
-<w:ftr xmlns:wpc="http://schemas.microsoft.com/office/word/2010/wordprocessingCanvas" xmlns:cx="http://schemas.microsoft.com/office/drawing/2014/chartex" xmlns:cx1="http://schemas.microsoft.com/office/drawing/2015/9/8/chartex" xmlns:cx2="http://schemas.microsoft.com/office/drawing/2015/10/21/chartex" xmlns:cx3="http://schemas.microsoft.com/office/drawing/2016/5/9/chartex" xmlns:cx4="http://schemas.microsoft.com/office/drawing/2016/5/10/chartex" xmlns:cx5="http://schemas.microsoft.com/office/drawing/2016/5/11/chartex" xmlns:cx6="http://schemas.microsoft.com/office/drawing/2016/5/12/chartex" xmlns:cx7="http://schemas.microsoft.com/office/drawing/2016/5/13/chartex" xmlns:cx8="http://schemas.microsoft.com/office/drawing/2016/5/14/chartex" xmlns:mc="http://schemas.openxmlformats.org/markup-compatibility/2006" xmlns:aink="http://schemas.microsoft.com/office/drawing/2016/ink" xmlns:am3d="http://schemas.microsoft.com/office/drawing/2017/model3d" xmlns:o="urn:schemas-microsoft-com:office:office" xmlns:oel="http://schemas.microsoft.com/office/2019/extlst" xmlns:r="http://schemas.openxmlformats.org/officeDocument/2006/relationships" xmlns:m="http://schemas.openxmlformats.org/officeDocument/2006/math" xmlns:v="urn:schemas-microsoft-com:vml" xmlns:wp14="http://schemas.microsoft.com/office/word/2010/wordprocessingDrawing" xmlns:wp="http://schemas.openxmlformats.org/drawingml/2006/wordprocessingDrawing" xmlns:w10="urn:schemas-microsoft-com:office:word" xmlns:w="http://schemas.openxmlformats.org/wordprocessingml/2006/main" xmlns:w14="http://schemas.microsoft.com/office/word/2010/wordml" xmlns:w15="http://schemas.microsoft.com/office/word/2012/wordml" xmlns:w16cex="http://schemas.microsoft.com/office/word/2018/wordml/cex" xmlns:w16cid="http://schemas.microsoft.com/office/word/2016/wordml/cid" xmlns:w16="http://schemas.microsoft.com/office/word/2018/wordml" xmlns:w16du="http://schemas.microsoft.com/office/word/2023/wordml/word16du" xmlns:w16sdtdh="http://schemas.microsoft.com/office/word/2020/wordml/sdtdatahash" xmlns:w16sdtfl="http://schemas.microsoft.com/office/word/2024/wordml/sdtformatlock" xmlns:w16se="http://schemas.microsoft.com/office/word/2015/wordml/symex" xmlns:wpg="http://schemas.microsoft.com/office/word/2010/wordprocessingGroup" xmlns:wpi="http://schemas.microsoft.com/office/word/2010/wordprocessingInk" xmlns:wne="http://schemas.microsoft.com/office/word/2006/wordml" xmlns:wps="http://schemas.microsoft.com/office/word/2010/wordprocessingShape" mc:Ignorable="w14 w15 w16se w16cid w16 w16cex w16sdtdh w16sdtfl w16du wp14">
+<w:ftr xmlns:wpc="http://schemas.microsoft.com/office/word/2010/wordprocessingCanvas" xmlns:cx="http://schemas.microsoft.com/office/drawing/2014/chartex" xmlns:cx1="http://schemas.microsoft.com/office/drawing/2015/9/8/chartex" xmlns:cx2="http://schemas.microsoft.com/office/drawing/2015/10/21/chartex" xmlns:cx3="http://schemas.microsoft.com/office/drawing/2016/5/9/chartex" xmlns:cx4="http://schemas.microsoft.com/office/drawing/2016/5/10/chartex" xmlns:cx5="http://schemas.microsoft.com/office/drawing/2016/5/11/chartex" xmlns:cx6="http://schemas.microsoft.com/office/drawing/2016/5/12/chartex" xmlns:cx7="http://schemas.microsoft.com/office/drawing/2016/5/13/chartex" xmlns:cx8="http://schemas.microsoft.com/office/drawing/2016/5/14/chartex" xmlns:mc="http://schemas.openxmlformats.org/markup-compatibility/2006" xmlns:m="http://schemas.openxmlformats.org/officeDocument/2006/math" xmlns:aink="http://schemas.microsoft.com/office/drawing/2016/ink" xmlns:am3d="http://schemas.microsoft.com/office/drawing/2017/model3d" xmlns:oel="http://schemas.microsoft.com/office/2019/extlst" xmlns:r="http://schemas.openxmlformats.org/officeDocument/2006/relationships" xmlns:wp14="http://schemas.microsoft.com/office/word/2010/wordprocessingDrawing" xmlns:wp="http://schemas.openxmlformats.org/drawingml/2006/wordprocessingDrawing" xmlns:wpg="http://schemas.microsoft.com/office/word/2010/wordprocessingGroup" xmlns:wpi="http://schemas.microsoft.com/office/word/2010/wordprocessingInk" xmlns:wps="http://schemas.microsoft.com/office/word/2010/wordprocessingShape" xmlns:o="urn:schemas-microsoft-com:office:office" xmlns:v="urn:schemas-microsoft-com:vml" xmlns:w10="urn:schemas-microsoft-com:office:word" xmlns:w="http://schemas.openxmlformats.org/wordprocessingml/2006/main" xmlns:w14="http://schemas.microsoft.com/office/word/2010/wordml" xmlns:w15="http://schemas.microsoft.com/office/word/2012/wordml" xmlns:w16cex="http://schemas.microsoft.com/office/word/2018/wordml/cex" xmlns:w16cid="http://schemas.microsoft.com/office/word/2016/wordml/cid" xmlns:w16="http://schemas.microsoft.com/office/word/2018/wordml" xmlns:w16sdtdh="http://schemas.microsoft.com/office/word/2020/wordml/sdtdatahash" xmlns:w16sdtfl="http://schemas.microsoft.com/office/word/2024/wordml/sdtformatlock" xmlns:w16se="http://schemas.microsoft.com/office/word/2015/wordml/symex" xmlns:w16du="http://schemas.microsoft.com/office/word/2023/wordml/word16du" xmlns:wne="http://schemas.microsoft.com/office/word/2006/wordml" mc:Ignorable="w14 w15 w16se w16cid w16 w16cex w16sdtdh w16sdtfl w16du wp14">
   <w:sdt>
     <w:sdtPr>
       <w:rPr>
@@ -3300,6 +3020,11 @@
         <w:docPartUnique/>
       </w:docPartObj>
     </w:sdtPr>
+    <w:sdtEndPr>
+      <w:rPr>
+        <w:rStyle w:val="PageNumber"/>
+      </w:rPr>
+    </w:sdtEndPr>
     <w:sdtContent>
       <w:p>
         <w:pPr>
@@ -3353,18 +3078,24 @@
 </file>
 
 <file path=word/footnotes.xml><?xml version="1.0" encoding="utf-8"?>
-<w:footnotes xmlns:w="http://schemas.openxmlformats.org/wordprocessingml/2006/main" xmlns:m="http://schemas.openxmlformats.org/officeDocument/2006/math" xmlns:r="http://schemas.openxmlformats.org/officeDocument/2006/relationships" xmlns:o="urn:schemas-microsoft-com:office:office" xmlns:v="urn:schemas-microsoft-com:vml" xmlns:w10="urn:schemas-microsoft-com:office:word" xmlns:a="http://schemas.openxmlformats.org/drawingml/2006/main" xmlns:pic="http://schemas.openxmlformats.org/drawingml/2006/picture" xmlns:wp="http://schemas.openxmlformats.org/drawingml/2006/wordprocessingDrawing">
+<w:footnotes xmlns:wpc="http://schemas.microsoft.com/office/word/2010/wordprocessingCanvas" xmlns:cx="http://schemas.microsoft.com/office/drawing/2014/chartex" xmlns:cx1="http://schemas.microsoft.com/office/drawing/2015/9/8/chartex" xmlns:cx2="http://schemas.microsoft.com/office/drawing/2015/10/21/chartex" xmlns:cx3="http://schemas.microsoft.com/office/drawing/2016/5/9/chartex" xmlns:cx4="http://schemas.microsoft.com/office/drawing/2016/5/10/chartex" xmlns:cx5="http://schemas.microsoft.com/office/drawing/2016/5/11/chartex" xmlns:cx6="http://schemas.microsoft.com/office/drawing/2016/5/12/chartex" xmlns:cx7="http://schemas.microsoft.com/office/drawing/2016/5/13/chartex" xmlns:cx8="http://schemas.microsoft.com/office/drawing/2016/5/14/chartex" xmlns:mc="http://schemas.openxmlformats.org/markup-compatibility/2006" xmlns:m="http://schemas.openxmlformats.org/officeDocument/2006/math" xmlns:aink="http://schemas.microsoft.com/office/drawing/2016/ink" xmlns:am3d="http://schemas.microsoft.com/office/drawing/2017/model3d" xmlns:oel="http://schemas.microsoft.com/office/2019/extlst" xmlns:r="http://schemas.openxmlformats.org/officeDocument/2006/relationships" xmlns:wp14="http://schemas.microsoft.com/office/word/2010/wordprocessingDrawing" xmlns:wp="http://schemas.openxmlformats.org/drawingml/2006/wordprocessingDrawing" xmlns:wpg="http://schemas.microsoft.com/office/word/2010/wordprocessingGroup" xmlns:wpi="http://schemas.microsoft.com/office/word/2010/wordprocessingInk" xmlns:wps="http://schemas.microsoft.com/office/word/2010/wordprocessingShape" xmlns:o="urn:schemas-microsoft-com:office:office" xmlns:v="urn:schemas-microsoft-com:vml" xmlns:w10="urn:schemas-microsoft-com:office:word" xmlns:w="http://schemas.openxmlformats.org/wordprocessingml/2006/main" xmlns:w14="http://schemas.microsoft.com/office/word/2010/wordml" xmlns:w15="http://schemas.microsoft.com/office/word/2012/wordml" xmlns:w16cex="http://schemas.microsoft.com/office/word/2018/wordml/cex" xmlns:w16cid="http://schemas.microsoft.com/office/word/2016/wordml/cid" xmlns:w16="http://schemas.microsoft.com/office/word/2018/wordml" xmlns:w16sdtdh="http://schemas.microsoft.com/office/word/2020/wordml/sdtdatahash" xmlns:w16sdtfl="http://schemas.microsoft.com/office/word/2024/wordml/sdtformatlock" xmlns:w16se="http://schemas.microsoft.com/office/word/2015/wordml/symex" xmlns:w16du="http://schemas.microsoft.com/office/word/2023/wordml/word16du" xmlns:wne="http://schemas.microsoft.com/office/word/2006/wordml" mc:Ignorable="w14 w15 w16se w16cid w16 w16cex w16sdtdh w16sdtfl w16du wp14">
+  <w:footnote w:type="separator" w:id="-1">
+    <w:p>
+      <w:pPr>
+        <w:spacing w:after="0"/>
+      </w:pPr>
+      <w:r>
+        <w:separator/>
+      </w:r>
+    </w:p>
+  </w:footnote>
   <w:footnote w:type="continuationSeparator" w:id="0">
     <w:p>
+      <w:pPr>
+        <w:spacing w:after="0"/>
+      </w:pPr>
       <w:r>
         <w:continuationSeparator/>
-      </w:r>
-    </w:p>
-  </w:footnote>
-  <w:footnote w:type="separator" w:id="-1">
-    <w:p>
-      <w:r>
-        <w:separator/>
       </w:r>
     </w:p>
   </w:footnote>
@@ -3372,7 +3103,7 @@
 </file>
 
 <file path=word/header1.xml><?xml version="1.0" encoding="utf-8"?>
-<w:hdr xmlns:wpc="http://schemas.microsoft.com/office/word/2010/wordprocessingCanvas" xmlns:cx="http://schemas.microsoft.com/office/drawing/2014/chartex" xmlns:cx1="http://schemas.microsoft.com/office/drawing/2015/9/8/chartex" xmlns:cx2="http://schemas.microsoft.com/office/drawing/2015/10/21/chartex" xmlns:cx3="http://schemas.microsoft.com/office/drawing/2016/5/9/chartex" xmlns:cx4="http://schemas.microsoft.com/office/drawing/2016/5/10/chartex" xmlns:cx5="http://schemas.microsoft.com/office/drawing/2016/5/11/chartex" xmlns:cx6="http://schemas.microsoft.com/office/drawing/2016/5/12/chartex" xmlns:cx7="http://schemas.microsoft.com/office/drawing/2016/5/13/chartex" xmlns:cx8="http://schemas.microsoft.com/office/drawing/2016/5/14/chartex" xmlns:mc="http://schemas.openxmlformats.org/markup-compatibility/2006" xmlns:aink="http://schemas.microsoft.com/office/drawing/2016/ink" xmlns:am3d="http://schemas.microsoft.com/office/drawing/2017/model3d" xmlns:o="urn:schemas-microsoft-com:office:office" xmlns:oel="http://schemas.microsoft.com/office/2019/extlst" xmlns:r="http://schemas.openxmlformats.org/officeDocument/2006/relationships" xmlns:m="http://schemas.openxmlformats.org/officeDocument/2006/math" xmlns:v="urn:schemas-microsoft-com:vml" xmlns:wp14="http://schemas.microsoft.com/office/word/2010/wordprocessingDrawing" xmlns:wp="http://schemas.openxmlformats.org/drawingml/2006/wordprocessingDrawing" xmlns:w10="urn:schemas-microsoft-com:office:word" xmlns:w="http://schemas.openxmlformats.org/wordprocessingml/2006/main" xmlns:w14="http://schemas.microsoft.com/office/word/2010/wordml" xmlns:w15="http://schemas.microsoft.com/office/word/2012/wordml" xmlns:w16cex="http://schemas.microsoft.com/office/word/2018/wordml/cex" xmlns:w16cid="http://schemas.microsoft.com/office/word/2016/wordml/cid" xmlns:w16="http://schemas.microsoft.com/office/word/2018/wordml" xmlns:w16du="http://schemas.microsoft.com/office/word/2023/wordml/word16du" xmlns:w16sdtdh="http://schemas.microsoft.com/office/word/2020/wordml/sdtdatahash" xmlns:w16sdtfl="http://schemas.microsoft.com/office/word/2024/wordml/sdtformatlock" xmlns:w16se="http://schemas.microsoft.com/office/word/2015/wordml/symex" xmlns:wpg="http://schemas.microsoft.com/office/word/2010/wordprocessingGroup" xmlns:wpi="http://schemas.microsoft.com/office/word/2010/wordprocessingInk" xmlns:wne="http://schemas.microsoft.com/office/word/2006/wordml" xmlns:wps="http://schemas.microsoft.com/office/word/2010/wordprocessingShape" mc:Ignorable="w14 w15 w16se w16cid w16 w16cex w16sdtdh w16sdtfl w16du wp14">
+<w:hdr xmlns:wpc="http://schemas.microsoft.com/office/word/2010/wordprocessingCanvas" xmlns:cx="http://schemas.microsoft.com/office/drawing/2014/chartex" xmlns:cx1="http://schemas.microsoft.com/office/drawing/2015/9/8/chartex" xmlns:cx2="http://schemas.microsoft.com/office/drawing/2015/10/21/chartex" xmlns:cx3="http://schemas.microsoft.com/office/drawing/2016/5/9/chartex" xmlns:cx4="http://schemas.microsoft.com/office/drawing/2016/5/10/chartex" xmlns:cx5="http://schemas.microsoft.com/office/drawing/2016/5/11/chartex" xmlns:cx6="http://schemas.microsoft.com/office/drawing/2016/5/12/chartex" xmlns:cx7="http://schemas.microsoft.com/office/drawing/2016/5/13/chartex" xmlns:cx8="http://schemas.microsoft.com/office/drawing/2016/5/14/chartex" xmlns:mc="http://schemas.openxmlformats.org/markup-compatibility/2006" xmlns:m="http://schemas.openxmlformats.org/officeDocument/2006/math" xmlns:aink="http://schemas.microsoft.com/office/drawing/2016/ink" xmlns:am3d="http://schemas.microsoft.com/office/drawing/2017/model3d" xmlns:oel="http://schemas.microsoft.com/office/2019/extlst" xmlns:r="http://schemas.openxmlformats.org/officeDocument/2006/relationships" xmlns:wp14="http://schemas.microsoft.com/office/word/2010/wordprocessingDrawing" xmlns:wp="http://schemas.openxmlformats.org/drawingml/2006/wordprocessingDrawing" xmlns:wpg="http://schemas.microsoft.com/office/word/2010/wordprocessingGroup" xmlns:wpi="http://schemas.microsoft.com/office/word/2010/wordprocessingInk" xmlns:wps="http://schemas.microsoft.com/office/word/2010/wordprocessingShape" xmlns:o="urn:schemas-microsoft-com:office:office" xmlns:v="urn:schemas-microsoft-com:vml" xmlns:w10="urn:schemas-microsoft-com:office:word" xmlns:w="http://schemas.openxmlformats.org/wordprocessingml/2006/main" xmlns:w14="http://schemas.microsoft.com/office/word/2010/wordml" xmlns:w15="http://schemas.microsoft.com/office/word/2012/wordml" xmlns:w16cex="http://schemas.microsoft.com/office/word/2018/wordml/cex" xmlns:w16cid="http://schemas.microsoft.com/office/word/2016/wordml/cid" xmlns:w16="http://schemas.microsoft.com/office/word/2018/wordml" xmlns:w16sdtdh="http://schemas.microsoft.com/office/word/2020/wordml/sdtdatahash" xmlns:w16sdtfl="http://schemas.microsoft.com/office/word/2024/wordml/sdtformatlock" xmlns:w16se="http://schemas.microsoft.com/office/word/2015/wordml/symex" xmlns:w16du="http://schemas.microsoft.com/office/word/2023/wordml/word16du" xmlns:wne="http://schemas.microsoft.com/office/word/2006/wordml" mc:Ignorable="w14 w15 w16se w16cid w16 w16cex w16sdtdh w16sdtfl w16du wp14">
   <w:sdt>
     <w:sdtPr>
       <w:rPr>
@@ -3384,6 +3115,11 @@
         <w:docPartUnique/>
       </w:docPartObj>
     </w:sdtPr>
+    <w:sdtEndPr>
+      <w:rPr>
+        <w:rStyle w:val="PageNumber"/>
+      </w:rPr>
+    </w:sdtEndPr>
     <w:sdtContent>
       <w:p>
         <w:pPr>
@@ -3424,7 +3160,7 @@
 </file>
 
 <file path=word/header2.xml><?xml version="1.0" encoding="utf-8"?>
-<w:hdr xmlns:wpc="http://schemas.microsoft.com/office/word/2010/wordprocessingCanvas" xmlns:cx="http://schemas.microsoft.com/office/drawing/2014/chartex" xmlns:cx1="http://schemas.microsoft.com/office/drawing/2015/9/8/chartex" xmlns:cx2="http://schemas.microsoft.com/office/drawing/2015/10/21/chartex" xmlns:cx3="http://schemas.microsoft.com/office/drawing/2016/5/9/chartex" xmlns:cx4="http://schemas.microsoft.com/office/drawing/2016/5/10/chartex" xmlns:cx5="http://schemas.microsoft.com/office/drawing/2016/5/11/chartex" xmlns:cx6="http://schemas.microsoft.com/office/drawing/2016/5/12/chartex" xmlns:cx7="http://schemas.microsoft.com/office/drawing/2016/5/13/chartex" xmlns:cx8="http://schemas.microsoft.com/office/drawing/2016/5/14/chartex" xmlns:mc="http://schemas.openxmlformats.org/markup-compatibility/2006" xmlns:aink="http://schemas.microsoft.com/office/drawing/2016/ink" xmlns:am3d="http://schemas.microsoft.com/office/drawing/2017/model3d" xmlns:o="urn:schemas-microsoft-com:office:office" xmlns:oel="http://schemas.microsoft.com/office/2019/extlst" xmlns:r="http://schemas.openxmlformats.org/officeDocument/2006/relationships" xmlns:m="http://schemas.openxmlformats.org/officeDocument/2006/math" xmlns:v="urn:schemas-microsoft-com:vml" xmlns:wp14="http://schemas.microsoft.com/office/word/2010/wordprocessingDrawing" xmlns:wp="http://schemas.openxmlformats.org/drawingml/2006/wordprocessingDrawing" xmlns:w10="urn:schemas-microsoft-com:office:word" xmlns:w="http://schemas.openxmlformats.org/wordprocessingml/2006/main" xmlns:w14="http://schemas.microsoft.com/office/word/2010/wordml" xmlns:w15="http://schemas.microsoft.com/office/word/2012/wordml" xmlns:w16cex="http://schemas.microsoft.com/office/word/2018/wordml/cex" xmlns:w16cid="http://schemas.microsoft.com/office/word/2016/wordml/cid" xmlns:w16="http://schemas.microsoft.com/office/word/2018/wordml" xmlns:w16du="http://schemas.microsoft.com/office/word/2023/wordml/word16du" xmlns:w16sdtdh="http://schemas.microsoft.com/office/word/2020/wordml/sdtdatahash" xmlns:w16sdtfl="http://schemas.microsoft.com/office/word/2024/wordml/sdtformatlock" xmlns:w16se="http://schemas.microsoft.com/office/word/2015/wordml/symex" xmlns:wpg="http://schemas.microsoft.com/office/word/2010/wordprocessingGroup" xmlns:wpi="http://schemas.microsoft.com/office/word/2010/wordprocessingInk" xmlns:wne="http://schemas.microsoft.com/office/word/2006/wordml" xmlns:wps="http://schemas.microsoft.com/office/word/2010/wordprocessingShape" mc:Ignorable="w14 w15 w16se w16cid w16 w16cex w16sdtdh w16sdtfl w16du wp14">
+<w:hdr xmlns:wpc="http://schemas.microsoft.com/office/word/2010/wordprocessingCanvas" xmlns:cx="http://schemas.microsoft.com/office/drawing/2014/chartex" xmlns:cx1="http://schemas.microsoft.com/office/drawing/2015/9/8/chartex" xmlns:cx2="http://schemas.microsoft.com/office/drawing/2015/10/21/chartex" xmlns:cx3="http://schemas.microsoft.com/office/drawing/2016/5/9/chartex" xmlns:cx4="http://schemas.microsoft.com/office/drawing/2016/5/10/chartex" xmlns:cx5="http://schemas.microsoft.com/office/drawing/2016/5/11/chartex" xmlns:cx6="http://schemas.microsoft.com/office/drawing/2016/5/12/chartex" xmlns:cx7="http://schemas.microsoft.com/office/drawing/2016/5/13/chartex" xmlns:cx8="http://schemas.microsoft.com/office/drawing/2016/5/14/chartex" xmlns:mc="http://schemas.openxmlformats.org/markup-compatibility/2006" xmlns:m="http://schemas.openxmlformats.org/officeDocument/2006/math" xmlns:aink="http://schemas.microsoft.com/office/drawing/2016/ink" xmlns:am3d="http://schemas.microsoft.com/office/drawing/2017/model3d" xmlns:oel="http://schemas.microsoft.com/office/2019/extlst" xmlns:r="http://schemas.openxmlformats.org/officeDocument/2006/relationships" xmlns:wp14="http://schemas.microsoft.com/office/word/2010/wordprocessingDrawing" xmlns:wp="http://schemas.openxmlformats.org/drawingml/2006/wordprocessingDrawing" xmlns:wpg="http://schemas.microsoft.com/office/word/2010/wordprocessingGroup" xmlns:wpi="http://schemas.microsoft.com/office/word/2010/wordprocessingInk" xmlns:wps="http://schemas.microsoft.com/office/word/2010/wordprocessingShape" xmlns:o="urn:schemas-microsoft-com:office:office" xmlns:v="urn:schemas-microsoft-com:vml" xmlns:w10="urn:schemas-microsoft-com:office:word" xmlns:w="http://schemas.openxmlformats.org/wordprocessingml/2006/main" xmlns:w14="http://schemas.microsoft.com/office/word/2010/wordml" xmlns:w15="http://schemas.microsoft.com/office/word/2012/wordml" xmlns:w16cex="http://schemas.microsoft.com/office/word/2018/wordml/cex" xmlns:w16cid="http://schemas.microsoft.com/office/word/2016/wordml/cid" xmlns:w16="http://schemas.microsoft.com/office/word/2018/wordml" xmlns:w16sdtdh="http://schemas.microsoft.com/office/word/2020/wordml/sdtdatahash" xmlns:w16sdtfl="http://schemas.microsoft.com/office/word/2024/wordml/sdtformatlock" xmlns:w16se="http://schemas.microsoft.com/office/word/2015/wordml/symex" xmlns:w16du="http://schemas.microsoft.com/office/word/2023/wordml/word16du" xmlns:wne="http://schemas.microsoft.com/office/word/2006/wordml" mc:Ignorable="w14 w15 w16se w16cid w16 w16cex w16sdtdh w16sdtfl w16du wp14">
   <w:p>
     <w:pPr>
       <w:pStyle w:val="Header"/>
@@ -3444,8 +3180,8 @@
 </file>
 
 <file path=word/numbering.xml><?xml version="1.0" encoding="utf-8"?>
-<w:numbering xmlns:aink="http://schemas.microsoft.com/office/drawing/2016/ink" xmlns:am3d="http://schemas.microsoft.com/office/drawing/2017/model3d" xmlns:cx="http://schemas.microsoft.com/office/drawing/2014/chartex" xmlns:cx1="http://schemas.microsoft.com/office/drawing/2015/9/8/chartex" xmlns:cx2="http://schemas.microsoft.com/office/drawing/2015/10/21/chartex" xmlns:cx3="http://schemas.microsoft.com/office/drawing/2016/5/9/chartex" xmlns:cx4="http://schemas.microsoft.com/office/drawing/2016/5/10/chartex" xmlns:cx5="http://schemas.microsoft.com/office/drawing/2016/5/11/chartex" xmlns:cx6="http://schemas.microsoft.com/office/drawing/2016/5/12/chartex" xmlns:cx7="http://schemas.microsoft.com/office/drawing/2016/5/13/chartex" xmlns:cx8="http://schemas.microsoft.com/office/drawing/2016/5/14/chartex" xmlns:m="http://schemas.openxmlformats.org/officeDocument/2006/math" xmlns:mc="http://schemas.openxmlformats.org/markup-compatibility/2006" xmlns:o="urn:schemas-microsoft-com:office:office" xmlns:oel="http://schemas.microsoft.com/office/2019/extlst" xmlns:r="http://schemas.openxmlformats.org/officeDocument/2006/relationships" xmlns:v="urn:schemas-microsoft-com:vml" xmlns:w="http://schemas.openxmlformats.org/wordprocessingml/2006/main" xmlns:w10="urn:schemas-microsoft-com:office:word" xmlns:w14="http://schemas.microsoft.com/office/word/2010/wordml" xmlns:w15="http://schemas.microsoft.com/office/word/2012/wordml" xmlns:w16="http://schemas.microsoft.com/office/word/2018/wordml" xmlns:w16cex="http://schemas.microsoft.com/office/word/2018/wordml/cex" xmlns:w16cid="http://schemas.microsoft.com/office/word/2016/wordml/cid" xmlns:w16du="http://schemas.microsoft.com/office/word/2023/wordml/word16du" xmlns:w16sdtdh="http://schemas.microsoft.com/office/word/2020/wordml/sdtdatahash" xmlns:w16sdtfl="http://schemas.microsoft.com/office/word/2024/wordml/sdtformatlock" xmlns:w16se="http://schemas.microsoft.com/office/word/2015/wordml/symex" xmlns:wne="http://schemas.microsoft.com/office/word/2006/wordml" xmlns:wp="http://schemas.openxmlformats.org/drawingml/2006/wordprocessingDrawing" xmlns:wp14="http://schemas.microsoft.com/office/word/2010/wordprocessingDrawing" xmlns:wpc="http://schemas.microsoft.com/office/word/2010/wordprocessingCanvas" xmlns:wpg="http://schemas.microsoft.com/office/word/2010/wordprocessingGroup" xmlns:wpi="http://schemas.microsoft.com/office/word/2010/wordprocessingInk" xmlns:wps="http://schemas.microsoft.com/office/word/2010/wordprocessingShape" mc:Ignorable="w14 w15 w16se w16cid w16 w16cex w16sdtdh w16sdtfl w16du wp14">
-  <w:abstractNum w15:restartNumberingAfterBreak="0" w:abstractNumId="0">
+<w:numbering xmlns:wpc="http://schemas.microsoft.com/office/word/2010/wordprocessingCanvas" xmlns:cx="http://schemas.microsoft.com/office/drawing/2014/chartex" xmlns:cx1="http://schemas.microsoft.com/office/drawing/2015/9/8/chartex" xmlns:cx2="http://schemas.microsoft.com/office/drawing/2015/10/21/chartex" xmlns:cx3="http://schemas.microsoft.com/office/drawing/2016/5/9/chartex" xmlns:cx4="http://schemas.microsoft.com/office/drawing/2016/5/10/chartex" xmlns:cx5="http://schemas.microsoft.com/office/drawing/2016/5/11/chartex" xmlns:cx6="http://schemas.microsoft.com/office/drawing/2016/5/12/chartex" xmlns:cx7="http://schemas.microsoft.com/office/drawing/2016/5/13/chartex" xmlns:cx8="http://schemas.microsoft.com/office/drawing/2016/5/14/chartex" xmlns:mc="http://schemas.openxmlformats.org/markup-compatibility/2006" xmlns:m="http://schemas.openxmlformats.org/officeDocument/2006/math" xmlns:aink="http://schemas.microsoft.com/office/drawing/2016/ink" xmlns:am3d="http://schemas.microsoft.com/office/drawing/2017/model3d" xmlns:oel="http://schemas.microsoft.com/office/2019/extlst" xmlns:r="http://schemas.openxmlformats.org/officeDocument/2006/relationships" xmlns:wp14="http://schemas.microsoft.com/office/word/2010/wordprocessingDrawing" xmlns:wp="http://schemas.openxmlformats.org/drawingml/2006/wordprocessingDrawing" xmlns:wpg="http://schemas.microsoft.com/office/word/2010/wordprocessingGroup" xmlns:wpi="http://schemas.microsoft.com/office/word/2010/wordprocessingInk" xmlns:wps="http://schemas.microsoft.com/office/word/2010/wordprocessingShape" xmlns:o="urn:schemas-microsoft-com:office:office" xmlns:v="urn:schemas-microsoft-com:vml" xmlns:w10="urn:schemas-microsoft-com:office:word" xmlns:w="http://schemas.openxmlformats.org/wordprocessingml/2006/main" xmlns:w14="http://schemas.microsoft.com/office/word/2010/wordml" xmlns:w15="http://schemas.microsoft.com/office/word/2012/wordml" xmlns:w16cex="http://schemas.microsoft.com/office/word/2018/wordml/cex" xmlns:w16cid="http://schemas.microsoft.com/office/word/2016/wordml/cid" xmlns:w16="http://schemas.microsoft.com/office/word/2018/wordml" xmlns:w16sdtdh="http://schemas.microsoft.com/office/word/2020/wordml/sdtdatahash" xmlns:w16sdtfl="http://schemas.microsoft.com/office/word/2024/wordml/sdtformatlock" xmlns:w16se="http://schemas.microsoft.com/office/word/2015/wordml/symex" xmlns:w16du="http://schemas.microsoft.com/office/word/2023/wordml/word16du" xmlns:wne="http://schemas.microsoft.com/office/word/2006/wordml" mc:Ignorable="w14 w15 w16se w16cid w16 w16cex w16sdtdh w16sdtfl w16du wp14">
+  <w:abstractNum w:abstractNumId="0" w15:restartNumberingAfterBreak="0">
     <w:nsid w:val="FFFFFF7C"/>
     <w:multiLevelType w:val="singleLevel"/>
     <w:tmpl w:val="BD5E45BC"/>
@@ -3456,13 +3192,13 @@
       <w:lvlJc w:val="left"/>
       <w:pPr>
         <w:tabs>
-          <w:tab w:pos="1492" w:val="num"/>
+          <w:tab w:val="num" w:pos="1492"/>
         </w:tabs>
-        <w:ind w:hanging="360" w:left="1492"/>
+        <w:ind w:left="1492" w:hanging="360"/>
       </w:pPr>
     </w:lvl>
   </w:abstractNum>
-  <w:abstractNum w15:restartNumberingAfterBreak="0" w:abstractNumId="1">
+  <w:abstractNum w:abstractNumId="1" w15:restartNumberingAfterBreak="0">
     <w:nsid w:val="FFFFFF7D"/>
     <w:multiLevelType w:val="singleLevel"/>
     <w:tmpl w:val="C25E26BA"/>
@@ -3473,13 +3209,13 @@
       <w:lvlJc w:val="left"/>
       <w:pPr>
         <w:tabs>
-          <w:tab w:pos="1209" w:val="num"/>
+          <w:tab w:val="num" w:pos="1209"/>
         </w:tabs>
-        <w:ind w:hanging="360" w:left="1209"/>
+        <w:ind w:left="1209" w:hanging="360"/>
       </w:pPr>
     </w:lvl>
   </w:abstractNum>
-  <w:abstractNum w15:restartNumberingAfterBreak="0" w:abstractNumId="2">
+  <w:abstractNum w:abstractNumId="2" w15:restartNumberingAfterBreak="0">
     <w:nsid w:val="FFFFFF7E"/>
     <w:multiLevelType w:val="singleLevel"/>
     <w:tmpl w:val="237EE0FA"/>
@@ -3490,13 +3226,13 @@
       <w:lvlJc w:val="left"/>
       <w:pPr>
         <w:tabs>
-          <w:tab w:pos="926" w:val="num"/>
+          <w:tab w:val="num" w:pos="926"/>
         </w:tabs>
-        <w:ind w:hanging="360" w:left="926"/>
+        <w:ind w:left="926" w:hanging="360"/>
       </w:pPr>
     </w:lvl>
   </w:abstractNum>
-  <w:abstractNum w15:restartNumberingAfterBreak="0" w:abstractNumId="3">
+  <w:abstractNum w:abstractNumId="3" w15:restartNumberingAfterBreak="0">
     <w:nsid w:val="FFFFFF7F"/>
     <w:multiLevelType w:val="singleLevel"/>
     <w:tmpl w:val="5D76EAF2"/>
@@ -3507,13 +3243,13 @@
       <w:lvlJc w:val="left"/>
       <w:pPr>
         <w:tabs>
-          <w:tab w:pos="643" w:val="num"/>
+          <w:tab w:val="num" w:pos="643"/>
         </w:tabs>
-        <w:ind w:hanging="360" w:left="643"/>
+        <w:ind w:left="643" w:hanging="360"/>
       </w:pPr>
     </w:lvl>
   </w:abstractNum>
-  <w:abstractNum w15:restartNumberingAfterBreak="0" w:abstractNumId="4">
+  <w:abstractNum w:abstractNumId="4" w15:restartNumberingAfterBreak="0">
     <w:nsid w:val="FFFFFF80"/>
     <w:multiLevelType w:val="singleLevel"/>
     <w:tmpl w:val="68ACF7EE"/>
@@ -3524,16 +3260,16 @@
       <w:lvlJc w:val="left"/>
       <w:pPr>
         <w:tabs>
-          <w:tab w:pos="1492" w:val="num"/>
+          <w:tab w:val="num" w:pos="1492"/>
         </w:tabs>
-        <w:ind w:hanging="360" w:left="1492"/>
+        <w:ind w:left="1492" w:hanging="360"/>
       </w:pPr>
       <w:rPr>
         <w:rFonts w:ascii="Symbol" w:hAnsi="Symbol" w:hint="default"/>
       </w:rPr>
     </w:lvl>
   </w:abstractNum>
-  <w:abstractNum w15:restartNumberingAfterBreak="0" w:abstractNumId="5">
+  <w:abstractNum w:abstractNumId="5" w15:restartNumberingAfterBreak="0">
     <w:nsid w:val="FFFFFF81"/>
     <w:multiLevelType w:val="singleLevel"/>
     <w:tmpl w:val="1D5CDB1E"/>
@@ -3544,16 +3280,16 @@
       <w:lvlJc w:val="left"/>
       <w:pPr>
         <w:tabs>
-          <w:tab w:pos="1209" w:val="num"/>
+          <w:tab w:val="num" w:pos="1209"/>
         </w:tabs>
-        <w:ind w:hanging="360" w:left="1209"/>
+        <w:ind w:left="1209" w:hanging="360"/>
       </w:pPr>
       <w:rPr>
         <w:rFonts w:ascii="Symbol" w:hAnsi="Symbol" w:hint="default"/>
       </w:rPr>
     </w:lvl>
   </w:abstractNum>
-  <w:abstractNum w15:restartNumberingAfterBreak="0" w:abstractNumId="6">
+  <w:abstractNum w:abstractNumId="6" w15:restartNumberingAfterBreak="0">
     <w:nsid w:val="FFFFFF82"/>
     <w:multiLevelType w:val="singleLevel"/>
     <w:tmpl w:val="CF883DB2"/>
@@ -3564,16 +3300,16 @@
       <w:lvlJc w:val="left"/>
       <w:pPr>
         <w:tabs>
-          <w:tab w:pos="926" w:val="num"/>
+          <w:tab w:val="num" w:pos="926"/>
         </w:tabs>
-        <w:ind w:hanging="360" w:left="926"/>
+        <w:ind w:left="926" w:hanging="360"/>
       </w:pPr>
       <w:rPr>
         <w:rFonts w:ascii="Symbol" w:hAnsi="Symbol" w:hint="default"/>
       </w:rPr>
     </w:lvl>
   </w:abstractNum>
-  <w:abstractNum w15:restartNumberingAfterBreak="0" w:abstractNumId="7">
+  <w:abstractNum w:abstractNumId="7" w15:restartNumberingAfterBreak="0">
     <w:nsid w:val="FFFFFF83"/>
     <w:multiLevelType w:val="singleLevel"/>
     <w:tmpl w:val="3B5A45A8"/>
@@ -3584,16 +3320,16 @@
       <w:lvlJc w:val="left"/>
       <w:pPr>
         <w:tabs>
-          <w:tab w:pos="643" w:val="num"/>
+          <w:tab w:val="num" w:pos="643"/>
         </w:tabs>
-        <w:ind w:hanging="360" w:left="643"/>
+        <w:ind w:left="643" w:hanging="360"/>
       </w:pPr>
       <w:rPr>
         <w:rFonts w:ascii="Symbol" w:hAnsi="Symbol" w:hint="default"/>
       </w:rPr>
     </w:lvl>
   </w:abstractNum>
-  <w:abstractNum w15:restartNumberingAfterBreak="0" w:abstractNumId="8">
+  <w:abstractNum w:abstractNumId="8" w15:restartNumberingAfterBreak="0">
     <w:nsid w:val="FFFFFF88"/>
     <w:multiLevelType w:val="singleLevel"/>
     <w:tmpl w:val="D8826D80"/>
@@ -3604,13 +3340,13 @@
       <w:lvlJc w:val="left"/>
       <w:pPr>
         <w:tabs>
-          <w:tab w:pos="360" w:val="num"/>
+          <w:tab w:val="num" w:pos="360"/>
         </w:tabs>
-        <w:ind w:hanging="360" w:left="360"/>
+        <w:ind w:left="360" w:hanging="360"/>
       </w:pPr>
     </w:lvl>
   </w:abstractNum>
-  <w:abstractNum w15:restartNumberingAfterBreak="0" w:abstractNumId="9">
+  <w:abstractNum w:abstractNumId="9" w15:restartNumberingAfterBreak="0">
     <w:nsid w:val="FFFFFF89"/>
     <w:multiLevelType w:val="singleLevel"/>
     <w:tmpl w:val="92543F56"/>
@@ -3621,16 +3357,93 @@
       <w:lvlJc w:val="left"/>
       <w:pPr>
         <w:tabs>
-          <w:tab w:pos="360" w:val="num"/>
+          <w:tab w:val="num" w:pos="360"/>
         </w:tabs>
-        <w:ind w:hanging="360" w:left="360"/>
+        <w:ind w:left="360" w:hanging="360"/>
       </w:pPr>
       <w:rPr>
         <w:rFonts w:ascii="Symbol" w:hAnsi="Symbol" w:hint="default"/>
       </w:rPr>
     </w:lvl>
   </w:abstractNum>
-  <w:abstractNum w15:restartNumberingAfterBreak="0" w:abstractNumId="10">
+  <w:abstractNum w:abstractNumId="10" w15:restartNumberingAfterBreak="0">
+    <w:nsid w:val="0000A990"/>
+    <w:multiLevelType w:val="multilevel"/>
+    <w:tmpl w:val="72D85308"/>
+    <w:lvl w:ilvl="0">
+      <w:numFmt w:val="bullet"/>
+      <w:lvlText w:val=" "/>
+      <w:lvlJc w:val="left"/>
+      <w:pPr>
+        <w:ind w:left="720" w:hanging="360"/>
+      </w:pPr>
+    </w:lvl>
+    <w:lvl w:ilvl="1">
+      <w:numFmt w:val="bullet"/>
+      <w:lvlText w:val=" "/>
+      <w:lvlJc w:val="left"/>
+      <w:pPr>
+        <w:ind w:left="1440" w:hanging="360"/>
+      </w:pPr>
+    </w:lvl>
+    <w:lvl w:ilvl="2">
+      <w:numFmt w:val="bullet"/>
+      <w:lvlText w:val=" "/>
+      <w:lvlJc w:val="left"/>
+      <w:pPr>
+        <w:ind w:left="2160" w:hanging="360"/>
+      </w:pPr>
+    </w:lvl>
+    <w:lvl w:ilvl="3">
+      <w:numFmt w:val="bullet"/>
+      <w:lvlText w:val=" "/>
+      <w:lvlJc w:val="left"/>
+      <w:pPr>
+        <w:ind w:left="2880" w:hanging="360"/>
+      </w:pPr>
+    </w:lvl>
+    <w:lvl w:ilvl="4">
+      <w:numFmt w:val="bullet"/>
+      <w:lvlText w:val=" "/>
+      <w:lvlJc w:val="left"/>
+      <w:pPr>
+        <w:ind w:left="3600" w:hanging="360"/>
+      </w:pPr>
+    </w:lvl>
+    <w:lvl w:ilvl="5">
+      <w:numFmt w:val="bullet"/>
+      <w:lvlText w:val=" "/>
+      <w:lvlJc w:val="left"/>
+      <w:pPr>
+        <w:ind w:left="4320" w:hanging="360"/>
+      </w:pPr>
+    </w:lvl>
+    <w:lvl w:ilvl="6">
+      <w:numFmt w:val="bullet"/>
+      <w:lvlText w:val=" "/>
+      <w:lvlJc w:val="left"/>
+      <w:pPr>
+        <w:ind w:left="5040" w:hanging="360"/>
+      </w:pPr>
+    </w:lvl>
+    <w:lvl w:ilvl="7">
+      <w:numFmt w:val="bullet"/>
+      <w:lvlText w:val=" "/>
+      <w:lvlJc w:val="left"/>
+      <w:pPr>
+        <w:ind w:left="5760" w:hanging="360"/>
+      </w:pPr>
+    </w:lvl>
+    <w:lvl w:ilvl="8">
+      <w:numFmt w:val="bullet"/>
+      <w:lvlText w:val=" "/>
+      <w:lvlJc w:val="left"/>
+      <w:pPr>
+        <w:ind w:left="6480" w:hanging="360"/>
+      </w:pPr>
+    </w:lvl>
+  </w:abstractNum>
+  <w:abstractNum w:abstractNumId="11" w15:restartNumberingAfterBreak="0">
     <w:nsid w:val="2C1AE401"/>
     <w:multiLevelType w:val="multilevel"/>
     <w:tmpl w:val="05CEFCFA"/>
@@ -3640,9 +3453,9 @@
       <w:lvlJc w:val="left"/>
       <w:pPr>
         <w:tabs>
-          <w:tab w:pos="0" w:val="num"/>
+          <w:tab w:val="num" w:pos="0"/>
         </w:tabs>
-        <w:ind w:hanging="480" w:left="480"/>
+        <w:ind w:left="480" w:hanging="480"/>
       </w:pPr>
     </w:lvl>
     <w:lvl w:ilvl="1">
@@ -3651,9 +3464,9 @@
       <w:lvlJc w:val="left"/>
       <w:pPr>
         <w:tabs>
-          <w:tab w:pos="720" w:val="num"/>
+          <w:tab w:val="num" w:pos="720"/>
         </w:tabs>
-        <w:ind w:hanging="480" w:left="1200"/>
+        <w:ind w:left="1200" w:hanging="480"/>
       </w:pPr>
     </w:lvl>
     <w:lvl w:ilvl="2">
@@ -3662,9 +3475,9 @@
       <w:lvlJc w:val="left"/>
       <w:pPr>
         <w:tabs>
-          <w:tab w:pos="1440" w:val="num"/>
+          <w:tab w:val="num" w:pos="1440"/>
         </w:tabs>
-        <w:ind w:hanging="480" w:left="1920"/>
+        <w:ind w:left="1920" w:hanging="480"/>
       </w:pPr>
     </w:lvl>
     <w:lvl w:ilvl="3">
@@ -3673,9 +3486,9 @@
       <w:lvlJc w:val="left"/>
       <w:pPr>
         <w:tabs>
-          <w:tab w:pos="2160" w:val="num"/>
+          <w:tab w:val="num" w:pos="2160"/>
         </w:tabs>
-        <w:ind w:hanging="480" w:left="2640"/>
+        <w:ind w:left="2640" w:hanging="480"/>
       </w:pPr>
     </w:lvl>
     <w:lvl w:ilvl="4">
@@ -3684,9 +3497,9 @@
       <w:lvlJc w:val="left"/>
       <w:pPr>
         <w:tabs>
-          <w:tab w:pos="2880" w:val="num"/>
+          <w:tab w:val="num" w:pos="2880"/>
         </w:tabs>
-        <w:ind w:hanging="480" w:left="3360"/>
+        <w:ind w:left="3360" w:hanging="480"/>
       </w:pPr>
     </w:lvl>
     <w:lvl w:ilvl="5">
@@ -3695,9 +3508,9 @@
       <w:lvlJc w:val="left"/>
       <w:pPr>
         <w:tabs>
-          <w:tab w:pos="3600" w:val="num"/>
+          <w:tab w:val="num" w:pos="3600"/>
         </w:tabs>
-        <w:ind w:hanging="480" w:left="4080"/>
+        <w:ind w:left="4080" w:hanging="480"/>
       </w:pPr>
     </w:lvl>
     <w:lvl w:ilvl="6">
@@ -3706,9 +3519,9 @@
       <w:lvlJc w:val="left"/>
       <w:pPr>
         <w:tabs>
-          <w:tab w:pos="4320" w:val="num"/>
+          <w:tab w:val="num" w:pos="4320"/>
         </w:tabs>
-        <w:ind w:hanging="480" w:left="4800"/>
+        <w:ind w:left="4800" w:hanging="480"/>
       </w:pPr>
     </w:lvl>
     <w:lvl w:ilvl="7">
@@ -3717,9 +3530,9 @@
       <w:lvlJc w:val="left"/>
       <w:pPr>
         <w:tabs>
-          <w:tab w:pos="5040" w:val="num"/>
+          <w:tab w:val="num" w:pos="5040"/>
         </w:tabs>
-        <w:ind w:hanging="480" w:left="5520"/>
+        <w:ind w:left="5520" w:hanging="480"/>
       </w:pPr>
     </w:lvl>
     <w:lvl w:ilvl="8">
@@ -3728,13 +3541,13 @@
       <w:lvlJc w:val="left"/>
       <w:pPr>
         <w:tabs>
-          <w:tab w:pos="5760" w:val="num"/>
+          <w:tab w:val="num" w:pos="5760"/>
         </w:tabs>
-        <w:ind w:hanging="480" w:left="6240"/>
+        <w:ind w:left="6240" w:hanging="480"/>
       </w:pPr>
     </w:lvl>
   </w:abstractNum>
-  <w:abstractNum w15:restartNumberingAfterBreak="0" w:abstractNumId="11">
+  <w:abstractNum w:abstractNumId="12" w15:restartNumberingAfterBreak="0">
     <w:nsid w:val="2E3D24D9"/>
     <w:multiLevelType w:val="multilevel"/>
     <w:tmpl w:val="1E004D3C"/>
@@ -3744,7 +3557,7 @@
       <w:lvlText w:val="%1."/>
       <w:lvlJc w:val="left"/>
       <w:pPr>
-        <w:ind w:hanging="360" w:left="720"/>
+        <w:ind w:left="720" w:hanging="360"/>
       </w:pPr>
     </w:lvl>
     <w:lvl w:ilvl="1">
@@ -3753,7 +3566,7 @@
       <w:lvlText w:val="%2."/>
       <w:lvlJc w:val="left"/>
       <w:pPr>
-        <w:ind w:hanging="360" w:left="1440"/>
+        <w:ind w:left="1440" w:hanging="360"/>
       </w:pPr>
     </w:lvl>
     <w:lvl w:ilvl="2">
@@ -3762,7 +3575,7 @@
       <w:lvlText w:val="%3."/>
       <w:lvlJc w:val="right"/>
       <w:pPr>
-        <w:ind w:hanging="180" w:left="2160"/>
+        <w:ind w:left="2160" w:hanging="180"/>
       </w:pPr>
     </w:lvl>
     <w:lvl w:ilvl="3">
@@ -3771,7 +3584,7 @@
       <w:lvlText w:val="%4."/>
       <w:lvlJc w:val="left"/>
       <w:pPr>
-        <w:ind w:hanging="360" w:left="2880"/>
+        <w:ind w:left="2880" w:hanging="360"/>
       </w:pPr>
     </w:lvl>
     <w:lvl w:ilvl="4">
@@ -3780,7 +3593,7 @@
       <w:lvlText w:val="%5."/>
       <w:lvlJc w:val="left"/>
       <w:pPr>
-        <w:ind w:hanging="360" w:left="3600"/>
+        <w:ind w:left="3600" w:hanging="360"/>
       </w:pPr>
     </w:lvl>
     <w:lvl w:ilvl="5">
@@ -3789,7 +3602,7 @@
       <w:lvlText w:val="%6."/>
       <w:lvlJc w:val="right"/>
       <w:pPr>
-        <w:ind w:hanging="180" w:left="4320"/>
+        <w:ind w:left="4320" w:hanging="180"/>
       </w:pPr>
     </w:lvl>
     <w:lvl w:ilvl="6">
@@ -3798,7 +3611,7 @@
       <w:lvlText w:val="%7."/>
       <w:lvlJc w:val="left"/>
       <w:pPr>
-        <w:ind w:hanging="360" w:left="5040"/>
+        <w:ind w:left="5040" w:hanging="360"/>
       </w:pPr>
     </w:lvl>
     <w:lvl w:ilvl="7">
@@ -3807,7 +3620,7 @@
       <w:lvlText w:val="%8."/>
       <w:lvlJc w:val="left"/>
       <w:pPr>
-        <w:ind w:hanging="360" w:left="5760"/>
+        <w:ind w:left="5760" w:hanging="360"/>
       </w:pPr>
     </w:lvl>
     <w:lvl w:ilvl="8">
@@ -3816,11 +3629,11 @@
       <w:lvlText w:val="%9."/>
       <w:lvlJc w:val="right"/>
       <w:pPr>
-        <w:ind w:hanging="180" w:left="6480"/>
+        <w:ind w:left="6480" w:hanging="180"/>
       </w:pPr>
     </w:lvl>
   </w:abstractNum>
-  <w:abstractNum w15:restartNumberingAfterBreak="0" w:abstractNumId="12">
+  <w:abstractNum w:abstractNumId="13" w15:restartNumberingAfterBreak="0">
     <w:nsid w:val="4A572E80"/>
     <w:multiLevelType w:val="hybridMultilevel"/>
     <w:tmpl w:val="1E004D3C"/>
@@ -3830,212 +3643,136 @@
       <w:lvlText w:val="%1."/>
       <w:lvlJc w:val="left"/>
       <w:pPr>
-        <w:ind w:hanging="360" w:left="720"/>
+        <w:ind w:left="720" w:hanging="360"/>
       </w:pPr>
     </w:lvl>
-    <w:lvl w:ilvl="1" w:tentative="1" w:tplc="04090019">
+    <w:lvl w:ilvl="1" w:tplc="04090019" w:tentative="1">
       <w:start w:val="1"/>
       <w:numFmt w:val="lowerLetter"/>
       <w:lvlText w:val="%2."/>
       <w:lvlJc w:val="left"/>
       <w:pPr>
-        <w:ind w:hanging="360" w:left="1440"/>
+        <w:ind w:left="1440" w:hanging="360"/>
       </w:pPr>
     </w:lvl>
-    <w:lvl w:ilvl="2" w:tentative="1" w:tplc="0409001B">
+    <w:lvl w:ilvl="2" w:tplc="0409001B" w:tentative="1">
       <w:start w:val="1"/>
       <w:numFmt w:val="lowerRoman"/>
       <w:lvlText w:val="%3."/>
       <w:lvlJc w:val="right"/>
       <w:pPr>
-        <w:ind w:hanging="180" w:left="2160"/>
+        <w:ind w:left="2160" w:hanging="180"/>
       </w:pPr>
     </w:lvl>
-    <w:lvl w:ilvl="3" w:tentative="1" w:tplc="0409000F">
+    <w:lvl w:ilvl="3" w:tplc="0409000F" w:tentative="1">
       <w:start w:val="1"/>
       <w:numFmt w:val="decimal"/>
       <w:lvlText w:val="%4."/>
       <w:lvlJc w:val="left"/>
       <w:pPr>
-        <w:ind w:hanging="360" w:left="2880"/>
+        <w:ind w:left="2880" w:hanging="360"/>
       </w:pPr>
     </w:lvl>
-    <w:lvl w:ilvl="4" w:tentative="1" w:tplc="04090019">
+    <w:lvl w:ilvl="4" w:tplc="04090019" w:tentative="1">
       <w:start w:val="1"/>
       <w:numFmt w:val="lowerLetter"/>
       <w:lvlText w:val="%5."/>
       <w:lvlJc w:val="left"/>
       <w:pPr>
-        <w:ind w:hanging="360" w:left="3600"/>
+        <w:ind w:left="3600" w:hanging="360"/>
       </w:pPr>
     </w:lvl>
-    <w:lvl w:ilvl="5" w:tentative="1" w:tplc="0409001B">
+    <w:lvl w:ilvl="5" w:tplc="0409001B" w:tentative="1">
       <w:start w:val="1"/>
       <w:numFmt w:val="lowerRoman"/>
       <w:lvlText w:val="%6."/>
       <w:lvlJc w:val="right"/>
       <w:pPr>
-        <w:ind w:hanging="180" w:left="4320"/>
+        <w:ind w:left="4320" w:hanging="180"/>
       </w:pPr>
     </w:lvl>
-    <w:lvl w:ilvl="6" w:tentative="1" w:tplc="0409000F">
+    <w:lvl w:ilvl="6" w:tplc="0409000F" w:tentative="1">
       <w:start w:val="1"/>
       <w:numFmt w:val="decimal"/>
       <w:lvlText w:val="%7."/>
       <w:lvlJc w:val="left"/>
       <w:pPr>
-        <w:ind w:hanging="360" w:left="5040"/>
+        <w:ind w:left="5040" w:hanging="360"/>
       </w:pPr>
     </w:lvl>
-    <w:lvl w:ilvl="7" w:tentative="1" w:tplc="04090019">
+    <w:lvl w:ilvl="7" w:tplc="04090019" w:tentative="1">
       <w:start w:val="1"/>
       <w:numFmt w:val="lowerLetter"/>
       <w:lvlText w:val="%8."/>
       <w:lvlJc w:val="left"/>
       <w:pPr>
-        <w:ind w:hanging="360" w:left="5760"/>
+        <w:ind w:left="5760" w:hanging="360"/>
       </w:pPr>
     </w:lvl>
-    <w:lvl w:ilvl="8" w:tentative="1" w:tplc="0409001B">
+    <w:lvl w:ilvl="8" w:tplc="0409001B" w:tentative="1">
       <w:start w:val="1"/>
       <w:numFmt w:val="lowerRoman"/>
       <w:lvlText w:val="%9."/>
       <w:lvlJc w:val="right"/>
       <w:pPr>
-        <w:ind w:hanging="180" w:left="6480"/>
+        <w:ind w:left="6480" w:hanging="180"/>
       </w:pPr>
     </w:lvl>
   </w:abstractNum>
-  <w:abstractNum w:abstractNumId="990">
-    <w:nsid w:val="0000A990"/>
-    <w:multiLevelType w:val="multilevel"/>
-    <w:lvl w:ilvl="0">
-      <w:numFmt w:val="bullet"/>
-      <w:lvlText w:val=" "/>
-      <w:lvlJc w:val="left"/>
-      <w:pPr>
-        <w:ind w:left="720" w:hanging="360"/>
-      </w:pPr>
-    </w:lvl>
-    <w:lvl w:ilvl="1">
-      <w:numFmt w:val="bullet"/>
-      <w:lvlText w:val=" "/>
-      <w:lvlJc w:val="left"/>
-      <w:pPr>
-        <w:ind w:left="1440" w:hanging="360"/>
-      </w:pPr>
-    </w:lvl>
-    <w:lvl w:ilvl="2">
-      <w:numFmt w:val="bullet"/>
-      <w:lvlText w:val=" "/>
-      <w:lvlJc w:val="left"/>
-      <w:pPr>
-        <w:ind w:left="2160" w:hanging="360"/>
-      </w:pPr>
-    </w:lvl>
-    <w:lvl w:ilvl="3">
-      <w:numFmt w:val="bullet"/>
-      <w:lvlText w:val=" "/>
-      <w:lvlJc w:val="left"/>
-      <w:pPr>
-        <w:ind w:left="2880" w:hanging="360"/>
-      </w:pPr>
-    </w:lvl>
-    <w:lvl w:ilvl="4">
-      <w:numFmt w:val="bullet"/>
-      <w:lvlText w:val=" "/>
-      <w:lvlJc w:val="left"/>
-      <w:pPr>
-        <w:ind w:left="3600" w:hanging="360"/>
-      </w:pPr>
-    </w:lvl>
-    <w:lvl w:ilvl="5">
-      <w:numFmt w:val="bullet"/>
-      <w:lvlText w:val=" "/>
-      <w:lvlJc w:val="left"/>
-      <w:pPr>
-        <w:ind w:left="4320" w:hanging="360"/>
-      </w:pPr>
-    </w:lvl>
-    <w:lvl w:ilvl="6">
-      <w:numFmt w:val="bullet"/>
-      <w:lvlText w:val=" "/>
-      <w:lvlJc w:val="left"/>
-      <w:pPr>
-        <w:ind w:left="5040" w:hanging="360"/>
-      </w:pPr>
-    </w:lvl>
-    <w:lvl w:ilvl="7">
-      <w:numFmt w:val="bullet"/>
-      <w:lvlText w:val=" "/>
-      <w:lvlJc w:val="left"/>
-      <w:pPr>
-        <w:ind w:left="5760" w:hanging="360"/>
-      </w:pPr>
-    </w:lvl>
-    <w:lvl w:ilvl="8">
-      <w:numFmt w:val="bullet"/>
-      <w:lvlText w:val=" "/>
-      <w:lvlJc w:val="left"/>
-      <w:pPr>
-        <w:ind w:left="6480" w:hanging="360"/>
-      </w:pPr>
-    </w:lvl>
-  </w:abstractNum>
-  <w:num w16cid:durableId="1845054215" w:numId="1">
-    <w:abstractNumId w:val="10"/>
+  <w:num w:numId="1" w16cid:durableId="1845054215">
+    <w:abstractNumId w:val="11"/>
   </w:num>
-  <w:num w16cid:durableId="1866140359" w:numId="2">
+  <w:num w:numId="2" w16cid:durableId="1866140359">
     <w:abstractNumId w:val="0"/>
   </w:num>
-  <w:num w16cid:durableId="2053848946" w:numId="3">
+  <w:num w:numId="3" w16cid:durableId="2053848946">
     <w:abstractNumId w:val="1"/>
   </w:num>
-  <w:num w16cid:durableId="1342463185" w:numId="4">
+  <w:num w:numId="4" w16cid:durableId="1342463185">
     <w:abstractNumId w:val="2"/>
   </w:num>
-  <w:num w16cid:durableId="1274483611" w:numId="5">
+  <w:num w:numId="5" w16cid:durableId="1274483611">
     <w:abstractNumId w:val="3"/>
   </w:num>
-  <w:num w16cid:durableId="995885320" w:numId="6">
+  <w:num w:numId="6" w16cid:durableId="995885320">
     <w:abstractNumId w:val="8"/>
   </w:num>
-  <w:num w16cid:durableId="896205620" w:numId="7">
+  <w:num w:numId="7" w16cid:durableId="896205620">
     <w:abstractNumId w:val="4"/>
   </w:num>
-  <w:num w16cid:durableId="1489981213" w:numId="8">
+  <w:num w:numId="8" w16cid:durableId="1489981213">
     <w:abstractNumId w:val="5"/>
   </w:num>
-  <w:num w16cid:durableId="829293693" w:numId="9">
+  <w:num w:numId="9" w16cid:durableId="829293693">
     <w:abstractNumId w:val="6"/>
   </w:num>
-  <w:num w16cid:durableId="456608145" w:numId="10">
+  <w:num w:numId="10" w16cid:durableId="456608145">
     <w:abstractNumId w:val="7"/>
   </w:num>
-  <w:num w16cid:durableId="75834470" w:numId="11">
+  <w:num w:numId="11" w16cid:durableId="75834470">
     <w:abstractNumId w:val="9"/>
   </w:num>
-  <w:num w16cid:durableId="1124497384" w:numId="12">
+  <w:num w:numId="12" w16cid:durableId="1124497384">
+    <w:abstractNumId w:val="13"/>
+  </w:num>
+  <w:num w:numId="13" w16cid:durableId="442194333">
     <w:abstractNumId w:val="12"/>
   </w:num>
-  <w:num w16cid:durableId="442194333" w:numId="13">
-    <w:abstractNumId w:val="11"/>
-  </w:num>
-  <w:num w:numId="1000">
-    <w:abstractNumId w:val="990"/>
+  <w:num w:numId="14" w16cid:durableId="680818338">
+    <w:abstractNumId w:val="10"/>
   </w:num>
 </w:numbering>
 </file>
 
 <file path=word/styles.xml><?xml version="1.0" encoding="utf-8"?>
-<w:styles xmlns:mc="http://schemas.openxmlformats.org/markup-compatibility/2006" xmlns:r="http://schemas.openxmlformats.org/officeDocument/2006/relationships" xmlns:w="http://schemas.openxmlformats.org/wordprocessingml/2006/main" xmlns:w14="http://schemas.microsoft.com/office/word/2010/wordml" xmlns:w15="http://schemas.microsoft.com/office/word/2012/wordml" xmlns:w16="http://schemas.microsoft.com/office/word/2018/wordml" xmlns:w16cex="http://schemas.microsoft.com/office/word/2018/wordml/cex" xmlns:w16cid="http://schemas.microsoft.com/office/word/2016/wordml/cid" xmlns:w16du="http://schemas.microsoft.com/office/word/2023/wordml/word16du" xmlns:w16sdtdh="http://schemas.microsoft.com/office/word/2020/wordml/sdtdatahash" xmlns:w16sdtfl="http://schemas.microsoft.com/office/word/2024/wordml/sdtformatlock" xmlns:w16se="http://schemas.microsoft.com/office/word/2015/wordml/symex" mc:Ignorable="w14 w15 w16se w16cid w16 w16cex w16sdtdh w16sdtfl w16du">
+<w:styles xmlns:mc="http://schemas.openxmlformats.org/markup-compatibility/2006" xmlns:r="http://schemas.openxmlformats.org/officeDocument/2006/relationships" xmlns:w="http://schemas.openxmlformats.org/wordprocessingml/2006/main" xmlns:w14="http://schemas.microsoft.com/office/word/2010/wordml" xmlns:w15="http://schemas.microsoft.com/office/word/2012/wordml" xmlns:w16cex="http://schemas.microsoft.com/office/word/2018/wordml/cex" xmlns:w16cid="http://schemas.microsoft.com/office/word/2016/wordml/cid" xmlns:w16="http://schemas.microsoft.com/office/word/2018/wordml" xmlns:w16sdtdh="http://schemas.microsoft.com/office/word/2020/wordml/sdtdatahash" xmlns:w16sdtfl="http://schemas.microsoft.com/office/word/2024/wordml/sdtformatlock" xmlns:w16se="http://schemas.microsoft.com/office/word/2015/wordml/symex" xmlns:w16du="http://schemas.microsoft.com/office/word/2023/wordml/word16du" mc:Ignorable="w14 w15 w16se w16cid w16 w16cex w16sdtdh w16sdtfl w16du">
   <w:docDefaults>
     <w:rPrDefault>
       <w:rPr>
-        <w:rFonts w:asciiTheme="minorHAnsi" w:cstheme="minorBidi" w:eastAsiaTheme="minorHAnsi" w:hAnsiTheme="minorHAnsi"/>
+        <w:rFonts w:asciiTheme="minorHAnsi" w:eastAsiaTheme="minorHAnsi" w:hAnsiTheme="minorHAnsi" w:cstheme="minorBidi"/>
         <w:sz w:val="24"/>
         <w:szCs w:val="24"/>
-        <w:lang w:bidi="ar-SA" w:eastAsia="en-US" w:val="en-US"/>
+        <w:lang w:val="en-US" w:eastAsia="en-US" w:bidi="ar-SA"/>
       </w:rPr>
     </w:rPrDefault>
     <w:pPrDefault>
@@ -4044,7 +3781,7 @@
       </w:pPr>
     </w:pPrDefault>
   </w:docDefaults>
-  <w:latentStyles w:count="376" w:defLockedState="0" w:defQFormat="0" w:defSemiHidden="0" w:defUIPriority="0" w:defUnhideWhenUsed="0">
+  <w:latentStyles w:defLockedState="0" w:defUIPriority="0" w:defSemiHidden="0" w:defUnhideWhenUsed="0" w:defQFormat="0" w:count="376">
     <w:lsdException w:name="heading 6" w:semiHidden="1" w:unhideWhenUsed="1"/>
     <w:lsdException w:name="index 3" w:semiHidden="1" w:unhideWhenUsed="1"/>
     <w:lsdException w:name="index 4" w:semiHidden="1" w:unhideWhenUsed="1"/>
@@ -4381,11 +4118,11 @@
     <w:lsdException w:name="Unresolved Mention" w:semiHidden="1" w:uiPriority="99" w:unhideWhenUsed="1"/>
     <w:lsdException w:name="Smart Link" w:semiHidden="1" w:uiPriority="99" w:unhideWhenUsed="1"/>
   </w:latentStyles>
-  <w:style w:default="1" w:styleId="Normal" w:type="paragraph">
+  <w:style w:type="paragraph" w:default="1" w:styleId="Normal">
     <w:name w:val="Normal"/>
     <w:qFormat/>
   </w:style>
-  <w:style w:styleId="Heading1" w:type="paragraph">
+  <w:style w:type="paragraph" w:styleId="Heading1">
     <w:name w:val="heading 1"/>
     <w:basedOn w:val="Normal"/>
     <w:next w:val="BodyText"/>
@@ -4395,19 +4132,19 @@
     <w:pPr>
       <w:keepNext/>
       <w:keepLines/>
-      <w:spacing w:after="0" w:before="480"/>
+      <w:spacing w:before="480" w:after="0"/>
       <w:outlineLvl w:val="0"/>
     </w:pPr>
     <w:rPr>
-      <w:rFonts w:asciiTheme="majorHAnsi" w:cstheme="majorBidi" w:eastAsiaTheme="majorEastAsia" w:hAnsiTheme="majorHAnsi"/>
+      <w:rFonts w:asciiTheme="majorHAnsi" w:eastAsiaTheme="majorEastAsia" w:hAnsiTheme="majorHAnsi" w:cstheme="majorBidi"/>
       <w:b/>
       <w:bCs/>
-      <w:color w:themeColor="text1" w:val="000000"/>
+      <w:color w:val="000000" w:themeColor="text1"/>
       <w:sz w:val="32"/>
       <w:szCs w:val="32"/>
     </w:rPr>
   </w:style>
-  <w:style w:styleId="Heading2" w:type="paragraph">
+  <w:style w:type="paragraph" w:styleId="Heading2">
     <w:name w:val="heading 2"/>
     <w:basedOn w:val="Normal"/>
     <w:next w:val="BodyText"/>
@@ -4418,19 +4155,19 @@
     <w:pPr>
       <w:keepNext/>
       <w:keepLines/>
-      <w:spacing w:after="0" w:before="200"/>
+      <w:spacing w:before="200" w:after="0"/>
       <w:outlineLvl w:val="1"/>
     </w:pPr>
     <w:rPr>
-      <w:rFonts w:asciiTheme="majorHAnsi" w:cstheme="majorBidi" w:eastAsiaTheme="majorEastAsia" w:hAnsiTheme="majorHAnsi"/>
+      <w:rFonts w:asciiTheme="majorHAnsi" w:eastAsiaTheme="majorEastAsia" w:hAnsiTheme="majorHAnsi" w:cstheme="majorBidi"/>
       <w:b/>
       <w:bCs/>
-      <w:color w:themeColor="text1" w:val="000000"/>
+      <w:color w:val="000000" w:themeColor="text1"/>
       <w:sz w:val="28"/>
       <w:szCs w:val="32"/>
     </w:rPr>
   </w:style>
-  <w:style w:styleId="Heading3" w:type="paragraph">
+  <w:style w:type="paragraph" w:styleId="Heading3">
     <w:name w:val="heading 3"/>
     <w:basedOn w:val="Normal"/>
     <w:next w:val="BodyText"/>
@@ -4441,18 +4178,18 @@
     <w:pPr>
       <w:keepNext/>
       <w:keepLines/>
-      <w:spacing w:after="0" w:before="200"/>
+      <w:spacing w:before="200" w:after="0"/>
       <w:outlineLvl w:val="2"/>
     </w:pPr>
     <w:rPr>
-      <w:rFonts w:asciiTheme="majorHAnsi" w:cstheme="majorBidi" w:eastAsiaTheme="majorEastAsia" w:hAnsiTheme="majorHAnsi"/>
+      <w:rFonts w:asciiTheme="majorHAnsi" w:eastAsiaTheme="majorEastAsia" w:hAnsiTheme="majorHAnsi" w:cstheme="majorBidi"/>
       <w:b/>
       <w:bCs/>
-      <w:color w:themeColor="text1" w:val="000000"/>
+      <w:color w:val="000000" w:themeColor="text1"/>
       <w:szCs w:val="28"/>
     </w:rPr>
   </w:style>
-  <w:style w:styleId="Heading4" w:type="paragraph">
+  <w:style w:type="paragraph" w:styleId="Heading4">
     <w:name w:val="heading 4"/>
     <w:basedOn w:val="Normal"/>
     <w:next w:val="BodyText"/>
@@ -4463,18 +4200,18 @@
     <w:pPr>
       <w:keepNext/>
       <w:keepLines/>
-      <w:spacing w:after="0" w:before="200"/>
+      <w:spacing w:before="200" w:after="0"/>
       <w:outlineLvl w:val="3"/>
     </w:pPr>
     <w:rPr>
-      <w:rFonts w:asciiTheme="majorHAnsi" w:cstheme="majorBidi" w:eastAsiaTheme="majorEastAsia" w:hAnsiTheme="majorHAnsi"/>
+      <w:rFonts w:asciiTheme="majorHAnsi" w:eastAsiaTheme="majorEastAsia" w:hAnsiTheme="majorHAnsi" w:cstheme="majorBidi"/>
       <w:b/>
       <w:bCs/>
       <w:i/>
-      <w:color w:themeColor="text1" w:val="000000"/>
-    </w:rPr>
-  </w:style>
-  <w:style w:styleId="Heading5" w:type="paragraph">
+      <w:color w:val="000000" w:themeColor="text1"/>
+    </w:rPr>
+  </w:style>
+  <w:style w:type="paragraph" w:styleId="Heading5">
     <w:name w:val="heading 5"/>
     <w:basedOn w:val="Normal"/>
     <w:next w:val="BodyText"/>
@@ -4486,18 +4223,18 @@
       <w:keepNext/>
       <w:keepLines/>
       <w:pageBreakBefore/>
-      <w:spacing w:after="0" w:before="200"/>
+      <w:spacing w:before="200" w:after="0"/>
       <w:outlineLvl w:val="4"/>
     </w:pPr>
     <w:rPr>
-      <w:rFonts w:asciiTheme="majorHAnsi" w:cstheme="majorBidi" w:eastAsiaTheme="majorEastAsia" w:hAnsiTheme="majorHAnsi"/>
+      <w:rFonts w:asciiTheme="majorHAnsi" w:eastAsiaTheme="majorEastAsia" w:hAnsiTheme="majorHAnsi" w:cstheme="majorBidi"/>
       <w:i/>
       <w:iCs/>
-      <w:color w:themeColor="background1" w:val="FFFFFF"/>
+      <w:color w:val="FFFFFF" w:themeColor="background1"/>
       <w:sz w:val="10"/>
     </w:rPr>
   </w:style>
-  <w:style w:styleId="Heading6" w:type="paragraph">
+  <w:style w:type="paragraph" w:styleId="Heading6">
     <w:name w:val="heading 6"/>
     <w:basedOn w:val="Normal"/>
     <w:next w:val="BodyText"/>
@@ -4508,17 +4245,17 @@
     <w:pPr>
       <w:keepNext/>
       <w:keepLines/>
-      <w:spacing w:after="0" w:before="200"/>
+      <w:spacing w:before="200" w:after="0"/>
       <w:jc w:val="center"/>
       <w:outlineLvl w:val="5"/>
     </w:pPr>
     <w:rPr>
-      <w:rFonts w:ascii="Times New Roman" w:cstheme="majorBidi" w:eastAsiaTheme="majorEastAsia" w:hAnsi="Times New Roman"/>
-      <w:color w:themeColor="text1" w:val="000000"/>
+      <w:rFonts w:ascii="Times New Roman" w:eastAsiaTheme="majorEastAsia" w:hAnsi="Times New Roman" w:cstheme="majorBidi"/>
+      <w:color w:val="000000" w:themeColor="text1"/>
       <w:sz w:val="28"/>
     </w:rPr>
   </w:style>
-  <w:style w:styleId="Heading7" w:type="paragraph">
+  <w:style w:type="paragraph" w:styleId="Heading7">
     <w:name w:val="heading 7"/>
     <w:basedOn w:val="Normal"/>
     <w:next w:val="BodyText"/>
@@ -4528,15 +4265,15 @@
     <w:pPr>
       <w:keepNext/>
       <w:keepLines/>
-      <w:spacing w:after="0" w:before="200"/>
+      <w:spacing w:before="200" w:after="0"/>
       <w:outlineLvl w:val="6"/>
     </w:pPr>
     <w:rPr>
-      <w:rFonts w:asciiTheme="majorHAnsi" w:cstheme="majorBidi" w:eastAsiaTheme="majorEastAsia" w:hAnsiTheme="majorHAnsi"/>
-      <w:color w:themeColor="accent1" w:val="4F81BD"/>
-    </w:rPr>
-  </w:style>
-  <w:style w:styleId="Heading8" w:type="paragraph">
+      <w:rFonts w:asciiTheme="majorHAnsi" w:eastAsiaTheme="majorEastAsia" w:hAnsiTheme="majorHAnsi" w:cstheme="majorBidi"/>
+      <w:color w:val="4F81BD" w:themeColor="accent1"/>
+    </w:rPr>
+  </w:style>
+  <w:style w:type="paragraph" w:styleId="Heading8">
     <w:name w:val="heading 8"/>
     <w:basedOn w:val="Normal"/>
     <w:next w:val="BodyText"/>
@@ -4546,15 +4283,15 @@
     <w:pPr>
       <w:keepNext/>
       <w:keepLines/>
-      <w:spacing w:after="0" w:before="200"/>
+      <w:spacing w:before="200" w:after="0"/>
       <w:outlineLvl w:val="7"/>
     </w:pPr>
     <w:rPr>
-      <w:rFonts w:asciiTheme="majorHAnsi" w:cstheme="majorBidi" w:eastAsiaTheme="majorEastAsia" w:hAnsiTheme="majorHAnsi"/>
-      <w:color w:themeColor="accent1" w:val="4F81BD"/>
-    </w:rPr>
-  </w:style>
-  <w:style w:styleId="Heading9" w:type="paragraph">
+      <w:rFonts w:asciiTheme="majorHAnsi" w:eastAsiaTheme="majorEastAsia" w:hAnsiTheme="majorHAnsi" w:cstheme="majorBidi"/>
+      <w:color w:val="4F81BD" w:themeColor="accent1"/>
+    </w:rPr>
+  </w:style>
+  <w:style w:type="paragraph" w:styleId="Heading9">
     <w:name w:val="heading 9"/>
     <w:basedOn w:val="Normal"/>
     <w:next w:val="BodyText"/>
@@ -4565,69 +4302,69 @@
     <w:pPr>
       <w:keepNext/>
       <w:keepLines/>
-      <w:spacing w:after="0" w:before="200"/>
+      <w:spacing w:before="200" w:after="0"/>
       <w:outlineLvl w:val="8"/>
     </w:pPr>
     <w:rPr>
-      <w:rFonts w:asciiTheme="majorHAnsi" w:cstheme="majorBidi" w:eastAsiaTheme="majorEastAsia" w:hAnsiTheme="majorHAnsi"/>
-      <w:color w:themeColor="text1" w:val="000000"/>
-    </w:rPr>
-  </w:style>
-  <w:style w:default="1" w:styleId="DefaultParagraphFont" w:type="character">
+      <w:rFonts w:asciiTheme="majorHAnsi" w:eastAsiaTheme="majorEastAsia" w:hAnsiTheme="majorHAnsi" w:cstheme="majorBidi"/>
+      <w:color w:val="000000" w:themeColor="text1"/>
+    </w:rPr>
+  </w:style>
+  <w:style w:type="character" w:default="1" w:styleId="DefaultParagraphFont">
     <w:name w:val="Default Paragraph Font"/>
     <w:uiPriority w:val="1"/>
     <w:semiHidden/>
     <w:unhideWhenUsed/>
   </w:style>
-  <w:style w:default="1" w:styleId="TableNormal" w:type="table">
+  <w:style w:type="table" w:default="1" w:styleId="TableNormal">
     <w:name w:val="Normal Table"/>
     <w:uiPriority w:val="99"/>
     <w:semiHidden/>
     <w:unhideWhenUsed/>
     <w:tblPr>
-      <w:tblInd w:type="dxa" w:w="0"/>
+      <w:tblInd w:w="0" w:type="dxa"/>
       <w:tblCellMar>
-        <w:top w:type="dxa" w:w="0"/>
-        <w:left w:type="dxa" w:w="108"/>
-        <w:bottom w:type="dxa" w:w="0"/>
-        <w:right w:type="dxa" w:w="108"/>
+        <w:top w:w="0" w:type="dxa"/>
+        <w:left w:w="108" w:type="dxa"/>
+        <w:bottom w:w="0" w:type="dxa"/>
+        <w:right w:w="108" w:type="dxa"/>
       </w:tblCellMar>
     </w:tblPr>
   </w:style>
-  <w:style w:default="1" w:styleId="NoList" w:type="numbering">
+  <w:style w:type="numbering" w:default="1" w:styleId="NoList">
     <w:name w:val="No List"/>
     <w:uiPriority w:val="99"/>
     <w:semiHidden/>
     <w:unhideWhenUsed/>
   </w:style>
-  <w:style w:styleId="BodyText" w:type="paragraph">
+  <w:style w:type="paragraph" w:styleId="BodyText">
     <w:name w:val="Body Text"/>
     <w:basedOn w:val="Normal"/>
     <w:link w:val="BodyTextChar"/>
     <w:qFormat/>
     <w:rsid w:val="007F5E62"/>
     <w:pPr>
-      <w:spacing w:after="180" w:before="180" w:line="480" w:lineRule="auto"/>
+      <w:spacing w:before="180" w:after="180" w:line="480" w:lineRule="auto"/>
     </w:pPr>
     <w:rPr>
       <w:rFonts w:ascii="Times New Roman" w:hAnsi="Times New Roman"/>
     </w:rPr>
   </w:style>
-  <w:style w:customStyle="1" w:styleId="FirstParagraph" w:type="paragraph">
+  <w:style w:type="paragraph" w:customStyle="1" w:styleId="FirstParagraph">
     <w:name w:val="First Paragraph"/>
     <w:basedOn w:val="BodyText"/>
     <w:next w:val="BodyText"/>
     <w:qFormat/>
   </w:style>
-  <w:style w:customStyle="1" w:styleId="Compact" w:type="paragraph">
+  <w:style w:type="paragraph" w:customStyle="1" w:styleId="Compact">
     <w:name w:val="Compact"/>
     <w:basedOn w:val="BodyText"/>
     <w:qFormat/>
     <w:pPr>
-      <w:spacing w:after="36" w:before="36"/>
+      <w:spacing w:before="36" w:after="36"/>
     </w:pPr>
   </w:style>
-  <w:style w:styleId="Title" w:type="paragraph">
+  <w:style w:type="paragraph" w:styleId="Title">
     <w:name w:val="Title"/>
     <w:basedOn w:val="Normal"/>
     <w:next w:val="BodyText"/>
@@ -4636,19 +4373,19 @@
     <w:pPr>
       <w:keepNext/>
       <w:keepLines/>
-      <w:spacing w:after="240" w:before="480"/>
+      <w:spacing w:before="480" w:after="240"/>
       <w:jc w:val="center"/>
     </w:pPr>
     <w:rPr>
-      <w:rFonts w:ascii="Times New Roman" w:cstheme="majorBidi" w:eastAsiaTheme="majorEastAsia" w:hAnsi="Times New Roman"/>
+      <w:rFonts w:ascii="Times New Roman" w:eastAsiaTheme="majorEastAsia" w:hAnsi="Times New Roman" w:cstheme="majorBidi"/>
       <w:b/>
       <w:bCs/>
-      <w:color w:themeColor="text1" w:val="000000"/>
+      <w:color w:val="000000" w:themeColor="text1"/>
       <w:sz w:val="36"/>
       <w:szCs w:val="36"/>
     </w:rPr>
   </w:style>
-  <w:style w:styleId="Subtitle" w:type="paragraph">
+  <w:style w:type="paragraph" w:styleId="Subtitle">
     <w:name w:val="Subtitle"/>
     <w:basedOn w:val="Title"/>
     <w:next w:val="BodyText"/>
@@ -4661,7 +4398,7 @@
       <w:szCs w:val="30"/>
     </w:rPr>
   </w:style>
-  <w:style w:customStyle="1" w:styleId="Author" w:type="paragraph">
+  <w:style w:type="paragraph" w:customStyle="1" w:styleId="Author">
     <w:name w:val="Author"/>
     <w:next w:val="BodyText"/>
     <w:qFormat/>
@@ -4671,7 +4408,7 @@
       <w:jc w:val="center"/>
     </w:pPr>
   </w:style>
-  <w:style w:styleId="Date" w:type="paragraph">
+  <w:style w:type="paragraph" w:styleId="Date">
     <w:name w:val="Date"/>
     <w:next w:val="BodyText"/>
     <w:qFormat/>
@@ -4681,7 +4418,7 @@
       <w:jc w:val="center"/>
     </w:pPr>
   </w:style>
-  <w:style w:customStyle="1" w:styleId="Abstract" w:type="paragraph">
+  <w:style w:type="paragraph" w:customStyle="1" w:styleId="Abstract">
     <w:name w:val="Abstract"/>
     <w:basedOn w:val="Normal"/>
     <w:next w:val="BodyText"/>
@@ -4689,19 +4426,19 @@
     <w:pPr>
       <w:keepNext/>
       <w:keepLines/>
-      <w:spacing w:after="300" w:before="300"/>
+      <w:spacing w:before="300" w:after="300"/>
     </w:pPr>
     <w:rPr>
       <w:sz w:val="20"/>
       <w:szCs w:val="20"/>
     </w:rPr>
   </w:style>
-  <w:style w:styleId="Bibliography" w:type="paragraph">
+  <w:style w:type="paragraph" w:styleId="Bibliography">
     <w:name w:val="Bibliography"/>
     <w:basedOn w:val="Normal"/>
     <w:qFormat/>
   </w:style>
-  <w:style w:styleId="BlockText" w:type="paragraph">
+  <w:style w:type="paragraph" w:styleId="BlockText">
     <w:name w:val="Block Text"/>
     <w:basedOn w:val="BodyText"/>
     <w:next w:val="BodyText"/>
@@ -4709,23 +4446,23 @@
     <w:unhideWhenUsed/>
     <w:qFormat/>
     <w:pPr>
-      <w:spacing w:after="100" w:before="100"/>
+      <w:spacing w:before="100" w:after="100"/>
     </w:pPr>
     <w:rPr>
-      <w:rFonts w:asciiTheme="majorHAnsi" w:cstheme="majorBidi" w:eastAsiaTheme="majorEastAsia" w:hAnsiTheme="majorHAnsi"/>
+      <w:rFonts w:asciiTheme="majorHAnsi" w:eastAsiaTheme="majorEastAsia" w:hAnsiTheme="majorHAnsi" w:cstheme="majorBidi"/>
       <w:bCs/>
       <w:sz w:val="20"/>
       <w:szCs w:val="20"/>
     </w:rPr>
   </w:style>
-  <w:style w:styleId="FootnoteText" w:type="paragraph">
+  <w:style w:type="paragraph" w:styleId="FootnoteText">
     <w:name w:val="footnote text"/>
     <w:basedOn w:val="Normal"/>
     <w:uiPriority w:val="9"/>
     <w:unhideWhenUsed/>
     <w:qFormat/>
   </w:style>
-  <w:style w:customStyle="1" w:styleId="Table" w:type="table">
+  <w:style w:type="table" w:customStyle="1" w:styleId="Table">
     <w:name w:val="Table"/>
     <w:unhideWhenUsed/>
     <w:qFormat/>
@@ -4734,16 +4471,16 @@
       <w:rFonts w:ascii="Times New Roman" w:hAnsi="Times New Roman"/>
     </w:rPr>
     <w:tblPr>
-      <w:tblInd w:type="dxa" w:w="0"/>
+      <w:tblInd w:w="0" w:type="dxa"/>
       <w:tblCellMar>
-        <w:top w:type="dxa" w:w="0"/>
-        <w:left w:type="dxa" w:w="108"/>
-        <w:bottom w:type="dxa" w:w="0"/>
-        <w:right w:type="dxa" w:w="108"/>
+        <w:top w:w="0" w:type="dxa"/>
+        <w:left w:w="108" w:type="dxa"/>
+        <w:bottom w:w="0" w:type="dxa"/>
+        <w:right w:w="108" w:type="dxa"/>
       </w:tblCellMar>
     </w:tblPr>
   </w:style>
-  <w:style w:customStyle="1" w:styleId="DefinitionTerm" w:type="paragraph">
+  <w:style w:type="paragraph" w:customStyle="1" w:styleId="DefinitionTerm">
     <w:name w:val="Definition Term"/>
     <w:basedOn w:val="Normal"/>
     <w:next w:val="Definition"/>
@@ -4756,11 +4493,11 @@
       <w:b/>
     </w:rPr>
   </w:style>
-  <w:style w:customStyle="1" w:styleId="Definition" w:type="paragraph">
+  <w:style w:type="paragraph" w:customStyle="1" w:styleId="Definition">
     <w:name w:val="Definition"/>
     <w:basedOn w:val="Normal"/>
   </w:style>
-  <w:style w:styleId="Caption" w:type="paragraph">
+  <w:style w:type="paragraph" w:styleId="Caption">
     <w:name w:val="caption"/>
     <w:basedOn w:val="Normal"/>
     <w:link w:val="CaptionChar"/>
@@ -4771,7 +4508,7 @@
       <w:i/>
     </w:rPr>
   </w:style>
-  <w:style w:customStyle="1" w:styleId="TableCaption" w:type="paragraph">
+  <w:style w:type="paragraph" w:customStyle="1" w:styleId="TableCaption">
     <w:name w:val="Table Caption"/>
     <w:basedOn w:val="Caption"/>
     <w:rsid w:val="00ED4ADB"/>
@@ -4782,7 +4519,7 @@
       <w:i w:val="0"/>
     </w:rPr>
   </w:style>
-  <w:style w:customStyle="1" w:styleId="ImageCaption" w:type="paragraph">
+  <w:style w:type="paragraph" w:customStyle="1" w:styleId="ImageCaption">
     <w:name w:val="Image Caption"/>
     <w:basedOn w:val="Caption"/>
     <w:rsid w:val="00ED4ADB"/>
@@ -4790,23 +4527,23 @@
       <w:i w:val="0"/>
     </w:rPr>
   </w:style>
-  <w:style w:customStyle="1" w:styleId="Figure" w:type="paragraph">
+  <w:style w:type="paragraph" w:customStyle="1" w:styleId="Figure">
     <w:name w:val="Figure"/>
     <w:basedOn w:val="Normal"/>
   </w:style>
-  <w:style w:customStyle="1" w:styleId="CaptionedFigure" w:type="paragraph">
+  <w:style w:type="paragraph" w:customStyle="1" w:styleId="CaptionedFigure">
     <w:name w:val="Captioned Figure"/>
     <w:basedOn w:val="Figure"/>
     <w:pPr>
       <w:keepNext/>
     </w:pPr>
   </w:style>
-  <w:style w:customStyle="1" w:styleId="CaptionChar" w:type="character">
+  <w:style w:type="character" w:customStyle="1" w:styleId="CaptionChar">
     <w:name w:val="Caption Char"/>
     <w:basedOn w:val="DefaultParagraphFont"/>
     <w:link w:val="Caption"/>
   </w:style>
-  <w:style w:customStyle="1" w:styleId="VerbatimChar" w:type="character">
+  <w:style w:type="character" w:customStyle="1" w:styleId="VerbatimChar">
     <w:name w:val="Verbatim Char"/>
     <w:basedOn w:val="CaptionChar"/>
     <w:link w:val="SourceCode"/>
@@ -4815,21 +4552,21 @@
       <w:sz w:val="22"/>
     </w:rPr>
   </w:style>
-  <w:style w:styleId="FootnoteReference" w:type="character">
+  <w:style w:type="character" w:styleId="FootnoteReference">
     <w:name w:val="footnote reference"/>
     <w:basedOn w:val="CaptionChar"/>
     <w:rPr>
       <w:vertAlign w:val="superscript"/>
     </w:rPr>
   </w:style>
-  <w:style w:styleId="Hyperlink" w:type="character">
+  <w:style w:type="character" w:styleId="Hyperlink">
     <w:name w:val="Hyperlink"/>
     <w:basedOn w:val="CaptionChar"/>
     <w:rPr>
-      <w:color w:themeColor="accent1" w:val="4F81BD"/>
-    </w:rPr>
-  </w:style>
-  <w:style w:styleId="TOCHeading" w:type="paragraph">
+      <w:color w:val="4F81BD" w:themeColor="accent1"/>
+    </w:rPr>
+  </w:style>
+  <w:style w:type="paragraph" w:styleId="TOCHeading">
     <w:name w:val="TOC Heading"/>
     <w:basedOn w:val="Heading1"/>
     <w:next w:val="BodyText"/>
@@ -4843,19 +4580,19 @@
     <w:rPr>
       <w:b w:val="0"/>
       <w:bCs w:val="0"/>
-      <w:color w:themeColor="accent1" w:themeShade="BF" w:val="365F91"/>
-    </w:rPr>
-  </w:style>
-  <w:style w:customStyle="1" w:styleId="SourceCode" w:type="paragraph">
+      <w:color w:val="365F91" w:themeColor="accent1" w:themeShade="BF"/>
+    </w:rPr>
+  </w:style>
+  <w:style w:type="paragraph" w:customStyle="1" w:styleId="SourceCode">
     <w:name w:val="Source Code"/>
     <w:basedOn w:val="Normal"/>
     <w:link w:val="VerbatimChar"/>
     <w:pPr>
-      <w:shd w:color="auto" w:fill="F8F8F8" w:val="clear"/>
+      <w:shd w:val="clear" w:color="auto" w:fill="F8F8F8"/>
       <w:wordWrap w:val="0"/>
     </w:pPr>
   </w:style>
-  <w:style w:customStyle="1" w:styleId="KeywordTok" w:type="character">
+  <w:style w:type="character" w:customStyle="1" w:styleId="KeywordTok">
     <w:name w:val="KeywordTok"/>
     <w:basedOn w:val="VerbatimChar"/>
     <w:rPr>
@@ -4863,119 +4600,119 @@
       <w:b/>
       <w:color w:val="204A87"/>
       <w:sz w:val="22"/>
-      <w:shd w:color="auto" w:fill="F8F8F8" w:val="clear"/>
-    </w:rPr>
-  </w:style>
-  <w:style w:customStyle="1" w:styleId="DataTypeTok" w:type="character">
+      <w:shd w:val="clear" w:color="auto" w:fill="F8F8F8"/>
+    </w:rPr>
+  </w:style>
+  <w:style w:type="character" w:customStyle="1" w:styleId="DataTypeTok">
     <w:name w:val="DataTypeTok"/>
     <w:basedOn w:val="VerbatimChar"/>
     <w:rPr>
       <w:rFonts w:ascii="Consolas" w:hAnsi="Consolas"/>
       <w:color w:val="204A87"/>
       <w:sz w:val="22"/>
-      <w:shd w:color="auto" w:fill="F8F8F8" w:val="clear"/>
-    </w:rPr>
-  </w:style>
-  <w:style w:customStyle="1" w:styleId="DecValTok" w:type="character">
+      <w:shd w:val="clear" w:color="auto" w:fill="F8F8F8"/>
+    </w:rPr>
+  </w:style>
+  <w:style w:type="character" w:customStyle="1" w:styleId="DecValTok">
     <w:name w:val="DecValTok"/>
     <w:basedOn w:val="VerbatimChar"/>
     <w:rPr>
       <w:rFonts w:ascii="Consolas" w:hAnsi="Consolas"/>
       <w:color w:val="0000CF"/>
       <w:sz w:val="22"/>
-      <w:shd w:color="auto" w:fill="F8F8F8" w:val="clear"/>
-    </w:rPr>
-  </w:style>
-  <w:style w:customStyle="1" w:styleId="BaseNTok" w:type="character">
+      <w:shd w:val="clear" w:color="auto" w:fill="F8F8F8"/>
+    </w:rPr>
+  </w:style>
+  <w:style w:type="character" w:customStyle="1" w:styleId="BaseNTok">
     <w:name w:val="BaseNTok"/>
     <w:basedOn w:val="VerbatimChar"/>
     <w:rPr>
       <w:rFonts w:ascii="Consolas" w:hAnsi="Consolas"/>
       <w:color w:val="0000CF"/>
       <w:sz w:val="22"/>
-      <w:shd w:color="auto" w:fill="F8F8F8" w:val="clear"/>
-    </w:rPr>
-  </w:style>
-  <w:style w:customStyle="1" w:styleId="FloatTok" w:type="character">
+      <w:shd w:val="clear" w:color="auto" w:fill="F8F8F8"/>
+    </w:rPr>
+  </w:style>
+  <w:style w:type="character" w:customStyle="1" w:styleId="FloatTok">
     <w:name w:val="FloatTok"/>
     <w:basedOn w:val="VerbatimChar"/>
     <w:rPr>
       <w:rFonts w:ascii="Consolas" w:hAnsi="Consolas"/>
       <w:color w:val="0000CF"/>
       <w:sz w:val="22"/>
-      <w:shd w:color="auto" w:fill="F8F8F8" w:val="clear"/>
-    </w:rPr>
-  </w:style>
-  <w:style w:customStyle="1" w:styleId="ConstantTok" w:type="character">
+      <w:shd w:val="clear" w:color="auto" w:fill="F8F8F8"/>
+    </w:rPr>
+  </w:style>
+  <w:style w:type="character" w:customStyle="1" w:styleId="ConstantTok">
     <w:name w:val="ConstantTok"/>
     <w:basedOn w:val="VerbatimChar"/>
     <w:rPr>
       <w:rFonts w:ascii="Consolas" w:hAnsi="Consolas"/>
       <w:color w:val="000000"/>
       <w:sz w:val="22"/>
-      <w:shd w:color="auto" w:fill="F8F8F8" w:val="clear"/>
-    </w:rPr>
-  </w:style>
-  <w:style w:customStyle="1" w:styleId="CharTok" w:type="character">
+      <w:shd w:val="clear" w:color="auto" w:fill="F8F8F8"/>
+    </w:rPr>
+  </w:style>
+  <w:style w:type="character" w:customStyle="1" w:styleId="CharTok">
     <w:name w:val="CharTok"/>
     <w:basedOn w:val="VerbatimChar"/>
     <w:rPr>
       <w:rFonts w:ascii="Consolas" w:hAnsi="Consolas"/>
       <w:color w:val="4E9A06"/>
       <w:sz w:val="22"/>
-      <w:shd w:color="auto" w:fill="F8F8F8" w:val="clear"/>
-    </w:rPr>
-  </w:style>
-  <w:style w:customStyle="1" w:styleId="SpecialCharTok" w:type="character">
+      <w:shd w:val="clear" w:color="auto" w:fill="F8F8F8"/>
+    </w:rPr>
+  </w:style>
+  <w:style w:type="character" w:customStyle="1" w:styleId="SpecialCharTok">
     <w:name w:val="SpecialCharTok"/>
     <w:basedOn w:val="VerbatimChar"/>
     <w:rPr>
       <w:rFonts w:ascii="Consolas" w:hAnsi="Consolas"/>
       <w:color w:val="000000"/>
       <w:sz w:val="22"/>
-      <w:shd w:color="auto" w:fill="F8F8F8" w:val="clear"/>
-    </w:rPr>
-  </w:style>
-  <w:style w:customStyle="1" w:styleId="StringTok" w:type="character">
+      <w:shd w:val="clear" w:color="auto" w:fill="F8F8F8"/>
+    </w:rPr>
+  </w:style>
+  <w:style w:type="character" w:customStyle="1" w:styleId="StringTok">
     <w:name w:val="StringTok"/>
     <w:basedOn w:val="VerbatimChar"/>
     <w:rPr>
       <w:rFonts w:ascii="Consolas" w:hAnsi="Consolas"/>
       <w:color w:val="4E9A06"/>
       <w:sz w:val="22"/>
-      <w:shd w:color="auto" w:fill="F8F8F8" w:val="clear"/>
-    </w:rPr>
-  </w:style>
-  <w:style w:customStyle="1" w:styleId="VerbatimStringTok" w:type="character">
+      <w:shd w:val="clear" w:color="auto" w:fill="F8F8F8"/>
+    </w:rPr>
+  </w:style>
+  <w:style w:type="character" w:customStyle="1" w:styleId="VerbatimStringTok">
     <w:name w:val="VerbatimStringTok"/>
     <w:basedOn w:val="VerbatimChar"/>
     <w:rPr>
       <w:rFonts w:ascii="Consolas" w:hAnsi="Consolas"/>
       <w:color w:val="4E9A06"/>
       <w:sz w:val="22"/>
-      <w:shd w:color="auto" w:fill="F8F8F8" w:val="clear"/>
-    </w:rPr>
-  </w:style>
-  <w:style w:customStyle="1" w:styleId="SpecialStringTok" w:type="character">
+      <w:shd w:val="clear" w:color="auto" w:fill="F8F8F8"/>
+    </w:rPr>
+  </w:style>
+  <w:style w:type="character" w:customStyle="1" w:styleId="SpecialStringTok">
     <w:name w:val="SpecialStringTok"/>
     <w:basedOn w:val="VerbatimChar"/>
     <w:rPr>
       <w:rFonts w:ascii="Consolas" w:hAnsi="Consolas"/>
       <w:color w:val="4E9A06"/>
       <w:sz w:val="22"/>
-      <w:shd w:color="auto" w:fill="F8F8F8" w:val="clear"/>
-    </w:rPr>
-  </w:style>
-  <w:style w:customStyle="1" w:styleId="ImportTok" w:type="character">
+      <w:shd w:val="clear" w:color="auto" w:fill="F8F8F8"/>
+    </w:rPr>
+  </w:style>
+  <w:style w:type="character" w:customStyle="1" w:styleId="ImportTok">
     <w:name w:val="ImportTok"/>
     <w:basedOn w:val="VerbatimChar"/>
     <w:rPr>
       <w:rFonts w:ascii="Consolas" w:hAnsi="Consolas"/>
       <w:sz w:val="22"/>
-      <w:shd w:color="auto" w:fill="F8F8F8" w:val="clear"/>
-    </w:rPr>
-  </w:style>
-  <w:style w:customStyle="1" w:styleId="CommentTok" w:type="character">
+      <w:shd w:val="clear" w:color="auto" w:fill="F8F8F8"/>
+    </w:rPr>
+  </w:style>
+  <w:style w:type="character" w:customStyle="1" w:styleId="CommentTok">
     <w:name w:val="CommentTok"/>
     <w:basedOn w:val="VerbatimChar"/>
     <w:rPr>
@@ -4983,10 +4720,10 @@
       <w:i/>
       <w:color w:val="8F5902"/>
       <w:sz w:val="22"/>
-      <w:shd w:color="auto" w:fill="F8F8F8" w:val="clear"/>
-    </w:rPr>
-  </w:style>
-  <w:style w:customStyle="1" w:styleId="DocumentationTok" w:type="character">
+      <w:shd w:val="clear" w:color="auto" w:fill="F8F8F8"/>
+    </w:rPr>
+  </w:style>
+  <w:style w:type="character" w:customStyle="1" w:styleId="DocumentationTok">
     <w:name w:val="DocumentationTok"/>
     <w:basedOn w:val="VerbatimChar"/>
     <w:rPr>
@@ -4995,10 +4732,10 @@
       <w:i/>
       <w:color w:val="8F5902"/>
       <w:sz w:val="22"/>
-      <w:shd w:color="auto" w:fill="F8F8F8" w:val="clear"/>
-    </w:rPr>
-  </w:style>
-  <w:style w:customStyle="1" w:styleId="AnnotationTok" w:type="character">
+      <w:shd w:val="clear" w:color="auto" w:fill="F8F8F8"/>
+    </w:rPr>
+  </w:style>
+  <w:style w:type="character" w:customStyle="1" w:styleId="AnnotationTok">
     <w:name w:val="AnnotationTok"/>
     <w:basedOn w:val="VerbatimChar"/>
     <w:rPr>
@@ -5007,10 +4744,10 @@
       <w:i/>
       <w:color w:val="8F5902"/>
       <w:sz w:val="22"/>
-      <w:shd w:color="auto" w:fill="F8F8F8" w:val="clear"/>
-    </w:rPr>
-  </w:style>
-  <w:style w:customStyle="1" w:styleId="CommentVarTok" w:type="character">
+      <w:shd w:val="clear" w:color="auto" w:fill="F8F8F8"/>
+    </w:rPr>
+  </w:style>
+  <w:style w:type="character" w:customStyle="1" w:styleId="CommentVarTok">
     <w:name w:val="CommentVarTok"/>
     <w:basedOn w:val="VerbatimChar"/>
     <w:rPr>
@@ -5019,40 +4756,40 @@
       <w:i/>
       <w:color w:val="8F5902"/>
       <w:sz w:val="22"/>
-      <w:shd w:color="auto" w:fill="F8F8F8" w:val="clear"/>
-    </w:rPr>
-  </w:style>
-  <w:style w:customStyle="1" w:styleId="OtherTok" w:type="character">
+      <w:shd w:val="clear" w:color="auto" w:fill="F8F8F8"/>
+    </w:rPr>
+  </w:style>
+  <w:style w:type="character" w:customStyle="1" w:styleId="OtherTok">
     <w:name w:val="OtherTok"/>
     <w:basedOn w:val="VerbatimChar"/>
     <w:rPr>
       <w:rFonts w:ascii="Consolas" w:hAnsi="Consolas"/>
       <w:color w:val="8F5902"/>
       <w:sz w:val="22"/>
-      <w:shd w:color="auto" w:fill="F8F8F8" w:val="clear"/>
-    </w:rPr>
-  </w:style>
-  <w:style w:customStyle="1" w:styleId="FunctionTok" w:type="character">
+      <w:shd w:val="clear" w:color="auto" w:fill="F8F8F8"/>
+    </w:rPr>
+  </w:style>
+  <w:style w:type="character" w:customStyle="1" w:styleId="FunctionTok">
     <w:name w:val="FunctionTok"/>
     <w:basedOn w:val="VerbatimChar"/>
     <w:rPr>
       <w:rFonts w:ascii="Consolas" w:hAnsi="Consolas"/>
       <w:color w:val="000000"/>
       <w:sz w:val="22"/>
-      <w:shd w:color="auto" w:fill="F8F8F8" w:val="clear"/>
-    </w:rPr>
-  </w:style>
-  <w:style w:customStyle="1" w:styleId="VariableTok" w:type="character">
+      <w:shd w:val="clear" w:color="auto" w:fill="F8F8F8"/>
+    </w:rPr>
+  </w:style>
+  <w:style w:type="character" w:customStyle="1" w:styleId="VariableTok">
     <w:name w:val="VariableTok"/>
     <w:basedOn w:val="VerbatimChar"/>
     <w:rPr>
       <w:rFonts w:ascii="Consolas" w:hAnsi="Consolas"/>
       <w:color w:val="000000"/>
       <w:sz w:val="22"/>
-      <w:shd w:color="auto" w:fill="F8F8F8" w:val="clear"/>
-    </w:rPr>
-  </w:style>
-  <w:style w:customStyle="1" w:styleId="ControlFlowTok" w:type="character">
+      <w:shd w:val="clear" w:color="auto" w:fill="F8F8F8"/>
+    </w:rPr>
+  </w:style>
+  <w:style w:type="character" w:customStyle="1" w:styleId="ControlFlowTok">
     <w:name w:val="ControlFlowTok"/>
     <w:basedOn w:val="VerbatimChar"/>
     <w:rPr>
@@ -5060,10 +4797,10 @@
       <w:b/>
       <w:color w:val="204A87"/>
       <w:sz w:val="22"/>
-      <w:shd w:color="auto" w:fill="F8F8F8" w:val="clear"/>
-    </w:rPr>
-  </w:style>
-  <w:style w:customStyle="1" w:styleId="OperatorTok" w:type="character">
+      <w:shd w:val="clear" w:color="auto" w:fill="F8F8F8"/>
+    </w:rPr>
+  </w:style>
+  <w:style w:type="character" w:customStyle="1" w:styleId="OperatorTok">
     <w:name w:val="OperatorTok"/>
     <w:basedOn w:val="VerbatimChar"/>
     <w:rPr>
@@ -5071,28 +4808,28 @@
       <w:b/>
       <w:color w:val="CE5C00"/>
       <w:sz w:val="22"/>
-      <w:shd w:color="auto" w:fill="F8F8F8" w:val="clear"/>
-    </w:rPr>
-  </w:style>
-  <w:style w:customStyle="1" w:styleId="BuiltInTok" w:type="character">
+      <w:shd w:val="clear" w:color="auto" w:fill="F8F8F8"/>
+    </w:rPr>
+  </w:style>
+  <w:style w:type="character" w:customStyle="1" w:styleId="BuiltInTok">
     <w:name w:val="BuiltInTok"/>
     <w:basedOn w:val="VerbatimChar"/>
     <w:rPr>
       <w:rFonts w:ascii="Consolas" w:hAnsi="Consolas"/>
       <w:sz w:val="22"/>
-      <w:shd w:color="auto" w:fill="F8F8F8" w:val="clear"/>
-    </w:rPr>
-  </w:style>
-  <w:style w:customStyle="1" w:styleId="ExtensionTok" w:type="character">
+      <w:shd w:val="clear" w:color="auto" w:fill="F8F8F8"/>
+    </w:rPr>
+  </w:style>
+  <w:style w:type="character" w:customStyle="1" w:styleId="ExtensionTok">
     <w:name w:val="ExtensionTok"/>
     <w:basedOn w:val="VerbatimChar"/>
     <w:rPr>
       <w:rFonts w:ascii="Consolas" w:hAnsi="Consolas"/>
       <w:sz w:val="22"/>
-      <w:shd w:color="auto" w:fill="F8F8F8" w:val="clear"/>
-    </w:rPr>
-  </w:style>
-  <w:style w:customStyle="1" w:styleId="PreprocessorTok" w:type="character">
+      <w:shd w:val="clear" w:color="auto" w:fill="F8F8F8"/>
+    </w:rPr>
+  </w:style>
+  <w:style w:type="character" w:customStyle="1" w:styleId="PreprocessorTok">
     <w:name w:val="PreprocessorTok"/>
     <w:basedOn w:val="VerbatimChar"/>
     <w:rPr>
@@ -5100,29 +4837,29 @@
       <w:i/>
       <w:color w:val="8F5902"/>
       <w:sz w:val="22"/>
-      <w:shd w:color="auto" w:fill="F8F8F8" w:val="clear"/>
-    </w:rPr>
-  </w:style>
-  <w:style w:customStyle="1" w:styleId="AttributeTok" w:type="character">
+      <w:shd w:val="clear" w:color="auto" w:fill="F8F8F8"/>
+    </w:rPr>
+  </w:style>
+  <w:style w:type="character" w:customStyle="1" w:styleId="AttributeTok">
     <w:name w:val="AttributeTok"/>
     <w:basedOn w:val="VerbatimChar"/>
     <w:rPr>
       <w:rFonts w:ascii="Consolas" w:hAnsi="Consolas"/>
       <w:color w:val="C4A000"/>
       <w:sz w:val="22"/>
-      <w:shd w:color="auto" w:fill="F8F8F8" w:val="clear"/>
-    </w:rPr>
-  </w:style>
-  <w:style w:customStyle="1" w:styleId="RegionMarkerTok" w:type="character">
+      <w:shd w:val="clear" w:color="auto" w:fill="F8F8F8"/>
+    </w:rPr>
+  </w:style>
+  <w:style w:type="character" w:customStyle="1" w:styleId="RegionMarkerTok">
     <w:name w:val="RegionMarkerTok"/>
     <w:basedOn w:val="VerbatimChar"/>
     <w:rPr>
       <w:rFonts w:ascii="Consolas" w:hAnsi="Consolas"/>
       <w:sz w:val="22"/>
-      <w:shd w:color="auto" w:fill="F8F8F8" w:val="clear"/>
-    </w:rPr>
-  </w:style>
-  <w:style w:customStyle="1" w:styleId="InformationTok" w:type="character">
+      <w:shd w:val="clear" w:color="auto" w:fill="F8F8F8"/>
+    </w:rPr>
+  </w:style>
+  <w:style w:type="character" w:customStyle="1" w:styleId="InformationTok">
     <w:name w:val="InformationTok"/>
     <w:basedOn w:val="VerbatimChar"/>
     <w:rPr>
@@ -5131,10 +4868,10 @@
       <w:i/>
       <w:color w:val="8F5902"/>
       <w:sz w:val="22"/>
-      <w:shd w:color="auto" w:fill="F8F8F8" w:val="clear"/>
-    </w:rPr>
-  </w:style>
-  <w:style w:customStyle="1" w:styleId="WarningTok" w:type="character">
+      <w:shd w:val="clear" w:color="auto" w:fill="F8F8F8"/>
+    </w:rPr>
+  </w:style>
+  <w:style w:type="character" w:customStyle="1" w:styleId="WarningTok">
     <w:name w:val="WarningTok"/>
     <w:basedOn w:val="VerbatimChar"/>
     <w:rPr>
@@ -5143,20 +4880,20 @@
       <w:i/>
       <w:color w:val="8F5902"/>
       <w:sz w:val="22"/>
-      <w:shd w:color="auto" w:fill="F8F8F8" w:val="clear"/>
-    </w:rPr>
-  </w:style>
-  <w:style w:customStyle="1" w:styleId="AlertTok" w:type="character">
+      <w:shd w:val="clear" w:color="auto" w:fill="F8F8F8"/>
+    </w:rPr>
+  </w:style>
+  <w:style w:type="character" w:customStyle="1" w:styleId="AlertTok">
     <w:name w:val="AlertTok"/>
     <w:basedOn w:val="VerbatimChar"/>
     <w:rPr>
       <w:rFonts w:ascii="Consolas" w:hAnsi="Consolas"/>
       <w:color w:val="EF2929"/>
       <w:sz w:val="22"/>
-      <w:shd w:color="auto" w:fill="F8F8F8" w:val="clear"/>
-    </w:rPr>
-  </w:style>
-  <w:style w:customStyle="1" w:styleId="ErrorTok" w:type="character">
+      <w:shd w:val="clear" w:color="auto" w:fill="F8F8F8"/>
+    </w:rPr>
+  </w:style>
+  <w:style w:type="character" w:customStyle="1" w:styleId="ErrorTok">
     <w:name w:val="ErrorTok"/>
     <w:basedOn w:val="VerbatimChar"/>
     <w:rPr>
@@ -5164,19 +4901,19 @@
       <w:b/>
       <w:color w:val="A40000"/>
       <w:sz w:val="22"/>
-      <w:shd w:color="auto" w:fill="F8F8F8" w:val="clear"/>
-    </w:rPr>
-  </w:style>
-  <w:style w:customStyle="1" w:styleId="NormalTok" w:type="character">
+      <w:shd w:val="clear" w:color="auto" w:fill="F8F8F8"/>
+    </w:rPr>
+  </w:style>
+  <w:style w:type="character" w:customStyle="1" w:styleId="NormalTok">
     <w:name w:val="NormalTok"/>
     <w:basedOn w:val="VerbatimChar"/>
     <w:rPr>
       <w:rFonts w:ascii="Consolas" w:hAnsi="Consolas"/>
       <w:sz w:val="22"/>
-      <w:shd w:color="auto" w:fill="F8F8F8" w:val="clear"/>
-    </w:rPr>
-  </w:style>
-  <w:style w:customStyle="1" w:styleId="BodyTextChar" w:type="character">
+      <w:shd w:val="clear" w:color="auto" w:fill="F8F8F8"/>
+    </w:rPr>
+  </w:style>
+  <w:style w:type="character" w:customStyle="1" w:styleId="BodyTextChar">
     <w:name w:val="Body Text Char"/>
     <w:basedOn w:val="DefaultParagraphFont"/>
     <w:link w:val="BodyText"/>
@@ -5185,14 +4922,14 @@
       <w:rFonts w:ascii="Times New Roman" w:hAnsi="Times New Roman"/>
     </w:rPr>
   </w:style>
-  <w:style w:styleId="LineNumber" w:type="character">
+  <w:style w:type="character" w:styleId="LineNumber">
     <w:name w:val="line number"/>
     <w:basedOn w:val="DefaultParagraphFont"/>
     <w:semiHidden/>
     <w:unhideWhenUsed/>
     <w:rsid w:val="008E79E4"/>
   </w:style>
-  <w:style w:styleId="TableGrid" w:type="table">
+  <w:style w:type="table" w:styleId="TableGrid">
     <w:name w:val="Table Grid"/>
     <w:aliases w:val="Table Paper"/>
     <w:basedOn w:val="TableNormal"/>
@@ -5205,16 +4942,16 @@
     </w:rPr>
     <w:tblPr>
       <w:tblBorders>
-        <w:top w:color="auto" w:space="0" w:sz="4" w:val="single"/>
-        <w:left w:color="auto" w:space="0" w:sz="4" w:val="single"/>
-        <w:bottom w:color="auto" w:space="0" w:sz="4" w:val="single"/>
-        <w:right w:color="auto" w:space="0" w:sz="4" w:val="single"/>
-        <w:insideH w:color="auto" w:space="0" w:sz="4" w:val="single"/>
-        <w:insideV w:color="auto" w:space="0" w:sz="4" w:val="single"/>
+        <w:top w:val="single" w:sz="4" w:space="0" w:color="auto"/>
+        <w:left w:val="single" w:sz="4" w:space="0" w:color="auto"/>
+        <w:bottom w:val="single" w:sz="4" w:space="0" w:color="auto"/>
+        <w:right w:val="single" w:sz="4" w:space="0" w:color="auto"/>
+        <w:insideH w:val="single" w:sz="4" w:space="0" w:color="auto"/>
+        <w:insideV w:val="single" w:sz="4" w:space="0" w:color="auto"/>
       </w:tblBorders>
     </w:tblPr>
   </w:style>
-  <w:style w:customStyle="1" w:styleId="TableA" w:type="table">
+  <w:style w:type="table" w:customStyle="1" w:styleId="TableA">
     <w:name w:val="TableA"/>
     <w:basedOn w:val="TableGrid"/>
     <w:uiPriority w:val="99"/>
@@ -5224,7 +4961,7 @@
     </w:rPr>
     <w:tblPr/>
   </w:style>
-  <w:style w:styleId="PlainTable1" w:type="table">
+  <w:style w:type="table" w:styleId="PlainTable1">
     <w:name w:val="Plain Table 1"/>
     <w:basedOn w:val="TableNormal"/>
     <w:rsid w:val="00921965"/>
@@ -5235,12 +4972,12 @@
       <w:tblStyleRowBandSize w:val="1"/>
       <w:tblStyleColBandSize w:val="1"/>
       <w:tblBorders>
-        <w:top w:color="BFBFBF" w:space="0" w:sz="4" w:themeColor="background1" w:themeShade="BF" w:val="single"/>
-        <w:left w:color="BFBFBF" w:space="0" w:sz="4" w:themeColor="background1" w:themeShade="BF" w:val="single"/>
-        <w:bottom w:color="BFBFBF" w:space="0" w:sz="4" w:themeColor="background1" w:themeShade="BF" w:val="single"/>
-        <w:right w:color="BFBFBF" w:space="0" w:sz="4" w:themeColor="background1" w:themeShade="BF" w:val="single"/>
-        <w:insideH w:color="BFBFBF" w:space="0" w:sz="4" w:themeColor="background1" w:themeShade="BF" w:val="single"/>
-        <w:insideV w:color="BFBFBF" w:space="0" w:sz="4" w:themeColor="background1" w:themeShade="BF" w:val="single"/>
+        <w:top w:val="single" w:sz="4" w:space="0" w:color="BFBFBF" w:themeColor="background1" w:themeShade="BF"/>
+        <w:left w:val="single" w:sz="4" w:space="0" w:color="BFBFBF" w:themeColor="background1" w:themeShade="BF"/>
+        <w:bottom w:val="single" w:sz="4" w:space="0" w:color="BFBFBF" w:themeColor="background1" w:themeShade="BF"/>
+        <w:right w:val="single" w:sz="4" w:space="0" w:color="BFBFBF" w:themeColor="background1" w:themeShade="BF"/>
+        <w:insideH w:val="single" w:sz="4" w:space="0" w:color="BFBFBF" w:themeColor="background1" w:themeShade="BF"/>
+        <w:insideV w:val="single" w:sz="4" w:space="0" w:color="BFBFBF" w:themeColor="background1" w:themeShade="BF"/>
       </w:tblBorders>
     </w:tblPr>
     <w:tblStylePr w:type="firstRow">
@@ -5257,7 +4994,7 @@
       <w:tblPr/>
       <w:tcPr>
         <w:tcBorders>
-          <w:top w:color="BFBFBF" w:space="0" w:sz="4" w:themeColor="background1" w:themeShade="BF" w:val="double"/>
+          <w:top w:val="double" w:sz="4" w:space="0" w:color="BFBFBF" w:themeColor="background1" w:themeShade="BF"/>
         </w:tcBorders>
       </w:tcPr>
     </w:tblStylePr>
@@ -5276,17 +5013,17 @@
     <w:tblStylePr w:type="band1Vert">
       <w:tblPr/>
       <w:tcPr>
-        <w:shd w:color="auto" w:fill="F2F2F2" w:themeFill="background1" w:themeFillShade="F2" w:val="clear"/>
+        <w:shd w:val="clear" w:color="auto" w:fill="F2F2F2" w:themeFill="background1" w:themeFillShade="F2"/>
       </w:tcPr>
     </w:tblStylePr>
     <w:tblStylePr w:type="band1Horz">
       <w:tblPr/>
       <w:tcPr>
-        <w:shd w:color="auto" w:fill="F2F2F2" w:themeFill="background1" w:themeFillShade="F2" w:val="clear"/>
+        <w:shd w:val="clear" w:color="auto" w:fill="F2F2F2" w:themeFill="background1" w:themeFillShade="F2"/>
       </w:tcPr>
     </w:tblStylePr>
   </w:style>
-  <w:style w:styleId="GridTable2" w:type="table">
+  <w:style w:type="table" w:styleId="GridTable2">
     <w:name w:val="Grid Table 2"/>
     <w:basedOn w:val="TableNormal"/>
     <w:rsid w:val="00921965"/>
@@ -5297,10 +5034,10 @@
       <w:tblStyleRowBandSize w:val="1"/>
       <w:tblStyleColBandSize w:val="1"/>
       <w:tblBorders>
-        <w:top w:color="666666" w:space="0" w:sz="2" w:themeColor="text1" w:themeTint="99" w:val="single"/>
-        <w:bottom w:color="666666" w:space="0" w:sz="2" w:themeColor="text1" w:themeTint="99" w:val="single"/>
-        <w:insideH w:color="666666" w:space="0" w:sz="2" w:themeColor="text1" w:themeTint="99" w:val="single"/>
-        <w:insideV w:color="666666" w:space="0" w:sz="2" w:themeColor="text1" w:themeTint="99" w:val="single"/>
+        <w:top w:val="single" w:sz="2" w:space="0" w:color="666666" w:themeColor="text1" w:themeTint="99"/>
+        <w:bottom w:val="single" w:sz="2" w:space="0" w:color="666666" w:themeColor="text1" w:themeTint="99"/>
+        <w:insideH w:val="single" w:sz="2" w:space="0" w:color="666666" w:themeColor="text1" w:themeTint="99"/>
+        <w:insideV w:val="single" w:sz="2" w:space="0" w:color="666666" w:themeColor="text1" w:themeTint="99"/>
       </w:tblBorders>
     </w:tblPr>
     <w:tblStylePr w:type="firstRow">
@@ -5312,11 +5049,11 @@
       <w:tcPr>
         <w:tcBorders>
           <w:top w:val="nil"/>
-          <w:bottom w:color="666666" w:space="0" w:sz="12" w:themeColor="text1" w:themeTint="99" w:val="single"/>
+          <w:bottom w:val="single" w:sz="12" w:space="0" w:color="666666" w:themeColor="text1" w:themeTint="99"/>
           <w:insideH w:val="nil"/>
           <w:insideV w:val="nil"/>
         </w:tcBorders>
-        <w:shd w:color="auto" w:fill="FFFFFF" w:themeFill="background1" w:val="clear"/>
+        <w:shd w:val="clear" w:color="auto" w:fill="FFFFFF" w:themeFill="background1"/>
       </w:tcPr>
     </w:tblStylePr>
     <w:tblStylePr w:type="lastRow">
@@ -5327,12 +5064,12 @@
       <w:tblPr/>
       <w:tcPr>
         <w:tcBorders>
-          <w:top w:color="666666" w:space="0" w:sz="2" w:themeColor="text1" w:themeTint="99" w:val="double"/>
+          <w:top w:val="double" w:sz="2" w:space="0" w:color="666666" w:themeColor="text1" w:themeTint="99"/>
           <w:bottom w:val="nil"/>
           <w:insideH w:val="nil"/>
           <w:insideV w:val="nil"/>
         </w:tcBorders>
-        <w:shd w:color="auto" w:fill="FFFFFF" w:themeFill="background1" w:val="clear"/>
+        <w:shd w:val="clear" w:color="auto" w:fill="FFFFFF" w:themeFill="background1"/>
       </w:tcPr>
     </w:tblStylePr>
     <w:tblStylePr w:type="firstCol">
@@ -5350,17 +5087,17 @@
     <w:tblStylePr w:type="band1Vert">
       <w:tblPr/>
       <w:tcPr>
-        <w:shd w:color="auto" w:fill="CCCCCC" w:themeFill="text1" w:themeFillTint="33" w:val="clear"/>
+        <w:shd w:val="clear" w:color="auto" w:fill="CCCCCC" w:themeFill="text1" w:themeFillTint="33"/>
       </w:tcPr>
     </w:tblStylePr>
     <w:tblStylePr w:type="band1Horz">
       <w:tblPr/>
       <w:tcPr>
-        <w:shd w:color="auto" w:fill="CCCCCC" w:themeFill="text1" w:themeFillTint="33" w:val="clear"/>
+        <w:shd w:val="clear" w:color="auto" w:fill="CCCCCC" w:themeFill="text1" w:themeFillTint="33"/>
       </w:tcPr>
     </w:tblStylePr>
   </w:style>
-  <w:style w:styleId="Header" w:type="paragraph">
+  <w:style w:type="paragraph" w:styleId="Header">
     <w:name w:val="header"/>
     <w:basedOn w:val="Normal"/>
     <w:link w:val="HeaderChar"/>
@@ -5368,19 +5105,19 @@
     <w:rsid w:val="00CE76D0"/>
     <w:pPr>
       <w:tabs>
-        <w:tab w:pos="4680" w:val="center"/>
-        <w:tab w:pos="9360" w:val="right"/>
+        <w:tab w:val="center" w:pos="4680"/>
+        <w:tab w:val="right" w:pos="9360"/>
       </w:tabs>
       <w:spacing w:after="0"/>
     </w:pPr>
   </w:style>
-  <w:style w:customStyle="1" w:styleId="HeaderChar" w:type="character">
+  <w:style w:type="character" w:customStyle="1" w:styleId="HeaderChar">
     <w:name w:val="Header Char"/>
     <w:basedOn w:val="DefaultParagraphFont"/>
     <w:link w:val="Header"/>
     <w:rsid w:val="00CE76D0"/>
   </w:style>
-  <w:style w:styleId="Footer" w:type="paragraph">
+  <w:style w:type="paragraph" w:styleId="Footer">
     <w:name w:val="footer"/>
     <w:basedOn w:val="Normal"/>
     <w:link w:val="FooterChar"/>
@@ -5388,19 +5125,19 @@
     <w:rsid w:val="00CE76D0"/>
     <w:pPr>
       <w:tabs>
-        <w:tab w:pos="4680" w:val="center"/>
-        <w:tab w:pos="9360" w:val="right"/>
+        <w:tab w:val="center" w:pos="4680"/>
+        <w:tab w:val="right" w:pos="9360"/>
       </w:tabs>
       <w:spacing w:after="0"/>
     </w:pPr>
   </w:style>
-  <w:style w:customStyle="1" w:styleId="FooterChar" w:type="character">
+  <w:style w:type="character" w:customStyle="1" w:styleId="FooterChar">
     <w:name w:val="Footer Char"/>
     <w:basedOn w:val="DefaultParagraphFont"/>
     <w:link w:val="Footer"/>
     <w:rsid w:val="00CE76D0"/>
   </w:style>
-  <w:style w:styleId="PageNumber" w:type="character">
+  <w:style w:type="character" w:styleId="PageNumber">
     <w:name w:val="page number"/>
     <w:basedOn w:val="DefaultParagraphFont"/>
     <w:semiHidden/>

--- a/2026_earwig_allometry.docx
+++ b/2026_earwig_allometry.docx
@@ -115,7 +115,7 @@
         <w:pStyle w:val="FirstParagraph"/>
       </w:pPr>
       <w:r>
-        <w:t xml:space="preserve">Static allometries describe how trait size covaries with body size and are widely used to investigate the evolution of exaggerated morphology. Although allometric relationships are often treated as stable descriptors of trait architecture, they may vary across biological levels and developmental environments. We quantified weapon allometries of the forceps in the European earwig (</w:t>
+        <w:t xml:space="preserve">Static allometries describe how trait size covaries with body size and are often treated as stable descriptors of trait architecture. We quantified forceps allometry in the European earwig (</w:t>
       </w:r>
       <w:r>
         <w:rPr>
@@ -125,7 +125,7 @@
         <w:t xml:space="preserve">Forficula auricularia</w:t>
       </w:r>
       <w:r>
-        <w:t xml:space="preserve">) using a split-brood experiment that manipulated developmental diet and social density. We analysed females, brachylabic males, and macrolabic males as separate phenotypic groups within a hierarchical Bayesian framework that allowed scaling relationships to vary among groups, environments, and maternal families. Forceps length increased with body size in all phenotypes, but most scaling exponents were less than one, indicating predominantly hypoallometric relationships. Females and brachylabic males exhibited remarkably similar allometric slopes across developmental environments. By contrast, macrolabic males represented the principal source of divergence, exhibiting steeper scaling relationships under some conditions and the only evidence of hyperallometry. Environmental effects on scaling exponents were generally weak and largely restricted to macrolabic males reared under poor diet, where sample sizes were limited. Among-family variation in allometric slopes and intercepts was modest, and covariance between these parameters was weak and uncertain. These results indicate that divergence in weapon allometry is concentrated within the exaggerated male morph rather than between the sexes broadly, highlighting how alternative reproductive phenotypes can structure the evolution of trait exaggeration.</w:t>
+        <w:t xml:space="preserve">) using a split-brood experiment manipulating diet and social density. Females, brachylabic males, and macrolabic males were analysed separately in a hierarchical Bayesian model that allowed scaling relationships to vary among groups, environments, maternal families, and rearing dishes. Most posterior median slopes were below one. We found no clear evidence that female and brachylabic male slopes differed across environments, and macrolabic male slopes were also similar under most conditions. A steeper relationship was estimated for macrolabic males under poor diet at medium density, but the credible interval included isometry and the estimate was based on 18 individuals. Environmental differences in slopes were otherwise small or uncertain. A quadratic model received somewhat greater predictive support and suggested curvature near the extremes of the body-size distribution, particularly in macrolabic males, but did not alter the broad pattern of similarity. Variation among maternal families and rearing dishes was small. Overall, the results suggest that forceps allometry is largely conserved across phenotypes and environments, with limited and uncertain divergence associated with the exaggerated male morph.</w:t>
       </w:r>
     </w:p>
     <w:p>
@@ -183,7 +183,7 @@
         <w:t xml:space="preserve">(Pélabon et al. 2014; Voje 2016)</w:t>
       </w:r>
       <w:r>
-        <w:t xml:space="preserve">. Differences in scaling exponents among groups indicate that trait exaggeration changes with body size, whereas similar slopes imply a shared relationship between trait size and body size despite differences in average trait expression. Because scaling exponents link developmental variation in body size to variation in trait expression, they provide a powerful means of evaluating how exaggerated traits evolve within and among populations</w:t>
+        <w:t xml:space="preserve">. Differences in scaling exponents among groups can indicate that trait exaggeration changes with body size, whereas similar slopes are consistent with a shared relationship between trait size and body size despite differences in average trait expression. Because scaling exponents link developmental variation in body size to variation in trait expression, they provide a useful means of evaluating how exaggerated traits vary within and among populations</w:t>
       </w:r>
       <w:r>
         <w:t xml:space="preserve"> </w:t>
@@ -225,7 +225,40 @@
         <w:t xml:space="preserve">(Matsuzawa and Konuma 2025)</w:t>
       </w:r>
       <w:r>
-        <w:t xml:space="preserve">. Species expressing alternative male phenotypes provide an opportunity to examine these processes in greater detail because males themselves are partitioned into discrete reproductive forms. In such systems, one male morph may resemble females more closely than other males, raising the possibility that sexual dimorphism is concentrated within a subset of the male population rather than distributed uniformly across all males. Understanding whether alternative male phenotypes differ from females in scaling relationships therefore offers insight into how sexual dimorphism and trait exaggeration evolve from shared developmental programs.</w:t>
+        <w:t xml:space="preserve">. Species expressing alternative male phenotypes provide an opportunity to examine these processes in greater detail because males themselves are partitioned into discrete reproductive forms. In such systems, one male morph may resemble females more closely than other males, raising the possibility that sexual dimorphism is concentrated within a subset of the male population rather than distributed uniformly across all males. Understanding whether alternative male phenotypes differ from females in scaling relationships therefore offers insight into how sexual dimorphism and trait exaggeration evolve from shared developmental programs. Under the developmental threshold model, the major morph arises through activation of a developmental program for exaggerated trait growth when body size exceeds a critical value, whereas the minor morph retains a more</w:t>
+      </w:r>
+      <w:r>
+        <w:t xml:space="preserve"> </w:t>
+      </w:r>
+      <w:r>
+        <w:t xml:space="preserve">“default”</w:t>
+      </w:r>
+      <w:r>
+        <w:t xml:space="preserve"> </w:t>
+      </w:r>
+      <w:r>
+        <w:t xml:space="preserve">morphology produced in the absence of that program</w:t>
+      </w:r>
+      <w:r>
+        <w:t xml:space="preserve"> </w:t>
+      </w:r>
+      <w:r>
+        <w:t xml:space="preserve">(Tomkins et al. 2005; Emlen et al. 2007)</w:t>
+      </w:r>
+      <w:r>
+        <w:t xml:space="preserve">; this framework provides a mechanistic basis for the classical view of males as exaggerated females</w:t>
+      </w:r>
+      <w:r>
+        <w:t xml:space="preserve"> </w:t>
+      </w:r>
+      <w:r>
+        <w:t xml:space="preserve">(Darwin 1871; Bonduriansky 2007b)</w:t>
+      </w:r>
+      <w:r>
+        <w:t xml:space="preserve"> </w:t>
+      </w:r>
+      <w:r>
+        <w:t xml:space="preserve">and predicts that the minor morph should resemble females more closely than the major morph in scaling relationships as well as in absolute trait size.</w:t>
       </w:r>
     </w:p>
     <w:p>
@@ -321,7 +354,7 @@
         <w:t xml:space="preserve">Forficula auricularia</w:t>
       </w:r>
       <w:r>
-        <w:t xml:space="preserve">) provides a powerful system for examining how sexual dimorphism and alternative male phenotypes are structured through allometry. Males express two discrete forceps morphs, commonly referred to as brachylabic and macrolabic males, which differ markedly in weapon size and shape</w:t>
+        <w:t xml:space="preserve">) provides a useful system for examining how sexual dimorphism and alternative male phenotypes are structured through allometry. Males express two discrete forceps morphs, commonly referred to as brachylabic and macrolabic males, which differ markedly in weapon size and shape</w:t>
       </w:r>
       <w:r>
         <w:t xml:space="preserve"> </w:t>
@@ -350,10 +383,23 @@
         <w:t xml:space="preserve"> </w:t>
       </w:r>
       <w:r>
-        <w:t xml:space="preserve">(Kamimura 2014; Meunier 2024)</w:t>
-      </w:r>
-      <w:r>
-        <w:t xml:space="preserve">. Because these morphs coexist within the same population, earwigs provide an opportunity to determine whether males share a common scaling relationship that differs from females, or whether divergence is concentrated within a particular male morph. Previous studies have documented morph-specific differences in forceps exaggeration, suggesting that alternative male phenotypes may represent distinct allometric trajectories rather than simple variants of a single male form</w:t>
+        <w:t xml:space="preserve">(Meunier 2024;</w:t>
+      </w:r>
+      <w:r>
+        <w:t xml:space="preserve"> </w:t>
+      </w:r>
+      <w:r>
+        <w:rPr>
+          <w:b/>
+          <w:bCs/>
+        </w:rPr>
+        <w:t xml:space="preserve">kamimura2024?</w:t>
+      </w:r>
+      <w:r>
+        <w:t xml:space="preserve">)</w:t>
+      </w:r>
+      <w:r>
+        <w:t xml:space="preserve">. Because these morphs coexist within the same population, earwigs provide an opportunity to ask whether males share a common scaling relationship that differs from females, or whether any divergence is associated more strongly with one male morph. Previous studies have documented morph-specific differences in forceps exaggeration, raising the possibility that alternative male phenotypes may follow different allometric trajectories</w:t>
       </w:r>
       <w:r>
         <w:t xml:space="preserve"> </w:t>
@@ -362,7 +408,7 @@
         <w:t xml:space="preserve">(Simmons and Tomkins 1996; Tomkins et al. 2005)</w:t>
       </w:r>
       <w:r>
-        <w:t xml:space="preserve">. Moreover, recent work on another earwig species revealed positive allometry in female forceps, raising the possibility that sex differences in forceps scaling may be more evolutionarily labile than previously appreciated</w:t>
+        <w:t xml:space="preserve">. Moreover, recent work on another earwig species revealed positive allometry in female forceps, suggesting that sex differences in forceps scaling may be evolutionarily labile</w:t>
       </w:r>
       <w:r>
         <w:t xml:space="preserve"> </w:t>
@@ -371,15 +417,7 @@
         <w:t xml:space="preserve">(Matsuzawa and Konuma 2025)</w:t>
       </w:r>
       <w:r>
-        <w:t xml:space="preserve">.</w:t>
-      </w:r>
-    </w:p>
-    <w:p>
-      <w:pPr>
-        <w:pStyle w:val="BodyText"/>
-      </w:pPr>
-      <w:r>
-        <w:t xml:space="preserve">Here, we quantify static allometries of forceps length in female, brachylabic male, and macrolabic male</w:t>
+        <w:t xml:space="preserve">. In</w:t>
       </w:r>
       <w:r>
         <w:t xml:space="preserve"> </w:t>
@@ -392,6 +430,36 @@
         <w:t xml:space="preserve">F. auricularia</w:t>
       </w:r>
       <w:r>
+        <w:t xml:space="preserve">, the macrolabic morph bears the more exaggerated weapon, whereas the brachylabic morph is more common in many populations and tends to be favoured under poorer developmental conditions. This pattern is broadly consistent with the possibility that brachylabic males retain a more female-like morphology under a threshold model of morph expression</w:t>
+      </w:r>
+      <w:r>
+        <w:t xml:space="preserve"> </w:t>
+      </w:r>
+      <w:r>
+        <w:t xml:space="preserve">(Tomkins 1999; Tomkins and Brown 2004; Tomkins et al. 2005)</w:t>
+      </w:r>
+      <w:r>
+        <w:t xml:space="preserve">.</w:t>
+      </w:r>
+    </w:p>
+    <w:p>
+      <w:pPr>
+        <w:pStyle w:val="BodyText"/>
+      </w:pPr>
+      <w:r>
+        <w:t xml:space="preserve">Here, we quantify static allometries of forceps length in female, brachylabic male, and macrolabic male</w:t>
+      </w:r>
+      <w:r>
+        <w:t xml:space="preserve"> </w:t>
+      </w:r>
+      <w:r>
+        <w:rPr>
+          <w:i/>
+          <w:iCs/>
+        </w:rPr>
+        <w:t xml:space="preserve">F. auricularia</w:t>
+      </w:r>
+      <w:r>
         <w:t xml:space="preserve"> </w:t>
       </w:r>
       <w:r>
@@ -649,7 +717,7 @@
         <w:pStyle w:val="BodyText"/>
       </w:pPr>
       <w:r>
-        <w:t xml:space="preserve">Interactions involving body size allowed allometric slopes to vary among phenotypic groups and developmental environments. Terms not involving body size describe differences in model intercepts among groups and environments. Maternal identity was included as a varying intercept and varying slope for body size, allowing families to differ in both average forceps expression and allometric scaling.</w:t>
+        <w:t xml:space="preserve">Interactions involving body size allowed allometric slopes to vary among phenotypic groups and developmental environments. Terms not involving body size describe differences in model intercepts among groups and environments. Maternal identity was included as a varying intercept and varying slope for body size, allowing maternal families to differ in both average forceps expression and allometric scaling. Rearing-dish identity was additionally included as a varying intercept to account for non-independence among individuals raised in the same dish.</w:t>
       </w:r>
     </w:p>
     <w:p>
@@ -657,13 +725,16 @@
         <w:pStyle w:val="BodyText"/>
       </w:pPr>
       <w:r>
-        <w:t xml:space="preserve">To evaluate whether allometric relationships deviated from linearity, we fitted an alternative model that additionally included a quadratic body-size term and all corresponding interactions. Predictive performance of the linear and quadratic models was compared using approximate leave-one-out cross-validation (LOO) (</w:t>
-      </w:r>
-      <w:r>
-        <w:t xml:space="preserve">Vehtari et al. (2017)</w:t>
-      </w:r>
-      <w:r>
-        <w:t xml:space="preserve">).</w:t>
+        <w:t xml:space="preserve">To evaluate whether allometric relationships deviated from linearity, we fitted an alternative model that additionally included a quadratic body-size term and all corresponding interactions. Predictive performance of the linear and quadratic models was compared using approximate leave-one-out cross-validation (LOO)</w:t>
+      </w:r>
+      <w:r>
+        <w:t xml:space="preserve"> </w:t>
+      </w:r>
+      <w:r>
+        <w:t xml:space="preserve">(Vehtari et al. 2017)</w:t>
+      </w:r>
+      <w:r>
+        <w:t xml:space="preserve">.</w:t>
       </w:r>
     </w:p>
     <w:p>
@@ -671,10 +742,32 @@
         <w:pStyle w:val="BodyText"/>
       </w:pPr>
       <w:r>
-        <w:t xml:space="preserve">Weakly informative priors were specified for fixed and random effects. Models were fitted using Hamiltonian Monte Carlo sampling, and convergence was assessed using trace plots, effective sample sizes, and</w:t>
-      </w:r>
-      <w:r>
-        <w:t xml:space="preserve"> </w:t>
+        <w:t xml:space="preserve">Weakly informative priors were specified as normal(0, 1) for fixed-effect coefficients, normal(0, 2) for the intercept, Student-</w:t>
+      </w:r>
+      <w:r>
+        <w:rPr>
+          <w:i/>
+          <w:iCs/>
+        </w:rPr>
+        <w:t xml:space="preserve">t</w:t>
+      </w:r>
+      <w:r>
+        <w:t xml:space="preserve">(3, 0, 1) for residual and varying-effect standard deviations, and LKJ(2) for the maternal intercept–slope correlation. Models were fitted using four Hamiltonian Monte Carlo chains of 4,000 iterations each, including 2,000 warm-up iterations, with an</w:t>
+      </w:r>
+      <w:r>
+        <w:t xml:space="preserve"> </w:t>
+      </w:r>
+      <w:r>
+        <w:rPr>
+          <w:rStyle w:val="VerbatimChar"/>
+        </w:rPr>
+        <w:t xml:space="preserve">adapt_delta</w:t>
+      </w:r>
+      <w:r>
+        <w:t xml:space="preserve"> </w:t>
+      </w:r>
+      <w:r>
+        <w:t xml:space="preserve">of 0.97. Convergence was assessed using trace plots, effective sample sizes, divergent transitions, and the potential scale reduction statistic [</w:t>
       </w:r>
       <m:oMath>
         <m:acc>
@@ -689,16 +782,16 @@
         </m:acc>
       </m:oMath>
       <w:r>
-        <w:t xml:space="preserve"> </w:t>
-      </w:r>
-      <w:r>
-        <w:t xml:space="preserve">values (</w:t>
+        <w:t xml:space="preserve">;</w:t>
+      </w:r>
+      <w:r>
+        <w:t xml:space="preserve"> </w:t>
       </w:r>
       <w:r>
         <w:t xml:space="preserve">Vehtari et al. (2021)</w:t>
       </w:r>
       <w:r>
-        <w:t xml:space="preserve">).</w:t>
+        <w:t xml:space="preserve">]. All models showed satisfactory convergence (Table S2).</w:t>
       </w:r>
     </w:p>
     <w:p>
@@ -740,7 +833,7 @@
         <w:t xml:space="preserve">(Lenth et al. 2019)</w:t>
       </w:r>
       <w:r>
-        <w:t xml:space="preserve">. Slopes were estimated separately for each combination of phenotypic group, diet treatment, and density treatment. Pairwise contrasts among phenotypic groups and developmental environments were derived from the same posterior distributions. Pairwise contrasts were calculated as the first level minus the second level (e.g., female − macrolabic or good diet − poor diet), such that negative values indicate larger estimates for the second level.We report posterior medians and 95% credible intervals throughout. Inference was based on posterior distributions rather than null-hypothesis significance testing.</w:t>
+        <w:t xml:space="preserve">. Slopes were estimated separately for each combination of phenotypic group, diet treatment, and density treatment. Pairwise contrasts among phenotypic groups and developmental environments were derived from the same posterior distributions. Pairwise contrasts were calculated as the first level minus the second level (e.g., female − macrolabic or good diet − poor diet), such that negative values indicate larger estimates for the second level. We report posterior medians and 95% credible intervals throughout. Inference was based on posterior distributions rather than null-hypothesis significance testing.</w:t>
       </w:r>
     </w:p>
     <w:bookmarkEnd w:id="25"/>
@@ -759,7 +852,7 @@
         <w:pStyle w:val="FirstParagraph"/>
       </w:pPr>
       <w:r>
-        <w:t xml:space="preserve">Females exhibited a continuous distribution of weapon sizes across body sizes (pronotum length: mean ± SD = 1.77 ± 0.14 mm; forceps length: mean ± SD = 3.59 ± 0.24 mm, n = 935). Males formed two discrete clusters corresponding to brachylabic (pronotum length: mean ± SD = 1.66 ± 0.13 mm; forceps length: mean ± SD = 4.06 ± 0.30 mm, n = 491) and macrolabic morphs (pronotum length: mean ± SD = 1.80 ± 0.12 mm; forceps length: mean ± SD = 5.93 ± 0.72 mm, n = 488), with overlap in body size but clear separation in forceps length (</w:t>
+        <w:t xml:space="preserve">Females exhibited a continuous distribution of weapon sizes across body sizes (pronotum length: mean ± SD = 1.77 ± 0.14 mm; forceps length: mean ± SD = 3.59 ± 0.24 mm, n = 935). Males formed two discrete clusters corresponding to brachylabic (pronotum length: mean ± SD = 1.66 ± 0.13 mm; forceps length: mean ± SD = 4.06 ± 0.30 mm, n = 491) and macrolabic morphs (pronotum length: mean ± SD = 1.80 ± 0.12 mm; forceps length: mean ± SD = 5.93 ± 0.72 mm, n = 488), with overlap in body size but substantial separation in forceps length (</w:t>
       </w:r>
       <w:hyperlink w:anchor="fig-two">
         <w:r>
@@ -787,7 +880,7 @@
         <w:pStyle w:val="FirstParagraph"/>
       </w:pPr>
       <w:r>
-        <w:t xml:space="preserve">Forceps length increased with pronotum length across all phenotypic groups, but most estimated allometric slopes were less than one, indicating predominantly hypoallometric scaling relationships (</w:t>
+        <w:t xml:space="preserve">Forceps length generally increased with pronotum length, and most posterior median slopes were below one (</w:t>
       </w:r>
       <w:hyperlink w:anchor="fig-three">
         <w:r>
@@ -798,7 +891,7 @@
         </w:r>
       </w:hyperlink>
       <w:r>
-        <w:t xml:space="preserve">; Table S4; Figure S1). Treating females, brachylabic males, and macrolabic males as three phenotypic groups revealed broadly similar hypoallometric scaling relationships across most developmental environments. Under good diet and low density, estimated slopes were 0.37 (95% CrI: 0.18–0.55) in females, 0.43 (95% CrI: 0.20–0.65) in brachylabic males, and 0.46 (95% CrI: 0.21–0.70) in macrolabic males. Pairwise differences among groups were generally small and uncertain, with contrasts overlapping zero across most environments (Table S5).</w:t>
+        <w:t xml:space="preserve">; Table S5; Figure S1). Treating females, brachylabic males, and macrolabic males as three phenotypic groups revealed broadly similar scaling relationships across most developmental environments. Under good diet and low density, estimated slopes were 0.36 (95% CrI: 0.18–0.55) in females, 0.43 (95% CrI: 0.21–0.66) in brachylabic males, and 0.47 (95% CrI: 0.23–0.72) in macrolabic males. Pairwise differences among groups were generally small or uncertain, with contrast intervals overlapping zero across most environments (Table S6).</w:t>
       </w:r>
     </w:p>
     <w:p>
@@ -806,7 +899,7 @@
         <w:pStyle w:val="BodyText"/>
       </w:pPr>
       <w:r>
-        <w:t xml:space="preserve">A quadratic model provided better expected out-of-sample predictive performance than the linear model. The quadratic model had a higher expected log predictive density than the linear model (Δelpd = 13.21, SE = 6.56; Table S3), suggesting some support for curvature in the relationship between body size and forceps length. However, because the primary objective of the study was to compare condition-specific allometric slopes among phenotypic groups, and because the linear model provides directly interpretable scaling exponents, we retained the linear model as the primary inferential model.</w:t>
+        <w:t xml:space="preserve">A quadratic model had somewhat better expected out-of-sample predictive performance than the linear model (ΔELPD = 11.70, SE = 6.58; Table S4), providing some evidence of curvature in the relationship between body size and forceps length. The quadratic predictions did not substantially alter the broad comparison among phenotypic groups, although they revealed localized departures from linearity (Figure S2). Curvature was most apparent near the extremes of the observed body-size range in several macrolabic male groups, where predictions were influenced by relatively few individuals. These edge patterns should therefore be interpreted cautiously and do not necessarily imply strong curvature across the central portion of the body-size distribution. We use the linear model to summarize average condition-specific allometric exponents and treat the quadratic model as a sensitivity analysis.</w:t>
       </w:r>
     </w:p>
     <w:p>
@@ -814,7 +907,7 @@
         <w:pStyle w:val="BodyText"/>
       </w:pPr>
       <w:r>
-        <w:t xml:space="preserve">Across the full set of developmental environments, there was little evidence that females and brachylabic males differed consistently in allometric slope (Table S5). The contrast between females and brachylabic males overlapped zero in every diet-by-density combination examined. Macrolabic males likewise exhibited slopes similar to those of females and brachylabic males under most environmental conditions. The clearest exception occurred under poor diet at medium density, where macrolabic males exhibited a substantially steeper allometric slope (1.24, 95% CrI: 0.75–1.71) than either females (0.33, 95% CrI: 0.16–0.50) or brachylabic males (0.26, 95% CrI: 0.03–0.49). Pairwise contrasts confirmed steeper slopes in macrolabic males than in females and brachylabic males under this environment (Table S5). However, this result should be interpreted cautiously because poor-diet macrolabic males were rare, including only 18 individuals at medium density (Table S1).</w:t>
+        <w:t xml:space="preserve">Across the full set of developmental environments, there was little evidence that females and brachylabic males differed consistently in allometric slope (Table S6). The contrast interval between females and brachylabic males included zero in every diet-by-density combination examined. Macrolabic male slopes were also similar to those of females and brachylabic males under most environmental conditions. The clearest exception occurred under poor diet at medium density, where the estimated slope for macrolabic males (1.23, 95% CrI: 0.75–1.70) was steeper than those estimated for females (0.33, 95% CrI: 0.14–0.49) and brachylabic males (0.26, 95% CrI: 0.04–0.48). Pairwise contrast intervals excluded zero in this environment (Table S6). This result should nevertheless be interpreted cautiously because the estimate was based on only 18 poor-diet macrolabic males at medium density (Table S1).</w:t>
       </w:r>
     </w:p>
     <w:p>
@@ -822,7 +915,7 @@
         <w:pStyle w:val="BodyText"/>
       </w:pPr>
       <w:r>
-        <w:t xml:space="preserve">Females and brachylabic males exhibited hypoallometric scaling under all developmental environments examined. Macrolabic males also exhibited hypoallometric scaling in five of the six environments. The sole exception occurred under poor diet and medium density, where the estimated slope exceeded one (1.24, 95% CrI: 0.75–1.71), indicating hyperallometric scaling. Given the low sample sizes for poor-diet macrolabic males (Table S1), this environment-specific hyperallometry should be viewed as suggestive rather than definitive.</w:t>
+        <w:t xml:space="preserve">Posterior median slopes for females and brachylabic males were below one in every developmental environment examined. The posterior median for macrolabic males exceeded one only under poor diet at medium density (1.23, 95% CrI: 0.75–1.70). Because this credible interval included one, the evidence that this relationship was hyperallometric rather than isometric was uncertain. The small sample of poor-diet macrolabic males further limits inference from this treatment combination (Table S1).</w:t>
       </w:r>
     </w:p>
     <w:bookmarkEnd w:id="27"/>
@@ -840,7 +933,7 @@
         <w:pStyle w:val="FirstParagraph"/>
       </w:pPr>
       <w:r>
-        <w:t xml:space="preserve">Environmental effects on allometric slopes were generally weak. In females, diet contrasts overlapped zero at all densities (</w:t>
+        <w:t xml:space="preserve">Estimated environmental differences in allometric slopes were generally small or uncertain. In females, diet contrast intervals included zero at all densities (</w:t>
       </w:r>
       <w:hyperlink w:anchor="fig-three">
         <w:r>
@@ -851,7 +944,7 @@
         </w:r>
       </w:hyperlink>
       <w:r>
-        <w:t xml:space="preserve">; Table S5), indicating little evidence that nutritional conditions altered scaling relationships. Similarly, diet effects on brachylabic male slopes were small and uncertain across all density treatments.</w:t>
+        <w:t xml:space="preserve">; Table S6), providing little evidence that nutritional conditions altered scaling relationships. Diet contrasts for brachylabic males were likewise uncertain across all density treatments.</w:t>
       </w:r>
     </w:p>
     <w:p>
@@ -859,7 +952,46 @@
         <w:pStyle w:val="BodyText"/>
       </w:pPr>
       <w:r>
-        <w:t xml:space="preserve">Evidence for environmental modulation of allometry was concentrated in macrolabic males, but these estimates should be interpreted cautiously because poor-diet macrolabic males were uncommon at low density (n = 3), medium density (n = 18), and high density (n = 13) (Table S1). Under medium density, macrolabic males exhibited steeper slopes under poor diet than under good diet (good–poor contrast = -0.82, 95% CrI: -1.33 to -0.31). By contrast, diet contrasts overlapped zero at low and high densities (Table S5).</w:t>
+        <w:t xml:space="preserve">The clearest indication of environmental variation involved macrolabic males, but these estimates should be interpreted cautiously because poor-diet macrolabic males were uncommon at low density (</w:t>
+      </w:r>
+      <w:r>
+        <w:rPr>
+          <w:i/>
+          <w:iCs/>
+        </w:rPr>
+        <w:t xml:space="preserve">n</w:t>
+      </w:r>
+      <w:r>
+        <w:t xml:space="preserve"> </w:t>
+      </w:r>
+      <w:r>
+        <w:t xml:space="preserve">= 3), medium density (</w:t>
+      </w:r>
+      <w:r>
+        <w:rPr>
+          <w:i/>
+          <w:iCs/>
+        </w:rPr>
+        <w:t xml:space="preserve">n</w:t>
+      </w:r>
+      <w:r>
+        <w:t xml:space="preserve"> </w:t>
+      </w:r>
+      <w:r>
+        <w:t xml:space="preserve">= 18), and high density (</w:t>
+      </w:r>
+      <w:r>
+        <w:rPr>
+          <w:i/>
+          <w:iCs/>
+        </w:rPr>
+        <w:t xml:space="preserve">n</w:t>
+      </w:r>
+      <w:r>
+        <w:t xml:space="preserve"> </w:t>
+      </w:r>
+      <w:r>
+        <w:t xml:space="preserve">= 13) (Table S1). At medium density, the estimated slope was steeper under poor diet than under good diet (good–poor contrast = -0.82, 95% CrI: -1.33 to -0.31). Diet contrast intervals included zero at low and high densities (Table S6).</w:t>
       </w:r>
     </w:p>
     <w:p>
@@ -867,7 +999,7 @@
         <w:pStyle w:val="BodyText"/>
       </w:pPr>
       <w:r>
-        <w:t xml:space="preserve">Density effects were likewise weak for females and brachylabic males, with all density contrasts overlapping zero (</w:t>
+        <w:t xml:space="preserve">Density contrast intervals also included zero for females and brachylabic males (</w:t>
       </w:r>
       <w:hyperlink w:anchor="fig-three">
         <w:r>
@@ -878,7 +1010,7 @@
         </w:r>
       </w:hyperlink>
       <w:r>
-        <w:t xml:space="preserve">; Table S5). In macrolabic males reared on a poor diet, however, slopes differed among density treatments. Specifically, slopes under medium density exceeded those observed under low density (difference = -1.28, 95% CrI: -2.31 to -0.28) and high density (difference = 1.22, 95% CrI: 0.36 to 2.05). Thus, environmental effects on allometric scaling were not expressed broadly across groups but were largely restricted to macrolabic males under poor diet and medium-density conditions, where estimates are based on limited sample sizes.</w:t>
+        <w:t xml:space="preserve">; Table S6). Among poor-diet macrolabic males, the estimated slope at medium density exceeded those at low density (difference = -1.28, 95% CrI: -2.31 to -0.28) and high density (difference = 1.22, 95% CrI: 0.36 to 2.05). Thus, the clearest estimated environmental differences were associated with poor-diet macrolabic males at medium density. Because all three poor-diet macrolabic groups had small samples, these contrasts should be regarded as provisional.</w:t>
       </w:r>
     </w:p>
     <w:bookmarkEnd w:id="28"/>
@@ -896,7 +1028,7 @@
         <w:pStyle w:val="FirstParagraph"/>
       </w:pPr>
       <w:r>
-        <w:t xml:space="preserve">Variation among maternal families was modest but non-zero (Table S2). The standard deviation of family-level intercepts was 0.026 (95% CrI: 0.001–0.071), indicating limited variation among families in overall forceps expression after accounting for body size, phenotypic group, diet, and density. There was greater variation among families in allometric slopes (SD = 0.062, 95% CrI: 0.018–0.140), suggesting that the relationship between body size and forceps length differed among maternal families.</w:t>
+        <w:t xml:space="preserve">Estimated variation among maternal families was small (Table S3). The posterior median standard deviation of family-level intercepts was 0.02 (95% CrI: 0.00–0.07), indicating limited among-family variation in forceps expression after accounting for body size, phenotypic group, diet, and density. The standard deviation of family-level allometric slopes was 0.05 (95% CrI: 0.02–0.14), indicating some uncertainty and variation among families in the relationship between body size and forceps length.</w:t>
       </w:r>
     </w:p>
     <w:p>
@@ -917,7 +1049,7 @@
         <w:t xml:space="preserve"> </w:t>
       </w:r>
       <w:r>
-        <w:t xml:space="preserve">= -0.60, 95% CrI: -0.99–0.54), providing little evidence for a consistent association between overall forceps expression and allometric scaling among families. Residual variation was low (SD = 0.073, 95% CrI: 0.071–0.076).</w:t>
+        <w:t xml:space="preserve">= -0.81, 95% CrI: -0.99–0.56), providing little evidence for a consistent association between forceps expression and allometric scaling among families. Variation among rearing dishes was small (SD = 0.01, 95% CrI: 0.00–0.02), as was residual variation (SD = 0.07, 95% CrI: 0.07–0.08).</w:t>
       </w:r>
     </w:p>
     <w:bookmarkEnd w:id="29"/>
@@ -954,7 +1086,63 @@
         <w:t xml:space="preserve">(Pélabon et al. 2014; Voje 2016)</w:t>
       </w:r>
       <w:r>
-        <w:t xml:space="preserve">. By analysing females, brachylabic males, and macrolabic males as separate phenotypic groups, we show that forceps allometry in the European earwig is characterised primarily by similarity rather than divergence. Across most developmental environments, females and brachylabic males exhibited nearly indistinguishable hypoallometric scaling relationships, whereas macrolabic males represented the principal source of deviation from this pattern. Environmental effects on scaling exponents were generally weak, and evidence for environmentally mediated divergence was concentrated in a small subset of conditions. Together, these findings suggest that weapon exaggeration in</w:t>
+        <w:t xml:space="preserve">. By analysing females, brachylabic males, and macrolabic males as separate phenotypic groups, we found that forceps allometry in the European earwig was characterised more by similarity than by consistent divergence. There was no clear evidence that females and brachylabic males differed in slope in any developmental environment, and macrolabic male slopes were also similar to those of the other groups under most conditions. Where a clear slope difference was estimated, it involved macrolabic males under poor diet at medium density, a treatment combination represented by only 18 individuals. Environmental contrasts were otherwise generally small or uncertain. These results suggest that forceps allometry is broadly conserved across phenotypes and environments, while leaving open the possibility of limited, context-dependent divergence associated with the exaggerated male morph.</w:t>
+      </w:r>
+    </w:p>
+    <w:p>
+      <w:pPr>
+        <w:pStyle w:val="BodyText"/>
+      </w:pPr>
+      <w:r>
+        <w:t xml:space="preserve">Sexual dimorphism is classically framed as the divergence of males from a shared female</w:t>
+      </w:r>
+      <w:r>
+        <w:t xml:space="preserve"> </w:t>
+      </w:r>
+      <w:r>
+        <w:t xml:space="preserve">“ground plan,”</w:t>
+      </w:r>
+      <w:r>
+        <w:t xml:space="preserve"> </w:t>
+      </w:r>
+      <w:r>
+        <w:t xml:space="preserve">with males viewed as modified females and exaggerated male traits interpreted as departures from a default developmental programme</w:t>
+      </w:r>
+      <w:r>
+        <w:t xml:space="preserve"> </w:t>
+      </w:r>
+      <w:r>
+        <w:t xml:space="preserve">(Darwin 1871; Bonduriansky 2007b)</w:t>
+      </w:r>
+      <w:r>
+        <w:t xml:space="preserve">. Under this view, alternative male morphs might differ from females in proportion to their degree of exaggeration. Our results provide partial support for this expectation: brachylabic male slopes did not clearly differ from female slopes, whereas the clearest estimated departure involved macrolabic males. However, that departure was restricted to one sparsely sampled developmental environment, so the evidence for systematic asymmetric divergence between the male morphs remains limited. The observed pattern is nevertheless broadly compatible with developmental threshold models in which activation of a growth programme produces the exaggerated major morph, while the minor morph retains a morphology closer to the ancestral or female condition</w:t>
+      </w:r>
+      <w:r>
+        <w:t xml:space="preserve"> </w:t>
+      </w:r>
+      <w:r>
+        <w:t xml:space="preserve">(Tomkins et al. 2005; Emlen et al. 2007)</w:t>
+      </w:r>
+      <w:r>
+        <w:t xml:space="preserve">. In horned beetles, for example, minor males can arise through failure to initiate horn-growth pathways and consequently resemble females more closely than major males</w:t>
+      </w:r>
+      <w:r>
+        <w:t xml:space="preserve"> </w:t>
+      </w:r>
+      <w:r>
+        <w:t xml:space="preserve">(Emlen et al. 2007)</w:t>
+      </w:r>
+      <w:r>
+        <w:t xml:space="preserve">. Comparative evidence from neotropical harvestmen similarly suggests that minor-male weapon expression may track female expression more closely than major-male expression across species</w:t>
+      </w:r>
+      <w:r>
+        <w:t xml:space="preserve"> </w:t>
+      </w:r>
+      <w:r>
+        <w:t xml:space="preserve">(Buzatto et al. 2014)</w:t>
+      </w:r>
+      <w:r>
+        <w:t xml:space="preserve">. Whether the same developmental mechanism underlies the pattern in</w:t>
       </w:r>
       <w:r>
         <w:t xml:space="preserve"> </w:t>
@@ -970,7 +1158,7 @@
         <w:t xml:space="preserve"> </w:t>
       </w:r>
       <w:r>
-        <w:t xml:space="preserve">is associated less with broad sex differences in scaling than with the emergence of a discrete exaggerated male phenotype.</w:t>
+        <w:t xml:space="preserve">will require direct study of morph determination and weapon growth.</w:t>
       </w:r>
     </w:p>
     <w:p>
@@ -978,67 +1166,73 @@
         <w:pStyle w:val="BodyText"/>
       </w:pPr>
       <w:r>
-        <w:t xml:space="preserve">Sexual dimorphism is classically framed as the divergence of males from a shared female</w:t>
-      </w:r>
-      <w:r>
-        <w:t xml:space="preserve"> </w:t>
-      </w:r>
-      <w:r>
-        <w:t xml:space="preserve">“ground plan,”</w:t>
-      </w:r>
-      <w:r>
-        <w:t xml:space="preserve"> </w:t>
-      </w:r>
-      <w:r>
-        <w:t xml:space="preserve">with males viewed as modified females and exaggeration of male traits interpreted as departures from a default developmental programme</w:t>
-      </w:r>
-      <w:r>
-        <w:t xml:space="preserve"> </w:t>
-      </w:r>
-      <w:r>
-        <w:t xml:space="preserve">(Darwin 1871; Bonduriansky 2007b)</w:t>
-      </w:r>
-      <w:r>
-        <w:t xml:space="preserve">. Under this view, alternative male morphs might be expected to diverge from females in proportion to their degree of exaggeration, with the more exaggerated morph showing the greatest departure from the female scaling relationship. Our data are consistent with this prediction for only one morph: macrolabic males depart from the female scaling relationship, whereas brachylabic males do not. This asymmetric divergence is reminiscent of the developmental threshold model for male dimorphism, in which activation of the developmental program responsible for exaggerated trait expression produces only the major morph, while the minor morph retains a more</w:t>
-      </w:r>
-      <w:r>
-        <w:t xml:space="preserve"> </w:t>
-      </w:r>
-      <w:r>
-        <w:t xml:space="preserve">“default”</w:t>
-      </w:r>
-      <w:r>
-        <w:t xml:space="preserve"> </w:t>
-      </w:r>
-      <w:r>
-        <w:t xml:space="preserve">morphology that resembles females</w:t>
-      </w:r>
-      <w:r>
-        <w:t xml:space="preserve"> </w:t>
-      </w:r>
-      <w:r>
-        <w:t xml:space="preserve">(Tomkins et al. 2005; Emlen et al. 2007)</w:t>
-      </w:r>
-      <w:r>
-        <w:t xml:space="preserve">. Mechanistic support for this interpretation comes from horned beetles, in which minor males are produced by failure to initiate horn-growth pathways and consequently express traits that are morphologically more similar to those of females than to those of major males</w:t>
-      </w:r>
-      <w:r>
-        <w:t xml:space="preserve"> </w:t>
-      </w:r>
-      <w:r>
-        <w:t xml:space="preserve">(Emlen et al. 2007)</w:t>
-      </w:r>
-      <w:r>
-        <w:t xml:space="preserve">. Comparative evidence from a clade of neotropical harvestmen shows that sexual dimorphism and male dimorphism frequently evolve in concert, with minor-male weapon expression more closely tracking female than major-male expression across species</w:t>
-      </w:r>
-      <w:r>
-        <w:t xml:space="preserve"> </w:t>
-      </w:r>
-      <w:r>
-        <w:t xml:space="preserve">(Buzatto et al. 2014)</w:t>
-      </w:r>
-      <w:r>
-        <w:t xml:space="preserve">. Our results suggest that</w:t>
+        <w:t xml:space="preserve">Morph-specific scaling does not follow a single pattern across male-dimorphic systems. In the Wellington tree wētā (</w:t>
+      </w:r>
+      <w:r>
+        <w:rPr>
+          <w:i/>
+          <w:iCs/>
+        </w:rPr>
+        <w:t xml:space="preserve">Hemideina crassidens</w:t>
+      </w:r>
+      <w:r>
+        <w:t xml:space="preserve">), weapon allometries did not align closely with the degree of weapon exaggeration or the presumed mating role of each morph</w:t>
+      </w:r>
+      <w:r>
+        <w:t xml:space="preserve"> </w:t>
+      </w:r>
+      <w:r>
+        <w:t xml:space="preserve">(Kelly 2026)</w:t>
+      </w:r>
+      <w:r>
+        <w:t xml:space="preserve">. The present estimates provide a tentative contrast, because the exaggerated macrolabic morph showed the clearest allometric departure, although only under one developmental condition. Taken together, these studies suggest that alternative reproductive phenotypes can differ substantially in weapon expression without necessarily showing consistent differences in static allometry. The relationship between morph exaggeration and allometric slope may therefore depend on the developmental and functional context of each system.</w:t>
+      </w:r>
+    </w:p>
+    <w:p>
+      <w:pPr>
+        <w:pStyle w:val="BodyText"/>
+      </w:pPr>
+      <w:r>
+        <w:t xml:space="preserve">The prevalence of posterior median slopes below one is also noteworthy. Sexually selected weapons are often expected to exhibit positive or hyperallometric scaling</w:t>
+      </w:r>
+      <w:r>
+        <w:t xml:space="preserve"> </w:t>
+      </w:r>
+      <w:r>
+        <w:t xml:space="preserve">(Kodric-Brown et al. 2006; Bonduriansky 2007a)</w:t>
+      </w:r>
+      <w:r>
+        <w:t xml:space="preserve">, yet the posterior median slope was below one in all but one phenotype-by-environment combination. In the remaining combination, the median exceeded one but its credible interval included isometry. This pattern is consistent with growing recognition that exaggerated sexual traits need not be hyperallometric</w:t>
+      </w:r>
+      <w:r>
+        <w:t xml:space="preserve"> </w:t>
+      </w:r>
+      <w:r>
+        <w:t xml:space="preserve">(Bonduriansky and Day 2003; Eberhard et al. 2018; Kelly 2026)</w:t>
+      </w:r>
+      <w:r>
+        <w:t xml:space="preserve"> </w:t>
+      </w:r>
+      <w:r>
+        <w:t xml:space="preserve">and with comparative work showing that allometric slope and intercept can evolve partly independently</w:t>
+      </w:r>
+      <w:r>
+        <w:t xml:space="preserve"> </w:t>
+      </w:r>
+      <w:r>
+        <w:t xml:space="preserve">(Painting et al. 2024)</w:t>
+      </w:r>
+      <w:r>
+        <w:t xml:space="preserve">. Earwig forceps serve multiple functions, including male–male competition, predator defence, prey handling, and courtship interactions</w:t>
+      </w:r>
+      <w:r>
+        <w:t xml:space="preserve"> </w:t>
+      </w:r>
+      <w:r>
+        <w:t xml:space="preserve">(Kamimura 2014; Meunier 2024)</w:t>
+      </w:r>
+      <w:r>
+        <w:t xml:space="preserve">. Such multifunctionality could limit disproportionate investment in a single function and favour more moderate scaling, although the present study does not test that mechanism directly. A recent study in</w:t>
       </w:r>
       <w:r>
         <w:t xml:space="preserve"> </w:t>
@@ -1054,34 +1248,38 @@
         <w:t xml:space="preserve"> </w:t>
       </w:r>
       <w:r>
-        <w:t xml:space="preserve">may represent an earwig analogue of this pattern: brachylabic males occupy a position that is allometrically closer to females than to macrolabic males, suggesting that the evolution of male dimorphism may represent a more important source of morphological diversification in this species than sexual dimorphism alone.</w:t>
-      </w:r>
-    </w:p>
-    <w:p>
-      <w:pPr>
-        <w:pStyle w:val="BodyText"/>
-      </w:pPr>
-      <w:r>
-        <w:t xml:space="preserve">This pattern is not universal across male-dimorphic systems. In the Wellington tree wētā (</w:t>
+        <w:t xml:space="preserve">also found no association between male forceps length and six behavioural or physiological traits commonly assumed to indicate male quality</w:t>
+      </w:r>
+      <w:r>
+        <w:t xml:space="preserve"> </w:t>
+      </w:r>
+      <w:r>
+        <w:t xml:space="preserve">(Blackwell et al. 2024)</w:t>
+      </w:r>
+      <w:r>
+        <w:t xml:space="preserve">, suggesting that the selective information conveyed by forceps size may be less straightforward than a classical condition-dependent weapon model assumes. The broadly similar slopes estimated for females and both male morphs are consistent with shared functional or developmental constraints despite marked differences in absolute forceps size. Positive allometry in female</w:t>
+      </w:r>
+      <w:r>
+        <w:t xml:space="preserve"> </w:t>
       </w:r>
       <w:r>
         <w:rPr>
           <w:i/>
           <w:iCs/>
         </w:rPr>
-        <w:t xml:space="preserve">Hemideina crassidens</w:t>
-      </w:r>
-      <w:r>
-        <w:t xml:space="preserve">), morph-specific weapon allometries did not align closely with the degree of weapon exaggeration or the presumed mating role of each male morph</w:t>
-      </w:r>
-      <w:r>
-        <w:t xml:space="preserve"> </w:t>
-      </w:r>
-      <w:r>
-        <w:t xml:space="preserve">(Kelly 2026)</w:t>
-      </w:r>
-      <w:r>
-        <w:t xml:space="preserve">. In that species, the conventional fighter morph did not exhibit steeper weapon allometry than the alternative morphs, suggesting that morph-specific scaling relationships can evolve independently of obvious differences in reproductive tactic or weapon expression. By comparison, the present study reveals a more intuitive pattern in which the exaggerated macrolabic morph is also the phenotype most differentiated allometrically. Together, these studies indicate that alternative reproductive phenotypes do not follow a single evolutionary route to weapon exaggeration: in some systems, morph divergence is associated with pronounced differences in scaling relationships, whereas in others morphs differ substantially in weapon expression despite retaining broadly similar allometries.</w:t>
+        <w:t xml:space="preserve">Anisolabis maritima</w:t>
+      </w:r>
+      <w:r>
+        <w:t xml:space="preserve"> </w:t>
+      </w:r>
+      <w:r>
+        <w:t xml:space="preserve">(Matsuzawa and Konuma 2025)</w:t>
+      </w:r>
+      <w:r>
+        <w:t xml:space="preserve"> </w:t>
+      </w:r>
+      <w:r>
+        <w:t xml:space="preserve">further illustrates that female forceps scaling varies among earwig species and should not be assumed to follow a single regime.</w:t>
       </w:r>
     </w:p>
     <w:p>
@@ -1089,46 +1287,24 @@
         <w:pStyle w:val="BodyText"/>
       </w:pPr>
       <w:r>
-        <w:t xml:space="preserve">The predominance of hypoallometry is itself notable. Sexually selected weapons are frequently characterised by positive or hyperallometric scaling</w:t>
-      </w:r>
-      <w:r>
-        <w:t xml:space="preserve"> </w:t>
-      </w:r>
-      <w:r>
-        <w:t xml:space="preserve">(Kodric-Brown et al. 2006; Bonduriansky 2007a)</w:t>
-      </w:r>
-      <w:r>
-        <w:t xml:space="preserve">, yet forceps length increased less than proportionally with body size in nearly all environments and phenotypic groups. This result is consistent with growing recognition that exaggerated sexual traits need not exhibit hyperallometric scaling</w:t>
-      </w:r>
-      <w:r>
-        <w:t xml:space="preserve"> </w:t>
-      </w:r>
-      <w:r>
-        <w:t xml:space="preserve">(Bonduriansky and Day 2003; Eberhard et al. 2018; Kelly 2026)</w:t>
-      </w:r>
-      <w:r>
-        <w:t xml:space="preserve"> </w:t>
-      </w:r>
-      <w:r>
-        <w:t xml:space="preserve">and aligns with recent comparative work in beetles showing that allometric slope and intercept can evolve semi-independently in response to sexual selection</w:t>
-      </w:r>
-      <w:r>
-        <w:t xml:space="preserve"> </w:t>
-      </w:r>
-      <w:r>
-        <w:t xml:space="preserve">(Painting et al. 2024)</w:t>
-      </w:r>
-      <w:r>
-        <w:t xml:space="preserve">. Earwig forceps serve multiple functions, including male–male competition, predator defence, prey handling, and courtship interactions</w:t>
-      </w:r>
-      <w:r>
-        <w:t xml:space="preserve"> </w:t>
-      </w:r>
-      <w:r>
-        <w:t xml:space="preserve">(Kamimura 2014; Meunier 2024)</w:t>
-      </w:r>
-      <w:r>
-        <w:t xml:space="preserve">. Such multifunctionality may constrain disproportionate investment in a single function and favour more moderate scaling relationships than those observed in structures used exclusively as sexual weapons. Importantly, a recent study in</w:t>
+        <w:t xml:space="preserve">Environmental effects on scaling relationships were generally limited or imprecisely estimated. Diet and density contrast intervals included zero for females and brachylabic males, and the clearest environmental contrasts were confined to poor-diet macrolabic males at medium density. Because poor-diet macrolabic males were uncommon in all density treatments, these estimates are sensitive to small samples and should be treated as provisional. The quadratic model had somewhat better expected predictive performance than the linear model and revealed localized curvature in several relationships, especially near the extremes of the body-size distribution in macrolabic males. Those portions of the fitted curves were influenced by relatively few observations, however, and did not provide strong evidence of curvature across the central body-size range. We therefore interpret the linear slopes as average summaries of condition-specific scaling rather than complete descriptions of every relationship. Overall, the data provide little evidence for broad environmental restructuring of allometry, while suggesting a possible environment-specific response in the exaggerated morph that warrants targeted testing with more balanced samples. This interpretation is also compatible with evidence that selection on weapon allometry can act more strongly on the intercept than on the slope</w:t>
+      </w:r>
+      <w:r>
+        <w:t xml:space="preserve"> </w:t>
+      </w:r>
+      <w:r>
+        <w:t xml:space="preserve">(Emberts et al. 2023)</w:t>
+      </w:r>
+      <w:r>
+        <w:t xml:space="preserve">, raising the possibility that developmental environments influence weapon expression mainly through average trait size rather than large changes in scaling.</w:t>
+      </w:r>
+    </w:p>
+    <w:p>
+      <w:pPr>
+        <w:pStyle w:val="BodyText"/>
+      </w:pPr>
+      <w:r>
+        <w:t xml:space="preserve">The similarity of female and brachylabic male slopes may provide some insight into morph differentiation, but it does not identify the underlying mechanism. Morph expression in</w:t>
       </w:r>
       <w:r>
         <w:t xml:space="preserve"> </w:t>
@@ -1144,38 +1320,86 @@
         <w:t xml:space="preserve"> </w:t>
       </w:r>
       <w:r>
-        <w:t xml:space="preserve">itself found no association between male forceps length and six behavioural or physiological traits commonly assumed to indicate male quality</w:t>
-      </w:r>
-      <w:r>
-        <w:t xml:space="preserve"> </w:t>
-      </w:r>
-      <w:r>
-        <w:t xml:space="preserve">(Blackwell et al. 2024)</w:t>
-      </w:r>
-      <w:r>
-        <w:t xml:space="preserve">, raising the possibility that forceps function — and therefore the selection regime acting on forceps scaling — may be more diffuse than the classical weapon model assumes. The widespread occurrence of hypoallometry across females and both male morphs further suggests that similar functional or developmental constraints operate throughout the species despite substantial differences in absolute forceps expression. Indeed, recent work on a confamilial earwig, the maritime earwig</w:t>
-      </w:r>
-      <w:r>
-        <w:t xml:space="preserve"> </w:t>
-      </w:r>
-      <w:r>
-        <w:rPr>
-          <w:i/>
-          <w:iCs/>
-        </w:rPr>
-        <w:t xml:space="preserve">Anisolabis maritima</w:t>
-      </w:r>
-      <w:r>
-        <w:t xml:space="preserve">, shows that female forceps in that species exhibit positive allometry</w:t>
-      </w:r>
-      <w:r>
-        <w:t xml:space="preserve"> </w:t>
-      </w:r>
-      <w:r>
-        <w:t xml:space="preserve">(Matsuzawa and Konuma 2025)</w:t>
-      </w:r>
-      <w:r>
-        <w:t xml:space="preserve">, indicating that the scaling regime of female forceps is not fixed across Dermaptera and that</w:t>
+        <w:t xml:space="preserve">is influenced by both genetic and environmental factors</w:t>
+      </w:r>
+      <w:r>
+        <w:t xml:space="preserve"> </w:t>
+      </w:r>
+      <w:r>
+        <w:t xml:space="preserve">(Tomkins 1999)</w:t>
+      </w:r>
+      <w:r>
+        <w:t xml:space="preserve">, and morph frequencies can shift with population density over short geographic distances</w:t>
+      </w:r>
+      <w:r>
+        <w:t xml:space="preserve"> </w:t>
+      </w:r>
+      <w:r>
+        <w:t xml:space="preserve">(Tomkins and Brown 2004)</w:t>
+      </w:r>
+      <w:r>
+        <w:t xml:space="preserve">. The substantial overlap in body size between brachylabic and macrolabic males in our sample indicates that body size alone does not perfectly separate the morphs. At the same time, the generally similar slopes do not suggest wholesale restructuring of the relationship between body size and forceps length. This pattern is broadly compatible with threshold models in which discrete morph expression arises through changes in developmental pathways affecting weapon growth against a largely shared background of body-size scaling</w:t>
+      </w:r>
+      <w:r>
+        <w:t xml:space="preserve"> </w:t>
+      </w:r>
+      <w:r>
+        <w:t xml:space="preserve">(Tomkins et al. 2005; Emlen et al. 2007)</w:t>
+      </w:r>
+      <w:r>
+        <w:t xml:space="preserve">. More generally, developmental reaction-norm models propose that exaggerated morphologies evolve through modifications of the relationship between trait growth and body size, sometimes mediated by threshold-like switches</w:t>
+      </w:r>
+      <w:r>
+        <w:t xml:space="preserve"> </w:t>
+      </w:r>
+      <w:r>
+        <w:t xml:space="preserve">(Emlen and Nijhout 2000; Emlen et al. 2007)</w:t>
+      </w:r>
+      <w:r>
+        <w:t xml:space="preserve">. Direct measurements of developmental pathways would be needed to determine whether this mechanism explains the limited allometric differences observed here.</w:t>
+      </w:r>
+    </w:p>
+    <w:p>
+      <w:pPr>
+        <w:pStyle w:val="BodyText"/>
+      </w:pPr>
+      <w:r>
+        <w:t xml:space="preserve">Estimated variation among maternal families was small, although the posterior distribution for the family-level slope standard deviation indicated some heterogeneity in scaling among families. The correlation between family-level intercepts and slopes was highly uncertain, providing little evidence that families producing relatively large forceps also tended to show steeper allometries. Because maternal identity combines genetic effects, maternal effects, and aspects of the shared early environment, these data cannot establish that the observed family variation is heritable. They instead indicate that scaling relationships may vary modestly among maternal lineages and motivate designs capable of separating genetic from environmental sources of that variation</w:t>
+      </w:r>
+      <w:r>
+        <w:t xml:space="preserve"> </w:t>
+      </w:r>
+      <w:r>
+        <w:t xml:space="preserve">(Lande 1980; Pélabon et al. 2014)</w:t>
+      </w:r>
+      <w:r>
+        <w:t xml:space="preserve">.</w:t>
+      </w:r>
+    </w:p>
+    <w:p>
+      <w:pPr>
+        <w:pStyle w:val="BodyText"/>
+      </w:pPr>
+      <w:r>
+        <w:t xml:space="preserve">More broadly, our results are compatible with viewing static allometry as a hierarchical phenotype shaped by variation at several biological levels</w:t>
+      </w:r>
+      <w:r>
+        <w:t xml:space="preserve"> </w:t>
+      </w:r>
+      <w:r>
+        <w:t xml:space="preserve">(Emlen and Nijhout 2000)</w:t>
+      </w:r>
+      <w:r>
+        <w:t xml:space="preserve">. The most robust pattern in this study was broad similarity across females, male morphs, and developmental environments, accompanied by a limited number of context-specific departures. Analysing the male morphs separately was nevertheless important because pooling them would have concealed the steeper slope estimated for poor-diet macrolabic males at medium density and the greater curvature near the extremes of some macrolabic body-size distributions. Studies that pool alternative male phenotypes may therefore overlook heterogeneity in scaling, even when that heterogeneity is subtle or restricted to particular environments</w:t>
+      </w:r>
+      <w:r>
+        <w:t xml:space="preserve"> </w:t>
+      </w:r>
+      <w:r>
+        <w:t xml:space="preserve">(e.g. Kelly 2005; see also Kochensparger et al. 2024)</w:t>
+      </w:r>
+      <w:r>
+        <w:t xml:space="preserve">. Our findings support treating alternative reproductive phenotypes explicitly in analyses of sexual dimorphism, while also emphasizing that differences among morphs should not be assumed to be pervasive. In</w:t>
       </w:r>
       <w:r>
         <w:t xml:space="preserve"> </w:t>
@@ -1188,177 +1412,7 @@
         <w:t xml:space="preserve">F. auricularia</w:t>
       </w:r>
       <w:r>
-        <w:t xml:space="preserve"> </w:t>
-      </w:r>
-      <w:r>
-        <w:t xml:space="preserve">may represent a case in which female forceps scaling has become decoupled from selection on weapon expression.</w:t>
-      </w:r>
-    </w:p>
-    <w:p>
-      <w:pPr>
-        <w:pStyle w:val="BodyText"/>
-      </w:pPr>
-      <w:r>
-        <w:t xml:space="preserve">Environmental effects on scaling relationships were generally limited. This finding is noteworthy because sexually selected traits are often predicted to exhibit strong condition dependence and heightened sensitivity to developmental environments</w:t>
-      </w:r>
-      <w:r>
-        <w:t xml:space="preserve"> </w:t>
-      </w:r>
-      <w:r>
-        <w:t xml:space="preserve">(Rowe and Houle 1996; Cotton et al. 2004; Bonduriansky 2007a)</w:t>
-      </w:r>
-      <w:r>
-        <w:t xml:space="preserve">. Females and brachylabic males exhibited little evidence of environmentally induced variation in scaling exponents, and most contrasts among developmental environments overlapped zero. Evidence for environmental sensitivity was concentrated in macrolabic males, particularly under poor diet and medium-density conditions, where estimated slopes exceeded one and were steeper than those of the other phenotypic groups. However, this result should be interpreted cautiously because macrolabic males were uncommon under poor-diet conditions, resulting in small sample sizes and substantial uncertainty. Although the elevated slopes observed in some macrolabic male environments are</w:t>
-      </w:r>
-      <w:r>
-        <w:t xml:space="preserve"> </w:t>
-      </w:r>
-      <w:r>
-        <w:rPr>
-          <w:i/>
-          <w:iCs/>
-        </w:rPr>
-        <w:t xml:space="preserve">suggestive</w:t>
-      </w:r>
-      <w:r>
-        <w:t xml:space="preserve"> </w:t>
-      </w:r>
-      <w:r>
-        <w:t xml:space="preserve">of heightened condition dependence, we emphasise that this inference rests on small sample sizes and a single diet × density cell; we therefore treat it as a hypothesis for future work rather than a robust conclusion. The overall pattern is consistent with recent evidence that selection on weapon allometry in the wild can act on the intercept rather than the slope of the scaling relationship</w:t>
-      </w:r>
-      <w:r>
-        <w:t xml:space="preserve"> </w:t>
-      </w:r>
-      <w:r>
-        <w:t xml:space="preserve">(Emberts et al. 2023)</w:t>
-      </w:r>
-      <w:r>
-        <w:t xml:space="preserve">, implying that developmental environments may influence weapon size primarily through effects on growth and average trait expression rather than through large changes in the allometric relationship itself.</w:t>
-      </w:r>
-    </w:p>
-    <w:p>
-      <w:pPr>
-        <w:pStyle w:val="BodyText"/>
-      </w:pPr>
-      <w:r>
-        <w:t xml:space="preserve">The similarity of females and brachylabic males also provides insight into the developmental basis of morph differentiation. Previous work has shown that morph expression in</w:t>
-      </w:r>
-      <w:r>
-        <w:t xml:space="preserve"> </w:t>
-      </w:r>
-      <w:r>
-        <w:rPr>
-          <w:i/>
-          <w:iCs/>
-        </w:rPr>
-        <w:t xml:space="preserve">F. auricularia</w:t>
-      </w:r>
-      <w:r>
-        <w:t xml:space="preserve"> </w:t>
-      </w:r>
-      <w:r>
-        <w:t xml:space="preserve">is influenced by both genetic and environmental factors</w:t>
-      </w:r>
-      <w:r>
-        <w:t xml:space="preserve"> </w:t>
-      </w:r>
-      <w:r>
-        <w:t xml:space="preserve">(Tomkins 1999; Tomkins and Brown 2004)</w:t>
-      </w:r>
-      <w:r>
-        <w:t xml:space="preserve">, and that morph frequencies shift with population density over short geographic distances, consistent with a threshold trait under conditional selection</w:t>
-      </w:r>
-      <w:r>
-        <w:t xml:space="preserve"> </w:t>
-      </w:r>
-      <w:r>
-        <w:t xml:space="preserve">(Tomkins and Brown 2004)</w:t>
-      </w:r>
-      <w:r>
-        <w:t xml:space="preserve">. If morph determination were governed solely by body size, one would expect a relatively sharp transition between phenotypes. Instead, substantial overlap in body size occurs between brachylabic and macrolabic males in our sample. Our results suggest that morph differentiation is not accompanied by wholesale restructuring of allometric relationships. Rather, the exaggerated phenotype appears to emerge against a background of generally conserved scaling relationships, consistent with developmental threshold models in which discrete morph expression arises through changes in developmental pathways affecting weapon growth while the broader relationship between body size and trait size remains largely intact</w:t>
-      </w:r>
-      <w:r>
-        <w:t xml:space="preserve"> </w:t>
-      </w:r>
-      <w:r>
-        <w:t xml:space="preserve">(Tomkins et al. 2005; Emlen et al. 2007)</w:t>
-      </w:r>
-      <w:r>
-        <w:t xml:space="preserve">. More generally, Emlen and colleagues</w:t>
-      </w:r>
-      <w:r>
-        <w:t xml:space="preserve"> </w:t>
-      </w:r>
-      <w:r>
-        <w:t xml:space="preserve">(Emlen and Nijhout 2000; Emlen et al. 2007)</w:t>
-      </w:r>
-      <w:r>
-        <w:t xml:space="preserve"> </w:t>
-      </w:r>
-      <w:r>
-        <w:t xml:space="preserve">argued that exaggerated morphologies evolve through modifications of developmental reaction norms linking trait size to body size, often mediated by threshold-like switches. The concentration of allometric divergence within macrolabic males is consistent with this view and suggests that forceps exaggeration in</w:t>
-      </w:r>
-      <w:r>
-        <w:t xml:space="preserve"> </w:t>
-      </w:r>
-      <w:r>
-        <w:rPr>
-          <w:i/>
-          <w:iCs/>
-        </w:rPr>
-        <w:t xml:space="preserve">F. auricularia</w:t>
-      </w:r>
-      <w:r>
-        <w:t xml:space="preserve"> </w:t>
-      </w:r>
-      <w:r>
-        <w:t xml:space="preserve">emerges through modification of a shared developmental architecture rather than through wholesale restructuring of forceps allometry across all males.</w:t>
-      </w:r>
-    </w:p>
-    <w:p>
-      <w:pPr>
-        <w:pStyle w:val="BodyText"/>
-      </w:pPr>
-      <w:r>
-        <w:t xml:space="preserve">Variation among maternal families was modest but non-zero, indicating that scaling relationships differ slightly among related individuals. Family-level variation in slopes exceeded variation in intercepts, suggesting that the strength of trait–body size covariation varies among maternal lineages. However, the correlation between family-level intercepts and slopes was highly uncertain, providing little evidence that families producing relatively larger forceps also exhibit systematically steeper allometries. Although family effects cannot be partitioned into genetic and shared environmental components in the present study, the existence of among-family variation suggests that scaling relationships are not completely fixed and may provide a substrate for evolutionary change</w:t>
-      </w:r>
-      <w:r>
-        <w:t xml:space="preserve"> </w:t>
-      </w:r>
-      <w:r>
-        <w:t xml:space="preserve">(Lande 1980; Pélabon et al. 2014)</w:t>
-      </w:r>
-      <w:r>
-        <w:t xml:space="preserve">.</w:t>
-      </w:r>
-    </w:p>
-    <w:p>
-      <w:pPr>
-        <w:pStyle w:val="BodyText"/>
-      </w:pPr>
-      <w:r>
-        <w:t xml:space="preserve">More broadly, our results support a view of static allometry as a hierarchical phenotype in which patterns of trait–body size covariation emerge from multiple sources of variation operating at different biological levels. This perspective aligns with the argument that allometries are best viewed as evolving developmental reaction norms rather than immutable constraints on morphological evolution</w:t>
-      </w:r>
-      <w:r>
-        <w:t xml:space="preserve"> </w:t>
-      </w:r>
-      <w:r>
-        <w:t xml:space="preserve">(Emlen and Nijhout 2000)</w:t>
-      </w:r>
-      <w:r>
-        <w:t xml:space="preserve">. Most of the observed structure occurred among phenotypic groups rather than among developmental environments or maternal families. In particular, the primary distinction was not between males and females but between the exaggerated macrolabic morph and all other phenotypes. If this pattern generalises to other male-dimorphic systems, then the standard practice of pooling male morphs in studies of weapon allometry — common in the literature</w:t>
-      </w:r>
-      <w:r>
-        <w:t xml:space="preserve"> </w:t>
-      </w:r>
-      <w:r>
-        <w:t xml:space="preserve">(e.g. Kelly 2005; see also Kochensparger et al. 2024)</w:t>
-      </w:r>
-      <w:r>
-        <w:t xml:space="preserve"> </w:t>
-      </w:r>
-      <w:r>
-        <w:t xml:space="preserve">— may obscure real structure in scaling relationships and underestimate the diversity of evolutionary pathways leading to weapon exaggeration. Our findings underscore the need to consider alternative reproductive phenotypes explicitly when studying the allometric basis of sexual dimorphism and indicate that, in at least some species, substantial evolutionary divergence may occur within males themselves rather than between the sexes. We therefore suggest that alternative reproductive phenotypes may represent distinct allometric variants whose evolutionary trajectories are only revealed when they are analysed as separate categories at the same hierarchical level as females.</w:t>
+        <w:t xml:space="preserve">, forceps allometry appears largely conserved, with tentative evidence that the exaggerated male morph can depart from this shared pattern under some developmental conditions.</w:t>
       </w:r>
     </w:p>
     <w:bookmarkEnd w:id="31"/>
@@ -1439,7 +1493,7 @@
       </w:r>
     </w:p>
     <w:bookmarkEnd w:id="35"/>
-    <w:bookmarkStart w:id="140" w:name="references"/>
+    <w:bookmarkStart w:id="136" w:name="references"/>
     <w:p>
       <w:pPr>
         <w:pStyle w:val="Heading1"/>
@@ -1448,7 +1502,7 @@
         <w:t xml:space="preserve">References</w:t>
       </w:r>
     </w:p>
-    <w:bookmarkStart w:id="126" w:name="refs"/>
+    <w:bookmarkStart w:id="122" w:name="refs"/>
     <w:bookmarkStart w:id="37" w:name="ref-blackwell2024"/>
     <w:p>
       <w:pPr>
@@ -1575,7 +1629,7 @@
         <w:pStyle w:val="Bibliography"/>
       </w:pPr>
       <w:r>
-        <w:t xml:space="preserve">Bonduriansky, R., and T. Day. 2003. The evolution of static allometry in sexually selected traits. Evolution 57:2450–2458. Wiley Online Library.</w:t>
+        <w:t xml:space="preserve">Bonduriansky, R., and T. Day. 2003. The evolution of static allometry in sexually selected traits. Evolution 57:2450–2458.</w:t>
       </w:r>
     </w:p>
     <w:bookmarkEnd w:id="42"/>
@@ -1735,13 +1789,13 @@
       </w:r>
     </w:p>
     <w:bookmarkEnd w:id="46"/>
-    <w:bookmarkStart w:id="48" w:name="ref-cotton2004"/>
+    <w:bookmarkStart w:id="48" w:name="ref-darwin1871"/>
     <w:p>
       <w:pPr>
         <w:pStyle w:val="Bibliography"/>
       </w:pPr>
       <w:r>
-        <w:t xml:space="preserve">Cotton, S., K. Fowler, and A. Pomiankowski. 2004.</w:t>
+        <w:t xml:space="preserve">Darwin, C. 1871.</w:t>
       </w:r>
       <w:r>
         <w:t xml:space="preserve"> </w:t>
@@ -1751,7 +1805,7 @@
           <w:rPr>
             <w:rStyle w:val="Hyperlink"/>
           </w:rPr>
-          <w:t xml:space="preserve">Condition dependence of sexual ornament size and variation in the stalk-eyed fly</w:t>
+          <w:t xml:space="preserve">The</w:t>
         </w:r>
         <w:r>
           <w:rPr>
@@ -1763,13 +1817,217 @@
           <w:rPr>
             <w:rStyle w:val="Hyperlink"/>
           </w:rPr>
+          <w:t xml:space="preserve">Descent</w:t>
+        </w:r>
+        <w:r>
+          <w:rPr>
+            <w:rStyle w:val="Hyperlink"/>
+          </w:rPr>
+          <w:t xml:space="preserve"> </w:t>
+        </w:r>
+        <w:r>
+          <w:rPr>
+            <w:rStyle w:val="Hyperlink"/>
+          </w:rPr>
+          <w:t xml:space="preserve">of</w:t>
+        </w:r>
+        <w:r>
+          <w:rPr>
+            <w:rStyle w:val="Hyperlink"/>
+          </w:rPr>
+          <w:t xml:space="preserve"> </w:t>
+        </w:r>
+        <w:r>
+          <w:rPr>
+            <w:rStyle w:val="Hyperlink"/>
+          </w:rPr>
+          <w:t xml:space="preserve">Man</w:t>
+        </w:r>
+        <w:r>
+          <w:rPr>
+            <w:rStyle w:val="Hyperlink"/>
+          </w:rPr>
+          <w:t xml:space="preserve">, and</w:t>
+        </w:r>
+        <w:r>
+          <w:rPr>
+            <w:rStyle w:val="Hyperlink"/>
+          </w:rPr>
+          <w:t xml:space="preserve"> </w:t>
+        </w:r>
+        <w:r>
+          <w:rPr>
+            <w:rStyle w:val="Hyperlink"/>
+          </w:rPr>
+          <w:t xml:space="preserve">Selection</w:t>
+        </w:r>
+        <w:r>
+          <w:rPr>
+            <w:rStyle w:val="Hyperlink"/>
+          </w:rPr>
+          <w:t xml:space="preserve"> </w:t>
+        </w:r>
+        <w:r>
+          <w:rPr>
+            <w:rStyle w:val="Hyperlink"/>
+          </w:rPr>
+          <w:t xml:space="preserve">in</w:t>
+        </w:r>
+        <w:r>
+          <w:rPr>
+            <w:rStyle w:val="Hyperlink"/>
+          </w:rPr>
+          <w:t xml:space="preserve"> </w:t>
+        </w:r>
+        <w:r>
+          <w:rPr>
+            <w:rStyle w:val="Hyperlink"/>
+          </w:rPr>
+          <w:t xml:space="preserve">Relation</w:t>
+        </w:r>
+        <w:r>
+          <w:rPr>
+            <w:rStyle w:val="Hyperlink"/>
+          </w:rPr>
+          <w:t xml:space="preserve"> </w:t>
+        </w:r>
+        <w:r>
+          <w:rPr>
+            <w:rStyle w:val="Hyperlink"/>
+          </w:rPr>
+          <w:t xml:space="preserve">to</w:t>
+        </w:r>
+        <w:r>
+          <w:rPr>
+            <w:rStyle w:val="Hyperlink"/>
+          </w:rPr>
+          <w:t xml:space="preserve"> </w:t>
+        </w:r>
+        <w:r>
+          <w:rPr>
+            <w:rStyle w:val="Hyperlink"/>
+          </w:rPr>
+          <w:t xml:space="preserve">Sex</w:t>
+        </w:r>
+      </w:hyperlink>
+      <w:r>
+        <w:t xml:space="preserve">. John Murray, London, England.</w:t>
+      </w:r>
+    </w:p>
+    <w:bookmarkEnd w:id="48"/>
+    <w:bookmarkStart w:id="50" w:name="ref-eberhard2018"/>
+    <w:p>
+      <w:pPr>
+        <w:pStyle w:val="Bibliography"/>
+      </w:pPr>
+      <w:r>
+        <w:t xml:space="preserve">Eberhard, W. G., R. L. Rodríguez, B. A. Huber, B. Speck, H. Miller, B. A. Buzatto, and G. Machado. 2018.</w:t>
+      </w:r>
+      <w:r>
+        <w:t xml:space="preserve"> </w:t>
+      </w:r>
+      <w:hyperlink r:id="rId49">
+        <w:r>
+          <w:rPr>
+            <w:rStyle w:val="Hyperlink"/>
+          </w:rPr>
+          <w:t xml:space="preserve">Sexual selection and static allometry: The importance of function</w:t>
+        </w:r>
+      </w:hyperlink>
+      <w:r>
+        <w:t xml:space="preserve">. Q. Rev. Biol. 93:207–250. University of Chicago Press Chicago, IL.</w:t>
+      </w:r>
+    </w:p>
+    <w:bookmarkEnd w:id="50"/>
+    <w:bookmarkStart w:id="52" w:name="ref-emberts2023"/>
+    <w:p>
+      <w:pPr>
+        <w:pStyle w:val="Bibliography"/>
+      </w:pPr>
+      <w:r>
+        <w:t xml:space="preserve">Emberts, Z., U. Somjee, and J. J. Wiens. 2023.</w:t>
+      </w:r>
+      <w:r>
+        <w:t xml:space="preserve"> </w:t>
+      </w:r>
+      <w:hyperlink r:id="rId51">
+        <w:r>
+          <w:rPr>
+            <w:rStyle w:val="Hyperlink"/>
+          </w:rPr>
+          <w:t xml:space="preserve">Selection on weapon allometry in the wild</w:t>
+        </w:r>
+      </w:hyperlink>
+      <w:r>
+        <w:t xml:space="preserve">. Evolution 77:2090–2099.</w:t>
+      </w:r>
+    </w:p>
+    <w:bookmarkEnd w:id="52"/>
+    <w:bookmarkStart w:id="54" w:name="ref-emlen1997"/>
+    <w:p>
+      <w:pPr>
+        <w:pStyle w:val="Bibliography"/>
+      </w:pPr>
+      <w:r>
+        <w:t xml:space="preserve">Emlen, D. J. 1997.</w:t>
+      </w:r>
+      <w:r>
+        <w:t xml:space="preserve"> </w:t>
+      </w:r>
+      <w:hyperlink r:id="rId53">
+        <w:r>
+          <w:rPr>
+            <w:rStyle w:val="Hyperlink"/>
+          </w:rPr>
+          <w:t xml:space="preserve">Alternative reproductive tactics and</w:t>
+        </w:r>
+        <w:r>
+          <w:rPr>
+            <w:rStyle w:val="Hyperlink"/>
+          </w:rPr>
+          <w:t xml:space="preserve"> </w:t>
+        </w:r>
+        <w:r>
+          <w:rPr>
+            <w:rStyle w:val="Hyperlink"/>
+          </w:rPr>
+          <w:t xml:space="preserve">Male-dimorphism</w:t>
+        </w:r>
+        <w:r>
+          <w:rPr>
+            <w:rStyle w:val="Hyperlink"/>
+          </w:rPr>
+          <w:t xml:space="preserve"> </w:t>
+        </w:r>
+        <w:r>
+          <w:rPr>
+            <w:rStyle w:val="Hyperlink"/>
+          </w:rPr>
+          <w:t xml:space="preserve">in the horned beetle</w:t>
+        </w:r>
+        <w:r>
+          <w:rPr>
+            <w:rStyle w:val="Hyperlink"/>
+          </w:rPr>
+          <w:t xml:space="preserve"> </w:t>
+        </w:r>
+        <w:r>
+          <w:rPr>
+            <w:rStyle w:val="Hyperlink"/>
+          </w:rPr>
+          <w:t xml:space="preserve"> </w:t>
+        </w:r>
+        <w:r>
+          <w:rPr>
+            <w:rStyle w:val="Hyperlink"/>
+          </w:rPr>
           <w:t xml:space="preserve">(</w:t>
         </w:r>
         <w:r>
           <w:rPr>
             <w:rStyle w:val="Hyperlink"/>
           </w:rPr>
-          <w:t xml:space="preserve">iptera:</w:t>
+          <w:t xml:space="preserve">oleoptera:</w:t>
         </w:r>
         <w:r>
           <w:rPr>
@@ -1781,356 +2039,98 @@
           <w:rPr>
             <w:rStyle w:val="Hyperlink"/>
           </w:rPr>
-          <w:t xml:space="preserve">iopsidae)</w:t>
+          <w:t xml:space="preserve">carabaeidae)</w:t>
         </w:r>
       </w:hyperlink>
       <w:r>
-        <w:t xml:space="preserve">. Evolution 58:1038–1046.</w:t>
-      </w:r>
-    </w:p>
-    <w:bookmarkEnd w:id="48"/>
-    <w:bookmarkStart w:id="50" w:name="ref-darwin1871"/>
+        <w:t xml:space="preserve">. Behav. Ecol. Sociobiol. 41:335–341. Springer.</w:t>
+      </w:r>
+    </w:p>
+    <w:bookmarkEnd w:id="54"/>
+    <w:bookmarkStart w:id="56" w:name="ref-emlen2007"/>
     <w:p>
       <w:pPr>
         <w:pStyle w:val="Bibliography"/>
       </w:pPr>
       <w:r>
-        <w:t xml:space="preserve">Darwin, C. 1871.</w:t>
-      </w:r>
-      <w:r>
-        <w:t xml:space="preserve"> </w:t>
-      </w:r>
-      <w:hyperlink r:id="rId49">
-        <w:r>
-          <w:rPr>
-            <w:rStyle w:val="Hyperlink"/>
-          </w:rPr>
-          <w:t xml:space="preserve">The</w:t>
-        </w:r>
-        <w:r>
-          <w:rPr>
-            <w:rStyle w:val="Hyperlink"/>
-          </w:rPr>
-          <w:t xml:space="preserve"> </w:t>
-        </w:r>
-        <w:r>
-          <w:rPr>
-            <w:rStyle w:val="Hyperlink"/>
-          </w:rPr>
-          <w:t xml:space="preserve">Descent</w:t>
-        </w:r>
-        <w:r>
-          <w:rPr>
-            <w:rStyle w:val="Hyperlink"/>
-          </w:rPr>
-          <w:t xml:space="preserve"> </w:t>
-        </w:r>
-        <w:r>
-          <w:rPr>
-            <w:rStyle w:val="Hyperlink"/>
-          </w:rPr>
-          <w:t xml:space="preserve">of</w:t>
-        </w:r>
-        <w:r>
-          <w:rPr>
-            <w:rStyle w:val="Hyperlink"/>
-          </w:rPr>
-          <w:t xml:space="preserve"> </w:t>
-        </w:r>
-        <w:r>
-          <w:rPr>
-            <w:rStyle w:val="Hyperlink"/>
-          </w:rPr>
-          <w:t xml:space="preserve">Man</w:t>
-        </w:r>
-        <w:r>
-          <w:rPr>
-            <w:rStyle w:val="Hyperlink"/>
-          </w:rPr>
-          <w:t xml:space="preserve">, and</w:t>
-        </w:r>
-        <w:r>
-          <w:rPr>
-            <w:rStyle w:val="Hyperlink"/>
-          </w:rPr>
-          <w:t xml:space="preserve"> </w:t>
-        </w:r>
-        <w:r>
-          <w:rPr>
-            <w:rStyle w:val="Hyperlink"/>
-          </w:rPr>
-          <w:t xml:space="preserve">Selection</w:t>
-        </w:r>
-        <w:r>
-          <w:rPr>
-            <w:rStyle w:val="Hyperlink"/>
-          </w:rPr>
-          <w:t xml:space="preserve"> </w:t>
-        </w:r>
-        <w:r>
-          <w:rPr>
-            <w:rStyle w:val="Hyperlink"/>
-          </w:rPr>
-          <w:t xml:space="preserve">in</w:t>
-        </w:r>
-        <w:r>
-          <w:rPr>
-            <w:rStyle w:val="Hyperlink"/>
-          </w:rPr>
-          <w:t xml:space="preserve"> </w:t>
-        </w:r>
-        <w:r>
-          <w:rPr>
-            <w:rStyle w:val="Hyperlink"/>
-          </w:rPr>
-          <w:t xml:space="preserve">Relation</w:t>
-        </w:r>
-        <w:r>
-          <w:rPr>
-            <w:rStyle w:val="Hyperlink"/>
-          </w:rPr>
-          <w:t xml:space="preserve"> </w:t>
-        </w:r>
-        <w:r>
-          <w:rPr>
-            <w:rStyle w:val="Hyperlink"/>
-          </w:rPr>
-          <w:t xml:space="preserve">to</w:t>
-        </w:r>
-        <w:r>
-          <w:rPr>
-            <w:rStyle w:val="Hyperlink"/>
-          </w:rPr>
-          <w:t xml:space="preserve"> </w:t>
-        </w:r>
-        <w:r>
-          <w:rPr>
-            <w:rStyle w:val="Hyperlink"/>
-          </w:rPr>
-          <w:t xml:space="preserve">Sex</w:t>
+        <w:t xml:space="preserve">Emlen, D. J., L. C. Lavine, and B. Ewen-Campen. 2007.</w:t>
+      </w:r>
+      <w:r>
+        <w:t xml:space="preserve"> </w:t>
+      </w:r>
+      <w:hyperlink r:id="rId55">
+        <w:r>
+          <w:rPr>
+            <w:rStyle w:val="Hyperlink"/>
+          </w:rPr>
+          <w:t xml:space="preserve">On the origin and evolutionary diversification of beetle horns</w:t>
         </w:r>
       </w:hyperlink>
       <w:r>
-        <w:t xml:space="preserve">. John Murray, London, England.</w:t>
-      </w:r>
-    </w:p>
-    <w:bookmarkEnd w:id="50"/>
-    <w:bookmarkStart w:id="52" w:name="ref-eberhard2018"/>
+        <w:t xml:space="preserve">. Proc. Natl. Acad. Sci. 104:8661–8668. National Acad Sciences.</w:t>
+      </w:r>
+    </w:p>
+    <w:bookmarkEnd w:id="56"/>
+    <w:bookmarkStart w:id="58" w:name="ref-emlen2000"/>
     <w:p>
       <w:pPr>
         <w:pStyle w:val="Bibliography"/>
       </w:pPr>
       <w:r>
-        <w:t xml:space="preserve">Eberhard, W. G., R. L. Rodríguez, B. A. Huber, B. Speck, H. Miller, B. A. Buzatto, and G. Machado. 2018.</w:t>
-      </w:r>
-      <w:r>
-        <w:t xml:space="preserve"> </w:t>
-      </w:r>
-      <w:hyperlink r:id="rId51">
-        <w:r>
-          <w:rPr>
-            <w:rStyle w:val="Hyperlink"/>
-          </w:rPr>
-          <w:t xml:space="preserve">Sexual selection and static allometry: The importance of function</w:t>
+        <w:t xml:space="preserve">Emlen, D. J., and H. F. Nijhout. 2000.</w:t>
+      </w:r>
+      <w:r>
+        <w:t xml:space="preserve"> </w:t>
+      </w:r>
+      <w:hyperlink r:id="rId57">
+        <w:r>
+          <w:rPr>
+            <w:rStyle w:val="Hyperlink"/>
+          </w:rPr>
+          <w:t xml:space="preserve">The development and evolution of exaggerated morphologies in insects</w:t>
         </w:r>
       </w:hyperlink>
       <w:r>
-        <w:t xml:space="preserve">. Q. Rev. Biol. 93:207–250. University of Chicago Press Chicago, IL.</w:t>
-      </w:r>
-    </w:p>
-    <w:bookmarkEnd w:id="52"/>
-    <w:bookmarkStart w:id="54" w:name="ref-emberts2023"/>
+        <w:t xml:space="preserve">. Annu, Rev, Entomol, 45:661–708.</w:t>
+      </w:r>
+    </w:p>
+    <w:bookmarkEnd w:id="58"/>
+    <w:bookmarkStart w:id="60" w:name="ref-frankino2005"/>
     <w:p>
       <w:pPr>
         <w:pStyle w:val="Bibliography"/>
       </w:pPr>
       <w:r>
-        <w:t xml:space="preserve">Emberts, Z., U. Somjee, and J. J. Wiens. 2023.</w:t>
-      </w:r>
-      <w:r>
-        <w:t xml:space="preserve"> </w:t>
-      </w:r>
-      <w:hyperlink r:id="rId53">
-        <w:r>
-          <w:rPr>
-            <w:rStyle w:val="Hyperlink"/>
-          </w:rPr>
-          <w:t xml:space="preserve">Selection on weapon allometry in the wild</w:t>
+        <w:t xml:space="preserve">Frankino, W. A., B. J. Zwaan, D. L. Stern, and P. M. Brakefield. 2005.</w:t>
+      </w:r>
+      <w:r>
+        <w:t xml:space="preserve"> </w:t>
+      </w:r>
+      <w:hyperlink r:id="rId59">
+        <w:r>
+          <w:rPr>
+            <w:rStyle w:val="Hyperlink"/>
+          </w:rPr>
+          <w:t xml:space="preserve">Natural selection and developmental constraints in the evolution of allometries</w:t>
         </w:r>
       </w:hyperlink>
       <w:r>
-        <w:t xml:space="preserve">. Evolution 77:2090–2099.</w:t>
-      </w:r>
-    </w:p>
-    <w:bookmarkEnd w:id="54"/>
-    <w:bookmarkStart w:id="56" w:name="ref-emlen1997"/>
+        <w:t xml:space="preserve">. Science 307:718–20.</w:t>
+      </w:r>
+    </w:p>
+    <w:bookmarkEnd w:id="60"/>
+    <w:bookmarkStart w:id="62" w:name="ref-gonzalez-miguens2020"/>
     <w:p>
       <w:pPr>
         <w:pStyle w:val="Bibliography"/>
       </w:pPr>
       <w:r>
-        <w:t xml:space="preserve">Emlen, D. J. 1997.</w:t>
-      </w:r>
-      <w:r>
-        <w:t xml:space="preserve"> </w:t>
-      </w:r>
-      <w:hyperlink r:id="rId55">
-        <w:r>
-          <w:rPr>
-            <w:rStyle w:val="Hyperlink"/>
-          </w:rPr>
-          <w:t xml:space="preserve">Alternative reproductive tactics and</w:t>
-        </w:r>
-        <w:r>
-          <w:rPr>
-            <w:rStyle w:val="Hyperlink"/>
-          </w:rPr>
-          <w:t xml:space="preserve"> </w:t>
-        </w:r>
-        <w:r>
-          <w:rPr>
-            <w:rStyle w:val="Hyperlink"/>
-          </w:rPr>
-          <w:t xml:space="preserve">Male-dimorphism</w:t>
-        </w:r>
-        <w:r>
-          <w:rPr>
-            <w:rStyle w:val="Hyperlink"/>
-          </w:rPr>
-          <w:t xml:space="preserve"> </w:t>
-        </w:r>
-        <w:r>
-          <w:rPr>
-            <w:rStyle w:val="Hyperlink"/>
-          </w:rPr>
-          <w:t xml:space="preserve">in the horned beetle</w:t>
-        </w:r>
-        <w:r>
-          <w:rPr>
-            <w:rStyle w:val="Hyperlink"/>
-          </w:rPr>
-          <w:t xml:space="preserve"> </w:t>
-        </w:r>
-        <w:r>
-          <w:rPr>
-            <w:rStyle w:val="Hyperlink"/>
-          </w:rPr>
-          <w:t xml:space="preserve"> </w:t>
-        </w:r>
-        <w:r>
-          <w:rPr>
-            <w:rStyle w:val="Hyperlink"/>
-          </w:rPr>
-          <w:t xml:space="preserve">(</w:t>
-        </w:r>
-        <w:r>
-          <w:rPr>
-            <w:rStyle w:val="Hyperlink"/>
-          </w:rPr>
-          <w:t xml:space="preserve">oleoptera:</w:t>
-        </w:r>
-        <w:r>
-          <w:rPr>
-            <w:rStyle w:val="Hyperlink"/>
-          </w:rPr>
-          <w:t xml:space="preserve"> </w:t>
-        </w:r>
-        <w:r>
-          <w:rPr>
-            <w:rStyle w:val="Hyperlink"/>
-          </w:rPr>
-          <w:t xml:space="preserve">carabaeidae)</w:t>
-        </w:r>
-      </w:hyperlink>
-      <w:r>
-        <w:t xml:space="preserve">. Behav. Ecol. Sociobiol. 41:335–341. Springer.</w:t>
-      </w:r>
-    </w:p>
-    <w:bookmarkEnd w:id="56"/>
-    <w:bookmarkStart w:id="58" w:name="ref-emlen2007"/>
-    <w:p>
-      <w:pPr>
-        <w:pStyle w:val="Bibliography"/>
-      </w:pPr>
-      <w:r>
-        <w:t xml:space="preserve">Emlen, D. J., L. C. Lavine, and B. Ewen-Campen. 2007.</w:t>
-      </w:r>
-      <w:r>
-        <w:t xml:space="preserve"> </w:t>
-      </w:r>
-      <w:hyperlink r:id="rId57">
-        <w:r>
-          <w:rPr>
-            <w:rStyle w:val="Hyperlink"/>
-          </w:rPr>
-          <w:t xml:space="preserve">On the origin and evolutionary diversification of beetle horns</w:t>
-        </w:r>
-      </w:hyperlink>
-      <w:r>
-        <w:t xml:space="preserve">. Proc. Natl. Acad. Sci. 104:8661–8668. National Acad Sciences.</w:t>
-      </w:r>
-    </w:p>
-    <w:bookmarkEnd w:id="58"/>
-    <w:bookmarkStart w:id="60" w:name="ref-emlen2000"/>
-    <w:p>
-      <w:pPr>
-        <w:pStyle w:val="Bibliography"/>
-      </w:pPr>
-      <w:r>
-        <w:t xml:space="preserve">Emlen, D. J., and H. F. Nijhout. 2000.</w:t>
-      </w:r>
-      <w:r>
-        <w:t xml:space="preserve"> </w:t>
-      </w:r>
-      <w:hyperlink r:id="rId59">
-        <w:r>
-          <w:rPr>
-            <w:rStyle w:val="Hyperlink"/>
-          </w:rPr>
-          <w:t xml:space="preserve">The development and evolution of exaggerated morphologies in insects</w:t>
-        </w:r>
-      </w:hyperlink>
-      <w:r>
-        <w:t xml:space="preserve">. Annu, Rev, Entomol, 45:661–708.</w:t>
-      </w:r>
-    </w:p>
-    <w:bookmarkEnd w:id="60"/>
-    <w:bookmarkStart w:id="62" w:name="ref-frankino2005"/>
-    <w:p>
-      <w:pPr>
-        <w:pStyle w:val="Bibliography"/>
-      </w:pPr>
-      <w:r>
-        <w:t xml:space="preserve">Frankino, W. A., B. J. Zwaan, D. L. Stern, and P. M. Brakefield. 2005.</w:t>
+        <w:t xml:space="preserve">González-Miguéns, R., E. Muñoz-Nozal, Y. Jiménez-Ruiz, P. Mas-Peinado, H. R. Ghanavi, and M. García-París. 2020.</w:t>
       </w:r>
       <w:r>
         <w:t xml:space="preserve"> </w:t>
       </w:r>
       <w:hyperlink r:id="rId61">
-        <w:r>
-          <w:rPr>
-            <w:rStyle w:val="Hyperlink"/>
-          </w:rPr>
-          <w:t xml:space="preserve">Natural selection and developmental constraints in the evolution of allometries</w:t>
-        </w:r>
-      </w:hyperlink>
-      <w:r>
-        <w:t xml:space="preserve">. Science 307:718–20.</w:t>
-      </w:r>
-    </w:p>
-    <w:bookmarkEnd w:id="62"/>
-    <w:bookmarkStart w:id="64" w:name="ref-gonzalez-miguens2020"/>
-    <w:p>
-      <w:pPr>
-        <w:pStyle w:val="Bibliography"/>
-      </w:pPr>
-      <w:r>
-        <w:t xml:space="preserve">González-Miguéns, R., E. Muñoz-Nozal, Y. Jiménez-Ruiz, P. Mas-Peinado, H. R. Ghanavi, and M. García-París. 2020.</w:t>
-      </w:r>
-      <w:r>
-        <w:t xml:space="preserve"> </w:t>
-      </w:r>
-      <w:hyperlink r:id="rId63">
         <w:r>
           <w:rPr>
             <w:rStyle w:val="Hyperlink"/>
@@ -2182,14 +2182,38 @@
         <w:t xml:space="preserve">. Zool. J. Linn. Soc. 190:788–823.</w:t>
       </w:r>
     </w:p>
+    <w:bookmarkEnd w:id="62"/>
+    <w:bookmarkStart w:id="64" w:name="ref-gould1966"/>
+    <w:p>
+      <w:pPr>
+        <w:pStyle w:val="Bibliography"/>
+      </w:pPr>
+      <w:r>
+        <w:t xml:space="preserve">Gould, S. J. 1966.</w:t>
+      </w:r>
+      <w:r>
+        <w:t xml:space="preserve"> </w:t>
+      </w:r>
+      <w:hyperlink r:id="rId63">
+        <w:r>
+          <w:rPr>
+            <w:rStyle w:val="Hyperlink"/>
+          </w:rPr>
+          <w:t xml:space="preserve">Allometry and size in ontogeny and phylogeny</w:t>
+        </w:r>
+      </w:hyperlink>
+      <w:r>
+        <w:t xml:space="preserve">. Biol Rev Camb Philos Soc 41:587–640.</w:t>
+      </w:r>
+    </w:p>
     <w:bookmarkEnd w:id="64"/>
-    <w:bookmarkStart w:id="66" w:name="ref-gould1966"/>
+    <w:bookmarkStart w:id="66" w:name="ref-gross1996"/>
     <w:p>
       <w:pPr>
         <w:pStyle w:val="Bibliography"/>
       </w:pPr>
       <w:r>
-        <w:t xml:space="preserve">Gould, S. J. 1966.</w:t>
+        <w:t xml:space="preserve">Gross, M. R. 1996.</w:t>
       </w:r>
       <w:r>
         <w:t xml:space="preserve"> </w:t>
@@ -2199,21 +2223,21 @@
           <w:rPr>
             <w:rStyle w:val="Hyperlink"/>
           </w:rPr>
-          <w:t xml:space="preserve">Allometry and size in ontogeny and phylogeny</w:t>
+          <w:t xml:space="preserve">Alternative reproductive strategies and tactics: Diversity within sexes</w:t>
         </w:r>
       </w:hyperlink>
       <w:r>
-        <w:t xml:space="preserve">. Biol Rev Camb Philos Soc 41:587–640.</w:t>
+        <w:t xml:space="preserve">. Trends Ecol Evol 11:92–8. Elsevier.</w:t>
       </w:r>
     </w:p>
     <w:bookmarkEnd w:id="66"/>
-    <w:bookmarkStart w:id="68" w:name="ref-gross1996"/>
+    <w:bookmarkStart w:id="68" w:name="ref-hansen2008"/>
     <w:p>
       <w:pPr>
         <w:pStyle w:val="Bibliography"/>
       </w:pPr>
       <w:r>
-        <w:t xml:space="preserve">Gross, M. R. 1996.</w:t>
+        <w:t xml:space="preserve">Hansen, T. F., and D. Houle. 2008.</w:t>
       </w:r>
       <w:r>
         <w:t xml:space="preserve"> </w:t>
@@ -2223,95 +2247,197 @@
           <w:rPr>
             <w:rStyle w:val="Hyperlink"/>
           </w:rPr>
-          <w:t xml:space="preserve">Alternative reproductive strategies and tactics: Diversity within sexes</w:t>
+          <w:t xml:space="preserve">Measuring and comparing evolvability and constraint in multivariate characters</w:t>
         </w:r>
       </w:hyperlink>
       <w:r>
-        <w:t xml:space="preserve">. Trends Ecol Evol 11:92–8. Elsevier.</w:t>
+        <w:t xml:space="preserve">. J Evol Biol 21:1201–19.</w:t>
       </w:r>
     </w:p>
     <w:bookmarkEnd w:id="68"/>
-    <w:bookmarkStart w:id="70" w:name="ref-hansen2008"/>
+    <w:bookmarkStart w:id="69" w:name="ref-huxley1932"/>
     <w:p>
       <w:pPr>
         <w:pStyle w:val="Bibliography"/>
       </w:pPr>
       <w:r>
-        <w:t xml:space="preserve">Hansen, T. F., and D. Houle. 2008.</w:t>
-      </w:r>
-      <w:r>
-        <w:t xml:space="preserve"> </w:t>
-      </w:r>
-      <w:hyperlink r:id="rId69">
-        <w:r>
-          <w:rPr>
-            <w:rStyle w:val="Hyperlink"/>
-          </w:rPr>
-          <w:t xml:space="preserve">Measuring and comparing evolvability and constraint in multivariate characters</w:t>
+        <w:t xml:space="preserve">Huxley, J. 1932. Problems of relative growth.</w:t>
+      </w:r>
+    </w:p>
+    <w:bookmarkEnd w:id="69"/>
+    <w:bookmarkStart w:id="71" w:name="ref-kamimura2014"/>
+    <w:p>
+      <w:pPr>
+        <w:pStyle w:val="Bibliography"/>
+      </w:pPr>
+      <w:r>
+        <w:t xml:space="preserve">Kamimura, Y. 2014.</w:t>
+      </w:r>
+      <w:r>
+        <w:t xml:space="preserve"> </w:t>
+      </w:r>
+      <w:hyperlink r:id="rId70">
+        <w:r>
+          <w:rPr>
+            <w:rStyle w:val="Hyperlink"/>
+          </w:rPr>
+          <w:t xml:space="preserve">Pre- and postcopulatory sexual selection and the evolution of sexually dimorphic traits in earwigs (</w:t>
+        </w:r>
+        <w:r>
+          <w:rPr>
+            <w:rStyle w:val="Hyperlink"/>
+          </w:rPr>
+          <w:t xml:space="preserve">ermaptera)</w:t>
         </w:r>
       </w:hyperlink>
       <w:r>
-        <w:t xml:space="preserve">. J Evol Biol 21:1201–19.</w:t>
-      </w:r>
-    </w:p>
-    <w:bookmarkEnd w:id="70"/>
-    <w:bookmarkStart w:id="71" w:name="ref-huxley1932"/>
+        <w:t xml:space="preserve">. Entomol. Sci. 17:139–166. Wiley.</w:t>
+      </w:r>
+    </w:p>
+    <w:bookmarkEnd w:id="71"/>
+    <w:bookmarkStart w:id="73" w:name="ref-kelly2005a"/>
     <w:p>
       <w:pPr>
         <w:pStyle w:val="Bibliography"/>
       </w:pPr>
       <w:r>
-        <w:t xml:space="preserve">Huxley, J. 1932. Problems of relative growth.</w:t>
-      </w:r>
-    </w:p>
-    <w:bookmarkEnd w:id="71"/>
-    <w:bookmarkStart w:id="73" w:name="ref-kamimura2014"/>
+        <w:t xml:space="preserve">Kelly, C. D. 2005.</w:t>
+      </w:r>
+      <w:r>
+        <w:t xml:space="preserve"> </w:t>
+      </w:r>
+      <w:hyperlink r:id="rId72">
+        <w:r>
+          <w:rPr>
+            <w:rStyle w:val="Hyperlink"/>
+          </w:rPr>
+          <w:t xml:space="preserve">Allometry and sexual selection of</w:t>
+        </w:r>
+        <w:r>
+          <w:rPr>
+            <w:rStyle w:val="Hyperlink"/>
+          </w:rPr>
+          <w:t xml:space="preserve"> </w:t>
+        </w:r>
+        <w:r>
+          <w:rPr>
+            <w:rStyle w:val="Hyperlink"/>
+          </w:rPr>
+          <w:t xml:space="preserve">Male</w:t>
+        </w:r>
+        <w:r>
+          <w:rPr>
+            <w:rStyle w:val="Hyperlink"/>
+          </w:rPr>
+          <w:t xml:space="preserve"> </w:t>
+        </w:r>
+        <w:r>
+          <w:rPr>
+            <w:rStyle w:val="Hyperlink"/>
+          </w:rPr>
+          <w:t xml:space="preserve">weaponry in</w:t>
+        </w:r>
+        <w:r>
+          <w:rPr>
+            <w:rStyle w:val="Hyperlink"/>
+          </w:rPr>
+          <w:t xml:space="preserve"> </w:t>
+        </w:r>
+        <w:r>
+          <w:rPr>
+            <w:rStyle w:val="Hyperlink"/>
+          </w:rPr>
+          <w:t xml:space="preserve">wellington</w:t>
+        </w:r>
+        <w:r>
+          <w:rPr>
+            <w:rStyle w:val="Hyperlink"/>
+          </w:rPr>
+          <w:t xml:space="preserve"> </w:t>
+        </w:r>
+        <w:r>
+          <w:rPr>
+            <w:rStyle w:val="Hyperlink"/>
+          </w:rPr>
+          <w:t xml:space="preserve">tree weta,</w:t>
+        </w:r>
+        <w:r>
+          <w:rPr>
+            <w:rStyle w:val="Hyperlink"/>
+          </w:rPr>
+          <w:t xml:space="preserve"> </w:t>
+        </w:r>
+      </w:hyperlink>
+      <w:r>
+        <w:t xml:space="preserve">. Behav. Ecol. 16:145–152. Oxford University Press (OUP).</w:t>
+      </w:r>
+    </w:p>
+    <w:bookmarkEnd w:id="73"/>
+    <w:bookmarkStart w:id="75" w:name="ref-kelly2026"/>
     <w:p>
       <w:pPr>
         <w:pStyle w:val="Bibliography"/>
       </w:pPr>
       <w:r>
-        <w:t xml:space="preserve">Kamimura, Y. 2014.</w:t>
-      </w:r>
-      <w:r>
-        <w:t xml:space="preserve"> </w:t>
-      </w:r>
-      <w:hyperlink r:id="rId72">
-        <w:r>
-          <w:rPr>
-            <w:rStyle w:val="Hyperlink"/>
-          </w:rPr>
-          <w:t xml:space="preserve">Pre- and postcopulatory sexual selection and the evolution of sexually dimorphic traits in earwigs (</w:t>
-        </w:r>
-        <w:r>
-          <w:rPr>
-            <w:rStyle w:val="Hyperlink"/>
-          </w:rPr>
-          <w:t xml:space="preserve">ermaptera)</w:t>
+        <w:t xml:space="preserve">Kelly, C. D. 2026.</w:t>
+      </w:r>
+      <w:r>
+        <w:t xml:space="preserve"> </w:t>
+      </w:r>
+      <w:hyperlink r:id="rId74">
+        <w:r>
+          <w:rPr>
+            <w:rStyle w:val="Hyperlink"/>
+          </w:rPr>
+          <w:t xml:space="preserve">Can the form of sexual selection explain patterns of static weapon allometry expressed by alternative mating morphotypes?</w:t>
         </w:r>
       </w:hyperlink>
       <w:r>
-        <w:t xml:space="preserve">. Entomol. Sci. 17:139–166. Wiley.</w:t>
-      </w:r>
-    </w:p>
-    <w:bookmarkEnd w:id="73"/>
-    <w:bookmarkStart w:id="75" w:name="ref-kelly2005a"/>
+        <w:t xml:space="preserve"> Evolution 80:191–201.</w:t>
+      </w:r>
+    </w:p>
+    <w:bookmarkEnd w:id="75"/>
+    <w:bookmarkStart w:id="77" w:name="ref-klingenberg2008"/>
     <w:p>
       <w:pPr>
         <w:pStyle w:val="Bibliography"/>
       </w:pPr>
       <w:r>
-        <w:t xml:space="preserve">Kelly, C. D. 2005.</w:t>
-      </w:r>
-      <w:r>
-        <w:t xml:space="preserve"> </w:t>
-      </w:r>
-      <w:hyperlink r:id="rId74">
-        <w:r>
-          <w:rPr>
-            <w:rStyle w:val="Hyperlink"/>
-          </w:rPr>
-          <w:t xml:space="preserve">Allometry and sexual selection of</w:t>
+        <w:t xml:space="preserve">Klingenberg, C. P. 2008.</w:t>
+      </w:r>
+      <w:r>
+        <w:t xml:space="preserve"> </w:t>
+      </w:r>
+      <w:hyperlink r:id="rId76">
+        <w:r>
+          <w:rPr>
+            <w:rStyle w:val="Hyperlink"/>
+          </w:rPr>
+          <w:t xml:space="preserve">Morphological integration and developmental modularity</w:t>
+        </w:r>
+      </w:hyperlink>
+      <w:r>
+        <w:t xml:space="preserve">. Annu. Rev. Ecol. Evol. Syst. 39:115–132. Annual Reviews.</w:t>
+      </w:r>
+    </w:p>
+    <w:bookmarkEnd w:id="77"/>
+    <w:bookmarkStart w:id="79" w:name="ref-kochensparger2024"/>
+    <w:p>
+      <w:pPr>
+        <w:pStyle w:val="Bibliography"/>
+      </w:pPr>
+      <w:r>
+        <w:t xml:space="preserve">Kochensparger, S. K., C. J. Painting, B. A. Buzatto, and E. L. McCullough. 2024.</w:t>
+      </w:r>
+      <w:r>
+        <w:t xml:space="preserve"> </w:t>
+      </w:r>
+      <w:hyperlink r:id="rId78">
+        <w:r>
+          <w:rPr>
+            <w:rStyle w:val="Hyperlink"/>
+          </w:rPr>
+          <w:t xml:space="preserve">Are weapon allometries steeper in major or minor males?</w:t>
         </w:r>
         <w:r>
           <w:rPr>
@@ -2323,7 +2449,7 @@
           <w:rPr>
             <w:rStyle w:val="Hyperlink"/>
           </w:rPr>
-          <w:t xml:space="preserve">Male</w:t>
+          <w:t xml:space="preserve">A</w:t>
         </w:r>
         <w:r>
           <w:rPr>
@@ -2335,211 +2461,85 @@
           <w:rPr>
             <w:rStyle w:val="Hyperlink"/>
           </w:rPr>
-          <w:t xml:space="preserve">weaponry in</w:t>
-        </w:r>
-        <w:r>
-          <w:rPr>
-            <w:rStyle w:val="Hyperlink"/>
-          </w:rPr>
-          <w:t xml:space="preserve"> </w:t>
-        </w:r>
-        <w:r>
-          <w:rPr>
-            <w:rStyle w:val="Hyperlink"/>
-          </w:rPr>
-          <w:t xml:space="preserve">wellington</w:t>
-        </w:r>
-        <w:r>
-          <w:rPr>
-            <w:rStyle w:val="Hyperlink"/>
-          </w:rPr>
-          <w:t xml:space="preserve"> </w:t>
-        </w:r>
-        <w:r>
-          <w:rPr>
-            <w:rStyle w:val="Hyperlink"/>
-          </w:rPr>
-          <w:t xml:space="preserve">tree weta,</w:t>
-        </w:r>
-        <w:r>
-          <w:rPr>
-            <w:rStyle w:val="Hyperlink"/>
-          </w:rPr>
-          <w:t xml:space="preserve"> </w:t>
+          <w:t xml:space="preserve">meta-analysis</w:t>
         </w:r>
       </w:hyperlink>
       <w:r>
-        <w:t xml:space="preserve">. Behav. Ecol. 16:145–152. Oxford University Press (OUP).</w:t>
-      </w:r>
-    </w:p>
-    <w:bookmarkEnd w:id="75"/>
-    <w:bookmarkStart w:id="77" w:name="ref-kelly2026"/>
+        <w:t xml:space="preserve">. Behav. Ecol. 35:1–9. Oxford University Press (OUP).</w:t>
+      </w:r>
+    </w:p>
+    <w:bookmarkEnd w:id="79"/>
+    <w:bookmarkStart w:id="81" w:name="ref-kodric-brown2006"/>
     <w:p>
       <w:pPr>
         <w:pStyle w:val="Bibliography"/>
       </w:pPr>
       <w:r>
-        <w:t xml:space="preserve">Kelly, C. D. 2026.</w:t>
-      </w:r>
-      <w:r>
-        <w:t xml:space="preserve"> </w:t>
-      </w:r>
-      <w:hyperlink r:id="rId76">
-        <w:r>
-          <w:rPr>
-            <w:rStyle w:val="Hyperlink"/>
-          </w:rPr>
-          <w:t xml:space="preserve">Can the form of sexual selection explain patterns of static weapon allometry expressed by alternative mating morphotypes?</w:t>
+        <w:t xml:space="preserve">Kodric-Brown, A., R. M. Sibly, and J. H. Brown. 2006.</w:t>
+      </w:r>
+      <w:r>
+        <w:t xml:space="preserve"> </w:t>
+      </w:r>
+      <w:hyperlink r:id="rId80">
+        <w:r>
+          <w:rPr>
+            <w:rStyle w:val="Hyperlink"/>
+          </w:rPr>
+          <w:t xml:space="preserve">The allometry of ornaments and weapons</w:t>
         </w:r>
       </w:hyperlink>
       <w:r>
-        <w:t xml:space="preserve"> Evolution 80:191–201.</w:t>
-      </w:r>
-    </w:p>
-    <w:bookmarkEnd w:id="77"/>
-    <w:bookmarkStart w:id="79" w:name="ref-klingenberg2008"/>
+        <w:t xml:space="preserve">. Proc. Natl. Acad. Sci. 103:8733–8738. National Acad Sciences.</w:t>
+      </w:r>
+    </w:p>
+    <w:bookmarkEnd w:id="81"/>
+    <w:bookmarkStart w:id="82" w:name="ref-lande1980"/>
     <w:p>
       <w:pPr>
         <w:pStyle w:val="Bibliography"/>
       </w:pPr>
       <w:r>
-        <w:t xml:space="preserve">Klingenberg, C. P. 2008.</w:t>
-      </w:r>
-      <w:r>
-        <w:t xml:space="preserve"> </w:t>
-      </w:r>
-      <w:hyperlink r:id="rId78">
-        <w:r>
-          <w:rPr>
-            <w:rStyle w:val="Hyperlink"/>
-          </w:rPr>
-          <w:t xml:space="preserve">Morphological integration and developmental modularity</w:t>
-        </w:r>
-      </w:hyperlink>
-      <w:r>
-        <w:t xml:space="preserve">. Annu. Rev. Ecol. Evol. Syst. 39:115–132. Annual Reviews.</w:t>
-      </w:r>
-    </w:p>
-    <w:bookmarkEnd w:id="79"/>
-    <w:bookmarkStart w:id="81" w:name="ref-kochensparger2024"/>
+        <w:t xml:space="preserve">Lande, R. 1980. Sexual dimorphism, sexual selection, and adaptation in polygenic characters. Evolution 292–305.</w:t>
+      </w:r>
+    </w:p>
+    <w:bookmarkEnd w:id="82"/>
+    <w:bookmarkStart w:id="83" w:name="ref-lenth2019package"/>
     <w:p>
       <w:pPr>
         <w:pStyle w:val="Bibliography"/>
       </w:pPr>
       <w:r>
-        <w:t xml:space="preserve">Kochensparger, S. K., C. J. Painting, B. A. Buzatto, and E. L. McCullough. 2024.</w:t>
-      </w:r>
-      <w:r>
-        <w:t xml:space="preserve"> </w:t>
-      </w:r>
-      <w:hyperlink r:id="rId80">
-        <w:r>
-          <w:rPr>
-            <w:rStyle w:val="Hyperlink"/>
-          </w:rPr>
-          <w:t xml:space="preserve">Are weapon allometries steeper in major or minor males?</w:t>
-        </w:r>
-        <w:r>
-          <w:rPr>
-            <w:rStyle w:val="Hyperlink"/>
-          </w:rPr>
-          <w:t xml:space="preserve"> </w:t>
-        </w:r>
-        <w:r>
-          <w:rPr>
-            <w:rStyle w:val="Hyperlink"/>
-          </w:rPr>
-          <w:t xml:space="preserve">A</w:t>
-        </w:r>
-        <w:r>
-          <w:rPr>
-            <w:rStyle w:val="Hyperlink"/>
-          </w:rPr>
-          <w:t xml:space="preserve"> </w:t>
-        </w:r>
-        <w:r>
-          <w:rPr>
-            <w:rStyle w:val="Hyperlink"/>
-          </w:rPr>
-          <w:t xml:space="preserve">meta-analysis</w:t>
-        </w:r>
-      </w:hyperlink>
-      <w:r>
-        <w:t xml:space="preserve">. Behav. Ecol. 35:1–9. Oxford University Press (OUP).</w:t>
-      </w:r>
-    </w:p>
-    <w:bookmarkEnd w:id="81"/>
-    <w:bookmarkStart w:id="83" w:name="ref-kodric-brown2006"/>
+        <w:t xml:space="preserve">Lenth, R., H. Singmann, J. Love, P. Buerkner, and M. Herve. 2019. Package</w:t>
+      </w:r>
+      <w:r>
+        <w:t xml:space="preserve"> </w:t>
+      </w:r>
+      <w:r>
+        <w:t xml:space="preserve">“emmeans”</w:t>
+      </w:r>
+      <w:r>
+        <w:t xml:space="preserve">:</w:t>
+      </w:r>
+      <w:r>
+        <w:t xml:space="preserve"> </w:t>
+      </w:r>
+      <w:r>
+        <w:t xml:space="preserve">Stimated marginal means, aka least-squares means.</w:t>
+      </w:r>
+    </w:p>
+    <w:bookmarkEnd w:id="83"/>
+    <w:bookmarkStart w:id="85" w:name="ref-matsuzawa2025"/>
     <w:p>
       <w:pPr>
         <w:pStyle w:val="Bibliography"/>
       </w:pPr>
       <w:r>
-        <w:t xml:space="preserve">Kodric-Brown, A., R. M. Sibly, and J. H. Brown. 2006.</w:t>
-      </w:r>
-      <w:r>
-        <w:t xml:space="preserve"> </w:t>
-      </w:r>
-      <w:hyperlink r:id="rId82">
-        <w:r>
-          <w:rPr>
-            <w:rStyle w:val="Hyperlink"/>
-          </w:rPr>
-          <w:t xml:space="preserve">The allometry of ornaments and weapons</w:t>
-        </w:r>
-      </w:hyperlink>
-      <w:r>
-        <w:t xml:space="preserve">. Proc. Natl. Acad. Sci. 103:8733–8738. National Acad Sciences.</w:t>
-      </w:r>
-    </w:p>
-    <w:bookmarkEnd w:id="83"/>
-    <w:bookmarkStart w:id="84" w:name="ref-lande1980"/>
-    <w:p>
-      <w:pPr>
-        <w:pStyle w:val="Bibliography"/>
-      </w:pPr>
-      <w:r>
-        <w:t xml:space="preserve">Lande, R. 1980. Sexual dimorphism, sexual selection, and adaptation in polygenic characters. Evolution 292–305.</w:t>
-      </w:r>
-    </w:p>
-    <w:bookmarkEnd w:id="84"/>
-    <w:bookmarkStart w:id="85" w:name="ref-lenth2019package"/>
-    <w:p>
-      <w:pPr>
-        <w:pStyle w:val="Bibliography"/>
-      </w:pPr>
-      <w:r>
-        <w:t xml:space="preserve">Lenth, R., H. Singmann, J. Love, P. Buerkner, and M. Herve. 2019. Package</w:t>
-      </w:r>
-      <w:r>
-        <w:t xml:space="preserve"> </w:t>
-      </w:r>
-      <w:r>
-        <w:t xml:space="preserve">“emmeans”</w:t>
-      </w:r>
-      <w:r>
-        <w:t xml:space="preserve">:</w:t>
-      </w:r>
-      <w:r>
-        <w:t xml:space="preserve"> </w:t>
-      </w:r>
-      <w:r>
-        <w:t xml:space="preserve">Stimated marginal means, aka least-squares means.</w:t>
-      </w:r>
-    </w:p>
-    <w:bookmarkEnd w:id="85"/>
-    <w:bookmarkStart w:id="87" w:name="ref-matsuzawa2025"/>
-    <w:p>
-      <w:pPr>
-        <w:pStyle w:val="Bibliography"/>
-      </w:pPr>
-      <w:r>
         <w:t xml:space="preserve">Matsuzawa, T., and J. Konuma. 2025.</w:t>
       </w:r>
       <w:r>
         <w:t xml:space="preserve"> </w:t>
       </w:r>
-      <w:hyperlink r:id="rId86">
+      <w:hyperlink r:id="rId84">
         <w:r>
           <w:rPr>
             <w:rStyle w:val="Hyperlink"/>
@@ -2591,14 +2591,50 @@
         <w:t xml:space="preserve">. Biol. J. Linn. Soc. 145:blaf031.</w:t>
       </w:r>
     </w:p>
+    <w:bookmarkEnd w:id="85"/>
+    <w:bookmarkStart w:id="87" w:name="ref-meunier2024"/>
+    <w:p>
+      <w:pPr>
+        <w:pStyle w:val="Bibliography"/>
+      </w:pPr>
+      <w:r>
+        <w:t xml:space="preserve">Meunier, J. 2024.</w:t>
+      </w:r>
+      <w:r>
+        <w:t xml:space="preserve"> </w:t>
+      </w:r>
+      <w:hyperlink r:id="rId86">
+        <w:r>
+          <w:rPr>
+            <w:rStyle w:val="Hyperlink"/>
+          </w:rPr>
+          <w:t xml:space="preserve">The biology and social life of earwigs (</w:t>
+        </w:r>
+        <w:r>
+          <w:rPr>
+            <w:rStyle w:val="Hyperlink"/>
+          </w:rPr>
+          <w:t xml:space="preserve">Dermaptera</w:t>
+        </w:r>
+        <w:r>
+          <w:rPr>
+            <w:rStyle w:val="Hyperlink"/>
+          </w:rPr>
+          <w:t xml:space="preserve">)</w:t>
+        </w:r>
+      </w:hyperlink>
+      <w:r>
+        <w:t xml:space="preserve">. Annu. Rev. Entomol. 69:259–276. Annual Reviews.</w:t>
+      </w:r>
+    </w:p>
     <w:bookmarkEnd w:id="87"/>
-    <w:bookmarkStart w:id="89" w:name="ref-meunier2024"/>
+    <w:bookmarkStart w:id="89" w:name="ref-nijhout2012"/>
     <w:p>
       <w:pPr>
         <w:pStyle w:val="Bibliography"/>
       </w:pPr>
       <w:r>
-        <w:t xml:space="preserve">Meunier, J. 2024.</w:t>
+        <w:t xml:space="preserve">Nijhout, H. F., and R. Z. German. 2012.</w:t>
       </w:r>
       <w:r>
         <w:t xml:space="preserve"> </w:t>
@@ -2608,13 +2644,680 @@
           <w:rPr>
             <w:rStyle w:val="Hyperlink"/>
           </w:rPr>
-          <w:t xml:space="preserve">The biology and social life of earwigs (</w:t>
-        </w:r>
-        <w:r>
-          <w:rPr>
-            <w:rStyle w:val="Hyperlink"/>
-          </w:rPr>
-          <w:t xml:space="preserve">Dermaptera</w:t>
+          <w:t xml:space="preserve">Developmental causes of allometry: New models and implications for phenotypic plasticity and evolution</w:t>
+        </w:r>
+      </w:hyperlink>
+      <w:r>
+        <w:t xml:space="preserve">. Integr Comp Biol 52:43–52.</w:t>
+      </w:r>
+    </w:p>
+    <w:bookmarkEnd w:id="89"/>
+    <w:bookmarkStart w:id="90" w:name="ref-oliveira2008"/>
+    <w:p>
+      <w:pPr>
+        <w:pStyle w:val="Bibliography"/>
+      </w:pPr>
+      <w:r>
+        <w:t xml:space="preserve">Oliveira, R. F., M. Taborsky, and H. J. Brockmann. 2008. Alternative</w:t>
+      </w:r>
+      <w:r>
+        <w:t xml:space="preserve"> </w:t>
+      </w:r>
+      <w:r>
+        <w:t xml:space="preserve">Reproductive Tactics</w:t>
+      </w:r>
+      <w:r>
+        <w:t xml:space="preserve">. Cambridge University Press.</w:t>
+      </w:r>
+    </w:p>
+    <w:bookmarkEnd w:id="90"/>
+    <w:bookmarkStart w:id="91" w:name="ref-ozkansubmitted"/>
+    <w:p>
+      <w:pPr>
+        <w:pStyle w:val="Bibliography"/>
+      </w:pPr>
+      <w:r>
+        <w:t xml:space="preserve">Ozkan, C., and C. D. Kelly. submitted. Hierarchical structuring of weapon allometry in the</w:t>
+      </w:r>
+      <w:r>
+        <w:t xml:space="preserve"> </w:t>
+      </w:r>
+      <w:r>
+        <w:t xml:space="preserve">European</w:t>
+      </w:r>
+      <w:r>
+        <w:t xml:space="preserve"> </w:t>
+      </w:r>
+      <w:r>
+        <w:t xml:space="preserve">earwig and its evolutionary consequences. Evolution.</w:t>
+      </w:r>
+    </w:p>
+    <w:bookmarkEnd w:id="91"/>
+    <w:bookmarkStart w:id="93" w:name="ref-painting2024"/>
+    <w:p>
+      <w:pPr>
+        <w:pStyle w:val="Bibliography"/>
+      </w:pPr>
+      <w:r>
+        <w:t xml:space="preserve">Painting, C. J., M. R. E. Symonds, and G. I. Holwell. 2024.</w:t>
+      </w:r>
+      <w:r>
+        <w:t xml:space="preserve"> </w:t>
+      </w:r>
+      <w:hyperlink r:id="rId92">
+        <w:r>
+          <w:rPr>
+            <w:rStyle w:val="Hyperlink"/>
+          </w:rPr>
+          <w:t xml:space="preserve">The evolution of positive allometry and exaggerated traits in a diverse beetle clade</w:t>
+        </w:r>
+      </w:hyperlink>
+      <w:r>
+        <w:t xml:space="preserve">. Funct. Ecol. 38:1265–1283. Wiley.</w:t>
+      </w:r>
+    </w:p>
+    <w:bookmarkEnd w:id="93"/>
+    <w:bookmarkStart w:id="95" w:name="ref-pelabon2014"/>
+    <w:p>
+      <w:pPr>
+        <w:pStyle w:val="Bibliography"/>
+      </w:pPr>
+      <w:r>
+        <w:t xml:space="preserve">Pélabon, C., C. Firmat, G. H. Bolstad, K. L. Voje, D. Houle, J. Cassara, A. L. Rouzic, and T. F. Hansen. 2014.</w:t>
+      </w:r>
+      <w:r>
+        <w:t xml:space="preserve"> </w:t>
+      </w:r>
+      <w:hyperlink r:id="rId94">
+        <w:r>
+          <w:rPr>
+            <w:rStyle w:val="Hyperlink"/>
+          </w:rPr>
+          <w:t xml:space="preserve">Evolution of morphological allometry</w:t>
+        </w:r>
+      </w:hyperlink>
+      <w:r>
+        <w:t xml:space="preserve">. Ann N Acad Sci 1320:58–75.</w:t>
+      </w:r>
+    </w:p>
+    <w:bookmarkEnd w:id="95"/>
+    <w:bookmarkStart w:id="97" w:name="ref-prates2013"/>
+    <w:p>
+      <w:pPr>
+        <w:pStyle w:val="Bibliography"/>
+      </w:pPr>
+      <w:r>
+        <w:t xml:space="preserve">Prates, M. O., C. R. B. Cabral, and V. H. Lachos. 2013.</w:t>
+      </w:r>
+      <w:r>
+        <w:t xml:space="preserve"> </w:t>
+      </w:r>
+      <w:hyperlink r:id="rId96">
+        <w:r>
+          <w:rPr>
+            <w:rStyle w:val="Hyperlink"/>
+          </w:rPr>
+          <w:t xml:space="preserve">Mixsmsn:</w:t>
+        </w:r>
+        <w:r>
+          <w:rPr>
+            <w:rStyle w:val="Hyperlink"/>
+          </w:rPr>
+          <w:t xml:space="preserve"> </w:t>
+        </w:r>
+        <w:r>
+          <w:rPr>
+            <w:rStyle w:val="Hyperlink"/>
+          </w:rPr>
+          <w:t xml:space="preserve">Itting finite mixture of scale mixture of skew-normal distributions</w:t>
+        </w:r>
+      </w:hyperlink>
+      <w:r>
+        <w:t xml:space="preserve">. J. Stat. Softw. 54:96–114. Foundation for Open Access Statistic.</w:t>
+      </w:r>
+    </w:p>
+    <w:bookmarkEnd w:id="97"/>
+    <w:bookmarkStart w:id="98" w:name="ref-rcoreteam2025"/>
+    <w:p>
+      <w:pPr>
+        <w:pStyle w:val="Bibliography"/>
+      </w:pPr>
+      <w:r>
+        <w:t xml:space="preserve">R Core Team. 2025. R:</w:t>
+      </w:r>
+      <w:r>
+        <w:t xml:space="preserve"> </w:t>
+      </w:r>
+      <w:r>
+        <w:t xml:space="preserve">A</w:t>
+      </w:r>
+      <w:r>
+        <w:t xml:space="preserve"> </w:t>
+      </w:r>
+      <w:r>
+        <w:t xml:space="preserve">language and environment for statistical computing. R Foundation for Statistical Computing.</w:t>
+      </w:r>
+    </w:p>
+    <w:bookmarkEnd w:id="98"/>
+    <w:bookmarkStart w:id="100" w:name="ref-schindelin2012"/>
+    <w:p>
+      <w:pPr>
+        <w:pStyle w:val="Bibliography"/>
+      </w:pPr>
+      <w:r>
+        <w:t xml:space="preserve">Schindelin, J., I. Arganda-Carreras, E. Frise, V. Kaynig, M. Longair, T. Pietzsch, S. Preibisch, C. Rueden, S. Saalfeld, B. Schmid, J.-Y. Tinevez, D. J. White, V. Hartenstein, K. Eliceiri, P. Tomancak, and A. Cardona. 2012.</w:t>
+      </w:r>
+      <w:r>
+        <w:t xml:space="preserve"> </w:t>
+      </w:r>
+      <w:hyperlink r:id="rId99">
+        <w:r>
+          <w:rPr>
+            <w:rStyle w:val="Hyperlink"/>
+          </w:rPr>
+          <w:t xml:space="preserve">Fiji: An open-source platform for biological-image analysis.</w:t>
+        </w:r>
+      </w:hyperlink>
+      <w:r>
+        <w:t xml:space="preserve"> Nature Methods 9:676–82.</w:t>
+      </w:r>
+    </w:p>
+    <w:bookmarkEnd w:id="100"/>
+    <w:bookmarkStart w:id="102" w:name="ref-shingleton2013"/>
+    <w:p>
+      <w:pPr>
+        <w:pStyle w:val="Bibliography"/>
+      </w:pPr>
+      <w:r>
+        <w:t xml:space="preserve">Shingleton, A. W., and W. A. Frankino. 2013.</w:t>
+      </w:r>
+      <w:r>
+        <w:t xml:space="preserve"> </w:t>
+      </w:r>
+      <w:hyperlink r:id="rId101">
+        <w:r>
+          <w:rPr>
+            <w:rStyle w:val="Hyperlink"/>
+          </w:rPr>
+          <w:t xml:space="preserve">New perspectives on the evolution of exaggerated traits</w:t>
+        </w:r>
+      </w:hyperlink>
+      <w:r>
+        <w:t xml:space="preserve">. Bioessays 35:100–7.</w:t>
+      </w:r>
+    </w:p>
+    <w:bookmarkEnd w:id="102"/>
+    <w:bookmarkStart w:id="104" w:name="ref-shingleton2007"/>
+    <w:p>
+      <w:pPr>
+        <w:pStyle w:val="Bibliography"/>
+      </w:pPr>
+      <w:r>
+        <w:t xml:space="preserve">Shingleton, A. W., W. A. Frankino, T. Flatt, H. F. Nijhout, and D. J. Emlen. 2007.</w:t>
+      </w:r>
+      <w:r>
+        <w:t xml:space="preserve"> </w:t>
+      </w:r>
+      <w:hyperlink r:id="rId103">
+        <w:r>
+          <w:rPr>
+            <w:rStyle w:val="Hyperlink"/>
+          </w:rPr>
+          <w:t xml:space="preserve">Size and shape: The developmental regulation of static allometry in insects</w:t>
+        </w:r>
+      </w:hyperlink>
+      <w:r>
+        <w:t xml:space="preserve">. Bioessays 29:536–48.</w:t>
+      </w:r>
+    </w:p>
+    <w:bookmarkEnd w:id="104"/>
+    <w:bookmarkStart w:id="105" w:name="ref-shuster2003"/>
+    <w:p>
+      <w:pPr>
+        <w:pStyle w:val="Bibliography"/>
+      </w:pPr>
+      <w:r>
+        <w:t xml:space="preserve">Shuster, S. M., and M. J. Wade. 2003. Mating</w:t>
+      </w:r>
+      <w:r>
+        <w:t xml:space="preserve"> </w:t>
+      </w:r>
+      <w:r>
+        <w:t xml:space="preserve">Systems</w:t>
+      </w:r>
+      <w:r>
+        <w:t xml:space="preserve"> </w:t>
+      </w:r>
+      <w:r>
+        <w:t xml:space="preserve">and</w:t>
+      </w:r>
+      <w:r>
+        <w:t xml:space="preserve"> </w:t>
+      </w:r>
+      <w:r>
+        <w:t xml:space="preserve">Strategies</w:t>
+      </w:r>
+      <w:r>
+        <w:t xml:space="preserve">. Princeton University Press.</w:t>
+      </w:r>
+    </w:p>
+    <w:bookmarkEnd w:id="105"/>
+    <w:bookmarkStart w:id="107" w:name="ref-simmons1996"/>
+    <w:p>
+      <w:pPr>
+        <w:pStyle w:val="Bibliography"/>
+      </w:pPr>
+      <w:r>
+        <w:t xml:space="preserve">Simmons, L. W., and J. L. Tomkins. 1996.</w:t>
+      </w:r>
+      <w:r>
+        <w:t xml:space="preserve"> </w:t>
+      </w:r>
+      <w:hyperlink r:id="rId106">
+        <w:r>
+          <w:rPr>
+            <w:rStyle w:val="Hyperlink"/>
+          </w:rPr>
+          <w:t xml:space="preserve">Sexual selection and the allometry of earwig forceps</w:t>
+        </w:r>
+      </w:hyperlink>
+      <w:r>
+        <w:t xml:space="preserve">. Evol. Ecol. 10:97–104. Springer.</w:t>
+      </w:r>
+    </w:p>
+    <w:bookmarkEnd w:id="107"/>
+    <w:bookmarkStart w:id="109" w:name="ref-tomkins1999"/>
+    <w:p>
+      <w:pPr>
+        <w:pStyle w:val="Bibliography"/>
+      </w:pPr>
+      <w:r>
+        <w:t xml:space="preserve">Tomkins, J. L. 1999.</w:t>
+      </w:r>
+      <w:r>
+        <w:t xml:space="preserve"> </w:t>
+      </w:r>
+      <w:hyperlink r:id="rId108">
+        <w:r>
+          <w:rPr>
+            <w:rStyle w:val="Hyperlink"/>
+          </w:rPr>
+          <w:t xml:space="preserve">Environmental and genetic determinants of the</w:t>
+        </w:r>
+        <w:r>
+          <w:rPr>
+            <w:rStyle w:val="Hyperlink"/>
+          </w:rPr>
+          <w:t xml:space="preserve"> </w:t>
+        </w:r>
+        <w:r>
+          <w:rPr>
+            <w:rStyle w:val="Hyperlink"/>
+          </w:rPr>
+          <w:t xml:space="preserve">Male</w:t>
+        </w:r>
+        <w:r>
+          <w:rPr>
+            <w:rStyle w:val="Hyperlink"/>
+          </w:rPr>
+          <w:t xml:space="preserve"> </w:t>
+        </w:r>
+        <w:r>
+          <w:rPr>
+            <w:rStyle w:val="Hyperlink"/>
+          </w:rPr>
+          <w:t xml:space="preserve">forceps length dimorphism in the</w:t>
+        </w:r>
+        <w:r>
+          <w:rPr>
+            <w:rStyle w:val="Hyperlink"/>
+          </w:rPr>
+          <w:t xml:space="preserve"> </w:t>
+        </w:r>
+        <w:r>
+          <w:rPr>
+            <w:rStyle w:val="Hyperlink"/>
+          </w:rPr>
+          <w:t xml:space="preserve">European</w:t>
+        </w:r>
+        <w:r>
+          <w:rPr>
+            <w:rStyle w:val="Hyperlink"/>
+          </w:rPr>
+          <w:t xml:space="preserve"> </w:t>
+        </w:r>
+        <w:r>
+          <w:rPr>
+            <w:rStyle w:val="Hyperlink"/>
+          </w:rPr>
+          <w:t xml:space="preserve">earwig</w:t>
+        </w:r>
+        <w:r>
+          <w:rPr>
+            <w:rStyle w:val="Hyperlink"/>
+          </w:rPr>
+          <w:t xml:space="preserve"> </w:t>
+        </w:r>
+        <w:r>
+          <w:rPr>
+            <w:rStyle w:val="Hyperlink"/>
+          </w:rPr>
+          <w:t xml:space="preserve"> </w:t>
+        </w:r>
+        <w:r>
+          <w:rPr>
+            <w:rStyle w:val="Hyperlink"/>
+          </w:rPr>
+          <w:t xml:space="preserve">L</w:t>
+        </w:r>
+        <w:r>
+          <w:rPr>
+            <w:rStyle w:val="Hyperlink"/>
+          </w:rPr>
+          <w:t xml:space="preserve">.</w:t>
+        </w:r>
+      </w:hyperlink>
+      <w:r>
+        <w:t xml:space="preserve"> Behav. Ecol. Sociobiol. 47:1–8. Springer.</w:t>
+      </w:r>
+    </w:p>
+    <w:bookmarkEnd w:id="109"/>
+    <w:bookmarkStart w:id="111" w:name="ref-tomkins2004a"/>
+    <w:p>
+      <w:pPr>
+        <w:pStyle w:val="Bibliography"/>
+      </w:pPr>
+      <w:r>
+        <w:t xml:space="preserve">Tomkins, J. L., and G. S. Brown. 2004.</w:t>
+      </w:r>
+      <w:r>
+        <w:t xml:space="preserve"> </w:t>
+      </w:r>
+      <w:hyperlink r:id="rId110">
+        <w:r>
+          <w:rPr>
+            <w:rStyle w:val="Hyperlink"/>
+          </w:rPr>
+          <w:t xml:space="preserve">Population density drives the local evolution of a threshold dimorphism</w:t>
+        </w:r>
+      </w:hyperlink>
+      <w:r>
+        <w:t xml:space="preserve">. Nature 431:1099–103.</w:t>
+      </w:r>
+    </w:p>
+    <w:bookmarkEnd w:id="111"/>
+    <w:bookmarkStart w:id="113" w:name="ref-tomkins2005a"/>
+    <w:p>
+      <w:pPr>
+        <w:pStyle w:val="Bibliography"/>
+      </w:pPr>
+      <w:r>
+        <w:t xml:space="preserve">Tomkins, J. L., J. S. Kotiaho, and N. R. LeBas. 2005.</w:t>
+      </w:r>
+      <w:r>
+        <w:t xml:space="preserve"> </w:t>
+      </w:r>
+      <w:hyperlink r:id="rId112">
+        <w:r>
+          <w:rPr>
+            <w:rStyle w:val="Hyperlink"/>
+          </w:rPr>
+          <w:t xml:space="preserve">Matters of scale: Positive allometry and the evolution of</w:t>
+        </w:r>
+        <w:r>
+          <w:rPr>
+            <w:rStyle w:val="Hyperlink"/>
+          </w:rPr>
+          <w:t xml:space="preserve"> </w:t>
+        </w:r>
+        <w:r>
+          <w:rPr>
+            <w:rStyle w:val="Hyperlink"/>
+          </w:rPr>
+          <w:t xml:space="preserve">Male</w:t>
+        </w:r>
+        <w:r>
+          <w:rPr>
+            <w:rStyle w:val="Hyperlink"/>
+          </w:rPr>
+          <w:t xml:space="preserve"> </w:t>
+        </w:r>
+        <w:r>
+          <w:rPr>
+            <w:rStyle w:val="Hyperlink"/>
+          </w:rPr>
+          <w:t xml:space="preserve">dimorphisms</w:t>
+        </w:r>
+      </w:hyperlink>
+      <w:r>
+        <w:t xml:space="preserve">. Am. Nat. 165:389–402. The University of Chicago Press.</w:t>
+      </w:r>
+    </w:p>
+    <w:bookmarkEnd w:id="113"/>
+    <w:bookmarkStart w:id="115" w:name="ref-vanlieshout2009"/>
+    <w:p>
+      <w:pPr>
+        <w:pStyle w:val="Bibliography"/>
+      </w:pPr>
+      <w:r>
+        <w:t xml:space="preserve">van Lieshout, E., and M. A. Elgar. 2009.</w:t>
+      </w:r>
+      <w:r>
+        <w:t xml:space="preserve"> </w:t>
+      </w:r>
+      <w:hyperlink r:id="rId114">
+        <w:r>
+          <w:rPr>
+            <w:rStyle w:val="Hyperlink"/>
+          </w:rPr>
+          <w:t xml:space="preserve">Armament under direct sexual selection does not exhibit positive allometry in an earwig</w:t>
+        </w:r>
+      </w:hyperlink>
+      <w:r>
+        <w:t xml:space="preserve">. Behav. Ecol. 20:258–264. Oxford University Press (OUP).</w:t>
+      </w:r>
+    </w:p>
+    <w:bookmarkEnd w:id="115"/>
+    <w:bookmarkStart w:id="117" w:name="ref-vehtari2017"/>
+    <w:p>
+      <w:pPr>
+        <w:pStyle w:val="Bibliography"/>
+      </w:pPr>
+      <w:r>
+        <w:t xml:space="preserve">Vehtari, A., A. Gelman, and J. Gabry. 2017.</w:t>
+      </w:r>
+      <w:r>
+        <w:t xml:space="preserve"> </w:t>
+      </w:r>
+      <w:hyperlink r:id="rId116">
+        <w:r>
+          <w:rPr>
+            <w:rStyle w:val="Hyperlink"/>
+          </w:rPr>
+          <w:t xml:space="preserve">Practical</w:t>
+        </w:r>
+        <w:r>
+          <w:rPr>
+            <w:rStyle w:val="Hyperlink"/>
+          </w:rPr>
+          <w:t xml:space="preserve"> </w:t>
+        </w:r>
+        <w:r>
+          <w:rPr>
+            <w:rStyle w:val="Hyperlink"/>
+          </w:rPr>
+          <w:t xml:space="preserve">ayesian model evaluation using leave-one-out cross-validation and</w:t>
+        </w:r>
+        <w:r>
+          <w:rPr>
+            <w:rStyle w:val="Hyperlink"/>
+          </w:rPr>
+          <w:t xml:space="preserve"> </w:t>
+        </w:r>
+      </w:hyperlink>
+      <w:r>
+        <w:t xml:space="preserve">. Stat. Comput. 27:1413–1432.</w:t>
+      </w:r>
+      <w:r>
+        <w:t xml:space="preserve"> </w:t>
+      </w:r>
+      <w:r>
+        <w:t xml:space="preserve">Springer Science and Business Media LLC</w:t>
+      </w:r>
+      <w:r>
+        <w:t xml:space="preserve">.</w:t>
+      </w:r>
+    </w:p>
+    <w:bookmarkEnd w:id="117"/>
+    <w:bookmarkStart w:id="119" w:name="ref-vehtari2021"/>
+    <w:p>
+      <w:pPr>
+        <w:pStyle w:val="Bibliography"/>
+      </w:pPr>
+      <w:r>
+        <w:t xml:space="preserve">Vehtari, A., A. Gelman, D. Simpson, B. Carpenter, and P.-C. Bürkner. 2021.</w:t>
+      </w:r>
+      <w:r>
+        <w:t xml:space="preserve"> </w:t>
+      </w:r>
+      <w:hyperlink r:id="rId118">
+        <w:r>
+          <w:rPr>
+            <w:rStyle w:val="Hyperlink"/>
+          </w:rPr>
+          <w:t xml:space="preserve">Rank-</w:t>
+        </w:r>
+        <w:r>
+          <w:rPr>
+            <w:rStyle w:val="Hyperlink"/>
+          </w:rPr>
+          <w:t xml:space="preserve">Normalization</w:t>
+        </w:r>
+        <w:r>
+          <w:rPr>
+            <w:rStyle w:val="Hyperlink"/>
+          </w:rPr>
+          <w:t xml:space="preserve">,</w:t>
+        </w:r>
+        <w:r>
+          <w:rPr>
+            <w:rStyle w:val="Hyperlink"/>
+          </w:rPr>
+          <w:t xml:space="preserve"> </w:t>
+        </w:r>
+        <w:r>
+          <w:rPr>
+            <w:rStyle w:val="Hyperlink"/>
+          </w:rPr>
+          <w:t xml:space="preserve">Folding</w:t>
+        </w:r>
+        <w:r>
+          <w:rPr>
+            <w:rStyle w:val="Hyperlink"/>
+          </w:rPr>
+          <w:t xml:space="preserve">, and</w:t>
+        </w:r>
+        <w:r>
+          <w:rPr>
+            <w:rStyle w:val="Hyperlink"/>
+          </w:rPr>
+          <w:t xml:space="preserve"> </w:t>
+        </w:r>
+        <w:r>
+          <w:rPr>
+            <w:rStyle w:val="Hyperlink"/>
+          </w:rPr>
+          <w:t xml:space="preserve">Localization</w:t>
+        </w:r>
+        <w:r>
+          <w:rPr>
+            <w:rStyle w:val="Hyperlink"/>
+          </w:rPr>
+          <w:t xml:space="preserve">:</w:t>
+        </w:r>
+        <w:r>
+          <w:rPr>
+            <w:rStyle w:val="Hyperlink"/>
+          </w:rPr>
+          <w:t xml:space="preserve"> </w:t>
+        </w:r>
+        <w:r>
+          <w:rPr>
+            <w:rStyle w:val="Hyperlink"/>
+          </w:rPr>
+          <w:t xml:space="preserve">An Improved R^</w:t>
+        </w:r>
+        <w:r>
+          <w:rPr>
+            <w:rStyle w:val="Hyperlink"/>
+          </w:rPr>
+          <w:t xml:space="preserve"> </w:t>
+        </w:r>
+        <w:r>
+          <w:rPr>
+            <w:rStyle w:val="Hyperlink"/>
+          </w:rPr>
+          <w:t xml:space="preserve">for</w:t>
+        </w:r>
+        <w:r>
+          <w:rPr>
+            <w:rStyle w:val="Hyperlink"/>
+          </w:rPr>
+          <w:t xml:space="preserve"> </w:t>
+        </w:r>
+        <w:r>
+          <w:rPr>
+            <w:rStyle w:val="Hyperlink"/>
+          </w:rPr>
+          <w:t xml:space="preserve">Assessing Convergence</w:t>
+        </w:r>
+        <w:r>
+          <w:rPr>
+            <w:rStyle w:val="Hyperlink"/>
+          </w:rPr>
+          <w:t xml:space="preserve"> </w:t>
+        </w:r>
+        <w:r>
+          <w:rPr>
+            <w:rStyle w:val="Hyperlink"/>
+          </w:rPr>
+          <w:t xml:space="preserve">of</w:t>
+        </w:r>
+        <w:r>
+          <w:rPr>
+            <w:rStyle w:val="Hyperlink"/>
+          </w:rPr>
+          <w:t xml:space="preserve"> </w:t>
+        </w:r>
+        <w:r>
+          <w:rPr>
+            <w:rStyle w:val="Hyperlink"/>
+          </w:rPr>
+          <w:t xml:space="preserve">MCMC</w:t>
+        </w:r>
+        <w:r>
+          <w:rPr>
+            <w:rStyle w:val="Hyperlink"/>
+          </w:rPr>
+          <w:t xml:space="preserve"> </w:t>
+        </w:r>
+        <w:r>
+          <w:rPr>
+            <w:rStyle w:val="Hyperlink"/>
+          </w:rPr>
+          <w:t xml:space="preserve">(with</w:t>
+        </w:r>
+        <w:r>
+          <w:rPr>
+            <w:rStyle w:val="Hyperlink"/>
+          </w:rPr>
+          <w:t xml:space="preserve"> </w:t>
+        </w:r>
+        <w:r>
+          <w:rPr>
+            <w:rStyle w:val="Hyperlink"/>
+          </w:rPr>
+          <w:t xml:space="preserve">Discussion</w:t>
         </w:r>
         <w:r>
           <w:rPr>
@@ -2624,768 +3327,41 @@
         </w:r>
       </w:hyperlink>
       <w:r>
-        <w:t xml:space="preserve">. Annu. Rev. Entomol. 69:259–276. Annual Reviews.</w:t>
-      </w:r>
-    </w:p>
-    <w:bookmarkEnd w:id="89"/>
-    <w:bookmarkStart w:id="91" w:name="ref-nijhout2012"/>
+        <w:t xml:space="preserve">. Bayesian Anal. 16.</w:t>
+      </w:r>
+    </w:p>
+    <w:bookmarkEnd w:id="119"/>
+    <w:bookmarkStart w:id="121" w:name="ref-voje2016"/>
     <w:p>
       <w:pPr>
         <w:pStyle w:val="Bibliography"/>
       </w:pPr>
       <w:r>
-        <w:t xml:space="preserve">Nijhout, H. F., and R. Z. German. 2012.</w:t>
-      </w:r>
-      <w:r>
-        <w:t xml:space="preserve"> </w:t>
-      </w:r>
-      <w:hyperlink r:id="rId90">
-        <w:r>
-          <w:rPr>
-            <w:rStyle w:val="Hyperlink"/>
-          </w:rPr>
-          <w:t xml:space="preserve">Developmental causes of allometry: New models and implications for phenotypic plasticity and evolution</w:t>
+        <w:t xml:space="preserve">Voje, K. L. 2016.</w:t>
+      </w:r>
+      <w:r>
+        <w:t xml:space="preserve"> </w:t>
+      </w:r>
+      <w:hyperlink r:id="rId120">
+        <w:r>
+          <w:rPr>
+            <w:rStyle w:val="Hyperlink"/>
+          </w:rPr>
+          <w:t xml:space="preserve">Scaling of morphological characters across trait type, sex, and environment: A meta-analysis of static allometries</w:t>
         </w:r>
       </w:hyperlink>
       <w:r>
-        <w:t xml:space="preserve">. Integr Comp Biol 52:43–52.</w:t>
-      </w:r>
-    </w:p>
-    <w:bookmarkEnd w:id="91"/>
-    <w:bookmarkStart w:id="92" w:name="ref-oliveira2008"/>
-    <w:p>
-      <w:pPr>
-        <w:pStyle w:val="Bibliography"/>
-      </w:pPr>
-      <w:r>
-        <w:t xml:space="preserve">Oliveira, R. F., M. Taborsky, and H. J. Brockmann. 2008. Alternative</w:t>
-      </w:r>
-      <w:r>
-        <w:t xml:space="preserve"> </w:t>
-      </w:r>
-      <w:r>
-        <w:t xml:space="preserve">Reproductive Tactics</w:t>
-      </w:r>
-      <w:r>
-        <w:t xml:space="preserve">. Cambridge University Press.</w:t>
-      </w:r>
-    </w:p>
-    <w:bookmarkEnd w:id="92"/>
-    <w:bookmarkStart w:id="93" w:name="ref-ozkansubmitted"/>
-    <w:p>
-      <w:pPr>
-        <w:pStyle w:val="Bibliography"/>
-      </w:pPr>
-      <w:r>
-        <w:t xml:space="preserve">Ozkan, C., and C. D. Kelly. submitted. Hierarchical structuring of weapon allometry in the</w:t>
-      </w:r>
-      <w:r>
-        <w:t xml:space="preserve"> </w:t>
-      </w:r>
-      <w:r>
-        <w:t xml:space="preserve">European</w:t>
-      </w:r>
-      <w:r>
-        <w:t xml:space="preserve"> </w:t>
-      </w:r>
-      <w:r>
-        <w:t xml:space="preserve">earwig and its evolutionary consequences. Evolution.</w:t>
-      </w:r>
-    </w:p>
-    <w:bookmarkEnd w:id="93"/>
-    <w:bookmarkStart w:id="95" w:name="ref-painting2024"/>
-    <w:p>
-      <w:pPr>
-        <w:pStyle w:val="Bibliography"/>
-      </w:pPr>
-      <w:r>
-        <w:t xml:space="preserve">Painting, C. J., M. R. E. Symonds, and G. I. Holwell. 2024.</w:t>
-      </w:r>
-      <w:r>
-        <w:t xml:space="preserve"> </w:t>
-      </w:r>
-      <w:hyperlink r:id="rId94">
-        <w:r>
-          <w:rPr>
-            <w:rStyle w:val="Hyperlink"/>
-          </w:rPr>
-          <w:t xml:space="preserve">The evolution of positive allometry and exaggerated traits in a diverse beetle clade</w:t>
-        </w:r>
-      </w:hyperlink>
-      <w:r>
-        <w:t xml:space="preserve">. Funct. Ecol. 38:1265–1283. Wiley.</w:t>
-      </w:r>
-    </w:p>
-    <w:bookmarkEnd w:id="95"/>
-    <w:bookmarkStart w:id="97" w:name="ref-pelabon2014"/>
-    <w:p>
-      <w:pPr>
-        <w:pStyle w:val="Bibliography"/>
-      </w:pPr>
-      <w:r>
-        <w:t xml:space="preserve">Pélabon, C., C. Firmat, G. H. Bolstad, K. L. Voje, D. Houle, J. Cassara, A. L. Rouzic, and T. F. Hansen. 2014.</w:t>
-      </w:r>
-      <w:r>
-        <w:t xml:space="preserve"> </w:t>
-      </w:r>
-      <w:hyperlink r:id="rId96">
-        <w:r>
-          <w:rPr>
-            <w:rStyle w:val="Hyperlink"/>
-          </w:rPr>
-          <w:t xml:space="preserve">Evolution of morphological allometry</w:t>
-        </w:r>
-      </w:hyperlink>
-      <w:r>
-        <w:t xml:space="preserve">. Ann N Acad Sci 1320:58–75.</w:t>
-      </w:r>
-    </w:p>
-    <w:bookmarkEnd w:id="97"/>
-    <w:bookmarkStart w:id="99" w:name="ref-prates2013"/>
-    <w:p>
-      <w:pPr>
-        <w:pStyle w:val="Bibliography"/>
-      </w:pPr>
-      <w:r>
-        <w:t xml:space="preserve">Prates, M. O., C. R. B. Cabral, and V. H. Lachos. 2013.</w:t>
-      </w:r>
-      <w:r>
-        <w:t xml:space="preserve"> </w:t>
-      </w:r>
-      <w:hyperlink r:id="rId98">
-        <w:r>
-          <w:rPr>
-            <w:rStyle w:val="Hyperlink"/>
-          </w:rPr>
-          <w:t xml:space="preserve">Mixsmsn:</w:t>
-        </w:r>
-        <w:r>
-          <w:rPr>
-            <w:rStyle w:val="Hyperlink"/>
-          </w:rPr>
-          <w:t xml:space="preserve"> </w:t>
-        </w:r>
-        <w:r>
-          <w:rPr>
-            <w:rStyle w:val="Hyperlink"/>
-          </w:rPr>
-          <w:t xml:space="preserve">Itting finite mixture of scale mixture of skew-normal distributions</w:t>
-        </w:r>
-      </w:hyperlink>
-      <w:r>
-        <w:t xml:space="preserve">. J. Stat. Softw. 54:96–114. Foundation for Open Access Statistic.</w:t>
-      </w:r>
-    </w:p>
-    <w:bookmarkEnd w:id="99"/>
-    <w:bookmarkStart w:id="100" w:name="ref-rcoreteam2025"/>
-    <w:p>
-      <w:pPr>
-        <w:pStyle w:val="Bibliography"/>
-      </w:pPr>
-      <w:r>
-        <w:t xml:space="preserve">R Core Team. 2025. R:</w:t>
-      </w:r>
-      <w:r>
-        <w:t xml:space="preserve"> </w:t>
-      </w:r>
-      <w:r>
-        <w:t xml:space="preserve">A</w:t>
-      </w:r>
-      <w:r>
-        <w:t xml:space="preserve"> </w:t>
-      </w:r>
-      <w:r>
-        <w:t xml:space="preserve">language and environment for statistical computing. R Foundation for Statistical Computing.</w:t>
-      </w:r>
-    </w:p>
-    <w:bookmarkEnd w:id="100"/>
-    <w:bookmarkStart w:id="102" w:name="ref-rowe1996"/>
-    <w:p>
-      <w:pPr>
-        <w:pStyle w:val="Bibliography"/>
-      </w:pPr>
-      <w:r>
-        <w:t xml:space="preserve">Rowe, L., and D. Houle. 1996.</w:t>
-      </w:r>
-      <w:r>
-        <w:t xml:space="preserve"> </w:t>
-      </w:r>
-      <w:hyperlink r:id="rId101">
-        <w:r>
-          <w:rPr>
-            <w:rStyle w:val="Hyperlink"/>
-          </w:rPr>
-          <w:t xml:space="preserve">The lek paradox and the capture of genetic variance by condition dependent traits</w:t>
-        </w:r>
-      </w:hyperlink>
-      <w:r>
-        <w:t xml:space="preserve">. Proc. R. Soc. Lond. B Biol. Sci. 263:1415–1421. The Royal Society.</w:t>
-      </w:r>
-    </w:p>
-    <w:bookmarkEnd w:id="102"/>
-    <w:bookmarkStart w:id="104" w:name="ref-schindelin2012"/>
-    <w:p>
-      <w:pPr>
-        <w:pStyle w:val="Bibliography"/>
-      </w:pPr>
-      <w:r>
-        <w:t xml:space="preserve">Schindelin, J., I. Arganda-Carreras, E. Frise, V. Kaynig, M. Longair, T. Pietzsch, S. Preibisch, C. Rueden, S. Saalfeld, B. Schmid, J.-Y. Tinevez, D. J. White, V. Hartenstein, K. Eliceiri, P. Tomancak, and A. Cardona. 2012.</w:t>
-      </w:r>
-      <w:r>
-        <w:t xml:space="preserve"> </w:t>
-      </w:r>
-      <w:hyperlink r:id="rId103">
-        <w:r>
-          <w:rPr>
-            <w:rStyle w:val="Hyperlink"/>
-          </w:rPr>
-          <w:t xml:space="preserve">Fiji: An open-source platform for biological-image analysis.</w:t>
-        </w:r>
-      </w:hyperlink>
-      <w:r>
-        <w:t xml:space="preserve"> Nature Methods 9:676–82.</w:t>
-      </w:r>
-    </w:p>
-    <w:bookmarkEnd w:id="104"/>
-    <w:bookmarkStart w:id="106" w:name="ref-shingleton2013"/>
-    <w:p>
-      <w:pPr>
-        <w:pStyle w:val="Bibliography"/>
-      </w:pPr>
-      <w:r>
-        <w:t xml:space="preserve">Shingleton, A. W., and W. A. Frankino. 2013.</w:t>
-      </w:r>
-      <w:r>
-        <w:t xml:space="preserve"> </w:t>
-      </w:r>
-      <w:hyperlink r:id="rId105">
-        <w:r>
-          <w:rPr>
-            <w:rStyle w:val="Hyperlink"/>
-          </w:rPr>
-          <w:t xml:space="preserve">New perspectives on the evolution of exaggerated traits</w:t>
-        </w:r>
-      </w:hyperlink>
-      <w:r>
-        <w:t xml:space="preserve">. Bioessays 35:100–7.</w:t>
-      </w:r>
-    </w:p>
-    <w:bookmarkEnd w:id="106"/>
-    <w:bookmarkStart w:id="108" w:name="ref-shingleton2007"/>
-    <w:p>
-      <w:pPr>
-        <w:pStyle w:val="Bibliography"/>
-      </w:pPr>
-      <w:r>
-        <w:t xml:space="preserve">Shingleton, A. W., W. A. Frankino, T. Flatt, H. F. Nijhout, and D. J. Emlen. 2007.</w:t>
-      </w:r>
-      <w:r>
-        <w:t xml:space="preserve"> </w:t>
-      </w:r>
-      <w:hyperlink r:id="rId107">
-        <w:r>
-          <w:rPr>
-            <w:rStyle w:val="Hyperlink"/>
-          </w:rPr>
-          <w:t xml:space="preserve">Size and shape: The developmental regulation of static allometry in insects</w:t>
-        </w:r>
-      </w:hyperlink>
-      <w:r>
-        <w:t xml:space="preserve">. Bioessays 29:536–48.</w:t>
-      </w:r>
-    </w:p>
-    <w:bookmarkEnd w:id="108"/>
-    <w:bookmarkStart w:id="109" w:name="ref-shuster2003"/>
-    <w:p>
-      <w:pPr>
-        <w:pStyle w:val="Bibliography"/>
-      </w:pPr>
-      <w:r>
-        <w:t xml:space="preserve">Shuster, S. M., and M. J. Wade. 2003. Mating</w:t>
-      </w:r>
-      <w:r>
-        <w:t xml:space="preserve"> </w:t>
-      </w:r>
-      <w:r>
-        <w:t xml:space="preserve">Systems</w:t>
-      </w:r>
-      <w:r>
-        <w:t xml:space="preserve"> </w:t>
-      </w:r>
-      <w:r>
-        <w:t xml:space="preserve">and</w:t>
-      </w:r>
-      <w:r>
-        <w:t xml:space="preserve"> </w:t>
-      </w:r>
-      <w:r>
-        <w:t xml:space="preserve">Strategies</w:t>
-      </w:r>
-      <w:r>
-        <w:t xml:space="preserve">. Princeton University Press.</w:t>
-      </w:r>
-    </w:p>
-    <w:bookmarkEnd w:id="109"/>
-    <w:bookmarkStart w:id="111" w:name="ref-simmons1996"/>
-    <w:p>
-      <w:pPr>
-        <w:pStyle w:val="Bibliography"/>
-      </w:pPr>
-      <w:r>
-        <w:t xml:space="preserve">Simmons, L. W., and J. L. Tomkins. 1996.</w:t>
-      </w:r>
-      <w:r>
-        <w:t xml:space="preserve"> </w:t>
-      </w:r>
-      <w:hyperlink r:id="rId110">
-        <w:r>
-          <w:rPr>
-            <w:rStyle w:val="Hyperlink"/>
-          </w:rPr>
-          <w:t xml:space="preserve">Sexual selection and the allometry of earwig forceps</w:t>
-        </w:r>
-      </w:hyperlink>
-      <w:r>
-        <w:t xml:space="preserve">. Evol. Ecol. 10:97–104. Springer.</w:t>
-      </w:r>
-    </w:p>
-    <w:bookmarkEnd w:id="111"/>
-    <w:bookmarkStart w:id="113" w:name="ref-tomkins1999"/>
-    <w:p>
-      <w:pPr>
-        <w:pStyle w:val="Bibliography"/>
-      </w:pPr>
-      <w:r>
-        <w:t xml:space="preserve">Tomkins, J. L. 1999.</w:t>
-      </w:r>
-      <w:r>
-        <w:t xml:space="preserve"> </w:t>
-      </w:r>
-      <w:hyperlink r:id="rId112">
-        <w:r>
-          <w:rPr>
-            <w:rStyle w:val="Hyperlink"/>
-          </w:rPr>
-          <w:t xml:space="preserve">Environmental and genetic determinants of the</w:t>
-        </w:r>
-        <w:r>
-          <w:rPr>
-            <w:rStyle w:val="Hyperlink"/>
-          </w:rPr>
-          <w:t xml:space="preserve"> </w:t>
-        </w:r>
-        <w:r>
-          <w:rPr>
-            <w:rStyle w:val="Hyperlink"/>
-          </w:rPr>
-          <w:t xml:space="preserve">Male</w:t>
-        </w:r>
-        <w:r>
-          <w:rPr>
-            <w:rStyle w:val="Hyperlink"/>
-          </w:rPr>
-          <w:t xml:space="preserve"> </w:t>
-        </w:r>
-        <w:r>
-          <w:rPr>
-            <w:rStyle w:val="Hyperlink"/>
-          </w:rPr>
-          <w:t xml:space="preserve">forceps length dimorphism in the</w:t>
-        </w:r>
-        <w:r>
-          <w:rPr>
-            <w:rStyle w:val="Hyperlink"/>
-          </w:rPr>
-          <w:t xml:space="preserve"> </w:t>
-        </w:r>
-        <w:r>
-          <w:rPr>
-            <w:rStyle w:val="Hyperlink"/>
-          </w:rPr>
-          <w:t xml:space="preserve">European</w:t>
-        </w:r>
-        <w:r>
-          <w:rPr>
-            <w:rStyle w:val="Hyperlink"/>
-          </w:rPr>
-          <w:t xml:space="preserve"> </w:t>
-        </w:r>
-        <w:r>
-          <w:rPr>
-            <w:rStyle w:val="Hyperlink"/>
-          </w:rPr>
-          <w:t xml:space="preserve">earwig</w:t>
-        </w:r>
-        <w:r>
-          <w:rPr>
-            <w:rStyle w:val="Hyperlink"/>
-          </w:rPr>
-          <w:t xml:space="preserve"> </w:t>
-        </w:r>
-        <w:r>
-          <w:rPr>
-            <w:rStyle w:val="Hyperlink"/>
-          </w:rPr>
-          <w:t xml:space="preserve"> </w:t>
-        </w:r>
-        <w:r>
-          <w:rPr>
-            <w:rStyle w:val="Hyperlink"/>
-          </w:rPr>
-          <w:t xml:space="preserve">L</w:t>
-        </w:r>
-        <w:r>
-          <w:rPr>
-            <w:rStyle w:val="Hyperlink"/>
-          </w:rPr>
-          <w:t xml:space="preserve">.</w:t>
-        </w:r>
-      </w:hyperlink>
-      <w:r>
-        <w:t xml:space="preserve"> Behav. Ecol. Sociobiol. 47:1–8. Springer.</w:t>
-      </w:r>
-    </w:p>
-    <w:bookmarkEnd w:id="113"/>
-    <w:bookmarkStart w:id="115" w:name="ref-tomkins2004a"/>
-    <w:p>
-      <w:pPr>
-        <w:pStyle w:val="Bibliography"/>
-      </w:pPr>
-      <w:r>
-        <w:t xml:space="preserve">Tomkins, J. L., and G. S. Brown. 2004.</w:t>
-      </w:r>
-      <w:r>
-        <w:t xml:space="preserve"> </w:t>
-      </w:r>
-      <w:hyperlink r:id="rId114">
-        <w:r>
-          <w:rPr>
-            <w:rStyle w:val="Hyperlink"/>
-          </w:rPr>
-          <w:t xml:space="preserve">Population density drives the local evolution of a threshold dimorphism</w:t>
-        </w:r>
-      </w:hyperlink>
-      <w:r>
-        <w:t xml:space="preserve">. Nature 431:1099–103.</w:t>
-      </w:r>
-    </w:p>
-    <w:bookmarkEnd w:id="115"/>
-    <w:bookmarkStart w:id="117" w:name="ref-tomkins2005a"/>
-    <w:p>
-      <w:pPr>
-        <w:pStyle w:val="Bibliography"/>
-      </w:pPr>
-      <w:r>
-        <w:t xml:space="preserve">Tomkins, J. L., J. S. Kotiaho, and N. R. LeBas. 2005.</w:t>
-      </w:r>
-      <w:r>
-        <w:t xml:space="preserve"> </w:t>
-      </w:r>
-      <w:hyperlink r:id="rId116">
-        <w:r>
-          <w:rPr>
-            <w:rStyle w:val="Hyperlink"/>
-          </w:rPr>
-          <w:t xml:space="preserve">Matters of scale: Positive allometry and the evolution of</w:t>
-        </w:r>
-        <w:r>
-          <w:rPr>
-            <w:rStyle w:val="Hyperlink"/>
-          </w:rPr>
-          <w:t xml:space="preserve"> </w:t>
-        </w:r>
-        <w:r>
-          <w:rPr>
-            <w:rStyle w:val="Hyperlink"/>
-          </w:rPr>
-          <w:t xml:space="preserve">Male</w:t>
-        </w:r>
-        <w:r>
-          <w:rPr>
-            <w:rStyle w:val="Hyperlink"/>
-          </w:rPr>
-          <w:t xml:space="preserve"> </w:t>
-        </w:r>
-        <w:r>
-          <w:rPr>
-            <w:rStyle w:val="Hyperlink"/>
-          </w:rPr>
-          <w:t xml:space="preserve">dimorphisms</w:t>
-        </w:r>
-      </w:hyperlink>
-      <w:r>
-        <w:t xml:space="preserve">. Am. Nat. 165:389–402. The University of Chicago Press.</w:t>
-      </w:r>
-    </w:p>
-    <w:bookmarkEnd w:id="117"/>
-    <w:bookmarkStart w:id="119" w:name="ref-vanlieshout2009"/>
-    <w:p>
-      <w:pPr>
-        <w:pStyle w:val="Bibliography"/>
-      </w:pPr>
-      <w:r>
-        <w:t xml:space="preserve">van Lieshout, E., and M. A. Elgar. 2009.</w:t>
-      </w:r>
-      <w:r>
-        <w:t xml:space="preserve"> </w:t>
-      </w:r>
-      <w:hyperlink r:id="rId118">
-        <w:r>
-          <w:rPr>
-            <w:rStyle w:val="Hyperlink"/>
-          </w:rPr>
-          <w:t xml:space="preserve">Armament under direct sexual selection does not exhibit positive allometry in an earwig</w:t>
-        </w:r>
-      </w:hyperlink>
-      <w:r>
-        <w:t xml:space="preserve">. Behav. Ecol. 20:258–264. Oxford University Press (OUP).</w:t>
-      </w:r>
-    </w:p>
-    <w:bookmarkEnd w:id="119"/>
-    <w:bookmarkStart w:id="121" w:name="ref-vehtari2017"/>
-    <w:p>
-      <w:pPr>
-        <w:pStyle w:val="Bibliography"/>
-      </w:pPr>
-      <w:r>
-        <w:t xml:space="preserve">Vehtari, A., A. Gelman, and J. Gabry. 2017.</w:t>
-      </w:r>
-      <w:r>
-        <w:t xml:space="preserve"> </w:t>
-      </w:r>
-      <w:hyperlink r:id="rId120">
-        <w:r>
-          <w:rPr>
-            <w:rStyle w:val="Hyperlink"/>
-          </w:rPr>
-          <w:t xml:space="preserve">Practical</w:t>
-        </w:r>
-        <w:r>
-          <w:rPr>
-            <w:rStyle w:val="Hyperlink"/>
-          </w:rPr>
-          <w:t xml:space="preserve"> </w:t>
-        </w:r>
-        <w:r>
-          <w:rPr>
-            <w:rStyle w:val="Hyperlink"/>
-          </w:rPr>
-          <w:t xml:space="preserve">ayesian model evaluation using leave-one-out cross-validation and</w:t>
-        </w:r>
-        <w:r>
-          <w:rPr>
-            <w:rStyle w:val="Hyperlink"/>
-          </w:rPr>
-          <w:t xml:space="preserve"> </w:t>
-        </w:r>
-      </w:hyperlink>
-      <w:r>
-        <w:t xml:space="preserve">. Stat. Comput. 27:1413–1432.</w:t>
-      </w:r>
-      <w:r>
-        <w:t xml:space="preserve"> </w:t>
-      </w:r>
-      <w:r>
-        <w:t xml:space="preserve">Springer Science and Business Media LLC</w:t>
-      </w:r>
-      <w:r>
-        <w:t xml:space="preserve">.</w:t>
+        <w:t xml:space="preserve">. Am. Nat. 187:89–98.</w:t>
       </w:r>
     </w:p>
     <w:bookmarkEnd w:id="121"/>
-    <w:bookmarkStart w:id="123" w:name="ref-vehtari2021"/>
-    <w:p>
-      <w:pPr>
-        <w:pStyle w:val="Bibliography"/>
-      </w:pPr>
-      <w:r>
-        <w:t xml:space="preserve">Vehtari, A., A. Gelman, D. Simpson, B. Carpenter, and P.-C. Bürkner. 2021.</w:t>
-      </w:r>
-      <w:r>
-        <w:t xml:space="preserve"> </w:t>
-      </w:r>
-      <w:hyperlink r:id="rId122">
-        <w:r>
-          <w:rPr>
-            <w:rStyle w:val="Hyperlink"/>
-          </w:rPr>
-          <w:t xml:space="preserve">Rank-</w:t>
-        </w:r>
-        <w:r>
-          <w:rPr>
-            <w:rStyle w:val="Hyperlink"/>
-          </w:rPr>
-          <w:t xml:space="preserve">Normalization</w:t>
-        </w:r>
-        <w:r>
-          <w:rPr>
-            <w:rStyle w:val="Hyperlink"/>
-          </w:rPr>
-          <w:t xml:space="preserve">,</w:t>
-        </w:r>
-        <w:r>
-          <w:rPr>
-            <w:rStyle w:val="Hyperlink"/>
-          </w:rPr>
-          <w:t xml:space="preserve"> </w:t>
-        </w:r>
-        <w:r>
-          <w:rPr>
-            <w:rStyle w:val="Hyperlink"/>
-          </w:rPr>
-          <w:t xml:space="preserve">Folding</w:t>
-        </w:r>
-        <w:r>
-          <w:rPr>
-            <w:rStyle w:val="Hyperlink"/>
-          </w:rPr>
-          <w:t xml:space="preserve">, and</w:t>
-        </w:r>
-        <w:r>
-          <w:rPr>
-            <w:rStyle w:val="Hyperlink"/>
-          </w:rPr>
-          <w:t xml:space="preserve"> </w:t>
-        </w:r>
-        <w:r>
-          <w:rPr>
-            <w:rStyle w:val="Hyperlink"/>
-          </w:rPr>
-          <w:t xml:space="preserve">Localization</w:t>
-        </w:r>
-        <w:r>
-          <w:rPr>
-            <w:rStyle w:val="Hyperlink"/>
-          </w:rPr>
-          <w:t xml:space="preserve">:</w:t>
-        </w:r>
-        <w:r>
-          <w:rPr>
-            <w:rStyle w:val="Hyperlink"/>
-          </w:rPr>
-          <w:t xml:space="preserve"> </w:t>
-        </w:r>
-        <w:r>
-          <w:rPr>
-            <w:rStyle w:val="Hyperlink"/>
-          </w:rPr>
-          <w:t xml:space="preserve">An Improved R^</w:t>
-        </w:r>
-        <w:r>
-          <w:rPr>
-            <w:rStyle w:val="Hyperlink"/>
-          </w:rPr>
-          <w:t xml:space="preserve"> </w:t>
-        </w:r>
-        <w:r>
-          <w:rPr>
-            <w:rStyle w:val="Hyperlink"/>
-          </w:rPr>
-          <w:t xml:space="preserve">for</w:t>
-        </w:r>
-        <w:r>
-          <w:rPr>
-            <w:rStyle w:val="Hyperlink"/>
-          </w:rPr>
-          <w:t xml:space="preserve"> </w:t>
-        </w:r>
-        <w:r>
-          <w:rPr>
-            <w:rStyle w:val="Hyperlink"/>
-          </w:rPr>
-          <w:t xml:space="preserve">Assessing Convergence</w:t>
-        </w:r>
-        <w:r>
-          <w:rPr>
-            <w:rStyle w:val="Hyperlink"/>
-          </w:rPr>
-          <w:t xml:space="preserve"> </w:t>
-        </w:r>
-        <w:r>
-          <w:rPr>
-            <w:rStyle w:val="Hyperlink"/>
-          </w:rPr>
-          <w:t xml:space="preserve">of</w:t>
-        </w:r>
-        <w:r>
-          <w:rPr>
-            <w:rStyle w:val="Hyperlink"/>
-          </w:rPr>
-          <w:t xml:space="preserve"> </w:t>
-        </w:r>
-        <w:r>
-          <w:rPr>
-            <w:rStyle w:val="Hyperlink"/>
-          </w:rPr>
-          <w:t xml:space="preserve">MCMC</w:t>
-        </w:r>
-        <w:r>
-          <w:rPr>
-            <w:rStyle w:val="Hyperlink"/>
-          </w:rPr>
-          <w:t xml:space="preserve"> </w:t>
-        </w:r>
-        <w:r>
-          <w:rPr>
-            <w:rStyle w:val="Hyperlink"/>
-          </w:rPr>
-          <w:t xml:space="preserve">(with</w:t>
-        </w:r>
-        <w:r>
-          <w:rPr>
-            <w:rStyle w:val="Hyperlink"/>
-          </w:rPr>
-          <w:t xml:space="preserve"> </w:t>
-        </w:r>
-        <w:r>
-          <w:rPr>
-            <w:rStyle w:val="Hyperlink"/>
-          </w:rPr>
-          <w:t xml:space="preserve">Discussion</w:t>
-        </w:r>
-        <w:r>
-          <w:rPr>
-            <w:rStyle w:val="Hyperlink"/>
-          </w:rPr>
-          <w:t xml:space="preserve">)</w:t>
-        </w:r>
-      </w:hyperlink>
-      <w:r>
-        <w:t xml:space="preserve">. Bayesian Anal. 16.</w:t>
-      </w:r>
-    </w:p>
-    <w:bookmarkEnd w:id="123"/>
-    <w:bookmarkStart w:id="125" w:name="ref-voje2016"/>
-    <w:p>
-      <w:pPr>
-        <w:pStyle w:val="Bibliography"/>
-      </w:pPr>
-      <w:r>
-        <w:t xml:space="preserve">Voje, K. L. 2016.</w:t>
-      </w:r>
-      <w:r>
-        <w:t xml:space="preserve"> </w:t>
-      </w:r>
-      <w:hyperlink r:id="rId124">
-        <w:r>
-          <w:rPr>
-            <w:rStyle w:val="Hyperlink"/>
-          </w:rPr>
-          <w:t xml:space="preserve">Scaling of morphological characters across trait type, sex, and environment: A meta-analysis of static allometries</w:t>
-        </w:r>
-      </w:hyperlink>
-      <w:r>
-        <w:t xml:space="preserve">. Am. Nat. 187:89–98.</w:t>
-      </w:r>
-    </w:p>
-    <w:bookmarkEnd w:id="125"/>
-    <w:bookmarkEnd w:id="126"/>
+    <w:bookmarkEnd w:id="122"/>
     <w:p>
       <w:r>
         <w:br w:type="page"/>
       </w:r>
     </w:p>
-    <w:bookmarkStart w:id="139" w:name="figures"/>
+    <w:bookmarkStart w:id="135" w:name="figures"/>
     <w:p>
       <w:pPr>
         <w:pStyle w:val="Heading2"/>
@@ -3407,7 +3383,7 @@
       <w:tr>
         <w:tc>
           <w:tcPr/>
-          <w:bookmarkStart w:id="130" w:name="fig-one"/>
+          <w:bookmarkStart w:id="126" w:name="fig-one"/>
           <w:p>
             <w:pPr>
               <w:pStyle w:val="Compact"/>
@@ -3418,18 +3394,18 @@
                 <wp:inline>
                   <wp:extent cx="3121199" cy="5957999"/>
                   <wp:effectExtent b="0" l="0" r="0" t="0"/>
-                  <wp:docPr descr="" title="" id="128" name="Picture"/>
+                  <wp:docPr descr="" title="" id="124" name="Picture"/>
                   <a:graphic>
                     <a:graphicData uri="http://schemas.openxmlformats.org/drawingml/2006/picture">
                       <pic:pic>
                         <pic:nvPicPr>
-                          <pic:cNvPr descr="figure_1.jpg" id="129" name="Picture"/>
+                          <pic:cNvPr descr="figure_1.jpg" id="125" name="Picture"/>
                           <pic:cNvPicPr>
                             <a:picLocks noChangeArrowheads="1" noChangeAspect="1"/>
                           </pic:cNvPicPr>
                         </pic:nvPicPr>
                         <pic:blipFill>
-                          <a:blip r:embed="rId127"/>
+                          <a:blip r:embed="rId123"/>
                           <a:stretch>
                             <a:fillRect/>
                           </a:stretch>
@@ -3466,10 +3442,10 @@
               <w:pStyle w:val="ImageCaption"/>
             </w:pPr>
             <w:r>
-              <w:t xml:space="preserve">Figure 1: Visual comparison of forceps size and shape across sexes and male morphs: (a) female, (b) brachylabic male, and (c) macrolabic male. Macrolabic males display exaggerated forceps consistent with positive allometry, while brachylabic males and females exhibit relatively reduced forceps. Photographs are of adults from the experimental population (Parc Outremont, Montréal). Scale bars = 1 mm.</w:t>
+              <w:t xml:space="preserve">Figure 1: Visual comparison of forceps size and shape across sexes and male morphs: (a) female, (b) brachylabic male, and (c) macrolabic male. Macrolabic males have longer and more strongly curved forceps than brachylabic males and females. Photographs are of adults from the experimental population (Parc Outremont, Montréal). Scale bars = 1 mm.</w:t>
             </w:r>
           </w:p>
-          <w:bookmarkEnd w:id="130"/>
+          <w:bookmarkEnd w:id="126"/>
         </w:tc>
       </w:tr>
     </w:tbl>
@@ -3491,7 +3467,91 @@
       <w:tr>
         <w:tc>
           <w:tcPr/>
-          <w:bookmarkStart w:id="134" w:name="fig-two"/>
+          <w:bookmarkStart w:id="130" w:name="fig-two"/>
+          <w:p>
+            <w:pPr>
+              <w:pStyle w:val="Compact"/>
+              <w:jc w:val="center"/>
+            </w:pPr>
+            <w:r>
+              <w:drawing>
+                <wp:inline>
+                  <wp:extent cx="3810000" cy="2540000"/>
+                  <wp:effectExtent b="0" l="0" r="0" t="0"/>
+                  <wp:docPr descr="" title="" id="128" name="Picture"/>
+                  <a:graphic>
+                    <a:graphicData uri="http://schemas.openxmlformats.org/drawingml/2006/picture">
+                      <pic:pic>
+                        <pic:nvPicPr>
+                          <pic:cNvPr descr="figure_2.jpg" id="129" name="Picture"/>
+                          <pic:cNvPicPr>
+                            <a:picLocks noChangeArrowheads="1" noChangeAspect="1"/>
+                          </pic:cNvPicPr>
+                        </pic:nvPicPr>
+                        <pic:blipFill>
+                          <a:blip r:embed="rId127"/>
+                          <a:stretch>
+                            <a:fillRect/>
+                          </a:stretch>
+                        </pic:blipFill>
+                        <pic:spPr bwMode="auto">
+                          <a:xfrm>
+                            <a:off x="0" y="0"/>
+                            <a:ext cx="3810000" cy="2540000"/>
+                          </a:xfrm>
+                          <a:prstGeom prst="rect">
+                            <a:avLst/>
+                          </a:prstGeom>
+                          <a:noFill/>
+                          <a:ln w="9525">
+                            <a:noFill/>
+                            <a:headEnd/>
+                            <a:tailEnd/>
+                          </a:ln>
+                        </pic:spPr>
+                      </pic:pic>
+                    </a:graphicData>
+                  </a:graphic>
+                </wp:inline>
+              </w:drawing>
+            </w:r>
+          </w:p>
+          <w:p>
+            <w:pPr>
+              <w:jc w:val="center"/>
+            </w:pPr>
+            <w:pPr>
+              <w:jc w:val="left"/>
+              <w:spacing w:before="200"/>
+              <w:pStyle w:val="ImageCaption"/>
+            </w:pPr>
+            <w:r>
+              <w:t xml:space="preserve">Figure 2: Relationship between pronotum length (body size) and forceps length in female, brachylabic male, and macrolabic male Forficula auricularia reared under two diet treatments (good and poor) and three density treatments (low, medium, and high). Points represent individual adults. Rows correspond to phenotypic groups and columns correspond to density treatments. Colours indicate developmental diet. Density distributions of forceps length for each phenotypic group are shown in the right-hand panels. Females exhibited a continuous distribution of forceps sizes, whereas males formed two discrete morphs that overlapped in body size but differed markedly in forceps length. Macrolabic males possessed substantially longer forceps than brachylabic males across the observed range of body sizes. Sample sizes for each diet-by-density combination are provided in Table S1.</w:t>
+            </w:r>
+          </w:p>
+          <w:bookmarkEnd w:id="130"/>
+        </w:tc>
+      </w:tr>
+    </w:tbl>
+    <w:p>
+      <w:r>
+        <w:br w:type="page"/>
+      </w:r>
+    </w:p>
+    <w:tbl>
+      <w:tblPr>
+        <w:tblStyle w:val="Table"/>
+        <w:tblW w:type="pct" w:w="5000"/>
+        <w:tblLayout w:type="fixed"/>
+        <w:tblLook w:firstRow="0" w:lastRow="0" w:firstColumn="0" w:lastColumn="0" w:noHBand="0" w:noVBand="0" w:val="0000"/>
+      </w:tblPr>
+      <w:tblGrid>
+        <w:gridCol w:w="7920"/>
+      </w:tblGrid>
+      <w:tr>
+        <w:tc>
+          <w:tcPr/>
+          <w:bookmarkStart w:id="134" w:name="fig-three"/>
           <w:p>
             <w:pPr>
               <w:pStyle w:val="Compact"/>
@@ -3507,7 +3567,7 @@
                     <a:graphicData uri="http://schemas.openxmlformats.org/drawingml/2006/picture">
                       <pic:pic>
                         <pic:nvPicPr>
-                          <pic:cNvPr descr="figure_2.jpg" id="133" name="Picture"/>
+                          <pic:cNvPr descr="figure_3.jpg" id="133" name="Picture"/>
                           <pic:cNvPicPr>
                             <a:picLocks noChangeArrowheads="1" noChangeAspect="1"/>
                           </pic:cNvPicPr>
@@ -3550,99 +3610,15 @@
               <w:pStyle w:val="ImageCaption"/>
             </w:pPr>
             <w:r>
-              <w:t xml:space="preserve">Figure 2: Relationship between pronotum length (body size) and forceps length in female, brachylabic male, and macrolabic male Forficula auricularia reared under two diet treatments (good and poor) and three density treatments (low, medium, and high). Points represent individual adults. Rows correspond to phenotypic groups and columns correspond to density treatments. Colours indicate developmental diet. Density distributions of forceps length for each phenotypic group are shown in the right-hand panels. Females exhibited a continuous distribution of forceps sizes, whereas males formed two discrete morphs that overlapped in body size but differed markedly in forceps length. Macrolabic males possessed substantially longer forceps than brachylabic males across the observed range of body sizes. Sample sizes for each diet-by-density combination are provided in Table S1.</w:t>
+              <w:t xml:space="preserve">Figure 3: Posterior median allometric slopes (β) and 95% credible intervals describing the relationship between forceps length and pronotum length in females, brachylabic males, and macrolabic males across diet and density treatments. Slope estimates were derived from a single Bayesian mixed-effects model fitted to all individuals, with phenotypic group, diet, density, and their interactions with body size included as fixed effects. The vertical dashed line indicates isometry (β = 1). Posterior medians below or above one correspond to hypoallometric or hyperallometric point estimates, respectively; credible intervals indicate uncertainty relative to isometry.</w:t>
             </w:r>
           </w:p>
           <w:bookmarkEnd w:id="134"/>
         </w:tc>
       </w:tr>
     </w:tbl>
-    <w:p>
-      <w:r>
-        <w:br w:type="page"/>
-      </w:r>
-    </w:p>
-    <w:tbl>
-      <w:tblPr>
-        <w:tblStyle w:val="Table"/>
-        <w:tblW w:type="pct" w:w="5000"/>
-        <w:tblLayout w:type="fixed"/>
-        <w:tblLook w:firstRow="0" w:lastRow="0" w:firstColumn="0" w:lastColumn="0" w:noHBand="0" w:noVBand="0" w:val="0000"/>
-      </w:tblPr>
-      <w:tblGrid>
-        <w:gridCol w:w="7920"/>
-      </w:tblGrid>
-      <w:tr>
-        <w:tc>
-          <w:tcPr/>
-          <w:bookmarkStart w:id="138" w:name="fig-three"/>
-          <w:p>
-            <w:pPr>
-              <w:pStyle w:val="Compact"/>
-              <w:jc w:val="center"/>
-            </w:pPr>
-            <w:r>
-              <w:drawing>
-                <wp:inline>
-                  <wp:extent cx="3810000" cy="2540000"/>
-                  <wp:effectExtent b="0" l="0" r="0" t="0"/>
-                  <wp:docPr descr="" title="" id="136" name="Picture"/>
-                  <a:graphic>
-                    <a:graphicData uri="http://schemas.openxmlformats.org/drawingml/2006/picture">
-                      <pic:pic>
-                        <pic:nvPicPr>
-                          <pic:cNvPr descr="figure_3.jpg" id="137" name="Picture"/>
-                          <pic:cNvPicPr>
-                            <a:picLocks noChangeArrowheads="1" noChangeAspect="1"/>
-                          </pic:cNvPicPr>
-                        </pic:nvPicPr>
-                        <pic:blipFill>
-                          <a:blip r:embed="rId135"/>
-                          <a:stretch>
-                            <a:fillRect/>
-                          </a:stretch>
-                        </pic:blipFill>
-                        <pic:spPr bwMode="auto">
-                          <a:xfrm>
-                            <a:off x="0" y="0"/>
-                            <a:ext cx="3810000" cy="2540000"/>
-                          </a:xfrm>
-                          <a:prstGeom prst="rect">
-                            <a:avLst/>
-                          </a:prstGeom>
-                          <a:noFill/>
-                          <a:ln w="9525">
-                            <a:noFill/>
-                            <a:headEnd/>
-                            <a:tailEnd/>
-                          </a:ln>
-                        </pic:spPr>
-                      </pic:pic>
-                    </a:graphicData>
-                  </a:graphic>
-                </wp:inline>
-              </w:drawing>
-            </w:r>
-          </w:p>
-          <w:p>
-            <w:pPr>
-              <w:jc w:val="center"/>
-            </w:pPr>
-            <w:pPr>
-              <w:jc w:val="left"/>
-              <w:spacing w:before="200"/>
-              <w:pStyle w:val="ImageCaption"/>
-            </w:pPr>
-            <w:r>
-              <w:t xml:space="preserve">Figure 3: Posterior median allometric slopes (β) and 95% highest posterior density intervals relating forceps length to pronotum length for females, brachylabic males, and macrolabic males across diet and density treatments. The vertical dashed line indicates isometry (β = 1). Values greater than one indicate hyperallometry, whereas values less than one indicate hypoallometry.</w:t>
-            </w:r>
-          </w:p>
-          <w:bookmarkEnd w:id="138"/>
-        </w:tc>
-      </w:tr>
-    </w:tbl>
-    <w:bookmarkEnd w:id="139"/>
-    <w:bookmarkEnd w:id="140"/>
+    <w:bookmarkEnd w:id="135"/>
+    <w:bookmarkEnd w:id="136"/>
     <w:sectPr>
       <w:headerReference r:id="rId10" w:type="even"/>
       <w:headerReference r:id="rId9" w:type="default"/>

--- a/2026_earwig_allometry.docx
+++ b/2026_earwig_allometry.docx
@@ -383,20 +383,7 @@
         <w:t xml:space="preserve"> </w:t>
       </w:r>
       <w:r>
-        <w:t xml:space="preserve">(Meunier 2024;</w:t>
-      </w:r>
-      <w:r>
-        <w:t xml:space="preserve"> </w:t>
-      </w:r>
-      <w:r>
-        <w:rPr>
-          <w:b/>
-          <w:bCs/>
-        </w:rPr>
-        <w:t xml:space="preserve">kamimura2024?</w:t>
-      </w:r>
-      <w:r>
-        <w:t xml:space="preserve">)</w:t>
+        <w:t xml:space="preserve">(Kamimura 2014; Meunier 2024)</w:t>
       </w:r>
       <w:r>
         <w:t xml:space="preserve">. Because these morphs coexist within the same population, earwigs provide an opportunity to ask whether males share a common scaling relationship that differs from females, or whether any divergence is associated more strongly with one male morph. Previous studies have documented morph-specific differences in forceps exaggeration, raising the possibility that alternative male phenotypes may follow different allometric trajectories</w:t>
@@ -891,7 +878,7 @@
         </w:r>
       </w:hyperlink>
       <w:r>
-        <w:t xml:space="preserve">; Table S5; Figure S1). Treating females, brachylabic males, and macrolabic males as three phenotypic groups revealed broadly similar scaling relationships across most developmental environments. Under good diet and low density, estimated slopes were 0.36 (95% CrI: 0.18–0.55) in females, 0.43 (95% CrI: 0.21–0.66) in brachylabic males, and 0.47 (95% CrI: 0.23–0.72) in macrolabic males. Pairwise differences among groups were generally small or uncertain, with contrast intervals overlapping zero across most environments (Table S6).</w:t>
+        <w:t xml:space="preserve">; Table S5; Figure S1). Treating females, brachylabic males, and macrolabic males as three phenotypic groups revealed broadly similar scaling relationships across most developmental environments. Under good diet and low density, estimated slopes were 0.37 (95% CrI: 0.18–0.55) in females, 0.43 (95% CrI: 0.20–0.66) in brachylabic males, and 0.46 (95% CrI: 0.21–0.71) in macrolabic males. Pairwise differences among groups were generally small or uncertain, with contrast intervals overlapping zero across most environments (Table S6).</w:t>
       </w:r>
     </w:p>
     <w:p>
@@ -899,7 +886,7 @@
         <w:pStyle w:val="BodyText"/>
       </w:pPr>
       <w:r>
-        <w:t xml:space="preserve">A quadratic model had somewhat better expected out-of-sample predictive performance than the linear model (ΔELPD = 11.70, SE = 6.58; Table S4), providing some evidence of curvature in the relationship between body size and forceps length. The quadratic predictions did not substantially alter the broad comparison among phenotypic groups, although they revealed localized departures from linearity (Figure S2). Curvature was most apparent near the extremes of the observed body-size range in several macrolabic male groups, where predictions were influenced by relatively few individuals. These edge patterns should therefore be interpreted cautiously and do not necessarily imply strong curvature across the central portion of the body-size distribution. We use the linear model to summarize average condition-specific allometric exponents and treat the quadratic model as a sensitivity analysis.</w:t>
+        <w:t xml:space="preserve">A quadratic model had somewhat better expected out-of-sample predictive performance than the linear model (ΔELPD = 13.29, SE = 6.68; Table S4), providing some evidence of curvature in the relationship between body size and forceps length. The quadratic predictions did not substantially alter the broad comparison among phenotypic groups, although they revealed localized departures from linearity (Figure S2). Curvature was most apparent near the extremes of the observed body-size range in several macrolabic male groups, where predictions were influenced by relatively few individuals. These edge patterns should therefore be interpreted cautiously and do not necessarily imply strong curvature across the central portion of the body-size distribution. We use the linear model to summarize average condition-specific allometric exponents and treat the quadratic model as a sensitivity analysis.</w:t>
       </w:r>
     </w:p>
     <w:p>
@@ -907,7 +894,7 @@
         <w:pStyle w:val="BodyText"/>
       </w:pPr>
       <w:r>
-        <w:t xml:space="preserve">Across the full set of developmental environments, there was little evidence that females and brachylabic males differed consistently in allometric slope (Table S6). The contrast interval between females and brachylabic males included zero in every diet-by-density combination examined. Macrolabic male slopes were also similar to those of females and brachylabic males under most environmental conditions. The clearest exception occurred under poor diet at medium density, where the estimated slope for macrolabic males (1.23, 95% CrI: 0.75–1.70) was steeper than those estimated for females (0.33, 95% CrI: 0.14–0.49) and brachylabic males (0.26, 95% CrI: 0.04–0.48). Pairwise contrast intervals excluded zero in this environment (Table S6). This result should nevertheless be interpreted cautiously because the estimate was based on only 18 poor-diet macrolabic males at medium density (Table S1).</w:t>
+        <w:t xml:space="preserve">Across the full set of developmental environments, there was little evidence that females and brachylabic males differed consistently in allometric slope (Table S6). The contrast interval between females and brachylabic males included zero in every diet-by-density combination examined. Macrolabic male slopes were also similar to those of females and brachylabic males under most environmental conditions. The clearest exception occurred under poor diet at medium density, where the estimated slope for macrolabic males (1.23, 95% CrI: 0.77–1.73) was steeper than those estimated for females (0.33, 95% CrI: 0.15–0.49) and brachylabic males (0.26, 95% CrI: 0.04–0.49). Pairwise contrast intervals excluded zero in this environment (Table S6). This result should nevertheless be interpreted cautiously because the estimate was based on only 18 poor-diet macrolabic males at medium density (Table S1).</w:t>
       </w:r>
     </w:p>
     <w:p>
@@ -915,7 +902,7 @@
         <w:pStyle w:val="BodyText"/>
       </w:pPr>
       <w:r>
-        <w:t xml:space="preserve">Posterior median slopes for females and brachylabic males were below one in every developmental environment examined. The posterior median for macrolabic males exceeded one only under poor diet at medium density (1.23, 95% CrI: 0.75–1.70). Because this credible interval included one, the evidence that this relationship was hyperallometric rather than isometric was uncertain. The small sample of poor-diet macrolabic males further limits inference from this treatment combination (Table S1).</w:t>
+        <w:t xml:space="preserve">Posterior median slopes for females and brachylabic males were below one in every developmental environment examined. The posterior median for macrolabic males exceeded one only under poor diet at medium density (1.23, 95% CrI: 0.77–1.73). Because this credible interval included one, the evidence that this relationship was hyperallometric rather than isometric was uncertain. The small sample of poor-diet macrolabic males further limits inference from this treatment combination (Table S1).</w:t>
       </w:r>
     </w:p>
     <w:bookmarkEnd w:id="27"/>
@@ -1049,7 +1036,7 @@
         <w:t xml:space="preserve"> </w:t>
       </w:r>
       <w:r>
-        <w:t xml:space="preserve">= -0.81, 95% CrI: -0.99–0.56), providing little evidence for a consistent association between forceps expression and allometric scaling among families. Variation among rearing dishes was small (SD = 0.01, 95% CrI: 0.00–0.02), as was residual variation (SD = 0.07, 95% CrI: 0.07–0.08).</w:t>
+        <w:t xml:space="preserve">= -0.79, 95% CrI: -0.99–0.58), providing little evidence for a consistent association between forceps expression and allometric scaling among families. Variation among rearing dishes was small (SD = 0.01, 95% CrI: 0.00–0.02), as was residual variation (SD = 0.07, 95% CrI: 0.07–0.08).</w:t>
       </w:r>
     </w:p>
     <w:bookmarkEnd w:id="29"/>
@@ -1757,7 +1744,7 @@
           <w:rPr>
             <w:rStyle w:val="Hyperlink"/>
           </w:rPr>
-          <w:t xml:space="preserve">dimorphism in a clade of neotropical harvestmen: Coevolution of sexual and</w:t>
+          <w:t xml:space="preserve">dimorphism in a clade of neotropical harvestmen:</w:t>
         </w:r>
         <w:r>
           <w:rPr>
@@ -1769,7 +1756,7 @@
           <w:rPr>
             <w:rStyle w:val="Hyperlink"/>
           </w:rPr>
-          <w:t xml:space="preserve">Male</w:t>
+          <w:t xml:space="preserve">Coevolution</w:t>
         </w:r>
         <w:r>
           <w:rPr>
@@ -1781,7 +1768,7 @@
           <w:rPr>
             <w:rStyle w:val="Hyperlink"/>
           </w:rPr>
-          <w:t xml:space="preserve">dimorphism</w:t>
+          <w:t xml:space="preserve">of sexual and male dimorphism</w:t>
         </w:r>
       </w:hyperlink>
       <w:r>
@@ -2027,7 +2014,13 @@
           <w:rPr>
             <w:rStyle w:val="Hyperlink"/>
           </w:rPr>
-          <w:t xml:space="preserve">oleoptera:</w:t>
+          <w:t xml:space="preserve">Coleoptera</w:t>
+        </w:r>
+        <w:r>
+          <w:rPr>
+            <w:rStyle w:val="Hyperlink"/>
+          </w:rPr>
+          <w:t xml:space="preserve">:</w:t>
         </w:r>
         <w:r>
           <w:rPr>
@@ -2039,7 +2032,13 @@
           <w:rPr>
             <w:rStyle w:val="Hyperlink"/>
           </w:rPr>
-          <w:t xml:space="preserve">carabaeidae)</w:t>
+          <w:t xml:space="preserve">Scarabaeidae</w:t>
+        </w:r>
+        <w:r>
+          <w:rPr>
+            <w:rStyle w:val="Hyperlink"/>
+          </w:rPr>
+          <w:t xml:space="preserve">)</w:t>
         </w:r>
       </w:hyperlink>
       <w:r>
@@ -2287,7 +2286,13 @@
           <w:rPr>
             <w:rStyle w:val="Hyperlink"/>
           </w:rPr>
-          <w:t xml:space="preserve">ermaptera)</w:t>
+          <w:t xml:space="preserve">Dermaptera</w:t>
+        </w:r>
+        <w:r>
+          <w:rPr>
+            <w:rStyle w:val="Hyperlink"/>
+          </w:rPr>
+          <w:t xml:space="preserve">)</w:t>
         </w:r>
       </w:hyperlink>
       <w:r>
@@ -2524,7 +2529,13 @@
         <w:t xml:space="preserve"> </w:t>
       </w:r>
       <w:r>
-        <w:t xml:space="preserve">Stimated marginal means, aka least-squares means.</w:t>
+        <w:t xml:space="preserve">Estimated</w:t>
+      </w:r>
+      <w:r>
+        <w:t xml:space="preserve"> </w:t>
+      </w:r>
+      <w:r>
+        <w:t xml:space="preserve">marginal means, aka least-squares means.</w:t>
       </w:r>
     </w:p>
     <w:bookmarkEnd w:id="83"/>
@@ -2584,7 +2595,37 @@
           <w:rPr>
             <w:rStyle w:val="Hyperlink"/>
           </w:rPr>
-          <w:t xml:space="preserve">(dermaptera: anisolabididae)</w:t>
+          <w:t xml:space="preserve">(</w:t>
+        </w:r>
+        <w:r>
+          <w:rPr>
+            <w:rStyle w:val="Hyperlink"/>
+          </w:rPr>
+          <w:t xml:space="preserve">Dermaptera</w:t>
+        </w:r>
+        <w:r>
+          <w:rPr>
+            <w:rStyle w:val="Hyperlink"/>
+          </w:rPr>
+          <w:t xml:space="preserve">:</w:t>
+        </w:r>
+        <w:r>
+          <w:rPr>
+            <w:rStyle w:val="Hyperlink"/>
+          </w:rPr>
+          <w:t xml:space="preserve"> </w:t>
+        </w:r>
+        <w:r>
+          <w:rPr>
+            <w:rStyle w:val="Hyperlink"/>
+          </w:rPr>
+          <w:t xml:space="preserve">Anisolabididae</w:t>
+        </w:r>
+        <w:r>
+          <w:rPr>
+            <w:rStyle w:val="Hyperlink"/>
+          </w:rPr>
+          <w:t xml:space="preserve">)</w:t>
         </w:r>
       </w:hyperlink>
       <w:r>
@@ -2769,7 +2810,19 @@
           <w:rPr>
             <w:rStyle w:val="Hyperlink"/>
           </w:rPr>
-          <w:t xml:space="preserve">Itting finite mixture of scale mixture of skew-normal distributions</w:t>
+          <w:t xml:space="preserve">Fitting</w:t>
+        </w:r>
+        <w:r>
+          <w:rPr>
+            <w:rStyle w:val="Hyperlink"/>
+          </w:rPr>
+          <w:t xml:space="preserve"> </w:t>
+        </w:r>
+        <w:r>
+          <w:rPr>
+            <w:rStyle w:val="Hyperlink"/>
+          </w:rPr>
+          <w:t xml:space="preserve">finite mixture of scale mixture of skew-normal distributions</w:t>
         </w:r>
       </w:hyperlink>
       <w:r>
@@ -2942,31 +2995,7 @@
           <w:rPr>
             <w:rStyle w:val="Hyperlink"/>
           </w:rPr>
-          <w:t xml:space="preserve">Environmental and genetic determinants of the</w:t>
-        </w:r>
-        <w:r>
-          <w:rPr>
-            <w:rStyle w:val="Hyperlink"/>
-          </w:rPr>
-          <w:t xml:space="preserve"> </w:t>
-        </w:r>
-        <w:r>
-          <w:rPr>
-            <w:rStyle w:val="Hyperlink"/>
-          </w:rPr>
-          <w:t xml:space="preserve">Male</w:t>
-        </w:r>
-        <w:r>
-          <w:rPr>
-            <w:rStyle w:val="Hyperlink"/>
-          </w:rPr>
-          <w:t xml:space="preserve"> </w:t>
-        </w:r>
-        <w:r>
-          <w:rPr>
-            <w:rStyle w:val="Hyperlink"/>
-          </w:rPr>
-          <w:t xml:space="preserve">forceps length dimorphism in the</w:t>
+          <w:t xml:space="preserve">Environmental and genetic determinants of the male forceps length dimorphism in the</w:t>
         </w:r>
         <w:r>
           <w:rPr>
@@ -3146,13 +3175,31 @@
           <w:rPr>
             <w:rStyle w:val="Hyperlink"/>
           </w:rPr>
-          <w:t xml:space="preserve">ayesian model evaluation using leave-one-out cross-validation and</w:t>
+          <w:t xml:space="preserve">Bayesian</w:t>
         </w:r>
         <w:r>
           <w:rPr>
             <w:rStyle w:val="Hyperlink"/>
           </w:rPr>
           <w:t xml:space="preserve"> </w:t>
+        </w:r>
+        <w:r>
+          <w:rPr>
+            <w:rStyle w:val="Hyperlink"/>
+          </w:rPr>
+          <w:t xml:space="preserve">model evaluation using leave-one-out cross-validation and</w:t>
+        </w:r>
+        <w:r>
+          <w:rPr>
+            <w:rStyle w:val="Hyperlink"/>
+          </w:rPr>
+          <w:t xml:space="preserve"> </w:t>
+        </w:r>
+        <w:r>
+          <w:rPr>
+            <w:rStyle w:val="Hyperlink"/>
+          </w:rPr>
+          <w:t xml:space="preserve">WAIC</w:t>
         </w:r>
       </w:hyperlink>
       <w:r>
@@ -3245,7 +3292,7 @@
           <w:rPr>
             <w:rStyle w:val="Hyperlink"/>
           </w:rPr>
-          <w:t xml:space="preserve">An Improved R^</w:t>
+          <w:t xml:space="preserve">An Improved R-hat</w:t>
         </w:r>
         <w:r>
           <w:rPr>
